--- a/LDA_电子计算芯片_对外一页纸.docx
+++ b/LDA_电子计算芯片_对外一页纸.docx
@@ -4231,7 +4231,7 @@
           <w:sz w:val="36"/>
           <w:lang w:eastAsia="zh-CN"/>
         </w:rPr>
-        <w:t>三、九段征程（E1–E9）</w:t>
+        <w:t>三、十段征程（E1–E11）</w:t>
       </w:r>
       <w:bookmarkEnd w:id="12"/>
     </w:p>
@@ -4244,14 +4244,14 @@
           <w:rFonts w:ascii="宋体" w:eastAsia="宋体" w:hAnsi="宋体" w:cs="宋体" w:hint="eastAsia"/>
           <w:lang w:eastAsia="zh-CN"/>
         </w:rPr>
-        <w:t xml:space="preserve">九段共 </w:t>
+        <w:t xml:space="preserve">十段共 </w:t>
       </w:r>
       <w:r>
         <w:rPr>
           <w:b/>
           <w:color w:val="C62828"/>
         </w:rPr>
-        <w:t>188</w:t>
+        <w:t>235</w:t>
       </w:r>
       <w:r>
         <w:rPr>
@@ -4265,7 +4265,7 @@
           <w:b/>
           <w:color w:val="C62828"/>
         </w:rPr>
-        <w:t>31</w:t>
+        <w:t>46</w:t>
       </w:r>
       <w:r>
         <w:t xml:space="preserve"> </w:t>
@@ -4295,40 +4295,45 @@
           <w:rFonts w:ascii="宋体" w:eastAsia="宋体" w:hAnsi="宋体" w:cs="宋体" w:hint="eastAsia"/>
           <w:lang w:eastAsia="zh-CN"/>
         </w:rPr>
-        <w:t>）为收官段（平台硬化</w:t>
-      </w:r>
-      <w:r>
-        <w:t xml:space="preserve"> + </w:t>
+        <w:t>）为平台硬化与案例卡升级段，</w:t>
+      </w:r>
+      <w:r>
+        <w:t>E11</w:t>
       </w:r>
       <w:r>
         <w:rPr>
           <w:rFonts w:ascii="宋体" w:eastAsia="宋体" w:hAnsi="宋体" w:cs="宋体" w:hint="eastAsia"/>
           <w:lang w:eastAsia="zh-CN"/>
         </w:rPr>
-        <w:t>案例卡升级</w:t>
-      </w:r>
-      <w:r>
-        <w:t xml:space="preserve"> + </w:t>
+        <w:t>（</w:t>
+      </w:r>
+      <w:r>
+        <w:t>D-161…D-164</w:t>
       </w:r>
       <w:r>
         <w:rPr>
           <w:rFonts w:ascii="宋体" w:eastAsia="宋体" w:hAnsi="宋体" w:cs="宋体" w:hint="eastAsia"/>
           <w:lang w:eastAsia="zh-CN"/>
         </w:rPr>
-        <w:t>对外物料</w:t>
-      </w:r>
-      <w:r>
-        <w:t xml:space="preserve"> + </w:t>
+        <w:t>）为</w:t>
+      </w:r>
+      <w:r>
+        <w:rPr>
+          <w:rFonts w:ascii="宋体" w:eastAsia="宋体" w:hAnsi="宋体" w:cs="宋体" w:hint="eastAsia"/>
+          <w:b/>
+          <w:lang w:eastAsia="zh-CN"/>
+        </w:rPr>
+        <w:t>器件级内核接线</w:t>
       </w:r>
       <w:r>
         <w:rPr>
           <w:rFonts w:ascii="宋体" w:eastAsia="宋体" w:hAnsi="宋体" w:cs="宋体" w:hint="eastAsia"/>
           <w:lang w:eastAsia="zh-CN"/>
         </w:rPr>
-        <w:t>生产部署），案例卡门禁另有</w:t>
-      </w:r>
-      <w:r>
-        <w:t xml:space="preserve"> 27 </w:t>
+        <w:t>段；案例卡门禁另有</w:t>
+      </w:r>
+      <w:r>
+        <w:t xml:space="preserve"> 32 </w:t>
       </w:r>
       <w:r>
         <w:rPr>
@@ -4338,7 +4343,7 @@
         <w:t>判据</w:t>
       </w:r>
       <w:r>
-        <w:t xml:space="preserve"> + 5 </w:t>
+        <w:t xml:space="preserve"> + 8 </w:t>
       </w:r>
       <w:r>
         <w:rPr>
@@ -6372,6 +6377,276 @@
                 <w:sz w:val="20"/>
               </w:rPr>
               <w:t xml:space="preserve"> ⇒ N≤18</w:t>
+            </w:r>
+          </w:p>
+        </w:tc>
+      </w:tr>
+      <w:tr>
+        <w:tc>
+          <w:tcPr>
+            <w:tcW w:type="dxa" w:w="2160"/>
+            <w:vAlign w:val="center"/>
+            <w:tcBorders>
+              <w:top w:val="single" w:sz="6" w:space="0" w:color="CCCCCC"/>
+              <w:bottom w:val="single" w:sz="6" w:space="0" w:color="CCCCCC"/>
+              <w:left w:val="single" w:sz="6" w:space="0" w:color="CCCCCC"/>
+              <w:right w:val="single" w:sz="6" w:space="0" w:color="CCCCCC"/>
+            </w:tcBorders>
+            <w:tcMar>
+              <w:top w:w="96" w:type="dxa"/>
+              <w:bottom w:w="96" w:type="dxa"/>
+              <w:left w:w="144" w:type="dxa"/>
+              <w:right w:w="144" w:type="dxa"/>
+            </w:tcMar>
+          </w:tcPr>
+          <w:p>
+            <w:pPr>
+              <w:jc w:val="left"/>
+              <w:spacing w:line="240" w:lineRule="auto" w:before="50" w:after="50"/>
+            </w:pPr>
+            <w:r>
+              <w:rPr>
+                <w:sz w:val="20"/>
+              </w:rPr>
+              <w:t>E11</w:t>
+            </w:r>
+          </w:p>
+        </w:tc>
+        <w:tc>
+          <w:tcPr>
+            <w:tcW w:type="dxa" w:w="2160"/>
+            <w:vAlign w:val="center"/>
+            <w:tcBorders>
+              <w:top w:val="single" w:sz="6" w:space="0" w:color="CCCCCC"/>
+              <w:bottom w:val="single" w:sz="6" w:space="0" w:color="CCCCCC"/>
+              <w:left w:val="single" w:sz="6" w:space="0" w:color="CCCCCC"/>
+              <w:right w:val="single" w:sz="6" w:space="0" w:color="CCCCCC"/>
+            </w:tcBorders>
+            <w:tcMar>
+              <w:top w:w="96" w:type="dxa"/>
+              <w:bottom w:w="96" w:type="dxa"/>
+              <w:left w:w="144" w:type="dxa"/>
+              <w:right w:w="144" w:type="dxa"/>
+            </w:tcMar>
+          </w:tcPr>
+          <w:p>
+            <w:pPr>
+              <w:jc w:val="left"/>
+              <w:spacing w:line="240" w:lineRule="auto" w:before="50" w:after="50"/>
+            </w:pPr>
+            <w:r>
+              <w:rPr>
+                <w:sz w:val="20"/>
+              </w:rPr>
+              <w:t>D-161…D-164</w:t>
+            </w:r>
+          </w:p>
+        </w:tc>
+        <w:tc>
+          <w:tcPr>
+            <w:tcW w:type="dxa" w:w="2160"/>
+            <w:vAlign w:val="center"/>
+            <w:tcBorders>
+              <w:top w:val="single" w:sz="6" w:space="0" w:color="CCCCCC"/>
+              <w:bottom w:val="single" w:sz="6" w:space="0" w:color="CCCCCC"/>
+              <w:left w:val="single" w:sz="6" w:space="0" w:color="CCCCCC"/>
+              <w:right w:val="single" w:sz="6" w:space="0" w:color="CCCCCC"/>
+            </w:tcBorders>
+            <w:tcMar>
+              <w:top w:w="96" w:type="dxa"/>
+              <w:bottom w:w="96" w:type="dxa"/>
+              <w:left w:w="144" w:type="dxa"/>
+              <w:right w:w="144" w:type="dxa"/>
+            </w:tcMar>
+          </w:tcPr>
+          <w:p>
+            <w:pPr>
+              <w:jc w:val="left"/>
+              <w:spacing w:line="240" w:lineRule="auto" w:before="50" w:after="50"/>
+            </w:pPr>
+            <w:r>
+              <w:rPr>
+                <w:b/>
+                <w:sz w:val="20"/>
+              </w:rPr>
+              <w:t>器件级内核接线（口径同步 · 接缝勘查 · MOSCAP 内核桥 · 失效边界）</w:t>
+            </w:r>
+          </w:p>
+        </w:tc>
+        <w:tc>
+          <w:tcPr>
+            <w:tcW w:type="dxa" w:w="2160"/>
+            <w:vAlign w:val="center"/>
+            <w:tcBorders>
+              <w:top w:val="single" w:sz="6" w:space="0" w:color="CCCCCC"/>
+              <w:bottom w:val="single" w:sz="6" w:space="0" w:color="CCCCCC"/>
+              <w:left w:val="single" w:sz="6" w:space="0" w:color="CCCCCC"/>
+              <w:right w:val="single" w:sz="6" w:space="0" w:color="CCCCCC"/>
+            </w:tcBorders>
+            <w:tcMar>
+              <w:top w:w="96" w:type="dxa"/>
+              <w:bottom w:w="96" w:type="dxa"/>
+              <w:left w:w="144" w:type="dxa"/>
+              <w:right w:w="144" w:type="dxa"/>
+            </w:tcMar>
+          </w:tcPr>
+          <w:p>
+            <w:pPr>
+              <w:jc w:val="left"/>
+              <w:spacing w:line="240" w:lineRule="auto" w:before="50" w:after="50"/>
+            </w:pPr>
+            <w:r>
+              <w:rPr>
+                <w:sz w:val="20"/>
+              </w:rPr>
+              <w:t xml:space="preserve">MOSCAP 1D ⟷ </w:t>
+            </w:r>
+            <w:r>
+              <w:rPr>
+                <w:sz w:val="20"/>
+              </w:rPr>
+              <w:t xml:space="preserve"> </w:t>
+            </w:r>
+            <w:r>
+              <w:rPr>
+                <w:sz w:val="20"/>
+              </w:rPr>
+              <w:t>教科书闭式：</w:t>
+            </w:r>
+            <w:r>
+              <w:rPr>
+                <w:sz w:val="20"/>
+              </w:rPr>
+              <w:t xml:space="preserve"> </w:t>
+            </w:r>
+            <w:r>
+              <w:rPr>
+                <w:b/>
+                <w:sz w:val="20"/>
+              </w:rPr>
+              <w:t>V_th 一致到 2e-4%</w:t>
+            </w:r>
+            <w:r>
+              <w:rPr>
+                <w:sz w:val="20"/>
+              </w:rPr>
+              <w:t xml:space="preserve"> </w:t>
+            </w:r>
+            <w:r>
+              <w:rPr>
+                <w:sz w:val="20"/>
+              </w:rPr>
+              <w:t xml:space="preserve"> · Q_s </w:t>
+            </w:r>
+            <w:r>
+              <w:rPr>
+                <w:sz w:val="20"/>
+              </w:rPr>
+              <w:t xml:space="preserve"> </w:t>
+            </w:r>
+            <w:r>
+              <w:rPr>
+                <w:sz w:val="20"/>
+              </w:rPr>
+              <w:t>跨点</w:t>
+            </w:r>
+            <w:r>
+              <w:rPr>
+                <w:sz w:val="20"/>
+              </w:rPr>
+              <w:t xml:space="preserve"> </w:t>
+            </w:r>
+            <w:r>
+              <w:rPr>
+                <w:sz w:val="20"/>
+              </w:rPr>
+              <w:t xml:space="preserve"> ≤0.011% · </w:t>
+            </w:r>
+            <w:r>
+              <w:rPr>
+                <w:sz w:val="20"/>
+              </w:rPr>
+              <w:t xml:space="preserve"> </w:t>
+            </w:r>
+            <w:r>
+              <w:rPr>
+                <w:sz w:val="20"/>
+              </w:rPr>
+              <w:t>失效边界半宽比</w:t>
+            </w:r>
+            <w:r>
+              <w:rPr>
+                <w:sz w:val="20"/>
+              </w:rPr>
+              <w:t xml:space="preserve"> </w:t>
+            </w:r>
+            <w:r>
+              <w:rPr>
+                <w:sz w:val="20"/>
+              </w:rPr>
+              <w:t xml:space="preserve"> </w:t>
+            </w:r>
+            <w:r>
+              <w:rPr>
+                <w:sz w:val="20"/>
+              </w:rPr>
+              <w:t xml:space="preserve"> </w:t>
+            </w:r>
+            <w:r>
+              <w:rPr>
+                <w:b/>
+                <w:sz w:val="20"/>
+              </w:rPr>
+              <w:t>0.835</w:t>
+            </w:r>
+            <w:r>
+              <w:rPr>
+                <w:sz w:val="20"/>
+              </w:rPr>
+              <w:t xml:space="preserve"> </w:t>
+            </w:r>
+            <w:r>
+              <w:rPr>
+                <w:sz w:val="20"/>
+              </w:rPr>
+              <w:t xml:space="preserve"> · L=65 nm roll-off </w:t>
+            </w:r>
+            <w:r>
+              <w:rPr>
+                <w:sz w:val="20"/>
+              </w:rPr>
+              <w:t xml:space="preserve"> </w:t>
+            </w:r>
+            <w:r>
+              <w:rPr>
+                <w:sz w:val="20"/>
+              </w:rPr>
+              <w:t>占</w:t>
+            </w:r>
+            <w:r>
+              <w:rPr>
+                <w:sz w:val="20"/>
+              </w:rPr>
+              <w:t xml:space="preserve"> </w:t>
+            </w:r>
+            <w:r>
+              <w:rPr>
+                <w:sz w:val="20"/>
+              </w:rPr>
+              <w:t xml:space="preserve"> V_th </w:t>
+            </w:r>
+            <w:r>
+              <w:rPr>
+                <w:sz w:val="20"/>
+              </w:rPr>
+              <w:t xml:space="preserve"> </w:t>
+            </w:r>
+            <w:r>
+              <w:rPr>
+                <w:b/>
+                <w:sz w:val="20"/>
+              </w:rPr>
+              <w:t>37.9%</w:t>
             </w:r>
           </w:p>
         </w:tc>
@@ -11388,6 +11663,210 @@
       </w:r>
     </w:p>
     <w:p>
+      <w:pPr>
+        <w:pStyle w:val="ListBullet"/>
+        <w:spacing w:after="72"/>
+      </w:pPr>
+      <w:r>
+        <w:rPr>
+          <w:rFonts w:ascii="宋体" w:eastAsia="宋体" w:hAnsi="宋体" w:cs="宋体" w:hint="eastAsia"/>
+          <w:b/>
+          <w:lang w:eastAsia="zh-CN"/>
+        </w:rPr>
+        <w:t>器件级内核验证（E11-c）</w:t>
+      </w:r>
+      <w:r>
+        <w:rPr>
+          <w:rFonts w:ascii="宋体" w:eastAsia="宋体" w:hAnsi="宋体" w:cs="宋体" w:hint="eastAsia"/>
+          <w:lang w:eastAsia="zh-CN"/>
+        </w:rPr>
+        <w:t>：新增</w:t>
+      </w:r>
+      <w:r>
+        <w:t xml:space="preserve"> MOSCAP 1D </w:t>
+      </w:r>
+      <w:r>
+        <w:rPr>
+          <w:rFonts w:ascii="宋体" w:eastAsia="宋体" w:hAnsi="宋体" w:cs="宋体" w:hint="eastAsia"/>
+          <w:lang w:eastAsia="zh-CN"/>
+        </w:rPr>
+        <w:t>自洽泊松，使本包首次拥有「教科书闭式</w:t>
+      </w:r>
+      <w:r>
+        <w:t xml:space="preserve"> ⟷ </w:t>
+      </w:r>
+      <w:r>
+        <w:rPr>
+          <w:rFonts w:ascii="宋体" w:eastAsia="宋体" w:hAnsi="宋体" w:cs="宋体" w:hint="eastAsia"/>
+          <w:lang w:eastAsia="zh-CN"/>
+        </w:rPr>
+        <w:t>器件级</w:t>
+      </w:r>
+      <w:r>
+        <w:t xml:space="preserve"> PDE</w:t>
+      </w:r>
+      <w:r>
+        <w:rPr>
+          <w:rFonts w:ascii="宋体" w:eastAsia="宋体" w:hAnsi="宋体" w:cs="宋体" w:hint="eastAsia"/>
+          <w:lang w:eastAsia="zh-CN"/>
+        </w:rPr>
+        <w:t>」这条独立交叉验证路径（</w:t>
+      </w:r>
+      <w:r>
+        <w:t xml:space="preserve">V_th </w:t>
+      </w:r>
+      <w:r>
+        <w:rPr>
+          <w:rFonts w:ascii="宋体" w:eastAsia="宋体" w:hAnsi="宋体" w:cs="宋体" w:hint="eastAsia"/>
+          <w:lang w:eastAsia="zh-CN"/>
+        </w:rPr>
+        <w:t>一致到</w:t>
+      </w:r>
+      <w:r>
+        <w:t xml:space="preserve"> 2e-4%</w:t>
+      </w:r>
+      <w:r>
+        <w:rPr>
+          <w:rFonts w:ascii="宋体" w:eastAsia="宋体" w:hAnsi="宋体" w:cs="宋体" w:hint="eastAsia"/>
+          <w:lang w:eastAsia="zh-CN"/>
+        </w:rPr>
+        <w:t>）；此前器件模型只与</w:t>
+      </w:r>
+      <w:r>
+        <w:rPr>
+          <w:rFonts w:ascii="宋体" w:eastAsia="宋体" w:hAnsi="宋体" w:cs="宋体" w:hint="eastAsia"/>
+          <w:b/>
+          <w:lang w:eastAsia="zh-CN"/>
+        </w:rPr>
+        <w:t>自身闭式</w:t>
+      </w:r>
+      <w:r>
+        <w:rPr>
+          <w:rFonts w:ascii="宋体" w:eastAsia="宋体" w:hAnsi="宋体" w:cs="宋体" w:hint="eastAsia"/>
+          <w:lang w:eastAsia="zh-CN"/>
+        </w:rPr>
+        <w:t>自洽。</w:t>
+      </w:r>
+    </w:p>
+    <w:p>
+      <w:pPr>
+        <w:pStyle w:val="ListBullet"/>
+        <w:spacing w:after="72"/>
+      </w:pPr>
+      <w:r>
+        <w:rPr>
+          <w:rFonts w:ascii="宋体" w:eastAsia="宋体" w:hAnsi="宋体" w:cs="宋体" w:hint="eastAsia"/>
+          <w:b/>
+          <w:lang w:eastAsia="zh-CN"/>
+        </w:rPr>
+        <w:t>失效边界（E11-d）</w:t>
+      </w:r>
+      <w:r>
+        <w:rPr>
+          <w:rFonts w:ascii="宋体" w:eastAsia="宋体" w:hAnsi="宋体" w:cs="宋体" w:hint="eastAsia"/>
+          <w:lang w:eastAsia="zh-CN"/>
+        </w:rPr>
+        <w:t>：数值窗口（随网格变）与物理窗口（</w:t>
+      </w:r>
+      <w:r>
+        <w:rPr>
+          <w:rFonts w:ascii="宋体" w:eastAsia="宋体" w:hAnsi="宋体" w:cs="宋体" w:hint="eastAsia"/>
+          <w:b/>
+          <w:lang w:eastAsia="zh-CN"/>
+        </w:rPr>
+        <w:t>与网格无关</w:t>
+      </w:r>
+      <w:r>
+        <w:rPr>
+          <w:rFonts w:ascii="宋体" w:eastAsia="宋体" w:hAnsi="宋体" w:cs="宋体" w:hint="eastAsia"/>
+          <w:lang w:eastAsia="zh-CN"/>
+        </w:rPr>
+        <w:t>）严格分离</w:t>
+      </w:r>
+      <w:r>
+        <w:t xml:space="preserve"> ⇒ </w:t>
+      </w:r>
+      <w:r>
+        <w:rPr>
+          <w:rFonts w:ascii="宋体" w:eastAsia="宋体" w:hAnsi="宋体" w:cs="宋体" w:hint="eastAsia"/>
+          <w:lang w:eastAsia="zh-CN"/>
+        </w:rPr>
+        <w:t>半宽比</w:t>
+      </w:r>
+      <w:r>
+        <w:t xml:space="preserve"> </w:t>
+      </w:r>
+      <w:r>
+        <w:rPr>
+          <w:b/>
+        </w:rPr>
+        <w:t>0.835</w:t>
+      </w:r>
+      <w:r>
+        <w:t xml:space="preserve"> ⇒ </w:t>
+      </w:r>
+      <w:r>
+        <w:rPr>
+          <w:rFonts w:ascii="宋体" w:eastAsia="宋体" w:hAnsi="宋体" w:cs="宋体" w:hint="eastAsia"/>
+          <w:b/>
+          <w:lang w:eastAsia="zh-CN"/>
+        </w:rPr>
+        <w:t>物理模型先失效、数值后崩</w:t>
+      </w:r>
+      <w:r>
+        <w:rPr>
+          <w:rFonts w:ascii="宋体" w:eastAsia="宋体" w:hAnsi="宋体" w:cs="宋体" w:hint="eastAsia"/>
+          <w:lang w:eastAsia="zh-CN"/>
+        </w:rPr>
+        <w:t>；文献缺口量化：</w:t>
+      </w:r>
+      <w:r>
+        <w:t xml:space="preserve">L=65 nm </w:t>
+      </w:r>
+      <w:r>
+        <w:rPr>
+          <w:rFonts w:ascii="宋体" w:eastAsia="宋体" w:hAnsi="宋体" w:cs="宋体" w:hint="eastAsia"/>
+          <w:lang w:eastAsia="zh-CN"/>
+        </w:rPr>
+        <w:t>时</w:t>
+      </w:r>
+      <w:r>
+        <w:t xml:space="preserve"> roll-off </w:t>
+      </w:r>
+      <w:r>
+        <w:rPr>
+          <w:rFonts w:ascii="宋体" w:eastAsia="宋体" w:hAnsi="宋体" w:cs="宋体" w:hint="eastAsia"/>
+          <w:lang w:eastAsia="zh-CN"/>
+        </w:rPr>
+        <w:t>占</w:t>
+      </w:r>
+      <w:r>
+        <w:t xml:space="preserve"> V_th 37.9%</w:t>
+      </w:r>
+      <w:r>
+        <w:rPr>
+          <w:rFonts w:ascii="宋体" w:eastAsia="宋体" w:hAnsi="宋体" w:cs="宋体" w:hint="eastAsia"/>
+          <w:lang w:eastAsia="zh-CN"/>
+        </w:rPr>
+        <w:t>（</w:t>
+      </w:r>
+      <w:r>
+        <w:rPr>
+          <w:rFonts w:ascii="宋体" w:eastAsia="宋体" w:hAnsi="宋体" w:cs="宋体" w:hint="eastAsia"/>
+          <w:b/>
+          <w:lang w:eastAsia="zh-CN"/>
+        </w:rPr>
+        <w:t>非 LDA 计算结果</w:t>
+      </w:r>
+      <w:r>
+        <w:rPr>
+          <w:rFonts w:ascii="宋体" w:eastAsia="宋体" w:hAnsi="宋体" w:cs="宋体" w:hint="eastAsia"/>
+          <w:lang w:eastAsia="zh-CN"/>
+        </w:rPr>
+        <w:t>）。</w:t>
+      </w:r>
+    </w:p>
+    <w:p>
       <w:bookmarkStart w:id="18" w:name="_Toc_section_9"/>
       <w:bookmarkStart w:id="8" w:name="section-9"/>
       <w:pPr>
@@ -12968,6 +13447,115 @@
                 <w:sz w:val="20"/>
               </w:rPr>
               <w:t>对拍一致；千级为设计期版图与规模律，非流片。</w:t>
+            </w:r>
+            <w:r>
+              <w:rPr>
+                <w:sz w:val="20"/>
+              </w:rPr>
+              <w:t xml:space="preserve"> </w:t>
+            </w:r>
+          </w:p>
+          <w:p>
+            <w:pPr>
+              <w:spacing w:line="240" w:lineRule="auto" w:before="50" w:after="50"/>
+            </w:pPr>
+            <w:r>
+              <w:rPr>
+                <w:b/>
+                <w:sz w:val="20"/>
+              </w:rPr>
+              <w:t>G-J 无 2D MOS 能力 ⇒ 短沟道效应不在模型内</w:t>
+            </w:r>
+            <w:r>
+              <w:rPr>
+                <w:sz w:val="20"/>
+              </w:rPr>
+              <w:t>：</w:t>
+            </w:r>
+            <w:r>
+              <w:rPr>
+                <w:sz w:val="20"/>
+              </w:rPr>
+              <w:t xml:space="preserve">E11-d </w:t>
+            </w:r>
+            <w:r>
+              <w:rPr>
+                <w:sz w:val="20"/>
+              </w:rPr>
+              <w:t>已用文献经验式量化缺口（</w:t>
+            </w:r>
+            <w:r>
+              <w:rPr>
+                <w:sz w:val="20"/>
+              </w:rPr>
+              <w:t xml:space="preserve">L=65 nm </w:t>
+            </w:r>
+            <w:r>
+              <w:rPr>
+                <w:sz w:val="20"/>
+              </w:rPr>
+              <w:t>时</w:t>
+            </w:r>
+            <w:r>
+              <w:rPr>
+                <w:sz w:val="20"/>
+              </w:rPr>
+              <w:t xml:space="preserve"> roll-off </w:t>
+            </w:r>
+            <w:r>
+              <w:rPr>
+                <w:sz w:val="20"/>
+              </w:rPr>
+              <w:t>占</w:t>
+            </w:r>
+            <w:r>
+              <w:rPr>
+                <w:sz w:val="20"/>
+              </w:rPr>
+              <w:t xml:space="preserve"> V_th 37.9%</w:t>
+            </w:r>
+            <w:r>
+              <w:rPr>
+                <w:sz w:val="20"/>
+              </w:rPr>
+              <w:t>），但</w:t>
+            </w:r>
+            <w:r>
+              <w:rPr>
+                <w:b/>
+                <w:sz w:val="20"/>
+              </w:rPr>
+              <w:t>这些不是 LDA 的计算结果</w:t>
+            </w:r>
+            <w:r>
+              <w:rPr>
+                <w:sz w:val="20"/>
+              </w:rPr>
+              <w:t>；补齐需</w:t>
+            </w:r>
+            <w:r>
+              <w:rPr>
+                <w:sz w:val="20"/>
+              </w:rPr>
+              <w:t xml:space="preserve"> 2D MOS </w:t>
+            </w:r>
+            <w:r>
+              <w:rPr>
+                <w:sz w:val="20"/>
+              </w:rPr>
+              <w:t>求解器，而工艺参数属</w:t>
+            </w:r>
+            <w:r>
+              <w:rPr>
+                <w:sz w:val="20"/>
+              </w:rPr>
+              <w:t xml:space="preserve"> T2 </w:t>
+            </w:r>
+            <w:r>
+              <w:rPr>
+                <w:sz w:val="20"/>
+              </w:rPr>
+              <w:t>永久锁。</w:t>
             </w:r>
           </w:p>
         </w:tc>

--- a/LDA_电子计算芯片_对外一页纸.docx
+++ b/LDA_电子计算芯片_对外一页纸.docx
@@ -356,7 +356,7 @@
             <w:color w:val="000000"/>
             <w:u w:val="none"/>
           </w:rPr>
-          <w:t xml:space="preserve">三、九段征程（E1–E9）</w:t>
+          <w:t xml:space="preserve">三、十一段征程（E1–E12）</w:t>
         </w:r>
       </w:hyperlink>
     </w:p>
@@ -416,7 +416,7 @@
             <w:color w:val="000000"/>
             <w:u w:val="none"/>
           </w:rPr>
-          <w:t xml:space="preserve">八、关键结论</w:t>
+          <w:t xml:space="preserve">八、E12 2D MOS 求解器——短沟道效应：算不了 → 算得了</w:t>
         </w:r>
       </w:hyperlink>
     </w:p>
@@ -428,7 +428,7 @@
             <w:color w:val="000000"/>
             <w:u w:val="none"/>
           </w:rPr>
-          <w:t xml:space="preserve">九、先进性定位</w:t>
+          <w:t xml:space="preserve">九、关键结论</w:t>
         </w:r>
       </w:hyperlink>
     </w:p>
@@ -440,7 +440,19 @@
             <w:color w:val="000000"/>
             <w:u w:val="none"/>
           </w:rPr>
-          <w:t xml:space="preserve">十、诚实边界</w:t>
+          <w:t xml:space="preserve">十、先进性定位</w:t>
+        </w:r>
+      </w:hyperlink>
+    </w:p>
+    <w:p>
+      <w:hyperlink w:anchor="_Toc_section_11">
+        <w:r>
+          <w:rPr>
+            <w:rFonts w:hint="eastAsia"/>
+            <w:color w:val="000000"/>
+            <w:u w:val="none"/>
+          </w:rPr>
+          <w:t xml:space="preserve">十一、诚实边界</w:t>
         </w:r>
       </w:hyperlink>
     </w:p>
@@ -660,7 +672,7 @@
                 <w:color w:val="1A73E8"/>
                 <w:sz w:val="28"/>
               </w:rPr>
-              <w:t>9</w:t>
+              <w:t>11</w:t>
             </w:r>
           </w:p>
         </w:tc>
@@ -692,7 +704,7 @@
                 <w:color w:val="1A73E8"/>
                 <w:sz w:val="28"/>
               </w:rPr>
-              <w:t>188</w:t>
+              <w:t>259</w:t>
             </w:r>
           </w:p>
         </w:tc>
@@ -724,7 +736,7 @@
                 <w:color w:val="1A73E8"/>
                 <w:sz w:val="28"/>
               </w:rPr>
-              <w:t>12</w:t>
+              <w:t>15</w:t>
             </w:r>
           </w:p>
         </w:tc>
@@ -1509,7 +1521,7 @@
       </w:r>
     </w:p>
     <w:p>
-      <w:bookmarkStart w:id="10" w:name="_Toc_section_1"/>
+      <w:bookmarkStart w:id="11" w:name="_Toc_section_1"/>
       <w:bookmarkStart w:id="0" w:name="section-1"/>
       <w:pPr>
         <w:pStyle w:val="Heading2"/>
@@ -1525,7 +1537,7 @@
         </w:rPr>
         <w:t>一、这是什么</w:t>
       </w:r>
-      <w:bookmarkEnd w:id="10"/>
+      <w:bookmarkEnd w:id="11"/>
     </w:p>
     <w:p>
       <w:pPr>
@@ -1878,7 +1890,7 @@
       </w:r>
     </w:p>
     <w:p>
-      <w:bookmarkStart w:id="11" w:name="_Toc_section_2"/>
+      <w:bookmarkStart w:id="12" w:name="_Toc_section_2"/>
       <w:bookmarkStart w:id="1" w:name="section-2"/>
       <w:pPr>
         <w:pStyle w:val="Heading2"/>
@@ -1894,7 +1906,7 @@
         </w:rPr>
         <w:t>二、吃狗粮逼出并补齐的平台真短板</w:t>
       </w:r>
-      <w:bookmarkEnd w:id="11"/>
+      <w:bookmarkEnd w:id="12"/>
     </w:p>
     <w:p>
       <w:pPr>
@@ -1941,7 +1953,7 @@
           <w:b/>
           <w:lang w:eastAsia="zh-CN"/>
         </w:rPr>
-        <w:t>无版图链 / 无寄生后仿 / 无失配噪声模型 / 无千级规模能力</w:t>
+        <w:t>无版图链 / 无寄生后仿 / 无失配噪声模型 / 无千级规模能力 / 无器件级 PDE 内核 / 无 2D MOS（短沟道）能力</w:t>
       </w:r>
       <w:r>
         <w:rPr>
@@ -1969,7 +1981,7 @@
           <w:b/>
           <w:lang w:eastAsia="zh-CN"/>
         </w:rPr>
-        <w:t>12 模块 · 11 条能力面入册</w:t>
+        <w:t>15 模块 · 14 条能力面入册</w:t>
       </w:r>
       <w:r>
         <w:rPr>
@@ -4215,9 +4227,492 @@
           </w:p>
         </w:tc>
       </w:tr>
+      <w:tr>
+        <w:tc>
+          <w:tcPr>
+            <w:tcW w:type="dxa" w:w="2880"/>
+            <w:vAlign w:val="center"/>
+            <w:tcBorders>
+              <w:top w:val="single" w:sz="6" w:space="0" w:color="CCCCCC"/>
+              <w:bottom w:val="single" w:sz="6" w:space="0" w:color="CCCCCC"/>
+              <w:left w:val="single" w:sz="6" w:space="0" w:color="CCCCCC"/>
+              <w:right w:val="single" w:sz="6" w:space="0" w:color="CCCCCC"/>
+            </w:tcBorders>
+            <w:tcMar>
+              <w:top w:w="96" w:type="dxa"/>
+              <w:bottom w:w="96" w:type="dxa"/>
+              <w:left w:w="144" w:type="dxa"/>
+              <w:right w:w="144" w:type="dxa"/>
+            </w:tcMar>
+          </w:tcPr>
+          <w:p>
+            <w:pPr>
+              <w:jc w:val="left"/>
+              <w:spacing w:line="240" w:lineRule="auto" w:before="50" w:after="50"/>
+            </w:pPr>
+            <w:r>
+              <w:rPr>
+                <w:rFonts w:ascii="Courier" w:hAnsi="Courier"/>
+                <w:sz w:val="20"/>
+              </w:rPr>
+              <w:t>device_pde.py</w:t>
+            </w:r>
+          </w:p>
+        </w:tc>
+        <w:tc>
+          <w:tcPr>
+            <w:tcW w:type="dxa" w:w="2880"/>
+            <w:vAlign w:val="center"/>
+            <w:tcBorders>
+              <w:top w:val="single" w:sz="6" w:space="0" w:color="CCCCCC"/>
+              <w:bottom w:val="single" w:sz="6" w:space="0" w:color="CCCCCC"/>
+              <w:left w:val="single" w:sz="6" w:space="0" w:color="CCCCCC"/>
+              <w:right w:val="single" w:sz="6" w:space="0" w:color="CCCCCC"/>
+            </w:tcBorders>
+            <w:tcMar>
+              <w:top w:w="96" w:type="dxa"/>
+              <w:bottom w:w="96" w:type="dxa"/>
+              <w:left w:w="144" w:type="dxa"/>
+              <w:right w:w="144" w:type="dxa"/>
+            </w:tcMar>
+          </w:tcPr>
+          <w:p>
+            <w:pPr>
+              <w:jc w:val="left"/>
+              <w:spacing w:line="240" w:lineRule="auto" w:before="50" w:after="50"/>
+            </w:pPr>
+            <w:r>
+              <w:rPr>
+                <w:sz w:val="20"/>
+              </w:rPr>
+              <w:t>器件级内核桥（量纲桥</w:t>
+            </w:r>
+            <w:r>
+              <w:rPr>
+                <w:sz w:val="20"/>
+              </w:rPr>
+              <w:t xml:space="preserve"> </w:t>
+            </w:r>
+            <w:r>
+              <w:rPr>
+                <w:sz w:val="20"/>
+              </w:rPr>
+              <w:t xml:space="preserve"> + </w:t>
+            </w:r>
+            <w:r>
+              <w:rPr>
+                <w:sz w:val="20"/>
+              </w:rPr>
+              <w:t xml:space="preserve"> </w:t>
+            </w:r>
+            <w:r>
+              <w:rPr>
+                <w:sz w:val="20"/>
+              </w:rPr>
+              <w:t>教科书闭式</w:t>
+            </w:r>
+            <w:r>
+              <w:rPr>
+                <w:sz w:val="20"/>
+              </w:rPr>
+              <w:t xml:space="preserve"> </w:t>
+            </w:r>
+            <w:r>
+              <w:rPr>
+                <w:sz w:val="20"/>
+              </w:rPr>
+              <w:t xml:space="preserve"> ⟷ MOSCAP PDE </w:t>
+            </w:r>
+            <w:r>
+              <w:rPr>
+                <w:sz w:val="20"/>
+              </w:rPr>
+              <w:t xml:space="preserve"> </w:t>
+            </w:r>
+            <w:r>
+              <w:rPr>
+                <w:sz w:val="20"/>
+              </w:rPr>
+              <w:t>交叉验证</w:t>
+            </w:r>
+            <w:r>
+              <w:rPr>
+                <w:sz w:val="20"/>
+              </w:rPr>
+              <w:t xml:space="preserve"> </w:t>
+            </w:r>
+            <w:r>
+              <w:rPr>
+                <w:sz w:val="20"/>
+              </w:rPr>
+              <w:t xml:space="preserve"> + </w:t>
+            </w:r>
+            <w:r>
+              <w:rPr>
+                <w:sz w:val="20"/>
+              </w:rPr>
+              <w:t xml:space="preserve"> </w:t>
+            </w:r>
+            <w:r>
+              <w:rPr>
+                <w:sz w:val="20"/>
+              </w:rPr>
+              <w:t>参数自洽性报告）</w:t>
+            </w:r>
+          </w:p>
+        </w:tc>
+        <w:tc>
+          <w:tcPr>
+            <w:tcW w:type="dxa" w:w="2880"/>
+            <w:vAlign w:val="center"/>
+            <w:tcBorders>
+              <w:top w:val="single" w:sz="6" w:space="0" w:color="CCCCCC"/>
+              <w:bottom w:val="single" w:sz="6" w:space="0" w:color="CCCCCC"/>
+              <w:left w:val="single" w:sz="6" w:space="0" w:color="CCCCCC"/>
+              <w:right w:val="single" w:sz="6" w:space="0" w:color="CCCCCC"/>
+            </w:tcBorders>
+            <w:tcMar>
+              <w:top w:w="96" w:type="dxa"/>
+              <w:bottom w:w="96" w:type="dxa"/>
+              <w:left w:w="144" w:type="dxa"/>
+              <w:right w:w="144" w:type="dxa"/>
+            </w:tcMar>
+          </w:tcPr>
+          <w:p>
+            <w:pPr>
+              <w:jc w:val="left"/>
+              <w:spacing w:line="240" w:lineRule="auto" w:before="50" w:after="50"/>
+            </w:pPr>
+            <w:r>
+              <w:rPr>
+                <w:sz w:val="20"/>
+              </w:rPr>
+              <w:t>D-163 (E11-c)</w:t>
+            </w:r>
+          </w:p>
+        </w:tc>
+      </w:tr>
+      <w:tr>
+        <w:tc>
+          <w:tcPr>
+            <w:tcW w:type="dxa" w:w="2880"/>
+            <w:vAlign w:val="center"/>
+            <w:tcBorders>
+              <w:top w:val="single" w:sz="6" w:space="0" w:color="CCCCCC"/>
+              <w:bottom w:val="single" w:sz="6" w:space="0" w:color="CCCCCC"/>
+              <w:left w:val="single" w:sz="6" w:space="0" w:color="CCCCCC"/>
+              <w:right w:val="single" w:sz="6" w:space="0" w:color="CCCCCC"/>
+            </w:tcBorders>
+            <w:tcMar>
+              <w:top w:w="96" w:type="dxa"/>
+              <w:bottom w:w="96" w:type="dxa"/>
+              <w:left w:w="144" w:type="dxa"/>
+              <w:right w:w="144" w:type="dxa"/>
+            </w:tcMar>
+          </w:tcPr>
+          <w:p>
+            <w:pPr>
+              <w:jc w:val="left"/>
+              <w:spacing w:line="240" w:lineRule="auto" w:before="50" w:after="50"/>
+            </w:pPr>
+            <w:r>
+              <w:rPr>
+                <w:rFonts w:ascii="Courier" w:hAnsi="Courier"/>
+                <w:sz w:val="20"/>
+              </w:rPr>
+              <w:t>device_limits.py</w:t>
+            </w:r>
+          </w:p>
+        </w:tc>
+        <w:tc>
+          <w:tcPr>
+            <w:tcW w:type="dxa" w:w="2880"/>
+            <w:vAlign w:val="center"/>
+            <w:tcBorders>
+              <w:top w:val="single" w:sz="6" w:space="0" w:color="CCCCCC"/>
+              <w:bottom w:val="single" w:sz="6" w:space="0" w:color="CCCCCC"/>
+              <w:left w:val="single" w:sz="6" w:space="0" w:color="CCCCCC"/>
+              <w:right w:val="single" w:sz="6" w:space="0" w:color="CCCCCC"/>
+            </w:tcBorders>
+            <w:tcMar>
+              <w:top w:w="96" w:type="dxa"/>
+              <w:bottom w:w="96" w:type="dxa"/>
+              <w:left w:w="144" w:type="dxa"/>
+              <w:right w:w="144" w:type="dxa"/>
+            </w:tcMar>
+          </w:tcPr>
+          <w:p>
+            <w:pPr>
+              <w:jc w:val="left"/>
+              <w:spacing w:line="240" w:lineRule="auto" w:before="50" w:after="50"/>
+            </w:pPr>
+            <w:r>
+              <w:rPr>
+                <w:sz w:val="20"/>
+              </w:rPr>
+              <w:t>失效边界（数值窗口实测</w:t>
+            </w:r>
+            <w:r>
+              <w:rPr>
+                <w:sz w:val="20"/>
+              </w:rPr>
+              <w:t xml:space="preserve"> </w:t>
+            </w:r>
+            <w:r>
+              <w:rPr>
+                <w:sz w:val="20"/>
+              </w:rPr>
+              <w:t xml:space="preserve"> + </w:t>
+            </w:r>
+            <w:r>
+              <w:rPr>
+                <w:sz w:val="20"/>
+              </w:rPr>
+              <w:t xml:space="preserve"> </w:t>
+            </w:r>
+            <w:r>
+              <w:rPr>
+                <w:sz w:val="20"/>
+              </w:rPr>
+              <w:t>物理窗口文献判据</w:t>
+            </w:r>
+            <w:r>
+              <w:rPr>
+                <w:sz w:val="20"/>
+              </w:rPr>
+              <w:t xml:space="preserve"> </w:t>
+            </w:r>
+            <w:r>
+              <w:rPr>
+                <w:sz w:val="20"/>
+              </w:rPr>
+              <w:t xml:space="preserve"> · </w:t>
+            </w:r>
+            <w:r>
+              <w:rPr>
+                <w:sz w:val="20"/>
+              </w:rPr>
+              <w:t xml:space="preserve"> </w:t>
+            </w:r>
+            <w:r>
+              <w:rPr>
+                <w:sz w:val="20"/>
+              </w:rPr>
+              <w:t>两类边界严格分离）</w:t>
+            </w:r>
+          </w:p>
+        </w:tc>
+        <w:tc>
+          <w:tcPr>
+            <w:tcW w:type="dxa" w:w="2880"/>
+            <w:vAlign w:val="center"/>
+            <w:tcBorders>
+              <w:top w:val="single" w:sz="6" w:space="0" w:color="CCCCCC"/>
+              <w:bottom w:val="single" w:sz="6" w:space="0" w:color="CCCCCC"/>
+              <w:left w:val="single" w:sz="6" w:space="0" w:color="CCCCCC"/>
+              <w:right w:val="single" w:sz="6" w:space="0" w:color="CCCCCC"/>
+            </w:tcBorders>
+            <w:tcMar>
+              <w:top w:w="96" w:type="dxa"/>
+              <w:bottom w:w="96" w:type="dxa"/>
+              <w:left w:w="144" w:type="dxa"/>
+              <w:right w:w="144" w:type="dxa"/>
+            </w:tcMar>
+          </w:tcPr>
+          <w:p>
+            <w:pPr>
+              <w:jc w:val="left"/>
+              <w:spacing w:line="240" w:lineRule="auto" w:before="50" w:after="50"/>
+            </w:pPr>
+            <w:r>
+              <w:rPr>
+                <w:sz w:val="20"/>
+              </w:rPr>
+              <w:t>D-164 (E11-d)</w:t>
+            </w:r>
+          </w:p>
+        </w:tc>
+      </w:tr>
+      <w:tr>
+        <w:tc>
+          <w:tcPr>
+            <w:tcW w:type="dxa" w:w="2880"/>
+            <w:vAlign w:val="center"/>
+            <w:tcBorders>
+              <w:top w:val="single" w:sz="6" w:space="0" w:color="CCCCCC"/>
+              <w:bottom w:val="single" w:sz="6" w:space="0" w:color="CCCCCC"/>
+              <w:left w:val="single" w:sz="6" w:space="0" w:color="CCCCCC"/>
+              <w:right w:val="single" w:sz="6" w:space="0" w:color="CCCCCC"/>
+            </w:tcBorders>
+            <w:tcMar>
+              <w:top w:w="96" w:type="dxa"/>
+              <w:bottom w:w="96" w:type="dxa"/>
+              <w:left w:w="144" w:type="dxa"/>
+              <w:right w:w="144" w:type="dxa"/>
+            </w:tcMar>
+          </w:tcPr>
+          <w:p>
+            <w:pPr>
+              <w:jc w:val="left"/>
+              <w:spacing w:line="240" w:lineRule="auto" w:before="50" w:after="50"/>
+            </w:pPr>
+            <w:r>
+              <w:rPr>
+                <w:rFonts w:ascii="Courier" w:hAnsi="Courier"/>
+                <w:sz w:val="20"/>
+              </w:rPr>
+              <w:t>device_2d.py</w:t>
+            </w:r>
+          </w:p>
+        </w:tc>
+        <w:tc>
+          <w:tcPr>
+            <w:tcW w:type="dxa" w:w="2880"/>
+            <w:vAlign w:val="center"/>
+            <w:tcBorders>
+              <w:top w:val="single" w:sz="6" w:space="0" w:color="CCCCCC"/>
+              <w:bottom w:val="single" w:sz="6" w:space="0" w:color="CCCCCC"/>
+              <w:left w:val="single" w:sz="6" w:space="0" w:color="CCCCCC"/>
+              <w:right w:val="single" w:sz="6" w:space="0" w:color="CCCCCC"/>
+            </w:tcBorders>
+            <w:tcMar>
+              <w:top w:w="96" w:type="dxa"/>
+              <w:bottom w:w="96" w:type="dxa"/>
+              <w:left w:w="144" w:type="dxa"/>
+              <w:right w:w="144" w:type="dxa"/>
+            </w:tcMar>
+          </w:tcPr>
+          <w:p>
+            <w:pPr>
+              <w:jc w:val="left"/>
+              <w:spacing w:line="240" w:lineRule="auto" w:before="50" w:after="50"/>
+            </w:pPr>
+            <w:r>
+              <w:rPr>
+                <w:sz w:val="20"/>
+              </w:rPr>
+              <w:t xml:space="preserve">2D MOS </w:t>
+            </w:r>
+            <w:r>
+              <w:rPr>
+                <w:sz w:val="20"/>
+              </w:rPr>
+              <w:t xml:space="preserve"> </w:t>
+            </w:r>
+            <w:r>
+              <w:rPr>
+                <w:sz w:val="20"/>
+              </w:rPr>
+              <w:t>桥（长沟道</w:t>
+            </w:r>
+            <w:r>
+              <w:rPr>
+                <w:sz w:val="20"/>
+              </w:rPr>
+              <w:t xml:space="preserve"> </w:t>
+            </w:r>
+            <w:r>
+              <w:rPr>
+                <w:sz w:val="20"/>
+              </w:rPr>
+              <w:t xml:space="preserve"> ⟷ </w:t>
+            </w:r>
+            <w:r>
+              <w:rPr>
+                <w:sz w:val="20"/>
+              </w:rPr>
+              <w:t xml:space="preserve"> </w:t>
+            </w:r>
+            <w:r>
+              <w:rPr>
+                <w:sz w:val="20"/>
+              </w:rPr>
+              <w:t>教科书闭式交叉验证</w:t>
+            </w:r>
+            <w:r>
+              <w:rPr>
+                <w:sz w:val="20"/>
+              </w:rPr>
+              <w:t xml:space="preserve"> </w:t>
+            </w:r>
+            <w:r>
+              <w:rPr>
+                <w:sz w:val="20"/>
+              </w:rPr>
+              <w:t xml:space="preserve"> + roll-off / DIBL </w:t>
+            </w:r>
+            <w:r>
+              <w:rPr>
+                <w:sz w:val="20"/>
+              </w:rPr>
+              <w:t xml:space="preserve"> </w:t>
+            </w:r>
+            <w:r>
+              <w:rPr>
+                <w:sz w:val="20"/>
+              </w:rPr>
+              <w:t>报告</w:t>
+            </w:r>
+            <w:r>
+              <w:rPr>
+                <w:sz w:val="20"/>
+              </w:rPr>
+              <w:t xml:space="preserve"> </w:t>
+            </w:r>
+            <w:r>
+              <w:rPr>
+                <w:sz w:val="20"/>
+              </w:rPr>
+              <w:t xml:space="preserve"> + </w:t>
+            </w:r>
+            <w:r>
+              <w:rPr>
+                <w:sz w:val="20"/>
+              </w:rPr>
+              <w:t xml:space="preserve"> </w:t>
+            </w:r>
+            <w:r>
+              <w:rPr>
+                <w:sz w:val="20"/>
+              </w:rPr>
+              <w:t>能力闭合表）</w:t>
+            </w:r>
+          </w:p>
+        </w:tc>
+        <w:tc>
+          <w:tcPr>
+            <w:tcW w:type="dxa" w:w="2880"/>
+            <w:vAlign w:val="center"/>
+            <w:tcBorders>
+              <w:top w:val="single" w:sz="6" w:space="0" w:color="CCCCCC"/>
+              <w:bottom w:val="single" w:sz="6" w:space="0" w:color="CCCCCC"/>
+              <w:left w:val="single" w:sz="6" w:space="0" w:color="CCCCCC"/>
+              <w:right w:val="single" w:sz="6" w:space="0" w:color="CCCCCC"/>
+            </w:tcBorders>
+            <w:tcMar>
+              <w:top w:w="96" w:type="dxa"/>
+              <w:bottom w:w="96" w:type="dxa"/>
+              <w:left w:w="144" w:type="dxa"/>
+              <w:right w:w="144" w:type="dxa"/>
+            </w:tcMar>
+          </w:tcPr>
+          <w:p>
+            <w:pPr>
+              <w:jc w:val="left"/>
+              <w:spacing w:line="240" w:lineRule="auto" w:before="50" w:after="50"/>
+            </w:pPr>
+            <w:r>
+              <w:rPr>
+                <w:sz w:val="20"/>
+              </w:rPr>
+              <w:t>D-166…D-168 (E12)</w:t>
+            </w:r>
+          </w:p>
+        </w:tc>
+      </w:tr>
     </w:tbl>
     <w:p>
-      <w:bookmarkStart w:id="12" w:name="_Toc_section_3"/>
+      <w:bookmarkStart w:id="13" w:name="_Toc_section_3"/>
       <w:bookmarkStart w:id="2" w:name="section-3"/>
       <w:pPr>
         <w:pStyle w:val="Heading2"/>
@@ -4231,9 +4726,9 @@
           <w:sz w:val="36"/>
           <w:lang w:eastAsia="zh-CN"/>
         </w:rPr>
-        <w:t>三、十段征程（E1–E11）</w:t>
-      </w:r>
-      <w:bookmarkEnd w:id="12"/>
+        <w:t>三、十一段征程（E1–E12）</w:t>
+      </w:r>
+      <w:bookmarkEnd w:id="13"/>
     </w:p>
     <w:p>
       <w:pPr>
@@ -4244,14 +4739,14 @@
           <w:rFonts w:ascii="宋体" w:eastAsia="宋体" w:hAnsi="宋体" w:cs="宋体" w:hint="eastAsia"/>
           <w:lang w:eastAsia="zh-CN"/>
         </w:rPr>
-        <w:t xml:space="preserve">十段共 </w:t>
+        <w:t xml:space="preserve">十一段共 </w:t>
       </w:r>
       <w:r>
         <w:rPr>
           <w:b/>
           <w:color w:val="C62828"/>
         </w:rPr>
-        <w:t>235</w:t>
+        <w:t>259</w:t>
       </w:r>
       <w:r>
         <w:rPr>
@@ -4265,7 +4760,7 @@
           <w:b/>
           <w:color w:val="C62828"/>
         </w:rPr>
-        <w:t>46</w:t>
+        <w:t>53</w:t>
       </w:r>
       <w:r>
         <w:t xml:space="preserve"> </w:t>
@@ -4330,10 +4825,48 @@
           <w:rFonts w:ascii="宋体" w:eastAsia="宋体" w:hAnsi="宋体" w:cs="宋体" w:hint="eastAsia"/>
           <w:lang w:eastAsia="zh-CN"/>
         </w:rPr>
+        <w:t>段，</w:t>
+      </w:r>
+      <w:r>
+        <w:t>E12</w:t>
+      </w:r>
+      <w:r>
+        <w:rPr>
+          <w:rFonts w:ascii="宋体" w:eastAsia="宋体" w:hAnsi="宋体" w:cs="宋体" w:hint="eastAsia"/>
+          <w:lang w:eastAsia="zh-CN"/>
+        </w:rPr>
+        <w:t>（</w:t>
+      </w:r>
+      <w:r>
+        <w:t>D-166…D-168</w:t>
+      </w:r>
+      <w:r>
+        <w:rPr>
+          <w:rFonts w:ascii="宋体" w:eastAsia="宋体" w:hAnsi="宋体" w:cs="宋体" w:hint="eastAsia"/>
+          <w:lang w:eastAsia="zh-CN"/>
+        </w:rPr>
+        <w:t>）为</w:t>
+      </w:r>
+      <w:r>
+        <w:t xml:space="preserve"> </w:t>
+      </w:r>
+      <w:r>
+        <w:rPr>
+          <w:rFonts w:ascii="宋体" w:eastAsia="宋体" w:hAnsi="宋体" w:cs="宋体" w:hint="eastAsia"/>
+          <w:b/>
+          <w:lang w:eastAsia="zh-CN"/>
+        </w:rPr>
+        <w:t>2D MOS 求解器</w:t>
+      </w:r>
+      <w:r>
+        <w:rPr>
+          <w:rFonts w:ascii="宋体" w:eastAsia="宋体" w:hAnsi="宋体" w:cs="宋体" w:hint="eastAsia"/>
+          <w:lang w:eastAsia="zh-CN"/>
+        </w:rPr>
         <w:t>段；案例卡门禁另有</w:t>
       </w:r>
       <w:r>
-        <w:t xml:space="preserve"> 32 </w:t>
+        <w:t xml:space="preserve"> 34 </w:t>
       </w:r>
       <w:r>
         <w:rPr>
@@ -4343,7 +4876,7 @@
         <w:t>判据</w:t>
       </w:r>
       <w:r>
-        <w:t xml:space="preserve"> + 8 </w:t>
+        <w:t xml:space="preserve"> + 9 </w:t>
       </w:r>
       <w:r>
         <w:rPr>
@@ -6648,12 +7181,289 @@
               </w:rPr>
               <w:t>37.9%</w:t>
             </w:r>
+            <w:r>
+              <w:rPr>
+                <w:sz w:val="20"/>
+              </w:rPr>
+              <w:t xml:space="preserve"> （文献式）</w:t>
+            </w:r>
+          </w:p>
+        </w:tc>
+      </w:tr>
+      <w:tr>
+        <w:tc>
+          <w:tcPr>
+            <w:tcW w:type="dxa" w:w="2160"/>
+            <w:vAlign w:val="center"/>
+            <w:tcBorders>
+              <w:top w:val="single" w:sz="6" w:space="0" w:color="CCCCCC"/>
+              <w:bottom w:val="single" w:sz="6" w:space="0" w:color="CCCCCC"/>
+              <w:left w:val="single" w:sz="6" w:space="0" w:color="CCCCCC"/>
+              <w:right w:val="single" w:sz="6" w:space="0" w:color="CCCCCC"/>
+            </w:tcBorders>
+            <w:tcMar>
+              <w:top w:w="96" w:type="dxa"/>
+              <w:bottom w:w="96" w:type="dxa"/>
+              <w:left w:w="144" w:type="dxa"/>
+              <w:right w:w="144" w:type="dxa"/>
+            </w:tcMar>
+          </w:tcPr>
+          <w:p>
+            <w:pPr>
+              <w:jc w:val="left"/>
+              <w:spacing w:line="240" w:lineRule="auto" w:before="50" w:after="50"/>
+            </w:pPr>
+            <w:r>
+              <w:rPr>
+                <w:sz w:val="20"/>
+              </w:rPr>
+              <w:t>E12</w:t>
+            </w:r>
+          </w:p>
+        </w:tc>
+        <w:tc>
+          <w:tcPr>
+            <w:tcW w:type="dxa" w:w="2160"/>
+            <w:vAlign w:val="center"/>
+            <w:tcBorders>
+              <w:top w:val="single" w:sz="6" w:space="0" w:color="CCCCCC"/>
+              <w:bottom w:val="single" w:sz="6" w:space="0" w:color="CCCCCC"/>
+              <w:left w:val="single" w:sz="6" w:space="0" w:color="CCCCCC"/>
+              <w:right w:val="single" w:sz="6" w:space="0" w:color="CCCCCC"/>
+            </w:tcBorders>
+            <w:tcMar>
+              <w:top w:w="96" w:type="dxa"/>
+              <w:bottom w:w="96" w:type="dxa"/>
+              <w:left w:w="144" w:type="dxa"/>
+              <w:right w:w="144" w:type="dxa"/>
+            </w:tcMar>
+          </w:tcPr>
+          <w:p>
+            <w:pPr>
+              <w:jc w:val="left"/>
+              <w:spacing w:line="240" w:lineRule="auto" w:before="50" w:after="50"/>
+            </w:pPr>
+            <w:r>
+              <w:rPr>
+                <w:sz w:val="20"/>
+              </w:rPr>
+              <w:t>D-166…D-168</w:t>
+            </w:r>
+          </w:p>
+        </w:tc>
+        <w:tc>
+          <w:tcPr>
+            <w:tcW w:type="dxa" w:w="2160"/>
+            <w:vAlign w:val="center"/>
+            <w:tcBorders>
+              <w:top w:val="single" w:sz="6" w:space="0" w:color="CCCCCC"/>
+              <w:bottom w:val="single" w:sz="6" w:space="0" w:color="CCCCCC"/>
+              <w:left w:val="single" w:sz="6" w:space="0" w:color="CCCCCC"/>
+              <w:right w:val="single" w:sz="6" w:space="0" w:color="CCCCCC"/>
+            </w:tcBorders>
+            <w:tcMar>
+              <w:top w:w="96" w:type="dxa"/>
+              <w:bottom w:w="96" w:type="dxa"/>
+              <w:left w:w="144" w:type="dxa"/>
+              <w:right w:w="144" w:type="dxa"/>
+            </w:tcMar>
+          </w:tcPr>
+          <w:p>
+            <w:pPr>
+              <w:jc w:val="left"/>
+              <w:spacing w:line="240" w:lineRule="auto" w:before="50" w:after="50"/>
+            </w:pPr>
+            <w:r>
+              <w:rPr>
+                <w:b/>
+                <w:sz w:val="20"/>
+              </w:rPr>
+              <w:t>2D MOS 求解器（短沟道效应：算不了 → 算得了）</w:t>
+            </w:r>
+          </w:p>
+        </w:tc>
+        <w:tc>
+          <w:tcPr>
+            <w:tcW w:type="dxa" w:w="2160"/>
+            <w:vAlign w:val="center"/>
+            <w:tcBorders>
+              <w:top w:val="single" w:sz="6" w:space="0" w:color="CCCCCC"/>
+              <w:bottom w:val="single" w:sz="6" w:space="0" w:color="CCCCCC"/>
+              <w:left w:val="single" w:sz="6" w:space="0" w:color="CCCCCC"/>
+              <w:right w:val="single" w:sz="6" w:space="0" w:color="CCCCCC"/>
+            </w:tcBorders>
+            <w:tcMar>
+              <w:top w:w="96" w:type="dxa"/>
+              <w:bottom w:w="96" w:type="dxa"/>
+              <w:left w:w="144" w:type="dxa"/>
+              <w:right w:w="144" w:type="dxa"/>
+            </w:tcMar>
+          </w:tcPr>
+          <w:p>
+            <w:pPr>
+              <w:jc w:val="left"/>
+              <w:spacing w:line="240" w:lineRule="auto" w:before="50" w:after="50"/>
+            </w:pPr>
+            <w:r>
+              <w:rPr>
+                <w:sz w:val="20"/>
+              </w:rPr>
+              <w:t>四端</w:t>
+            </w:r>
+            <w:r>
+              <w:rPr>
+                <w:sz w:val="20"/>
+              </w:rPr>
+              <w:t xml:space="preserve"> </w:t>
+            </w:r>
+            <w:r>
+              <w:rPr>
+                <w:sz w:val="20"/>
+              </w:rPr>
+              <w:t xml:space="preserve"> 2D </w:t>
+            </w:r>
+            <w:r>
+              <w:rPr>
+                <w:sz w:val="20"/>
+              </w:rPr>
+              <w:t xml:space="preserve"> </w:t>
+            </w:r>
+            <w:r>
+              <w:rPr>
+                <w:sz w:val="20"/>
+              </w:rPr>
+              <w:t>自洽泊松</w:t>
+            </w:r>
+            <w:r>
+              <w:rPr>
+                <w:sz w:val="20"/>
+              </w:rPr>
+              <w:t xml:space="preserve"> </w:t>
+            </w:r>
+            <w:r>
+              <w:rPr>
+                <w:sz w:val="20"/>
+              </w:rPr>
+              <w:t xml:space="preserve"> ⇒ </w:t>
+            </w:r>
+            <w:r>
+              <w:rPr>
+                <w:sz w:val="20"/>
+              </w:rPr>
+              <w:t xml:space="preserve"> </w:t>
+            </w:r>
+            <w:r>
+              <w:rPr>
+                <w:sz w:val="20"/>
+              </w:rPr>
+              <w:t>长沟道</w:t>
+            </w:r>
+            <w:r>
+              <w:rPr>
+                <w:sz w:val="20"/>
+              </w:rPr>
+              <w:t xml:space="preserve"> </w:t>
+            </w:r>
+            <w:r>
+              <w:rPr>
+                <w:sz w:val="20"/>
+              </w:rPr>
+              <w:t xml:space="preserve"> 2D </w:t>
+            </w:r>
+            <w:r>
+              <w:rPr>
+                <w:sz w:val="20"/>
+              </w:rPr>
+              <w:t xml:space="preserve"> </w:t>
+            </w:r>
+            <w:r>
+              <w:rPr>
+                <w:b/>
+                <w:sz w:val="20"/>
+              </w:rPr>
+              <w:t>0.4239 V</w:t>
+            </w:r>
+            <w:r>
+              <w:rPr>
+                <w:sz w:val="20"/>
+              </w:rPr>
+              <w:t xml:space="preserve"> </w:t>
+            </w:r>
+            <w:r>
+              <w:rPr>
+                <w:sz w:val="20"/>
+              </w:rPr>
+              <w:t xml:space="preserve"> ⟷ </w:t>
+            </w:r>
+            <w:r>
+              <w:rPr>
+                <w:sz w:val="20"/>
+              </w:rPr>
+              <w:t xml:space="preserve"> </w:t>
+            </w:r>
+            <w:r>
+              <w:rPr>
+                <w:sz w:val="20"/>
+              </w:rPr>
+              <w:t>闭式</w:t>
+            </w:r>
+            <w:r>
+              <w:rPr>
+                <w:sz w:val="20"/>
+              </w:rPr>
+              <w:t xml:space="preserve"> </w:t>
+            </w:r>
+            <w:r>
+              <w:rPr>
+                <w:sz w:val="20"/>
+              </w:rPr>
+              <w:t xml:space="preserve"> </w:t>
+            </w:r>
+            <w:r>
+              <w:rPr>
+                <w:sz w:val="20"/>
+              </w:rPr>
+              <w:t xml:space="preserve"> </w:t>
+            </w:r>
+            <w:r>
+              <w:rPr>
+                <w:b/>
+                <w:sz w:val="20"/>
+              </w:rPr>
+              <w:t>0.4260 V（rel 0.496%）</w:t>
+            </w:r>
+            <w:r>
+              <w:rPr>
+                <w:sz w:val="20"/>
+              </w:rPr>
+              <w:t xml:space="preserve"> · roll-off 65 nm </w:t>
+            </w:r>
+            <w:r>
+              <w:rPr>
+                <w:b/>
+                <w:sz w:val="20"/>
+              </w:rPr>
+              <w:t>−176.3 mV</w:t>
+            </w:r>
+            <w:r>
+              <w:rPr>
+                <w:sz w:val="20"/>
+              </w:rPr>
+              <w:t xml:space="preserve"> · </w:t>
+            </w:r>
+            <w:r>
+              <w:rPr>
+                <w:b/>
+                <w:sz w:val="20"/>
+              </w:rPr>
+              <w:t>DIBL 153.6 mV/V · ln(DIBL)–L R² 0.99863</w:t>
+            </w:r>
           </w:p>
         </w:tc>
       </w:tr>
     </w:tbl>
     <w:p>
-      <w:bookmarkStart w:id="13" w:name="_Toc_section_4"/>
+      <w:bookmarkStart w:id="14" w:name="_Toc_section_4"/>
       <w:bookmarkStart w:id="3" w:name="section-4"/>
       <w:pPr>
         <w:pStyle w:val="Heading2"/>
@@ -6669,7 +7479,7 @@
         </w:rPr>
         <w:t>四、E6 版图与几何签核——电子芯片首次直出真 GDS</w:t>
       </w:r>
-      <w:bookmarkEnd w:id="13"/>
+      <w:bookmarkEnd w:id="14"/>
     </w:p>
     <w:p>
       <w:pPr>
@@ -7733,7 +8543,7 @@
       </w:tr>
     </w:tbl>
     <w:p>
-      <w:bookmarkStart w:id="14" w:name="_Toc_section_5"/>
+      <w:bookmarkStart w:id="15" w:name="_Toc_section_5"/>
       <w:bookmarkStart w:id="4" w:name="section-5"/>
       <w:pPr>
         <w:pStyle w:val="Heading2"/>
@@ -7749,7 +8559,7 @@
         </w:rPr>
         <w:t>五、E7 寄生提取与后仿——理想互连转为有阻互连</w:t>
       </w:r>
-      <w:bookmarkEnd w:id="14"/>
+      <w:bookmarkEnd w:id="15"/>
     </w:p>
     <w:p>
       <w:pPr>
@@ -8712,7 +9522,7 @@
       </w:r>
     </w:p>
     <w:p>
-      <w:bookmarkStart w:id="15" w:name="_Toc_section_6"/>
+      <w:bookmarkStart w:id="16" w:name="_Toc_section_6"/>
       <w:bookmarkStart w:id="5" w:name="section-6"/>
       <w:pPr>
         <w:pStyle w:val="Heading2"/>
@@ -8728,7 +9538,7 @@
         </w:rPr>
         <w:t>六、E8 非理想、失配、噪声与校准层级</w:t>
       </w:r>
-      <w:bookmarkEnd w:id="15"/>
+      <w:bookmarkEnd w:id="16"/>
     </w:p>
     <w:tbl>
       <w:tblPr>
@@ -9750,7 +10560,7 @@
       </w:r>
     </w:p>
     <w:p>
-      <w:bookmarkStart w:id="16" w:name="_Toc_section_7"/>
+      <w:bookmarkStart w:id="17" w:name="_Toc_section_7"/>
       <w:bookmarkStart w:id="6" w:name="section-7"/>
       <w:pPr>
         <w:pStyle w:val="Heading2"/>
@@ -9766,7 +10576,7 @@
         </w:rPr>
         <w:t>七、E9 千级阵列规模压力与可及上界</w:t>
       </w:r>
-      <w:bookmarkEnd w:id="16"/>
+      <w:bookmarkEnd w:id="17"/>
     </w:p>
     <w:tbl>
       <w:tblPr>
@@ -11233,7 +12043,7 @@
       </w:r>
     </w:p>
     <w:p>
-      <w:bookmarkStart w:id="17" w:name="_Toc_section_8"/>
+      <w:bookmarkStart w:id="18" w:name="_Toc_section_8"/>
       <w:bookmarkStart w:id="7" w:name="section-8"/>
       <w:pPr>
         <w:pStyle w:val="Heading2"/>
@@ -11247,641 +12057,7 @@
           <w:sz w:val="36"/>
           <w:lang w:eastAsia="zh-CN"/>
         </w:rPr>
-        <w:t>八、关键结论</w:t>
-      </w:r>
-      <w:bookmarkEnd w:id="17"/>
-    </w:p>
-    <w:p>
-      <w:pPr>
-        <w:pStyle w:val="ListBullet"/>
-        <w:spacing w:after="72"/>
-      </w:pPr>
-      <w:r>
-        <w:rPr>
-          <w:rFonts w:ascii="宋体" w:eastAsia="宋体" w:hAnsi="宋体" w:cs="宋体" w:hint="eastAsia"/>
-          <w:b/>
-          <w:lang w:eastAsia="zh-CN"/>
-        </w:rPr>
-        <w:t>补上最大平台缺口（E6）</w:t>
-      </w:r>
-      <w:r>
-        <w:rPr>
-          <w:rFonts w:ascii="宋体" w:eastAsia="宋体" w:hAnsi="宋体" w:cs="宋体" w:hint="eastAsia"/>
-          <w:lang w:eastAsia="zh-CN"/>
-        </w:rPr>
-        <w:t>：此前</w:t>
-      </w:r>
-      <w:r>
-        <w:t xml:space="preserve"> ecore </w:t>
-      </w:r>
-      <w:r>
-        <w:rPr>
-          <w:rFonts w:ascii="宋体" w:eastAsia="宋体" w:hAnsi="宋体" w:cs="宋体" w:hint="eastAsia"/>
-          <w:lang w:eastAsia="zh-CN"/>
-        </w:rPr>
-        <w:t>一条版图链都没有；现打通「电路模型</w:t>
-      </w:r>
-      <w:r>
-        <w:t xml:space="preserve"> → </w:t>
-      </w:r>
-      <w:r>
-        <w:rPr>
-          <w:rFonts w:ascii="宋体" w:eastAsia="宋体" w:hAnsi="宋体" w:cs="宋体" w:hint="eastAsia"/>
-          <w:lang w:eastAsia="zh-CN"/>
-        </w:rPr>
-        <w:t>可签核版图</w:t>
-      </w:r>
-      <w:r>
-        <w:t xml:space="preserve"> → GDS</w:t>
-      </w:r>
-      <w:r>
-        <w:rPr>
-          <w:rFonts w:ascii="宋体" w:eastAsia="宋体" w:hAnsi="宋体" w:cs="宋体" w:hint="eastAsia"/>
-          <w:lang w:eastAsia="zh-CN"/>
-        </w:rPr>
-        <w:t>」。</w:t>
-      </w:r>
-    </w:p>
-    <w:p>
-      <w:pPr>
-        <w:pStyle w:val="ListBullet"/>
-        <w:spacing w:after="72"/>
-      </w:pPr>
-      <w:r>
-        <w:rPr>
-          <w:rFonts w:ascii="宋体" w:eastAsia="宋体" w:hAnsi="宋体" w:cs="宋体" w:hint="eastAsia"/>
-          <w:b/>
-          <w:lang w:eastAsia="zh-CN"/>
-        </w:rPr>
-        <w:t>IR drop 是模拟 MVM 的第一号规模墙（E7）</w:t>
-      </w:r>
-      <w:r>
-        <w:rPr>
-          <w:rFonts w:ascii="宋体" w:eastAsia="宋体" w:hAnsi="宋体" w:cs="宋体" w:hint="eastAsia"/>
-          <w:lang w:eastAsia="zh-CN"/>
-        </w:rPr>
-        <w:t>：</w:t>
-      </w:r>
-      <w:r>
-        <w:t xml:space="preserve">∝N² </w:t>
-      </w:r>
-      <w:r>
-        <w:rPr>
-          <w:rFonts w:ascii="宋体" w:eastAsia="宋体" w:hAnsi="宋体" w:cs="宋体" w:hint="eastAsia"/>
-          <w:lang w:eastAsia="zh-CN"/>
-        </w:rPr>
-        <w:t>超线性</w:t>
-      </w:r>
-      <w:r>
-        <w:t xml:space="preserve"> ⇒ </w:t>
-      </w:r>
-      <w:r>
-        <w:rPr>
-          <w:rFonts w:ascii="宋体" w:eastAsia="宋体" w:hAnsi="宋体" w:cs="宋体" w:hint="eastAsia"/>
-          <w:lang w:eastAsia="zh-CN"/>
-        </w:rPr>
-        <w:t>被动单端驱动不能只靠加行列扩规模（须分段</w:t>
-      </w:r>
-      <w:r>
-        <w:t>/</w:t>
-      </w:r>
-      <w:r>
-        <w:rPr>
-          <w:rFonts w:ascii="宋体" w:eastAsia="宋体" w:hAnsi="宋体" w:cs="宋体" w:hint="eastAsia"/>
-          <w:lang w:eastAsia="zh-CN"/>
-        </w:rPr>
-        <w:t>双侧驱动、加宽加厚金属、降单元电导、分块</w:t>
-      </w:r>
-      <w:r>
-        <w:t xml:space="preserve"> tiling</w:t>
-      </w:r>
-      <w:r>
-        <w:rPr>
-          <w:rFonts w:ascii="宋体" w:eastAsia="宋体" w:hAnsi="宋体" w:cs="宋体" w:hint="eastAsia"/>
-          <w:lang w:eastAsia="zh-CN"/>
-        </w:rPr>
-        <w:t>）。</w:t>
-      </w:r>
-    </w:p>
-    <w:p>
-      <w:pPr>
-        <w:pStyle w:val="ListBullet"/>
-        <w:spacing w:after="72"/>
-      </w:pPr>
-      <w:r>
-        <w:rPr>
-          <w:rFonts w:ascii="宋体" w:eastAsia="宋体" w:hAnsi="宋体" w:cs="宋体" w:hint="eastAsia"/>
-          <w:b/>
-          <w:lang w:eastAsia="zh-CN"/>
-        </w:rPr>
-        <w:t>sneak 是拓扑效应（E7）</w:t>
-      </w:r>
-      <w:r>
-        <w:rPr>
-          <w:rFonts w:ascii="宋体" w:eastAsia="宋体" w:hAnsi="宋体" w:cs="宋体" w:hint="eastAsia"/>
-          <w:lang w:eastAsia="zh-CN"/>
-        </w:rPr>
-        <w:t>：与</w:t>
-      </w:r>
-      <w:r>
-        <w:t xml:space="preserve"> IR drop </w:t>
-      </w:r>
-      <w:r>
-        <w:rPr>
-          <w:rFonts w:ascii="宋体" w:eastAsia="宋体" w:hAnsi="宋体" w:cs="宋体" w:hint="eastAsia"/>
-          <w:lang w:eastAsia="zh-CN"/>
-        </w:rPr>
-        <w:t>解耦（</w:t>
-      </w:r>
-      <w:r>
-        <w:t xml:space="preserve">R=0 </w:t>
-      </w:r>
-      <w:r>
-        <w:rPr>
-          <w:rFonts w:ascii="宋体" w:eastAsia="宋体" w:hAnsi="宋体" w:cs="宋体" w:hint="eastAsia"/>
-          <w:lang w:eastAsia="zh-CN"/>
-        </w:rPr>
-        <w:t>时仍存在）</w:t>
-      </w:r>
-      <w:r>
-        <w:t xml:space="preserve">⇒ </w:t>
-      </w:r>
-      <w:r>
-        <w:rPr>
-          <w:rFonts w:ascii="宋体" w:eastAsia="宋体" w:hAnsi="宋体" w:cs="宋体" w:hint="eastAsia"/>
-          <w:lang w:eastAsia="zh-CN"/>
-        </w:rPr>
-        <w:t>需正规选通方案。</w:t>
-      </w:r>
-    </w:p>
-    <w:p>
-      <w:pPr>
-        <w:pStyle w:val="ListBullet"/>
-        <w:spacing w:after="72"/>
-      </w:pPr>
-      <w:r>
-        <w:rPr>
-          <w:rFonts w:ascii="宋体" w:eastAsia="宋体" w:hAnsi="宋体" w:cs="宋体" w:hint="eastAsia"/>
-          <w:b/>
-          <w:lang w:eastAsia="zh-CN"/>
-        </w:rPr>
-        <w:t>失配的两半（E8）</w:t>
-      </w:r>
-      <w:r>
-        <w:rPr>
-          <w:rFonts w:ascii="宋体" w:eastAsia="宋体" w:hAnsi="宋体" w:cs="宋体" w:hint="eastAsia"/>
-          <w:lang w:eastAsia="zh-CN"/>
-        </w:rPr>
-        <w:t>：随机项按</w:t>
-      </w:r>
-      <w:r>
-        <w:t xml:space="preserve"> 1/√N </w:t>
-      </w:r>
-      <w:r>
-        <w:rPr>
-          <w:rFonts w:ascii="宋体" w:eastAsia="宋体" w:hAnsi="宋体" w:cs="宋体" w:hint="eastAsia"/>
-          <w:lang w:eastAsia="zh-CN"/>
-        </w:rPr>
-        <w:t>被平均掉、系统项不会</w:t>
-      </w:r>
-      <w:r>
-        <w:t xml:space="preserve"> ⇒ </w:t>
-      </w:r>
-      <w:r>
-        <w:rPr>
-          <w:rFonts w:ascii="宋体" w:eastAsia="宋体" w:hAnsi="宋体" w:cs="宋体" w:hint="eastAsia"/>
-          <w:lang w:eastAsia="zh-CN"/>
-        </w:rPr>
-        <w:t>分层校准；校准精度决定有效位数上限。</w:t>
-      </w:r>
-    </w:p>
-    <w:p>
-      <w:pPr>
-        <w:pStyle w:val="ListBullet"/>
-        <w:spacing w:after="72"/>
-      </w:pPr>
-      <w:r>
-        <w:rPr>
-          <w:rFonts w:ascii="宋体" w:eastAsia="宋体" w:hAnsi="宋体" w:cs="宋体" w:hint="eastAsia"/>
-          <w:b/>
-          <w:lang w:eastAsia="zh-CN"/>
-        </w:rPr>
-        <w:t>规模由 IR drop 主导（E9）</w:t>
-      </w:r>
-      <w:r>
-        <w:rPr>
-          <w:rFonts w:ascii="宋体" w:eastAsia="宋体" w:hAnsi="宋体" w:cs="宋体" w:hint="eastAsia"/>
-          <w:lang w:eastAsia="zh-CN"/>
-        </w:rPr>
-        <w:t>：</w:t>
-      </w:r>
-      <w:r>
-        <w:t xml:space="preserve">5% </w:t>
-      </w:r>
-      <w:r>
-        <w:rPr>
-          <w:rFonts w:ascii="宋体" w:eastAsia="宋体" w:hAnsi="宋体" w:cs="宋体" w:hint="eastAsia"/>
-          <w:lang w:eastAsia="zh-CN"/>
-        </w:rPr>
-        <w:t>输出误差预算只支持</w:t>
-      </w:r>
-      <w:r>
-        <w:t xml:space="preserve"> ~18 </w:t>
-      </w:r>
-      <w:r>
-        <w:rPr>
-          <w:rFonts w:ascii="宋体" w:eastAsia="宋体" w:hAnsi="宋体" w:cs="宋体" w:hint="eastAsia"/>
-          <w:lang w:eastAsia="zh-CN"/>
-        </w:rPr>
-        <w:t>行，千级阵列在被动驱动下不可达。</w:t>
-      </w:r>
-    </w:p>
-    <w:p>
-      <w:pPr>
-        <w:pStyle w:val="ListBullet"/>
-        <w:spacing w:after="72"/>
-      </w:pPr>
-      <w:r>
-        <w:rPr>
-          <w:rFonts w:ascii="宋体" w:eastAsia="宋体" w:hAnsi="宋体" w:cs="宋体" w:hint="eastAsia"/>
-          <w:b/>
-          <w:lang w:eastAsia="zh-CN"/>
-        </w:rPr>
-        <w:t>架构族同构</w:t>
-      </w:r>
-      <w:r>
-        <w:rPr>
-          <w:rFonts w:ascii="宋体" w:eastAsia="宋体" w:hAnsi="宋体" w:cs="宋体" w:hint="eastAsia"/>
-          <w:lang w:eastAsia="zh-CN"/>
-        </w:rPr>
-        <w:t>：模拟</w:t>
-      </w:r>
-      <w:r>
-        <w:t xml:space="preserve"> MVM </w:t>
-      </w:r>
-      <w:r>
-        <w:rPr>
-          <w:rFonts w:ascii="宋体" w:eastAsia="宋体" w:hAnsi="宋体" w:cs="宋体" w:hint="eastAsia"/>
-          <w:lang w:eastAsia="zh-CN"/>
-        </w:rPr>
-        <w:t>交叉阵列</w:t>
-      </w:r>
-      <w:r>
-        <w:t xml:space="preserve"> = </w:t>
-      </w:r>
-      <w:r>
-        <w:rPr>
-          <w:rFonts w:ascii="宋体" w:eastAsia="宋体" w:hAnsi="宋体" w:cs="宋体" w:hint="eastAsia"/>
-          <w:lang w:eastAsia="zh-CN"/>
-        </w:rPr>
-        <w:t>电子域矩阵</w:t>
-      </w:r>
-      <w:r>
-        <w:t>-</w:t>
-      </w:r>
-      <w:r>
-        <w:rPr>
-          <w:rFonts w:ascii="宋体" w:eastAsia="宋体" w:hAnsi="宋体" w:cs="宋体" w:hint="eastAsia"/>
-          <w:lang w:eastAsia="zh-CN"/>
-        </w:rPr>
-        <w:t>向量乘，与光子</w:t>
-      </w:r>
-      <w:r>
-        <w:t xml:space="preserve"> MZI mesh</w:t>
-      </w:r>
-      <w:r>
-        <w:rPr>
-          <w:rFonts w:ascii="宋体" w:eastAsia="宋体" w:hAnsi="宋体" w:cs="宋体" w:hint="eastAsia"/>
-          <w:lang w:eastAsia="zh-CN"/>
-        </w:rPr>
-        <w:t>、商业模拟</w:t>
-      </w:r>
-      <w:r>
-        <w:t xml:space="preserve"> AI </w:t>
-      </w:r>
-      <w:r>
-        <w:rPr>
-          <w:rFonts w:ascii="宋体" w:eastAsia="宋体" w:hAnsi="宋体" w:cs="宋体" w:hint="eastAsia"/>
-          <w:lang w:eastAsia="zh-CN"/>
-        </w:rPr>
-        <w:t>加速器同族。</w:t>
-      </w:r>
-    </w:p>
-    <w:p>
-      <w:pPr>
-        <w:pStyle w:val="ListBullet"/>
-        <w:spacing w:after="72"/>
-      </w:pPr>
-      <w:r>
-        <w:rPr>
-          <w:rFonts w:ascii="宋体" w:eastAsia="宋体" w:hAnsi="宋体" w:cs="宋体" w:hint="eastAsia"/>
-          <w:b/>
-          <w:lang w:eastAsia="zh-CN"/>
-        </w:rPr>
-        <w:t>方法学独立</w:t>
-      </w:r>
-      <w:r>
-        <w:rPr>
-          <w:rFonts w:ascii="宋体" w:eastAsia="宋体" w:hAnsi="宋体" w:cs="宋体" w:hint="eastAsia"/>
-          <w:lang w:eastAsia="zh-CN"/>
-        </w:rPr>
-        <w:t>：判决全为死标量比对（闭式物理律</w:t>
-      </w:r>
-      <w:r>
-        <w:t xml:space="preserve"> golden</w:t>
-      </w:r>
-      <w:r>
-        <w:rPr>
-          <w:rFonts w:ascii="宋体" w:eastAsia="宋体" w:hAnsi="宋体" w:cs="宋体" w:hint="eastAsia"/>
-          <w:lang w:eastAsia="zh-CN"/>
-        </w:rPr>
-        <w:t>），</w:t>
-      </w:r>
-      <w:r>
-        <w:t xml:space="preserve">LLM </w:t>
-      </w:r>
-      <w:r>
-        <w:rPr>
-          <w:rFonts w:ascii="宋体" w:eastAsia="宋体" w:hAnsi="宋体" w:cs="宋体" w:hint="eastAsia"/>
-          <w:lang w:eastAsia="zh-CN"/>
-        </w:rPr>
-        <w:t>不进判决路径，零外部</w:t>
-      </w:r>
-      <w:r>
-        <w:t xml:space="preserve"> SPICE / </w:t>
-      </w:r>
-      <w:r>
-        <w:rPr>
-          <w:rFonts w:ascii="宋体" w:eastAsia="宋体" w:hAnsi="宋体" w:cs="宋体" w:hint="eastAsia"/>
-          <w:lang w:eastAsia="zh-CN"/>
-        </w:rPr>
-        <w:t>商业</w:t>
-      </w:r>
-      <w:r>
-        <w:t xml:space="preserve"> EDA </w:t>
-      </w:r>
-      <w:r>
-        <w:rPr>
-          <w:rFonts w:ascii="宋体" w:eastAsia="宋体" w:hAnsi="宋体" w:cs="宋体" w:hint="eastAsia"/>
-          <w:lang w:eastAsia="zh-CN"/>
-        </w:rPr>
-        <w:t>引擎。</w:t>
-      </w:r>
-    </w:p>
-    <w:p>
-      <w:pPr>
-        <w:pStyle w:val="ListBullet"/>
-        <w:spacing w:after="72"/>
-      </w:pPr>
-      <w:r>
-        <w:rPr>
-          <w:rFonts w:ascii="宋体" w:eastAsia="宋体" w:hAnsi="宋体" w:cs="宋体" w:hint="eastAsia"/>
-          <w:b/>
-          <w:lang w:eastAsia="zh-CN"/>
-        </w:rPr>
-        <w:t>带符号权重</w:t>
-      </w:r>
-      <w:r>
-        <w:rPr>
-          <w:rFonts w:ascii="宋体" w:eastAsia="宋体" w:hAnsi="宋体" w:cs="宋体" w:hint="eastAsia"/>
-          <w:lang w:eastAsia="zh-CN"/>
-        </w:rPr>
-        <w:t>：参考列法（</w:t>
-      </w:r>
-      <w:r>
-        <w:rPr>
-          <w:rFonts w:ascii="Courier" w:hAnsi="Courier"/>
-        </w:rPr>
-        <w:t>g_ij = g_base + s·W_ij</w:t>
-      </w:r>
-      <w:r>
-        <w:rPr>
-          <w:rFonts w:ascii="宋体" w:eastAsia="宋体" w:hAnsi="宋体" w:cs="宋体" w:hint="eastAsia"/>
-          <w:lang w:eastAsia="zh-CN"/>
-        </w:rPr>
-        <w:t>，数据列减参考列）。</w:t>
-      </w:r>
-    </w:p>
-    <w:p>
-      <w:pPr>
-        <w:pStyle w:val="ListBullet"/>
-        <w:spacing w:after="72"/>
-      </w:pPr>
-      <w:r>
-        <w:rPr>
-          <w:rFonts w:ascii="宋体" w:eastAsia="宋体" w:hAnsi="宋体" w:cs="宋体" w:hint="eastAsia"/>
-          <w:b/>
-          <w:lang w:eastAsia="zh-CN"/>
-        </w:rPr>
-        <w:t>器件级内核验证（E11-c）</w:t>
-      </w:r>
-      <w:r>
-        <w:rPr>
-          <w:rFonts w:ascii="宋体" w:eastAsia="宋体" w:hAnsi="宋体" w:cs="宋体" w:hint="eastAsia"/>
-          <w:lang w:eastAsia="zh-CN"/>
-        </w:rPr>
-        <w:t>：新增</w:t>
-      </w:r>
-      <w:r>
-        <w:t xml:space="preserve"> MOSCAP 1D </w:t>
-      </w:r>
-      <w:r>
-        <w:rPr>
-          <w:rFonts w:ascii="宋体" w:eastAsia="宋体" w:hAnsi="宋体" w:cs="宋体" w:hint="eastAsia"/>
-          <w:lang w:eastAsia="zh-CN"/>
-        </w:rPr>
-        <w:t>自洽泊松，使本包首次拥有「教科书闭式</w:t>
-      </w:r>
-      <w:r>
-        <w:t xml:space="preserve"> ⟷ </w:t>
-      </w:r>
-      <w:r>
-        <w:rPr>
-          <w:rFonts w:ascii="宋体" w:eastAsia="宋体" w:hAnsi="宋体" w:cs="宋体" w:hint="eastAsia"/>
-          <w:lang w:eastAsia="zh-CN"/>
-        </w:rPr>
-        <w:t>器件级</w:t>
-      </w:r>
-      <w:r>
-        <w:t xml:space="preserve"> PDE</w:t>
-      </w:r>
-      <w:r>
-        <w:rPr>
-          <w:rFonts w:ascii="宋体" w:eastAsia="宋体" w:hAnsi="宋体" w:cs="宋体" w:hint="eastAsia"/>
-          <w:lang w:eastAsia="zh-CN"/>
-        </w:rPr>
-        <w:t>」这条独立交叉验证路径（</w:t>
-      </w:r>
-      <w:r>
-        <w:t xml:space="preserve">V_th </w:t>
-      </w:r>
-      <w:r>
-        <w:rPr>
-          <w:rFonts w:ascii="宋体" w:eastAsia="宋体" w:hAnsi="宋体" w:cs="宋体" w:hint="eastAsia"/>
-          <w:lang w:eastAsia="zh-CN"/>
-        </w:rPr>
-        <w:t>一致到</w:t>
-      </w:r>
-      <w:r>
-        <w:t xml:space="preserve"> 2e-4%</w:t>
-      </w:r>
-      <w:r>
-        <w:rPr>
-          <w:rFonts w:ascii="宋体" w:eastAsia="宋体" w:hAnsi="宋体" w:cs="宋体" w:hint="eastAsia"/>
-          <w:lang w:eastAsia="zh-CN"/>
-        </w:rPr>
-        <w:t>）；此前器件模型只与</w:t>
-      </w:r>
-      <w:r>
-        <w:rPr>
-          <w:rFonts w:ascii="宋体" w:eastAsia="宋体" w:hAnsi="宋体" w:cs="宋体" w:hint="eastAsia"/>
-          <w:b/>
-          <w:lang w:eastAsia="zh-CN"/>
-        </w:rPr>
-        <w:t>自身闭式</w:t>
-      </w:r>
-      <w:r>
-        <w:rPr>
-          <w:rFonts w:ascii="宋体" w:eastAsia="宋体" w:hAnsi="宋体" w:cs="宋体" w:hint="eastAsia"/>
-          <w:lang w:eastAsia="zh-CN"/>
-        </w:rPr>
-        <w:t>自洽。</w:t>
-      </w:r>
-    </w:p>
-    <w:p>
-      <w:pPr>
-        <w:pStyle w:val="ListBullet"/>
-        <w:spacing w:after="72"/>
-      </w:pPr>
-      <w:r>
-        <w:rPr>
-          <w:rFonts w:ascii="宋体" w:eastAsia="宋体" w:hAnsi="宋体" w:cs="宋体" w:hint="eastAsia"/>
-          <w:b/>
-          <w:lang w:eastAsia="zh-CN"/>
-        </w:rPr>
-        <w:t>失效边界（E11-d）</w:t>
-      </w:r>
-      <w:r>
-        <w:rPr>
-          <w:rFonts w:ascii="宋体" w:eastAsia="宋体" w:hAnsi="宋体" w:cs="宋体" w:hint="eastAsia"/>
-          <w:lang w:eastAsia="zh-CN"/>
-        </w:rPr>
-        <w:t>：数值窗口（随网格变）与物理窗口（</w:t>
-      </w:r>
-      <w:r>
-        <w:rPr>
-          <w:rFonts w:ascii="宋体" w:eastAsia="宋体" w:hAnsi="宋体" w:cs="宋体" w:hint="eastAsia"/>
-          <w:b/>
-          <w:lang w:eastAsia="zh-CN"/>
-        </w:rPr>
-        <w:t>与网格无关</w:t>
-      </w:r>
-      <w:r>
-        <w:rPr>
-          <w:rFonts w:ascii="宋体" w:eastAsia="宋体" w:hAnsi="宋体" w:cs="宋体" w:hint="eastAsia"/>
-          <w:lang w:eastAsia="zh-CN"/>
-        </w:rPr>
-        <w:t>）严格分离</w:t>
-      </w:r>
-      <w:r>
-        <w:t xml:space="preserve"> ⇒ </w:t>
-      </w:r>
-      <w:r>
-        <w:rPr>
-          <w:rFonts w:ascii="宋体" w:eastAsia="宋体" w:hAnsi="宋体" w:cs="宋体" w:hint="eastAsia"/>
-          <w:lang w:eastAsia="zh-CN"/>
-        </w:rPr>
-        <w:t>半宽比</w:t>
-      </w:r>
-      <w:r>
-        <w:t xml:space="preserve"> </w:t>
-      </w:r>
-      <w:r>
-        <w:rPr>
-          <w:b/>
-        </w:rPr>
-        <w:t>0.835</w:t>
-      </w:r>
-      <w:r>
-        <w:t xml:space="preserve"> ⇒ </w:t>
-      </w:r>
-      <w:r>
-        <w:rPr>
-          <w:rFonts w:ascii="宋体" w:eastAsia="宋体" w:hAnsi="宋体" w:cs="宋体" w:hint="eastAsia"/>
-          <w:b/>
-          <w:lang w:eastAsia="zh-CN"/>
-        </w:rPr>
-        <w:t>物理模型先失效、数值后崩</w:t>
-      </w:r>
-      <w:r>
-        <w:rPr>
-          <w:rFonts w:ascii="宋体" w:eastAsia="宋体" w:hAnsi="宋体" w:cs="宋体" w:hint="eastAsia"/>
-          <w:lang w:eastAsia="zh-CN"/>
-        </w:rPr>
-        <w:t>；文献缺口量化：</w:t>
-      </w:r>
-      <w:r>
-        <w:t xml:space="preserve">L=65 nm </w:t>
-      </w:r>
-      <w:r>
-        <w:rPr>
-          <w:rFonts w:ascii="宋体" w:eastAsia="宋体" w:hAnsi="宋体" w:cs="宋体" w:hint="eastAsia"/>
-          <w:lang w:eastAsia="zh-CN"/>
-        </w:rPr>
-        <w:t>时</w:t>
-      </w:r>
-      <w:r>
-        <w:t xml:space="preserve"> roll-off </w:t>
-      </w:r>
-      <w:r>
-        <w:rPr>
-          <w:rFonts w:ascii="宋体" w:eastAsia="宋体" w:hAnsi="宋体" w:cs="宋体" w:hint="eastAsia"/>
-          <w:lang w:eastAsia="zh-CN"/>
-        </w:rPr>
-        <w:t>占</w:t>
-      </w:r>
-      <w:r>
-        <w:t xml:space="preserve"> V_th 37.9%</w:t>
-      </w:r>
-      <w:r>
-        <w:rPr>
-          <w:rFonts w:ascii="宋体" w:eastAsia="宋体" w:hAnsi="宋体" w:cs="宋体" w:hint="eastAsia"/>
-          <w:lang w:eastAsia="zh-CN"/>
-        </w:rPr>
-        <w:t>（</w:t>
-      </w:r>
-      <w:r>
-        <w:rPr>
-          <w:rFonts w:ascii="宋体" w:eastAsia="宋体" w:hAnsi="宋体" w:cs="宋体" w:hint="eastAsia"/>
-          <w:b/>
-          <w:lang w:eastAsia="zh-CN"/>
-        </w:rPr>
-        <w:t>非 LDA 计算结果</w:t>
-      </w:r>
-      <w:r>
-        <w:rPr>
-          <w:rFonts w:ascii="宋体" w:eastAsia="宋体" w:hAnsi="宋体" w:cs="宋体" w:hint="eastAsia"/>
-          <w:lang w:eastAsia="zh-CN"/>
-        </w:rPr>
-        <w:t>）。</w:t>
-      </w:r>
-    </w:p>
-    <w:p>
-      <w:bookmarkStart w:id="18" w:name="_Toc_section_9"/>
-      <w:bookmarkStart w:id="8" w:name="section-9"/>
-      <w:pPr>
-        <w:pStyle w:val="Heading2"/>
-        <w:spacing w:line="312" w:lineRule="auto" w:before="720" w:after="288"/>
-      </w:pPr>
-      <w:bookmarkEnd w:id="8"/>
-      <w:r>
-        <w:rPr>
-          <w:rFonts w:ascii="宋体" w:hAnsi="宋体" w:eastAsia="宋体" w:cs="宋体" w:hint="eastAsia"/>
-          <w:b/>
-          <w:sz w:val="36"/>
-          <w:lang w:eastAsia="zh-CN"/>
-        </w:rPr>
-        <w:t>九、先进性定位</w:t>
+        <w:t>八、E12 2D MOS 求解器——短沟道效应：从「算不了」到「算得了」</w:t>
       </w:r>
       <w:bookmarkEnd w:id="18"/>
     </w:p>
@@ -11890,21 +12066,17 @@
         <w:spacing w:after="192"/>
       </w:pPr>
       <w:r>
+        <w:t xml:space="preserve">E11-d </w:t>
+      </w:r>
+      <w:r>
         <w:rPr>
           <w:rFonts w:ascii="宋体" w:eastAsia="宋体" w:hAnsi="宋体" w:cs="宋体" w:hint="eastAsia"/>
           <w:lang w:eastAsia="zh-CN"/>
         </w:rPr>
-        <w:t>公开</w:t>
-      </w:r>
-      <w:r>
-        <w:t xml:space="preserve"> landmark </w:t>
-      </w:r>
-      <w:r>
-        <w:rPr>
-          <w:rFonts w:ascii="宋体" w:eastAsia="宋体" w:hAnsi="宋体" w:cs="宋体" w:hint="eastAsia"/>
-          <w:lang w:eastAsia="zh-CN"/>
-        </w:rPr>
-        <w:t>仅作背景坐标，与本案例</w:t>
+        <w:t>曾把</w:t>
+      </w:r>
+      <w:r>
+        <w:t xml:space="preserve"> V_th roll-off / DIBL </w:t>
       </w:r>
       <w:r>
         <w:rPr>
@@ -11912,7 +12084,218 @@
           <w:b/>
           <w:lang w:eastAsia="zh-CN"/>
         </w:rPr>
-        <w:t>不同台比较</w:t>
+        <w:t>诚实登记为「平台算不了」</w:t>
+      </w:r>
+      <w:r>
+        <w:rPr>
+          <w:rFonts w:ascii="宋体" w:eastAsia="宋体" w:hAnsi="宋体" w:cs="宋体" w:hint="eastAsia"/>
+          <w:lang w:eastAsia="zh-CN"/>
+        </w:rPr>
+        <w:t xml:space="preserve">（只引文献经验式，每项 </w:t>
+      </w:r>
+      <w:r>
+        <w:rPr>
+          <w:rFonts w:ascii="Courier" w:hAnsi="Courier"/>
+        </w:rPr>
+        <w:t>computed_by_lda=False</w:t>
+      </w:r>
+      <w:r>
+        <w:rPr>
+          <w:rFonts w:ascii="宋体" w:eastAsia="宋体" w:hAnsi="宋体" w:cs="宋体" w:hint="eastAsia"/>
+          <w:lang w:eastAsia="zh-CN"/>
+        </w:rPr>
+        <w:t>）。</w:t>
+      </w:r>
+      <w:r>
+        <w:t xml:space="preserve">E12 </w:t>
+      </w:r>
+      <w:r>
+        <w:rPr>
+          <w:rFonts w:ascii="宋体" w:eastAsia="宋体" w:hAnsi="宋体" w:cs="宋体" w:hint="eastAsia"/>
+          <w:b/>
+          <w:lang w:eastAsia="zh-CN"/>
+        </w:rPr>
+        <w:t>补上能力本身</w:t>
+      </w:r>
+      <w:r>
+        <w:rPr>
+          <w:rFonts w:ascii="宋体" w:eastAsia="宋体" w:hAnsi="宋体" w:cs="宋体" w:hint="eastAsia"/>
+          <w:lang w:eastAsia="zh-CN"/>
+        </w:rPr>
+        <w:t>：新增</w:t>
+      </w:r>
+      <w:r>
+        <w:rPr>
+          <w:rFonts w:ascii="宋体" w:eastAsia="宋体" w:hAnsi="宋体" w:cs="宋体" w:hint="eastAsia"/>
+          <w:b/>
+          <w:lang w:eastAsia="zh-CN"/>
+        </w:rPr>
+        <w:t>四端（栅 / 源 / 漏 / 衬底）2D MOSFET 自洽泊松</w:t>
+      </w:r>
+      <w:r>
+        <w:rPr>
+          <w:rFonts w:ascii="宋体" w:eastAsia="宋体" w:hAnsi="宋体" w:cs="宋体" w:hint="eastAsia"/>
+          <w:lang w:eastAsia="zh-CN"/>
+        </w:rPr>
+        <w:t>求解器（</w:t>
+      </w:r>
+      <w:r>
+        <w:rPr>
+          <w:rFonts w:ascii="Courier" w:hAnsi="Courier"/>
+        </w:rPr>
+        <w:t>lda_solver/mos_2d.py</w:t>
+      </w:r>
+      <w:r>
+        <w:rPr>
+          <w:rFonts w:ascii="宋体" w:eastAsia="宋体" w:hAnsi="宋体" w:cs="宋体" w:hint="eastAsia"/>
+          <w:lang w:eastAsia="zh-CN"/>
+        </w:rPr>
+        <w:t>）</w:t>
+      </w:r>
+      <w:r>
+        <w:t>——</w:t>
+      </w:r>
+      <w:r>
+        <w:rPr>
+          <w:rFonts w:ascii="宋体" w:eastAsia="宋体" w:hAnsi="宋体" w:cs="宋体" w:hint="eastAsia"/>
+          <w:lang w:eastAsia="zh-CN"/>
+        </w:rPr>
+        <w:t>变系数有限体积（</w:t>
+      </w:r>
+      <w:r>
+        <w:rPr>
+          <w:rFonts w:ascii="宋体" w:eastAsia="宋体" w:hAnsi="宋体" w:cs="宋体" w:hint="eastAsia"/>
+          <w:b/>
+          <w:lang w:eastAsia="zh-CN"/>
+        </w:rPr>
+        <w:t>按面中点判介质</w:t>
+      </w:r>
+      <w:r>
+        <w:t xml:space="preserve"> ⇒ Si/SiO</w:t>
+      </w:r>
+      <w:r>
+        <w:rPr>
+          <w:vertAlign w:val="subscript"/>
+        </w:rPr>
+        <w:t>2</w:t>
+      </w:r>
+      <w:r>
+        <w:t xml:space="preserve"> </w:t>
+      </w:r>
+      <w:r>
+        <w:rPr>
+          <w:rFonts w:ascii="宋体" w:eastAsia="宋体" w:hAnsi="宋体" w:cs="宋体" w:hint="eastAsia"/>
+          <w:lang w:eastAsia="zh-CN"/>
+        </w:rPr>
+        <w:t>界面离散精确、</w:t>
+      </w:r>
+      <w:r>
+        <w:t xml:space="preserve">C_ox </w:t>
+      </w:r>
+      <w:r>
+        <w:rPr>
+          <w:rFonts w:ascii="宋体" w:eastAsia="宋体" w:hAnsi="宋体" w:cs="宋体" w:hint="eastAsia"/>
+          <w:lang w:eastAsia="zh-CN"/>
+        </w:rPr>
+        <w:t>恰为</w:t>
+      </w:r>
+      <w:r>
+        <w:t xml:space="preserve"> ε_ox/t_ox</w:t>
+      </w:r>
+      <w:r>
+        <w:rPr>
+          <w:rFonts w:ascii="宋体" w:eastAsia="宋体" w:hAnsi="宋体" w:cs="宋体" w:hint="eastAsia"/>
+          <w:lang w:eastAsia="zh-CN"/>
+        </w:rPr>
+        <w:t>）</w:t>
+      </w:r>
+      <w:r>
+        <w:t xml:space="preserve">+ </w:t>
+      </w:r>
+      <w:r>
+        <w:rPr>
+          <w:rFonts w:ascii="宋体" w:eastAsia="宋体" w:hAnsi="宋体" w:cs="宋体" w:hint="eastAsia"/>
+          <w:b/>
+          <w:lang w:eastAsia="zh-CN"/>
+        </w:rPr>
+        <w:t>分段四端边界条件</w:t>
+      </w:r>
+      <w:r>
+        <w:t xml:space="preserve"> + </w:t>
+      </w:r>
+      <w:r>
+        <w:rPr>
+          <w:rFonts w:ascii="宋体" w:eastAsia="宋体" w:hAnsi="宋体" w:cs="宋体" w:hint="eastAsia"/>
+          <w:b/>
+          <w:lang w:eastAsia="zh-CN"/>
+        </w:rPr>
+        <w:t>电子准费米势分裂</w:t>
+      </w:r>
+      <w:r>
+        <w:rPr>
+          <w:rFonts w:ascii="宋体" w:eastAsia="宋体" w:hAnsi="宋体" w:cs="宋体" w:hint="eastAsia"/>
+          <w:lang w:eastAsia="zh-CN"/>
+        </w:rPr>
+        <w:t>（源侧</w:t>
+      </w:r>
+      <w:r>
+        <w:t xml:space="preserve"> 0 / </w:t>
+      </w:r>
+      <w:r>
+        <w:rPr>
+          <w:rFonts w:ascii="宋体" w:eastAsia="宋体" w:hAnsi="宋体" w:cs="宋体" w:hint="eastAsia"/>
+          <w:lang w:eastAsia="zh-CN"/>
+        </w:rPr>
+        <w:t>漏侧</w:t>
+      </w:r>
+      <w:r>
+        <w:t xml:space="preserve"> V_d</w:t>
+      </w:r>
+      <w:r>
+        <w:rPr>
+          <w:rFonts w:ascii="宋体" w:eastAsia="宋体" w:hAnsi="宋体" w:cs="宋体" w:hint="eastAsia"/>
+          <w:lang w:eastAsia="zh-CN"/>
+        </w:rPr>
+        <w:t>）</w:t>
+      </w:r>
+      <w:r>
+        <w:t xml:space="preserve">+ </w:t>
+      </w:r>
+      <w:r>
+        <w:rPr>
+          <w:rFonts w:ascii="宋体" w:eastAsia="宋体" w:hAnsi="宋体" w:cs="宋体" w:hint="eastAsia"/>
+          <w:lang w:eastAsia="zh-CN"/>
+        </w:rPr>
+        <w:t>阻尼牛顿</w:t>
+      </w:r>
+      <w:r>
+        <w:t xml:space="preserve"> / continuation</w:t>
+      </w:r>
+      <w:r>
+        <w:rPr>
+          <w:rFonts w:ascii="宋体" w:eastAsia="宋体" w:hAnsi="宋体" w:cs="宋体" w:hint="eastAsia"/>
+          <w:lang w:eastAsia="zh-CN"/>
+        </w:rPr>
+        <w:t>；</w:t>
+      </w:r>
+      <w:r>
+        <w:t xml:space="preserve">ecore </w:t>
+      </w:r>
+      <w:r>
+        <w:rPr>
+          <w:rFonts w:ascii="宋体" w:eastAsia="宋体" w:hAnsi="宋体" w:cs="宋体" w:hint="eastAsia"/>
+          <w:lang w:eastAsia="zh-CN"/>
+        </w:rPr>
+        <w:t>侧桥</w:t>
+      </w:r>
+      <w:r>
+        <w:t xml:space="preserve"> </w:t>
+      </w:r>
+      <w:r>
+        <w:rPr>
+          <w:rFonts w:ascii="Courier" w:hAnsi="Courier"/>
+        </w:rPr>
+        <w:t>lda_l2/ecore/device_2d.py</w:t>
       </w:r>
       <w:r>
         <w:rPr>
@@ -11963,7 +12346,7 @@
                 <w:b/>
                 <w:sz w:val="20"/>
               </w:rPr>
-              <w:t>维度</w:t>
+              <w:t>项</w:t>
             </w:r>
           </w:p>
         </w:tc>
@@ -11996,7 +12379,7 @@
                 <w:b/>
                 <w:sz w:val="20"/>
               </w:rPr>
-              <w:t>产业界</w:t>
+              <w:t xml:space="preserve">2D </w:t>
             </w:r>
             <w:r>
               <w:rPr>
@@ -12012,7 +12395,7 @@
                 <w:b/>
                 <w:sz w:val="20"/>
               </w:rPr>
-              <w:t xml:space="preserve"> / </w:t>
+              <w:t>数值解（</w:t>
             </w:r>
             <w:r>
               <w:rPr>
@@ -12028,7 +12411,23 @@
                 <w:b/>
                 <w:sz w:val="20"/>
               </w:rPr>
-              <w:t>学术</w:t>
+              <w:t>candidate</w:t>
+            </w:r>
+            <w:r>
+              <w:rPr>
+                <w:rFonts w:ascii="黑体" w:hAnsi="黑体" w:eastAsia="黑体" w:hint="eastAsia"/>
+                <w:b/>
+                <w:sz w:val="20"/>
+              </w:rPr>
+              <w:t xml:space="preserve"> </w:t>
+            </w:r>
+            <w:r>
+              <w:rPr>
+                <w:rFonts w:ascii="黑体" w:hAnsi="黑体" w:eastAsia="黑体" w:hint="eastAsia"/>
+                <w:b/>
+                <w:sz w:val="20"/>
+              </w:rPr>
+              <w:t>）</w:t>
             </w:r>
           </w:p>
         </w:tc>
@@ -12061,7 +12460,103 @@
                 <w:b/>
                 <w:sz w:val="20"/>
               </w:rPr>
-              <w:t>本案例</w:t>
+              <w:t>教科书</w:t>
+            </w:r>
+            <w:r>
+              <w:rPr>
+                <w:rFonts w:ascii="黑体" w:hAnsi="黑体" w:eastAsia="黑体" w:hint="eastAsia"/>
+                <w:b/>
+                <w:sz w:val="20"/>
+              </w:rPr>
+              <w:t xml:space="preserve"> </w:t>
+            </w:r>
+            <w:r>
+              <w:rPr>
+                <w:rFonts w:ascii="黑体" w:hAnsi="黑体" w:eastAsia="黑体" w:hint="eastAsia"/>
+                <w:b/>
+                <w:sz w:val="20"/>
+              </w:rPr>
+              <w:t xml:space="preserve"> 1D </w:t>
+            </w:r>
+            <w:r>
+              <w:rPr>
+                <w:rFonts w:ascii="黑体" w:hAnsi="黑体" w:eastAsia="黑体" w:hint="eastAsia"/>
+                <w:b/>
+                <w:sz w:val="20"/>
+              </w:rPr>
+              <w:t xml:space="preserve"> </w:t>
+            </w:r>
+            <w:r>
+              <w:rPr>
+                <w:rFonts w:ascii="黑体" w:hAnsi="黑体" w:eastAsia="黑体" w:hint="eastAsia"/>
+                <w:b/>
+                <w:sz w:val="20"/>
+              </w:rPr>
+              <w:t>闭式（</w:t>
+            </w:r>
+            <w:r>
+              <w:rPr>
+                <w:rFonts w:ascii="黑体" w:hAnsi="黑体" w:eastAsia="黑体" w:hint="eastAsia"/>
+                <w:b/>
+                <w:sz w:val="20"/>
+              </w:rPr>
+              <w:t xml:space="preserve"> </w:t>
+            </w:r>
+            <w:r>
+              <w:rPr>
+                <w:rFonts w:ascii="黑体" w:hAnsi="黑体" w:eastAsia="黑体" w:hint="eastAsia"/>
+                <w:b/>
+                <w:sz w:val="20"/>
+              </w:rPr>
+              <w:t>golden</w:t>
+            </w:r>
+            <w:r>
+              <w:rPr>
+                <w:rFonts w:ascii="黑体" w:hAnsi="黑体" w:eastAsia="黑体" w:hint="eastAsia"/>
+                <w:b/>
+                <w:sz w:val="20"/>
+              </w:rPr>
+              <w:t xml:space="preserve"> </w:t>
+            </w:r>
+            <w:r>
+              <w:rPr>
+                <w:rFonts w:ascii="黑体" w:hAnsi="黑体" w:eastAsia="黑体" w:hint="eastAsia"/>
+                <w:b/>
+                <w:sz w:val="20"/>
+              </w:rPr>
+              <w:t>）</w:t>
+            </w:r>
+            <w:r>
+              <w:rPr>
+                <w:rFonts w:ascii="黑体" w:hAnsi="黑体" w:eastAsia="黑体" w:hint="eastAsia"/>
+                <w:b/>
+                <w:sz w:val="20"/>
+              </w:rPr>
+              <w:t xml:space="preserve"> </w:t>
+            </w:r>
+            <w:r>
+              <w:rPr>
+                <w:rFonts w:ascii="黑体" w:hAnsi="黑体" w:eastAsia="黑体" w:hint="eastAsia"/>
+                <w:b/>
+                <w:sz w:val="20"/>
+              </w:rPr>
+              <w:t xml:space="preserve">/ </w:t>
+            </w:r>
+            <w:r>
+              <w:rPr>
+                <w:rFonts w:ascii="黑体" w:hAnsi="黑体" w:eastAsia="黑体" w:hint="eastAsia"/>
+                <w:b/>
+                <w:sz w:val="20"/>
+              </w:rPr>
+              <w:t xml:space="preserve"> </w:t>
+            </w:r>
+            <w:r>
+              <w:rPr>
+                <w:rFonts w:ascii="黑体" w:hAnsi="黑体" w:eastAsia="黑体" w:hint="eastAsia"/>
+                <w:b/>
+                <w:sz w:val="20"/>
+              </w:rPr>
+              <w:t>对照</w:t>
             </w:r>
           </w:p>
         </w:tc>
@@ -12093,7 +12588,55 @@
               <w:rPr>
                 <w:sz w:val="20"/>
               </w:rPr>
-              <w:t>交付物</w:t>
+              <w:t>长沟道极限</w:t>
+            </w:r>
+            <w:r>
+              <w:rPr>
+                <w:sz w:val="20"/>
+              </w:rPr>
+              <w:t xml:space="preserve"> </w:t>
+            </w:r>
+            <w:r>
+              <w:rPr>
+                <w:sz w:val="20"/>
+              </w:rPr>
+              <w:t xml:space="preserve"> V_th</w:t>
+            </w:r>
+            <w:r>
+              <w:rPr>
+                <w:sz w:val="20"/>
+              </w:rPr>
+              <w:t xml:space="preserve"> </w:t>
+            </w:r>
+            <w:r>
+              <w:rPr>
+                <w:sz w:val="20"/>
+              </w:rPr>
+              <w:t>（</w:t>
+            </w:r>
+            <w:r>
+              <w:rPr>
+                <w:sz w:val="20"/>
+              </w:rPr>
+              <w:t xml:space="preserve"> </w:t>
+            </w:r>
+            <w:r>
+              <w:rPr>
+                <w:sz w:val="20"/>
+              </w:rPr>
+              <w:t>L = 1000 nm</w:t>
+            </w:r>
+            <w:r>
+              <w:rPr>
+                <w:sz w:val="20"/>
+              </w:rPr>
+              <w:t xml:space="preserve"> </w:t>
+            </w:r>
+            <w:r>
+              <w:rPr>
+                <w:sz w:val="20"/>
+              </w:rPr>
+              <w:t>）</w:t>
             </w:r>
           </w:p>
         </w:tc>
@@ -12121,33 +12664,10 @@
             </w:pPr>
             <w:r>
               <w:rPr>
-                <w:sz w:val="20"/>
-              </w:rPr>
-              <w:t>流片硅产品</w:t>
-            </w:r>
-            <w:r>
-              <w:rPr>
-                <w:sz w:val="20"/>
-              </w:rPr>
-              <w:t xml:space="preserve"> </w:t>
-            </w:r>
-            <w:r>
-              <w:rPr>
-                <w:sz w:val="20"/>
-              </w:rPr>
-              <w:t xml:space="preserve"> + </w:t>
-            </w:r>
-            <w:r>
-              <w:rPr>
-                <w:sz w:val="20"/>
-              </w:rPr>
-              <w:t xml:space="preserve"> </w:t>
-            </w:r>
-            <w:r>
-              <w:rPr>
-                <w:sz w:val="20"/>
-              </w:rPr>
-              <w:t>云访问</w:t>
+                <w:b/>
+                <w:sz w:val="20"/>
+              </w:rPr>
+              <w:t>0.4239 V</w:t>
             </w:r>
           </w:p>
         </w:tc>
@@ -12177,7 +12697,50 @@
               <w:rPr>
                 <w:sz w:val="20"/>
               </w:rPr>
-              <w:t>设计期验证（可复现、可审计的工具链输出）</w:t>
+              <w:t>0.4260 V</w:t>
+            </w:r>
+            <w:r>
+              <w:rPr>
+                <w:sz w:val="20"/>
+              </w:rPr>
+              <w:t xml:space="preserve"> </w:t>
+            </w:r>
+            <w:r>
+              <w:rPr>
+                <w:sz w:val="20"/>
+              </w:rPr>
+              <w:t>（</w:t>
+            </w:r>
+            <w:r>
+              <w:rPr>
+                <w:sz w:val="20"/>
+              </w:rPr>
+              <w:t xml:space="preserve"> </w:t>
+            </w:r>
+            <w:r>
+              <w:rPr>
+                <w:sz w:val="20"/>
+              </w:rPr>
+              <w:t xml:space="preserve">rel </w:t>
+            </w:r>
+            <w:r>
+              <w:rPr>
+                <w:sz w:val="20"/>
+              </w:rPr>
+              <w:t xml:space="preserve"> </w:t>
+            </w:r>
+            <w:r>
+              <w:rPr>
+                <w:b/>
+                <w:sz w:val="20"/>
+              </w:rPr>
+              <w:t>0.496%</w:t>
+            </w:r>
+            <w:r>
+              <w:rPr>
+                <w:sz w:val="20"/>
+              </w:rPr>
+              <w:t xml:space="preserve"> ）</w:t>
             </w:r>
           </w:p>
         </w:tc>
@@ -12209,7 +12772,7 @@
               <w:rPr>
                 <w:sz w:val="20"/>
               </w:rPr>
-              <w:t>工具链来源</w:t>
+              <w:t>roll-off @ 65 nm</w:t>
             </w:r>
           </w:p>
         </w:tc>
@@ -12237,45 +12800,10 @@
             </w:pPr>
             <w:r>
               <w:rPr>
-                <w:sz w:val="20"/>
-              </w:rPr>
-              <w:t>闭源</w:t>
-            </w:r>
-            <w:r>
-              <w:rPr>
-                <w:sz w:val="20"/>
-              </w:rPr>
-              <w:t xml:space="preserve"> </w:t>
-            </w:r>
-            <w:r>
-              <w:rPr>
-                <w:sz w:val="20"/>
-              </w:rPr>
-              <w:t xml:space="preserve"> CAD/PDK + </w:t>
-            </w:r>
-            <w:r>
-              <w:rPr>
-                <w:sz w:val="20"/>
-              </w:rPr>
-              <w:t xml:space="preserve"> </w:t>
-            </w:r>
-            <w:r>
-              <w:rPr>
-                <w:sz w:val="20"/>
-              </w:rPr>
-              <w:t>商业</w:t>
-            </w:r>
-            <w:r>
-              <w:rPr>
-                <w:sz w:val="20"/>
-              </w:rPr>
-              <w:t xml:space="preserve"> </w:t>
-            </w:r>
-            <w:r>
-              <w:rPr>
-                <w:sz w:val="20"/>
-              </w:rPr>
-              <w:t xml:space="preserve"> SPICE</w:t>
+                <w:b/>
+                <w:sz w:val="20"/>
+              </w:rPr>
+              <w:t>−176.3 mV</w:t>
             </w:r>
           </w:p>
         </w:tc>
@@ -12305,7 +12833,7 @@
               <w:rPr>
                 <w:sz w:val="20"/>
               </w:rPr>
-              <w:t>开源（</w:t>
+              <w:t xml:space="preserve">Yau </w:t>
             </w:r>
             <w:r>
               <w:rPr>
@@ -12317,7 +12845,7 @@
               <w:rPr>
                 <w:sz w:val="20"/>
               </w:rPr>
-              <w:t>MIT</w:t>
+              <w:t>文献式</w:t>
             </w:r>
             <w:r>
               <w:rPr>
@@ -12329,55 +12857,67 @@
               <w:rPr>
                 <w:sz w:val="20"/>
               </w:rPr>
+              <w:t xml:space="preserve"> −161.3 mV</w:t>
+            </w:r>
+            <w:r>
+              <w:rPr>
+                <w:sz w:val="20"/>
+              </w:rPr>
+              <w:t xml:space="preserve"> </w:t>
+            </w:r>
+            <w:r>
+              <w:rPr>
+                <w:sz w:val="20"/>
+              </w:rPr>
+              <w:t>（对照</w:t>
+            </w:r>
+            <w:r>
+              <w:rPr>
+                <w:sz w:val="20"/>
+              </w:rPr>
+              <w:t xml:space="preserve"> </w:t>
+            </w:r>
+            <w:r>
+              <w:rPr>
+                <w:sz w:val="20"/>
+              </w:rPr>
+              <w:t xml:space="preserve"> · </w:t>
+            </w:r>
+            <w:r>
+              <w:rPr>
+                <w:sz w:val="20"/>
+              </w:rPr>
+              <w:t xml:space="preserve"> </w:t>
+            </w:r>
+            <w:r>
+              <w:rPr>
+                <w:sz w:val="20"/>
+              </w:rPr>
+              <w:t>非</w:t>
+            </w:r>
+            <w:r>
+              <w:rPr>
+                <w:sz w:val="20"/>
+              </w:rPr>
+              <w:t xml:space="preserve"> </w:t>
+            </w:r>
+            <w:r>
+              <w:rPr>
+                <w:sz w:val="20"/>
+              </w:rPr>
+              <w:t xml:space="preserve"> golden</w:t>
+            </w:r>
+            <w:r>
+              <w:rPr>
+                <w:sz w:val="20"/>
+              </w:rPr>
+              <w:t xml:space="preserve"> </w:t>
+            </w:r>
+            <w:r>
+              <w:rPr>
+                <w:sz w:val="20"/>
+              </w:rPr>
               <w:t>）</w:t>
-            </w:r>
-            <w:r>
-              <w:rPr>
-                <w:sz w:val="20"/>
-              </w:rPr>
-              <w:t xml:space="preserve"> </w:t>
-            </w:r>
-            <w:r>
-              <w:rPr>
-                <w:sz w:val="20"/>
-              </w:rPr>
-              <w:t xml:space="preserve">· Agent-native · </w:t>
-            </w:r>
-            <w:r>
-              <w:rPr>
-                <w:sz w:val="20"/>
-              </w:rPr>
-              <w:t xml:space="preserve"> </w:t>
-            </w:r>
-            <w:r>
-              <w:rPr>
-                <w:sz w:val="20"/>
-              </w:rPr>
-              <w:t>零外部</w:t>
-            </w:r>
-            <w:r>
-              <w:rPr>
-                <w:sz w:val="20"/>
-              </w:rPr>
-              <w:t xml:space="preserve"> </w:t>
-            </w:r>
-            <w:r>
-              <w:rPr>
-                <w:sz w:val="20"/>
-              </w:rPr>
-              <w:t xml:space="preserve"> SPICE/EDA </w:t>
-            </w:r>
-            <w:r>
-              <w:rPr>
-                <w:sz w:val="20"/>
-              </w:rPr>
-              <w:t xml:space="preserve"> </w:t>
-            </w:r>
-            <w:r>
-              <w:rPr>
-                <w:sz w:val="20"/>
-              </w:rPr>
-              <w:t>引擎（自研）</w:t>
             </w:r>
           </w:p>
         </w:tc>
@@ -12409,7 +12949,7 @@
               <w:rPr>
                 <w:sz w:val="20"/>
               </w:rPr>
-              <w:t>判决路径</w:t>
+              <w:t>roll-off @ 100 / 250 nm</w:t>
             </w:r>
           </w:p>
         </w:tc>
@@ -12439,31 +12979,7 @@
               <w:rPr>
                 <w:sz w:val="20"/>
               </w:rPr>
-              <w:t>实测</w:t>
-            </w:r>
-            <w:r>
-              <w:rPr>
-                <w:sz w:val="20"/>
-              </w:rPr>
-              <w:t xml:space="preserve"> </w:t>
-            </w:r>
-            <w:r>
-              <w:rPr>
-                <w:sz w:val="20"/>
-              </w:rPr>
-              <w:t xml:space="preserve"> + </w:t>
-            </w:r>
-            <w:r>
-              <w:rPr>
-                <w:sz w:val="20"/>
-              </w:rPr>
-              <w:t xml:space="preserve"> </w:t>
-            </w:r>
-            <w:r>
-              <w:rPr>
-                <w:sz w:val="20"/>
-              </w:rPr>
-              <w:t>数值仿真混合</w:t>
+              <w:t>−101.3 / −14.0 mV</w:t>
             </w:r>
           </w:p>
         </w:tc>
@@ -12493,7 +13009,7 @@
               <w:rPr>
                 <w:sz w:val="20"/>
               </w:rPr>
-              <w:t xml:space="preserve">LLM </w:t>
+              <w:t>−104.9 / −41.9 mV</w:t>
             </w:r>
             <w:r>
               <w:rPr>
@@ -12505,31 +13021,7 @@
               <w:rPr>
                 <w:sz w:val="20"/>
               </w:rPr>
-              <w:t>不进判决路径（死标量比对</w:t>
-            </w:r>
-            <w:r>
-              <w:rPr>
-                <w:sz w:val="20"/>
-              </w:rPr>
-              <w:t xml:space="preserve"> </w:t>
-            </w:r>
-            <w:r>
-              <w:rPr>
-                <w:sz w:val="20"/>
-              </w:rPr>
-              <w:t xml:space="preserve"> · </w:t>
-            </w:r>
-            <w:r>
-              <w:rPr>
-                <w:sz w:val="20"/>
-              </w:rPr>
-              <w:t xml:space="preserve"> </w:t>
-            </w:r>
-            <w:r>
-              <w:rPr>
-                <w:sz w:val="20"/>
-              </w:rPr>
-              <w:t>物理定律锚）</w:t>
+              <w:t>（对照）</w:t>
             </w:r>
           </w:p>
         </w:tc>
@@ -12559,9 +13051,10 @@
             </w:pPr>
             <w:r>
               <w:rPr>
-                <w:sz w:val="20"/>
-              </w:rPr>
-              <w:t>架构族</w:t>
+                <w:b/>
+                <w:sz w:val="20"/>
+              </w:rPr>
+              <w:t>DIBL @ 65 nm</w:t>
             </w:r>
           </w:p>
         </w:tc>
@@ -12589,21 +13082,10 @@
             </w:pPr>
             <w:r>
               <w:rPr>
-                <w:sz w:val="20"/>
-              </w:rPr>
-              <w:t xml:space="preserve">analog CIM MVM </w:t>
-            </w:r>
-            <w:r>
-              <w:rPr>
-                <w:sz w:val="20"/>
-              </w:rPr>
-              <w:t xml:space="preserve"> </w:t>
-            </w:r>
-            <w:r>
-              <w:rPr>
-                <w:sz w:val="20"/>
-              </w:rPr>
-              <w:t>交叉阵列</w:t>
+                <w:b/>
+                <w:sz w:val="20"/>
+              </w:rPr>
+              <w:t>153.6 mV/V</w:t>
             </w:r>
           </w:p>
         </w:tc>
@@ -12633,7 +13115,7 @@
               <w:rPr>
                 <w:sz w:val="20"/>
               </w:rPr>
-              <w:t>同族：</w:t>
+              <w:t xml:space="preserve">ln(DIBL)–L </w:t>
             </w:r>
             <w:r>
               <w:rPr>
@@ -12645,7 +13127,7 @@
               <w:rPr>
                 <w:sz w:val="20"/>
               </w:rPr>
-              <w:t xml:space="preserve">MVM </w:t>
+              <w:t>线性</w:t>
             </w:r>
             <w:r>
               <w:rPr>
@@ -12657,31 +13139,26 @@
               <w:rPr>
                 <w:sz w:val="20"/>
               </w:rPr>
-              <w:t>交叉阵列（电子版「光子</w:t>
-            </w:r>
-            <w:r>
-              <w:rPr>
-                <w:sz w:val="20"/>
-              </w:rPr>
               <w:t xml:space="preserve"> </w:t>
             </w:r>
             <w:r>
               <w:rPr>
                 <w:sz w:val="20"/>
               </w:rPr>
-              <w:t xml:space="preserve"> MZI </w:t>
-            </w:r>
-            <w:r>
-              <w:rPr>
-                <w:sz w:val="20"/>
-              </w:rPr>
               <w:t xml:space="preserve"> </w:t>
             </w:r>
             <w:r>
               <w:rPr>
-                <w:sz w:val="20"/>
-              </w:rPr>
-              <w:t>网格」）</w:t>
+                <w:b/>
+                <w:sz w:val="20"/>
+              </w:rPr>
+              <w:t>R² 0.99863</w:t>
+            </w:r>
+            <w:r>
+              <w:rPr>
+                <w:sz w:val="20"/>
+              </w:rPr>
+              <w:t xml:space="preserve"> · ℓ_eff 68.9 nm</w:t>
             </w:r>
           </w:p>
         </w:tc>
@@ -12713,7 +13190,19 @@
               <w:rPr>
                 <w:sz w:val="20"/>
               </w:rPr>
-              <w:t>能效口径</w:t>
+              <w:t>自然长度</w:t>
+            </w:r>
+            <w:r>
+              <w:rPr>
+                <w:sz w:val="20"/>
+              </w:rPr>
+              <w:t xml:space="preserve"> </w:t>
+            </w:r>
+            <w:r>
+              <w:rPr>
+                <w:sz w:val="20"/>
+              </w:rPr>
+              <w:t xml:space="preserve"> λ</w:t>
             </w:r>
           </w:p>
         </w:tc>
@@ -12743,67 +13232,7 @@
               <w:rPr>
                 <w:sz w:val="20"/>
               </w:rPr>
-              <w:t>有实测</w:t>
-            </w:r>
-            <w:r>
-              <w:rPr>
-                <w:sz w:val="20"/>
-              </w:rPr>
-              <w:t xml:space="preserve"> </w:t>
-            </w:r>
-            <w:r>
-              <w:rPr>
-                <w:sz w:val="20"/>
-              </w:rPr>
-              <w:t xml:space="preserve"> / </w:t>
-            </w:r>
-            <w:r>
-              <w:rPr>
-                <w:sz w:val="20"/>
-              </w:rPr>
-              <w:t xml:space="preserve"> </w:t>
-            </w:r>
-            <w:r>
-              <w:rPr>
-                <w:sz w:val="20"/>
-              </w:rPr>
-              <w:t>宣称</w:t>
-            </w:r>
-            <w:r>
-              <w:rPr>
-                <w:sz w:val="20"/>
-              </w:rPr>
-              <w:t xml:space="preserve"> </w:t>
-            </w:r>
-            <w:r>
-              <w:rPr>
-                <w:sz w:val="20"/>
-              </w:rPr>
-              <w:t xml:space="preserve"> TOPS </w:t>
-            </w:r>
-            <w:r>
-              <w:rPr>
-                <w:sz w:val="20"/>
-              </w:rPr>
-              <w:t xml:space="preserve"> </w:t>
-            </w:r>
-            <w:r>
-              <w:rPr>
-                <w:sz w:val="20"/>
-              </w:rPr>
-              <w:t>与</w:t>
-            </w:r>
-            <w:r>
-              <w:rPr>
-                <w:sz w:val="20"/>
-              </w:rPr>
-              <w:t xml:space="preserve"> </w:t>
-            </w:r>
-            <w:r>
-              <w:rPr>
-                <w:sz w:val="20"/>
-              </w:rPr>
-              <w:t xml:space="preserve"> W</w:t>
+              <w:t>18.97 nm</w:t>
             </w:r>
           </w:p>
         </w:tc>
@@ -12833,7 +13262,52 @@
               <w:rPr>
                 <w:sz w:val="20"/>
               </w:rPr>
-              <w:t>不报能效</w:t>
+              <w:t xml:space="preserve">与文献式 </w:t>
+            </w:r>
+            <w:r>
+              <w:rPr>
+                <w:b/>
+                <w:sz w:val="20"/>
+              </w:rPr>
+              <w:t>同式</w:t>
+            </w:r>
+            <w:r>
+              <w:rPr>
+                <w:sz w:val="20"/>
+              </w:rPr>
+              <w:t xml:space="preserve"> （互为独立实现）</w:t>
+            </w:r>
+          </w:p>
+        </w:tc>
+      </w:tr>
+      <w:tr>
+        <w:tc>
+          <w:tcPr>
+            <w:tcW w:type="dxa" w:w="2880"/>
+            <w:vAlign w:val="center"/>
+            <w:tcBorders>
+              <w:top w:val="single" w:sz="6" w:space="0" w:color="CCCCCC"/>
+              <w:bottom w:val="single" w:sz="6" w:space="0" w:color="CCCCCC"/>
+              <w:left w:val="single" w:sz="6" w:space="0" w:color="CCCCCC"/>
+              <w:right w:val="single" w:sz="6" w:space="0" w:color="CCCCCC"/>
+            </w:tcBorders>
+            <w:tcMar>
+              <w:top w:w="96" w:type="dxa"/>
+              <w:bottom w:w="96" w:type="dxa"/>
+              <w:left w:w="144" w:type="dxa"/>
+              <w:right w:w="144" w:type="dxa"/>
+            </w:tcMar>
+          </w:tcPr>
+          <w:p>
+            <w:pPr>
+              <w:jc w:val="left"/>
+              <w:spacing w:line="240" w:lineRule="auto" w:before="50" w:after="50"/>
+            </w:pPr>
+            <w:r>
+              <w:rPr>
+                <w:sz w:val="20"/>
+              </w:rPr>
+              <w:t>网格收敛</w:t>
             </w:r>
             <w:r>
               <w:rPr>
@@ -12857,7 +13331,67 @@
               <w:rPr>
                 <w:sz w:val="20"/>
               </w:rPr>
-              <w:t>吞吐（无流片）</w:t>
+              <w:t>两变体互验</w:t>
+            </w:r>
+          </w:p>
+        </w:tc>
+        <w:tc>
+          <w:tcPr>
+            <w:tcW w:type="dxa" w:w="2880"/>
+            <w:vAlign w:val="center"/>
+            <w:tcBorders>
+              <w:top w:val="single" w:sz="6" w:space="0" w:color="CCCCCC"/>
+              <w:bottom w:val="single" w:sz="6" w:space="0" w:color="CCCCCC"/>
+              <w:left w:val="single" w:sz="6" w:space="0" w:color="CCCCCC"/>
+              <w:right w:val="single" w:sz="6" w:space="0" w:color="CCCCCC"/>
+            </w:tcBorders>
+            <w:tcMar>
+              <w:top w:w="96" w:type="dxa"/>
+              <w:bottom w:w="96" w:type="dxa"/>
+              <w:left w:w="144" w:type="dxa"/>
+              <w:right w:w="144" w:type="dxa"/>
+            </w:tcMar>
+          </w:tcPr>
+          <w:p>
+            <w:pPr>
+              <w:jc w:val="left"/>
+              <w:spacing w:line="240" w:lineRule="auto" w:before="50" w:after="50"/>
+            </w:pPr>
+            <w:r>
+              <w:rPr>
+                <w:sz w:val="20"/>
+              </w:rPr>
+              <w:t>&lt;0.6 mV</w:t>
+            </w:r>
+          </w:p>
+        </w:tc>
+        <w:tc>
+          <w:tcPr>
+            <w:tcW w:type="dxa" w:w="2880"/>
+            <w:vAlign w:val="center"/>
+            <w:tcBorders>
+              <w:top w:val="single" w:sz="6" w:space="0" w:color="CCCCCC"/>
+              <w:bottom w:val="single" w:sz="6" w:space="0" w:color="CCCCCC"/>
+              <w:left w:val="single" w:sz="6" w:space="0" w:color="CCCCCC"/>
+              <w:right w:val="single" w:sz="6" w:space="0" w:color="CCCCCC"/>
+            </w:tcBorders>
+            <w:tcMar>
+              <w:top w:w="96" w:type="dxa"/>
+              <w:bottom w:w="96" w:type="dxa"/>
+              <w:left w:w="144" w:type="dxa"/>
+              <w:right w:w="144" w:type="dxa"/>
+            </w:tcMar>
+          </w:tcPr>
+          <w:p>
+            <w:pPr>
+              <w:jc w:val="left"/>
+              <w:spacing w:line="240" w:lineRule="auto" w:before="50" w:after="50"/>
+            </w:pPr>
+            <w:r>
+              <w:rPr>
+                <w:sz w:val="20"/>
+              </w:rPr>
+              <w:t xml:space="preserve">majority ⟷ boltzmann </w:t>
             </w:r>
             <w:r>
               <w:rPr>
@@ -12869,7 +13403,7 @@
               <w:rPr>
                 <w:sz w:val="20"/>
               </w:rPr>
-              <w:t>——</w:t>
+              <w:t>差</w:t>
             </w:r>
             <w:r>
               <w:rPr>
@@ -12881,7 +13415,19 @@
               <w:rPr>
                 <w:sz w:val="20"/>
               </w:rPr>
-              <w:t>口径不同，不可比数</w:t>
+              <w:t xml:space="preserve"> +11.3 mV</w:t>
+            </w:r>
+            <w:r>
+              <w:rPr>
+                <w:sz w:val="20"/>
+              </w:rPr>
+              <w:t xml:space="preserve"> </w:t>
+            </w:r>
+            <w:r>
+              <w:rPr>
+                <w:sz w:val="20"/>
+              </w:rPr>
+              <w:t>（反型层电荷贡献）</w:t>
             </w:r>
           </w:p>
         </w:tc>
@@ -12892,14 +13438,22 @@
         <w:spacing w:after="192"/>
       </w:pPr>
       <w:r>
+        <w:t xml:space="preserve">🔴 </w:t>
+      </w:r>
+      <w:r>
         <w:rPr>
           <w:rFonts w:ascii="宋体" w:eastAsia="宋体" w:hAnsi="宋体" w:cs="宋体" w:hint="eastAsia"/>
           <w:lang w:eastAsia="zh-CN"/>
         </w:rPr>
-        <w:t>公开</w:t>
-      </w:r>
-      <w:r>
-        <w:t xml:space="preserve"> landmark</w:t>
+        <w:t>本段是</w:t>
+      </w:r>
+      <w:r>
+        <w:rPr>
+          <w:rFonts w:ascii="宋体" w:eastAsia="宋体" w:hAnsi="宋体" w:cs="宋体" w:hint="eastAsia"/>
+          <w:b/>
+          <w:lang w:eastAsia="zh-CN"/>
+        </w:rPr>
+        <w:t>准平衡静电求解、不含漂移扩散输运 ⇒ 不产 I-V</w:t>
       </w:r>
       <w:r>
         <w:rPr>
@@ -12909,50 +13463,57 @@
         <w:t>（</w:t>
       </w:r>
       <w:r>
-        <w:t xml:space="preserve">A </w:t>
+        <w:t xml:space="preserve">V_th </w:t>
       </w:r>
       <w:r>
         <w:rPr>
           <w:rFonts w:ascii="宋体" w:eastAsia="宋体" w:hAnsi="宋体" w:cs="宋体" w:hint="eastAsia"/>
           <w:lang w:eastAsia="zh-CN"/>
         </w:rPr>
-        <w:t>级公开来源</w:t>
-      </w:r>
-      <w:r>
-        <w:t xml:space="preserve"> · </w:t>
+        <w:t>用「界面最低表面势达</w:t>
+      </w:r>
+      <w:r>
+        <w:t xml:space="preserve"> +φ_F</w:t>
       </w:r>
       <w:r>
         <w:rPr>
           <w:rFonts w:ascii="宋体" w:eastAsia="宋体" w:hAnsi="宋体" w:cs="宋体" w:hint="eastAsia"/>
           <w:lang w:eastAsia="zh-CN"/>
         </w:rPr>
-        <w:t>照录</w:t>
-      </w:r>
-      <w:r>
-        <w:t xml:space="preserve"> · </w:t>
+        <w:t>」判据，</w:t>
+      </w:r>
+      <w:r>
+        <w:rPr>
+          <w:rFonts w:ascii="宋体" w:eastAsia="宋体" w:hAnsi="宋体" w:cs="宋体" w:hint="eastAsia"/>
+          <w:b/>
+          <w:lang w:eastAsia="zh-CN"/>
+        </w:rPr>
+        <w:t>非恒定电流法</w:t>
       </w:r>
       <w:r>
         <w:rPr>
           <w:rFonts w:ascii="宋体" w:eastAsia="宋体" w:hAnsi="宋体" w:cs="宋体" w:hint="eastAsia"/>
           <w:lang w:eastAsia="zh-CN"/>
         </w:rPr>
-        <w:t>未验证</w:t>
-      </w:r>
-      <w:r>
-        <w:t xml:space="preserve"> · </w:t>
+        <w:t>）</w:t>
+      </w:r>
+      <w:r>
+        <w:t>⇒</w:t>
       </w:r>
       <w:r>
         <w:rPr>
           <w:rFonts w:ascii="宋体" w:eastAsia="宋体" w:hAnsi="宋体" w:cs="宋体" w:hint="eastAsia"/>
           <w:lang w:eastAsia="zh-CN"/>
         </w:rPr>
-        <w:t>仅背景坐标）：</w:t>
+        <w:t>「算得了」的范围</w:t>
       </w:r>
       <w:r>
         <w:rPr>
+          <w:rFonts w:ascii="宋体" w:eastAsia="宋体" w:hAnsi="宋体" w:cs="宋体" w:hint="eastAsia"/>
           <w:b/>
+          <w:lang w:eastAsia="zh-CN"/>
         </w:rPr>
-        <w:t>Mythic M1076 AMP</w:t>
+        <w:t>仅限静电量</w:t>
       </w:r>
       <w:r>
         <w:rPr>
@@ -12962,48 +13523,904 @@
         <w:t>（</w:t>
       </w:r>
       <w:r>
-        <w:t xml:space="preserve">analog CIM MVM · up to 25 TOPS · typ. 3–4 W · 76 tiles · 80M weights · INT4/INT8 · </w:t>
+        <w:t xml:space="preserve">roll-off / DIBL / </w:t>
       </w:r>
       <w:r>
         <w:rPr>
           <w:rFonts w:ascii="宋体" w:eastAsia="宋体" w:hAnsi="宋体" w:cs="宋体" w:hint="eastAsia"/>
           <w:lang w:eastAsia="zh-CN"/>
         </w:rPr>
-        <w:t>源</w:t>
-      </w:r>
-      <w:r>
-        <w:t xml:space="preserve"> mythic.ai</w:t>
+        <w:t>自然长度）。</w:t>
+      </w:r>
+      <w:r>
+        <w:rPr>
+          <w:rFonts w:ascii="宋体" w:eastAsia="宋体" w:hAnsi="宋体" w:cs="宋体" w:hint="eastAsia"/>
+          <w:b/>
+          <w:lang w:eastAsia="zh-CN"/>
+        </w:rPr>
+        <w:t>golden 仍是教科书 1D 闭式</w:t>
       </w:r>
       <w:r>
         <w:rPr>
           <w:rFonts w:ascii="宋体" w:eastAsia="宋体" w:hAnsi="宋体" w:cs="宋体" w:hint="eastAsia"/>
           <w:lang w:eastAsia="zh-CN"/>
         </w:rPr>
-        <w:t>）；学术界</w:t>
-      </w:r>
-      <w:r>
-        <w:t xml:space="preserve"> RRAM/ReRAM MVM </w:t>
+        <w:t>，</w:t>
+      </w:r>
+      <w:r>
+        <w:t xml:space="preserve">2D </w:t>
       </w:r>
       <w:r>
         <w:rPr>
           <w:rFonts w:ascii="宋体" w:eastAsia="宋体" w:hAnsi="宋体" w:cs="宋体" w:hint="eastAsia"/>
           <w:lang w:eastAsia="zh-CN"/>
         </w:rPr>
-        <w:t>加速器提案（</w:t>
-      </w:r>
-      <w:r>
-        <w:t xml:space="preserve">ISAAC / PUMA </w:t>
+        <w:t>解只是</w:t>
+      </w:r>
+      <w:r>
+        <w:t xml:space="preserve"> candidate</w:t>
       </w:r>
       <w:r>
         <w:rPr>
           <w:rFonts w:ascii="宋体" w:eastAsia="宋体" w:hAnsi="宋体" w:cs="宋体" w:hint="eastAsia"/>
           <w:lang w:eastAsia="zh-CN"/>
         </w:rPr>
-        <w:t>系列，架构族参照）。</w:t>
+        <w:t>（</w:t>
+      </w:r>
+      <w:r>
+        <w:rPr>
+          <w:rFonts w:ascii="Courier" w:hAnsi="Courier"/>
+        </w:rPr>
+        <w:t>is_oracle=False</w:t>
+      </w:r>
+      <w:r>
+        <w:rPr>
+          <w:rFonts w:ascii="宋体" w:eastAsia="宋体" w:hAnsi="宋体" w:cs="宋体" w:hint="eastAsia"/>
+          <w:lang w:eastAsia="zh-CN"/>
+        </w:rPr>
+        <w:t>），</w:t>
+      </w:r>
+      <w:r>
+        <w:rPr>
+          <w:rFonts w:ascii="宋体" w:eastAsia="宋体" w:hAnsi="宋体" w:cs="宋体" w:hint="eastAsia"/>
+          <w:b/>
+          <w:lang w:eastAsia="zh-CN"/>
+        </w:rPr>
+        <w:t>只允许「长沟道 2D → 1D」方向</w:t>
+      </w:r>
+      <w:r>
+        <w:rPr>
+          <w:rFonts w:ascii="宋体" w:eastAsia="宋体" w:hAnsi="宋体" w:cs="宋体" w:hint="eastAsia"/>
+          <w:lang w:eastAsia="zh-CN"/>
+        </w:rPr>
+        <w:t>。结构为教科书突变结</w:t>
+      </w:r>
+      <w:r>
+        <w:t xml:space="preserve"> + 2 nm </w:t>
+      </w:r>
+      <w:r>
+        <w:rPr>
+          <w:rFonts w:ascii="宋体" w:eastAsia="宋体" w:hAnsi="宋体" w:cs="宋体" w:hint="eastAsia"/>
+          <w:lang w:eastAsia="zh-CN"/>
+        </w:rPr>
+        <w:t>平滑，无</w:t>
+      </w:r>
+      <w:r>
+        <w:t xml:space="preserve"> LDD / halo / </w:t>
+      </w:r>
+      <w:r>
+        <w:rPr>
+          <w:rFonts w:ascii="宋体" w:eastAsia="宋体" w:hAnsi="宋体" w:cs="宋体" w:hint="eastAsia"/>
+          <w:lang w:eastAsia="zh-CN"/>
+        </w:rPr>
+        <w:t>应力</w:t>
+      </w:r>
+      <w:r>
+        <w:t xml:space="preserve"> / </w:t>
+      </w:r>
+      <w:r>
+        <w:rPr>
+          <w:rFonts w:ascii="宋体" w:eastAsia="宋体" w:hAnsi="宋体" w:cs="宋体" w:hint="eastAsia"/>
+          <w:lang w:eastAsia="zh-CN"/>
+        </w:rPr>
+        <w:t>量子修正；参数为公开典型量级占位（非</w:t>
+      </w:r>
+      <w:r>
+        <w:t xml:space="preserve"> PDK</w:t>
+      </w:r>
+      <w:r>
+        <w:rPr>
+          <w:rFonts w:ascii="宋体" w:eastAsia="宋体" w:hAnsi="宋体" w:cs="宋体" w:hint="eastAsia"/>
+          <w:lang w:eastAsia="zh-CN"/>
+        </w:rPr>
+        <w:t>）。</w:t>
+      </w:r>
+      <w:r>
+        <w:rPr>
+          <w:rFonts w:ascii="宋体" w:eastAsia="宋体" w:hAnsi="宋体" w:cs="宋体" w:hint="eastAsia"/>
+          <w:b/>
+          <w:lang w:eastAsia="zh-CN"/>
+        </w:rPr>
+        <w:t>仍不可用</w:t>
+      </w:r>
+      <w:r>
+        <w:rPr>
+          <w:rFonts w:ascii="宋体" w:eastAsia="宋体" w:hAnsi="宋体" w:cs="宋体" w:hint="eastAsia"/>
+          <w:lang w:eastAsia="zh-CN"/>
+        </w:rPr>
+        <w:t>：</w:t>
+      </w:r>
+      <w:r>
+        <w:t xml:space="preserve">I–V / </w:t>
+      </w:r>
+      <w:r>
+        <w:rPr>
+          <w:rFonts w:ascii="宋体" w:eastAsia="宋体" w:hAnsi="宋体" w:cs="宋体" w:hint="eastAsia"/>
+          <w:lang w:eastAsia="zh-CN"/>
+        </w:rPr>
+        <w:t>亚阈值摆幅（需输运</w:t>
+      </w:r>
+      <w:r>
+        <w:t xml:space="preserve"> ⇒ E13 </w:t>
+      </w:r>
+      <w:r>
+        <w:rPr>
+          <w:rFonts w:ascii="宋体" w:eastAsia="宋体" w:hAnsi="宋体" w:cs="宋体" w:hint="eastAsia"/>
+          <w:lang w:eastAsia="zh-CN"/>
+        </w:rPr>
+        <w:t>候选）</w:t>
+      </w:r>
+      <w:r>
+        <w:t xml:space="preserve">· </w:t>
+      </w:r>
+      <w:r>
+        <w:rPr>
+          <w:rFonts w:ascii="宋体" w:eastAsia="宋体" w:hAnsi="宋体" w:cs="宋体" w:hint="eastAsia"/>
+          <w:lang w:eastAsia="zh-CN"/>
+        </w:rPr>
+        <w:t>工艺角</w:t>
+      </w:r>
+      <w:r>
+        <w:t xml:space="preserve"> / PDK / </w:t>
+      </w:r>
+      <w:r>
+        <w:rPr>
+          <w:rFonts w:ascii="宋体" w:eastAsia="宋体" w:hAnsi="宋体" w:cs="宋体" w:hint="eastAsia"/>
+          <w:lang w:eastAsia="zh-CN"/>
+        </w:rPr>
+        <w:t>硅验证（</w:t>
+      </w:r>
+      <w:r>
+        <w:rPr>
+          <w:rFonts w:ascii="宋体" w:eastAsia="宋体" w:hAnsi="宋体" w:cs="宋体" w:hint="eastAsia"/>
+          <w:b/>
+          <w:lang w:eastAsia="zh-CN"/>
+        </w:rPr>
+        <w:t>T2 永久锁</w:t>
+      </w:r>
+      <w:r>
+        <w:rPr>
+          <w:rFonts w:ascii="宋体" w:eastAsia="宋体" w:hAnsi="宋体" w:cs="宋体" w:hint="eastAsia"/>
+          <w:lang w:eastAsia="zh-CN"/>
+        </w:rPr>
+        <w:t>）。</w:t>
       </w:r>
     </w:p>
     <w:p>
-      <w:bookmarkStart w:id="19" w:name="_Toc_section_10"/>
+      <w:bookmarkStart w:id="19" w:name="_Toc_section_9"/>
+      <w:bookmarkStart w:id="8" w:name="section-9"/>
+      <w:pPr>
+        <w:pStyle w:val="Heading2"/>
+        <w:spacing w:line="312" w:lineRule="auto" w:before="720" w:after="288"/>
+      </w:pPr>
+      <w:bookmarkEnd w:id="8"/>
+      <w:r>
+        <w:rPr>
+          <w:rFonts w:ascii="宋体" w:hAnsi="宋体" w:eastAsia="宋体" w:cs="宋体" w:hint="eastAsia"/>
+          <w:b/>
+          <w:sz w:val="36"/>
+          <w:lang w:eastAsia="zh-CN"/>
+        </w:rPr>
+        <w:t>九、关键结论</w:t>
+      </w:r>
+      <w:bookmarkEnd w:id="19"/>
+    </w:p>
+    <w:p>
+      <w:pPr>
+        <w:pStyle w:val="ListBullet"/>
+        <w:spacing w:after="72"/>
+      </w:pPr>
+      <w:r>
+        <w:rPr>
+          <w:rFonts w:ascii="宋体" w:eastAsia="宋体" w:hAnsi="宋体" w:cs="宋体" w:hint="eastAsia"/>
+          <w:b/>
+          <w:lang w:eastAsia="zh-CN"/>
+        </w:rPr>
+        <w:t>补上最大平台缺口（E6）</w:t>
+      </w:r>
+      <w:r>
+        <w:rPr>
+          <w:rFonts w:ascii="宋体" w:eastAsia="宋体" w:hAnsi="宋体" w:cs="宋体" w:hint="eastAsia"/>
+          <w:lang w:eastAsia="zh-CN"/>
+        </w:rPr>
+        <w:t>：此前</w:t>
+      </w:r>
+      <w:r>
+        <w:t xml:space="preserve"> ecore </w:t>
+      </w:r>
+      <w:r>
+        <w:rPr>
+          <w:rFonts w:ascii="宋体" w:eastAsia="宋体" w:hAnsi="宋体" w:cs="宋体" w:hint="eastAsia"/>
+          <w:lang w:eastAsia="zh-CN"/>
+        </w:rPr>
+        <w:t>一条版图链都没有；现打通「电路模型</w:t>
+      </w:r>
+      <w:r>
+        <w:t xml:space="preserve"> → </w:t>
+      </w:r>
+      <w:r>
+        <w:rPr>
+          <w:rFonts w:ascii="宋体" w:eastAsia="宋体" w:hAnsi="宋体" w:cs="宋体" w:hint="eastAsia"/>
+          <w:lang w:eastAsia="zh-CN"/>
+        </w:rPr>
+        <w:t>可签核版图</w:t>
+      </w:r>
+      <w:r>
+        <w:t xml:space="preserve"> → GDS</w:t>
+      </w:r>
+      <w:r>
+        <w:rPr>
+          <w:rFonts w:ascii="宋体" w:eastAsia="宋体" w:hAnsi="宋体" w:cs="宋体" w:hint="eastAsia"/>
+          <w:lang w:eastAsia="zh-CN"/>
+        </w:rPr>
+        <w:t>」。</w:t>
+      </w:r>
+    </w:p>
+    <w:p>
+      <w:pPr>
+        <w:pStyle w:val="ListBullet"/>
+        <w:spacing w:after="72"/>
+      </w:pPr>
+      <w:r>
+        <w:rPr>
+          <w:rFonts w:ascii="宋体" w:eastAsia="宋体" w:hAnsi="宋体" w:cs="宋体" w:hint="eastAsia"/>
+          <w:b/>
+          <w:lang w:eastAsia="zh-CN"/>
+        </w:rPr>
+        <w:t>IR drop 是模拟 MVM 的第一号规模墙（E7）</w:t>
+      </w:r>
+      <w:r>
+        <w:rPr>
+          <w:rFonts w:ascii="宋体" w:eastAsia="宋体" w:hAnsi="宋体" w:cs="宋体" w:hint="eastAsia"/>
+          <w:lang w:eastAsia="zh-CN"/>
+        </w:rPr>
+        <w:t>：</w:t>
+      </w:r>
+      <w:r>
+        <w:t xml:space="preserve">∝N² </w:t>
+      </w:r>
+      <w:r>
+        <w:rPr>
+          <w:rFonts w:ascii="宋体" w:eastAsia="宋体" w:hAnsi="宋体" w:cs="宋体" w:hint="eastAsia"/>
+          <w:lang w:eastAsia="zh-CN"/>
+        </w:rPr>
+        <w:t>超线性</w:t>
+      </w:r>
+      <w:r>
+        <w:t xml:space="preserve"> ⇒ </w:t>
+      </w:r>
+      <w:r>
+        <w:rPr>
+          <w:rFonts w:ascii="宋体" w:eastAsia="宋体" w:hAnsi="宋体" w:cs="宋体" w:hint="eastAsia"/>
+          <w:lang w:eastAsia="zh-CN"/>
+        </w:rPr>
+        <w:t>被动单端驱动不能只靠加行列扩规模（须分段</w:t>
+      </w:r>
+      <w:r>
+        <w:t>/</w:t>
+      </w:r>
+      <w:r>
+        <w:rPr>
+          <w:rFonts w:ascii="宋体" w:eastAsia="宋体" w:hAnsi="宋体" w:cs="宋体" w:hint="eastAsia"/>
+          <w:lang w:eastAsia="zh-CN"/>
+        </w:rPr>
+        <w:t>双侧驱动、加宽加厚金属、降单元电导、分块</w:t>
+      </w:r>
+      <w:r>
+        <w:t xml:space="preserve"> tiling</w:t>
+      </w:r>
+      <w:r>
+        <w:rPr>
+          <w:rFonts w:ascii="宋体" w:eastAsia="宋体" w:hAnsi="宋体" w:cs="宋体" w:hint="eastAsia"/>
+          <w:lang w:eastAsia="zh-CN"/>
+        </w:rPr>
+        <w:t>）。</w:t>
+      </w:r>
+    </w:p>
+    <w:p>
+      <w:pPr>
+        <w:pStyle w:val="ListBullet"/>
+        <w:spacing w:after="72"/>
+      </w:pPr>
+      <w:r>
+        <w:rPr>
+          <w:rFonts w:ascii="宋体" w:eastAsia="宋体" w:hAnsi="宋体" w:cs="宋体" w:hint="eastAsia"/>
+          <w:b/>
+          <w:lang w:eastAsia="zh-CN"/>
+        </w:rPr>
+        <w:t>sneak 是拓扑效应（E7）</w:t>
+      </w:r>
+      <w:r>
+        <w:rPr>
+          <w:rFonts w:ascii="宋体" w:eastAsia="宋体" w:hAnsi="宋体" w:cs="宋体" w:hint="eastAsia"/>
+          <w:lang w:eastAsia="zh-CN"/>
+        </w:rPr>
+        <w:t>：与</w:t>
+      </w:r>
+      <w:r>
+        <w:t xml:space="preserve"> IR drop </w:t>
+      </w:r>
+      <w:r>
+        <w:rPr>
+          <w:rFonts w:ascii="宋体" w:eastAsia="宋体" w:hAnsi="宋体" w:cs="宋体" w:hint="eastAsia"/>
+          <w:lang w:eastAsia="zh-CN"/>
+        </w:rPr>
+        <w:t>解耦（</w:t>
+      </w:r>
+      <w:r>
+        <w:t xml:space="preserve">R=0 </w:t>
+      </w:r>
+      <w:r>
+        <w:rPr>
+          <w:rFonts w:ascii="宋体" w:eastAsia="宋体" w:hAnsi="宋体" w:cs="宋体" w:hint="eastAsia"/>
+          <w:lang w:eastAsia="zh-CN"/>
+        </w:rPr>
+        <w:t>时仍存在）</w:t>
+      </w:r>
+      <w:r>
+        <w:t xml:space="preserve">⇒ </w:t>
+      </w:r>
+      <w:r>
+        <w:rPr>
+          <w:rFonts w:ascii="宋体" w:eastAsia="宋体" w:hAnsi="宋体" w:cs="宋体" w:hint="eastAsia"/>
+          <w:lang w:eastAsia="zh-CN"/>
+        </w:rPr>
+        <w:t>需正规选通方案。</w:t>
+      </w:r>
+    </w:p>
+    <w:p>
+      <w:pPr>
+        <w:pStyle w:val="ListBullet"/>
+        <w:spacing w:after="72"/>
+      </w:pPr>
+      <w:r>
+        <w:rPr>
+          <w:rFonts w:ascii="宋体" w:eastAsia="宋体" w:hAnsi="宋体" w:cs="宋体" w:hint="eastAsia"/>
+          <w:b/>
+          <w:lang w:eastAsia="zh-CN"/>
+        </w:rPr>
+        <w:t>失配的两半（E8）</w:t>
+      </w:r>
+      <w:r>
+        <w:rPr>
+          <w:rFonts w:ascii="宋体" w:eastAsia="宋体" w:hAnsi="宋体" w:cs="宋体" w:hint="eastAsia"/>
+          <w:lang w:eastAsia="zh-CN"/>
+        </w:rPr>
+        <w:t>：随机项按</w:t>
+      </w:r>
+      <w:r>
+        <w:t xml:space="preserve"> 1/√N </w:t>
+      </w:r>
+      <w:r>
+        <w:rPr>
+          <w:rFonts w:ascii="宋体" w:eastAsia="宋体" w:hAnsi="宋体" w:cs="宋体" w:hint="eastAsia"/>
+          <w:lang w:eastAsia="zh-CN"/>
+        </w:rPr>
+        <w:t>被平均掉、系统项不会</w:t>
+      </w:r>
+      <w:r>
+        <w:t xml:space="preserve"> ⇒ </w:t>
+      </w:r>
+      <w:r>
+        <w:rPr>
+          <w:rFonts w:ascii="宋体" w:eastAsia="宋体" w:hAnsi="宋体" w:cs="宋体" w:hint="eastAsia"/>
+          <w:lang w:eastAsia="zh-CN"/>
+        </w:rPr>
+        <w:t>分层校准；校准精度决定有效位数上限。</w:t>
+      </w:r>
+    </w:p>
+    <w:p>
+      <w:pPr>
+        <w:pStyle w:val="ListBullet"/>
+        <w:spacing w:after="72"/>
+      </w:pPr>
+      <w:r>
+        <w:rPr>
+          <w:rFonts w:ascii="宋体" w:eastAsia="宋体" w:hAnsi="宋体" w:cs="宋体" w:hint="eastAsia"/>
+          <w:b/>
+          <w:lang w:eastAsia="zh-CN"/>
+        </w:rPr>
+        <w:t>规模由 IR drop 主导（E9）</w:t>
+      </w:r>
+      <w:r>
+        <w:rPr>
+          <w:rFonts w:ascii="宋体" w:eastAsia="宋体" w:hAnsi="宋体" w:cs="宋体" w:hint="eastAsia"/>
+          <w:lang w:eastAsia="zh-CN"/>
+        </w:rPr>
+        <w:t>：</w:t>
+      </w:r>
+      <w:r>
+        <w:t xml:space="preserve">5% </w:t>
+      </w:r>
+      <w:r>
+        <w:rPr>
+          <w:rFonts w:ascii="宋体" w:eastAsia="宋体" w:hAnsi="宋体" w:cs="宋体" w:hint="eastAsia"/>
+          <w:lang w:eastAsia="zh-CN"/>
+        </w:rPr>
+        <w:t>输出误差预算只支持</w:t>
+      </w:r>
+      <w:r>
+        <w:t xml:space="preserve"> ~18 </w:t>
+      </w:r>
+      <w:r>
+        <w:rPr>
+          <w:rFonts w:ascii="宋体" w:eastAsia="宋体" w:hAnsi="宋体" w:cs="宋体" w:hint="eastAsia"/>
+          <w:lang w:eastAsia="zh-CN"/>
+        </w:rPr>
+        <w:t>行，千级阵列在被动驱动下不可达。</w:t>
+      </w:r>
+    </w:p>
+    <w:p>
+      <w:pPr>
+        <w:pStyle w:val="ListBullet"/>
+        <w:spacing w:after="72"/>
+      </w:pPr>
+      <w:r>
+        <w:rPr>
+          <w:rFonts w:ascii="宋体" w:eastAsia="宋体" w:hAnsi="宋体" w:cs="宋体" w:hint="eastAsia"/>
+          <w:b/>
+          <w:lang w:eastAsia="zh-CN"/>
+        </w:rPr>
+        <w:t>架构族同构</w:t>
+      </w:r>
+      <w:r>
+        <w:rPr>
+          <w:rFonts w:ascii="宋体" w:eastAsia="宋体" w:hAnsi="宋体" w:cs="宋体" w:hint="eastAsia"/>
+          <w:lang w:eastAsia="zh-CN"/>
+        </w:rPr>
+        <w:t>：模拟</w:t>
+      </w:r>
+      <w:r>
+        <w:t xml:space="preserve"> MVM </w:t>
+      </w:r>
+      <w:r>
+        <w:rPr>
+          <w:rFonts w:ascii="宋体" w:eastAsia="宋体" w:hAnsi="宋体" w:cs="宋体" w:hint="eastAsia"/>
+          <w:lang w:eastAsia="zh-CN"/>
+        </w:rPr>
+        <w:t>交叉阵列</w:t>
+      </w:r>
+      <w:r>
+        <w:t xml:space="preserve"> = </w:t>
+      </w:r>
+      <w:r>
+        <w:rPr>
+          <w:rFonts w:ascii="宋体" w:eastAsia="宋体" w:hAnsi="宋体" w:cs="宋体" w:hint="eastAsia"/>
+          <w:lang w:eastAsia="zh-CN"/>
+        </w:rPr>
+        <w:t>电子域矩阵</w:t>
+      </w:r>
+      <w:r>
+        <w:t>-</w:t>
+      </w:r>
+      <w:r>
+        <w:rPr>
+          <w:rFonts w:ascii="宋体" w:eastAsia="宋体" w:hAnsi="宋体" w:cs="宋体" w:hint="eastAsia"/>
+          <w:lang w:eastAsia="zh-CN"/>
+        </w:rPr>
+        <w:t>向量乘，与光子</w:t>
+      </w:r>
+      <w:r>
+        <w:t xml:space="preserve"> MZI mesh</w:t>
+      </w:r>
+      <w:r>
+        <w:rPr>
+          <w:rFonts w:ascii="宋体" w:eastAsia="宋体" w:hAnsi="宋体" w:cs="宋体" w:hint="eastAsia"/>
+          <w:lang w:eastAsia="zh-CN"/>
+        </w:rPr>
+        <w:t>、商业模拟</w:t>
+      </w:r>
+      <w:r>
+        <w:t xml:space="preserve"> AI </w:t>
+      </w:r>
+      <w:r>
+        <w:rPr>
+          <w:rFonts w:ascii="宋体" w:eastAsia="宋体" w:hAnsi="宋体" w:cs="宋体" w:hint="eastAsia"/>
+          <w:lang w:eastAsia="zh-CN"/>
+        </w:rPr>
+        <w:t>加速器同族。</w:t>
+      </w:r>
+    </w:p>
+    <w:p>
+      <w:pPr>
+        <w:pStyle w:val="ListBullet"/>
+        <w:spacing w:after="72"/>
+      </w:pPr>
+      <w:r>
+        <w:rPr>
+          <w:rFonts w:ascii="宋体" w:eastAsia="宋体" w:hAnsi="宋体" w:cs="宋体" w:hint="eastAsia"/>
+          <w:b/>
+          <w:lang w:eastAsia="zh-CN"/>
+        </w:rPr>
+        <w:t>方法学独立</w:t>
+      </w:r>
+      <w:r>
+        <w:rPr>
+          <w:rFonts w:ascii="宋体" w:eastAsia="宋体" w:hAnsi="宋体" w:cs="宋体" w:hint="eastAsia"/>
+          <w:lang w:eastAsia="zh-CN"/>
+        </w:rPr>
+        <w:t>：判决全为死标量比对（闭式物理律</w:t>
+      </w:r>
+      <w:r>
+        <w:t xml:space="preserve"> golden</w:t>
+      </w:r>
+      <w:r>
+        <w:rPr>
+          <w:rFonts w:ascii="宋体" w:eastAsia="宋体" w:hAnsi="宋体" w:cs="宋体" w:hint="eastAsia"/>
+          <w:lang w:eastAsia="zh-CN"/>
+        </w:rPr>
+        <w:t>），</w:t>
+      </w:r>
+      <w:r>
+        <w:t xml:space="preserve">LLM </w:t>
+      </w:r>
+      <w:r>
+        <w:rPr>
+          <w:rFonts w:ascii="宋体" w:eastAsia="宋体" w:hAnsi="宋体" w:cs="宋体" w:hint="eastAsia"/>
+          <w:lang w:eastAsia="zh-CN"/>
+        </w:rPr>
+        <w:t>不进判决路径，零外部</w:t>
+      </w:r>
+      <w:r>
+        <w:t xml:space="preserve"> SPICE / </w:t>
+      </w:r>
+      <w:r>
+        <w:rPr>
+          <w:rFonts w:ascii="宋体" w:eastAsia="宋体" w:hAnsi="宋体" w:cs="宋体" w:hint="eastAsia"/>
+          <w:lang w:eastAsia="zh-CN"/>
+        </w:rPr>
+        <w:t>商业</w:t>
+      </w:r>
+      <w:r>
+        <w:t xml:space="preserve"> EDA </w:t>
+      </w:r>
+      <w:r>
+        <w:rPr>
+          <w:rFonts w:ascii="宋体" w:eastAsia="宋体" w:hAnsi="宋体" w:cs="宋体" w:hint="eastAsia"/>
+          <w:lang w:eastAsia="zh-CN"/>
+        </w:rPr>
+        <w:t>引擎。</w:t>
+      </w:r>
+    </w:p>
+    <w:p>
+      <w:pPr>
+        <w:pStyle w:val="ListBullet"/>
+        <w:spacing w:after="72"/>
+      </w:pPr>
+      <w:r>
+        <w:rPr>
+          <w:rFonts w:ascii="宋体" w:eastAsia="宋体" w:hAnsi="宋体" w:cs="宋体" w:hint="eastAsia"/>
+          <w:b/>
+          <w:lang w:eastAsia="zh-CN"/>
+        </w:rPr>
+        <w:t>带符号权重</w:t>
+      </w:r>
+      <w:r>
+        <w:rPr>
+          <w:rFonts w:ascii="宋体" w:eastAsia="宋体" w:hAnsi="宋体" w:cs="宋体" w:hint="eastAsia"/>
+          <w:lang w:eastAsia="zh-CN"/>
+        </w:rPr>
+        <w:t>：参考列法（</w:t>
+      </w:r>
+      <w:r>
+        <w:rPr>
+          <w:rFonts w:ascii="Courier" w:hAnsi="Courier"/>
+        </w:rPr>
+        <w:t>g_ij = g_base + s·W_ij</w:t>
+      </w:r>
+      <w:r>
+        <w:rPr>
+          <w:rFonts w:ascii="宋体" w:eastAsia="宋体" w:hAnsi="宋体" w:cs="宋体" w:hint="eastAsia"/>
+          <w:lang w:eastAsia="zh-CN"/>
+        </w:rPr>
+        <w:t>，数据列减参考列）。</w:t>
+      </w:r>
+    </w:p>
+    <w:p>
+      <w:pPr>
+        <w:pStyle w:val="ListBullet"/>
+        <w:spacing w:after="72"/>
+      </w:pPr>
+      <w:r>
+        <w:rPr>
+          <w:rFonts w:ascii="宋体" w:eastAsia="宋体" w:hAnsi="宋体" w:cs="宋体" w:hint="eastAsia"/>
+          <w:b/>
+          <w:lang w:eastAsia="zh-CN"/>
+        </w:rPr>
+        <w:t>器件级内核验证（E11-c）</w:t>
+      </w:r>
+      <w:r>
+        <w:rPr>
+          <w:rFonts w:ascii="宋体" w:eastAsia="宋体" w:hAnsi="宋体" w:cs="宋体" w:hint="eastAsia"/>
+          <w:lang w:eastAsia="zh-CN"/>
+        </w:rPr>
+        <w:t>：新增</w:t>
+      </w:r>
+      <w:r>
+        <w:t xml:space="preserve"> MOSCAP 1D </w:t>
+      </w:r>
+      <w:r>
+        <w:rPr>
+          <w:rFonts w:ascii="宋体" w:eastAsia="宋体" w:hAnsi="宋体" w:cs="宋体" w:hint="eastAsia"/>
+          <w:lang w:eastAsia="zh-CN"/>
+        </w:rPr>
+        <w:t>自洽泊松，使本包首次拥有「教科书闭式</w:t>
+      </w:r>
+      <w:r>
+        <w:t xml:space="preserve"> ⟷ </w:t>
+      </w:r>
+      <w:r>
+        <w:rPr>
+          <w:rFonts w:ascii="宋体" w:eastAsia="宋体" w:hAnsi="宋体" w:cs="宋体" w:hint="eastAsia"/>
+          <w:lang w:eastAsia="zh-CN"/>
+        </w:rPr>
+        <w:t>器件级</w:t>
+      </w:r>
+      <w:r>
+        <w:t xml:space="preserve"> PDE</w:t>
+      </w:r>
+      <w:r>
+        <w:rPr>
+          <w:rFonts w:ascii="宋体" w:eastAsia="宋体" w:hAnsi="宋体" w:cs="宋体" w:hint="eastAsia"/>
+          <w:lang w:eastAsia="zh-CN"/>
+        </w:rPr>
+        <w:t>」这条独立交叉验证路径（</w:t>
+      </w:r>
+      <w:r>
+        <w:t xml:space="preserve">V_th </w:t>
+      </w:r>
+      <w:r>
+        <w:rPr>
+          <w:rFonts w:ascii="宋体" w:eastAsia="宋体" w:hAnsi="宋体" w:cs="宋体" w:hint="eastAsia"/>
+          <w:lang w:eastAsia="zh-CN"/>
+        </w:rPr>
+        <w:t>一致到</w:t>
+      </w:r>
+      <w:r>
+        <w:t xml:space="preserve"> 2e-4%</w:t>
+      </w:r>
+      <w:r>
+        <w:rPr>
+          <w:rFonts w:ascii="宋体" w:eastAsia="宋体" w:hAnsi="宋体" w:cs="宋体" w:hint="eastAsia"/>
+          <w:lang w:eastAsia="zh-CN"/>
+        </w:rPr>
+        <w:t>）；此前器件模型只与</w:t>
+      </w:r>
+      <w:r>
+        <w:rPr>
+          <w:rFonts w:ascii="宋体" w:eastAsia="宋体" w:hAnsi="宋体" w:cs="宋体" w:hint="eastAsia"/>
+          <w:b/>
+          <w:lang w:eastAsia="zh-CN"/>
+        </w:rPr>
+        <w:t>自身闭式</w:t>
+      </w:r>
+      <w:r>
+        <w:rPr>
+          <w:rFonts w:ascii="宋体" w:eastAsia="宋体" w:hAnsi="宋体" w:cs="宋体" w:hint="eastAsia"/>
+          <w:lang w:eastAsia="zh-CN"/>
+        </w:rPr>
+        <w:t>自洽。</w:t>
+      </w:r>
+    </w:p>
+    <w:p>
+      <w:pPr>
+        <w:pStyle w:val="ListBullet"/>
+        <w:spacing w:after="72"/>
+      </w:pPr>
+      <w:r>
+        <w:rPr>
+          <w:rFonts w:ascii="宋体" w:eastAsia="宋体" w:hAnsi="宋体" w:cs="宋体" w:hint="eastAsia"/>
+          <w:b/>
+          <w:lang w:eastAsia="zh-CN"/>
+        </w:rPr>
+        <w:t>失效边界（E11-d）</w:t>
+      </w:r>
+      <w:r>
+        <w:rPr>
+          <w:rFonts w:ascii="宋体" w:eastAsia="宋体" w:hAnsi="宋体" w:cs="宋体" w:hint="eastAsia"/>
+          <w:lang w:eastAsia="zh-CN"/>
+        </w:rPr>
+        <w:t>：数值窗口（随网格变）与物理窗口（</w:t>
+      </w:r>
+      <w:r>
+        <w:rPr>
+          <w:rFonts w:ascii="宋体" w:eastAsia="宋体" w:hAnsi="宋体" w:cs="宋体" w:hint="eastAsia"/>
+          <w:b/>
+          <w:lang w:eastAsia="zh-CN"/>
+        </w:rPr>
+        <w:t>与网格无关</w:t>
+      </w:r>
+      <w:r>
+        <w:rPr>
+          <w:rFonts w:ascii="宋体" w:eastAsia="宋体" w:hAnsi="宋体" w:cs="宋体" w:hint="eastAsia"/>
+          <w:lang w:eastAsia="zh-CN"/>
+        </w:rPr>
+        <w:t>）严格分离</w:t>
+      </w:r>
+      <w:r>
+        <w:t xml:space="preserve"> ⇒ </w:t>
+      </w:r>
+      <w:r>
+        <w:rPr>
+          <w:rFonts w:ascii="宋体" w:eastAsia="宋体" w:hAnsi="宋体" w:cs="宋体" w:hint="eastAsia"/>
+          <w:lang w:eastAsia="zh-CN"/>
+        </w:rPr>
+        <w:t>半宽比</w:t>
+      </w:r>
+      <w:r>
+        <w:t xml:space="preserve"> </w:t>
+      </w:r>
+      <w:r>
+        <w:rPr>
+          <w:b/>
+        </w:rPr>
+        <w:t>0.835</w:t>
+      </w:r>
+      <w:r>
+        <w:t xml:space="preserve"> ⇒ </w:t>
+      </w:r>
+      <w:r>
+        <w:rPr>
+          <w:rFonts w:ascii="宋体" w:eastAsia="宋体" w:hAnsi="宋体" w:cs="宋体" w:hint="eastAsia"/>
+          <w:b/>
+          <w:lang w:eastAsia="zh-CN"/>
+        </w:rPr>
+        <w:t>物理模型先失效、数值后崩</w:t>
+      </w:r>
+      <w:r>
+        <w:rPr>
+          <w:rFonts w:ascii="宋体" w:eastAsia="宋体" w:hAnsi="宋体" w:cs="宋体" w:hint="eastAsia"/>
+          <w:lang w:eastAsia="zh-CN"/>
+        </w:rPr>
+        <w:t>；文献缺口量化：</w:t>
+      </w:r>
+      <w:r>
+        <w:t xml:space="preserve">L=65 nm </w:t>
+      </w:r>
+      <w:r>
+        <w:rPr>
+          <w:rFonts w:ascii="宋体" w:eastAsia="宋体" w:hAnsi="宋体" w:cs="宋体" w:hint="eastAsia"/>
+          <w:lang w:eastAsia="zh-CN"/>
+        </w:rPr>
+        <w:t>时</w:t>
+      </w:r>
+      <w:r>
+        <w:t xml:space="preserve"> roll-off </w:t>
+      </w:r>
+      <w:r>
+        <w:rPr>
+          <w:rFonts w:ascii="宋体" w:eastAsia="宋体" w:hAnsi="宋体" w:cs="宋体" w:hint="eastAsia"/>
+          <w:lang w:eastAsia="zh-CN"/>
+        </w:rPr>
+        <w:t>占</w:t>
+      </w:r>
+      <w:r>
+        <w:t xml:space="preserve"> V_th 37.9%</w:t>
+      </w:r>
+      <w:r>
+        <w:rPr>
+          <w:rFonts w:ascii="宋体" w:eastAsia="宋体" w:hAnsi="宋体" w:cs="宋体" w:hint="eastAsia"/>
+          <w:lang w:eastAsia="zh-CN"/>
+        </w:rPr>
+        <w:t>（</w:t>
+      </w:r>
+      <w:r>
+        <w:rPr>
+          <w:rFonts w:ascii="宋体" w:eastAsia="宋体" w:hAnsi="宋体" w:cs="宋体" w:hint="eastAsia"/>
+          <w:b/>
+          <w:lang w:eastAsia="zh-CN"/>
+        </w:rPr>
+        <w:t>非 LDA 计算结果</w:t>
+      </w:r>
+      <w:r>
+        <w:rPr>
+          <w:rFonts w:ascii="宋体" w:eastAsia="宋体" w:hAnsi="宋体" w:cs="宋体" w:hint="eastAsia"/>
+          <w:lang w:eastAsia="zh-CN"/>
+        </w:rPr>
+        <w:t>）。</w:t>
+      </w:r>
+    </w:p>
+    <w:p>
+      <w:pPr>
+        <w:pStyle w:val="ListBullet"/>
+        <w:spacing w:after="72"/>
+      </w:pPr>
+      <w:r>
+        <w:rPr>
+          <w:rFonts w:ascii="宋体" w:eastAsia="宋体" w:hAnsi="宋体" w:cs="宋体" w:hint="eastAsia"/>
+          <w:b/>
+          <w:lang w:eastAsia="zh-CN"/>
+        </w:rPr>
+        <w:t>短沟道效应由 2D 解自然涌现（E12）</w:t>
+      </w:r>
+      <w:r>
+        <w:rPr>
+          <w:rFonts w:ascii="宋体" w:eastAsia="宋体" w:hAnsi="宋体" w:cs="宋体" w:hint="eastAsia"/>
+          <w:lang w:eastAsia="zh-CN"/>
+        </w:rPr>
+        <w:t>：</w:t>
+      </w:r>
+      <w:r>
+        <w:t xml:space="preserve">E11-d </w:t>
+      </w:r>
+      <w:r>
+        <w:rPr>
+          <w:rFonts w:ascii="宋体" w:eastAsia="宋体" w:hAnsi="宋体" w:cs="宋体" w:hint="eastAsia"/>
+          <w:lang w:eastAsia="zh-CN"/>
+        </w:rPr>
+        <w:t>曾登记「平台算不了」；</w:t>
+      </w:r>
+      <w:r>
+        <w:t xml:space="preserve">E12 </w:t>
+      </w:r>
+      <w:r>
+        <w:rPr>
+          <w:rFonts w:ascii="宋体" w:eastAsia="宋体" w:hAnsi="宋体" w:cs="宋体" w:hint="eastAsia"/>
+          <w:lang w:eastAsia="zh-CN"/>
+        </w:rPr>
+        <w:t>补上四端</w:t>
+      </w:r>
+      <w:r>
+        <w:t xml:space="preserve"> 2D </w:t>
+      </w:r>
+      <w:r>
+        <w:rPr>
+          <w:rFonts w:ascii="宋体" w:eastAsia="宋体" w:hAnsi="宋体" w:cs="宋体" w:hint="eastAsia"/>
+          <w:lang w:eastAsia="zh-CN"/>
+        </w:rPr>
+        <w:t>自洽泊松后，</w:t>
+      </w:r>
+      <w:r>
+        <w:t xml:space="preserve">roll-off / DIBL </w:t>
+      </w:r>
+      <w:r>
+        <w:rPr>
+          <w:rFonts w:ascii="宋体" w:eastAsia="宋体" w:hAnsi="宋体" w:cs="宋体" w:hint="eastAsia"/>
+          <w:lang w:eastAsia="zh-CN"/>
+        </w:rPr>
+        <w:t>不再靠文献式代入</w:t>
+      </w:r>
+      <w:r>
+        <w:t>——</w:t>
+      </w:r>
+      <w:r>
+        <w:rPr>
+          <w:rFonts w:ascii="宋体" w:eastAsia="宋体" w:hAnsi="宋体" w:cs="宋体" w:hint="eastAsia"/>
+          <w:b/>
+          <w:lang w:eastAsia="zh-CN"/>
+        </w:rPr>
+        <w:t>DIBL 153.6 mV/V 且满足 ln(DIBL)–L 指数衰减律（R² 0.9986 · ℓ_eff 68.9 nm）</w:t>
+      </w:r>
+      <w:r>
+        <w:rPr>
+          <w:rFonts w:ascii="宋体" w:eastAsia="宋体" w:hAnsi="宋体" w:cs="宋体" w:hint="eastAsia"/>
+          <w:lang w:eastAsia="zh-CN"/>
+        </w:rPr>
+        <w:t>，这是该能力「真做出来了」的决定性证据。</w:t>
+      </w:r>
+    </w:p>
+    <w:p>
+      <w:bookmarkStart w:id="20" w:name="_Toc_section_10"/>
       <w:bookmarkStart w:id="9" w:name="section-10"/>
       <w:pPr>
         <w:pStyle w:val="Heading2"/>
@@ -13017,9 +14434,1145 @@
           <w:sz w:val="36"/>
           <w:lang w:eastAsia="zh-CN"/>
         </w:rPr>
-        <w:t>十、诚实边界</w:t>
-      </w:r>
-      <w:bookmarkEnd w:id="19"/>
+        <w:t>十、先进性定位</w:t>
+      </w:r>
+      <w:bookmarkEnd w:id="20"/>
+    </w:p>
+    <w:p>
+      <w:pPr>
+        <w:spacing w:after="192"/>
+      </w:pPr>
+      <w:r>
+        <w:rPr>
+          <w:rFonts w:ascii="宋体" w:eastAsia="宋体" w:hAnsi="宋体" w:cs="宋体" w:hint="eastAsia"/>
+          <w:lang w:eastAsia="zh-CN"/>
+        </w:rPr>
+        <w:t>公开</w:t>
+      </w:r>
+      <w:r>
+        <w:t xml:space="preserve"> landmark </w:t>
+      </w:r>
+      <w:r>
+        <w:rPr>
+          <w:rFonts w:ascii="宋体" w:eastAsia="宋体" w:hAnsi="宋体" w:cs="宋体" w:hint="eastAsia"/>
+          <w:lang w:eastAsia="zh-CN"/>
+        </w:rPr>
+        <w:t>仅作背景坐标，与本案例</w:t>
+      </w:r>
+      <w:r>
+        <w:rPr>
+          <w:rFonts w:ascii="宋体" w:eastAsia="宋体" w:hAnsi="宋体" w:cs="宋体" w:hint="eastAsia"/>
+          <w:b/>
+          <w:lang w:eastAsia="zh-CN"/>
+        </w:rPr>
+        <w:t>不同台比较</w:t>
+      </w:r>
+      <w:r>
+        <w:rPr>
+          <w:rFonts w:ascii="宋体" w:eastAsia="宋体" w:hAnsi="宋体" w:cs="宋体" w:hint="eastAsia"/>
+          <w:lang w:eastAsia="zh-CN"/>
+        </w:rPr>
+        <w:t>。</w:t>
+      </w:r>
+    </w:p>
+    <w:tbl>
+      <w:tblPr>
+        <w:tblW w:type="pct" w:w="5000"/>
+        <w:tblLook w:firstColumn="1" w:firstRow="1" w:lastColumn="0" w:lastRow="0" w:noHBand="0" w:noVBand="1" w:val="04A0"/>
+        <w:tblLayout w:type="autofit"/>
+      </w:tblPr>
+      <w:tblGrid>
+        <w:gridCol w:w="2880"/>
+        <w:gridCol w:w="2880"/>
+        <w:gridCol w:w="2880"/>
+      </w:tblGrid>
+      <w:tr>
+        <w:tc>
+          <w:tcPr>
+            <w:tcW w:type="dxa" w:w="2880"/>
+            <w:vAlign w:val="center"/>
+            <w:tcBorders>
+              <w:top w:val="single" w:sz="6" w:space="0" w:color="CCCCCC"/>
+              <w:bottom w:val="single" w:sz="6" w:space="0" w:color="CCCCCC"/>
+              <w:left w:val="single" w:sz="6" w:space="0" w:color="CCCCCC"/>
+              <w:right w:val="single" w:sz="6" w:space="0" w:color="CCCCCC"/>
+            </w:tcBorders>
+            <w:shd w:val="clear" w:color="auto" w:fill="F5F7FA"/>
+            <w:tcMar>
+              <w:top w:w="96" w:type="dxa"/>
+              <w:bottom w:w="96" w:type="dxa"/>
+              <w:left w:w="144" w:type="dxa"/>
+              <w:right w:w="144" w:type="dxa"/>
+            </w:tcMar>
+          </w:tcPr>
+          <w:p>
+            <w:pPr>
+              <w:jc w:val="left"/>
+              <w:spacing w:line="240" w:lineRule="auto" w:before="50" w:after="50"/>
+            </w:pPr>
+            <w:r>
+              <w:rPr>
+                <w:rFonts w:ascii="黑体" w:hAnsi="黑体" w:eastAsia="黑体" w:hint="eastAsia"/>
+                <w:b/>
+                <w:sz w:val="20"/>
+              </w:rPr>
+              <w:t>维度</w:t>
+            </w:r>
+          </w:p>
+        </w:tc>
+        <w:tc>
+          <w:tcPr>
+            <w:tcW w:type="dxa" w:w="2880"/>
+            <w:vAlign w:val="center"/>
+            <w:tcBorders>
+              <w:top w:val="single" w:sz="6" w:space="0" w:color="CCCCCC"/>
+              <w:bottom w:val="single" w:sz="6" w:space="0" w:color="CCCCCC"/>
+              <w:left w:val="single" w:sz="6" w:space="0" w:color="CCCCCC"/>
+              <w:right w:val="single" w:sz="6" w:space="0" w:color="CCCCCC"/>
+            </w:tcBorders>
+            <w:shd w:val="clear" w:color="auto" w:fill="F5F7FA"/>
+            <w:tcMar>
+              <w:top w:w="96" w:type="dxa"/>
+              <w:bottom w:w="96" w:type="dxa"/>
+              <w:left w:w="144" w:type="dxa"/>
+              <w:right w:w="144" w:type="dxa"/>
+            </w:tcMar>
+          </w:tcPr>
+          <w:p>
+            <w:pPr>
+              <w:jc w:val="left"/>
+              <w:spacing w:line="240" w:lineRule="auto" w:before="50" w:after="50"/>
+            </w:pPr>
+            <w:r>
+              <w:rPr>
+                <w:rFonts w:ascii="黑体" w:hAnsi="黑体" w:eastAsia="黑体" w:hint="eastAsia"/>
+                <w:b/>
+                <w:sz w:val="20"/>
+              </w:rPr>
+              <w:t>产业界</w:t>
+            </w:r>
+            <w:r>
+              <w:rPr>
+                <w:rFonts w:ascii="黑体" w:hAnsi="黑体" w:eastAsia="黑体" w:hint="eastAsia"/>
+                <w:b/>
+                <w:sz w:val="20"/>
+              </w:rPr>
+              <w:t xml:space="preserve"> </w:t>
+            </w:r>
+            <w:r>
+              <w:rPr>
+                <w:rFonts w:ascii="黑体" w:hAnsi="黑体" w:eastAsia="黑体" w:hint="eastAsia"/>
+                <w:b/>
+                <w:sz w:val="20"/>
+              </w:rPr>
+              <w:t xml:space="preserve"> / </w:t>
+            </w:r>
+            <w:r>
+              <w:rPr>
+                <w:rFonts w:ascii="黑体" w:hAnsi="黑体" w:eastAsia="黑体" w:hint="eastAsia"/>
+                <w:b/>
+                <w:sz w:val="20"/>
+              </w:rPr>
+              <w:t xml:space="preserve"> </w:t>
+            </w:r>
+            <w:r>
+              <w:rPr>
+                <w:rFonts w:ascii="黑体" w:hAnsi="黑体" w:eastAsia="黑体" w:hint="eastAsia"/>
+                <w:b/>
+                <w:sz w:val="20"/>
+              </w:rPr>
+              <w:t>学术</w:t>
+            </w:r>
+          </w:p>
+        </w:tc>
+        <w:tc>
+          <w:tcPr>
+            <w:tcW w:type="dxa" w:w="2880"/>
+            <w:vAlign w:val="center"/>
+            <w:tcBorders>
+              <w:top w:val="single" w:sz="6" w:space="0" w:color="CCCCCC"/>
+              <w:bottom w:val="single" w:sz="6" w:space="0" w:color="CCCCCC"/>
+              <w:left w:val="single" w:sz="6" w:space="0" w:color="CCCCCC"/>
+              <w:right w:val="single" w:sz="6" w:space="0" w:color="CCCCCC"/>
+            </w:tcBorders>
+            <w:shd w:val="clear" w:color="auto" w:fill="F5F7FA"/>
+            <w:tcMar>
+              <w:top w:w="96" w:type="dxa"/>
+              <w:bottom w:w="96" w:type="dxa"/>
+              <w:left w:w="144" w:type="dxa"/>
+              <w:right w:w="144" w:type="dxa"/>
+            </w:tcMar>
+          </w:tcPr>
+          <w:p>
+            <w:pPr>
+              <w:jc w:val="left"/>
+              <w:spacing w:line="240" w:lineRule="auto" w:before="50" w:after="50"/>
+            </w:pPr>
+            <w:r>
+              <w:rPr>
+                <w:rFonts w:ascii="黑体" w:hAnsi="黑体" w:eastAsia="黑体" w:hint="eastAsia"/>
+                <w:b/>
+                <w:sz w:val="20"/>
+              </w:rPr>
+              <w:t>本案例</w:t>
+            </w:r>
+          </w:p>
+        </w:tc>
+      </w:tr>
+      <w:tr>
+        <w:tc>
+          <w:tcPr>
+            <w:tcW w:type="dxa" w:w="2880"/>
+            <w:vAlign w:val="center"/>
+            <w:tcBorders>
+              <w:top w:val="single" w:sz="6" w:space="0" w:color="CCCCCC"/>
+              <w:bottom w:val="single" w:sz="6" w:space="0" w:color="CCCCCC"/>
+              <w:left w:val="single" w:sz="6" w:space="0" w:color="CCCCCC"/>
+              <w:right w:val="single" w:sz="6" w:space="0" w:color="CCCCCC"/>
+            </w:tcBorders>
+            <w:tcMar>
+              <w:top w:w="96" w:type="dxa"/>
+              <w:bottom w:w="96" w:type="dxa"/>
+              <w:left w:w="144" w:type="dxa"/>
+              <w:right w:w="144" w:type="dxa"/>
+            </w:tcMar>
+          </w:tcPr>
+          <w:p>
+            <w:pPr>
+              <w:jc w:val="left"/>
+              <w:spacing w:line="240" w:lineRule="auto" w:before="50" w:after="50"/>
+            </w:pPr>
+            <w:r>
+              <w:rPr>
+                <w:sz w:val="20"/>
+              </w:rPr>
+              <w:t>交付物</w:t>
+            </w:r>
+          </w:p>
+        </w:tc>
+        <w:tc>
+          <w:tcPr>
+            <w:tcW w:type="dxa" w:w="2880"/>
+            <w:vAlign w:val="center"/>
+            <w:tcBorders>
+              <w:top w:val="single" w:sz="6" w:space="0" w:color="CCCCCC"/>
+              <w:bottom w:val="single" w:sz="6" w:space="0" w:color="CCCCCC"/>
+              <w:left w:val="single" w:sz="6" w:space="0" w:color="CCCCCC"/>
+              <w:right w:val="single" w:sz="6" w:space="0" w:color="CCCCCC"/>
+            </w:tcBorders>
+            <w:tcMar>
+              <w:top w:w="96" w:type="dxa"/>
+              <w:bottom w:w="96" w:type="dxa"/>
+              <w:left w:w="144" w:type="dxa"/>
+              <w:right w:w="144" w:type="dxa"/>
+            </w:tcMar>
+          </w:tcPr>
+          <w:p>
+            <w:pPr>
+              <w:jc w:val="left"/>
+              <w:spacing w:line="240" w:lineRule="auto" w:before="50" w:after="50"/>
+            </w:pPr>
+            <w:r>
+              <w:rPr>
+                <w:sz w:val="20"/>
+              </w:rPr>
+              <w:t>流片硅产品</w:t>
+            </w:r>
+            <w:r>
+              <w:rPr>
+                <w:sz w:val="20"/>
+              </w:rPr>
+              <w:t xml:space="preserve"> </w:t>
+            </w:r>
+            <w:r>
+              <w:rPr>
+                <w:sz w:val="20"/>
+              </w:rPr>
+              <w:t xml:space="preserve"> + </w:t>
+            </w:r>
+            <w:r>
+              <w:rPr>
+                <w:sz w:val="20"/>
+              </w:rPr>
+              <w:t xml:space="preserve"> </w:t>
+            </w:r>
+            <w:r>
+              <w:rPr>
+                <w:sz w:val="20"/>
+              </w:rPr>
+              <w:t>云访问</w:t>
+            </w:r>
+          </w:p>
+        </w:tc>
+        <w:tc>
+          <w:tcPr>
+            <w:tcW w:type="dxa" w:w="2880"/>
+            <w:vAlign w:val="center"/>
+            <w:tcBorders>
+              <w:top w:val="single" w:sz="6" w:space="0" w:color="CCCCCC"/>
+              <w:bottom w:val="single" w:sz="6" w:space="0" w:color="CCCCCC"/>
+              <w:left w:val="single" w:sz="6" w:space="0" w:color="CCCCCC"/>
+              <w:right w:val="single" w:sz="6" w:space="0" w:color="CCCCCC"/>
+            </w:tcBorders>
+            <w:tcMar>
+              <w:top w:w="96" w:type="dxa"/>
+              <w:bottom w:w="96" w:type="dxa"/>
+              <w:left w:w="144" w:type="dxa"/>
+              <w:right w:w="144" w:type="dxa"/>
+            </w:tcMar>
+          </w:tcPr>
+          <w:p>
+            <w:pPr>
+              <w:jc w:val="left"/>
+              <w:spacing w:line="240" w:lineRule="auto" w:before="50" w:after="50"/>
+            </w:pPr>
+            <w:r>
+              <w:rPr>
+                <w:sz w:val="20"/>
+              </w:rPr>
+              <w:t>设计期验证（可复现、可审计的工具链输出）</w:t>
+            </w:r>
+          </w:p>
+        </w:tc>
+      </w:tr>
+      <w:tr>
+        <w:tc>
+          <w:tcPr>
+            <w:tcW w:type="dxa" w:w="2880"/>
+            <w:vAlign w:val="center"/>
+            <w:tcBorders>
+              <w:top w:val="single" w:sz="6" w:space="0" w:color="CCCCCC"/>
+              <w:bottom w:val="single" w:sz="6" w:space="0" w:color="CCCCCC"/>
+              <w:left w:val="single" w:sz="6" w:space="0" w:color="CCCCCC"/>
+              <w:right w:val="single" w:sz="6" w:space="0" w:color="CCCCCC"/>
+            </w:tcBorders>
+            <w:tcMar>
+              <w:top w:w="96" w:type="dxa"/>
+              <w:bottom w:w="96" w:type="dxa"/>
+              <w:left w:w="144" w:type="dxa"/>
+              <w:right w:w="144" w:type="dxa"/>
+            </w:tcMar>
+          </w:tcPr>
+          <w:p>
+            <w:pPr>
+              <w:jc w:val="left"/>
+              <w:spacing w:line="240" w:lineRule="auto" w:before="50" w:after="50"/>
+            </w:pPr>
+            <w:r>
+              <w:rPr>
+                <w:sz w:val="20"/>
+              </w:rPr>
+              <w:t>工具链来源</w:t>
+            </w:r>
+          </w:p>
+        </w:tc>
+        <w:tc>
+          <w:tcPr>
+            <w:tcW w:type="dxa" w:w="2880"/>
+            <w:vAlign w:val="center"/>
+            <w:tcBorders>
+              <w:top w:val="single" w:sz="6" w:space="0" w:color="CCCCCC"/>
+              <w:bottom w:val="single" w:sz="6" w:space="0" w:color="CCCCCC"/>
+              <w:left w:val="single" w:sz="6" w:space="0" w:color="CCCCCC"/>
+              <w:right w:val="single" w:sz="6" w:space="0" w:color="CCCCCC"/>
+            </w:tcBorders>
+            <w:tcMar>
+              <w:top w:w="96" w:type="dxa"/>
+              <w:bottom w:w="96" w:type="dxa"/>
+              <w:left w:w="144" w:type="dxa"/>
+              <w:right w:w="144" w:type="dxa"/>
+            </w:tcMar>
+          </w:tcPr>
+          <w:p>
+            <w:pPr>
+              <w:jc w:val="left"/>
+              <w:spacing w:line="240" w:lineRule="auto" w:before="50" w:after="50"/>
+            </w:pPr>
+            <w:r>
+              <w:rPr>
+                <w:sz w:val="20"/>
+              </w:rPr>
+              <w:t>闭源</w:t>
+            </w:r>
+            <w:r>
+              <w:rPr>
+                <w:sz w:val="20"/>
+              </w:rPr>
+              <w:t xml:space="preserve"> </w:t>
+            </w:r>
+            <w:r>
+              <w:rPr>
+                <w:sz w:val="20"/>
+              </w:rPr>
+              <w:t xml:space="preserve"> CAD/PDK + </w:t>
+            </w:r>
+            <w:r>
+              <w:rPr>
+                <w:sz w:val="20"/>
+              </w:rPr>
+              <w:t xml:space="preserve"> </w:t>
+            </w:r>
+            <w:r>
+              <w:rPr>
+                <w:sz w:val="20"/>
+              </w:rPr>
+              <w:t>商业</w:t>
+            </w:r>
+            <w:r>
+              <w:rPr>
+                <w:sz w:val="20"/>
+              </w:rPr>
+              <w:t xml:space="preserve"> </w:t>
+            </w:r>
+            <w:r>
+              <w:rPr>
+                <w:sz w:val="20"/>
+              </w:rPr>
+              <w:t xml:space="preserve"> SPICE</w:t>
+            </w:r>
+          </w:p>
+        </w:tc>
+        <w:tc>
+          <w:tcPr>
+            <w:tcW w:type="dxa" w:w="2880"/>
+            <w:vAlign w:val="center"/>
+            <w:tcBorders>
+              <w:top w:val="single" w:sz="6" w:space="0" w:color="CCCCCC"/>
+              <w:bottom w:val="single" w:sz="6" w:space="0" w:color="CCCCCC"/>
+              <w:left w:val="single" w:sz="6" w:space="0" w:color="CCCCCC"/>
+              <w:right w:val="single" w:sz="6" w:space="0" w:color="CCCCCC"/>
+            </w:tcBorders>
+            <w:tcMar>
+              <w:top w:w="96" w:type="dxa"/>
+              <w:bottom w:w="96" w:type="dxa"/>
+              <w:left w:w="144" w:type="dxa"/>
+              <w:right w:w="144" w:type="dxa"/>
+            </w:tcMar>
+          </w:tcPr>
+          <w:p>
+            <w:pPr>
+              <w:jc w:val="left"/>
+              <w:spacing w:line="240" w:lineRule="auto" w:before="50" w:after="50"/>
+            </w:pPr>
+            <w:r>
+              <w:rPr>
+                <w:sz w:val="20"/>
+              </w:rPr>
+              <w:t>开源（</w:t>
+            </w:r>
+            <w:r>
+              <w:rPr>
+                <w:sz w:val="20"/>
+              </w:rPr>
+              <w:t xml:space="preserve"> </w:t>
+            </w:r>
+            <w:r>
+              <w:rPr>
+                <w:sz w:val="20"/>
+              </w:rPr>
+              <w:t>MIT</w:t>
+            </w:r>
+            <w:r>
+              <w:rPr>
+                <w:sz w:val="20"/>
+              </w:rPr>
+              <w:t xml:space="preserve"> </w:t>
+            </w:r>
+            <w:r>
+              <w:rPr>
+                <w:sz w:val="20"/>
+              </w:rPr>
+              <w:t>）</w:t>
+            </w:r>
+            <w:r>
+              <w:rPr>
+                <w:sz w:val="20"/>
+              </w:rPr>
+              <w:t xml:space="preserve"> </w:t>
+            </w:r>
+            <w:r>
+              <w:rPr>
+                <w:sz w:val="20"/>
+              </w:rPr>
+              <w:t xml:space="preserve">· Agent-native · </w:t>
+            </w:r>
+            <w:r>
+              <w:rPr>
+                <w:sz w:val="20"/>
+              </w:rPr>
+              <w:t xml:space="preserve"> </w:t>
+            </w:r>
+            <w:r>
+              <w:rPr>
+                <w:sz w:val="20"/>
+              </w:rPr>
+              <w:t>零外部</w:t>
+            </w:r>
+            <w:r>
+              <w:rPr>
+                <w:sz w:val="20"/>
+              </w:rPr>
+              <w:t xml:space="preserve"> </w:t>
+            </w:r>
+            <w:r>
+              <w:rPr>
+                <w:sz w:val="20"/>
+              </w:rPr>
+              <w:t xml:space="preserve"> SPICE/EDA </w:t>
+            </w:r>
+            <w:r>
+              <w:rPr>
+                <w:sz w:val="20"/>
+              </w:rPr>
+              <w:t xml:space="preserve"> </w:t>
+            </w:r>
+            <w:r>
+              <w:rPr>
+                <w:sz w:val="20"/>
+              </w:rPr>
+              <w:t>引擎（自研）</w:t>
+            </w:r>
+          </w:p>
+        </w:tc>
+      </w:tr>
+      <w:tr>
+        <w:tc>
+          <w:tcPr>
+            <w:tcW w:type="dxa" w:w="2880"/>
+            <w:vAlign w:val="center"/>
+            <w:tcBorders>
+              <w:top w:val="single" w:sz="6" w:space="0" w:color="CCCCCC"/>
+              <w:bottom w:val="single" w:sz="6" w:space="0" w:color="CCCCCC"/>
+              <w:left w:val="single" w:sz="6" w:space="0" w:color="CCCCCC"/>
+              <w:right w:val="single" w:sz="6" w:space="0" w:color="CCCCCC"/>
+            </w:tcBorders>
+            <w:tcMar>
+              <w:top w:w="96" w:type="dxa"/>
+              <w:bottom w:w="96" w:type="dxa"/>
+              <w:left w:w="144" w:type="dxa"/>
+              <w:right w:w="144" w:type="dxa"/>
+            </w:tcMar>
+          </w:tcPr>
+          <w:p>
+            <w:pPr>
+              <w:jc w:val="left"/>
+              <w:spacing w:line="240" w:lineRule="auto" w:before="50" w:after="50"/>
+            </w:pPr>
+            <w:r>
+              <w:rPr>
+                <w:sz w:val="20"/>
+              </w:rPr>
+              <w:t>判决路径</w:t>
+            </w:r>
+          </w:p>
+        </w:tc>
+        <w:tc>
+          <w:tcPr>
+            <w:tcW w:type="dxa" w:w="2880"/>
+            <w:vAlign w:val="center"/>
+            <w:tcBorders>
+              <w:top w:val="single" w:sz="6" w:space="0" w:color="CCCCCC"/>
+              <w:bottom w:val="single" w:sz="6" w:space="0" w:color="CCCCCC"/>
+              <w:left w:val="single" w:sz="6" w:space="0" w:color="CCCCCC"/>
+              <w:right w:val="single" w:sz="6" w:space="0" w:color="CCCCCC"/>
+            </w:tcBorders>
+            <w:tcMar>
+              <w:top w:w="96" w:type="dxa"/>
+              <w:bottom w:w="96" w:type="dxa"/>
+              <w:left w:w="144" w:type="dxa"/>
+              <w:right w:w="144" w:type="dxa"/>
+            </w:tcMar>
+          </w:tcPr>
+          <w:p>
+            <w:pPr>
+              <w:jc w:val="left"/>
+              <w:spacing w:line="240" w:lineRule="auto" w:before="50" w:after="50"/>
+            </w:pPr>
+            <w:r>
+              <w:rPr>
+                <w:sz w:val="20"/>
+              </w:rPr>
+              <w:t>实测</w:t>
+            </w:r>
+            <w:r>
+              <w:rPr>
+                <w:sz w:val="20"/>
+              </w:rPr>
+              <w:t xml:space="preserve"> </w:t>
+            </w:r>
+            <w:r>
+              <w:rPr>
+                <w:sz w:val="20"/>
+              </w:rPr>
+              <w:t xml:space="preserve"> + </w:t>
+            </w:r>
+            <w:r>
+              <w:rPr>
+                <w:sz w:val="20"/>
+              </w:rPr>
+              <w:t xml:space="preserve"> </w:t>
+            </w:r>
+            <w:r>
+              <w:rPr>
+                <w:sz w:val="20"/>
+              </w:rPr>
+              <w:t>数值仿真混合</w:t>
+            </w:r>
+          </w:p>
+        </w:tc>
+        <w:tc>
+          <w:tcPr>
+            <w:tcW w:type="dxa" w:w="2880"/>
+            <w:vAlign w:val="center"/>
+            <w:tcBorders>
+              <w:top w:val="single" w:sz="6" w:space="0" w:color="CCCCCC"/>
+              <w:bottom w:val="single" w:sz="6" w:space="0" w:color="CCCCCC"/>
+              <w:left w:val="single" w:sz="6" w:space="0" w:color="CCCCCC"/>
+              <w:right w:val="single" w:sz="6" w:space="0" w:color="CCCCCC"/>
+            </w:tcBorders>
+            <w:tcMar>
+              <w:top w:w="96" w:type="dxa"/>
+              <w:bottom w:w="96" w:type="dxa"/>
+              <w:left w:w="144" w:type="dxa"/>
+              <w:right w:w="144" w:type="dxa"/>
+            </w:tcMar>
+          </w:tcPr>
+          <w:p>
+            <w:pPr>
+              <w:jc w:val="left"/>
+              <w:spacing w:line="240" w:lineRule="auto" w:before="50" w:after="50"/>
+            </w:pPr>
+            <w:r>
+              <w:rPr>
+                <w:sz w:val="20"/>
+              </w:rPr>
+              <w:t xml:space="preserve">LLM </w:t>
+            </w:r>
+            <w:r>
+              <w:rPr>
+                <w:sz w:val="20"/>
+              </w:rPr>
+              <w:t xml:space="preserve"> </w:t>
+            </w:r>
+            <w:r>
+              <w:rPr>
+                <w:sz w:val="20"/>
+              </w:rPr>
+              <w:t>不进判决路径（死标量比对</w:t>
+            </w:r>
+            <w:r>
+              <w:rPr>
+                <w:sz w:val="20"/>
+              </w:rPr>
+              <w:t xml:space="preserve"> </w:t>
+            </w:r>
+            <w:r>
+              <w:rPr>
+                <w:sz w:val="20"/>
+              </w:rPr>
+              <w:t xml:space="preserve"> · </w:t>
+            </w:r>
+            <w:r>
+              <w:rPr>
+                <w:sz w:val="20"/>
+              </w:rPr>
+              <w:t xml:space="preserve"> </w:t>
+            </w:r>
+            <w:r>
+              <w:rPr>
+                <w:sz w:val="20"/>
+              </w:rPr>
+              <w:t>物理定律锚）</w:t>
+            </w:r>
+          </w:p>
+        </w:tc>
+      </w:tr>
+      <w:tr>
+        <w:tc>
+          <w:tcPr>
+            <w:tcW w:type="dxa" w:w="2880"/>
+            <w:vAlign w:val="center"/>
+            <w:tcBorders>
+              <w:top w:val="single" w:sz="6" w:space="0" w:color="CCCCCC"/>
+              <w:bottom w:val="single" w:sz="6" w:space="0" w:color="CCCCCC"/>
+              <w:left w:val="single" w:sz="6" w:space="0" w:color="CCCCCC"/>
+              <w:right w:val="single" w:sz="6" w:space="0" w:color="CCCCCC"/>
+            </w:tcBorders>
+            <w:tcMar>
+              <w:top w:w="96" w:type="dxa"/>
+              <w:bottom w:w="96" w:type="dxa"/>
+              <w:left w:w="144" w:type="dxa"/>
+              <w:right w:w="144" w:type="dxa"/>
+            </w:tcMar>
+          </w:tcPr>
+          <w:p>
+            <w:pPr>
+              <w:jc w:val="left"/>
+              <w:spacing w:line="240" w:lineRule="auto" w:before="50" w:after="50"/>
+            </w:pPr>
+            <w:r>
+              <w:rPr>
+                <w:sz w:val="20"/>
+              </w:rPr>
+              <w:t>架构族</w:t>
+            </w:r>
+          </w:p>
+        </w:tc>
+        <w:tc>
+          <w:tcPr>
+            <w:tcW w:type="dxa" w:w="2880"/>
+            <w:vAlign w:val="center"/>
+            <w:tcBorders>
+              <w:top w:val="single" w:sz="6" w:space="0" w:color="CCCCCC"/>
+              <w:bottom w:val="single" w:sz="6" w:space="0" w:color="CCCCCC"/>
+              <w:left w:val="single" w:sz="6" w:space="0" w:color="CCCCCC"/>
+              <w:right w:val="single" w:sz="6" w:space="0" w:color="CCCCCC"/>
+            </w:tcBorders>
+            <w:tcMar>
+              <w:top w:w="96" w:type="dxa"/>
+              <w:bottom w:w="96" w:type="dxa"/>
+              <w:left w:w="144" w:type="dxa"/>
+              <w:right w:w="144" w:type="dxa"/>
+            </w:tcMar>
+          </w:tcPr>
+          <w:p>
+            <w:pPr>
+              <w:jc w:val="left"/>
+              <w:spacing w:line="240" w:lineRule="auto" w:before="50" w:after="50"/>
+            </w:pPr>
+            <w:r>
+              <w:rPr>
+                <w:sz w:val="20"/>
+              </w:rPr>
+              <w:t xml:space="preserve">analog CIM MVM </w:t>
+            </w:r>
+            <w:r>
+              <w:rPr>
+                <w:sz w:val="20"/>
+              </w:rPr>
+              <w:t xml:space="preserve"> </w:t>
+            </w:r>
+            <w:r>
+              <w:rPr>
+                <w:sz w:val="20"/>
+              </w:rPr>
+              <w:t>交叉阵列</w:t>
+            </w:r>
+          </w:p>
+        </w:tc>
+        <w:tc>
+          <w:tcPr>
+            <w:tcW w:type="dxa" w:w="2880"/>
+            <w:vAlign w:val="center"/>
+            <w:tcBorders>
+              <w:top w:val="single" w:sz="6" w:space="0" w:color="CCCCCC"/>
+              <w:bottom w:val="single" w:sz="6" w:space="0" w:color="CCCCCC"/>
+              <w:left w:val="single" w:sz="6" w:space="0" w:color="CCCCCC"/>
+              <w:right w:val="single" w:sz="6" w:space="0" w:color="CCCCCC"/>
+            </w:tcBorders>
+            <w:tcMar>
+              <w:top w:w="96" w:type="dxa"/>
+              <w:bottom w:w="96" w:type="dxa"/>
+              <w:left w:w="144" w:type="dxa"/>
+              <w:right w:w="144" w:type="dxa"/>
+            </w:tcMar>
+          </w:tcPr>
+          <w:p>
+            <w:pPr>
+              <w:jc w:val="left"/>
+              <w:spacing w:line="240" w:lineRule="auto" w:before="50" w:after="50"/>
+            </w:pPr>
+            <w:r>
+              <w:rPr>
+                <w:sz w:val="20"/>
+              </w:rPr>
+              <w:t>同族：</w:t>
+            </w:r>
+            <w:r>
+              <w:rPr>
+                <w:sz w:val="20"/>
+              </w:rPr>
+              <w:t xml:space="preserve"> </w:t>
+            </w:r>
+            <w:r>
+              <w:rPr>
+                <w:sz w:val="20"/>
+              </w:rPr>
+              <w:t xml:space="preserve">MVM </w:t>
+            </w:r>
+            <w:r>
+              <w:rPr>
+                <w:sz w:val="20"/>
+              </w:rPr>
+              <w:t xml:space="preserve"> </w:t>
+            </w:r>
+            <w:r>
+              <w:rPr>
+                <w:sz w:val="20"/>
+              </w:rPr>
+              <w:t>交叉阵列（电子版「光子</w:t>
+            </w:r>
+            <w:r>
+              <w:rPr>
+                <w:sz w:val="20"/>
+              </w:rPr>
+              <w:t xml:space="preserve"> </w:t>
+            </w:r>
+            <w:r>
+              <w:rPr>
+                <w:sz w:val="20"/>
+              </w:rPr>
+              <w:t xml:space="preserve"> MZI </w:t>
+            </w:r>
+            <w:r>
+              <w:rPr>
+                <w:sz w:val="20"/>
+              </w:rPr>
+              <w:t xml:space="preserve"> </w:t>
+            </w:r>
+            <w:r>
+              <w:rPr>
+                <w:sz w:val="20"/>
+              </w:rPr>
+              <w:t>网格」）</w:t>
+            </w:r>
+          </w:p>
+        </w:tc>
+      </w:tr>
+      <w:tr>
+        <w:tc>
+          <w:tcPr>
+            <w:tcW w:type="dxa" w:w="2880"/>
+            <w:vAlign w:val="center"/>
+            <w:tcBorders>
+              <w:top w:val="single" w:sz="6" w:space="0" w:color="CCCCCC"/>
+              <w:bottom w:val="single" w:sz="6" w:space="0" w:color="CCCCCC"/>
+              <w:left w:val="single" w:sz="6" w:space="0" w:color="CCCCCC"/>
+              <w:right w:val="single" w:sz="6" w:space="0" w:color="CCCCCC"/>
+            </w:tcBorders>
+            <w:tcMar>
+              <w:top w:w="96" w:type="dxa"/>
+              <w:bottom w:w="96" w:type="dxa"/>
+              <w:left w:w="144" w:type="dxa"/>
+              <w:right w:w="144" w:type="dxa"/>
+            </w:tcMar>
+          </w:tcPr>
+          <w:p>
+            <w:pPr>
+              <w:jc w:val="left"/>
+              <w:spacing w:line="240" w:lineRule="auto" w:before="50" w:after="50"/>
+            </w:pPr>
+            <w:r>
+              <w:rPr>
+                <w:sz w:val="20"/>
+              </w:rPr>
+              <w:t>能效口径</w:t>
+            </w:r>
+          </w:p>
+        </w:tc>
+        <w:tc>
+          <w:tcPr>
+            <w:tcW w:type="dxa" w:w="2880"/>
+            <w:vAlign w:val="center"/>
+            <w:tcBorders>
+              <w:top w:val="single" w:sz="6" w:space="0" w:color="CCCCCC"/>
+              <w:bottom w:val="single" w:sz="6" w:space="0" w:color="CCCCCC"/>
+              <w:left w:val="single" w:sz="6" w:space="0" w:color="CCCCCC"/>
+              <w:right w:val="single" w:sz="6" w:space="0" w:color="CCCCCC"/>
+            </w:tcBorders>
+            <w:tcMar>
+              <w:top w:w="96" w:type="dxa"/>
+              <w:bottom w:w="96" w:type="dxa"/>
+              <w:left w:w="144" w:type="dxa"/>
+              <w:right w:w="144" w:type="dxa"/>
+            </w:tcMar>
+          </w:tcPr>
+          <w:p>
+            <w:pPr>
+              <w:jc w:val="left"/>
+              <w:spacing w:line="240" w:lineRule="auto" w:before="50" w:after="50"/>
+            </w:pPr>
+            <w:r>
+              <w:rPr>
+                <w:sz w:val="20"/>
+              </w:rPr>
+              <w:t>有实测</w:t>
+            </w:r>
+            <w:r>
+              <w:rPr>
+                <w:sz w:val="20"/>
+              </w:rPr>
+              <w:t xml:space="preserve"> </w:t>
+            </w:r>
+            <w:r>
+              <w:rPr>
+                <w:sz w:val="20"/>
+              </w:rPr>
+              <w:t xml:space="preserve"> / </w:t>
+            </w:r>
+            <w:r>
+              <w:rPr>
+                <w:sz w:val="20"/>
+              </w:rPr>
+              <w:t xml:space="preserve"> </w:t>
+            </w:r>
+            <w:r>
+              <w:rPr>
+                <w:sz w:val="20"/>
+              </w:rPr>
+              <w:t>宣称</w:t>
+            </w:r>
+            <w:r>
+              <w:rPr>
+                <w:sz w:val="20"/>
+              </w:rPr>
+              <w:t xml:space="preserve"> </w:t>
+            </w:r>
+            <w:r>
+              <w:rPr>
+                <w:sz w:val="20"/>
+              </w:rPr>
+              <w:t xml:space="preserve"> TOPS </w:t>
+            </w:r>
+            <w:r>
+              <w:rPr>
+                <w:sz w:val="20"/>
+              </w:rPr>
+              <w:t xml:space="preserve"> </w:t>
+            </w:r>
+            <w:r>
+              <w:rPr>
+                <w:sz w:val="20"/>
+              </w:rPr>
+              <w:t>与</w:t>
+            </w:r>
+            <w:r>
+              <w:rPr>
+                <w:sz w:val="20"/>
+              </w:rPr>
+              <w:t xml:space="preserve"> </w:t>
+            </w:r>
+            <w:r>
+              <w:rPr>
+                <w:sz w:val="20"/>
+              </w:rPr>
+              <w:t xml:space="preserve"> W</w:t>
+            </w:r>
+          </w:p>
+        </w:tc>
+        <w:tc>
+          <w:tcPr>
+            <w:tcW w:type="dxa" w:w="2880"/>
+            <w:vAlign w:val="center"/>
+            <w:tcBorders>
+              <w:top w:val="single" w:sz="6" w:space="0" w:color="CCCCCC"/>
+              <w:bottom w:val="single" w:sz="6" w:space="0" w:color="CCCCCC"/>
+              <w:left w:val="single" w:sz="6" w:space="0" w:color="CCCCCC"/>
+              <w:right w:val="single" w:sz="6" w:space="0" w:color="CCCCCC"/>
+            </w:tcBorders>
+            <w:tcMar>
+              <w:top w:w="96" w:type="dxa"/>
+              <w:bottom w:w="96" w:type="dxa"/>
+              <w:left w:w="144" w:type="dxa"/>
+              <w:right w:w="144" w:type="dxa"/>
+            </w:tcMar>
+          </w:tcPr>
+          <w:p>
+            <w:pPr>
+              <w:jc w:val="left"/>
+              <w:spacing w:line="240" w:lineRule="auto" w:before="50" w:after="50"/>
+            </w:pPr>
+            <w:r>
+              <w:rPr>
+                <w:sz w:val="20"/>
+              </w:rPr>
+              <w:t>不报能效</w:t>
+            </w:r>
+            <w:r>
+              <w:rPr>
+                <w:sz w:val="20"/>
+              </w:rPr>
+              <w:t xml:space="preserve"> </w:t>
+            </w:r>
+            <w:r>
+              <w:rPr>
+                <w:sz w:val="20"/>
+              </w:rPr>
+              <w:t xml:space="preserve"> / </w:t>
+            </w:r>
+            <w:r>
+              <w:rPr>
+                <w:sz w:val="20"/>
+              </w:rPr>
+              <w:t xml:space="preserve"> </w:t>
+            </w:r>
+            <w:r>
+              <w:rPr>
+                <w:sz w:val="20"/>
+              </w:rPr>
+              <w:t>吞吐（无流片）</w:t>
+            </w:r>
+            <w:r>
+              <w:rPr>
+                <w:sz w:val="20"/>
+              </w:rPr>
+              <w:t xml:space="preserve"> </w:t>
+            </w:r>
+            <w:r>
+              <w:rPr>
+                <w:sz w:val="20"/>
+              </w:rPr>
+              <w:t>——</w:t>
+            </w:r>
+            <w:r>
+              <w:rPr>
+                <w:sz w:val="20"/>
+              </w:rPr>
+              <w:t xml:space="preserve"> </w:t>
+            </w:r>
+            <w:r>
+              <w:rPr>
+                <w:sz w:val="20"/>
+              </w:rPr>
+              <w:t>口径不同，不可比数</w:t>
+            </w:r>
+          </w:p>
+        </w:tc>
+      </w:tr>
+    </w:tbl>
+    <w:p>
+      <w:pPr>
+        <w:spacing w:after="192"/>
+      </w:pPr>
+      <w:r>
+        <w:rPr>
+          <w:rFonts w:ascii="宋体" w:eastAsia="宋体" w:hAnsi="宋体" w:cs="宋体" w:hint="eastAsia"/>
+          <w:lang w:eastAsia="zh-CN"/>
+        </w:rPr>
+        <w:t>公开</w:t>
+      </w:r>
+      <w:r>
+        <w:t xml:space="preserve"> landmark</w:t>
+      </w:r>
+      <w:r>
+        <w:rPr>
+          <w:rFonts w:ascii="宋体" w:eastAsia="宋体" w:hAnsi="宋体" w:cs="宋体" w:hint="eastAsia"/>
+          <w:lang w:eastAsia="zh-CN"/>
+        </w:rPr>
+        <w:t>（</w:t>
+      </w:r>
+      <w:r>
+        <w:t xml:space="preserve">A </w:t>
+      </w:r>
+      <w:r>
+        <w:rPr>
+          <w:rFonts w:ascii="宋体" w:eastAsia="宋体" w:hAnsi="宋体" w:cs="宋体" w:hint="eastAsia"/>
+          <w:lang w:eastAsia="zh-CN"/>
+        </w:rPr>
+        <w:t>级公开来源</w:t>
+      </w:r>
+      <w:r>
+        <w:t xml:space="preserve"> · </w:t>
+      </w:r>
+      <w:r>
+        <w:rPr>
+          <w:rFonts w:ascii="宋体" w:eastAsia="宋体" w:hAnsi="宋体" w:cs="宋体" w:hint="eastAsia"/>
+          <w:lang w:eastAsia="zh-CN"/>
+        </w:rPr>
+        <w:t>照录</w:t>
+      </w:r>
+      <w:r>
+        <w:t xml:space="preserve"> · </w:t>
+      </w:r>
+      <w:r>
+        <w:rPr>
+          <w:rFonts w:ascii="宋体" w:eastAsia="宋体" w:hAnsi="宋体" w:cs="宋体" w:hint="eastAsia"/>
+          <w:lang w:eastAsia="zh-CN"/>
+        </w:rPr>
+        <w:t>未验证</w:t>
+      </w:r>
+      <w:r>
+        <w:t xml:space="preserve"> · </w:t>
+      </w:r>
+      <w:r>
+        <w:rPr>
+          <w:rFonts w:ascii="宋体" w:eastAsia="宋体" w:hAnsi="宋体" w:cs="宋体" w:hint="eastAsia"/>
+          <w:lang w:eastAsia="zh-CN"/>
+        </w:rPr>
+        <w:t>仅背景坐标）：</w:t>
+      </w:r>
+      <w:r>
+        <w:rPr>
+          <w:b/>
+        </w:rPr>
+        <w:t>Mythic M1076 AMP</w:t>
+      </w:r>
+      <w:r>
+        <w:rPr>
+          <w:rFonts w:ascii="宋体" w:eastAsia="宋体" w:hAnsi="宋体" w:cs="宋体" w:hint="eastAsia"/>
+          <w:lang w:eastAsia="zh-CN"/>
+        </w:rPr>
+        <w:t>（</w:t>
+      </w:r>
+      <w:r>
+        <w:t xml:space="preserve">analog CIM MVM · up to 25 TOPS · typ. 3–4 W · 76 tiles · 80M weights · INT4/INT8 · </w:t>
+      </w:r>
+      <w:r>
+        <w:rPr>
+          <w:rFonts w:ascii="宋体" w:eastAsia="宋体" w:hAnsi="宋体" w:cs="宋体" w:hint="eastAsia"/>
+          <w:lang w:eastAsia="zh-CN"/>
+        </w:rPr>
+        <w:t>源</w:t>
+      </w:r>
+      <w:r>
+        <w:t xml:space="preserve"> mythic.ai</w:t>
+      </w:r>
+      <w:r>
+        <w:rPr>
+          <w:rFonts w:ascii="宋体" w:eastAsia="宋体" w:hAnsi="宋体" w:cs="宋体" w:hint="eastAsia"/>
+          <w:lang w:eastAsia="zh-CN"/>
+        </w:rPr>
+        <w:t>）；学术界</w:t>
+      </w:r>
+      <w:r>
+        <w:t xml:space="preserve"> RRAM/ReRAM MVM </w:t>
+      </w:r>
+      <w:r>
+        <w:rPr>
+          <w:rFonts w:ascii="宋体" w:eastAsia="宋体" w:hAnsi="宋体" w:cs="宋体" w:hint="eastAsia"/>
+          <w:lang w:eastAsia="zh-CN"/>
+        </w:rPr>
+        <w:t>加速器提案（</w:t>
+      </w:r>
+      <w:r>
+        <w:t xml:space="preserve">ISAAC / PUMA </w:t>
+      </w:r>
+      <w:r>
+        <w:rPr>
+          <w:rFonts w:ascii="宋体" w:eastAsia="宋体" w:hAnsi="宋体" w:cs="宋体" w:hint="eastAsia"/>
+          <w:lang w:eastAsia="zh-CN"/>
+        </w:rPr>
+        <w:t>系列，架构族参照）。</w:t>
+      </w:r>
+    </w:p>
+    <w:p>
+      <w:bookmarkStart w:id="21" w:name="_Toc_section_11"/>
+      <w:bookmarkStart w:id="10" w:name="section-11"/>
+      <w:pPr>
+        <w:pStyle w:val="Heading2"/>
+        <w:spacing w:line="312" w:lineRule="auto" w:before="720" w:after="288"/>
+      </w:pPr>
+      <w:bookmarkEnd w:id="10"/>
+      <w:r>
+        <w:rPr>
+          <w:rFonts w:ascii="宋体" w:hAnsi="宋体" w:eastAsia="宋体" w:cs="宋体" w:hint="eastAsia"/>
+          <w:b/>
+          <w:sz w:val="36"/>
+          <w:lang w:eastAsia="zh-CN"/>
+        </w:rPr>
+        <w:t>十一、诚实边界</w:t>
+      </w:r>
+      <w:bookmarkEnd w:id="21"/>
     </w:p>
     <w:tbl>
       <w:tblPr>
@@ -13464,7 +16017,7 @@
                 <w:b/>
                 <w:sz w:val="20"/>
               </w:rPr>
-              <w:t>G-J 无 2D MOS 能力 ⇒ 短沟道效应不在模型内</w:t>
+              <w:t>G-J 短沟道效应原不在模型内（E11-d 测绘）→ 已由 E12 闭合（历史项 · 保留可追溯）</w:t>
             </w:r>
             <w:r>
               <w:rPr>
@@ -13482,7 +16035,7 @@
               <w:rPr>
                 <w:sz w:val="20"/>
               </w:rPr>
-              <w:t>已用文献经验式量化缺口（</w:t>
+              <w:t>曾用文献经验式量化缺口（</w:t>
             </w:r>
             <w:r>
               <w:rPr>
@@ -13518,44 +16071,205 @@
               <w:rPr>
                 <w:sz w:val="20"/>
               </w:rPr>
-              <w:t>），但</w:t>
+              <w:t>，</w:t>
+            </w:r>
+            <w:r>
+              <w:rPr>
+                <w:rFonts w:ascii="Courier" w:hAnsi="Courier"/>
+                <w:sz w:val="20"/>
+              </w:rPr>
+              <w:t>computed_by_lda=False</w:t>
+            </w:r>
+            <w:r>
+              <w:rPr>
+                <w:sz w:val="20"/>
+              </w:rPr>
+              <w:t>）；</w:t>
             </w:r>
             <w:r>
               <w:rPr>
                 <w:b/>
                 <w:sz w:val="20"/>
               </w:rPr>
-              <w:t>这些不是 LDA 的计算结果</w:t>
-            </w:r>
-            <w:r>
-              <w:rPr>
-                <w:sz w:val="20"/>
-              </w:rPr>
-              <w:t>；补齐需</w:t>
-            </w:r>
-            <w:r>
-              <w:rPr>
-                <w:sz w:val="20"/>
-              </w:rPr>
-              <w:t xml:space="preserve"> 2D MOS </w:t>
-            </w:r>
-            <w:r>
-              <w:rPr>
-                <w:sz w:val="20"/>
-              </w:rPr>
-              <w:t>求解器，而工艺参数属</w:t>
-            </w:r>
-            <w:r>
-              <w:rPr>
-                <w:sz w:val="20"/>
-              </w:rPr>
-              <w:t xml:space="preserve"> T2 </w:t>
-            </w:r>
-            <w:r>
-              <w:rPr>
-                <w:sz w:val="20"/>
-              </w:rPr>
-              <w:t>永久锁。</w:t>
+              <w:t>E12 已补上该能力</w:t>
+            </w:r>
+            <w:r>
+              <w:rPr>
+                <w:sz w:val="20"/>
+              </w:rPr>
+              <w:t>。本项不代表当前能力状态。</w:t>
+            </w:r>
+            <w:r>
+              <w:rPr>
+                <w:sz w:val="20"/>
+              </w:rPr>
+              <w:t xml:space="preserve"> </w:t>
+            </w:r>
+          </w:p>
+          <w:p>
+            <w:pPr>
+              <w:spacing w:line="240" w:lineRule="auto" w:before="50" w:after="50"/>
+            </w:pPr>
+            <w:r>
+              <w:rPr>
+                <w:b/>
+                <w:sz w:val="20"/>
+              </w:rPr>
+              <w:t>G-K 2D MOS 为准平衡静电求解 ⇒ 不产 I-V</w:t>
+            </w:r>
+            <w:r>
+              <w:rPr>
+                <w:sz w:val="20"/>
+              </w:rPr>
+              <w:t>：</w:t>
+            </w:r>
+            <w:r>
+              <w:rPr>
+                <w:b/>
+                <w:sz w:val="20"/>
+              </w:rPr>
+              <w:t>不含漂移扩散输运</w:t>
+            </w:r>
+            <w:r>
+              <w:rPr>
+                <w:sz w:val="20"/>
+              </w:rPr>
+              <w:t xml:space="preserve"> ⇒ </w:t>
+            </w:r>
+            <w:r>
+              <w:rPr>
+                <w:sz w:val="20"/>
+              </w:rPr>
+              <w:t>无</w:t>
+            </w:r>
+            <w:r>
+              <w:rPr>
+                <w:sz w:val="20"/>
+              </w:rPr>
+              <w:t xml:space="preserve"> I–V / </w:t>
+            </w:r>
+            <w:r>
+              <w:rPr>
+                <w:sz w:val="20"/>
+              </w:rPr>
+              <w:t>无亚阈值摆幅（从电流）；「算得了」仅限</w:t>
+            </w:r>
+            <w:r>
+              <w:rPr>
+                <w:b/>
+                <w:sz w:val="20"/>
+              </w:rPr>
+              <w:t>静电量</w:t>
+            </w:r>
+            <w:r>
+              <w:rPr>
+                <w:sz w:val="20"/>
+              </w:rPr>
+              <w:t>（</w:t>
+            </w:r>
+            <w:r>
+              <w:rPr>
+                <w:sz w:val="20"/>
+              </w:rPr>
+              <w:t xml:space="preserve">roll-off / DIBL / </w:t>
+            </w:r>
+            <w:r>
+              <w:rPr>
+                <w:sz w:val="20"/>
+              </w:rPr>
+              <w:t>自然长度）。结构无</w:t>
+            </w:r>
+            <w:r>
+              <w:rPr>
+                <w:sz w:val="20"/>
+              </w:rPr>
+              <w:t xml:space="preserve"> LDD / halo / </w:t>
+            </w:r>
+            <w:r>
+              <w:rPr>
+                <w:sz w:val="20"/>
+              </w:rPr>
+              <w:t>应力</w:t>
+            </w:r>
+            <w:r>
+              <w:rPr>
+                <w:sz w:val="20"/>
+              </w:rPr>
+              <w:t xml:space="preserve"> / </w:t>
+            </w:r>
+            <w:r>
+              <w:rPr>
+                <w:sz w:val="20"/>
+              </w:rPr>
+              <w:t>量子修正；补</w:t>
+            </w:r>
+            <w:r>
+              <w:rPr>
+                <w:sz w:val="20"/>
+              </w:rPr>
+              <w:t xml:space="preserve"> I–V </w:t>
+            </w:r>
+            <w:r>
+              <w:rPr>
+                <w:sz w:val="20"/>
+              </w:rPr>
+              <w:t>需</w:t>
+            </w:r>
+            <w:r>
+              <w:rPr>
+                <w:sz w:val="20"/>
+              </w:rPr>
+              <w:t xml:space="preserve"> Gummel 2D </w:t>
+            </w:r>
+            <w:r>
+              <w:rPr>
+                <w:sz w:val="20"/>
+              </w:rPr>
+              <w:t>输运（</w:t>
+            </w:r>
+            <w:r>
+              <w:rPr>
+                <w:b/>
+                <w:sz w:val="20"/>
+              </w:rPr>
+              <w:t>E13 候选</w:t>
+            </w:r>
+            <w:r>
+              <w:rPr>
+                <w:sz w:val="20"/>
+              </w:rPr>
+              <w:t>）；工艺角</w:t>
+            </w:r>
+            <w:r>
+              <w:rPr>
+                <w:sz w:val="20"/>
+              </w:rPr>
+              <w:t xml:space="preserve"> / PDK / </w:t>
+            </w:r>
+            <w:r>
+              <w:rPr>
+                <w:sz w:val="20"/>
+              </w:rPr>
+              <w:t>硅验证属</w:t>
+            </w:r>
+            <w:r>
+              <w:rPr>
+                <w:sz w:val="20"/>
+              </w:rPr>
+              <w:t xml:space="preserve"> </w:t>
+            </w:r>
+            <w:r>
+              <w:rPr>
+                <w:b/>
+                <w:sz w:val="20"/>
+              </w:rPr>
+              <w:t>T2 永久锁</w:t>
+            </w:r>
+            <w:r>
+              <w:rPr>
+                <w:sz w:val="20"/>
+              </w:rPr>
+              <w:t>。</w:t>
             </w:r>
           </w:p>
         </w:tc>
@@ -13725,7 +16439,7 @@
         <w:rPr>
           <w:sz w:val="20"/>
         </w:rPr>
-        <w:t xml:space="preserve"> E1–E10</w:t>
+        <w:t xml:space="preserve"> E1–E12</w:t>
       </w:r>
       <w:r>
         <w:rPr>
@@ -13739,7 +16453,7 @@
         <w:rPr>
           <w:sz w:val="20"/>
         </w:rPr>
-        <w:t>D-150…D-160</w:t>
+        <w:t>D-150…D-168</w:t>
       </w:r>
       <w:r>
         <w:rPr>
@@ -13819,6 +16533,45 @@
       </w:r>
       <w:r>
         <w:rPr>
+          <w:sz w:val="20"/>
+        </w:rPr>
+        <w:t xml:space="preserve"> · </w:t>
+      </w:r>
+      <w:r>
+        <w:rPr>
+          <w:rFonts w:ascii="Courier" w:hAnsi="Courier"/>
+          <w:sz w:val="20"/>
+        </w:rPr>
+        <w:t>docs/ecore_e11_device_pde_preview.html</w:t>
+      </w:r>
+      <w:r>
+        <w:rPr>
+          <w:sz w:val="20"/>
+        </w:rPr>
+        <w:t xml:space="preserve"> · </w:t>
+      </w:r>
+      <w:r>
+        <w:rPr>
+          <w:rFonts w:ascii="Courier" w:hAnsi="Courier"/>
+          <w:sz w:val="20"/>
+        </w:rPr>
+        <w:t>docs/ecore_e11d_limits_preview.html</w:t>
+      </w:r>
+      <w:r>
+        <w:rPr>
+          <w:sz w:val="20"/>
+        </w:rPr>
+        <w:t xml:space="preserve"> · </w:t>
+      </w:r>
+      <w:r>
+        <w:rPr>
+          <w:rFonts w:ascii="Courier" w:hAnsi="Courier"/>
+          <w:sz w:val="20"/>
+        </w:rPr>
+        <w:t>docs/ecore_e12_2dmos_preview.html</w:t>
+      </w:r>
+      <w:r>
+        <w:rPr>
           <w:rFonts w:ascii="宋体" w:eastAsia="宋体" w:hAnsi="宋体" w:cs="宋体" w:hint="eastAsia"/>
           <w:sz w:val="20"/>
           <w:lang w:eastAsia="zh-CN"/>
@@ -13832,6 +16585,34 @@
           <w:lang w:eastAsia="zh-CN"/>
         </w:rPr>
         <w:t>docs/LDA_电子计算征程_E6-E10_蓝图_2026-09-30.md</w:t>
+      </w:r>
+      <w:r>
+        <w:rPr>
+          <w:sz w:val="20"/>
+        </w:rPr>
+        <w:t xml:space="preserve"> · </w:t>
+      </w:r>
+      <w:r>
+        <w:rPr>
+          <w:rFonts w:ascii="宋体" w:eastAsia="宋体" w:hAnsi="宋体" w:cs="宋体" w:hint="eastAsia"/>
+          <w:sz w:val="20"/>
+          <w:lang w:eastAsia="zh-CN"/>
+        </w:rPr>
+        <w:t>定稿</w:t>
+      </w:r>
+      <w:r>
+        <w:rPr>
+          <w:sz w:val="20"/>
+        </w:rPr>
+        <w:t xml:space="preserve"> </w:t>
+      </w:r>
+      <w:r>
+        <w:rPr>
+          <w:rFonts w:ascii="宋体" w:hAnsi="宋体" w:eastAsia="宋体" w:cs="宋体" w:hint="eastAsia"/>
+          <w:sz w:val="20"/>
+          <w:lang w:eastAsia="zh-CN"/>
+        </w:rPr>
+        <w:t>docs/LDA_电子计算征程_E12_2DMOS定稿_2026-10-01.md</w:t>
       </w:r>
       <w:r>
         <w:rPr>

--- a/LDA_电子计算芯片_对外一页纸.docx
+++ b/LDA_电子计算芯片_对外一页纸.docx
@@ -356,7 +356,7 @@
             <w:color w:val="000000"/>
             <w:u w:val="none"/>
           </w:rPr>
-          <w:t xml:space="preserve">三、十一段征程（E1–E12）</w:t>
+          <w:t xml:space="preserve">三、十二段里程碑（E1–E13）</w:t>
         </w:r>
       </w:hyperlink>
     </w:p>
@@ -416,7 +416,7 @@
             <w:color w:val="000000"/>
             <w:u w:val="none"/>
           </w:rPr>
-          <w:t xml:space="preserve">八、E12 2D MOS 求解器——短沟道效应：算不了 → 算得了</w:t>
+          <w:t xml:space="preserve">八、2D MOS 求解器与输运——短沟道效应（E12）+ I–V / 亚阈值摆幅（E13）</w:t>
         </w:r>
       </w:hyperlink>
     </w:p>
@@ -672,7 +672,7 @@
                 <w:color w:val="1A73E8"/>
                 <w:sz w:val="28"/>
               </w:rPr>
-              <w:t>11</w:t>
+              <w:t>12</w:t>
             </w:r>
           </w:p>
         </w:tc>
@@ -704,7 +704,7 @@
                 <w:color w:val="1A73E8"/>
                 <w:sz w:val="28"/>
               </w:rPr>
-              <w:t>259</w:t>
+              <w:t>277</w:t>
             </w:r>
           </w:p>
         </w:tc>
@@ -736,7 +736,7 @@
                 <w:color w:val="1A73E8"/>
                 <w:sz w:val="28"/>
               </w:rPr>
-              <w:t>15</w:t>
+              <w:t>16</w:t>
             </w:r>
           </w:p>
         </w:tc>
@@ -1133,6 +1133,382 @@
           </w:p>
         </w:tc>
       </w:tr>
+      <w:tr>
+        <w:tc>
+          <w:tcPr>
+            <w:tcW w:type="dxa" w:w="2160"/>
+            <w:tcBorders>
+              <w:top w:val="single" w:sz="6" w:space="0" w:color="CCCCCC"/>
+              <w:bottom w:val="single" w:sz="6" w:space="0" w:color="CCCCCC"/>
+              <w:left w:val="single" w:sz="6" w:space="0" w:color="CCCCCC"/>
+              <w:right w:val="single" w:sz="6" w:space="0" w:color="CCCCCC"/>
+            </w:tcBorders>
+            <w:shd w:val="clear" w:color="auto" w:fill="F5F7FA"/>
+            <w:vAlign w:val="center"/>
+            <w:tcMar>
+              <w:top w:w="96" w:type="dxa"/>
+              <w:bottom w:w="96" w:type="dxa"/>
+              <w:left w:w="144" w:type="dxa"/>
+              <w:right w:w="144" w:type="dxa"/>
+            </w:tcMar>
+          </w:tcPr>
+          <w:p>
+            <w:pPr>
+              <w:jc w:val="center"/>
+              <w:spacing w:line="240" w:lineRule="auto" w:before="50" w:after="50"/>
+            </w:pPr>
+            <w:r>
+              <w:rPr>
+                <w:rFonts w:ascii="黑体" w:hAnsi="黑体" w:eastAsia="黑体" w:hint="eastAsia"/>
+                <w:b/>
+                <w:sz w:val="20"/>
+              </w:rPr>
+              <w:t>器件级</w:t>
+            </w:r>
+            <w:r>
+              <w:rPr>
+                <w:rFonts w:ascii="黑体" w:hAnsi="黑体" w:eastAsia="黑体" w:hint="eastAsia"/>
+                <w:b/>
+                <w:sz w:val="20"/>
+              </w:rPr>
+              <w:t xml:space="preserve"> </w:t>
+            </w:r>
+            <w:r>
+              <w:rPr>
+                <w:rFonts w:ascii="黑体" w:hAnsi="黑体" w:eastAsia="黑体" w:hint="eastAsia"/>
+                <w:b/>
+                <w:sz w:val="20"/>
+              </w:rPr>
+              <w:t xml:space="preserve"> V_th</w:t>
+            </w:r>
+            <w:r>
+              <w:rPr>
+                <w:rFonts w:ascii="黑体" w:hAnsi="黑体" w:eastAsia="黑体" w:hint="eastAsia"/>
+                <w:b/>
+                <w:sz w:val="20"/>
+              </w:rPr>
+              <w:t xml:space="preserve"> </w:t>
+            </w:r>
+            <w:r>
+              <w:rPr>
+                <w:rFonts w:ascii="黑体" w:hAnsi="黑体" w:eastAsia="黑体" w:hint="eastAsia"/>
+                <w:b/>
+                <w:sz w:val="20"/>
+              </w:rPr>
+              <w:t>（闭式</w:t>
+            </w:r>
+            <w:r>
+              <w:rPr>
+                <w:rFonts w:ascii="黑体" w:hAnsi="黑体" w:eastAsia="黑体" w:hint="eastAsia"/>
+                <w:b/>
+                <w:sz w:val="20"/>
+              </w:rPr>
+              <w:t xml:space="preserve"> </w:t>
+            </w:r>
+            <w:r>
+              <w:rPr>
+                <w:rFonts w:ascii="黑体" w:hAnsi="黑体" w:eastAsia="黑体" w:hint="eastAsia"/>
+                <w:b/>
+                <w:sz w:val="20"/>
+              </w:rPr>
+              <w:t xml:space="preserve"> ⟷ PDE</w:t>
+            </w:r>
+            <w:r>
+              <w:rPr>
+                <w:rFonts w:ascii="黑体" w:hAnsi="黑体" w:eastAsia="黑体" w:hint="eastAsia"/>
+                <w:b/>
+                <w:sz w:val="20"/>
+              </w:rPr>
+              <w:t xml:space="preserve"> </w:t>
+            </w:r>
+            <w:r>
+              <w:rPr>
+                <w:rFonts w:ascii="黑体" w:hAnsi="黑体" w:eastAsia="黑体" w:hint="eastAsia"/>
+                <w:b/>
+                <w:sz w:val="20"/>
+              </w:rPr>
+              <w:t>）</w:t>
+            </w:r>
+          </w:p>
+        </w:tc>
+        <w:tc>
+          <w:tcPr>
+            <w:tcW w:type="dxa" w:w="2160"/>
+            <w:tcBorders>
+              <w:top w:val="single" w:sz="6" w:space="0" w:color="CCCCCC"/>
+              <w:bottom w:val="single" w:sz="6" w:space="0" w:color="CCCCCC"/>
+              <w:left w:val="single" w:sz="6" w:space="0" w:color="CCCCCC"/>
+              <w:right w:val="single" w:sz="6" w:space="0" w:color="CCCCCC"/>
+            </w:tcBorders>
+            <w:shd w:val="clear" w:color="auto" w:fill="F5F7FA"/>
+            <w:vAlign w:val="center"/>
+            <w:tcMar>
+              <w:top w:w="96" w:type="dxa"/>
+              <w:bottom w:w="96" w:type="dxa"/>
+              <w:left w:w="144" w:type="dxa"/>
+              <w:right w:w="144" w:type="dxa"/>
+            </w:tcMar>
+          </w:tcPr>
+          <w:p>
+            <w:pPr>
+              <w:jc w:val="center"/>
+              <w:spacing w:line="240" w:lineRule="auto" w:before="50" w:after="50"/>
+            </w:pPr>
+            <w:r>
+              <w:rPr>
+                <w:rFonts w:ascii="黑体" w:hAnsi="黑体" w:eastAsia="黑体" w:hint="eastAsia"/>
+                <w:b/>
+                <w:sz w:val="20"/>
+              </w:rPr>
+              <w:t>2D DIBL @ 65 nm</w:t>
+            </w:r>
+          </w:p>
+        </w:tc>
+        <w:tc>
+          <w:tcPr>
+            <w:tcW w:type="dxa" w:w="2160"/>
+            <w:tcBorders>
+              <w:top w:val="single" w:sz="6" w:space="0" w:color="CCCCCC"/>
+              <w:bottom w:val="single" w:sz="6" w:space="0" w:color="CCCCCC"/>
+              <w:left w:val="single" w:sz="6" w:space="0" w:color="CCCCCC"/>
+              <w:right w:val="single" w:sz="6" w:space="0" w:color="CCCCCC"/>
+            </w:tcBorders>
+            <w:shd w:val="clear" w:color="auto" w:fill="F5F7FA"/>
+            <w:vAlign w:val="center"/>
+            <w:tcMar>
+              <w:top w:w="96" w:type="dxa"/>
+              <w:bottom w:w="96" w:type="dxa"/>
+              <w:left w:w="144" w:type="dxa"/>
+              <w:right w:w="144" w:type="dxa"/>
+            </w:tcMar>
+          </w:tcPr>
+          <w:p>
+            <w:pPr>
+              <w:jc w:val="center"/>
+              <w:spacing w:line="240" w:lineRule="auto" w:before="50" w:after="50"/>
+            </w:pPr>
+            <w:r>
+              <w:rPr>
+                <w:rFonts w:ascii="黑体" w:hAnsi="黑体" w:eastAsia="黑体" w:hint="eastAsia"/>
+                <w:b/>
+                <w:sz w:val="20"/>
+              </w:rPr>
+              <w:t>亚阈值摆幅（</w:t>
+            </w:r>
+            <w:r>
+              <w:rPr>
+                <w:rFonts w:ascii="黑体" w:hAnsi="黑体" w:eastAsia="黑体" w:hint="eastAsia"/>
+                <w:b/>
+                <w:sz w:val="20"/>
+              </w:rPr>
+              <w:t xml:space="preserve"> </w:t>
+            </w:r>
+            <w:r>
+              <w:rPr>
+                <w:rFonts w:ascii="黑体" w:hAnsi="黑体" w:eastAsia="黑体" w:hint="eastAsia"/>
+                <w:b/>
+                <w:sz w:val="20"/>
+              </w:rPr>
+              <w:t>1 µm</w:t>
+            </w:r>
+            <w:r>
+              <w:rPr>
+                <w:rFonts w:ascii="黑体" w:hAnsi="黑体" w:eastAsia="黑体" w:hint="eastAsia"/>
+                <w:b/>
+                <w:sz w:val="20"/>
+              </w:rPr>
+              <w:t xml:space="preserve"> </w:t>
+            </w:r>
+            <w:r>
+              <w:rPr>
+                <w:rFonts w:ascii="黑体" w:hAnsi="黑体" w:eastAsia="黑体" w:hint="eastAsia"/>
+                <w:b/>
+                <w:sz w:val="20"/>
+              </w:rPr>
+              <w:t>）</w:t>
+            </w:r>
+          </w:p>
+        </w:tc>
+        <w:tc>
+          <w:tcPr>
+            <w:tcW w:type="dxa" w:w="2160"/>
+            <w:tcBorders>
+              <w:top w:val="single" w:sz="6" w:space="0" w:color="CCCCCC"/>
+              <w:bottom w:val="single" w:sz="6" w:space="0" w:color="CCCCCC"/>
+              <w:left w:val="single" w:sz="6" w:space="0" w:color="CCCCCC"/>
+              <w:right w:val="single" w:sz="6" w:space="0" w:color="CCCCCC"/>
+            </w:tcBorders>
+            <w:shd w:val="clear" w:color="auto" w:fill="F5F7FA"/>
+            <w:vAlign w:val="center"/>
+            <w:tcMar>
+              <w:top w:w="96" w:type="dxa"/>
+              <w:bottom w:w="96" w:type="dxa"/>
+              <w:left w:w="144" w:type="dxa"/>
+              <w:right w:w="144" w:type="dxa"/>
+            </w:tcMar>
+          </w:tcPr>
+          <w:p>
+            <w:pPr>
+              <w:jc w:val="center"/>
+              <w:spacing w:line="240" w:lineRule="auto" w:before="50" w:after="50"/>
+            </w:pPr>
+            <w:r>
+              <w:rPr>
+                <w:rFonts w:ascii="黑体" w:hAnsi="黑体" w:eastAsia="黑体" w:hint="eastAsia"/>
+                <w:b/>
+                <w:sz w:val="20"/>
+              </w:rPr>
+              <w:t xml:space="preserve">SS </w:t>
+            </w:r>
+            <w:r>
+              <w:rPr>
+                <w:rFonts w:ascii="黑体" w:hAnsi="黑体" w:eastAsia="黑体" w:hint="eastAsia"/>
+                <w:b/>
+                <w:sz w:val="20"/>
+              </w:rPr>
+              <w:t xml:space="preserve"> </w:t>
+            </w:r>
+            <w:r>
+              <w:rPr>
+                <w:rFonts w:ascii="黑体" w:hAnsi="黑体" w:eastAsia="黑体" w:hint="eastAsia"/>
+                <w:b/>
+                <w:sz w:val="20"/>
+              </w:rPr>
+              <w:t>热极限</w:t>
+            </w:r>
+          </w:p>
+        </w:tc>
+      </w:tr>
+      <w:tr>
+        <w:tc>
+          <w:tcPr>
+            <w:tcW w:type="dxa" w:w="2160"/>
+            <w:tcBorders>
+              <w:top w:val="single" w:sz="6" w:space="0" w:color="CCCCCC"/>
+              <w:bottom w:val="single" w:sz="6" w:space="0" w:color="CCCCCC"/>
+              <w:left w:val="single" w:sz="6" w:space="0" w:color="CCCCCC"/>
+              <w:right w:val="single" w:sz="6" w:space="0" w:color="CCCCCC"/>
+            </w:tcBorders>
+            <w:vAlign w:val="center"/>
+            <w:tcMar>
+              <w:top w:w="96" w:type="dxa"/>
+              <w:bottom w:w="96" w:type="dxa"/>
+              <w:left w:w="144" w:type="dxa"/>
+              <w:right w:w="144" w:type="dxa"/>
+            </w:tcMar>
+          </w:tcPr>
+          <w:p>
+            <w:pPr>
+              <w:jc w:val="center"/>
+              <w:spacing w:line="240" w:lineRule="auto" w:before="70" w:after="70"/>
+            </w:pPr>
+            <w:r>
+              <w:rPr>
+                <w:b/>
+                <w:color w:val="1A73E8"/>
+                <w:sz w:val="28"/>
+              </w:rPr>
+              <w:t>2e-4%</w:t>
+            </w:r>
+          </w:p>
+        </w:tc>
+        <w:tc>
+          <w:tcPr>
+            <w:tcW w:type="dxa" w:w="2160"/>
+            <w:tcBorders>
+              <w:top w:val="single" w:sz="6" w:space="0" w:color="CCCCCC"/>
+              <w:bottom w:val="single" w:sz="6" w:space="0" w:color="CCCCCC"/>
+              <w:left w:val="single" w:sz="6" w:space="0" w:color="CCCCCC"/>
+              <w:right w:val="single" w:sz="6" w:space="0" w:color="CCCCCC"/>
+            </w:tcBorders>
+            <w:vAlign w:val="center"/>
+            <w:tcMar>
+              <w:top w:w="96" w:type="dxa"/>
+              <w:bottom w:w="96" w:type="dxa"/>
+              <w:left w:w="144" w:type="dxa"/>
+              <w:right w:w="144" w:type="dxa"/>
+            </w:tcMar>
+          </w:tcPr>
+          <w:p>
+            <w:pPr>
+              <w:jc w:val="center"/>
+              <w:spacing w:line="240" w:lineRule="auto" w:before="70" w:after="70"/>
+            </w:pPr>
+            <w:r>
+              <w:rPr>
+                <w:b/>
+                <w:color w:val="1A73E8"/>
+                <w:sz w:val="28"/>
+              </w:rPr>
+              <w:t>153.6 mV/V</w:t>
+            </w:r>
+          </w:p>
+        </w:tc>
+        <w:tc>
+          <w:tcPr>
+            <w:tcW w:type="dxa" w:w="2160"/>
+            <w:tcBorders>
+              <w:top w:val="single" w:sz="6" w:space="0" w:color="CCCCCC"/>
+              <w:bottom w:val="single" w:sz="6" w:space="0" w:color="CCCCCC"/>
+              <w:left w:val="single" w:sz="6" w:space="0" w:color="CCCCCC"/>
+              <w:right w:val="single" w:sz="6" w:space="0" w:color="CCCCCC"/>
+            </w:tcBorders>
+            <w:vAlign w:val="center"/>
+            <w:tcMar>
+              <w:top w:w="96" w:type="dxa"/>
+              <w:bottom w:w="96" w:type="dxa"/>
+              <w:left w:w="144" w:type="dxa"/>
+              <w:right w:w="144" w:type="dxa"/>
+            </w:tcMar>
+          </w:tcPr>
+          <w:p>
+            <w:pPr>
+              <w:jc w:val="center"/>
+              <w:spacing w:line="240" w:lineRule="auto" w:before="70" w:after="70"/>
+            </w:pPr>
+            <w:r>
+              <w:rPr>
+                <w:b/>
+                <w:color w:val="1A73E8"/>
+                <w:sz w:val="28"/>
+              </w:rPr>
+              <w:t>68.08 mV/dec</w:t>
+            </w:r>
+          </w:p>
+        </w:tc>
+        <w:tc>
+          <w:tcPr>
+            <w:tcW w:type="dxa" w:w="2160"/>
+            <w:tcBorders>
+              <w:top w:val="single" w:sz="6" w:space="0" w:color="CCCCCC"/>
+              <w:bottom w:val="single" w:sz="6" w:space="0" w:color="CCCCCC"/>
+              <w:left w:val="single" w:sz="6" w:space="0" w:color="CCCCCC"/>
+              <w:right w:val="single" w:sz="6" w:space="0" w:color="CCCCCC"/>
+            </w:tcBorders>
+            <w:vAlign w:val="center"/>
+            <w:tcMar>
+              <w:top w:w="96" w:type="dxa"/>
+              <w:bottom w:w="96" w:type="dxa"/>
+              <w:left w:w="144" w:type="dxa"/>
+              <w:right w:w="144" w:type="dxa"/>
+            </w:tcMar>
+          </w:tcPr>
+          <w:p>
+            <w:pPr>
+              <w:jc w:val="center"/>
+              <w:spacing w:line="240" w:lineRule="auto" w:before="70" w:after="70"/>
+            </w:pPr>
+            <w:r>
+              <w:rPr>
+                <w:b/>
+                <w:color w:val="1A73E8"/>
+                <w:sz w:val="28"/>
+              </w:rPr>
+              <w:t>59.53 mV/dec</w:t>
+            </w:r>
+          </w:p>
+        </w:tc>
+      </w:tr>
     </w:tbl>
     <w:p/>
     <w:p>
@@ -1408,6 +1784,154 @@
       </w:r>
       <w:r>
         <w:t xml:space="preserve"> GDS 86.6 KB</w:t>
+      </w:r>
+      <w:r>
+        <w:rPr>
+          <w:rFonts w:ascii="宋体" w:eastAsia="宋体" w:hAnsi="宋体" w:cs="宋体" w:hint="eastAsia"/>
+          <w:lang w:eastAsia="zh-CN"/>
+        </w:rPr>
+        <w:t>）。再进一步补齐</w:t>
+      </w:r>
+      <w:r>
+        <w:rPr>
+          <w:rFonts w:ascii="宋体" w:eastAsia="宋体" w:hAnsi="宋体" w:cs="宋体" w:hint="eastAsia"/>
+          <w:b/>
+          <w:lang w:eastAsia="zh-CN"/>
+        </w:rPr>
+        <w:t>器件级内核</w:t>
+      </w:r>
+      <w:r>
+        <w:rPr>
+          <w:rFonts w:ascii="宋体" w:eastAsia="宋体" w:hAnsi="宋体" w:cs="宋体" w:hint="eastAsia"/>
+          <w:lang w:eastAsia="zh-CN"/>
+        </w:rPr>
+        <w:t>：</w:t>
+      </w:r>
+      <w:r>
+        <w:rPr>
+          <w:rFonts w:ascii="宋体" w:eastAsia="宋体" w:hAnsi="宋体" w:cs="宋体" w:hint="eastAsia"/>
+          <w:b/>
+          <w:color w:val="C62828"/>
+          <w:lang w:eastAsia="zh-CN"/>
+        </w:rPr>
+        <w:t>MOSCAP 1D 自洽泊松 ⟷ 教科书闭式</w:t>
+      </w:r>
+      <w:r>
+        <w:rPr>
+          <w:rFonts w:ascii="宋体" w:eastAsia="宋体" w:hAnsi="宋体" w:cs="宋体" w:hint="eastAsia"/>
+          <w:lang w:eastAsia="zh-CN"/>
+        </w:rPr>
+        <w:t>（</w:t>
+      </w:r>
+      <w:r>
+        <w:t xml:space="preserve">V_th </w:t>
+      </w:r>
+      <w:r>
+        <w:rPr>
+          <w:rFonts w:ascii="宋体" w:eastAsia="宋体" w:hAnsi="宋体" w:cs="宋体" w:hint="eastAsia"/>
+          <w:lang w:eastAsia="zh-CN"/>
+        </w:rPr>
+        <w:t>一致到</w:t>
+      </w:r>
+      <w:r>
+        <w:t xml:space="preserve"> 2e-4%</w:t>
+      </w:r>
+      <w:r>
+        <w:rPr>
+          <w:rFonts w:ascii="宋体" w:eastAsia="宋体" w:hAnsi="宋体" w:cs="宋体" w:hint="eastAsia"/>
+          <w:lang w:eastAsia="zh-CN"/>
+        </w:rPr>
+        <w:t>）、</w:t>
+      </w:r>
+      <w:r>
+        <w:rPr>
+          <w:rFonts w:ascii="宋体" w:eastAsia="宋体" w:hAnsi="宋体" w:cs="宋体" w:hint="eastAsia"/>
+          <w:b/>
+          <w:color w:val="C62828"/>
+          <w:lang w:eastAsia="zh-CN"/>
+        </w:rPr>
+        <w:t>2D MOS 求解器</w:t>
+      </w:r>
+      <w:r>
+        <w:rPr>
+          <w:rFonts w:ascii="宋体" w:eastAsia="宋体" w:hAnsi="宋体" w:cs="宋体" w:hint="eastAsia"/>
+          <w:lang w:eastAsia="zh-CN"/>
+        </w:rPr>
+        <w:t>（短沟道</w:t>
+      </w:r>
+      <w:r>
+        <w:t xml:space="preserve"> roll-off / DIBL </w:t>
+      </w:r>
+      <w:r>
+        <w:rPr>
+          <w:rFonts w:ascii="宋体" w:eastAsia="宋体" w:hAnsi="宋体" w:cs="宋体" w:hint="eastAsia"/>
+          <w:lang w:eastAsia="zh-CN"/>
+        </w:rPr>
+        <w:t>由</w:t>
+      </w:r>
+      <w:r>
+        <w:t xml:space="preserve"> 2D </w:t>
+      </w:r>
+      <w:r>
+        <w:rPr>
+          <w:rFonts w:ascii="宋体" w:eastAsia="宋体" w:hAnsi="宋体" w:cs="宋体" w:hint="eastAsia"/>
+          <w:lang w:eastAsia="zh-CN"/>
+        </w:rPr>
+        <w:t>数值解自然涌现）、</w:t>
+      </w:r>
+      <w:r>
+        <w:rPr>
+          <w:rFonts w:ascii="宋体" w:eastAsia="宋体" w:hAnsi="宋体" w:cs="宋体" w:hint="eastAsia"/>
+          <w:b/>
+          <w:color w:val="C62828"/>
+          <w:lang w:eastAsia="zh-CN"/>
+        </w:rPr>
+        <w:t>2D 漂移扩散输运</w:t>
+      </w:r>
+      <w:r>
+        <w:rPr>
+          <w:rFonts w:ascii="宋体" w:eastAsia="宋体" w:hAnsi="宋体" w:cs="宋体" w:hint="eastAsia"/>
+          <w:lang w:eastAsia="zh-CN"/>
+        </w:rPr>
+        <w:t>（</w:t>
+      </w:r>
+      <w:r>
+        <w:t xml:space="preserve">I–V / </w:t>
+      </w:r>
+      <w:r>
+        <w:rPr>
+          <w:rFonts w:ascii="宋体" w:eastAsia="宋体" w:hAnsi="宋体" w:cs="宋体" w:hint="eastAsia"/>
+          <w:lang w:eastAsia="zh-CN"/>
+        </w:rPr>
+        <w:t>亚阈值摆幅：长沟道</w:t>
+      </w:r>
+      <w:r>
+        <w:t xml:space="preserve"> 68.08 ⟷ </w:t>
+      </w:r>
+      <w:r>
+        <w:rPr>
+          <w:rFonts w:ascii="宋体" w:eastAsia="宋体" w:hAnsi="宋体" w:cs="宋体" w:hint="eastAsia"/>
+          <w:lang w:eastAsia="zh-CN"/>
+        </w:rPr>
+        <w:t>闭式</w:t>
+      </w:r>
+      <w:r>
+        <w:t xml:space="preserve"> 66.41 mV/dec</w:t>
+      </w:r>
+      <w:r>
+        <w:rPr>
+          <w:rFonts w:ascii="宋体" w:eastAsia="宋体" w:hAnsi="宋体" w:cs="宋体" w:hint="eastAsia"/>
+          <w:lang w:eastAsia="zh-CN"/>
+        </w:rPr>
+        <w:t>，</w:t>
+      </w:r>
+      <w:r>
+        <w:rPr>
+          <w:rFonts w:ascii="宋体" w:eastAsia="宋体" w:hAnsi="宋体" w:cs="宋体" w:hint="eastAsia"/>
+          <w:b/>
+          <w:lang w:eastAsia="zh-CN"/>
+        </w:rPr>
+        <w:t>SS ≥ 60 是物理定律硬下限而非目标</w:t>
       </w:r>
       <w:r>
         <w:rPr>
@@ -1953,7 +2477,7 @@
           <w:b/>
           <w:lang w:eastAsia="zh-CN"/>
         </w:rPr>
-        <w:t>无版图链 / 无寄生后仿 / 无失配噪声模型 / 无千级规模能力 / 无器件级 PDE 内核 / 无 2D MOS（短沟道）能力</w:t>
+        <w:t>无版图链 / 无寄生后仿 / 无失配噪声模型 / 无千级规模能力 / 无器件级 PDE 内核 / 无 2D MOS（短沟道）能力 / 无 2D 输运（I–V）能力</w:t>
       </w:r>
       <w:r>
         <w:rPr>
@@ -1981,7 +2505,7 @@
           <w:b/>
           <w:lang w:eastAsia="zh-CN"/>
         </w:rPr>
-        <w:t>15 模块 · 14 条能力面入册</w:t>
+        <w:t>16 模块 · 15 条能力面入册</w:t>
       </w:r>
       <w:r>
         <w:rPr>
@@ -4710,6 +5234,207 @@
           </w:p>
         </w:tc>
       </w:tr>
+      <w:tr>
+        <w:tc>
+          <w:tcPr>
+            <w:tcW w:type="dxa" w:w="2880"/>
+            <w:vAlign w:val="center"/>
+            <w:tcBorders>
+              <w:top w:val="single" w:sz="6" w:space="0" w:color="CCCCCC"/>
+              <w:bottom w:val="single" w:sz="6" w:space="0" w:color="CCCCCC"/>
+              <w:left w:val="single" w:sz="6" w:space="0" w:color="CCCCCC"/>
+              <w:right w:val="single" w:sz="6" w:space="0" w:color="CCCCCC"/>
+            </w:tcBorders>
+            <w:tcMar>
+              <w:top w:w="96" w:type="dxa"/>
+              <w:bottom w:w="96" w:type="dxa"/>
+              <w:left w:w="144" w:type="dxa"/>
+              <w:right w:w="144" w:type="dxa"/>
+            </w:tcMar>
+          </w:tcPr>
+          <w:p>
+            <w:pPr>
+              <w:jc w:val="left"/>
+              <w:spacing w:line="240" w:lineRule="auto" w:before="50" w:after="50"/>
+            </w:pPr>
+            <w:r>
+              <w:rPr>
+                <w:rFonts w:ascii="Courier" w:hAnsi="Courier"/>
+                <w:sz w:val="20"/>
+              </w:rPr>
+              <w:t>device_transport.py</w:t>
+            </w:r>
+          </w:p>
+        </w:tc>
+        <w:tc>
+          <w:tcPr>
+            <w:tcW w:type="dxa" w:w="2880"/>
+            <w:vAlign w:val="center"/>
+            <w:tcBorders>
+              <w:top w:val="single" w:sz="6" w:space="0" w:color="CCCCCC"/>
+              <w:bottom w:val="single" w:sz="6" w:space="0" w:color="CCCCCC"/>
+              <w:left w:val="single" w:sz="6" w:space="0" w:color="CCCCCC"/>
+              <w:right w:val="single" w:sz="6" w:space="0" w:color="CCCCCC"/>
+            </w:tcBorders>
+            <w:tcMar>
+              <w:top w:w="96" w:type="dxa"/>
+              <w:bottom w:w="96" w:type="dxa"/>
+              <w:left w:w="144" w:type="dxa"/>
+              <w:right w:w="144" w:type="dxa"/>
+            </w:tcMar>
+          </w:tcPr>
+          <w:p>
+            <w:pPr>
+              <w:jc w:val="left"/>
+              <w:spacing w:line="240" w:lineRule="auto" w:before="50" w:after="50"/>
+            </w:pPr>
+            <w:r>
+              <w:rPr>
+                <w:sz w:val="20"/>
+              </w:rPr>
+              <w:t xml:space="preserve">2D MOS </w:t>
+            </w:r>
+            <w:r>
+              <w:rPr>
+                <w:sz w:val="20"/>
+              </w:rPr>
+              <w:t xml:space="preserve"> </w:t>
+            </w:r>
+            <w:r>
+              <w:rPr>
+                <w:sz w:val="20"/>
+              </w:rPr>
+              <w:t>输运桥（</w:t>
+            </w:r>
+            <w:r>
+              <w:rPr>
+                <w:sz w:val="20"/>
+              </w:rPr>
+              <w:t xml:space="preserve"> </w:t>
+            </w:r>
+            <w:r>
+              <w:rPr>
+                <w:sz w:val="20"/>
+              </w:rPr>
+              <w:t xml:space="preserve">G1–G6 </w:t>
+            </w:r>
+            <w:r>
+              <w:rPr>
+                <w:sz w:val="20"/>
+              </w:rPr>
+              <w:t xml:space="preserve"> </w:t>
+            </w:r>
+            <w:r>
+              <w:rPr>
+                <w:sz w:val="20"/>
+              </w:rPr>
+              <w:t>判据</w:t>
+            </w:r>
+            <w:r>
+              <w:rPr>
+                <w:sz w:val="20"/>
+              </w:rPr>
+              <w:t xml:space="preserve"> </w:t>
+            </w:r>
+            <w:r>
+              <w:rPr>
+                <w:sz w:val="20"/>
+              </w:rPr>
+              <w:t xml:space="preserve"> + SS </w:t>
+            </w:r>
+            <w:r>
+              <w:rPr>
+                <w:sz w:val="20"/>
+              </w:rPr>
+              <w:t xml:space="preserve"> </w:t>
+            </w:r>
+            <w:r>
+              <w:rPr>
+                <w:sz w:val="20"/>
+              </w:rPr>
+              <w:t>双锚</w:t>
+            </w:r>
+            <w:r>
+              <w:rPr>
+                <w:sz w:val="20"/>
+              </w:rPr>
+              <w:t xml:space="preserve"> </w:t>
+            </w:r>
+            <w:r>
+              <w:rPr>
+                <w:sz w:val="20"/>
+              </w:rPr>
+              <w:t xml:space="preserve"> + V_th </w:t>
+            </w:r>
+            <w:r>
+              <w:rPr>
+                <w:sz w:val="20"/>
+              </w:rPr>
+              <w:t xml:space="preserve"> </w:t>
+            </w:r>
+            <w:r>
+              <w:rPr>
+                <w:sz w:val="20"/>
+              </w:rPr>
+              <w:t>双法交叉</w:t>
+            </w:r>
+            <w:r>
+              <w:rPr>
+                <w:sz w:val="20"/>
+              </w:rPr>
+              <w:t xml:space="preserve"> </w:t>
+            </w:r>
+            <w:r>
+              <w:rPr>
+                <w:sz w:val="20"/>
+              </w:rPr>
+              <w:t xml:space="preserve"> + </w:t>
+            </w:r>
+            <w:r>
+              <w:rPr>
+                <w:sz w:val="20"/>
+              </w:rPr>
+              <w:t xml:space="preserve"> </w:t>
+            </w:r>
+            <w:r>
+              <w:rPr>
+                <w:sz w:val="20"/>
+              </w:rPr>
+              <w:t>能力闭合表）</w:t>
+            </w:r>
+          </w:p>
+        </w:tc>
+        <w:tc>
+          <w:tcPr>
+            <w:tcW w:type="dxa" w:w="2880"/>
+            <w:vAlign w:val="center"/>
+            <w:tcBorders>
+              <w:top w:val="single" w:sz="6" w:space="0" w:color="CCCCCC"/>
+              <w:bottom w:val="single" w:sz="6" w:space="0" w:color="CCCCCC"/>
+              <w:left w:val="single" w:sz="6" w:space="0" w:color="CCCCCC"/>
+              <w:right w:val="single" w:sz="6" w:space="0" w:color="CCCCCC"/>
+            </w:tcBorders>
+            <w:tcMar>
+              <w:top w:w="96" w:type="dxa"/>
+              <w:bottom w:w="96" w:type="dxa"/>
+              <w:left w:w="144" w:type="dxa"/>
+              <w:right w:w="144" w:type="dxa"/>
+            </w:tcMar>
+          </w:tcPr>
+          <w:p>
+            <w:pPr>
+              <w:jc w:val="left"/>
+              <w:spacing w:line="240" w:lineRule="auto" w:before="50" w:after="50"/>
+            </w:pPr>
+            <w:r>
+              <w:rPr>
+                <w:sz w:val="20"/>
+              </w:rPr>
+              <w:t>D-170…D-172 (E13)</w:t>
+            </w:r>
+          </w:p>
+        </w:tc>
+      </w:tr>
     </w:tbl>
     <w:p>
       <w:bookmarkStart w:id="13" w:name="_Toc_section_3"/>
@@ -4726,7 +5451,7 @@
           <w:sz w:val="36"/>
           <w:lang w:eastAsia="zh-CN"/>
         </w:rPr>
-        <w:t>三、十一段征程（E1–E12）</w:t>
+        <w:t>三、十二段里程碑（E1–E13）</w:t>
       </w:r>
       <w:bookmarkEnd w:id="13"/>
     </w:p>
@@ -4739,14 +5464,14 @@
           <w:rFonts w:ascii="宋体" w:eastAsia="宋体" w:hAnsi="宋体" w:cs="宋体" w:hint="eastAsia"/>
           <w:lang w:eastAsia="zh-CN"/>
         </w:rPr>
-        <w:t xml:space="preserve">十一段共 </w:t>
+        <w:t xml:space="preserve">十二段共 </w:t>
       </w:r>
       <w:r>
         <w:rPr>
           <w:b/>
           <w:color w:val="C62828"/>
         </w:rPr>
-        <w:t>259</w:t>
+        <w:t>277</w:t>
       </w:r>
       <w:r>
         <w:rPr>
@@ -4760,7 +5485,7 @@
           <w:b/>
           <w:color w:val="C62828"/>
         </w:rPr>
-        <w:t>53</w:t>
+        <w:t>58</w:t>
       </w:r>
       <w:r>
         <w:t xml:space="preserve"> </w:t>
@@ -4863,20 +5588,58 @@
           <w:rFonts w:ascii="宋体" w:eastAsia="宋体" w:hAnsi="宋体" w:cs="宋体" w:hint="eastAsia"/>
           <w:lang w:eastAsia="zh-CN"/>
         </w:rPr>
-        <w:t>段；案例卡门禁另有</w:t>
-      </w:r>
-      <w:r>
-        <w:t xml:space="preserve"> 34 </w:t>
+        <w:t>段，</w:t>
+      </w:r>
+      <w:r>
+        <w:t>E13</w:t>
       </w:r>
       <w:r>
         <w:rPr>
           <w:rFonts w:ascii="宋体" w:eastAsia="宋体" w:hAnsi="宋体" w:cs="宋体" w:hint="eastAsia"/>
           <w:lang w:eastAsia="zh-CN"/>
         </w:rPr>
+        <w:t>（</w:t>
+      </w:r>
+      <w:r>
+        <w:t>D-170…D-172</w:t>
+      </w:r>
+      <w:r>
+        <w:rPr>
+          <w:rFonts w:ascii="宋体" w:eastAsia="宋体" w:hAnsi="宋体" w:cs="宋体" w:hint="eastAsia"/>
+          <w:lang w:eastAsia="zh-CN"/>
+        </w:rPr>
+        <w:t>）为</w:t>
+      </w:r>
+      <w:r>
+        <w:t xml:space="preserve"> </w:t>
+      </w:r>
+      <w:r>
+        <w:rPr>
+          <w:rFonts w:ascii="宋体" w:eastAsia="宋体" w:hAnsi="宋体" w:cs="宋体" w:hint="eastAsia"/>
+          <w:b/>
+          <w:lang w:eastAsia="zh-CN"/>
+        </w:rPr>
+        <w:t>2D MOS 漂移扩散输运（I–V / 亚阈值摆幅）</w:t>
+      </w:r>
+      <w:r>
+        <w:rPr>
+          <w:rFonts w:ascii="宋体" w:eastAsia="宋体" w:hAnsi="宋体" w:cs="宋体" w:hint="eastAsia"/>
+          <w:lang w:eastAsia="zh-CN"/>
+        </w:rPr>
+        <w:t>段；案例卡门禁另有</w:t>
+      </w:r>
+      <w:r>
+        <w:t xml:space="preserve"> 38 </w:t>
+      </w:r>
+      <w:r>
+        <w:rPr>
+          <w:rFonts w:ascii="宋体" w:eastAsia="宋体" w:hAnsi="宋体" w:cs="宋体" w:hint="eastAsia"/>
+          <w:lang w:eastAsia="zh-CN"/>
+        </w:rPr>
         <w:t>判据</w:t>
       </w:r>
       <w:r>
-        <w:t xml:space="preserve"> + 9 </w:t>
+        <w:t xml:space="preserve"> + 10 </w:t>
       </w:r>
       <w:r>
         <w:rPr>
@@ -7457,6 +8220,336 @@
                 <w:sz w:val="20"/>
               </w:rPr>
               <w:t>DIBL 153.6 mV/V · ln(DIBL)–L R² 0.99863</w:t>
+            </w:r>
+          </w:p>
+        </w:tc>
+      </w:tr>
+      <w:tr>
+        <w:tc>
+          <w:tcPr>
+            <w:tcW w:type="dxa" w:w="2160"/>
+            <w:vAlign w:val="center"/>
+            <w:tcBorders>
+              <w:top w:val="single" w:sz="6" w:space="0" w:color="CCCCCC"/>
+              <w:bottom w:val="single" w:sz="6" w:space="0" w:color="CCCCCC"/>
+              <w:left w:val="single" w:sz="6" w:space="0" w:color="CCCCCC"/>
+              <w:right w:val="single" w:sz="6" w:space="0" w:color="CCCCCC"/>
+            </w:tcBorders>
+            <w:tcMar>
+              <w:top w:w="96" w:type="dxa"/>
+              <w:bottom w:w="96" w:type="dxa"/>
+              <w:left w:w="144" w:type="dxa"/>
+              <w:right w:w="144" w:type="dxa"/>
+            </w:tcMar>
+          </w:tcPr>
+          <w:p>
+            <w:pPr>
+              <w:jc w:val="left"/>
+              <w:spacing w:line="240" w:lineRule="auto" w:before="50" w:after="50"/>
+            </w:pPr>
+            <w:r>
+              <w:rPr>
+                <w:sz w:val="20"/>
+              </w:rPr>
+              <w:t>E13</w:t>
+            </w:r>
+          </w:p>
+        </w:tc>
+        <w:tc>
+          <w:tcPr>
+            <w:tcW w:type="dxa" w:w="2160"/>
+            <w:vAlign w:val="center"/>
+            <w:tcBorders>
+              <w:top w:val="single" w:sz="6" w:space="0" w:color="CCCCCC"/>
+              <w:bottom w:val="single" w:sz="6" w:space="0" w:color="CCCCCC"/>
+              <w:left w:val="single" w:sz="6" w:space="0" w:color="CCCCCC"/>
+              <w:right w:val="single" w:sz="6" w:space="0" w:color="CCCCCC"/>
+            </w:tcBorders>
+            <w:tcMar>
+              <w:top w:w="96" w:type="dxa"/>
+              <w:bottom w:w="96" w:type="dxa"/>
+              <w:left w:w="144" w:type="dxa"/>
+              <w:right w:w="144" w:type="dxa"/>
+            </w:tcMar>
+          </w:tcPr>
+          <w:p>
+            <w:pPr>
+              <w:jc w:val="left"/>
+              <w:spacing w:line="240" w:lineRule="auto" w:before="50" w:after="50"/>
+            </w:pPr>
+            <w:r>
+              <w:rPr>
+                <w:sz w:val="20"/>
+              </w:rPr>
+              <w:t>D-170…D-172</w:t>
+            </w:r>
+          </w:p>
+        </w:tc>
+        <w:tc>
+          <w:tcPr>
+            <w:tcW w:type="dxa" w:w="2160"/>
+            <w:vAlign w:val="center"/>
+            <w:tcBorders>
+              <w:top w:val="single" w:sz="6" w:space="0" w:color="CCCCCC"/>
+              <w:bottom w:val="single" w:sz="6" w:space="0" w:color="CCCCCC"/>
+              <w:left w:val="single" w:sz="6" w:space="0" w:color="CCCCCC"/>
+              <w:right w:val="single" w:sz="6" w:space="0" w:color="CCCCCC"/>
+            </w:tcBorders>
+            <w:tcMar>
+              <w:top w:w="96" w:type="dxa"/>
+              <w:bottom w:w="96" w:type="dxa"/>
+              <w:left w:w="144" w:type="dxa"/>
+              <w:right w:w="144" w:type="dxa"/>
+            </w:tcMar>
+          </w:tcPr>
+          <w:p>
+            <w:pPr>
+              <w:jc w:val="left"/>
+              <w:spacing w:line="240" w:lineRule="auto" w:before="50" w:after="50"/>
+            </w:pPr>
+            <w:r>
+              <w:rPr>
+                <w:b/>
+                <w:sz w:val="20"/>
+              </w:rPr>
+              <w:t>2D MOS 漂移扩散输运（I–V / 亚阈值摆幅）</w:t>
+            </w:r>
+          </w:p>
+        </w:tc>
+        <w:tc>
+          <w:tcPr>
+            <w:tcW w:type="dxa" w:w="2160"/>
+            <w:vAlign w:val="center"/>
+            <w:tcBorders>
+              <w:top w:val="single" w:sz="6" w:space="0" w:color="CCCCCC"/>
+              <w:bottom w:val="single" w:sz="6" w:space="0" w:color="CCCCCC"/>
+              <w:left w:val="single" w:sz="6" w:space="0" w:color="CCCCCC"/>
+              <w:right w:val="single" w:sz="6" w:space="0" w:color="CCCCCC"/>
+            </w:tcBorders>
+            <w:tcMar>
+              <w:top w:w="96" w:type="dxa"/>
+              <w:bottom w:w="96" w:type="dxa"/>
+              <w:left w:w="144" w:type="dxa"/>
+              <w:right w:w="144" w:type="dxa"/>
+            </w:tcMar>
+          </w:tcPr>
+          <w:p>
+            <w:pPr>
+              <w:jc w:val="left"/>
+              <w:spacing w:line="240" w:lineRule="auto" w:before="50" w:after="50"/>
+            </w:pPr>
+            <w:r>
+              <w:rPr>
+                <w:sz w:val="20"/>
+              </w:rPr>
+              <w:t xml:space="preserve">Si-only </w:t>
+            </w:r>
+            <w:r>
+              <w:rPr>
+                <w:sz w:val="20"/>
+              </w:rPr>
+              <w:t xml:space="preserve"> </w:t>
+            </w:r>
+            <w:r>
+              <w:rPr>
+                <w:sz w:val="20"/>
+              </w:rPr>
+              <w:t>掩码</w:t>
+            </w:r>
+            <w:r>
+              <w:rPr>
+                <w:sz w:val="20"/>
+              </w:rPr>
+              <w:t xml:space="preserve"> </w:t>
+            </w:r>
+            <w:r>
+              <w:rPr>
+                <w:sz w:val="20"/>
+              </w:rPr>
+              <w:t xml:space="preserve"> SG </w:t>
+            </w:r>
+            <w:r>
+              <w:rPr>
+                <w:sz w:val="20"/>
+              </w:rPr>
+              <w:t xml:space="preserve"> </w:t>
+            </w:r>
+            <w:r>
+              <w:rPr>
+                <w:sz w:val="20"/>
+              </w:rPr>
+              <w:t>连续性</w:t>
+            </w:r>
+            <w:r>
+              <w:rPr>
+                <w:sz w:val="20"/>
+              </w:rPr>
+              <w:t xml:space="preserve"> </w:t>
+            </w:r>
+            <w:r>
+              <w:rPr>
+                <w:sz w:val="20"/>
+              </w:rPr>
+              <w:t xml:space="preserve"> + </w:t>
+            </w:r>
+            <w:r>
+              <w:rPr>
+                <w:sz w:val="20"/>
+              </w:rPr>
+              <w:t xml:space="preserve"> </w:t>
+            </w:r>
+            <w:r>
+              <w:rPr>
+                <w:sz w:val="20"/>
+              </w:rPr>
+              <w:t>接触准费米势</w:t>
+            </w:r>
+            <w:r>
+              <w:rPr>
+                <w:sz w:val="20"/>
+              </w:rPr>
+              <w:t xml:space="preserve"> </w:t>
+            </w:r>
+            <w:r>
+              <w:rPr>
+                <w:sz w:val="20"/>
+              </w:rPr>
+              <w:t xml:space="preserve"> BC + Gummel ⇒ </w:t>
+            </w:r>
+            <w:r>
+              <w:rPr>
+                <w:sz w:val="20"/>
+              </w:rPr>
+              <w:t xml:space="preserve"> </w:t>
+            </w:r>
+            <w:r>
+              <w:rPr>
+                <w:sz w:val="20"/>
+              </w:rPr>
+              <w:t>长沟道</w:t>
+            </w:r>
+            <w:r>
+              <w:rPr>
+                <w:sz w:val="20"/>
+              </w:rPr>
+              <w:t xml:space="preserve"> </w:t>
+            </w:r>
+            <w:r>
+              <w:rPr>
+                <w:sz w:val="20"/>
+              </w:rPr>
+              <w:t xml:space="preserve"> SS </w:t>
+            </w:r>
+            <w:r>
+              <w:rPr>
+                <w:sz w:val="20"/>
+              </w:rPr>
+              <w:t xml:space="preserve"> </w:t>
+            </w:r>
+            <w:r>
+              <w:rPr>
+                <w:b/>
+                <w:sz w:val="20"/>
+              </w:rPr>
+              <w:t>68.08 ⟷ 闭式 66.41 mV/dec（rel 2.52%）</w:t>
+            </w:r>
+            <w:r>
+              <w:rPr>
+                <w:sz w:val="20"/>
+              </w:rPr>
+              <w:t xml:space="preserve"> · 65 nm </w:t>
+            </w:r>
+            <w:r>
+              <w:rPr>
+                <w:b/>
+                <w:sz w:val="20"/>
+              </w:rPr>
+              <w:t>226.9 mV/dec</w:t>
+            </w:r>
+            <w:r>
+              <w:rPr>
+                <w:sz w:val="20"/>
+              </w:rPr>
+              <w:t xml:space="preserve"> </w:t>
+            </w:r>
+            <w:r>
+              <w:rPr>
+                <w:sz w:val="20"/>
+              </w:rPr>
+              <w:t xml:space="preserve"> · </w:t>
+            </w:r>
+            <w:r>
+              <w:rPr>
+                <w:sz w:val="20"/>
+              </w:rPr>
+              <w:t xml:space="preserve"> </w:t>
+            </w:r>
+            <w:r>
+              <w:rPr>
+                <w:sz w:val="20"/>
+              </w:rPr>
+              <w:t>守恒</w:t>
+            </w:r>
+            <w:r>
+              <w:rPr>
+                <w:sz w:val="20"/>
+              </w:rPr>
+              <w:t xml:space="preserve"> </w:t>
+            </w:r>
+            <w:r>
+              <w:rPr>
+                <w:sz w:val="20"/>
+              </w:rPr>
+              <w:t xml:space="preserve"> </w:t>
+            </w:r>
+            <w:r>
+              <w:rPr>
+                <w:sz w:val="20"/>
+              </w:rPr>
+              <w:t xml:space="preserve"> </w:t>
+            </w:r>
+            <w:r>
+              <w:rPr>
+                <w:b/>
+                <w:sz w:val="20"/>
+              </w:rPr>
+              <w:t>5.4e-5</w:t>
+            </w:r>
+            <w:r>
+              <w:rPr>
+                <w:sz w:val="20"/>
+              </w:rPr>
+              <w:t xml:space="preserve"> </w:t>
+            </w:r>
+            <w:r>
+              <w:rPr>
+                <w:sz w:val="20"/>
+              </w:rPr>
+              <w:t xml:space="preserve"> · V_th </w:t>
+            </w:r>
+            <w:r>
+              <w:rPr>
+                <w:sz w:val="20"/>
+              </w:rPr>
+              <w:t xml:space="preserve"> </w:t>
+            </w:r>
+            <w:r>
+              <w:rPr>
+                <w:sz w:val="20"/>
+              </w:rPr>
+              <w:t>双法</w:t>
+            </w:r>
+            <w:r>
+              <w:rPr>
+                <w:sz w:val="20"/>
+              </w:rPr>
+              <w:t xml:space="preserve"> </w:t>
+            </w:r>
+            <w:r>
+              <w:rPr>
+                <w:sz w:val="20"/>
+              </w:rPr>
+              <w:t xml:space="preserve"> 0.2475 ⟷ 0.3241 V</w:t>
             </w:r>
           </w:p>
         </w:tc>
@@ -12057,7 +13150,7 @@
           <w:sz w:val="36"/>
           <w:lang w:eastAsia="zh-CN"/>
         </w:rPr>
-        <w:t>八、E12 2D MOS 求解器——短沟道效应：从「算不了」到「算得了」</w:t>
+        <w:t>八、2D MOS 求解器与输运（E12–E13）——短沟道效应 + I–V / 亚阈值摆幅</w:t>
       </w:r>
       <w:bookmarkEnd w:id="18"/>
     </w:p>
@@ -12065,6 +13158,14 @@
       <w:pPr>
         <w:spacing w:after="192"/>
       </w:pPr>
+      <w:r>
+        <w:rPr>
+          <w:rFonts w:ascii="宋体" w:eastAsia="宋体" w:hAnsi="宋体" w:cs="宋体" w:hint="eastAsia"/>
+          <w:b/>
+          <w:lang w:eastAsia="zh-CN"/>
+        </w:rPr>
+        <w:t>E12 · 短沟道效应：从「算不了」到「算得了」。</w:t>
+      </w:r>
       <w:r>
         <w:t xml:space="preserve">E11-d </w:t>
       </w:r>
@@ -13438,14 +14539,14 @@
         <w:spacing w:after="192"/>
       </w:pPr>
       <w:r>
-        <w:t xml:space="preserve">🔴 </w:t>
+        <w:t xml:space="preserve">🔴 E12 </w:t>
       </w:r>
       <w:r>
         <w:rPr>
           <w:rFonts w:ascii="宋体" w:eastAsia="宋体" w:hAnsi="宋体" w:cs="宋体" w:hint="eastAsia"/>
           <w:lang w:eastAsia="zh-CN"/>
         </w:rPr>
-        <w:t>本段是</w:t>
+        <w:t>为</w:t>
       </w:r>
       <w:r>
         <w:rPr>
@@ -13453,7 +14554,7 @@
           <w:b/>
           <w:lang w:eastAsia="zh-CN"/>
         </w:rPr>
-        <w:t>准平衡静电求解、不含漂移扩散输运 ⇒ 不产 I-V</w:t>
+        <w:t>准平衡静电求解、不含漂移扩散输运 ⇒ 当时不产 I-V</w:t>
       </w:r>
       <w:r>
         <w:rPr>
@@ -13505,7 +14606,7 @@
           <w:rFonts w:ascii="宋体" w:eastAsia="宋体" w:hAnsi="宋体" w:cs="宋体" w:hint="eastAsia"/>
           <w:lang w:eastAsia="zh-CN"/>
         </w:rPr>
-        <w:t>「算得了」的范围</w:t>
+        <w:t>「算得了」当时</w:t>
       </w:r>
       <w:r>
         <w:rPr>
@@ -13538,47 +14639,14 @@
           <w:b/>
           <w:lang w:eastAsia="zh-CN"/>
         </w:rPr>
-        <w:t>golden 仍是教科书 1D 闭式</w:t>
+        <w:t>该缺口已由 E13 闭合</w:t>
       </w:r>
       <w:r>
         <w:rPr>
           <w:rFonts w:ascii="宋体" w:eastAsia="宋体" w:hAnsi="宋体" w:cs="宋体" w:hint="eastAsia"/>
           <w:lang w:eastAsia="zh-CN"/>
         </w:rPr>
-        <w:t>，</w:t>
-      </w:r>
-      <w:r>
-        <w:t xml:space="preserve">2D </w:t>
-      </w:r>
-      <w:r>
-        <w:rPr>
-          <w:rFonts w:ascii="宋体" w:eastAsia="宋体" w:hAnsi="宋体" w:cs="宋体" w:hint="eastAsia"/>
-          <w:lang w:eastAsia="zh-CN"/>
-        </w:rPr>
-        <w:t>解只是</w:t>
-      </w:r>
-      <w:r>
-        <w:t xml:space="preserve"> candidate</w:t>
-      </w:r>
-      <w:r>
-        <w:rPr>
-          <w:rFonts w:ascii="宋体" w:eastAsia="宋体" w:hAnsi="宋体" w:cs="宋体" w:hint="eastAsia"/>
-          <w:lang w:eastAsia="zh-CN"/>
-        </w:rPr>
-        <w:t>（</w:t>
-      </w:r>
-      <w:r>
-        <w:rPr>
-          <w:rFonts w:ascii="Courier" w:hAnsi="Courier"/>
-        </w:rPr>
-        <w:t>is_oracle=False</w:t>
-      </w:r>
-      <w:r>
-        <w:rPr>
-          <w:rFonts w:ascii="宋体" w:eastAsia="宋体" w:hAnsi="宋体" w:cs="宋体" w:hint="eastAsia"/>
-          <w:lang w:eastAsia="zh-CN"/>
-        </w:rPr>
-        <w:t>），</w:t>
+        <w:t>（见下）。</w:t>
       </w:r>
       <w:r>
         <w:rPr>
@@ -13586,54 +14654,47 @@
           <w:b/>
           <w:lang w:eastAsia="zh-CN"/>
         </w:rPr>
-        <w:t>只允许「长沟道 2D → 1D」方向</w:t>
+        <w:t>golden 仍是教科书 1D 闭式</w:t>
       </w:r>
       <w:r>
         <w:rPr>
           <w:rFonts w:ascii="宋体" w:eastAsia="宋体" w:hAnsi="宋体" w:cs="宋体" w:hint="eastAsia"/>
           <w:lang w:eastAsia="zh-CN"/>
         </w:rPr>
-        <w:t>。结构为教科书突变结</w:t>
-      </w:r>
-      <w:r>
-        <w:t xml:space="preserve"> + 2 nm </w:t>
+        <w:t>，</w:t>
+      </w:r>
+      <w:r>
+        <w:t xml:space="preserve">2D </w:t>
       </w:r>
       <w:r>
         <w:rPr>
           <w:rFonts w:ascii="宋体" w:eastAsia="宋体" w:hAnsi="宋体" w:cs="宋体" w:hint="eastAsia"/>
           <w:lang w:eastAsia="zh-CN"/>
         </w:rPr>
-        <w:t>平滑，无</w:t>
-      </w:r>
-      <w:r>
-        <w:t xml:space="preserve"> LDD / halo / </w:t>
+        <w:t>解只是</w:t>
+      </w:r>
+      <w:r>
+        <w:t xml:space="preserve"> candidate</w:t>
       </w:r>
       <w:r>
         <w:rPr>
           <w:rFonts w:ascii="宋体" w:eastAsia="宋体" w:hAnsi="宋体" w:cs="宋体" w:hint="eastAsia"/>
           <w:lang w:eastAsia="zh-CN"/>
         </w:rPr>
-        <w:t>应力</w:t>
-      </w:r>
-      <w:r>
-        <w:t xml:space="preserve"> / </w:t>
+        <w:t>（</w:t>
+      </w:r>
+      <w:r>
+        <w:rPr>
+          <w:rFonts w:ascii="Courier" w:hAnsi="Courier"/>
+        </w:rPr>
+        <w:t>is_oracle=False</w:t>
       </w:r>
       <w:r>
         <w:rPr>
           <w:rFonts w:ascii="宋体" w:eastAsia="宋体" w:hAnsi="宋体" w:cs="宋体" w:hint="eastAsia"/>
           <w:lang w:eastAsia="zh-CN"/>
         </w:rPr>
-        <w:t>量子修正；参数为公开典型量级占位（非</w:t>
-      </w:r>
-      <w:r>
-        <w:t xml:space="preserve"> PDK</w:t>
-      </w:r>
-      <w:r>
-        <w:rPr>
-          <w:rFonts w:ascii="宋体" w:eastAsia="宋体" w:hAnsi="宋体" w:cs="宋体" w:hint="eastAsia"/>
-          <w:lang w:eastAsia="zh-CN"/>
-        </w:rPr>
-        <w:t>）。</w:t>
+        <w:t>），</w:t>
       </w:r>
       <w:r>
         <w:rPr>
@@ -13641,802 +14702,15 @@
           <w:b/>
           <w:lang w:eastAsia="zh-CN"/>
         </w:rPr>
-        <w:t>仍不可用</w:t>
+        <w:t>只允许「长沟道 2D → 1D」方向</w:t>
       </w:r>
       <w:r>
         <w:rPr>
           <w:rFonts w:ascii="宋体" w:eastAsia="宋体" w:hAnsi="宋体" w:cs="宋体" w:hint="eastAsia"/>
           <w:lang w:eastAsia="zh-CN"/>
         </w:rPr>
-        <w:t>：</w:t>
-      </w:r>
-      <w:r>
-        <w:t xml:space="preserve">I–V / </w:t>
-      </w:r>
-      <w:r>
-        <w:rPr>
-          <w:rFonts w:ascii="宋体" w:eastAsia="宋体" w:hAnsi="宋体" w:cs="宋体" w:hint="eastAsia"/>
-          <w:lang w:eastAsia="zh-CN"/>
-        </w:rPr>
-        <w:t>亚阈值摆幅（需输运</w:t>
-      </w:r>
-      <w:r>
-        <w:t xml:space="preserve"> ⇒ E13 </w:t>
-      </w:r>
-      <w:r>
-        <w:rPr>
-          <w:rFonts w:ascii="宋体" w:eastAsia="宋体" w:hAnsi="宋体" w:cs="宋体" w:hint="eastAsia"/>
-          <w:lang w:eastAsia="zh-CN"/>
-        </w:rPr>
-        <w:t>候选）</w:t>
-      </w:r>
-      <w:r>
-        <w:t xml:space="preserve">· </w:t>
-      </w:r>
-      <w:r>
-        <w:rPr>
-          <w:rFonts w:ascii="宋体" w:eastAsia="宋体" w:hAnsi="宋体" w:cs="宋体" w:hint="eastAsia"/>
-          <w:lang w:eastAsia="zh-CN"/>
-        </w:rPr>
-        <w:t>工艺角</w:t>
-      </w:r>
-      <w:r>
-        <w:t xml:space="preserve"> / PDK / </w:t>
-      </w:r>
-      <w:r>
-        <w:rPr>
-          <w:rFonts w:ascii="宋体" w:eastAsia="宋体" w:hAnsi="宋体" w:cs="宋体" w:hint="eastAsia"/>
-          <w:lang w:eastAsia="zh-CN"/>
-        </w:rPr>
-        <w:t>硅验证（</w:t>
-      </w:r>
-      <w:r>
-        <w:rPr>
-          <w:rFonts w:ascii="宋体" w:eastAsia="宋体" w:hAnsi="宋体" w:cs="宋体" w:hint="eastAsia"/>
-          <w:b/>
-          <w:lang w:eastAsia="zh-CN"/>
-        </w:rPr>
-        <w:t>T2 永久锁</w:t>
-      </w:r>
-      <w:r>
-        <w:rPr>
-          <w:rFonts w:ascii="宋体" w:eastAsia="宋体" w:hAnsi="宋体" w:cs="宋体" w:hint="eastAsia"/>
-          <w:lang w:eastAsia="zh-CN"/>
-        </w:rPr>
-        <w:t>）。</w:t>
-      </w:r>
-    </w:p>
-    <w:p>
-      <w:bookmarkStart w:id="19" w:name="_Toc_section_9"/>
-      <w:bookmarkStart w:id="8" w:name="section-9"/>
-      <w:pPr>
-        <w:pStyle w:val="Heading2"/>
-        <w:spacing w:line="312" w:lineRule="auto" w:before="720" w:after="288"/>
-      </w:pPr>
-      <w:bookmarkEnd w:id="8"/>
-      <w:r>
-        <w:rPr>
-          <w:rFonts w:ascii="宋体" w:hAnsi="宋体" w:eastAsia="宋体" w:cs="宋体" w:hint="eastAsia"/>
-          <w:b/>
-          <w:sz w:val="36"/>
-          <w:lang w:eastAsia="zh-CN"/>
-        </w:rPr>
-        <w:t>九、关键结论</w:t>
-      </w:r>
-      <w:bookmarkEnd w:id="19"/>
-    </w:p>
-    <w:p>
-      <w:pPr>
-        <w:pStyle w:val="ListBullet"/>
-        <w:spacing w:after="72"/>
-      </w:pPr>
-      <w:r>
-        <w:rPr>
-          <w:rFonts w:ascii="宋体" w:eastAsia="宋体" w:hAnsi="宋体" w:cs="宋体" w:hint="eastAsia"/>
-          <w:b/>
-          <w:lang w:eastAsia="zh-CN"/>
-        </w:rPr>
-        <w:t>补上最大平台缺口（E6）</w:t>
-      </w:r>
-      <w:r>
-        <w:rPr>
-          <w:rFonts w:ascii="宋体" w:eastAsia="宋体" w:hAnsi="宋体" w:cs="宋体" w:hint="eastAsia"/>
-          <w:lang w:eastAsia="zh-CN"/>
-        </w:rPr>
-        <w:t>：此前</w:t>
-      </w:r>
-      <w:r>
-        <w:t xml:space="preserve"> ecore </w:t>
-      </w:r>
-      <w:r>
-        <w:rPr>
-          <w:rFonts w:ascii="宋体" w:eastAsia="宋体" w:hAnsi="宋体" w:cs="宋体" w:hint="eastAsia"/>
-          <w:lang w:eastAsia="zh-CN"/>
-        </w:rPr>
-        <w:t>一条版图链都没有；现打通「电路模型</w:t>
-      </w:r>
-      <w:r>
-        <w:t xml:space="preserve"> → </w:t>
-      </w:r>
-      <w:r>
-        <w:rPr>
-          <w:rFonts w:ascii="宋体" w:eastAsia="宋体" w:hAnsi="宋体" w:cs="宋体" w:hint="eastAsia"/>
-          <w:lang w:eastAsia="zh-CN"/>
-        </w:rPr>
-        <w:t>可签核版图</w:t>
-      </w:r>
-      <w:r>
-        <w:t xml:space="preserve"> → GDS</w:t>
-      </w:r>
-      <w:r>
-        <w:rPr>
-          <w:rFonts w:ascii="宋体" w:eastAsia="宋体" w:hAnsi="宋体" w:cs="宋体" w:hint="eastAsia"/>
-          <w:lang w:eastAsia="zh-CN"/>
-        </w:rPr>
-        <w:t>」。</w:t>
-      </w:r>
-    </w:p>
-    <w:p>
-      <w:pPr>
-        <w:pStyle w:val="ListBullet"/>
-        <w:spacing w:after="72"/>
-      </w:pPr>
-      <w:r>
-        <w:rPr>
-          <w:rFonts w:ascii="宋体" w:eastAsia="宋体" w:hAnsi="宋体" w:cs="宋体" w:hint="eastAsia"/>
-          <w:b/>
-          <w:lang w:eastAsia="zh-CN"/>
-        </w:rPr>
-        <w:t>IR drop 是模拟 MVM 的第一号规模墙（E7）</w:t>
-      </w:r>
-      <w:r>
-        <w:rPr>
-          <w:rFonts w:ascii="宋体" w:eastAsia="宋体" w:hAnsi="宋体" w:cs="宋体" w:hint="eastAsia"/>
-          <w:lang w:eastAsia="zh-CN"/>
-        </w:rPr>
-        <w:t>：</w:t>
-      </w:r>
-      <w:r>
-        <w:t xml:space="preserve">∝N² </w:t>
-      </w:r>
-      <w:r>
-        <w:rPr>
-          <w:rFonts w:ascii="宋体" w:eastAsia="宋体" w:hAnsi="宋体" w:cs="宋体" w:hint="eastAsia"/>
-          <w:lang w:eastAsia="zh-CN"/>
-        </w:rPr>
-        <w:t>超线性</w:t>
-      </w:r>
-      <w:r>
-        <w:t xml:space="preserve"> ⇒ </w:t>
-      </w:r>
-      <w:r>
-        <w:rPr>
-          <w:rFonts w:ascii="宋体" w:eastAsia="宋体" w:hAnsi="宋体" w:cs="宋体" w:hint="eastAsia"/>
-          <w:lang w:eastAsia="zh-CN"/>
-        </w:rPr>
-        <w:t>被动单端驱动不能只靠加行列扩规模（须分段</w:t>
-      </w:r>
-      <w:r>
-        <w:t>/</w:t>
-      </w:r>
-      <w:r>
-        <w:rPr>
-          <w:rFonts w:ascii="宋体" w:eastAsia="宋体" w:hAnsi="宋体" w:cs="宋体" w:hint="eastAsia"/>
-          <w:lang w:eastAsia="zh-CN"/>
-        </w:rPr>
-        <w:t>双侧驱动、加宽加厚金属、降单元电导、分块</w:t>
-      </w:r>
-      <w:r>
-        <w:t xml:space="preserve"> tiling</w:t>
-      </w:r>
-      <w:r>
-        <w:rPr>
-          <w:rFonts w:ascii="宋体" w:eastAsia="宋体" w:hAnsi="宋体" w:cs="宋体" w:hint="eastAsia"/>
-          <w:lang w:eastAsia="zh-CN"/>
-        </w:rPr>
-        <w:t>）。</w:t>
-      </w:r>
-    </w:p>
-    <w:p>
-      <w:pPr>
-        <w:pStyle w:val="ListBullet"/>
-        <w:spacing w:after="72"/>
-      </w:pPr>
-      <w:r>
-        <w:rPr>
-          <w:rFonts w:ascii="宋体" w:eastAsia="宋体" w:hAnsi="宋体" w:cs="宋体" w:hint="eastAsia"/>
-          <w:b/>
-          <w:lang w:eastAsia="zh-CN"/>
-        </w:rPr>
-        <w:t>sneak 是拓扑效应（E7）</w:t>
-      </w:r>
-      <w:r>
-        <w:rPr>
-          <w:rFonts w:ascii="宋体" w:eastAsia="宋体" w:hAnsi="宋体" w:cs="宋体" w:hint="eastAsia"/>
-          <w:lang w:eastAsia="zh-CN"/>
-        </w:rPr>
-        <w:t>：与</w:t>
-      </w:r>
-      <w:r>
-        <w:t xml:space="preserve"> IR drop </w:t>
-      </w:r>
-      <w:r>
-        <w:rPr>
-          <w:rFonts w:ascii="宋体" w:eastAsia="宋体" w:hAnsi="宋体" w:cs="宋体" w:hint="eastAsia"/>
-          <w:lang w:eastAsia="zh-CN"/>
-        </w:rPr>
-        <w:t>解耦（</w:t>
-      </w:r>
-      <w:r>
-        <w:t xml:space="preserve">R=0 </w:t>
-      </w:r>
-      <w:r>
-        <w:rPr>
-          <w:rFonts w:ascii="宋体" w:eastAsia="宋体" w:hAnsi="宋体" w:cs="宋体" w:hint="eastAsia"/>
-          <w:lang w:eastAsia="zh-CN"/>
-        </w:rPr>
-        <w:t>时仍存在）</w:t>
-      </w:r>
-      <w:r>
-        <w:t xml:space="preserve">⇒ </w:t>
-      </w:r>
-      <w:r>
-        <w:rPr>
-          <w:rFonts w:ascii="宋体" w:eastAsia="宋体" w:hAnsi="宋体" w:cs="宋体" w:hint="eastAsia"/>
-          <w:lang w:eastAsia="zh-CN"/>
-        </w:rPr>
-        <w:t>需正规选通方案。</w:t>
-      </w:r>
-    </w:p>
-    <w:p>
-      <w:pPr>
-        <w:pStyle w:val="ListBullet"/>
-        <w:spacing w:after="72"/>
-      </w:pPr>
-      <w:r>
-        <w:rPr>
-          <w:rFonts w:ascii="宋体" w:eastAsia="宋体" w:hAnsi="宋体" w:cs="宋体" w:hint="eastAsia"/>
-          <w:b/>
-          <w:lang w:eastAsia="zh-CN"/>
-        </w:rPr>
-        <w:t>失配的两半（E8）</w:t>
-      </w:r>
-      <w:r>
-        <w:rPr>
-          <w:rFonts w:ascii="宋体" w:eastAsia="宋体" w:hAnsi="宋体" w:cs="宋体" w:hint="eastAsia"/>
-          <w:lang w:eastAsia="zh-CN"/>
-        </w:rPr>
-        <w:t>：随机项按</w:t>
-      </w:r>
-      <w:r>
-        <w:t xml:space="preserve"> 1/√N </w:t>
-      </w:r>
-      <w:r>
-        <w:rPr>
-          <w:rFonts w:ascii="宋体" w:eastAsia="宋体" w:hAnsi="宋体" w:cs="宋体" w:hint="eastAsia"/>
-          <w:lang w:eastAsia="zh-CN"/>
-        </w:rPr>
-        <w:t>被平均掉、系统项不会</w:t>
-      </w:r>
-      <w:r>
-        <w:t xml:space="preserve"> ⇒ </w:t>
-      </w:r>
-      <w:r>
-        <w:rPr>
-          <w:rFonts w:ascii="宋体" w:eastAsia="宋体" w:hAnsi="宋体" w:cs="宋体" w:hint="eastAsia"/>
-          <w:lang w:eastAsia="zh-CN"/>
-        </w:rPr>
-        <w:t>分层校准；校准精度决定有效位数上限。</w:t>
-      </w:r>
-    </w:p>
-    <w:p>
-      <w:pPr>
-        <w:pStyle w:val="ListBullet"/>
-        <w:spacing w:after="72"/>
-      </w:pPr>
-      <w:r>
-        <w:rPr>
-          <w:rFonts w:ascii="宋体" w:eastAsia="宋体" w:hAnsi="宋体" w:cs="宋体" w:hint="eastAsia"/>
-          <w:b/>
-          <w:lang w:eastAsia="zh-CN"/>
-        </w:rPr>
-        <w:t>规模由 IR drop 主导（E9）</w:t>
-      </w:r>
-      <w:r>
-        <w:rPr>
-          <w:rFonts w:ascii="宋体" w:eastAsia="宋体" w:hAnsi="宋体" w:cs="宋体" w:hint="eastAsia"/>
-          <w:lang w:eastAsia="zh-CN"/>
-        </w:rPr>
-        <w:t>：</w:t>
-      </w:r>
-      <w:r>
-        <w:t xml:space="preserve">5% </w:t>
-      </w:r>
-      <w:r>
-        <w:rPr>
-          <w:rFonts w:ascii="宋体" w:eastAsia="宋体" w:hAnsi="宋体" w:cs="宋体" w:hint="eastAsia"/>
-          <w:lang w:eastAsia="zh-CN"/>
-        </w:rPr>
-        <w:t>输出误差预算只支持</w:t>
-      </w:r>
-      <w:r>
-        <w:t xml:space="preserve"> ~18 </w:t>
-      </w:r>
-      <w:r>
-        <w:rPr>
-          <w:rFonts w:ascii="宋体" w:eastAsia="宋体" w:hAnsi="宋体" w:cs="宋体" w:hint="eastAsia"/>
-          <w:lang w:eastAsia="zh-CN"/>
-        </w:rPr>
-        <w:t>行，千级阵列在被动驱动下不可达。</w:t>
-      </w:r>
-    </w:p>
-    <w:p>
-      <w:pPr>
-        <w:pStyle w:val="ListBullet"/>
-        <w:spacing w:after="72"/>
-      </w:pPr>
-      <w:r>
-        <w:rPr>
-          <w:rFonts w:ascii="宋体" w:eastAsia="宋体" w:hAnsi="宋体" w:cs="宋体" w:hint="eastAsia"/>
-          <w:b/>
-          <w:lang w:eastAsia="zh-CN"/>
-        </w:rPr>
-        <w:t>架构族同构</w:t>
-      </w:r>
-      <w:r>
-        <w:rPr>
-          <w:rFonts w:ascii="宋体" w:eastAsia="宋体" w:hAnsi="宋体" w:cs="宋体" w:hint="eastAsia"/>
-          <w:lang w:eastAsia="zh-CN"/>
-        </w:rPr>
-        <w:t>：模拟</w:t>
-      </w:r>
-      <w:r>
-        <w:t xml:space="preserve"> MVM </w:t>
-      </w:r>
-      <w:r>
-        <w:rPr>
-          <w:rFonts w:ascii="宋体" w:eastAsia="宋体" w:hAnsi="宋体" w:cs="宋体" w:hint="eastAsia"/>
-          <w:lang w:eastAsia="zh-CN"/>
-        </w:rPr>
-        <w:t>交叉阵列</w:t>
-      </w:r>
-      <w:r>
-        <w:t xml:space="preserve"> = </w:t>
-      </w:r>
-      <w:r>
-        <w:rPr>
-          <w:rFonts w:ascii="宋体" w:eastAsia="宋体" w:hAnsi="宋体" w:cs="宋体" w:hint="eastAsia"/>
-          <w:lang w:eastAsia="zh-CN"/>
-        </w:rPr>
-        <w:t>电子域矩阵</w:t>
-      </w:r>
-      <w:r>
-        <w:t>-</w:t>
-      </w:r>
-      <w:r>
-        <w:rPr>
-          <w:rFonts w:ascii="宋体" w:eastAsia="宋体" w:hAnsi="宋体" w:cs="宋体" w:hint="eastAsia"/>
-          <w:lang w:eastAsia="zh-CN"/>
-        </w:rPr>
-        <w:t>向量乘，与光子</w:t>
-      </w:r>
-      <w:r>
-        <w:t xml:space="preserve"> MZI mesh</w:t>
-      </w:r>
-      <w:r>
-        <w:rPr>
-          <w:rFonts w:ascii="宋体" w:eastAsia="宋体" w:hAnsi="宋体" w:cs="宋体" w:hint="eastAsia"/>
-          <w:lang w:eastAsia="zh-CN"/>
-        </w:rPr>
-        <w:t>、商业模拟</w:t>
-      </w:r>
-      <w:r>
-        <w:t xml:space="preserve"> AI </w:t>
-      </w:r>
-      <w:r>
-        <w:rPr>
-          <w:rFonts w:ascii="宋体" w:eastAsia="宋体" w:hAnsi="宋体" w:cs="宋体" w:hint="eastAsia"/>
-          <w:lang w:eastAsia="zh-CN"/>
-        </w:rPr>
-        <w:t>加速器同族。</w:t>
-      </w:r>
-    </w:p>
-    <w:p>
-      <w:pPr>
-        <w:pStyle w:val="ListBullet"/>
-        <w:spacing w:after="72"/>
-      </w:pPr>
-      <w:r>
-        <w:rPr>
-          <w:rFonts w:ascii="宋体" w:eastAsia="宋体" w:hAnsi="宋体" w:cs="宋体" w:hint="eastAsia"/>
-          <w:b/>
-          <w:lang w:eastAsia="zh-CN"/>
-        </w:rPr>
-        <w:t>方法学独立</w:t>
-      </w:r>
-      <w:r>
-        <w:rPr>
-          <w:rFonts w:ascii="宋体" w:eastAsia="宋体" w:hAnsi="宋体" w:cs="宋体" w:hint="eastAsia"/>
-          <w:lang w:eastAsia="zh-CN"/>
-        </w:rPr>
-        <w:t>：判决全为死标量比对（闭式物理律</w:t>
-      </w:r>
-      <w:r>
-        <w:t xml:space="preserve"> golden</w:t>
-      </w:r>
-      <w:r>
-        <w:rPr>
-          <w:rFonts w:ascii="宋体" w:eastAsia="宋体" w:hAnsi="宋体" w:cs="宋体" w:hint="eastAsia"/>
-          <w:lang w:eastAsia="zh-CN"/>
-        </w:rPr>
-        <w:t>），</w:t>
-      </w:r>
-      <w:r>
-        <w:t xml:space="preserve">LLM </w:t>
-      </w:r>
-      <w:r>
-        <w:rPr>
-          <w:rFonts w:ascii="宋体" w:eastAsia="宋体" w:hAnsi="宋体" w:cs="宋体" w:hint="eastAsia"/>
-          <w:lang w:eastAsia="zh-CN"/>
-        </w:rPr>
-        <w:t>不进判决路径，零外部</w:t>
-      </w:r>
-      <w:r>
-        <w:t xml:space="preserve"> SPICE / </w:t>
-      </w:r>
-      <w:r>
-        <w:rPr>
-          <w:rFonts w:ascii="宋体" w:eastAsia="宋体" w:hAnsi="宋体" w:cs="宋体" w:hint="eastAsia"/>
-          <w:lang w:eastAsia="zh-CN"/>
-        </w:rPr>
-        <w:t>商业</w:t>
-      </w:r>
-      <w:r>
-        <w:t xml:space="preserve"> EDA </w:t>
-      </w:r>
-      <w:r>
-        <w:rPr>
-          <w:rFonts w:ascii="宋体" w:eastAsia="宋体" w:hAnsi="宋体" w:cs="宋体" w:hint="eastAsia"/>
-          <w:lang w:eastAsia="zh-CN"/>
-        </w:rPr>
-        <w:t>引擎。</w:t>
-      </w:r>
-    </w:p>
-    <w:p>
-      <w:pPr>
-        <w:pStyle w:val="ListBullet"/>
-        <w:spacing w:after="72"/>
-      </w:pPr>
-      <w:r>
-        <w:rPr>
-          <w:rFonts w:ascii="宋体" w:eastAsia="宋体" w:hAnsi="宋体" w:cs="宋体" w:hint="eastAsia"/>
-          <w:b/>
-          <w:lang w:eastAsia="zh-CN"/>
-        </w:rPr>
-        <w:t>带符号权重</w:t>
-      </w:r>
-      <w:r>
-        <w:rPr>
-          <w:rFonts w:ascii="宋体" w:eastAsia="宋体" w:hAnsi="宋体" w:cs="宋体" w:hint="eastAsia"/>
-          <w:lang w:eastAsia="zh-CN"/>
-        </w:rPr>
-        <w:t>：参考列法（</w:t>
-      </w:r>
-      <w:r>
-        <w:rPr>
-          <w:rFonts w:ascii="Courier" w:hAnsi="Courier"/>
-        </w:rPr>
-        <w:t>g_ij = g_base + s·W_ij</w:t>
-      </w:r>
-      <w:r>
-        <w:rPr>
-          <w:rFonts w:ascii="宋体" w:eastAsia="宋体" w:hAnsi="宋体" w:cs="宋体" w:hint="eastAsia"/>
-          <w:lang w:eastAsia="zh-CN"/>
-        </w:rPr>
-        <w:t>，数据列减参考列）。</w:t>
-      </w:r>
-    </w:p>
-    <w:p>
-      <w:pPr>
-        <w:pStyle w:val="ListBullet"/>
-        <w:spacing w:after="72"/>
-      </w:pPr>
-      <w:r>
-        <w:rPr>
-          <w:rFonts w:ascii="宋体" w:eastAsia="宋体" w:hAnsi="宋体" w:cs="宋体" w:hint="eastAsia"/>
-          <w:b/>
-          <w:lang w:eastAsia="zh-CN"/>
-        </w:rPr>
-        <w:t>器件级内核验证（E11-c）</w:t>
-      </w:r>
-      <w:r>
-        <w:rPr>
-          <w:rFonts w:ascii="宋体" w:eastAsia="宋体" w:hAnsi="宋体" w:cs="宋体" w:hint="eastAsia"/>
-          <w:lang w:eastAsia="zh-CN"/>
-        </w:rPr>
-        <w:t>：新增</w:t>
-      </w:r>
-      <w:r>
-        <w:t xml:space="preserve"> MOSCAP 1D </w:t>
-      </w:r>
-      <w:r>
-        <w:rPr>
-          <w:rFonts w:ascii="宋体" w:eastAsia="宋体" w:hAnsi="宋体" w:cs="宋体" w:hint="eastAsia"/>
-          <w:lang w:eastAsia="zh-CN"/>
-        </w:rPr>
-        <w:t>自洽泊松，使本包首次拥有「教科书闭式</w:t>
-      </w:r>
-      <w:r>
-        <w:t xml:space="preserve"> ⟷ </w:t>
-      </w:r>
-      <w:r>
-        <w:rPr>
-          <w:rFonts w:ascii="宋体" w:eastAsia="宋体" w:hAnsi="宋体" w:cs="宋体" w:hint="eastAsia"/>
-          <w:lang w:eastAsia="zh-CN"/>
-        </w:rPr>
-        <w:t>器件级</w:t>
-      </w:r>
-      <w:r>
-        <w:t xml:space="preserve"> PDE</w:t>
-      </w:r>
-      <w:r>
-        <w:rPr>
-          <w:rFonts w:ascii="宋体" w:eastAsia="宋体" w:hAnsi="宋体" w:cs="宋体" w:hint="eastAsia"/>
-          <w:lang w:eastAsia="zh-CN"/>
-        </w:rPr>
-        <w:t>」这条独立交叉验证路径（</w:t>
-      </w:r>
-      <w:r>
-        <w:t xml:space="preserve">V_th </w:t>
-      </w:r>
-      <w:r>
-        <w:rPr>
-          <w:rFonts w:ascii="宋体" w:eastAsia="宋体" w:hAnsi="宋体" w:cs="宋体" w:hint="eastAsia"/>
-          <w:lang w:eastAsia="zh-CN"/>
-        </w:rPr>
-        <w:t>一致到</w:t>
-      </w:r>
-      <w:r>
-        <w:t xml:space="preserve"> 2e-4%</w:t>
-      </w:r>
-      <w:r>
-        <w:rPr>
-          <w:rFonts w:ascii="宋体" w:eastAsia="宋体" w:hAnsi="宋体" w:cs="宋体" w:hint="eastAsia"/>
-          <w:lang w:eastAsia="zh-CN"/>
-        </w:rPr>
-        <w:t>）；此前器件模型只与</w:t>
-      </w:r>
-      <w:r>
-        <w:rPr>
-          <w:rFonts w:ascii="宋体" w:eastAsia="宋体" w:hAnsi="宋体" w:cs="宋体" w:hint="eastAsia"/>
-          <w:b/>
-          <w:lang w:eastAsia="zh-CN"/>
-        </w:rPr>
-        <w:t>自身闭式</w:t>
-      </w:r>
-      <w:r>
-        <w:rPr>
-          <w:rFonts w:ascii="宋体" w:eastAsia="宋体" w:hAnsi="宋体" w:cs="宋体" w:hint="eastAsia"/>
-          <w:lang w:eastAsia="zh-CN"/>
-        </w:rPr>
-        <w:t>自洽。</w:t>
-      </w:r>
-    </w:p>
-    <w:p>
-      <w:pPr>
-        <w:pStyle w:val="ListBullet"/>
-        <w:spacing w:after="72"/>
-      </w:pPr>
-      <w:r>
-        <w:rPr>
-          <w:rFonts w:ascii="宋体" w:eastAsia="宋体" w:hAnsi="宋体" w:cs="宋体" w:hint="eastAsia"/>
-          <w:b/>
-          <w:lang w:eastAsia="zh-CN"/>
-        </w:rPr>
-        <w:t>失效边界（E11-d）</w:t>
-      </w:r>
-      <w:r>
-        <w:rPr>
-          <w:rFonts w:ascii="宋体" w:eastAsia="宋体" w:hAnsi="宋体" w:cs="宋体" w:hint="eastAsia"/>
-          <w:lang w:eastAsia="zh-CN"/>
-        </w:rPr>
-        <w:t>：数值窗口（随网格变）与物理窗口（</w:t>
-      </w:r>
-      <w:r>
-        <w:rPr>
-          <w:rFonts w:ascii="宋体" w:eastAsia="宋体" w:hAnsi="宋体" w:cs="宋体" w:hint="eastAsia"/>
-          <w:b/>
-          <w:lang w:eastAsia="zh-CN"/>
-        </w:rPr>
-        <w:t>与网格无关</w:t>
-      </w:r>
-      <w:r>
-        <w:rPr>
-          <w:rFonts w:ascii="宋体" w:eastAsia="宋体" w:hAnsi="宋体" w:cs="宋体" w:hint="eastAsia"/>
-          <w:lang w:eastAsia="zh-CN"/>
-        </w:rPr>
-        <w:t>）严格分离</w:t>
-      </w:r>
-      <w:r>
-        <w:t xml:space="preserve"> ⇒ </w:t>
-      </w:r>
-      <w:r>
-        <w:rPr>
-          <w:rFonts w:ascii="宋体" w:eastAsia="宋体" w:hAnsi="宋体" w:cs="宋体" w:hint="eastAsia"/>
-          <w:lang w:eastAsia="zh-CN"/>
-        </w:rPr>
-        <w:t>半宽比</w:t>
-      </w:r>
-      <w:r>
-        <w:t xml:space="preserve"> </w:t>
-      </w:r>
-      <w:r>
-        <w:rPr>
-          <w:b/>
-        </w:rPr>
-        <w:t>0.835</w:t>
-      </w:r>
-      <w:r>
-        <w:t xml:space="preserve"> ⇒ </w:t>
-      </w:r>
-      <w:r>
-        <w:rPr>
-          <w:rFonts w:ascii="宋体" w:eastAsia="宋体" w:hAnsi="宋体" w:cs="宋体" w:hint="eastAsia"/>
-          <w:b/>
-          <w:lang w:eastAsia="zh-CN"/>
-        </w:rPr>
-        <w:t>物理模型先失效、数值后崩</w:t>
-      </w:r>
-      <w:r>
-        <w:rPr>
-          <w:rFonts w:ascii="宋体" w:eastAsia="宋体" w:hAnsi="宋体" w:cs="宋体" w:hint="eastAsia"/>
-          <w:lang w:eastAsia="zh-CN"/>
-        </w:rPr>
-        <w:t>；文献缺口量化：</w:t>
-      </w:r>
-      <w:r>
-        <w:t xml:space="preserve">L=65 nm </w:t>
-      </w:r>
-      <w:r>
-        <w:rPr>
-          <w:rFonts w:ascii="宋体" w:eastAsia="宋体" w:hAnsi="宋体" w:cs="宋体" w:hint="eastAsia"/>
-          <w:lang w:eastAsia="zh-CN"/>
-        </w:rPr>
-        <w:t>时</w:t>
-      </w:r>
-      <w:r>
-        <w:t xml:space="preserve"> roll-off </w:t>
-      </w:r>
-      <w:r>
-        <w:rPr>
-          <w:rFonts w:ascii="宋体" w:eastAsia="宋体" w:hAnsi="宋体" w:cs="宋体" w:hint="eastAsia"/>
-          <w:lang w:eastAsia="zh-CN"/>
-        </w:rPr>
-        <w:t>占</w:t>
-      </w:r>
-      <w:r>
-        <w:t xml:space="preserve"> V_th 37.9%</w:t>
-      </w:r>
-      <w:r>
-        <w:rPr>
-          <w:rFonts w:ascii="宋体" w:eastAsia="宋体" w:hAnsi="宋体" w:cs="宋体" w:hint="eastAsia"/>
-          <w:lang w:eastAsia="zh-CN"/>
-        </w:rPr>
-        <w:t>（</w:t>
-      </w:r>
-      <w:r>
-        <w:rPr>
-          <w:rFonts w:ascii="宋体" w:eastAsia="宋体" w:hAnsi="宋体" w:cs="宋体" w:hint="eastAsia"/>
-          <w:b/>
-          <w:lang w:eastAsia="zh-CN"/>
-        </w:rPr>
-        <w:t>非 LDA 计算结果</w:t>
-      </w:r>
-      <w:r>
-        <w:rPr>
-          <w:rFonts w:ascii="宋体" w:eastAsia="宋体" w:hAnsi="宋体" w:cs="宋体" w:hint="eastAsia"/>
-          <w:lang w:eastAsia="zh-CN"/>
-        </w:rPr>
-        <w:t>）。</w:t>
-      </w:r>
-    </w:p>
-    <w:p>
-      <w:pPr>
-        <w:pStyle w:val="ListBullet"/>
-        <w:spacing w:after="72"/>
-      </w:pPr>
-      <w:r>
-        <w:rPr>
-          <w:rFonts w:ascii="宋体" w:eastAsia="宋体" w:hAnsi="宋体" w:cs="宋体" w:hint="eastAsia"/>
-          <w:b/>
-          <w:lang w:eastAsia="zh-CN"/>
-        </w:rPr>
-        <w:t>短沟道效应由 2D 解自然涌现（E12）</w:t>
-      </w:r>
-      <w:r>
-        <w:rPr>
-          <w:rFonts w:ascii="宋体" w:eastAsia="宋体" w:hAnsi="宋体" w:cs="宋体" w:hint="eastAsia"/>
-          <w:lang w:eastAsia="zh-CN"/>
-        </w:rPr>
-        <w:t>：</w:t>
-      </w:r>
-      <w:r>
-        <w:t xml:space="preserve">E11-d </w:t>
-      </w:r>
-      <w:r>
-        <w:rPr>
-          <w:rFonts w:ascii="宋体" w:eastAsia="宋体" w:hAnsi="宋体" w:cs="宋体" w:hint="eastAsia"/>
-          <w:lang w:eastAsia="zh-CN"/>
-        </w:rPr>
-        <w:t>曾登记「平台算不了」；</w:t>
-      </w:r>
-      <w:r>
-        <w:t xml:space="preserve">E12 </w:t>
-      </w:r>
-      <w:r>
-        <w:rPr>
-          <w:rFonts w:ascii="宋体" w:eastAsia="宋体" w:hAnsi="宋体" w:cs="宋体" w:hint="eastAsia"/>
-          <w:lang w:eastAsia="zh-CN"/>
-        </w:rPr>
-        <w:t>补上四端</w:t>
-      </w:r>
-      <w:r>
-        <w:t xml:space="preserve"> 2D </w:t>
-      </w:r>
-      <w:r>
-        <w:rPr>
-          <w:rFonts w:ascii="宋体" w:eastAsia="宋体" w:hAnsi="宋体" w:cs="宋体" w:hint="eastAsia"/>
-          <w:lang w:eastAsia="zh-CN"/>
-        </w:rPr>
-        <w:t>自洽泊松后，</w:t>
-      </w:r>
-      <w:r>
-        <w:t xml:space="preserve">roll-off / DIBL </w:t>
-      </w:r>
-      <w:r>
-        <w:rPr>
-          <w:rFonts w:ascii="宋体" w:eastAsia="宋体" w:hAnsi="宋体" w:cs="宋体" w:hint="eastAsia"/>
-          <w:lang w:eastAsia="zh-CN"/>
-        </w:rPr>
-        <w:t>不再靠文献式代入</w:t>
-      </w:r>
-      <w:r>
-        <w:t>——</w:t>
-      </w:r>
-      <w:r>
-        <w:rPr>
-          <w:rFonts w:ascii="宋体" w:eastAsia="宋体" w:hAnsi="宋体" w:cs="宋体" w:hint="eastAsia"/>
-          <w:b/>
-          <w:lang w:eastAsia="zh-CN"/>
-        </w:rPr>
-        <w:t>DIBL 153.6 mV/V 且满足 ln(DIBL)–L 指数衰减律（R² 0.9986 · ℓ_eff 68.9 nm）</w:t>
-      </w:r>
-      <w:r>
-        <w:rPr>
-          <w:rFonts w:ascii="宋体" w:eastAsia="宋体" w:hAnsi="宋体" w:cs="宋体" w:hint="eastAsia"/>
-          <w:lang w:eastAsia="zh-CN"/>
-        </w:rPr>
-        <w:t>，这是该能力「真做出来了」的决定性证据。</w:t>
-      </w:r>
-    </w:p>
-    <w:p>
-      <w:bookmarkStart w:id="20" w:name="_Toc_section_10"/>
-      <w:bookmarkStart w:id="9" w:name="section-10"/>
-      <w:pPr>
-        <w:pStyle w:val="Heading2"/>
-        <w:spacing w:line="312" w:lineRule="auto" w:before="720" w:after="288"/>
-      </w:pPr>
-      <w:bookmarkEnd w:id="9"/>
-      <w:r>
-        <w:rPr>
-          <w:rFonts w:ascii="宋体" w:hAnsi="宋体" w:eastAsia="宋体" w:cs="宋体" w:hint="eastAsia"/>
-          <w:b/>
-          <w:sz w:val="36"/>
-          <w:lang w:eastAsia="zh-CN"/>
-        </w:rPr>
-        <w:t>十、先进性定位</w:t>
-      </w:r>
-      <w:bookmarkEnd w:id="20"/>
+        <w:t>。</w:t>
+      </w:r>
     </w:p>
     <w:p>
       <w:pPr>
@@ -14445,19 +14719,17 @@
       <w:r>
         <w:rPr>
           <w:rFonts w:ascii="宋体" w:eastAsia="宋体" w:hAnsi="宋体" w:cs="宋体" w:hint="eastAsia"/>
+          <w:b/>
           <w:lang w:eastAsia="zh-CN"/>
         </w:rPr>
-        <w:t>公开</w:t>
-      </w:r>
-      <w:r>
-        <w:t xml:space="preserve"> landmark </w:t>
+        <w:t>E13 · I–V / 亚阈值摆幅：把「不产 I-V」关掉。</w:t>
       </w:r>
       <w:r>
         <w:rPr>
           <w:rFonts w:ascii="宋体" w:eastAsia="宋体" w:hAnsi="宋体" w:cs="宋体" w:hint="eastAsia"/>
           <w:lang w:eastAsia="zh-CN"/>
         </w:rPr>
-        <w:t>仅作背景坐标，与本案例</w:t>
+        <w:t xml:space="preserve">新增 </w:t>
       </w:r>
       <w:r>
         <w:rPr>
@@ -14465,7 +14737,155 @@
           <w:b/>
           <w:lang w:eastAsia="zh-CN"/>
         </w:rPr>
-        <w:t>不同台比较</w:t>
+        <w:t>Si-only 掩码稳态漂移扩散输运</w:t>
+      </w:r>
+      <w:r>
+        <w:rPr>
+          <w:rFonts w:ascii="宋体" w:eastAsia="宋体" w:hAnsi="宋体" w:cs="宋体" w:hint="eastAsia"/>
+          <w:lang w:eastAsia="zh-CN"/>
+        </w:rPr>
+        <w:t>（</w:t>
+      </w:r>
+      <w:r>
+        <w:rPr>
+          <w:rFonts w:ascii="Courier" w:hAnsi="Courier"/>
+        </w:rPr>
+        <w:t>lda_solver/mos_2d_transport.py</w:t>
+      </w:r>
+      <w:r>
+        <w:rPr>
+          <w:rFonts w:ascii="宋体" w:eastAsia="宋体" w:hAnsi="宋体" w:cs="宋体" w:hint="eastAsia"/>
+          <w:lang w:eastAsia="zh-CN"/>
+        </w:rPr>
+        <w:t>）</w:t>
+      </w:r>
+      <w:r>
+        <w:t xml:space="preserve">——Scharfetter–Gummel </w:t>
+      </w:r>
+      <w:r>
+        <w:rPr>
+          <w:rFonts w:ascii="宋体" w:eastAsia="宋体" w:hAnsi="宋体" w:cs="宋体" w:hint="eastAsia"/>
+          <w:lang w:eastAsia="zh-CN"/>
+        </w:rPr>
+        <w:t>离散</w:t>
+      </w:r>
+      <w:r>
+        <w:t xml:space="preserve"> + </w:t>
+      </w:r>
+      <w:r>
+        <w:rPr>
+          <w:rFonts w:ascii="宋体" w:eastAsia="宋体" w:hAnsi="宋体" w:cs="宋体" w:hint="eastAsia"/>
+          <w:b/>
+          <w:lang w:eastAsia="zh-CN"/>
+        </w:rPr>
+        <w:t>接触准费米势 BC</w:t>
+      </w:r>
+      <w:r>
+        <w:rPr>
+          <w:rFonts w:ascii="宋体" w:eastAsia="宋体" w:hAnsi="宋体" w:cs="宋体" w:hint="eastAsia"/>
+          <w:lang w:eastAsia="zh-CN"/>
+        </w:rPr>
+        <w:t>（</w:t>
+      </w:r>
+      <w:r>
+        <w:t xml:space="preserve">φ_n = φ_p = V_c ⇒ </w:t>
+      </w:r>
+      <w:r>
+        <w:rPr>
+          <w:rFonts w:ascii="宋体" w:eastAsia="宋体" w:hAnsi="宋体" w:cs="宋体" w:hint="eastAsia"/>
+          <w:lang w:eastAsia="zh-CN"/>
+        </w:rPr>
+        <w:t>统一式自动给出</w:t>
+      </w:r>
+      <w:r>
+        <w:t xml:space="preserve"> n⁺ </w:t>
+      </w:r>
+      <w:r>
+        <w:rPr>
+          <w:rFonts w:ascii="宋体" w:eastAsia="宋体" w:hAnsi="宋体" w:cs="宋体" w:hint="eastAsia"/>
+          <w:lang w:eastAsia="zh-CN"/>
+        </w:rPr>
+        <w:t>区</w:t>
+      </w:r>
+      <w:r>
+        <w:t xml:space="preserve"> n = N_SD / p </w:t>
+      </w:r>
+      <w:r>
+        <w:rPr>
+          <w:rFonts w:ascii="宋体" w:eastAsia="宋体" w:hAnsi="宋体" w:cs="宋体" w:hint="eastAsia"/>
+          <w:lang w:eastAsia="zh-CN"/>
+        </w:rPr>
+        <w:t>区</w:t>
+      </w:r>
+      <w:r>
+        <w:t xml:space="preserve"> p = N_A</w:t>
+      </w:r>
+      <w:r>
+        <w:rPr>
+          <w:rFonts w:ascii="宋体" w:eastAsia="宋体" w:hAnsi="宋体" w:cs="宋体" w:hint="eastAsia"/>
+          <w:lang w:eastAsia="zh-CN"/>
+        </w:rPr>
+        <w:t>）</w:t>
+      </w:r>
+      <w:r>
+        <w:t xml:space="preserve">+ Gummel </w:t>
+      </w:r>
+      <w:r>
+        <w:rPr>
+          <w:rFonts w:ascii="宋体" w:eastAsia="宋体" w:hAnsi="宋体" w:cs="宋体" w:hint="eastAsia"/>
+          <w:lang w:eastAsia="zh-CN"/>
+        </w:rPr>
+        <w:t>交替</w:t>
+      </w:r>
+      <w:r>
+        <w:t xml:space="preserve"> + </w:t>
+      </w:r>
+      <w:r>
+        <w:rPr>
+          <w:rFonts w:ascii="宋体" w:eastAsia="宋体" w:hAnsi="宋体" w:cs="宋体" w:hint="eastAsia"/>
+          <w:lang w:eastAsia="zh-CN"/>
+        </w:rPr>
+        <w:t>终端电流（</w:t>
+      </w:r>
+      <w:r>
+        <w:t xml:space="preserve">SG </w:t>
+      </w:r>
+      <w:r>
+        <w:rPr>
+          <w:rFonts w:ascii="宋体" w:eastAsia="宋体" w:hAnsi="宋体" w:cs="宋体" w:hint="eastAsia"/>
+          <w:lang w:eastAsia="zh-CN"/>
+        </w:rPr>
+        <w:t>守恒截面）；</w:t>
+      </w:r>
+      <w:r>
+        <w:t xml:space="preserve">ecore </w:t>
+      </w:r>
+      <w:r>
+        <w:rPr>
+          <w:rFonts w:ascii="宋体" w:eastAsia="宋体" w:hAnsi="宋体" w:cs="宋体" w:hint="eastAsia"/>
+          <w:lang w:eastAsia="zh-CN"/>
+        </w:rPr>
+        <w:t>侧桥</w:t>
+      </w:r>
+      <w:r>
+        <w:t xml:space="preserve"> </w:t>
+      </w:r>
+      <w:r>
+        <w:rPr>
+          <w:rFonts w:ascii="Courier" w:hAnsi="Courier"/>
+        </w:rPr>
+        <w:t>lda_l2/ecore/device_transport.py</w:t>
+      </w:r>
+      <w:r>
+        <w:t xml:space="preserve"> ⇒ </w:t>
+      </w:r>
+      <w:r>
+        <w:rPr>
+          <w:rFonts w:ascii="宋体" w:eastAsia="宋体" w:hAnsi="宋体" w:cs="宋体" w:hint="eastAsia"/>
+          <w:b/>
+          <w:lang w:eastAsia="zh-CN"/>
+        </w:rPr>
+        <w:t>I–V / 亚阈值摆幅可从数值解提取</w:t>
       </w:r>
       <w:r>
         <w:rPr>
@@ -14516,6 +14936,2682 @@
                 <w:b/>
                 <w:sz w:val="20"/>
               </w:rPr>
+              <w:t>项</w:t>
+            </w:r>
+          </w:p>
+        </w:tc>
+        <w:tc>
+          <w:tcPr>
+            <w:tcW w:type="dxa" w:w="2880"/>
+            <w:vAlign w:val="center"/>
+            <w:tcBorders>
+              <w:top w:val="single" w:sz="6" w:space="0" w:color="CCCCCC"/>
+              <w:bottom w:val="single" w:sz="6" w:space="0" w:color="CCCCCC"/>
+              <w:left w:val="single" w:sz="6" w:space="0" w:color="CCCCCC"/>
+              <w:right w:val="single" w:sz="6" w:space="0" w:color="CCCCCC"/>
+            </w:tcBorders>
+            <w:shd w:val="clear" w:color="auto" w:fill="F5F7FA"/>
+            <w:tcMar>
+              <w:top w:w="96" w:type="dxa"/>
+              <w:bottom w:w="96" w:type="dxa"/>
+              <w:left w:w="144" w:type="dxa"/>
+              <w:right w:w="144" w:type="dxa"/>
+            </w:tcMar>
+          </w:tcPr>
+          <w:p>
+            <w:pPr>
+              <w:jc w:val="left"/>
+              <w:spacing w:line="240" w:lineRule="auto" w:before="50" w:after="50"/>
+            </w:pPr>
+            <w:r>
+              <w:rPr>
+                <w:rFonts w:ascii="黑体" w:hAnsi="黑体" w:eastAsia="黑体" w:hint="eastAsia"/>
+                <w:b/>
+                <w:sz w:val="20"/>
+              </w:rPr>
+              <w:t>数值</w:t>
+            </w:r>
+          </w:p>
+        </w:tc>
+        <w:tc>
+          <w:tcPr>
+            <w:tcW w:type="dxa" w:w="2880"/>
+            <w:vAlign w:val="center"/>
+            <w:tcBorders>
+              <w:top w:val="single" w:sz="6" w:space="0" w:color="CCCCCC"/>
+              <w:bottom w:val="single" w:sz="6" w:space="0" w:color="CCCCCC"/>
+              <w:left w:val="single" w:sz="6" w:space="0" w:color="CCCCCC"/>
+              <w:right w:val="single" w:sz="6" w:space="0" w:color="CCCCCC"/>
+            </w:tcBorders>
+            <w:shd w:val="clear" w:color="auto" w:fill="F5F7FA"/>
+            <w:tcMar>
+              <w:top w:w="96" w:type="dxa"/>
+              <w:bottom w:w="96" w:type="dxa"/>
+              <w:left w:w="144" w:type="dxa"/>
+              <w:right w:w="144" w:type="dxa"/>
+            </w:tcMar>
+          </w:tcPr>
+          <w:p>
+            <w:pPr>
+              <w:jc w:val="left"/>
+              <w:spacing w:line="240" w:lineRule="auto" w:before="50" w:after="50"/>
+            </w:pPr>
+            <w:r>
+              <w:rPr>
+                <w:rFonts w:ascii="黑体" w:hAnsi="黑体" w:eastAsia="黑体" w:hint="eastAsia"/>
+                <w:b/>
+                <w:sz w:val="20"/>
+              </w:rPr>
+              <w:t>锚</w:t>
+            </w:r>
+            <w:r>
+              <w:rPr>
+                <w:rFonts w:ascii="黑体" w:hAnsi="黑体" w:eastAsia="黑体" w:hint="eastAsia"/>
+                <w:b/>
+                <w:sz w:val="20"/>
+              </w:rPr>
+              <w:t xml:space="preserve"> </w:t>
+            </w:r>
+            <w:r>
+              <w:rPr>
+                <w:rFonts w:ascii="黑体" w:hAnsi="黑体" w:eastAsia="黑体" w:hint="eastAsia"/>
+                <w:b/>
+                <w:sz w:val="20"/>
+              </w:rPr>
+              <w:t xml:space="preserve"> / </w:t>
+            </w:r>
+            <w:r>
+              <w:rPr>
+                <w:rFonts w:ascii="黑体" w:hAnsi="黑体" w:eastAsia="黑体" w:hint="eastAsia"/>
+                <w:b/>
+                <w:sz w:val="20"/>
+              </w:rPr>
+              <w:t xml:space="preserve"> </w:t>
+            </w:r>
+            <w:r>
+              <w:rPr>
+                <w:rFonts w:ascii="黑体" w:hAnsi="黑体" w:eastAsia="黑体" w:hint="eastAsia"/>
+                <w:b/>
+                <w:sz w:val="20"/>
+              </w:rPr>
+              <w:t>口径</w:t>
+            </w:r>
+          </w:p>
+        </w:tc>
+      </w:tr>
+      <w:tr>
+        <w:tc>
+          <w:tcPr>
+            <w:tcW w:type="dxa" w:w="2880"/>
+            <w:vAlign w:val="center"/>
+            <w:tcBorders>
+              <w:top w:val="single" w:sz="6" w:space="0" w:color="CCCCCC"/>
+              <w:bottom w:val="single" w:sz="6" w:space="0" w:color="CCCCCC"/>
+              <w:left w:val="single" w:sz="6" w:space="0" w:color="CCCCCC"/>
+              <w:right w:val="single" w:sz="6" w:space="0" w:color="CCCCCC"/>
+            </w:tcBorders>
+            <w:tcMar>
+              <w:top w:w="96" w:type="dxa"/>
+              <w:bottom w:w="96" w:type="dxa"/>
+              <w:left w:w="144" w:type="dxa"/>
+              <w:right w:w="144" w:type="dxa"/>
+            </w:tcMar>
+          </w:tcPr>
+          <w:p>
+            <w:pPr>
+              <w:jc w:val="left"/>
+              <w:spacing w:line="240" w:lineRule="auto" w:before="50" w:after="50"/>
+            </w:pPr>
+            <w:r>
+              <w:rPr>
+                <w:b/>
+                <w:sz w:val="20"/>
+              </w:rPr>
+              <w:t>SS 热极限</w:t>
+            </w:r>
+          </w:p>
+        </w:tc>
+        <w:tc>
+          <w:tcPr>
+            <w:tcW w:type="dxa" w:w="2880"/>
+            <w:vAlign w:val="center"/>
+            <w:tcBorders>
+              <w:top w:val="single" w:sz="6" w:space="0" w:color="CCCCCC"/>
+              <w:bottom w:val="single" w:sz="6" w:space="0" w:color="CCCCCC"/>
+              <w:left w:val="single" w:sz="6" w:space="0" w:color="CCCCCC"/>
+              <w:right w:val="single" w:sz="6" w:space="0" w:color="CCCCCC"/>
+            </w:tcBorders>
+            <w:tcMar>
+              <w:top w:w="96" w:type="dxa"/>
+              <w:bottom w:w="96" w:type="dxa"/>
+              <w:left w:w="144" w:type="dxa"/>
+              <w:right w:w="144" w:type="dxa"/>
+            </w:tcMar>
+          </w:tcPr>
+          <w:p>
+            <w:pPr>
+              <w:jc w:val="left"/>
+              <w:spacing w:line="240" w:lineRule="auto" w:before="50" w:after="50"/>
+            </w:pPr>
+            <w:r>
+              <w:rPr>
+                <w:b/>
+                <w:sz w:val="20"/>
+              </w:rPr>
+              <w:t>59.53 mV/dec</w:t>
+            </w:r>
+          </w:p>
+        </w:tc>
+        <w:tc>
+          <w:tcPr>
+            <w:tcW w:type="dxa" w:w="2880"/>
+            <w:vAlign w:val="center"/>
+            <w:tcBorders>
+              <w:top w:val="single" w:sz="6" w:space="0" w:color="CCCCCC"/>
+              <w:bottom w:val="single" w:sz="6" w:space="0" w:color="CCCCCC"/>
+              <w:left w:val="single" w:sz="6" w:space="0" w:color="CCCCCC"/>
+              <w:right w:val="single" w:sz="6" w:space="0" w:color="CCCCCC"/>
+            </w:tcBorders>
+            <w:tcMar>
+              <w:top w:w="96" w:type="dxa"/>
+              <w:bottom w:w="96" w:type="dxa"/>
+              <w:left w:w="144" w:type="dxa"/>
+              <w:right w:w="144" w:type="dxa"/>
+            </w:tcMar>
+          </w:tcPr>
+          <w:p>
+            <w:pPr>
+              <w:jc w:val="left"/>
+              <w:spacing w:line="240" w:lineRule="auto" w:before="50" w:after="50"/>
+            </w:pPr>
+            <w:r>
+              <w:rPr>
+                <w:b/>
+                <w:sz w:val="20"/>
+              </w:rPr>
+              <w:t>物理定律锚（不等式）</w:t>
+            </w:r>
+            <w:r>
+              <w:rPr>
+                <w:sz w:val="20"/>
+              </w:rPr>
+              <w:t xml:space="preserve"> </w:t>
+            </w:r>
+            <w:r>
+              <w:rPr>
+                <w:sz w:val="20"/>
+              </w:rPr>
+              <w:t xml:space="preserve"> —— </w:t>
+            </w:r>
+            <w:r>
+              <w:rPr>
+                <w:sz w:val="20"/>
+              </w:rPr>
+              <w:t xml:space="preserve"> </w:t>
+            </w:r>
+            <w:r>
+              <w:rPr>
+                <w:sz w:val="20"/>
+              </w:rPr>
+              <w:t>数值解不得突破</w:t>
+            </w:r>
+          </w:p>
+        </w:tc>
+      </w:tr>
+      <w:tr>
+        <w:tc>
+          <w:tcPr>
+            <w:tcW w:type="dxa" w:w="2880"/>
+            <w:vAlign w:val="center"/>
+            <w:tcBorders>
+              <w:top w:val="single" w:sz="6" w:space="0" w:color="CCCCCC"/>
+              <w:bottom w:val="single" w:sz="6" w:space="0" w:color="CCCCCC"/>
+              <w:left w:val="single" w:sz="6" w:space="0" w:color="CCCCCC"/>
+              <w:right w:val="single" w:sz="6" w:space="0" w:color="CCCCCC"/>
+            </w:tcBorders>
+            <w:tcMar>
+              <w:top w:w="96" w:type="dxa"/>
+              <w:bottom w:w="96" w:type="dxa"/>
+              <w:left w:w="144" w:type="dxa"/>
+              <w:right w:w="144" w:type="dxa"/>
+            </w:tcMar>
+          </w:tcPr>
+          <w:p>
+            <w:pPr>
+              <w:jc w:val="left"/>
+              <w:spacing w:line="240" w:lineRule="auto" w:before="50" w:after="50"/>
+            </w:pPr>
+            <w:r>
+              <w:rPr>
+                <w:sz w:val="20"/>
+              </w:rPr>
+              <w:t xml:space="preserve">SS </w:t>
+            </w:r>
+            <w:r>
+              <w:rPr>
+                <w:sz w:val="20"/>
+              </w:rPr>
+              <w:t xml:space="preserve"> </w:t>
+            </w:r>
+            <w:r>
+              <w:rPr>
+                <w:sz w:val="20"/>
+              </w:rPr>
+              <w:t>教科书闭式（含体效应）</w:t>
+            </w:r>
+          </w:p>
+        </w:tc>
+        <w:tc>
+          <w:tcPr>
+            <w:tcW w:type="dxa" w:w="2880"/>
+            <w:vAlign w:val="center"/>
+            <w:tcBorders>
+              <w:top w:val="single" w:sz="6" w:space="0" w:color="CCCCCC"/>
+              <w:bottom w:val="single" w:sz="6" w:space="0" w:color="CCCCCC"/>
+              <w:left w:val="single" w:sz="6" w:space="0" w:color="CCCCCC"/>
+              <w:right w:val="single" w:sz="6" w:space="0" w:color="CCCCCC"/>
+            </w:tcBorders>
+            <w:tcMar>
+              <w:top w:w="96" w:type="dxa"/>
+              <w:bottom w:w="96" w:type="dxa"/>
+              <w:left w:w="144" w:type="dxa"/>
+              <w:right w:w="144" w:type="dxa"/>
+            </w:tcMar>
+          </w:tcPr>
+          <w:p>
+            <w:pPr>
+              <w:jc w:val="left"/>
+              <w:spacing w:line="240" w:lineRule="auto" w:before="50" w:after="50"/>
+            </w:pPr>
+            <w:r>
+              <w:rPr>
+                <w:b/>
+                <w:sz w:val="20"/>
+              </w:rPr>
+              <w:t>66.41 mV/dec</w:t>
+            </w:r>
+          </w:p>
+        </w:tc>
+        <w:tc>
+          <w:tcPr>
+            <w:tcW w:type="dxa" w:w="2880"/>
+            <w:vAlign w:val="center"/>
+            <w:tcBorders>
+              <w:top w:val="single" w:sz="6" w:space="0" w:color="CCCCCC"/>
+              <w:bottom w:val="single" w:sz="6" w:space="0" w:color="CCCCCC"/>
+              <w:left w:val="single" w:sz="6" w:space="0" w:color="CCCCCC"/>
+              <w:right w:val="single" w:sz="6" w:space="0" w:color="CCCCCC"/>
+            </w:tcBorders>
+            <w:tcMar>
+              <w:top w:w="96" w:type="dxa"/>
+              <w:bottom w:w="96" w:type="dxa"/>
+              <w:left w:w="144" w:type="dxa"/>
+              <w:right w:w="144" w:type="dxa"/>
+            </w:tcMar>
+          </w:tcPr>
+          <w:p>
+            <w:pPr>
+              <w:jc w:val="left"/>
+              <w:spacing w:line="240" w:lineRule="auto" w:before="50" w:after="50"/>
+            </w:pPr>
+            <w:r>
+              <w:rPr>
+                <w:sz w:val="20"/>
+              </w:rPr>
+              <w:t xml:space="preserve">Cd/Cox ≈ 0.1156 ⇒ </w:t>
+            </w:r>
+            <w:r>
+              <w:rPr>
+                <w:rFonts w:ascii="Courier" w:hAnsi="Courier"/>
+                <w:sz w:val="20"/>
+              </w:rPr>
+              <w:t>60·(1+Cd/Cox)</w:t>
+            </w:r>
+            <w:r>
+              <w:rPr>
+                <w:sz w:val="20"/>
+              </w:rPr>
+              <w:t xml:space="preserve"> 平台</w:t>
+            </w:r>
+          </w:p>
+        </w:tc>
+      </w:tr>
+      <w:tr>
+        <w:tc>
+          <w:tcPr>
+            <w:tcW w:type="dxa" w:w="2880"/>
+            <w:vAlign w:val="center"/>
+            <w:tcBorders>
+              <w:top w:val="single" w:sz="6" w:space="0" w:color="CCCCCC"/>
+              <w:bottom w:val="single" w:sz="6" w:space="0" w:color="CCCCCC"/>
+              <w:left w:val="single" w:sz="6" w:space="0" w:color="CCCCCC"/>
+              <w:right w:val="single" w:sz="6" w:space="0" w:color="CCCCCC"/>
+            </w:tcBorders>
+            <w:tcMar>
+              <w:top w:w="96" w:type="dxa"/>
+              <w:bottom w:w="96" w:type="dxa"/>
+              <w:left w:w="144" w:type="dxa"/>
+              <w:right w:w="144" w:type="dxa"/>
+            </w:tcMar>
+          </w:tcPr>
+          <w:p>
+            <w:pPr>
+              <w:jc w:val="left"/>
+              <w:spacing w:line="240" w:lineRule="auto" w:before="50" w:after="50"/>
+            </w:pPr>
+            <w:r>
+              <w:rPr>
+                <w:sz w:val="20"/>
+              </w:rPr>
+              <w:t>长沟道</w:t>
+            </w:r>
+            <w:r>
+              <w:rPr>
+                <w:sz w:val="20"/>
+              </w:rPr>
+              <w:t xml:space="preserve"> </w:t>
+            </w:r>
+            <w:r>
+              <w:rPr>
+                <w:sz w:val="20"/>
+              </w:rPr>
+              <w:t xml:space="preserve"> SS</w:t>
+            </w:r>
+            <w:r>
+              <w:rPr>
+                <w:sz w:val="20"/>
+              </w:rPr>
+              <w:t xml:space="preserve"> </w:t>
+            </w:r>
+            <w:r>
+              <w:rPr>
+                <w:sz w:val="20"/>
+              </w:rPr>
+              <w:t>（</w:t>
+            </w:r>
+            <w:r>
+              <w:rPr>
+                <w:sz w:val="20"/>
+              </w:rPr>
+              <w:t xml:space="preserve"> </w:t>
+            </w:r>
+            <w:r>
+              <w:rPr>
+                <w:sz w:val="20"/>
+              </w:rPr>
+              <w:t>L = 1 µm</w:t>
+            </w:r>
+            <w:r>
+              <w:rPr>
+                <w:sz w:val="20"/>
+              </w:rPr>
+              <w:t xml:space="preserve"> </w:t>
+            </w:r>
+            <w:r>
+              <w:rPr>
+                <w:sz w:val="20"/>
+              </w:rPr>
+              <w:t>）</w:t>
+            </w:r>
+          </w:p>
+        </w:tc>
+        <w:tc>
+          <w:tcPr>
+            <w:tcW w:type="dxa" w:w="2880"/>
+            <w:vAlign w:val="center"/>
+            <w:tcBorders>
+              <w:top w:val="single" w:sz="6" w:space="0" w:color="CCCCCC"/>
+              <w:bottom w:val="single" w:sz="6" w:space="0" w:color="CCCCCC"/>
+              <w:left w:val="single" w:sz="6" w:space="0" w:color="CCCCCC"/>
+              <w:right w:val="single" w:sz="6" w:space="0" w:color="CCCCCC"/>
+            </w:tcBorders>
+            <w:tcMar>
+              <w:top w:w="96" w:type="dxa"/>
+              <w:bottom w:w="96" w:type="dxa"/>
+              <w:left w:w="144" w:type="dxa"/>
+              <w:right w:w="144" w:type="dxa"/>
+            </w:tcMar>
+          </w:tcPr>
+          <w:p>
+            <w:pPr>
+              <w:jc w:val="left"/>
+              <w:spacing w:line="240" w:lineRule="auto" w:before="50" w:after="50"/>
+            </w:pPr>
+            <w:r>
+              <w:rPr>
+                <w:b/>
+                <w:sz w:val="20"/>
+              </w:rPr>
+              <w:t>68.08 mV/dec</w:t>
+            </w:r>
+          </w:p>
+        </w:tc>
+        <w:tc>
+          <w:tcPr>
+            <w:tcW w:type="dxa" w:w="2880"/>
+            <w:vAlign w:val="center"/>
+            <w:tcBorders>
+              <w:top w:val="single" w:sz="6" w:space="0" w:color="CCCCCC"/>
+              <w:bottom w:val="single" w:sz="6" w:space="0" w:color="CCCCCC"/>
+              <w:left w:val="single" w:sz="6" w:space="0" w:color="CCCCCC"/>
+              <w:right w:val="single" w:sz="6" w:space="0" w:color="CCCCCC"/>
+            </w:tcBorders>
+            <w:tcMar>
+              <w:top w:w="96" w:type="dxa"/>
+              <w:bottom w:w="96" w:type="dxa"/>
+              <w:left w:w="144" w:type="dxa"/>
+              <w:right w:w="144" w:type="dxa"/>
+            </w:tcMar>
+          </w:tcPr>
+          <w:p>
+            <w:pPr>
+              <w:jc w:val="left"/>
+              <w:spacing w:line="240" w:lineRule="auto" w:before="50" w:after="50"/>
+            </w:pPr>
+            <w:r>
+              <w:rPr>
+                <w:sz w:val="20"/>
+              </w:rPr>
+              <w:t xml:space="preserve">⟷ </w:t>
+            </w:r>
+            <w:r>
+              <w:rPr>
+                <w:sz w:val="20"/>
+              </w:rPr>
+              <w:t xml:space="preserve"> </w:t>
+            </w:r>
+            <w:r>
+              <w:rPr>
+                <w:sz w:val="20"/>
+              </w:rPr>
+              <w:t>闭式</w:t>
+            </w:r>
+            <w:r>
+              <w:rPr>
+                <w:sz w:val="20"/>
+              </w:rPr>
+              <w:t xml:space="preserve"> </w:t>
+            </w:r>
+            <w:r>
+              <w:rPr>
+                <w:sz w:val="20"/>
+              </w:rPr>
+              <w:t xml:space="preserve"> 66.41</w:t>
+            </w:r>
+            <w:r>
+              <w:rPr>
+                <w:sz w:val="20"/>
+              </w:rPr>
+              <w:t xml:space="preserve"> </w:t>
+            </w:r>
+            <w:r>
+              <w:rPr>
+                <w:sz w:val="20"/>
+              </w:rPr>
+              <w:t>（</w:t>
+            </w:r>
+            <w:r>
+              <w:rPr>
+                <w:sz w:val="20"/>
+              </w:rPr>
+              <w:t xml:space="preserve"> </w:t>
+            </w:r>
+            <w:r>
+              <w:rPr>
+                <w:sz w:val="20"/>
+              </w:rPr>
+              <w:t xml:space="preserve">rel </w:t>
+            </w:r>
+            <w:r>
+              <w:rPr>
+                <w:sz w:val="20"/>
+              </w:rPr>
+              <w:t xml:space="preserve"> </w:t>
+            </w:r>
+            <w:r>
+              <w:rPr>
+                <w:b/>
+                <w:sz w:val="20"/>
+              </w:rPr>
+              <w:t>2.52%</w:t>
+            </w:r>
+            <w:r>
+              <w:rPr>
+                <w:sz w:val="20"/>
+              </w:rPr>
+              <w:t xml:space="preserve"> ）</w:t>
+            </w:r>
+          </w:p>
+        </w:tc>
+      </w:tr>
+      <w:tr>
+        <w:tc>
+          <w:tcPr>
+            <w:tcW w:type="dxa" w:w="2880"/>
+            <w:vAlign w:val="center"/>
+            <w:tcBorders>
+              <w:top w:val="single" w:sz="6" w:space="0" w:color="CCCCCC"/>
+              <w:bottom w:val="single" w:sz="6" w:space="0" w:color="CCCCCC"/>
+              <w:left w:val="single" w:sz="6" w:space="0" w:color="CCCCCC"/>
+              <w:right w:val="single" w:sz="6" w:space="0" w:color="CCCCCC"/>
+            </w:tcBorders>
+            <w:tcMar>
+              <w:top w:w="96" w:type="dxa"/>
+              <w:bottom w:w="96" w:type="dxa"/>
+              <w:left w:w="144" w:type="dxa"/>
+              <w:right w:w="144" w:type="dxa"/>
+            </w:tcMar>
+          </w:tcPr>
+          <w:p>
+            <w:pPr>
+              <w:jc w:val="left"/>
+              <w:spacing w:line="240" w:lineRule="auto" w:before="50" w:after="50"/>
+            </w:pPr>
+            <w:r>
+              <w:rPr>
+                <w:sz w:val="20"/>
+              </w:rPr>
+              <w:t>栅长趋势</w:t>
+            </w:r>
+            <w:r>
+              <w:rPr>
+                <w:sz w:val="20"/>
+              </w:rPr>
+              <w:t xml:space="preserve"> </w:t>
+            </w:r>
+            <w:r>
+              <w:rPr>
+                <w:sz w:val="20"/>
+              </w:rPr>
+              <w:t xml:space="preserve"> L↓ ⇒ SS↑</w:t>
+            </w:r>
+          </w:p>
+        </w:tc>
+        <w:tc>
+          <w:tcPr>
+            <w:tcW w:type="dxa" w:w="2880"/>
+            <w:vAlign w:val="center"/>
+            <w:tcBorders>
+              <w:top w:val="single" w:sz="6" w:space="0" w:color="CCCCCC"/>
+              <w:bottom w:val="single" w:sz="6" w:space="0" w:color="CCCCCC"/>
+              <w:left w:val="single" w:sz="6" w:space="0" w:color="CCCCCC"/>
+              <w:right w:val="single" w:sz="6" w:space="0" w:color="CCCCCC"/>
+            </w:tcBorders>
+            <w:tcMar>
+              <w:top w:w="96" w:type="dxa"/>
+              <w:bottom w:w="96" w:type="dxa"/>
+              <w:left w:w="144" w:type="dxa"/>
+              <w:right w:w="144" w:type="dxa"/>
+            </w:tcMar>
+          </w:tcPr>
+          <w:p>
+            <w:pPr>
+              <w:jc w:val="left"/>
+              <w:spacing w:line="240" w:lineRule="auto" w:before="50" w:after="50"/>
+            </w:pPr>
+            <w:r>
+              <w:rPr>
+                <w:sz w:val="20"/>
+              </w:rPr>
+              <w:t xml:space="preserve">65 nm </w:t>
+            </w:r>
+            <w:r>
+              <w:rPr>
+                <w:b/>
+                <w:sz w:val="20"/>
+              </w:rPr>
+              <w:t>226.9</w:t>
+            </w:r>
+            <w:r>
+              <w:rPr>
+                <w:sz w:val="20"/>
+              </w:rPr>
+              <w:t xml:space="preserve"> → 100 88.0 → 250 69.5 → 1 µm 68.1</w:t>
+            </w:r>
+          </w:p>
+        </w:tc>
+        <w:tc>
+          <w:tcPr>
+            <w:tcW w:type="dxa" w:w="2880"/>
+            <w:vAlign w:val="center"/>
+            <w:tcBorders>
+              <w:top w:val="single" w:sz="6" w:space="0" w:color="CCCCCC"/>
+              <w:bottom w:val="single" w:sz="6" w:space="0" w:color="CCCCCC"/>
+              <w:left w:val="single" w:sz="6" w:space="0" w:color="CCCCCC"/>
+              <w:right w:val="single" w:sz="6" w:space="0" w:color="CCCCCC"/>
+            </w:tcBorders>
+            <w:tcMar>
+              <w:top w:w="96" w:type="dxa"/>
+              <w:bottom w:w="96" w:type="dxa"/>
+              <w:left w:w="144" w:type="dxa"/>
+              <w:right w:w="144" w:type="dxa"/>
+            </w:tcMar>
+          </w:tcPr>
+          <w:p>
+            <w:pPr>
+              <w:jc w:val="left"/>
+              <w:spacing w:line="240" w:lineRule="auto" w:before="50" w:after="50"/>
+            </w:pPr>
+            <w:r>
+              <w:rPr>
+                <w:sz w:val="20"/>
+              </w:rPr>
+              <w:t>短沟道静电控制退化（与</w:t>
+            </w:r>
+            <w:r>
+              <w:rPr>
+                <w:sz w:val="20"/>
+              </w:rPr>
+              <w:t xml:space="preserve"> </w:t>
+            </w:r>
+            <w:r>
+              <w:rPr>
+                <w:sz w:val="20"/>
+              </w:rPr>
+              <w:t xml:space="preserve"> E12 roll-off </w:t>
+            </w:r>
+            <w:r>
+              <w:rPr>
+                <w:sz w:val="20"/>
+              </w:rPr>
+              <w:t xml:space="preserve"> </w:t>
+            </w:r>
+            <w:r>
+              <w:rPr>
+                <w:b/>
+                <w:sz w:val="20"/>
+              </w:rPr>
+              <w:t>同向</w:t>
+            </w:r>
+            <w:r>
+              <w:rPr>
+                <w:sz w:val="20"/>
+              </w:rPr>
+              <w:t xml:space="preserve"> ）</w:t>
+            </w:r>
+          </w:p>
+        </w:tc>
+      </w:tr>
+      <w:tr>
+        <w:tc>
+          <w:tcPr>
+            <w:tcW w:type="dxa" w:w="2880"/>
+            <w:vAlign w:val="center"/>
+            <w:tcBorders>
+              <w:top w:val="single" w:sz="6" w:space="0" w:color="CCCCCC"/>
+              <w:bottom w:val="single" w:sz="6" w:space="0" w:color="CCCCCC"/>
+              <w:left w:val="single" w:sz="6" w:space="0" w:color="CCCCCC"/>
+              <w:right w:val="single" w:sz="6" w:space="0" w:color="CCCCCC"/>
+            </w:tcBorders>
+            <w:tcMar>
+              <w:top w:w="96" w:type="dxa"/>
+              <w:bottom w:w="96" w:type="dxa"/>
+              <w:left w:w="144" w:type="dxa"/>
+              <w:right w:w="144" w:type="dxa"/>
+            </w:tcMar>
+          </w:tcPr>
+          <w:p>
+            <w:pPr>
+              <w:jc w:val="left"/>
+              <w:spacing w:line="240" w:lineRule="auto" w:before="50" w:after="50"/>
+            </w:pPr>
+            <w:r>
+              <w:rPr>
+                <w:sz w:val="20"/>
+              </w:rPr>
+              <w:t>电流守恒（源</w:t>
+            </w:r>
+            <w:r>
+              <w:rPr>
+                <w:sz w:val="20"/>
+              </w:rPr>
+              <w:t xml:space="preserve"> </w:t>
+            </w:r>
+            <w:r>
+              <w:rPr>
+                <w:sz w:val="20"/>
+              </w:rPr>
+              <w:t xml:space="preserve"> ≡ </w:t>
+            </w:r>
+            <w:r>
+              <w:rPr>
+                <w:sz w:val="20"/>
+              </w:rPr>
+              <w:t xml:space="preserve"> </w:t>
+            </w:r>
+            <w:r>
+              <w:rPr>
+                <w:sz w:val="20"/>
+              </w:rPr>
+              <w:t>漏）</w:t>
+            </w:r>
+          </w:p>
+        </w:tc>
+        <w:tc>
+          <w:tcPr>
+            <w:tcW w:type="dxa" w:w="2880"/>
+            <w:vAlign w:val="center"/>
+            <w:tcBorders>
+              <w:top w:val="single" w:sz="6" w:space="0" w:color="CCCCCC"/>
+              <w:bottom w:val="single" w:sz="6" w:space="0" w:color="CCCCCC"/>
+              <w:left w:val="single" w:sz="6" w:space="0" w:color="CCCCCC"/>
+              <w:right w:val="single" w:sz="6" w:space="0" w:color="CCCCCC"/>
+            </w:tcBorders>
+            <w:tcMar>
+              <w:top w:w="96" w:type="dxa"/>
+              <w:bottom w:w="96" w:type="dxa"/>
+              <w:left w:w="144" w:type="dxa"/>
+              <w:right w:w="144" w:type="dxa"/>
+            </w:tcMar>
+          </w:tcPr>
+          <w:p>
+            <w:pPr>
+              <w:jc w:val="left"/>
+              <w:spacing w:line="240" w:lineRule="auto" w:before="50" w:after="50"/>
+            </w:pPr>
+            <w:r>
+              <w:rPr>
+                <w:b/>
+                <w:sz w:val="20"/>
+              </w:rPr>
+              <w:t>5.4e-5</w:t>
+            </w:r>
+          </w:p>
+        </w:tc>
+        <w:tc>
+          <w:tcPr>
+            <w:tcW w:type="dxa" w:w="2880"/>
+            <w:vAlign w:val="center"/>
+            <w:tcBorders>
+              <w:top w:val="single" w:sz="6" w:space="0" w:color="CCCCCC"/>
+              <w:bottom w:val="single" w:sz="6" w:space="0" w:color="CCCCCC"/>
+              <w:left w:val="single" w:sz="6" w:space="0" w:color="CCCCCC"/>
+              <w:right w:val="single" w:sz="6" w:space="0" w:color="CCCCCC"/>
+            </w:tcBorders>
+            <w:tcMar>
+              <w:top w:w="96" w:type="dxa"/>
+              <w:bottom w:w="96" w:type="dxa"/>
+              <w:left w:w="144" w:type="dxa"/>
+              <w:right w:w="144" w:type="dxa"/>
+            </w:tcMar>
+          </w:tcPr>
+          <w:p>
+            <w:pPr>
+              <w:jc w:val="left"/>
+              <w:spacing w:line="240" w:lineRule="auto" w:before="50" w:after="50"/>
+            </w:pPr>
+            <w:r>
+              <w:rPr>
+                <w:sz w:val="20"/>
+              </w:rPr>
+              <w:t xml:space="preserve">带 </w:t>
+            </w:r>
+            <w:r>
+              <w:rPr>
+                <w:b/>
+                <w:sz w:val="20"/>
+              </w:rPr>
+              <w:t>绝对下限</w:t>
+            </w:r>
+            <w:r>
+              <w:rPr>
+                <w:sz w:val="20"/>
+              </w:rPr>
+              <w:t xml:space="preserve"> （相对判据在分母趋零时失效）</w:t>
+            </w:r>
+          </w:p>
+        </w:tc>
+      </w:tr>
+      <w:tr>
+        <w:tc>
+          <w:tcPr>
+            <w:tcW w:type="dxa" w:w="2880"/>
+            <w:vAlign w:val="center"/>
+            <w:tcBorders>
+              <w:top w:val="single" w:sz="6" w:space="0" w:color="CCCCCC"/>
+              <w:bottom w:val="single" w:sz="6" w:space="0" w:color="CCCCCC"/>
+              <w:left w:val="single" w:sz="6" w:space="0" w:color="CCCCCC"/>
+              <w:right w:val="single" w:sz="6" w:space="0" w:color="CCCCCC"/>
+            </w:tcBorders>
+            <w:tcMar>
+              <w:top w:w="96" w:type="dxa"/>
+              <w:bottom w:w="96" w:type="dxa"/>
+              <w:left w:w="144" w:type="dxa"/>
+              <w:right w:w="144" w:type="dxa"/>
+            </w:tcMar>
+          </w:tcPr>
+          <w:p>
+            <w:pPr>
+              <w:jc w:val="left"/>
+              <w:spacing w:line="240" w:lineRule="auto" w:before="50" w:after="50"/>
+            </w:pPr>
+            <w:r>
+              <w:rPr>
+                <w:sz w:val="20"/>
+              </w:rPr>
+              <w:t>输出特性</w:t>
+            </w:r>
+          </w:p>
+        </w:tc>
+        <w:tc>
+          <w:tcPr>
+            <w:tcW w:type="dxa" w:w="2880"/>
+            <w:vAlign w:val="center"/>
+            <w:tcBorders>
+              <w:top w:val="single" w:sz="6" w:space="0" w:color="CCCCCC"/>
+              <w:bottom w:val="single" w:sz="6" w:space="0" w:color="CCCCCC"/>
+              <w:left w:val="single" w:sz="6" w:space="0" w:color="CCCCCC"/>
+              <w:right w:val="single" w:sz="6" w:space="0" w:color="CCCCCC"/>
+            </w:tcBorders>
+            <w:tcMar>
+              <w:top w:w="96" w:type="dxa"/>
+              <w:bottom w:w="96" w:type="dxa"/>
+              <w:left w:w="144" w:type="dxa"/>
+              <w:right w:w="144" w:type="dxa"/>
+            </w:tcMar>
+          </w:tcPr>
+          <w:p>
+            <w:pPr>
+              <w:jc w:val="left"/>
+              <w:spacing w:line="240" w:lineRule="auto" w:before="50" w:after="50"/>
+            </w:pPr>
+            <w:r>
+              <w:rPr>
+                <w:sz w:val="20"/>
+              </w:rPr>
+              <w:t xml:space="preserve">1.0 V → </w:t>
+            </w:r>
+            <w:r>
+              <w:rPr>
+                <w:b/>
+                <w:sz w:val="20"/>
+              </w:rPr>
+              <w:t>1605 A/m</w:t>
+            </w:r>
+          </w:p>
+        </w:tc>
+        <w:tc>
+          <w:tcPr>
+            <w:tcW w:type="dxa" w:w="2880"/>
+            <w:vAlign w:val="center"/>
+            <w:tcBorders>
+              <w:top w:val="single" w:sz="6" w:space="0" w:color="CCCCCC"/>
+              <w:bottom w:val="single" w:sz="6" w:space="0" w:color="CCCCCC"/>
+              <w:left w:val="single" w:sz="6" w:space="0" w:color="CCCCCC"/>
+              <w:right w:val="single" w:sz="6" w:space="0" w:color="CCCCCC"/>
+            </w:tcBorders>
+            <w:tcMar>
+              <w:top w:w="96" w:type="dxa"/>
+              <w:bottom w:w="96" w:type="dxa"/>
+              <w:left w:w="144" w:type="dxa"/>
+              <w:right w:w="144" w:type="dxa"/>
+            </w:tcMar>
+          </w:tcPr>
+          <w:p>
+            <w:pPr>
+              <w:jc w:val="left"/>
+              <w:spacing w:line="240" w:lineRule="auto" w:before="50" w:after="50"/>
+            </w:pPr>
+            <w:r>
+              <w:rPr>
+                <w:sz w:val="20"/>
+              </w:rPr>
+              <w:t>低</w:t>
+            </w:r>
+            <w:r>
+              <w:rPr>
+                <w:sz w:val="20"/>
+              </w:rPr>
+              <w:t xml:space="preserve"> </w:t>
+            </w:r>
+            <w:r>
+              <w:rPr>
+                <w:sz w:val="20"/>
+              </w:rPr>
+              <w:t xml:space="preserve"> V_d </w:t>
+            </w:r>
+            <w:r>
+              <w:rPr>
+                <w:sz w:val="20"/>
+              </w:rPr>
+              <w:t xml:space="preserve"> </w:t>
+            </w:r>
+            <w:r>
+              <w:rPr>
+                <w:sz w:val="20"/>
+              </w:rPr>
+              <w:t>线性</w:t>
+            </w:r>
+            <w:r>
+              <w:rPr>
+                <w:sz w:val="20"/>
+              </w:rPr>
+              <w:t xml:space="preserve"> </w:t>
+            </w:r>
+            <w:r>
+              <w:rPr>
+                <w:sz w:val="20"/>
+              </w:rPr>
+              <w:t xml:space="preserve"> → </w:t>
+            </w:r>
+            <w:r>
+              <w:rPr>
+                <w:sz w:val="20"/>
+              </w:rPr>
+              <w:t xml:space="preserve"> </w:t>
+            </w:r>
+            <w:r>
+              <w:rPr>
+                <w:sz w:val="20"/>
+              </w:rPr>
+              <w:t>高</w:t>
+            </w:r>
+            <w:r>
+              <w:rPr>
+                <w:sz w:val="20"/>
+              </w:rPr>
+              <w:t xml:space="preserve"> </w:t>
+            </w:r>
+            <w:r>
+              <w:rPr>
+                <w:sz w:val="20"/>
+              </w:rPr>
+              <w:t xml:space="preserve"> V_d </w:t>
+            </w:r>
+            <w:r>
+              <w:rPr>
+                <w:sz w:val="20"/>
+              </w:rPr>
+              <w:t xml:space="preserve"> </w:t>
+            </w:r>
+            <w:r>
+              <w:rPr>
+                <w:sz w:val="20"/>
+              </w:rPr>
+              <w:t>趋饱和</w:t>
+            </w:r>
+          </w:p>
+        </w:tc>
+      </w:tr>
+      <w:tr>
+        <w:tc>
+          <w:tcPr>
+            <w:tcW w:type="dxa" w:w="2880"/>
+            <w:vAlign w:val="center"/>
+            <w:tcBorders>
+              <w:top w:val="single" w:sz="6" w:space="0" w:color="CCCCCC"/>
+              <w:bottom w:val="single" w:sz="6" w:space="0" w:color="CCCCCC"/>
+              <w:left w:val="single" w:sz="6" w:space="0" w:color="CCCCCC"/>
+              <w:right w:val="single" w:sz="6" w:space="0" w:color="CCCCCC"/>
+            </w:tcBorders>
+            <w:tcMar>
+              <w:top w:w="96" w:type="dxa"/>
+              <w:bottom w:w="96" w:type="dxa"/>
+              <w:left w:w="144" w:type="dxa"/>
+              <w:right w:w="144" w:type="dxa"/>
+            </w:tcMar>
+          </w:tcPr>
+          <w:p>
+            <w:pPr>
+              <w:jc w:val="left"/>
+              <w:spacing w:line="240" w:lineRule="auto" w:before="50" w:after="50"/>
+            </w:pPr>
+            <w:r>
+              <w:rPr>
+                <w:b/>
+                <w:sz w:val="20"/>
+              </w:rPr>
+              <w:t>V_th 双法交叉</w:t>
+            </w:r>
+          </w:p>
+        </w:tc>
+        <w:tc>
+          <w:tcPr>
+            <w:tcW w:type="dxa" w:w="2880"/>
+            <w:vAlign w:val="center"/>
+            <w:tcBorders>
+              <w:top w:val="single" w:sz="6" w:space="0" w:color="CCCCCC"/>
+              <w:bottom w:val="single" w:sz="6" w:space="0" w:color="CCCCCC"/>
+              <w:left w:val="single" w:sz="6" w:space="0" w:color="CCCCCC"/>
+              <w:right w:val="single" w:sz="6" w:space="0" w:color="CCCCCC"/>
+            </w:tcBorders>
+            <w:tcMar>
+              <w:top w:w="96" w:type="dxa"/>
+              <w:bottom w:w="96" w:type="dxa"/>
+              <w:left w:w="144" w:type="dxa"/>
+              <w:right w:w="144" w:type="dxa"/>
+            </w:tcMar>
+          </w:tcPr>
+          <w:p>
+            <w:pPr>
+              <w:jc w:val="left"/>
+              <w:spacing w:line="240" w:lineRule="auto" w:before="50" w:after="50"/>
+            </w:pPr>
+            <w:r>
+              <w:rPr>
+                <w:sz w:val="20"/>
+              </w:rPr>
+              <w:t xml:space="preserve">恒流法 </w:t>
+            </w:r>
+            <w:r>
+              <w:rPr>
+                <w:b/>
+                <w:sz w:val="20"/>
+              </w:rPr>
+              <w:t>0.2475</w:t>
+            </w:r>
+            <w:r>
+              <w:rPr>
+                <w:sz w:val="20"/>
+              </w:rPr>
+              <w:t xml:space="preserve"> </w:t>
+            </w:r>
+            <w:r>
+              <w:rPr>
+                <w:sz w:val="20"/>
+              </w:rPr>
+              <w:t xml:space="preserve"> ⟷ </w:t>
+            </w:r>
+            <w:r>
+              <w:rPr>
+                <w:sz w:val="20"/>
+              </w:rPr>
+              <w:t xml:space="preserve"> </w:t>
+            </w:r>
+            <w:r>
+              <w:rPr>
+                <w:sz w:val="20"/>
+              </w:rPr>
+              <w:t>表面势法</w:t>
+            </w:r>
+            <w:r>
+              <w:rPr>
+                <w:sz w:val="20"/>
+              </w:rPr>
+              <w:t xml:space="preserve"> </w:t>
+            </w:r>
+            <w:r>
+              <w:rPr>
+                <w:sz w:val="20"/>
+              </w:rPr>
+              <w:t xml:space="preserve"> </w:t>
+            </w:r>
+            <w:r>
+              <w:rPr>
+                <w:sz w:val="20"/>
+              </w:rPr>
+              <w:t xml:space="preserve"> </w:t>
+            </w:r>
+            <w:r>
+              <w:rPr>
+                <w:b/>
+                <w:sz w:val="20"/>
+              </w:rPr>
+              <w:t>0.3241 V</w:t>
+            </w:r>
+          </w:p>
+        </w:tc>
+        <w:tc>
+          <w:tcPr>
+            <w:tcW w:type="dxa" w:w="2880"/>
+            <w:vAlign w:val="center"/>
+            <w:tcBorders>
+              <w:top w:val="single" w:sz="6" w:space="0" w:color="CCCCCC"/>
+              <w:bottom w:val="single" w:sz="6" w:space="0" w:color="CCCCCC"/>
+              <w:left w:val="single" w:sz="6" w:space="0" w:color="CCCCCC"/>
+              <w:right w:val="single" w:sz="6" w:space="0" w:color="CCCCCC"/>
+            </w:tcBorders>
+            <w:tcMar>
+              <w:top w:w="96" w:type="dxa"/>
+              <w:bottom w:w="96" w:type="dxa"/>
+              <w:left w:w="144" w:type="dxa"/>
+              <w:right w:w="144" w:type="dxa"/>
+            </w:tcMar>
+          </w:tcPr>
+          <w:p>
+            <w:pPr>
+              <w:jc w:val="left"/>
+              <w:spacing w:line="240" w:lineRule="auto" w:before="50" w:after="50"/>
+            </w:pPr>
+            <w:r>
+              <w:rPr>
+                <w:sz w:val="20"/>
+              </w:rPr>
+              <w:t>差</w:t>
+            </w:r>
+            <w:r>
+              <w:rPr>
+                <w:sz w:val="20"/>
+              </w:rPr>
+              <w:t xml:space="preserve"> </w:t>
+            </w:r>
+            <w:r>
+              <w:rPr>
+                <w:sz w:val="20"/>
+              </w:rPr>
+              <w:t xml:space="preserve"> 76.6 mV · </w:t>
+            </w:r>
+            <w:r>
+              <w:rPr>
+                <w:sz w:val="20"/>
+              </w:rPr>
+              <w:t xml:space="preserve"> </w:t>
+            </w:r>
+            <w:r>
+              <w:rPr>
+                <w:b/>
+                <w:sz w:val="20"/>
+              </w:rPr>
+              <w:t>两法均 is_oracle=False</w:t>
+            </w:r>
+            <w:r>
+              <w:rPr>
+                <w:sz w:val="20"/>
+              </w:rPr>
+              <w:t xml:space="preserve"> </w:t>
+            </w:r>
+            <w:r>
+              <w:rPr>
+                <w:sz w:val="20"/>
+              </w:rPr>
+              <w:t>（互不充当</w:t>
+            </w:r>
+            <w:r>
+              <w:rPr>
+                <w:sz w:val="20"/>
+              </w:rPr>
+              <w:t xml:space="preserve"> </w:t>
+            </w:r>
+            <w:r>
+              <w:rPr>
+                <w:sz w:val="20"/>
+              </w:rPr>
+              <w:t xml:space="preserve"> ORACLE</w:t>
+            </w:r>
+            <w:r>
+              <w:rPr>
+                <w:sz w:val="20"/>
+              </w:rPr>
+              <w:t xml:space="preserve"> </w:t>
+            </w:r>
+            <w:r>
+              <w:rPr>
+                <w:sz w:val="20"/>
+              </w:rPr>
+              <w:t>）</w:t>
+            </w:r>
+          </w:p>
+        </w:tc>
+      </w:tr>
+    </w:tbl>
+    <w:p>
+      <w:pPr>
+        <w:spacing w:after="192"/>
+      </w:pPr>
+      <w:r>
+        <w:t xml:space="preserve">🔴 </w:t>
+      </w:r>
+      <w:r>
+        <w:rPr>
+          <w:rFonts w:ascii="宋体" w:eastAsia="宋体" w:hAnsi="宋体" w:cs="宋体" w:hint="eastAsia"/>
+          <w:b/>
+          <w:lang w:eastAsia="zh-CN"/>
+        </w:rPr>
+        <w:t>本段最重要的物理澄清：「SS → 60 mV/dec」是错的目标</w:t>
+      </w:r>
+      <w:r>
+        <w:t xml:space="preserve"> —— </w:t>
+      </w:r>
+      <w:r>
+        <w:rPr>
+          <w:rFonts w:ascii="Courier" w:hAnsi="Courier"/>
+        </w:rPr>
+        <w:t>60</w:t>
+      </w:r>
+      <w:r>
+        <w:rPr>
+          <w:rFonts w:ascii="宋体" w:eastAsia="宋体" w:hAnsi="宋体" w:cs="宋体" w:hint="eastAsia"/>
+          <w:lang w:eastAsia="zh-CN"/>
+        </w:rPr>
+        <w:t xml:space="preserve"> 只在 </w:t>
+      </w:r>
+      <w:r>
+        <w:rPr>
+          <w:rFonts w:ascii="Courier" w:hAnsi="Courier"/>
+        </w:rPr>
+        <w:t>Cd → 0</w:t>
+      </w:r>
+      <w:r>
+        <w:rPr>
+          <w:rFonts w:ascii="宋体" w:eastAsia="宋体" w:hAnsi="宋体" w:cs="宋体" w:hint="eastAsia"/>
+          <w:lang w:eastAsia="zh-CN"/>
+        </w:rPr>
+        <w:t>（</w:t>
+      </w:r>
+      <w:r>
+        <w:t xml:space="preserve">FD-SOI / </w:t>
+      </w:r>
+      <w:r>
+        <w:rPr>
+          <w:rFonts w:ascii="宋体" w:eastAsia="宋体" w:hAnsi="宋体" w:cs="宋体" w:hint="eastAsia"/>
+          <w:lang w:eastAsia="zh-CN"/>
+        </w:rPr>
+        <w:t>双栅）时达到；</w:t>
+      </w:r>
+      <w:r>
+        <w:rPr>
+          <w:rFonts w:ascii="宋体" w:eastAsia="宋体" w:hAnsi="宋体" w:cs="宋体" w:hint="eastAsia"/>
+          <w:b/>
+          <w:lang w:eastAsia="zh-CN"/>
+        </w:rPr>
+        <w:t xml:space="preserve">体硅器件因体效应收敛到 </w:t>
+      </w:r>
+      <w:r>
+        <w:rPr>
+          <w:rFonts w:ascii="Courier" w:hAnsi="Courier"/>
+          <w:b/>
+        </w:rPr>
+        <w:t>60·(1+Cd/Cox)</w:t>
+      </w:r>
+      <w:r>
+        <w:rPr>
+          <w:rFonts w:ascii="宋体" w:eastAsia="宋体" w:hAnsi="宋体" w:cs="宋体" w:hint="eastAsia"/>
+          <w:b/>
+          <w:lang w:eastAsia="zh-CN"/>
+        </w:rPr>
+        <w:t xml:space="preserve"> 的平台</w:t>
+      </w:r>
+      <w:r>
+        <w:rPr>
+          <w:rFonts w:ascii="宋体" w:eastAsia="宋体" w:hAnsi="宋体" w:cs="宋体" w:hint="eastAsia"/>
+          <w:lang w:eastAsia="zh-CN"/>
+        </w:rPr>
+        <w:t>（本例</w:t>
+      </w:r>
+      <w:r>
+        <w:t xml:space="preserve"> ≈ 66.4</w:t>
+      </w:r>
+      <w:r>
+        <w:rPr>
+          <w:rFonts w:ascii="宋体" w:eastAsia="宋体" w:hAnsi="宋体" w:cs="宋体" w:hint="eastAsia"/>
+          <w:lang w:eastAsia="zh-CN"/>
+        </w:rPr>
+        <w:t>）</w:t>
+      </w:r>
+      <w:r>
+        <w:t xml:space="preserve">⇒ 60 </w:t>
+      </w:r>
+      <w:r>
+        <w:rPr>
+          <w:rFonts w:ascii="宋体" w:eastAsia="宋体" w:hAnsi="宋体" w:cs="宋体" w:hint="eastAsia"/>
+          <w:lang w:eastAsia="zh-CN"/>
+        </w:rPr>
+        <w:t>的正确角色是</w:t>
+      </w:r>
+      <w:r>
+        <w:rPr>
+          <w:rFonts w:ascii="宋体" w:eastAsia="宋体" w:hAnsi="宋体" w:cs="宋体" w:hint="eastAsia"/>
+          <w:b/>
+          <w:lang w:eastAsia="zh-CN"/>
+        </w:rPr>
+        <w:t>物理定律硬下限（不等式）</w:t>
+      </w:r>
+      <w:r>
+        <w:rPr>
+          <w:rFonts w:ascii="宋体" w:eastAsia="宋体" w:hAnsi="宋体" w:cs="宋体" w:hint="eastAsia"/>
+          <w:lang w:eastAsia="zh-CN"/>
+        </w:rPr>
+        <w:t>，</w:t>
+      </w:r>
+      <w:r>
+        <w:rPr>
+          <w:rFonts w:ascii="宋体" w:eastAsia="宋体" w:hAnsi="宋体" w:cs="宋体" w:hint="eastAsia"/>
+          <w:b/>
+          <w:lang w:eastAsia="zh-CN"/>
+        </w:rPr>
+        <w:t>不是渐近目标</w:t>
+      </w:r>
+      <w:r>
+        <w:rPr>
+          <w:rFonts w:ascii="宋体" w:eastAsia="宋体" w:hAnsi="宋体" w:cs="宋体" w:hint="eastAsia"/>
+          <w:lang w:eastAsia="zh-CN"/>
+        </w:rPr>
+        <w:t>。</w:t>
+      </w:r>
+      <w:r>
+        <w:t xml:space="preserve">🔴 </w:t>
+      </w:r>
+      <w:r>
+        <w:rPr>
+          <w:rFonts w:ascii="宋体" w:eastAsia="宋体" w:hAnsi="宋体" w:cs="宋体" w:hint="eastAsia"/>
+          <w:b/>
+          <w:lang w:eastAsia="zh-CN"/>
+        </w:rPr>
+        <w:t>仍为漂移扩散（DD）框架</w:t>
+      </w:r>
+      <w:r>
+        <w:rPr>
+          <w:rFonts w:ascii="宋体" w:eastAsia="宋体" w:hAnsi="宋体" w:cs="宋体" w:hint="eastAsia"/>
+          <w:lang w:eastAsia="zh-CN"/>
+        </w:rPr>
+        <w:t>：不含量子修正</w:t>
+      </w:r>
+      <w:r>
+        <w:t xml:space="preserve"> / </w:t>
+      </w:r>
+      <w:r>
+        <w:rPr>
+          <w:rFonts w:ascii="宋体" w:eastAsia="宋体" w:hAnsi="宋体" w:cs="宋体" w:hint="eastAsia"/>
+          <w:lang w:eastAsia="zh-CN"/>
+        </w:rPr>
+        <w:t>速度饱和</w:t>
+      </w:r>
+      <w:r>
+        <w:t xml:space="preserve"> / </w:t>
+      </w:r>
+      <w:r>
+        <w:rPr>
+          <w:rFonts w:ascii="宋体" w:eastAsia="宋体" w:hAnsi="宋体" w:cs="宋体" w:hint="eastAsia"/>
+          <w:lang w:eastAsia="zh-CN"/>
+        </w:rPr>
+        <w:t>带间与栅隧穿</w:t>
+      </w:r>
+      <w:r>
+        <w:t xml:space="preserve"> / </w:t>
+      </w:r>
+      <w:r>
+        <w:rPr>
+          <w:rFonts w:ascii="宋体" w:eastAsia="宋体" w:hAnsi="宋体" w:cs="宋体" w:hint="eastAsia"/>
+          <w:lang w:eastAsia="zh-CN"/>
+        </w:rPr>
+        <w:t>弹道输运；</w:t>
+      </w:r>
+      <w:r>
+        <w:rPr>
+          <w:rFonts w:ascii="宋体" w:eastAsia="宋体" w:hAnsi="宋体" w:cs="宋体" w:hint="eastAsia"/>
+          <w:b/>
+          <w:lang w:eastAsia="zh-CN"/>
+        </w:rPr>
+        <w:t>迁移率为常数</w:t>
+      </w:r>
+      <w:r>
+        <w:t xml:space="preserve"> ⇒ </w:t>
+      </w:r>
+      <w:r>
+        <w:rPr>
+          <w:rFonts w:ascii="Courier" w:hAnsi="Courier"/>
+        </w:rPr>
+        <w:t>I_on</w:t>
+      </w:r>
+      <w:r>
+        <w:rPr>
+          <w:rFonts w:ascii="宋体" w:eastAsia="宋体" w:hAnsi="宋体" w:cs="宋体" w:hint="eastAsia"/>
+          <w:lang w:eastAsia="zh-CN"/>
+        </w:rPr>
+        <w:t xml:space="preserve"> 绝对值</w:t>
+      </w:r>
+      <w:r>
+        <w:rPr>
+          <w:rFonts w:ascii="宋体" w:eastAsia="宋体" w:hAnsi="宋体" w:cs="宋体" w:hint="eastAsia"/>
+          <w:b/>
+          <w:lang w:eastAsia="zh-CN"/>
+        </w:rPr>
+        <w:t>不可当器件性能</w:t>
+      </w:r>
+      <w:r>
+        <w:rPr>
+          <w:rFonts w:ascii="宋体" w:eastAsia="宋体" w:hAnsi="宋体" w:cs="宋体" w:hint="eastAsia"/>
+          <w:lang w:eastAsia="zh-CN"/>
+        </w:rPr>
+        <w:t>（但</w:t>
+      </w:r>
+      <w:r>
+        <w:rPr>
+          <w:rFonts w:ascii="宋体" w:eastAsia="宋体" w:hAnsi="宋体" w:cs="宋体" w:hint="eastAsia"/>
+          <w:b/>
+          <w:lang w:eastAsia="zh-CN"/>
+        </w:rPr>
+        <w:t>深亚阈值 SS 不受影响</w:t>
+      </w:r>
+      <w:r>
+        <w:t xml:space="preserve"> —— </w:t>
+      </w:r>
+      <w:r>
+        <w:rPr>
+          <w:rFonts w:ascii="宋体" w:eastAsia="宋体" w:hAnsi="宋体" w:cs="宋体" w:hint="eastAsia"/>
+          <w:lang w:eastAsia="zh-CN"/>
+        </w:rPr>
+        <w:t>由玻尔兹曼尾决定，代价是</w:t>
+      </w:r>
+      <w:r>
+        <w:t xml:space="preserve"> I_on </w:t>
+      </w:r>
+      <w:r>
+        <w:rPr>
+          <w:rFonts w:ascii="宋体" w:eastAsia="宋体" w:hAnsi="宋体" w:cs="宋体" w:hint="eastAsia"/>
+          <w:lang w:eastAsia="zh-CN"/>
+        </w:rPr>
+        <w:t>偏高、</w:t>
+      </w:r>
+      <w:r>
+        <w:t xml:space="preserve">I_off </w:t>
+      </w:r>
+      <w:r>
+        <w:rPr>
+          <w:rFonts w:ascii="宋体" w:eastAsia="宋体" w:hAnsi="宋体" w:cs="宋体" w:hint="eastAsia"/>
+          <w:lang w:eastAsia="zh-CN"/>
+        </w:rPr>
+        <w:t>偏低）；无</w:t>
+      </w:r>
+      <w:r>
+        <w:t xml:space="preserve"> LDD / halo / </w:t>
+      </w:r>
+      <w:r>
+        <w:rPr>
+          <w:rFonts w:ascii="宋体" w:eastAsia="宋体" w:hAnsi="宋体" w:cs="宋体" w:hint="eastAsia"/>
+          <w:lang w:eastAsia="zh-CN"/>
+        </w:rPr>
+        <w:t>应变</w:t>
+      </w:r>
+      <w:r>
+        <w:t xml:space="preserve"> / </w:t>
+      </w:r>
+      <w:r>
+        <w:rPr>
+          <w:rFonts w:ascii="宋体" w:eastAsia="宋体" w:hAnsi="宋体" w:cs="宋体" w:hint="eastAsia"/>
+          <w:lang w:eastAsia="zh-CN"/>
+        </w:rPr>
+        <w:t>栅重叠；固定</w:t>
+      </w:r>
+      <w:r>
+        <w:t xml:space="preserve"> 300 K</w:t>
+      </w:r>
+      <w:r>
+        <w:rPr>
+          <w:rFonts w:ascii="宋体" w:eastAsia="宋体" w:hAnsi="宋体" w:cs="宋体" w:hint="eastAsia"/>
+          <w:lang w:eastAsia="zh-CN"/>
+        </w:rPr>
+        <w:t>、只做</w:t>
+      </w:r>
+      <w:r>
+        <w:t xml:space="preserve"> DC</w:t>
+      </w:r>
+      <w:r>
+        <w:rPr>
+          <w:rFonts w:ascii="宋体" w:eastAsia="宋体" w:hAnsi="宋体" w:cs="宋体" w:hint="eastAsia"/>
+          <w:lang w:eastAsia="zh-CN"/>
+        </w:rPr>
+        <w:t>；参数为公开典型量级占位（</w:t>
+      </w:r>
+      <w:r>
+        <w:rPr>
+          <w:rFonts w:ascii="宋体" w:eastAsia="宋体" w:hAnsi="宋体" w:cs="宋体" w:hint="eastAsia"/>
+          <w:b/>
+          <w:lang w:eastAsia="zh-CN"/>
+        </w:rPr>
+        <w:t>非 PDK</w:t>
+      </w:r>
+      <w:r>
+        <w:rPr>
+          <w:rFonts w:ascii="宋体" w:eastAsia="宋体" w:hAnsi="宋体" w:cs="宋体" w:hint="eastAsia"/>
+          <w:lang w:eastAsia="zh-CN"/>
+        </w:rPr>
+        <w:t>）；</w:t>
+      </w:r>
+      <w:r>
+        <w:t xml:space="preserve">2D </w:t>
+      </w:r>
+      <w:r>
+        <w:rPr>
+          <w:rFonts w:ascii="宋体" w:eastAsia="宋体" w:hAnsi="宋体" w:cs="宋体" w:hint="eastAsia"/>
+          <w:lang w:eastAsia="zh-CN"/>
+        </w:rPr>
+        <w:t>仿真</w:t>
+      </w:r>
+      <w:r>
+        <w:t xml:space="preserve"> = </w:t>
+      </w:r>
+      <w:r>
+        <w:rPr>
+          <w:rFonts w:ascii="宋体" w:eastAsia="宋体" w:hAnsi="宋体" w:cs="宋体" w:hint="eastAsia"/>
+          <w:b/>
+          <w:lang w:eastAsia="zh-CN"/>
+        </w:rPr>
+        <w:t>每单位宽度电流（A/m）</w:t>
+      </w:r>
+      <w:r>
+        <w:rPr>
+          <w:rFonts w:ascii="宋体" w:eastAsia="宋体" w:hAnsi="宋体" w:cs="宋体" w:hint="eastAsia"/>
+          <w:lang w:eastAsia="zh-CN"/>
+        </w:rPr>
+        <w:t>。</w:t>
+      </w:r>
+      <w:r>
+        <w:rPr>
+          <w:rFonts w:ascii="宋体" w:eastAsia="宋体" w:hAnsi="宋体" w:cs="宋体" w:hint="eastAsia"/>
+          <w:b/>
+          <w:lang w:eastAsia="zh-CN"/>
+        </w:rPr>
+        <w:t>仍不可用</w:t>
+      </w:r>
+      <w:r>
+        <w:rPr>
+          <w:rFonts w:ascii="宋体" w:eastAsia="宋体" w:hAnsi="宋体" w:cs="宋体" w:hint="eastAsia"/>
+          <w:lang w:eastAsia="zh-CN"/>
+        </w:rPr>
+        <w:t>：量子修正</w:t>
+      </w:r>
+      <w:r>
+        <w:t xml:space="preserve"> / </w:t>
+      </w:r>
+      <w:r>
+        <w:rPr>
+          <w:rFonts w:ascii="宋体" w:eastAsia="宋体" w:hAnsi="宋体" w:cs="宋体" w:hint="eastAsia"/>
+          <w:lang w:eastAsia="zh-CN"/>
+        </w:rPr>
+        <w:t>弹道输运（需</w:t>
+      </w:r>
+      <w:r>
+        <w:t xml:space="preserve"> NEGF</w:t>
+      </w:r>
+      <w:r>
+        <w:rPr>
+          <w:rFonts w:ascii="宋体" w:eastAsia="宋体" w:hAnsi="宋体" w:cs="宋体" w:hint="eastAsia"/>
+          <w:lang w:eastAsia="zh-CN"/>
+        </w:rPr>
+        <w:t>）</w:t>
+      </w:r>
+      <w:r>
+        <w:t xml:space="preserve">· </w:t>
+      </w:r>
+      <w:r>
+        <w:rPr>
+          <w:rFonts w:ascii="宋体" w:eastAsia="宋体" w:hAnsi="宋体" w:cs="宋体" w:hint="eastAsia"/>
+          <w:lang w:eastAsia="zh-CN"/>
+        </w:rPr>
+        <w:t>工艺角</w:t>
+      </w:r>
+      <w:r>
+        <w:t xml:space="preserve"> / PDK / </w:t>
+      </w:r>
+      <w:r>
+        <w:rPr>
+          <w:rFonts w:ascii="宋体" w:eastAsia="宋体" w:hAnsi="宋体" w:cs="宋体" w:hint="eastAsia"/>
+          <w:lang w:eastAsia="zh-CN"/>
+        </w:rPr>
+        <w:t>硅验证（</w:t>
+      </w:r>
+      <w:r>
+        <w:rPr>
+          <w:rFonts w:ascii="宋体" w:eastAsia="宋体" w:hAnsi="宋体" w:cs="宋体" w:hint="eastAsia"/>
+          <w:b/>
+          <w:lang w:eastAsia="zh-CN"/>
+        </w:rPr>
+        <w:t>T2 永久锁</w:t>
+      </w:r>
+      <w:r>
+        <w:rPr>
+          <w:rFonts w:ascii="宋体" w:eastAsia="宋体" w:hAnsi="宋体" w:cs="宋体" w:hint="eastAsia"/>
+          <w:lang w:eastAsia="zh-CN"/>
+        </w:rPr>
+        <w:t>）。</w:t>
+      </w:r>
+    </w:p>
+    <w:p>
+      <w:bookmarkStart w:id="19" w:name="_Toc_section_9"/>
+      <w:bookmarkStart w:id="8" w:name="section-9"/>
+      <w:pPr>
+        <w:pStyle w:val="Heading2"/>
+        <w:spacing w:line="312" w:lineRule="auto" w:before="720" w:after="288"/>
+      </w:pPr>
+      <w:bookmarkEnd w:id="8"/>
+      <w:r>
+        <w:rPr>
+          <w:rFonts w:ascii="宋体" w:hAnsi="宋体" w:eastAsia="宋体" w:cs="宋体" w:hint="eastAsia"/>
+          <w:b/>
+          <w:sz w:val="36"/>
+          <w:lang w:eastAsia="zh-CN"/>
+        </w:rPr>
+        <w:t>九、关键结论</w:t>
+      </w:r>
+      <w:bookmarkEnd w:id="19"/>
+    </w:p>
+    <w:p>
+      <w:pPr>
+        <w:pStyle w:val="ListBullet"/>
+        <w:spacing w:after="72"/>
+      </w:pPr>
+      <w:r>
+        <w:rPr>
+          <w:rFonts w:ascii="宋体" w:eastAsia="宋体" w:hAnsi="宋体" w:cs="宋体" w:hint="eastAsia"/>
+          <w:b/>
+          <w:lang w:eastAsia="zh-CN"/>
+        </w:rPr>
+        <w:t>补上最大平台缺口（E6）</w:t>
+      </w:r>
+      <w:r>
+        <w:rPr>
+          <w:rFonts w:ascii="宋体" w:eastAsia="宋体" w:hAnsi="宋体" w:cs="宋体" w:hint="eastAsia"/>
+          <w:lang w:eastAsia="zh-CN"/>
+        </w:rPr>
+        <w:t>：此前</w:t>
+      </w:r>
+      <w:r>
+        <w:t xml:space="preserve"> ecore </w:t>
+      </w:r>
+      <w:r>
+        <w:rPr>
+          <w:rFonts w:ascii="宋体" w:eastAsia="宋体" w:hAnsi="宋体" w:cs="宋体" w:hint="eastAsia"/>
+          <w:lang w:eastAsia="zh-CN"/>
+        </w:rPr>
+        <w:t>一条版图链都没有；现打通「电路模型</w:t>
+      </w:r>
+      <w:r>
+        <w:t xml:space="preserve"> → </w:t>
+      </w:r>
+      <w:r>
+        <w:rPr>
+          <w:rFonts w:ascii="宋体" w:eastAsia="宋体" w:hAnsi="宋体" w:cs="宋体" w:hint="eastAsia"/>
+          <w:lang w:eastAsia="zh-CN"/>
+        </w:rPr>
+        <w:t>可签核版图</w:t>
+      </w:r>
+      <w:r>
+        <w:t xml:space="preserve"> → GDS</w:t>
+      </w:r>
+      <w:r>
+        <w:rPr>
+          <w:rFonts w:ascii="宋体" w:eastAsia="宋体" w:hAnsi="宋体" w:cs="宋体" w:hint="eastAsia"/>
+          <w:lang w:eastAsia="zh-CN"/>
+        </w:rPr>
+        <w:t>」。</w:t>
+      </w:r>
+    </w:p>
+    <w:p>
+      <w:pPr>
+        <w:pStyle w:val="ListBullet"/>
+        <w:spacing w:after="72"/>
+      </w:pPr>
+      <w:r>
+        <w:rPr>
+          <w:rFonts w:ascii="宋体" w:eastAsia="宋体" w:hAnsi="宋体" w:cs="宋体" w:hint="eastAsia"/>
+          <w:b/>
+          <w:lang w:eastAsia="zh-CN"/>
+        </w:rPr>
+        <w:t>IR drop 是模拟 MVM 的第一号规模墙（E7）</w:t>
+      </w:r>
+      <w:r>
+        <w:rPr>
+          <w:rFonts w:ascii="宋体" w:eastAsia="宋体" w:hAnsi="宋体" w:cs="宋体" w:hint="eastAsia"/>
+          <w:lang w:eastAsia="zh-CN"/>
+        </w:rPr>
+        <w:t>：</w:t>
+      </w:r>
+      <w:r>
+        <w:t xml:space="preserve">∝N² </w:t>
+      </w:r>
+      <w:r>
+        <w:rPr>
+          <w:rFonts w:ascii="宋体" w:eastAsia="宋体" w:hAnsi="宋体" w:cs="宋体" w:hint="eastAsia"/>
+          <w:lang w:eastAsia="zh-CN"/>
+        </w:rPr>
+        <w:t>超线性</w:t>
+      </w:r>
+      <w:r>
+        <w:t xml:space="preserve"> ⇒ </w:t>
+      </w:r>
+      <w:r>
+        <w:rPr>
+          <w:rFonts w:ascii="宋体" w:eastAsia="宋体" w:hAnsi="宋体" w:cs="宋体" w:hint="eastAsia"/>
+          <w:lang w:eastAsia="zh-CN"/>
+        </w:rPr>
+        <w:t>被动单端驱动不能只靠加行列扩规模（须分段</w:t>
+      </w:r>
+      <w:r>
+        <w:t>/</w:t>
+      </w:r>
+      <w:r>
+        <w:rPr>
+          <w:rFonts w:ascii="宋体" w:eastAsia="宋体" w:hAnsi="宋体" w:cs="宋体" w:hint="eastAsia"/>
+          <w:lang w:eastAsia="zh-CN"/>
+        </w:rPr>
+        <w:t>双侧驱动、加宽加厚金属、降单元电导、分块</w:t>
+      </w:r>
+      <w:r>
+        <w:t xml:space="preserve"> tiling</w:t>
+      </w:r>
+      <w:r>
+        <w:rPr>
+          <w:rFonts w:ascii="宋体" w:eastAsia="宋体" w:hAnsi="宋体" w:cs="宋体" w:hint="eastAsia"/>
+          <w:lang w:eastAsia="zh-CN"/>
+        </w:rPr>
+        <w:t>）。</w:t>
+      </w:r>
+    </w:p>
+    <w:p>
+      <w:pPr>
+        <w:pStyle w:val="ListBullet"/>
+        <w:spacing w:after="72"/>
+      </w:pPr>
+      <w:r>
+        <w:rPr>
+          <w:rFonts w:ascii="宋体" w:eastAsia="宋体" w:hAnsi="宋体" w:cs="宋体" w:hint="eastAsia"/>
+          <w:b/>
+          <w:lang w:eastAsia="zh-CN"/>
+        </w:rPr>
+        <w:t>sneak 是拓扑效应（E7）</w:t>
+      </w:r>
+      <w:r>
+        <w:rPr>
+          <w:rFonts w:ascii="宋体" w:eastAsia="宋体" w:hAnsi="宋体" w:cs="宋体" w:hint="eastAsia"/>
+          <w:lang w:eastAsia="zh-CN"/>
+        </w:rPr>
+        <w:t>：与</w:t>
+      </w:r>
+      <w:r>
+        <w:t xml:space="preserve"> IR drop </w:t>
+      </w:r>
+      <w:r>
+        <w:rPr>
+          <w:rFonts w:ascii="宋体" w:eastAsia="宋体" w:hAnsi="宋体" w:cs="宋体" w:hint="eastAsia"/>
+          <w:lang w:eastAsia="zh-CN"/>
+        </w:rPr>
+        <w:t>解耦（</w:t>
+      </w:r>
+      <w:r>
+        <w:t xml:space="preserve">R=0 </w:t>
+      </w:r>
+      <w:r>
+        <w:rPr>
+          <w:rFonts w:ascii="宋体" w:eastAsia="宋体" w:hAnsi="宋体" w:cs="宋体" w:hint="eastAsia"/>
+          <w:lang w:eastAsia="zh-CN"/>
+        </w:rPr>
+        <w:t>时仍存在）</w:t>
+      </w:r>
+      <w:r>
+        <w:t xml:space="preserve">⇒ </w:t>
+      </w:r>
+      <w:r>
+        <w:rPr>
+          <w:rFonts w:ascii="宋体" w:eastAsia="宋体" w:hAnsi="宋体" w:cs="宋体" w:hint="eastAsia"/>
+          <w:lang w:eastAsia="zh-CN"/>
+        </w:rPr>
+        <w:t>需正规选通方案。</w:t>
+      </w:r>
+    </w:p>
+    <w:p>
+      <w:pPr>
+        <w:pStyle w:val="ListBullet"/>
+        <w:spacing w:after="72"/>
+      </w:pPr>
+      <w:r>
+        <w:rPr>
+          <w:rFonts w:ascii="宋体" w:eastAsia="宋体" w:hAnsi="宋体" w:cs="宋体" w:hint="eastAsia"/>
+          <w:b/>
+          <w:lang w:eastAsia="zh-CN"/>
+        </w:rPr>
+        <w:t>失配的两半（E8）</w:t>
+      </w:r>
+      <w:r>
+        <w:rPr>
+          <w:rFonts w:ascii="宋体" w:eastAsia="宋体" w:hAnsi="宋体" w:cs="宋体" w:hint="eastAsia"/>
+          <w:lang w:eastAsia="zh-CN"/>
+        </w:rPr>
+        <w:t>：随机项按</w:t>
+      </w:r>
+      <w:r>
+        <w:t xml:space="preserve"> 1/√N </w:t>
+      </w:r>
+      <w:r>
+        <w:rPr>
+          <w:rFonts w:ascii="宋体" w:eastAsia="宋体" w:hAnsi="宋体" w:cs="宋体" w:hint="eastAsia"/>
+          <w:lang w:eastAsia="zh-CN"/>
+        </w:rPr>
+        <w:t>被平均掉、系统项不会</w:t>
+      </w:r>
+      <w:r>
+        <w:t xml:space="preserve"> ⇒ </w:t>
+      </w:r>
+      <w:r>
+        <w:rPr>
+          <w:rFonts w:ascii="宋体" w:eastAsia="宋体" w:hAnsi="宋体" w:cs="宋体" w:hint="eastAsia"/>
+          <w:lang w:eastAsia="zh-CN"/>
+        </w:rPr>
+        <w:t>分层校准；校准精度决定有效位数上限。</w:t>
+      </w:r>
+    </w:p>
+    <w:p>
+      <w:pPr>
+        <w:pStyle w:val="ListBullet"/>
+        <w:spacing w:after="72"/>
+      </w:pPr>
+      <w:r>
+        <w:rPr>
+          <w:rFonts w:ascii="宋体" w:eastAsia="宋体" w:hAnsi="宋体" w:cs="宋体" w:hint="eastAsia"/>
+          <w:b/>
+          <w:lang w:eastAsia="zh-CN"/>
+        </w:rPr>
+        <w:t>规模由 IR drop 主导（E9）</w:t>
+      </w:r>
+      <w:r>
+        <w:rPr>
+          <w:rFonts w:ascii="宋体" w:eastAsia="宋体" w:hAnsi="宋体" w:cs="宋体" w:hint="eastAsia"/>
+          <w:lang w:eastAsia="zh-CN"/>
+        </w:rPr>
+        <w:t>：</w:t>
+      </w:r>
+      <w:r>
+        <w:t xml:space="preserve">5% </w:t>
+      </w:r>
+      <w:r>
+        <w:rPr>
+          <w:rFonts w:ascii="宋体" w:eastAsia="宋体" w:hAnsi="宋体" w:cs="宋体" w:hint="eastAsia"/>
+          <w:lang w:eastAsia="zh-CN"/>
+        </w:rPr>
+        <w:t>输出误差预算只支持</w:t>
+      </w:r>
+      <w:r>
+        <w:t xml:space="preserve"> ~18 </w:t>
+      </w:r>
+      <w:r>
+        <w:rPr>
+          <w:rFonts w:ascii="宋体" w:eastAsia="宋体" w:hAnsi="宋体" w:cs="宋体" w:hint="eastAsia"/>
+          <w:lang w:eastAsia="zh-CN"/>
+        </w:rPr>
+        <w:t>行，千级阵列在被动驱动下不可达。</w:t>
+      </w:r>
+    </w:p>
+    <w:p>
+      <w:pPr>
+        <w:pStyle w:val="ListBullet"/>
+        <w:spacing w:after="72"/>
+      </w:pPr>
+      <w:r>
+        <w:rPr>
+          <w:rFonts w:ascii="宋体" w:eastAsia="宋体" w:hAnsi="宋体" w:cs="宋体" w:hint="eastAsia"/>
+          <w:b/>
+          <w:lang w:eastAsia="zh-CN"/>
+        </w:rPr>
+        <w:t>架构族同构</w:t>
+      </w:r>
+      <w:r>
+        <w:rPr>
+          <w:rFonts w:ascii="宋体" w:eastAsia="宋体" w:hAnsi="宋体" w:cs="宋体" w:hint="eastAsia"/>
+          <w:lang w:eastAsia="zh-CN"/>
+        </w:rPr>
+        <w:t>：模拟</w:t>
+      </w:r>
+      <w:r>
+        <w:t xml:space="preserve"> MVM </w:t>
+      </w:r>
+      <w:r>
+        <w:rPr>
+          <w:rFonts w:ascii="宋体" w:eastAsia="宋体" w:hAnsi="宋体" w:cs="宋体" w:hint="eastAsia"/>
+          <w:lang w:eastAsia="zh-CN"/>
+        </w:rPr>
+        <w:t>交叉阵列</w:t>
+      </w:r>
+      <w:r>
+        <w:t xml:space="preserve"> = </w:t>
+      </w:r>
+      <w:r>
+        <w:rPr>
+          <w:rFonts w:ascii="宋体" w:eastAsia="宋体" w:hAnsi="宋体" w:cs="宋体" w:hint="eastAsia"/>
+          <w:lang w:eastAsia="zh-CN"/>
+        </w:rPr>
+        <w:t>电子域矩阵</w:t>
+      </w:r>
+      <w:r>
+        <w:t>-</w:t>
+      </w:r>
+      <w:r>
+        <w:rPr>
+          <w:rFonts w:ascii="宋体" w:eastAsia="宋体" w:hAnsi="宋体" w:cs="宋体" w:hint="eastAsia"/>
+          <w:lang w:eastAsia="zh-CN"/>
+        </w:rPr>
+        <w:t>向量乘，与光子</w:t>
+      </w:r>
+      <w:r>
+        <w:t xml:space="preserve"> MZI mesh</w:t>
+      </w:r>
+      <w:r>
+        <w:rPr>
+          <w:rFonts w:ascii="宋体" w:eastAsia="宋体" w:hAnsi="宋体" w:cs="宋体" w:hint="eastAsia"/>
+          <w:lang w:eastAsia="zh-CN"/>
+        </w:rPr>
+        <w:t>、商业模拟</w:t>
+      </w:r>
+      <w:r>
+        <w:t xml:space="preserve"> AI </w:t>
+      </w:r>
+      <w:r>
+        <w:rPr>
+          <w:rFonts w:ascii="宋体" w:eastAsia="宋体" w:hAnsi="宋体" w:cs="宋体" w:hint="eastAsia"/>
+          <w:lang w:eastAsia="zh-CN"/>
+        </w:rPr>
+        <w:t>加速器同族。</w:t>
+      </w:r>
+    </w:p>
+    <w:p>
+      <w:pPr>
+        <w:pStyle w:val="ListBullet"/>
+        <w:spacing w:after="72"/>
+      </w:pPr>
+      <w:r>
+        <w:rPr>
+          <w:rFonts w:ascii="宋体" w:eastAsia="宋体" w:hAnsi="宋体" w:cs="宋体" w:hint="eastAsia"/>
+          <w:b/>
+          <w:lang w:eastAsia="zh-CN"/>
+        </w:rPr>
+        <w:t>方法学独立</w:t>
+      </w:r>
+      <w:r>
+        <w:rPr>
+          <w:rFonts w:ascii="宋体" w:eastAsia="宋体" w:hAnsi="宋体" w:cs="宋体" w:hint="eastAsia"/>
+          <w:lang w:eastAsia="zh-CN"/>
+        </w:rPr>
+        <w:t>：判决全为死标量比对（闭式物理律</w:t>
+      </w:r>
+      <w:r>
+        <w:t xml:space="preserve"> golden</w:t>
+      </w:r>
+      <w:r>
+        <w:rPr>
+          <w:rFonts w:ascii="宋体" w:eastAsia="宋体" w:hAnsi="宋体" w:cs="宋体" w:hint="eastAsia"/>
+          <w:lang w:eastAsia="zh-CN"/>
+        </w:rPr>
+        <w:t>），</w:t>
+      </w:r>
+      <w:r>
+        <w:t xml:space="preserve">LLM </w:t>
+      </w:r>
+      <w:r>
+        <w:rPr>
+          <w:rFonts w:ascii="宋体" w:eastAsia="宋体" w:hAnsi="宋体" w:cs="宋体" w:hint="eastAsia"/>
+          <w:lang w:eastAsia="zh-CN"/>
+        </w:rPr>
+        <w:t>不进判决路径，零外部</w:t>
+      </w:r>
+      <w:r>
+        <w:t xml:space="preserve"> SPICE / </w:t>
+      </w:r>
+      <w:r>
+        <w:rPr>
+          <w:rFonts w:ascii="宋体" w:eastAsia="宋体" w:hAnsi="宋体" w:cs="宋体" w:hint="eastAsia"/>
+          <w:lang w:eastAsia="zh-CN"/>
+        </w:rPr>
+        <w:t>商业</w:t>
+      </w:r>
+      <w:r>
+        <w:t xml:space="preserve"> EDA </w:t>
+      </w:r>
+      <w:r>
+        <w:rPr>
+          <w:rFonts w:ascii="宋体" w:eastAsia="宋体" w:hAnsi="宋体" w:cs="宋体" w:hint="eastAsia"/>
+          <w:lang w:eastAsia="zh-CN"/>
+        </w:rPr>
+        <w:t>引擎。</w:t>
+      </w:r>
+    </w:p>
+    <w:p>
+      <w:pPr>
+        <w:pStyle w:val="ListBullet"/>
+        <w:spacing w:after="72"/>
+      </w:pPr>
+      <w:r>
+        <w:rPr>
+          <w:rFonts w:ascii="宋体" w:eastAsia="宋体" w:hAnsi="宋体" w:cs="宋体" w:hint="eastAsia"/>
+          <w:b/>
+          <w:lang w:eastAsia="zh-CN"/>
+        </w:rPr>
+        <w:t>带符号权重</w:t>
+      </w:r>
+      <w:r>
+        <w:rPr>
+          <w:rFonts w:ascii="宋体" w:eastAsia="宋体" w:hAnsi="宋体" w:cs="宋体" w:hint="eastAsia"/>
+          <w:lang w:eastAsia="zh-CN"/>
+        </w:rPr>
+        <w:t>：参考列法（</w:t>
+      </w:r>
+      <w:r>
+        <w:rPr>
+          <w:rFonts w:ascii="Courier" w:hAnsi="Courier"/>
+        </w:rPr>
+        <w:t>g_ij = g_base + s·W_ij</w:t>
+      </w:r>
+      <w:r>
+        <w:rPr>
+          <w:rFonts w:ascii="宋体" w:eastAsia="宋体" w:hAnsi="宋体" w:cs="宋体" w:hint="eastAsia"/>
+          <w:lang w:eastAsia="zh-CN"/>
+        </w:rPr>
+        <w:t>，数据列减参考列）。</w:t>
+      </w:r>
+    </w:p>
+    <w:p>
+      <w:pPr>
+        <w:pStyle w:val="ListBullet"/>
+        <w:spacing w:after="72"/>
+      </w:pPr>
+      <w:r>
+        <w:rPr>
+          <w:rFonts w:ascii="宋体" w:eastAsia="宋体" w:hAnsi="宋体" w:cs="宋体" w:hint="eastAsia"/>
+          <w:b/>
+          <w:lang w:eastAsia="zh-CN"/>
+        </w:rPr>
+        <w:t>器件级内核验证（E11-c）</w:t>
+      </w:r>
+      <w:r>
+        <w:rPr>
+          <w:rFonts w:ascii="宋体" w:eastAsia="宋体" w:hAnsi="宋体" w:cs="宋体" w:hint="eastAsia"/>
+          <w:lang w:eastAsia="zh-CN"/>
+        </w:rPr>
+        <w:t>：新增</w:t>
+      </w:r>
+      <w:r>
+        <w:t xml:space="preserve"> MOSCAP 1D </w:t>
+      </w:r>
+      <w:r>
+        <w:rPr>
+          <w:rFonts w:ascii="宋体" w:eastAsia="宋体" w:hAnsi="宋体" w:cs="宋体" w:hint="eastAsia"/>
+          <w:lang w:eastAsia="zh-CN"/>
+        </w:rPr>
+        <w:t>自洽泊松，使本包首次拥有「教科书闭式</w:t>
+      </w:r>
+      <w:r>
+        <w:t xml:space="preserve"> ⟷ </w:t>
+      </w:r>
+      <w:r>
+        <w:rPr>
+          <w:rFonts w:ascii="宋体" w:eastAsia="宋体" w:hAnsi="宋体" w:cs="宋体" w:hint="eastAsia"/>
+          <w:lang w:eastAsia="zh-CN"/>
+        </w:rPr>
+        <w:t>器件级</w:t>
+      </w:r>
+      <w:r>
+        <w:t xml:space="preserve"> PDE</w:t>
+      </w:r>
+      <w:r>
+        <w:rPr>
+          <w:rFonts w:ascii="宋体" w:eastAsia="宋体" w:hAnsi="宋体" w:cs="宋体" w:hint="eastAsia"/>
+          <w:lang w:eastAsia="zh-CN"/>
+        </w:rPr>
+        <w:t>」这条独立交叉验证路径（</w:t>
+      </w:r>
+      <w:r>
+        <w:t xml:space="preserve">V_th </w:t>
+      </w:r>
+      <w:r>
+        <w:rPr>
+          <w:rFonts w:ascii="宋体" w:eastAsia="宋体" w:hAnsi="宋体" w:cs="宋体" w:hint="eastAsia"/>
+          <w:lang w:eastAsia="zh-CN"/>
+        </w:rPr>
+        <w:t>一致到</w:t>
+      </w:r>
+      <w:r>
+        <w:t xml:space="preserve"> 2e-4%</w:t>
+      </w:r>
+      <w:r>
+        <w:rPr>
+          <w:rFonts w:ascii="宋体" w:eastAsia="宋体" w:hAnsi="宋体" w:cs="宋体" w:hint="eastAsia"/>
+          <w:lang w:eastAsia="zh-CN"/>
+        </w:rPr>
+        <w:t>）；此前器件模型只与</w:t>
+      </w:r>
+      <w:r>
+        <w:rPr>
+          <w:rFonts w:ascii="宋体" w:eastAsia="宋体" w:hAnsi="宋体" w:cs="宋体" w:hint="eastAsia"/>
+          <w:b/>
+          <w:lang w:eastAsia="zh-CN"/>
+        </w:rPr>
+        <w:t>自身闭式</w:t>
+      </w:r>
+      <w:r>
+        <w:rPr>
+          <w:rFonts w:ascii="宋体" w:eastAsia="宋体" w:hAnsi="宋体" w:cs="宋体" w:hint="eastAsia"/>
+          <w:lang w:eastAsia="zh-CN"/>
+        </w:rPr>
+        <w:t>自洽。</w:t>
+      </w:r>
+    </w:p>
+    <w:p>
+      <w:pPr>
+        <w:pStyle w:val="ListBullet"/>
+        <w:spacing w:after="72"/>
+      </w:pPr>
+      <w:r>
+        <w:rPr>
+          <w:rFonts w:ascii="宋体" w:eastAsia="宋体" w:hAnsi="宋体" w:cs="宋体" w:hint="eastAsia"/>
+          <w:b/>
+          <w:lang w:eastAsia="zh-CN"/>
+        </w:rPr>
+        <w:t>失效边界（E11-d）</w:t>
+      </w:r>
+      <w:r>
+        <w:rPr>
+          <w:rFonts w:ascii="宋体" w:eastAsia="宋体" w:hAnsi="宋体" w:cs="宋体" w:hint="eastAsia"/>
+          <w:lang w:eastAsia="zh-CN"/>
+        </w:rPr>
+        <w:t>：数值窗口（随网格变）与物理窗口（</w:t>
+      </w:r>
+      <w:r>
+        <w:rPr>
+          <w:rFonts w:ascii="宋体" w:eastAsia="宋体" w:hAnsi="宋体" w:cs="宋体" w:hint="eastAsia"/>
+          <w:b/>
+          <w:lang w:eastAsia="zh-CN"/>
+        </w:rPr>
+        <w:t>与网格无关</w:t>
+      </w:r>
+      <w:r>
+        <w:rPr>
+          <w:rFonts w:ascii="宋体" w:eastAsia="宋体" w:hAnsi="宋体" w:cs="宋体" w:hint="eastAsia"/>
+          <w:lang w:eastAsia="zh-CN"/>
+        </w:rPr>
+        <w:t>）严格分离</w:t>
+      </w:r>
+      <w:r>
+        <w:t xml:space="preserve"> ⇒ </w:t>
+      </w:r>
+      <w:r>
+        <w:rPr>
+          <w:rFonts w:ascii="宋体" w:eastAsia="宋体" w:hAnsi="宋体" w:cs="宋体" w:hint="eastAsia"/>
+          <w:lang w:eastAsia="zh-CN"/>
+        </w:rPr>
+        <w:t>半宽比</w:t>
+      </w:r>
+      <w:r>
+        <w:t xml:space="preserve"> </w:t>
+      </w:r>
+      <w:r>
+        <w:rPr>
+          <w:b/>
+        </w:rPr>
+        <w:t>0.835</w:t>
+      </w:r>
+      <w:r>
+        <w:t xml:space="preserve"> ⇒ </w:t>
+      </w:r>
+      <w:r>
+        <w:rPr>
+          <w:rFonts w:ascii="宋体" w:eastAsia="宋体" w:hAnsi="宋体" w:cs="宋体" w:hint="eastAsia"/>
+          <w:b/>
+          <w:lang w:eastAsia="zh-CN"/>
+        </w:rPr>
+        <w:t>物理模型先失效、数值后崩</w:t>
+      </w:r>
+      <w:r>
+        <w:rPr>
+          <w:rFonts w:ascii="宋体" w:eastAsia="宋体" w:hAnsi="宋体" w:cs="宋体" w:hint="eastAsia"/>
+          <w:lang w:eastAsia="zh-CN"/>
+        </w:rPr>
+        <w:t>；文献缺口量化：</w:t>
+      </w:r>
+      <w:r>
+        <w:t xml:space="preserve">L=65 nm </w:t>
+      </w:r>
+      <w:r>
+        <w:rPr>
+          <w:rFonts w:ascii="宋体" w:eastAsia="宋体" w:hAnsi="宋体" w:cs="宋体" w:hint="eastAsia"/>
+          <w:lang w:eastAsia="zh-CN"/>
+        </w:rPr>
+        <w:t>时</w:t>
+      </w:r>
+      <w:r>
+        <w:t xml:space="preserve"> roll-off </w:t>
+      </w:r>
+      <w:r>
+        <w:rPr>
+          <w:rFonts w:ascii="宋体" w:eastAsia="宋体" w:hAnsi="宋体" w:cs="宋体" w:hint="eastAsia"/>
+          <w:lang w:eastAsia="zh-CN"/>
+        </w:rPr>
+        <w:t>占</w:t>
+      </w:r>
+      <w:r>
+        <w:t xml:space="preserve"> V_th 37.9%</w:t>
+      </w:r>
+      <w:r>
+        <w:rPr>
+          <w:rFonts w:ascii="宋体" w:eastAsia="宋体" w:hAnsi="宋体" w:cs="宋体" w:hint="eastAsia"/>
+          <w:lang w:eastAsia="zh-CN"/>
+        </w:rPr>
+        <w:t>（</w:t>
+      </w:r>
+      <w:r>
+        <w:rPr>
+          <w:rFonts w:ascii="宋体" w:eastAsia="宋体" w:hAnsi="宋体" w:cs="宋体" w:hint="eastAsia"/>
+          <w:b/>
+          <w:lang w:eastAsia="zh-CN"/>
+        </w:rPr>
+        <w:t>非 LDA 计算结果</w:t>
+      </w:r>
+      <w:r>
+        <w:rPr>
+          <w:rFonts w:ascii="宋体" w:eastAsia="宋体" w:hAnsi="宋体" w:cs="宋体" w:hint="eastAsia"/>
+          <w:lang w:eastAsia="zh-CN"/>
+        </w:rPr>
+        <w:t>）。</w:t>
+      </w:r>
+    </w:p>
+    <w:p>
+      <w:pPr>
+        <w:pStyle w:val="ListBullet"/>
+        <w:spacing w:after="72"/>
+      </w:pPr>
+      <w:r>
+        <w:rPr>
+          <w:rFonts w:ascii="宋体" w:eastAsia="宋体" w:hAnsi="宋体" w:cs="宋体" w:hint="eastAsia"/>
+          <w:b/>
+          <w:lang w:eastAsia="zh-CN"/>
+        </w:rPr>
+        <w:t>短沟道效应由 2D 解自然涌现（E12）</w:t>
+      </w:r>
+      <w:r>
+        <w:rPr>
+          <w:rFonts w:ascii="宋体" w:eastAsia="宋体" w:hAnsi="宋体" w:cs="宋体" w:hint="eastAsia"/>
+          <w:lang w:eastAsia="zh-CN"/>
+        </w:rPr>
+        <w:t>：</w:t>
+      </w:r>
+      <w:r>
+        <w:t xml:space="preserve">E11-d </w:t>
+      </w:r>
+      <w:r>
+        <w:rPr>
+          <w:rFonts w:ascii="宋体" w:eastAsia="宋体" w:hAnsi="宋体" w:cs="宋体" w:hint="eastAsia"/>
+          <w:lang w:eastAsia="zh-CN"/>
+        </w:rPr>
+        <w:t>曾登记「平台算不了」；</w:t>
+      </w:r>
+      <w:r>
+        <w:t xml:space="preserve">E12 </w:t>
+      </w:r>
+      <w:r>
+        <w:rPr>
+          <w:rFonts w:ascii="宋体" w:eastAsia="宋体" w:hAnsi="宋体" w:cs="宋体" w:hint="eastAsia"/>
+          <w:lang w:eastAsia="zh-CN"/>
+        </w:rPr>
+        <w:t>补上四端</w:t>
+      </w:r>
+      <w:r>
+        <w:t xml:space="preserve"> 2D </w:t>
+      </w:r>
+      <w:r>
+        <w:rPr>
+          <w:rFonts w:ascii="宋体" w:eastAsia="宋体" w:hAnsi="宋体" w:cs="宋体" w:hint="eastAsia"/>
+          <w:lang w:eastAsia="zh-CN"/>
+        </w:rPr>
+        <w:t>自洽泊松后，</w:t>
+      </w:r>
+      <w:r>
+        <w:t xml:space="preserve">roll-off / DIBL </w:t>
+      </w:r>
+      <w:r>
+        <w:rPr>
+          <w:rFonts w:ascii="宋体" w:eastAsia="宋体" w:hAnsi="宋体" w:cs="宋体" w:hint="eastAsia"/>
+          <w:lang w:eastAsia="zh-CN"/>
+        </w:rPr>
+        <w:t>不再靠文献式代入</w:t>
+      </w:r>
+      <w:r>
+        <w:t>——</w:t>
+      </w:r>
+      <w:r>
+        <w:rPr>
+          <w:rFonts w:ascii="宋体" w:eastAsia="宋体" w:hAnsi="宋体" w:cs="宋体" w:hint="eastAsia"/>
+          <w:b/>
+          <w:lang w:eastAsia="zh-CN"/>
+        </w:rPr>
+        <w:t>DIBL 153.6 mV/V 且满足 ln(DIBL)–L 指数衰减律（R² 0.9986 · ℓ_eff 68.9 nm）</w:t>
+      </w:r>
+      <w:r>
+        <w:rPr>
+          <w:rFonts w:ascii="宋体" w:eastAsia="宋体" w:hAnsi="宋体" w:cs="宋体" w:hint="eastAsia"/>
+          <w:lang w:eastAsia="zh-CN"/>
+        </w:rPr>
+        <w:t>，这是该能力「真做出来了」的决定性证据。</w:t>
+      </w:r>
+    </w:p>
+    <w:p>
+      <w:pPr>
+        <w:pStyle w:val="ListBullet"/>
+        <w:spacing w:after="72"/>
+      </w:pPr>
+      <w:r>
+        <w:rPr>
+          <w:rFonts w:ascii="宋体" w:eastAsia="宋体" w:hAnsi="宋体" w:cs="宋体" w:hint="eastAsia"/>
+          <w:b/>
+          <w:lang w:eastAsia="zh-CN"/>
+        </w:rPr>
+        <w:t>亚阈值摆幅：60 mV/dec 是硬下限，不是目标（E13）</w:t>
+      </w:r>
+      <w:r>
+        <w:rPr>
+          <w:rFonts w:ascii="宋体" w:eastAsia="宋体" w:hAnsi="宋体" w:cs="宋体" w:hint="eastAsia"/>
+          <w:lang w:eastAsia="zh-CN"/>
+        </w:rPr>
+        <w:t>：</w:t>
+      </w:r>
+      <w:r>
+        <w:t xml:space="preserve">E12 </w:t>
+      </w:r>
+      <w:r>
+        <w:rPr>
+          <w:rFonts w:ascii="宋体" w:eastAsia="宋体" w:hAnsi="宋体" w:cs="宋体" w:hint="eastAsia"/>
+          <w:lang w:eastAsia="zh-CN"/>
+        </w:rPr>
+        <w:t>的「不产</w:t>
+      </w:r>
+      <w:r>
+        <w:t xml:space="preserve"> I-V</w:t>
+      </w:r>
+      <w:r>
+        <w:rPr>
+          <w:rFonts w:ascii="宋体" w:eastAsia="宋体" w:hAnsi="宋体" w:cs="宋体" w:hint="eastAsia"/>
+          <w:lang w:eastAsia="zh-CN"/>
+        </w:rPr>
+        <w:t>」缺口由</w:t>
+      </w:r>
+      <w:r>
+        <w:t xml:space="preserve"> E13 </w:t>
+      </w:r>
+      <w:r>
+        <w:rPr>
+          <w:rFonts w:ascii="宋体" w:eastAsia="宋体" w:hAnsi="宋体" w:cs="宋体" w:hint="eastAsia"/>
+          <w:lang w:eastAsia="zh-CN"/>
+        </w:rPr>
+        <w:t>的稳态漂移扩散输运关掉。</w:t>
+      </w:r>
+      <w:r>
+        <w:rPr>
+          <w:rFonts w:ascii="宋体" w:eastAsia="宋体" w:hAnsi="宋体" w:cs="宋体" w:hint="eastAsia"/>
+          <w:b/>
+          <w:lang w:eastAsia="zh-CN"/>
+        </w:rPr>
+        <w:t>「SS → 60」是错的目标</w:t>
+      </w:r>
+      <w:r>
+        <w:t xml:space="preserve"> —— </w:t>
+      </w:r>
+      <w:r>
+        <w:rPr>
+          <w:rFonts w:ascii="宋体" w:eastAsia="宋体" w:hAnsi="宋体" w:cs="宋体" w:hint="eastAsia"/>
+          <w:lang w:eastAsia="zh-CN"/>
+        </w:rPr>
+        <w:t>体硅器件因体效应收敛到</w:t>
+      </w:r>
+      <w:r>
+        <w:t xml:space="preserve"> </w:t>
+      </w:r>
+      <w:r>
+        <w:rPr>
+          <w:rFonts w:ascii="Courier" w:hAnsi="Courier"/>
+        </w:rPr>
+        <w:t>60·(1+Cd/Cox)</w:t>
+      </w:r>
+      <w:r>
+        <w:t xml:space="preserve"> </w:t>
+      </w:r>
+      <w:r>
+        <w:rPr>
+          <w:rFonts w:ascii="宋体" w:eastAsia="宋体" w:hAnsi="宋体" w:cs="宋体" w:hint="eastAsia"/>
+          <w:lang w:eastAsia="zh-CN"/>
+        </w:rPr>
+        <w:t>的平台（本例</w:t>
+      </w:r>
+      <w:r>
+        <w:t xml:space="preserve"> ≈ </w:t>
+      </w:r>
+      <w:r>
+        <w:rPr>
+          <w:b/>
+        </w:rPr>
+        <w:t>66.4</w:t>
+      </w:r>
+      <w:r>
+        <w:rPr>
+          <w:rFonts w:ascii="宋体" w:eastAsia="宋体" w:hAnsi="宋体" w:cs="宋体" w:hint="eastAsia"/>
+          <w:lang w:eastAsia="zh-CN"/>
+        </w:rPr>
+        <w:t>）</w:t>
+      </w:r>
+      <w:r>
+        <w:t xml:space="preserve">⇒ 60 </w:t>
+      </w:r>
+      <w:r>
+        <w:rPr>
+          <w:rFonts w:ascii="宋体" w:eastAsia="宋体" w:hAnsi="宋体" w:cs="宋体" w:hint="eastAsia"/>
+          <w:lang w:eastAsia="zh-CN"/>
+        </w:rPr>
+        <w:t>的角色是</w:t>
+      </w:r>
+      <w:r>
+        <w:rPr>
+          <w:rFonts w:ascii="宋体" w:eastAsia="宋体" w:hAnsi="宋体" w:cs="宋体" w:hint="eastAsia"/>
+          <w:b/>
+          <w:lang w:eastAsia="zh-CN"/>
+        </w:rPr>
+        <w:t>物理定律硬下限（不等式）</w:t>
+      </w:r>
+      <w:r>
+        <w:rPr>
+          <w:rFonts w:ascii="宋体" w:eastAsia="宋体" w:hAnsi="宋体" w:cs="宋体" w:hint="eastAsia"/>
+          <w:lang w:eastAsia="zh-CN"/>
+        </w:rPr>
+        <w:t>，不是渐近目标。实测长沟道</w:t>
+      </w:r>
+      <w:r>
+        <w:t xml:space="preserve"> 2D </w:t>
+      </w:r>
+      <w:r>
+        <w:rPr>
+          <w:b/>
+        </w:rPr>
+        <w:t>68.08</w:t>
+      </w:r>
+      <w:r>
+        <w:t xml:space="preserve"> ⟷ </w:t>
+      </w:r>
+      <w:r>
+        <w:rPr>
+          <w:rFonts w:ascii="宋体" w:eastAsia="宋体" w:hAnsi="宋体" w:cs="宋体" w:hint="eastAsia"/>
+          <w:lang w:eastAsia="zh-CN"/>
+        </w:rPr>
+        <w:t>闭式</w:t>
+      </w:r>
+      <w:r>
+        <w:t xml:space="preserve"> </w:t>
+      </w:r>
+      <w:r>
+        <w:rPr>
+          <w:b/>
+        </w:rPr>
+        <w:t>66.41</w:t>
+      </w:r>
+      <w:r>
+        <w:rPr>
+          <w:rFonts w:ascii="宋体" w:eastAsia="宋体" w:hAnsi="宋体" w:cs="宋体" w:hint="eastAsia"/>
+          <w:lang w:eastAsia="zh-CN"/>
+        </w:rPr>
+        <w:t>（</w:t>
+      </w:r>
+      <w:r>
+        <w:t>rel 2.52%</w:t>
+      </w:r>
+      <w:r>
+        <w:rPr>
+          <w:rFonts w:ascii="宋体" w:eastAsia="宋体" w:hAnsi="宋体" w:cs="宋体" w:hint="eastAsia"/>
+          <w:lang w:eastAsia="zh-CN"/>
+        </w:rPr>
+        <w:t>）；短沟道退化</w:t>
+      </w:r>
+      <w:r>
+        <w:t xml:space="preserve"> </w:t>
+      </w:r>
+      <w:r>
+        <w:rPr>
+          <w:b/>
+        </w:rPr>
+        <w:t>65 nm → 226.9 mV/dec</w:t>
+      </w:r>
+      <w:r>
+        <w:rPr>
+          <w:rFonts w:ascii="宋体" w:eastAsia="宋体" w:hAnsi="宋体" w:cs="宋体" w:hint="eastAsia"/>
+          <w:lang w:eastAsia="zh-CN"/>
+        </w:rPr>
+        <w:t>（与</w:t>
+      </w:r>
+      <w:r>
+        <w:t xml:space="preserve"> E12 </w:t>
+      </w:r>
+      <w:r>
+        <w:rPr>
+          <w:rFonts w:ascii="宋体" w:eastAsia="宋体" w:hAnsi="宋体" w:cs="宋体" w:hint="eastAsia"/>
+          <w:lang w:eastAsia="zh-CN"/>
+        </w:rPr>
+        <w:t>的</w:t>
+      </w:r>
+      <w:r>
+        <w:t xml:space="preserve"> roll-off / DIBL </w:t>
+      </w:r>
+      <w:r>
+        <w:rPr>
+          <w:rFonts w:ascii="宋体" w:eastAsia="宋体" w:hAnsi="宋体" w:cs="宋体" w:hint="eastAsia"/>
+          <w:b/>
+          <w:lang w:eastAsia="zh-CN"/>
+        </w:rPr>
+        <w:t>同向</w:t>
+      </w:r>
+      <w:r>
+        <w:rPr>
+          <w:rFonts w:ascii="宋体" w:eastAsia="宋体" w:hAnsi="宋体" w:cs="宋体" w:hint="eastAsia"/>
+          <w:lang w:eastAsia="zh-CN"/>
+        </w:rPr>
+        <w:t>，两条独立路径互证）。</w:t>
+      </w:r>
+      <w:r>
+        <w:t xml:space="preserve">🔴 </w:t>
+      </w:r>
+      <w:r>
+        <w:rPr>
+          <w:rFonts w:ascii="宋体" w:eastAsia="宋体" w:hAnsi="宋体" w:cs="宋体" w:hint="eastAsia"/>
+          <w:b/>
+          <w:lang w:eastAsia="zh-CN"/>
+        </w:rPr>
+        <w:t>仍是 DD 框架</w:t>
+      </w:r>
+      <w:r>
+        <w:t xml:space="preserve"> ⇒ </w:t>
+      </w:r>
+      <w:r>
+        <w:rPr>
+          <w:rFonts w:ascii="Courier" w:hAnsi="Courier"/>
+        </w:rPr>
+        <w:t>I_on</w:t>
+      </w:r>
+      <w:r>
+        <w:rPr>
+          <w:rFonts w:ascii="宋体" w:eastAsia="宋体" w:hAnsi="宋体" w:cs="宋体" w:hint="eastAsia"/>
+          <w:lang w:eastAsia="zh-CN"/>
+        </w:rPr>
+        <w:t xml:space="preserve"> 绝对值不可当器件性能。</w:t>
+      </w:r>
+    </w:p>
+    <w:p>
+      <w:bookmarkStart w:id="20" w:name="_Toc_section_10"/>
+      <w:bookmarkStart w:id="9" w:name="section-10"/>
+      <w:pPr>
+        <w:pStyle w:val="Heading2"/>
+        <w:spacing w:line="312" w:lineRule="auto" w:before="720" w:after="288"/>
+      </w:pPr>
+      <w:bookmarkEnd w:id="9"/>
+      <w:r>
+        <w:rPr>
+          <w:rFonts w:ascii="宋体" w:hAnsi="宋体" w:eastAsia="宋体" w:cs="宋体" w:hint="eastAsia"/>
+          <w:b/>
+          <w:sz w:val="36"/>
+          <w:lang w:eastAsia="zh-CN"/>
+        </w:rPr>
+        <w:t>十、先进性定位</w:t>
+      </w:r>
+      <w:bookmarkEnd w:id="20"/>
+    </w:p>
+    <w:p>
+      <w:pPr>
+        <w:spacing w:after="192"/>
+      </w:pPr>
+      <w:r>
+        <w:rPr>
+          <w:rFonts w:ascii="宋体" w:eastAsia="宋体" w:hAnsi="宋体" w:cs="宋体" w:hint="eastAsia"/>
+          <w:lang w:eastAsia="zh-CN"/>
+        </w:rPr>
+        <w:t>公开</w:t>
+      </w:r>
+      <w:r>
+        <w:t xml:space="preserve"> landmark </w:t>
+      </w:r>
+      <w:r>
+        <w:rPr>
+          <w:rFonts w:ascii="宋体" w:eastAsia="宋体" w:hAnsi="宋体" w:cs="宋体" w:hint="eastAsia"/>
+          <w:lang w:eastAsia="zh-CN"/>
+        </w:rPr>
+        <w:t>仅作背景坐标，与本案例</w:t>
+      </w:r>
+      <w:r>
+        <w:rPr>
+          <w:rFonts w:ascii="宋体" w:eastAsia="宋体" w:hAnsi="宋体" w:cs="宋体" w:hint="eastAsia"/>
+          <w:b/>
+          <w:lang w:eastAsia="zh-CN"/>
+        </w:rPr>
+        <w:t>不同台比较</w:t>
+      </w:r>
+      <w:r>
+        <w:rPr>
+          <w:rFonts w:ascii="宋体" w:eastAsia="宋体" w:hAnsi="宋体" w:cs="宋体" w:hint="eastAsia"/>
+          <w:lang w:eastAsia="zh-CN"/>
+        </w:rPr>
+        <w:t>。</w:t>
+      </w:r>
+    </w:p>
+    <w:tbl>
+      <w:tblPr>
+        <w:tblW w:type="pct" w:w="5000"/>
+        <w:tblLook w:firstColumn="1" w:firstRow="1" w:lastColumn="0" w:lastRow="0" w:noHBand="0" w:noVBand="1" w:val="04A0"/>
+        <w:tblLayout w:type="autofit"/>
+      </w:tblPr>
+      <w:tblGrid>
+        <w:gridCol w:w="2880"/>
+        <w:gridCol w:w="2880"/>
+        <w:gridCol w:w="2880"/>
+      </w:tblGrid>
+      <w:tr>
+        <w:tc>
+          <w:tcPr>
+            <w:tcW w:type="dxa" w:w="2880"/>
+            <w:vAlign w:val="center"/>
+            <w:tcBorders>
+              <w:top w:val="single" w:sz="6" w:space="0" w:color="CCCCCC"/>
+              <w:bottom w:val="single" w:sz="6" w:space="0" w:color="CCCCCC"/>
+              <w:left w:val="single" w:sz="6" w:space="0" w:color="CCCCCC"/>
+              <w:right w:val="single" w:sz="6" w:space="0" w:color="CCCCCC"/>
+            </w:tcBorders>
+            <w:shd w:val="clear" w:color="auto" w:fill="F5F7FA"/>
+            <w:tcMar>
+              <w:top w:w="96" w:type="dxa"/>
+              <w:bottom w:w="96" w:type="dxa"/>
+              <w:left w:w="144" w:type="dxa"/>
+              <w:right w:w="144" w:type="dxa"/>
+            </w:tcMar>
+          </w:tcPr>
+          <w:p>
+            <w:pPr>
+              <w:jc w:val="left"/>
+              <w:spacing w:line="240" w:lineRule="auto" w:before="50" w:after="50"/>
+            </w:pPr>
+            <w:r>
+              <w:rPr>
+                <w:rFonts w:ascii="黑体" w:hAnsi="黑体" w:eastAsia="黑体" w:hint="eastAsia"/>
+                <w:b/>
+                <w:sz w:val="20"/>
+              </w:rPr>
               <w:t>维度</w:t>
             </w:r>
           </w:p>
@@ -16115,7 +19211,7 @@
                 <w:b/>
                 <w:sz w:val="20"/>
               </w:rPr>
-              <w:t>G-K 2D MOS 为准平衡静电求解 ⇒ 不产 I-V</w:t>
+              <w:t>G-K 2D MOS 原不产 I-V（E12 测绘）→ 已由 E13 闭合（历史项 · 保留可追溯）</w:t>
             </w:r>
             <w:r>
               <w:rPr>
@@ -16125,6 +19221,30 @@
             </w:r>
             <w:r>
               <w:rPr>
+                <w:sz w:val="20"/>
+              </w:rPr>
+              <w:t xml:space="preserve">E12 </w:t>
+            </w:r>
+            <w:r>
+              <w:rPr>
+                <w:sz w:val="20"/>
+              </w:rPr>
+              <w:t>的</w:t>
+            </w:r>
+            <w:r>
+              <w:rPr>
+                <w:sz w:val="20"/>
+              </w:rPr>
+              <w:t xml:space="preserve"> 2D </w:t>
+            </w:r>
+            <w:r>
+              <w:rPr>
+                <w:sz w:val="20"/>
+              </w:rPr>
+              <w:t>求解器</w:t>
+            </w:r>
+            <w:r>
+              <w:rPr>
                 <w:b/>
                 <w:sz w:val="20"/>
               </w:rPr>
@@ -16140,7 +19260,7 @@
               <w:rPr>
                 <w:sz w:val="20"/>
               </w:rPr>
-              <w:t>无</w:t>
+              <w:t>当时无</w:t>
             </w:r>
             <w:r>
               <w:rPr>
@@ -16152,32 +19272,158 @@
               <w:rPr>
                 <w:sz w:val="20"/>
               </w:rPr>
-              <w:t>无亚阈值摆幅（从电流）；「算得了」仅限</w:t>
+              <w:t>无亚阈值摆幅（从电流）。</w:t>
             </w:r>
             <w:r>
               <w:rPr>
                 <w:b/>
                 <w:sz w:val="20"/>
               </w:rPr>
-              <w:t>静电量</w:t>
-            </w:r>
-            <w:r>
-              <w:rPr>
-                <w:sz w:val="20"/>
-              </w:rPr>
-              <w:t>（</w:t>
-            </w:r>
-            <w:r>
-              <w:rPr>
-                <w:sz w:val="20"/>
-              </w:rPr>
-              <w:t xml:space="preserve">roll-off / DIBL / </w:t>
-            </w:r>
-            <w:r>
-              <w:rPr>
-                <w:sz w:val="20"/>
-              </w:rPr>
-              <w:t>自然长度）。结构无</w:t>
+              <w:t>E13 已补上该能力</w:t>
+            </w:r>
+            <w:r>
+              <w:rPr>
+                <w:sz w:val="20"/>
+              </w:rPr>
+              <w:t>（稳态漂移扩散）</w:t>
+            </w:r>
+            <w:r>
+              <w:rPr>
+                <w:sz w:val="20"/>
+              </w:rPr>
+              <w:t xml:space="preserve">⇒ </w:t>
+            </w:r>
+            <w:r>
+              <w:rPr>
+                <w:sz w:val="20"/>
+              </w:rPr>
+              <w:t>本项</w:t>
+            </w:r>
+            <w:r>
+              <w:rPr>
+                <w:b/>
+                <w:sz w:val="20"/>
+              </w:rPr>
+              <w:t>不代表当前能力状态</w:t>
+            </w:r>
+            <w:r>
+              <w:rPr>
+                <w:sz w:val="20"/>
+              </w:rPr>
+              <w:t>。</w:t>
+            </w:r>
+            <w:r>
+              <w:rPr>
+                <w:sz w:val="20"/>
+              </w:rPr>
+              <w:t xml:space="preserve"> </w:t>
+            </w:r>
+          </w:p>
+          <w:p>
+            <w:pPr>
+              <w:spacing w:line="240" w:lineRule="auto" w:before="50" w:after="50"/>
+            </w:pPr>
+            <w:r>
+              <w:rPr>
+                <w:b/>
+                <w:sz w:val="20"/>
+              </w:rPr>
+              <w:t>G-L 漂移扩散（DD）框架的内在边界（E13 新增能力的内在边界）</w:t>
+            </w:r>
+            <w:r>
+              <w:rPr>
+                <w:sz w:val="20"/>
+              </w:rPr>
+              <w:t>：</w:t>
+            </w:r>
+            <w:r>
+              <w:rPr>
+                <w:b/>
+                <w:sz w:val="20"/>
+              </w:rPr>
+              <w:t>仍不含量子修正 / 速度饱和 / 带间与栅隧穿 / 弹道输运</w:t>
+            </w:r>
+            <w:r>
+              <w:rPr>
+                <w:sz w:val="20"/>
+              </w:rPr>
+              <w:t>；</w:t>
+            </w:r>
+            <w:r>
+              <w:rPr>
+                <w:b/>
+                <w:sz w:val="20"/>
+              </w:rPr>
+              <w:t>迁移率为常数</w:t>
+            </w:r>
+            <w:r>
+              <w:rPr>
+                <w:sz w:val="20"/>
+              </w:rPr>
+              <w:t xml:space="preserve"> ⇒ </w:t>
+            </w:r>
+            <w:r>
+              <w:rPr>
+                <w:rFonts w:ascii="Courier" w:hAnsi="Courier"/>
+                <w:sz w:val="20"/>
+              </w:rPr>
+              <w:t>I_on</w:t>
+            </w:r>
+            <w:r>
+              <w:rPr>
+                <w:sz w:val="20"/>
+              </w:rPr>
+              <w:t xml:space="preserve"> 绝对值</w:t>
+            </w:r>
+            <w:r>
+              <w:rPr>
+                <w:b/>
+                <w:sz w:val="20"/>
+              </w:rPr>
+              <w:t>不可当器件性能</w:t>
+            </w:r>
+            <w:r>
+              <w:rPr>
+                <w:sz w:val="20"/>
+              </w:rPr>
+              <w:t>（但</w:t>
+            </w:r>
+            <w:r>
+              <w:rPr>
+                <w:b/>
+                <w:sz w:val="20"/>
+              </w:rPr>
+              <w:t>深亚阈值 SS 不受影响</w:t>
+            </w:r>
+            <w:r>
+              <w:rPr>
+                <w:sz w:val="20"/>
+              </w:rPr>
+              <w:t>，代价是</w:t>
+            </w:r>
+            <w:r>
+              <w:rPr>
+                <w:sz w:val="20"/>
+              </w:rPr>
+              <w:t xml:space="preserve"> I_on </w:t>
+            </w:r>
+            <w:r>
+              <w:rPr>
+                <w:sz w:val="20"/>
+              </w:rPr>
+              <w:t>偏高、</w:t>
+            </w:r>
+            <w:r>
+              <w:rPr>
+                <w:sz w:val="20"/>
+              </w:rPr>
+              <w:t xml:space="preserve">I_off </w:t>
+            </w:r>
+            <w:r>
+              <w:rPr>
+                <w:sz w:val="20"/>
+              </w:rPr>
+              <w:t>偏低）；无</w:t>
             </w:r>
             <w:r>
               <w:rPr>
@@ -16189,7 +19435,7 @@
               <w:rPr>
                 <w:sz w:val="20"/>
               </w:rPr>
-              <w:t>应力</w:t>
+              <w:t>应变</w:t>
             </w:r>
             <w:r>
               <w:rPr>
@@ -16201,44 +19447,100 @@
               <w:rPr>
                 <w:sz w:val="20"/>
               </w:rPr>
-              <w:t>量子修正；补</w:t>
-            </w:r>
-            <w:r>
-              <w:rPr>
-                <w:sz w:val="20"/>
-              </w:rPr>
-              <w:t xml:space="preserve"> I–V </w:t>
-            </w:r>
-            <w:r>
-              <w:rPr>
-                <w:sz w:val="20"/>
-              </w:rPr>
-              <w:t>需</w:t>
-            </w:r>
-            <w:r>
-              <w:rPr>
-                <w:sz w:val="20"/>
-              </w:rPr>
-              <w:t xml:space="preserve"> Gummel 2D </w:t>
-            </w:r>
-            <w:r>
-              <w:rPr>
-                <w:sz w:val="20"/>
-              </w:rPr>
-              <w:t>输运（</w:t>
+              <w:t>栅重叠；固定</w:t>
+            </w:r>
+            <w:r>
+              <w:rPr>
+                <w:sz w:val="20"/>
+              </w:rPr>
+              <w:t xml:space="preserve"> 300 K</w:t>
+            </w:r>
+            <w:r>
+              <w:rPr>
+                <w:sz w:val="20"/>
+              </w:rPr>
+              <w:t>、只做</w:t>
+            </w:r>
+            <w:r>
+              <w:rPr>
+                <w:sz w:val="20"/>
+              </w:rPr>
+              <w:t xml:space="preserve"> DC</w:t>
+            </w:r>
+            <w:r>
+              <w:rPr>
+                <w:sz w:val="20"/>
+              </w:rPr>
+              <w:t>；参数为公开典型量级占位（</w:t>
             </w:r>
             <w:r>
               <w:rPr>
                 <w:b/>
                 <w:sz w:val="20"/>
               </w:rPr>
-              <w:t>E13 候选</w:t>
-            </w:r>
-            <w:r>
-              <w:rPr>
-                <w:sz w:val="20"/>
-              </w:rPr>
-              <w:t>）；工艺角</w:t>
+              <w:t>非 PDK</w:t>
+            </w:r>
+            <w:r>
+              <w:rPr>
+                <w:sz w:val="20"/>
+              </w:rPr>
+              <w:t>）；</w:t>
+            </w:r>
+            <w:r>
+              <w:rPr>
+                <w:sz w:val="20"/>
+              </w:rPr>
+              <w:t xml:space="preserve">2D </w:t>
+            </w:r>
+            <w:r>
+              <w:rPr>
+                <w:sz w:val="20"/>
+              </w:rPr>
+              <w:t>仿真</w:t>
+            </w:r>
+            <w:r>
+              <w:rPr>
+                <w:sz w:val="20"/>
+              </w:rPr>
+              <w:t xml:space="preserve"> = </w:t>
+            </w:r>
+            <w:r>
+              <w:rPr>
+                <w:b/>
+                <w:sz w:val="20"/>
+              </w:rPr>
+              <w:t>每单位宽度电流（A/m）</w:t>
+            </w:r>
+            <w:r>
+              <w:rPr>
+                <w:sz w:val="20"/>
+              </w:rPr>
+              <w:t>；</w:t>
+            </w:r>
+            <w:r>
+              <w:rPr>
+                <w:b/>
+                <w:sz w:val="20"/>
+              </w:rPr>
+              <w:t>EAR 744.23</w:t>
+            </w:r>
+            <w:r>
+              <w:rPr>
+                <w:sz w:val="20"/>
+              </w:rPr>
+              <w:t>（成熟节点</w:t>
+            </w:r>
+            <w:r>
+              <w:rPr>
+                <w:sz w:val="20"/>
+              </w:rPr>
+              <w:t xml:space="preserve"> / </w:t>
+            </w:r>
+            <w:r>
+              <w:rPr>
+                <w:sz w:val="20"/>
+              </w:rPr>
+              <w:t>非先进用途）；工艺角</w:t>
             </w:r>
             <w:r>
               <w:rPr>
@@ -16439,7 +19741,7 @@
         <w:rPr>
           <w:sz w:val="20"/>
         </w:rPr>
-        <w:t xml:space="preserve"> E1–E12</w:t>
+        <w:t xml:space="preserve"> E1–E13</w:t>
       </w:r>
       <w:r>
         <w:rPr>
@@ -16453,7 +19755,7 @@
         <w:rPr>
           <w:sz w:val="20"/>
         </w:rPr>
-        <w:t>D-150…D-168</w:t>
+        <w:t>D-150…D-172</w:t>
       </w:r>
       <w:r>
         <w:rPr>
@@ -16572,6 +19874,19 @@
       </w:r>
       <w:r>
         <w:rPr>
+          <w:sz w:val="20"/>
+        </w:rPr>
+        <w:t xml:space="preserve"> · </w:t>
+      </w:r>
+      <w:r>
+        <w:rPr>
+          <w:rFonts w:ascii="Courier" w:hAnsi="Courier"/>
+          <w:sz w:val="20"/>
+        </w:rPr>
+        <w:t>docs/ecore_e13_transport_preview.html</w:t>
+      </w:r>
+      <w:r>
+        <w:rPr>
           <w:rFonts w:ascii="宋体" w:eastAsia="宋体" w:hAnsi="宋体" w:cs="宋体" w:hint="eastAsia"/>
           <w:sz w:val="20"/>
           <w:lang w:eastAsia="zh-CN"/>
@@ -16613,6 +19928,20 @@
           <w:lang w:eastAsia="zh-CN"/>
         </w:rPr>
         <w:t>docs/LDA_电子计算征程_E12_2DMOS定稿_2026-10-01.md</w:t>
+      </w:r>
+      <w:r>
+        <w:rPr>
+          <w:sz w:val="20"/>
+        </w:rPr>
+        <w:t xml:space="preserve"> · </w:t>
+      </w:r>
+      <w:r>
+        <w:rPr>
+          <w:rFonts w:ascii="宋体" w:hAnsi="宋体" w:eastAsia="宋体" w:cs="宋体" w:hint="eastAsia"/>
+          <w:sz w:val="20"/>
+          <w:lang w:eastAsia="zh-CN"/>
+        </w:rPr>
+        <w:t>docs/LDA_电子计算征程_E13_输运定稿_2026-10-01.md</w:t>
       </w:r>
       <w:r>
         <w:rPr>

--- a/LDA_电子计算芯片_对外一页纸.docx
+++ b/LDA_电子计算芯片_对外一页纸.docx
@@ -416,7 +416,7 @@
             <w:color w:val="000000"/>
             <w:u w:val="none"/>
           </w:rPr>
-          <w:t xml:space="preserve">八、2D MOS 求解器与输运——短沟道效应（E12）+ I–V / 亚阈值摆幅（E13）</w:t>
+          <w:t xml:space="preserve">八、2D MOS 与应用外设——短沟道效应（E12）+ I–V / 亚阈值摆幅（E13）+ 真 DAC / ADC / 行驱动（E14）</w:t>
         </w:r>
       </w:hyperlink>
     </w:p>
@@ -1509,6 +1509,302 @@
           </w:p>
         </w:tc>
       </w:tr>
+      <w:tr>
+        <w:tc>
+          <w:tcPr>
+            <w:tcW w:type="dxa" w:w="2160"/>
+            <w:tcBorders>
+              <w:top w:val="single" w:sz="6" w:space="0" w:color="CCCCCC"/>
+              <w:bottom w:val="single" w:sz="6" w:space="0" w:color="CCCCCC"/>
+              <w:left w:val="single" w:sz="6" w:space="0" w:color="CCCCCC"/>
+              <w:right w:val="single" w:sz="6" w:space="0" w:color="CCCCCC"/>
+            </w:tcBorders>
+            <w:shd w:val="clear" w:color="auto" w:fill="F5F7FA"/>
+            <w:vAlign w:val="center"/>
+            <w:tcMar>
+              <w:top w:w="96" w:type="dxa"/>
+              <w:bottom w:w="96" w:type="dxa"/>
+              <w:left w:w="144" w:type="dxa"/>
+              <w:right w:w="144" w:type="dxa"/>
+            </w:tcMar>
+          </w:tcPr>
+          <w:p>
+            <w:pPr>
+              <w:jc w:val="center"/>
+              <w:spacing w:line="240" w:lineRule="auto" w:before="50" w:after="50"/>
+            </w:pPr>
+            <w:r>
+              <w:rPr>
+                <w:rFonts w:ascii="黑体" w:hAnsi="黑体" w:eastAsia="黑体" w:hint="eastAsia"/>
+                <w:b/>
+                <w:sz w:val="20"/>
+              </w:rPr>
+              <w:t>R-2R DAC</w:t>
+            </w:r>
+            <w:r>
+              <w:rPr>
+                <w:rFonts w:ascii="黑体" w:hAnsi="黑体" w:eastAsia="黑体" w:hint="eastAsia"/>
+                <w:b/>
+                <w:sz w:val="20"/>
+              </w:rPr>
+              <w:t xml:space="preserve"> </w:t>
+            </w:r>
+            <w:r>
+              <w:rPr>
+                <w:rFonts w:ascii="黑体" w:hAnsi="黑体" w:eastAsia="黑体" w:hint="eastAsia"/>
+                <w:b/>
+                <w:sz w:val="20"/>
+              </w:rPr>
+              <w:t>（全码）</w:t>
+            </w:r>
+          </w:p>
+        </w:tc>
+        <w:tc>
+          <w:tcPr>
+            <w:tcW w:type="dxa" w:w="2160"/>
+            <w:tcBorders>
+              <w:top w:val="single" w:sz="6" w:space="0" w:color="CCCCCC"/>
+              <w:bottom w:val="single" w:sz="6" w:space="0" w:color="CCCCCC"/>
+              <w:left w:val="single" w:sz="6" w:space="0" w:color="CCCCCC"/>
+              <w:right w:val="single" w:sz="6" w:space="0" w:color="CCCCCC"/>
+            </w:tcBorders>
+            <w:shd w:val="clear" w:color="auto" w:fill="F5F7FA"/>
+            <w:vAlign w:val="center"/>
+            <w:tcMar>
+              <w:top w:w="96" w:type="dxa"/>
+              <w:bottom w:w="96" w:type="dxa"/>
+              <w:left w:w="144" w:type="dxa"/>
+              <w:right w:w="144" w:type="dxa"/>
+            </w:tcMar>
+          </w:tcPr>
+          <w:p>
+            <w:pPr>
+              <w:jc w:val="center"/>
+              <w:spacing w:line="240" w:lineRule="auto" w:before="50" w:after="50"/>
+            </w:pPr>
+            <w:r>
+              <w:rPr>
+                <w:rFonts w:ascii="黑体" w:hAnsi="黑体" w:eastAsia="黑体" w:hint="eastAsia"/>
+                <w:b/>
+                <w:sz w:val="20"/>
+              </w:rPr>
+              <w:t>SAR + CDAC</w:t>
+            </w:r>
+          </w:p>
+        </w:tc>
+        <w:tc>
+          <w:tcPr>
+            <w:tcW w:type="dxa" w:w="2160"/>
+            <w:tcBorders>
+              <w:top w:val="single" w:sz="6" w:space="0" w:color="CCCCCC"/>
+              <w:bottom w:val="single" w:sz="6" w:space="0" w:color="CCCCCC"/>
+              <w:left w:val="single" w:sz="6" w:space="0" w:color="CCCCCC"/>
+              <w:right w:val="single" w:sz="6" w:space="0" w:color="CCCCCC"/>
+            </w:tcBorders>
+            <w:shd w:val="clear" w:color="auto" w:fill="F5F7FA"/>
+            <w:vAlign w:val="center"/>
+            <w:tcMar>
+              <w:top w:w="96" w:type="dxa"/>
+              <w:bottom w:w="96" w:type="dxa"/>
+              <w:left w:w="144" w:type="dxa"/>
+              <w:right w:w="144" w:type="dxa"/>
+            </w:tcMar>
+          </w:tcPr>
+          <w:p>
+            <w:pPr>
+              <w:jc w:val="center"/>
+              <w:spacing w:line="240" w:lineRule="auto" w:before="50" w:after="50"/>
+            </w:pPr>
+            <w:r>
+              <w:rPr>
+                <w:rFonts w:ascii="黑体" w:hAnsi="黑体" w:eastAsia="黑体" w:hint="eastAsia"/>
+                <w:b/>
+                <w:sz w:val="20"/>
+              </w:rPr>
+              <w:t>行驱动</w:t>
+            </w:r>
+            <w:r>
+              <w:rPr>
+                <w:rFonts w:ascii="黑体" w:hAnsi="黑体" w:eastAsia="黑体" w:hint="eastAsia"/>
+                <w:b/>
+                <w:sz w:val="20"/>
+              </w:rPr>
+              <w:t xml:space="preserve"> </w:t>
+            </w:r>
+            <w:r>
+              <w:rPr>
+                <w:rFonts w:ascii="黑体" w:hAnsi="黑体" w:eastAsia="黑体" w:hint="eastAsia"/>
+                <w:b/>
+                <w:sz w:val="20"/>
+              </w:rPr>
+              <w:t xml:space="preserve"> R_oc ⇒ N_max</w:t>
+            </w:r>
+          </w:p>
+        </w:tc>
+        <w:tc>
+          <w:tcPr>
+            <w:tcW w:type="dxa" w:w="2160"/>
+            <w:tcBorders>
+              <w:top w:val="single" w:sz="6" w:space="0" w:color="CCCCCC"/>
+              <w:bottom w:val="single" w:sz="6" w:space="0" w:color="CCCCCC"/>
+              <w:left w:val="single" w:sz="6" w:space="0" w:color="CCCCCC"/>
+              <w:right w:val="single" w:sz="6" w:space="0" w:color="CCCCCC"/>
+            </w:tcBorders>
+            <w:shd w:val="clear" w:color="auto" w:fill="F5F7FA"/>
+            <w:vAlign w:val="center"/>
+            <w:tcMar>
+              <w:top w:w="96" w:type="dxa"/>
+              <w:bottom w:w="96" w:type="dxa"/>
+              <w:left w:w="144" w:type="dxa"/>
+              <w:right w:w="144" w:type="dxa"/>
+            </w:tcMar>
+          </w:tcPr>
+          <w:p>
+            <w:pPr>
+              <w:jc w:val="center"/>
+              <w:spacing w:line="240" w:lineRule="auto" w:before="50" w:after="50"/>
+            </w:pPr>
+            <w:r>
+              <w:rPr>
+                <w:rFonts w:ascii="黑体" w:hAnsi="黑体" w:eastAsia="黑体" w:hint="eastAsia"/>
+                <w:b/>
+                <w:sz w:val="20"/>
+              </w:rPr>
+              <w:t>行系统项</w:t>
+            </w:r>
+          </w:p>
+        </w:tc>
+      </w:tr>
+      <w:tr>
+        <w:tc>
+          <w:tcPr>
+            <w:tcW w:type="dxa" w:w="2160"/>
+            <w:tcBorders>
+              <w:top w:val="single" w:sz="6" w:space="0" w:color="CCCCCC"/>
+              <w:bottom w:val="single" w:sz="6" w:space="0" w:color="CCCCCC"/>
+              <w:left w:val="single" w:sz="6" w:space="0" w:color="CCCCCC"/>
+              <w:right w:val="single" w:sz="6" w:space="0" w:color="CCCCCC"/>
+            </w:tcBorders>
+            <w:vAlign w:val="center"/>
+            <w:tcMar>
+              <w:top w:w="96" w:type="dxa"/>
+              <w:bottom w:w="96" w:type="dxa"/>
+              <w:left w:w="144" w:type="dxa"/>
+              <w:right w:w="144" w:type="dxa"/>
+            </w:tcMar>
+          </w:tcPr>
+          <w:p>
+            <w:pPr>
+              <w:jc w:val="center"/>
+              <w:spacing w:line="240" w:lineRule="auto" w:before="70" w:after="70"/>
+            </w:pPr>
+            <w:r>
+              <w:rPr>
+                <w:b/>
+                <w:color w:val="1A73E8"/>
+                <w:sz w:val="28"/>
+              </w:rPr>
+              <w:t>0.0265 LSB</w:t>
+            </w:r>
+          </w:p>
+        </w:tc>
+        <w:tc>
+          <w:tcPr>
+            <w:tcW w:type="dxa" w:w="2160"/>
+            <w:tcBorders>
+              <w:top w:val="single" w:sz="6" w:space="0" w:color="CCCCCC"/>
+              <w:bottom w:val="single" w:sz="6" w:space="0" w:color="CCCCCC"/>
+              <w:left w:val="single" w:sz="6" w:space="0" w:color="CCCCCC"/>
+              <w:right w:val="single" w:sz="6" w:space="0" w:color="CCCCCC"/>
+            </w:tcBorders>
+            <w:vAlign w:val="center"/>
+            <w:tcMar>
+              <w:top w:w="96" w:type="dxa"/>
+              <w:bottom w:w="96" w:type="dxa"/>
+              <w:left w:w="144" w:type="dxa"/>
+              <w:right w:w="144" w:type="dxa"/>
+            </w:tcMar>
+          </w:tcPr>
+          <w:p>
+            <w:pPr>
+              <w:jc w:val="center"/>
+              <w:spacing w:line="240" w:lineRule="auto" w:before="70" w:after="70"/>
+            </w:pPr>
+            <w:r>
+              <w:rPr>
+                <w:b/>
+                <w:color w:val="1A73E8"/>
+                <w:sz w:val="28"/>
+              </w:rPr>
+              <w:t>≤ 1 LSB</w:t>
+            </w:r>
+          </w:p>
+        </w:tc>
+        <w:tc>
+          <w:tcPr>
+            <w:tcW w:type="dxa" w:w="2160"/>
+            <w:tcBorders>
+              <w:top w:val="single" w:sz="6" w:space="0" w:color="CCCCCC"/>
+              <w:bottom w:val="single" w:sz="6" w:space="0" w:color="CCCCCC"/>
+              <w:left w:val="single" w:sz="6" w:space="0" w:color="CCCCCC"/>
+              <w:right w:val="single" w:sz="6" w:space="0" w:color="CCCCCC"/>
+            </w:tcBorders>
+            <w:vAlign w:val="center"/>
+            <w:tcMar>
+              <w:top w:w="96" w:type="dxa"/>
+              <w:bottom w:w="96" w:type="dxa"/>
+              <w:left w:w="144" w:type="dxa"/>
+              <w:right w:w="144" w:type="dxa"/>
+            </w:tcMar>
+          </w:tcPr>
+          <w:p>
+            <w:pPr>
+              <w:jc w:val="center"/>
+              <w:spacing w:line="240" w:lineRule="auto" w:before="70" w:after="70"/>
+            </w:pPr>
+            <w:r>
+              <w:rPr>
+                <w:b/>
+                <w:color w:val="1A73E8"/>
+                <w:sz w:val="28"/>
+              </w:rPr>
+              <w:t>20 → 10</w:t>
+            </w:r>
+          </w:p>
+        </w:tc>
+        <w:tc>
+          <w:tcPr>
+            <w:tcW w:type="dxa" w:w="2160"/>
+            <w:tcBorders>
+              <w:top w:val="single" w:sz="6" w:space="0" w:color="CCCCCC"/>
+              <w:bottom w:val="single" w:sz="6" w:space="0" w:color="CCCCCC"/>
+              <w:left w:val="single" w:sz="6" w:space="0" w:color="CCCCCC"/>
+              <w:right w:val="single" w:sz="6" w:space="0" w:color="CCCCCC"/>
+            </w:tcBorders>
+            <w:vAlign w:val="center"/>
+            <w:tcMar>
+              <w:top w:w="96" w:type="dxa"/>
+              <w:bottom w:w="96" w:type="dxa"/>
+              <w:left w:w="144" w:type="dxa"/>
+              <w:right w:w="144" w:type="dxa"/>
+            </w:tcMar>
+          </w:tcPr>
+          <w:p>
+            <w:pPr>
+              <w:jc w:val="center"/>
+              <w:spacing w:line="240" w:lineRule="auto" w:before="70" w:after="70"/>
+            </w:pPr>
+            <w:r>
+              <w:rPr>
+                <w:b/>
+                <w:color w:val="1A73E8"/>
+                <w:sz w:val="28"/>
+              </w:rPr>
+              <w:t>8.889e-4</w:t>
+            </w:r>
+          </w:p>
+        </w:tc>
+      </w:tr>
     </w:tbl>
     <w:p/>
     <w:p>
@@ -2477,7 +2773,7 @@
           <w:b/>
           <w:lang w:eastAsia="zh-CN"/>
         </w:rPr>
-        <w:t>无版图链 / 无寄生后仿 / 无失配噪声模型 / 无千级规模能力 / 无器件级 PDE 内核 / 无 2D MOS（短沟道）能力 / 无 2D 输运（I–V）能力</w:t>
+        <w:t>无版图链 / 无寄生后仿 / 无失配噪声模型 / 无千级规模能力 / 无器件级 PDE 内核 / 无 2D MOS（短沟道）能力 / 无 2D 输运（I–V）能力 / 无真 DAC·ADC·行驱动外设</w:t>
       </w:r>
       <w:r>
         <w:rPr>
@@ -2505,7 +2801,7 @@
           <w:b/>
           <w:lang w:eastAsia="zh-CN"/>
         </w:rPr>
-        <w:t>16 模块 · 15 条能力面入册</w:t>
+        <w:t>18 模块 · 17 条能力面入册</w:t>
       </w:r>
       <w:r>
         <w:rPr>
@@ -5435,6 +5731,434 @@
           </w:p>
         </w:tc>
       </w:tr>
+      <w:tr>
+        <w:tc>
+          <w:tcPr>
+            <w:tcW w:type="dxa" w:w="2880"/>
+            <w:vAlign w:val="center"/>
+            <w:tcBorders>
+              <w:top w:val="single" w:sz="6" w:space="0" w:color="CCCCCC"/>
+              <w:bottom w:val="single" w:sz="6" w:space="0" w:color="CCCCCC"/>
+              <w:left w:val="single" w:sz="6" w:space="0" w:color="CCCCCC"/>
+              <w:right w:val="single" w:sz="6" w:space="0" w:color="CCCCCC"/>
+            </w:tcBorders>
+            <w:tcMar>
+              <w:top w:w="96" w:type="dxa"/>
+              <w:bottom w:w="96" w:type="dxa"/>
+              <w:left w:w="144" w:type="dxa"/>
+              <w:right w:w="144" w:type="dxa"/>
+            </w:tcMar>
+          </w:tcPr>
+          <w:p>
+            <w:pPr>
+              <w:jc w:val="left"/>
+              <w:spacing w:line="240" w:lineRule="auto" w:before="50" w:after="50"/>
+            </w:pPr>
+            <w:r>
+              <w:rPr>
+                <w:rFonts w:ascii="Courier" w:hAnsi="Courier"/>
+                <w:sz w:val="20"/>
+              </w:rPr>
+              <w:t>converter.py</w:t>
+            </w:r>
+          </w:p>
+        </w:tc>
+        <w:tc>
+          <w:tcPr>
+            <w:tcW w:type="dxa" w:w="2880"/>
+            <w:vAlign w:val="center"/>
+            <w:tcBorders>
+              <w:top w:val="single" w:sz="6" w:space="0" w:color="CCCCCC"/>
+              <w:bottom w:val="single" w:sz="6" w:space="0" w:color="CCCCCC"/>
+              <w:left w:val="single" w:sz="6" w:space="0" w:color="CCCCCC"/>
+              <w:right w:val="single" w:sz="6" w:space="0" w:color="CCCCCC"/>
+            </w:tcBorders>
+            <w:tcMar>
+              <w:top w:w="96" w:type="dxa"/>
+              <w:bottom w:w="96" w:type="dxa"/>
+              <w:left w:w="144" w:type="dxa"/>
+              <w:right w:w="144" w:type="dxa"/>
+            </w:tcMar>
+          </w:tcPr>
+          <w:p>
+            <w:pPr>
+              <w:jc w:val="left"/>
+              <w:spacing w:line="240" w:lineRule="auto" w:before="50" w:after="50"/>
+            </w:pPr>
+            <w:r>
+              <w:rPr>
+                <w:b/>
+                <w:sz w:val="20"/>
+              </w:rPr>
+              <w:t>真转换器电路</w:t>
+            </w:r>
+            <w:r>
+              <w:rPr>
+                <w:sz w:val="20"/>
+              </w:rPr>
+              <w:t xml:space="preserve"> </w:t>
+            </w:r>
+            <w:r>
+              <w:rPr>
+                <w:sz w:val="20"/>
+              </w:rPr>
+              <w:t>（</w:t>
+            </w:r>
+            <w:r>
+              <w:rPr>
+                <w:sz w:val="20"/>
+              </w:rPr>
+              <w:t xml:space="preserve"> </w:t>
+            </w:r>
+            <w:r>
+              <w:rPr>
+                <w:sz w:val="20"/>
+              </w:rPr>
+              <w:t xml:space="preserve">R-2R </w:t>
+            </w:r>
+            <w:r>
+              <w:rPr>
+                <w:sz w:val="20"/>
+              </w:rPr>
+              <w:t xml:space="preserve"> </w:t>
+            </w:r>
+            <w:r>
+              <w:rPr>
+                <w:sz w:val="20"/>
+              </w:rPr>
+              <w:t>梯形</w:t>
+            </w:r>
+            <w:r>
+              <w:rPr>
+                <w:sz w:val="20"/>
+              </w:rPr>
+              <w:t xml:space="preserve"> </w:t>
+            </w:r>
+            <w:r>
+              <w:rPr>
+                <w:sz w:val="20"/>
+              </w:rPr>
+              <w:t xml:space="preserve"> DAC + NMOS </w:t>
+            </w:r>
+            <w:r>
+              <w:rPr>
+                <w:sz w:val="20"/>
+              </w:rPr>
+              <w:t xml:space="preserve"> </w:t>
+            </w:r>
+            <w:r>
+              <w:rPr>
+                <w:sz w:val="20"/>
+              </w:rPr>
+              <w:t>模拟开关</w:t>
+            </w:r>
+            <w:r>
+              <w:rPr>
+                <w:sz w:val="20"/>
+              </w:rPr>
+              <w:t xml:space="preserve"> </w:t>
+            </w:r>
+            <w:r>
+              <w:rPr>
+                <w:sz w:val="20"/>
+              </w:rPr>
+              <w:t xml:space="preserve"> · SAR/CDAC </w:t>
+            </w:r>
+            <w:r>
+              <w:rPr>
+                <w:sz w:val="20"/>
+              </w:rPr>
+              <w:t xml:space="preserve"> </w:t>
+            </w:r>
+            <w:r>
+              <w:rPr>
+                <w:sz w:val="20"/>
+              </w:rPr>
+              <w:t>电荷重分配</w:t>
+            </w:r>
+            <w:r>
+              <w:rPr>
+                <w:sz w:val="20"/>
+              </w:rPr>
+              <w:t xml:space="preserve"> </w:t>
+            </w:r>
+            <w:r>
+              <w:rPr>
+                <w:sz w:val="20"/>
+              </w:rPr>
+              <w:t xml:space="preserve"> ADC · </w:t>
+            </w:r>
+            <w:r>
+              <w:rPr>
+                <w:sz w:val="20"/>
+              </w:rPr>
+              <w:t xml:space="preserve"> </w:t>
+            </w:r>
+            <w:r>
+              <w:rPr>
+                <w:sz w:val="20"/>
+              </w:rPr>
+              <w:t>采样保持</w:t>
+            </w:r>
+            <w:r>
+              <w:rPr>
+                <w:sz w:val="20"/>
+              </w:rPr>
+              <w:t xml:space="preserve"> </w:t>
+            </w:r>
+            <w:r>
+              <w:rPr>
+                <w:sz w:val="20"/>
+              </w:rPr>
+              <w:t xml:space="preserve"> RC</w:t>
+            </w:r>
+            <w:r>
+              <w:rPr>
+                <w:sz w:val="20"/>
+              </w:rPr>
+              <w:t xml:space="preserve"> </w:t>
+            </w:r>
+            <w:r>
+              <w:rPr>
+                <w:sz w:val="20"/>
+              </w:rPr>
+              <w:t>）</w:t>
+            </w:r>
+          </w:p>
+        </w:tc>
+        <w:tc>
+          <w:tcPr>
+            <w:tcW w:type="dxa" w:w="2880"/>
+            <w:vAlign w:val="center"/>
+            <w:tcBorders>
+              <w:top w:val="single" w:sz="6" w:space="0" w:color="CCCCCC"/>
+              <w:bottom w:val="single" w:sz="6" w:space="0" w:color="CCCCCC"/>
+              <w:left w:val="single" w:sz="6" w:space="0" w:color="CCCCCC"/>
+              <w:right w:val="single" w:sz="6" w:space="0" w:color="CCCCCC"/>
+            </w:tcBorders>
+            <w:tcMar>
+              <w:top w:w="96" w:type="dxa"/>
+              <w:bottom w:w="96" w:type="dxa"/>
+              <w:left w:w="144" w:type="dxa"/>
+              <w:right w:w="144" w:type="dxa"/>
+            </w:tcMar>
+          </w:tcPr>
+          <w:p>
+            <w:pPr>
+              <w:jc w:val="left"/>
+              <w:spacing w:line="240" w:lineRule="auto" w:before="50" w:after="50"/>
+            </w:pPr>
+            <w:r>
+              <w:rPr>
+                <w:sz w:val="20"/>
+              </w:rPr>
+              <w:t>D-174…D-176 (E14)</w:t>
+            </w:r>
+          </w:p>
+        </w:tc>
+      </w:tr>
+      <w:tr>
+        <w:tc>
+          <w:tcPr>
+            <w:tcW w:type="dxa" w:w="2880"/>
+            <w:vAlign w:val="center"/>
+            <w:tcBorders>
+              <w:top w:val="single" w:sz="6" w:space="0" w:color="CCCCCC"/>
+              <w:bottom w:val="single" w:sz="6" w:space="0" w:color="CCCCCC"/>
+              <w:left w:val="single" w:sz="6" w:space="0" w:color="CCCCCC"/>
+              <w:right w:val="single" w:sz="6" w:space="0" w:color="CCCCCC"/>
+            </w:tcBorders>
+            <w:tcMar>
+              <w:top w:w="96" w:type="dxa"/>
+              <w:bottom w:w="96" w:type="dxa"/>
+              <w:left w:w="144" w:type="dxa"/>
+              <w:right w:w="144" w:type="dxa"/>
+            </w:tcMar>
+          </w:tcPr>
+          <w:p>
+            <w:pPr>
+              <w:jc w:val="left"/>
+              <w:spacing w:line="240" w:lineRule="auto" w:before="50" w:after="50"/>
+            </w:pPr>
+            <w:r>
+              <w:rPr>
+                <w:rFonts w:ascii="Courier" w:hAnsi="Courier"/>
+                <w:sz w:val="20"/>
+              </w:rPr>
+              <w:t>periphery.py</w:t>
+            </w:r>
+          </w:p>
+        </w:tc>
+        <w:tc>
+          <w:tcPr>
+            <w:tcW w:type="dxa" w:w="2880"/>
+            <w:vAlign w:val="center"/>
+            <w:tcBorders>
+              <w:top w:val="single" w:sz="6" w:space="0" w:color="CCCCCC"/>
+              <w:bottom w:val="single" w:sz="6" w:space="0" w:color="CCCCCC"/>
+              <w:left w:val="single" w:sz="6" w:space="0" w:color="CCCCCC"/>
+              <w:right w:val="single" w:sz="6" w:space="0" w:color="CCCCCC"/>
+            </w:tcBorders>
+            <w:tcMar>
+              <w:top w:w="96" w:type="dxa"/>
+              <w:bottom w:w="96" w:type="dxa"/>
+              <w:left w:w="144" w:type="dxa"/>
+              <w:right w:w="144" w:type="dxa"/>
+            </w:tcMar>
+          </w:tcPr>
+          <w:p>
+            <w:pPr>
+              <w:jc w:val="left"/>
+              <w:spacing w:line="240" w:lineRule="auto" w:before="50" w:after="50"/>
+            </w:pPr>
+            <w:r>
+              <w:rPr>
+                <w:b/>
+                <w:sz w:val="20"/>
+              </w:rPr>
+              <w:t>行驱动 + 系统链</w:t>
+            </w:r>
+            <w:r>
+              <w:rPr>
+                <w:sz w:val="20"/>
+              </w:rPr>
+              <w:t xml:space="preserve"> </w:t>
+            </w:r>
+            <w:r>
+              <w:rPr>
+                <w:sz w:val="20"/>
+              </w:rPr>
+              <w:t>（缓冲闭式</w:t>
+            </w:r>
+            <w:r>
+              <w:rPr>
+                <w:sz w:val="20"/>
+              </w:rPr>
+              <w:t xml:space="preserve"> </w:t>
+            </w:r>
+            <w:r>
+              <w:rPr>
+                <w:sz w:val="20"/>
+              </w:rPr>
+              <w:t xml:space="preserve"> + R_oc </w:t>
+            </w:r>
+            <w:r>
+              <w:rPr>
+                <w:sz w:val="20"/>
+              </w:rPr>
+              <w:t xml:space="preserve"> </w:t>
+            </w:r>
+            <w:r>
+              <w:rPr>
+                <w:sz w:val="20"/>
+              </w:rPr>
+              <w:t>耦合三对角</w:t>
+            </w:r>
+            <w:r>
+              <w:rPr>
+                <w:sz w:val="20"/>
+              </w:rPr>
+              <w:t xml:space="preserve"> </w:t>
+            </w:r>
+            <w:r>
+              <w:rPr>
+                <w:sz w:val="20"/>
+              </w:rPr>
+              <w:t xml:space="preserve"> IR-drop + </w:t>
+            </w:r>
+            <w:r>
+              <w:rPr>
+                <w:sz w:val="20"/>
+              </w:rPr>
+              <w:t xml:space="preserve"> </w:t>
+            </w:r>
+            <w:r>
+              <w:rPr>
+                <w:sz w:val="20"/>
+              </w:rPr>
+              <w:t>可及规模上界重算</w:t>
+            </w:r>
+            <w:r>
+              <w:rPr>
+                <w:sz w:val="20"/>
+              </w:rPr>
+              <w:t xml:space="preserve"> </w:t>
+            </w:r>
+            <w:r>
+              <w:rPr>
+                <w:sz w:val="20"/>
+              </w:rPr>
+              <w:t xml:space="preserve"> + </w:t>
+            </w:r>
+            <w:r>
+              <w:rPr>
+                <w:sz w:val="20"/>
+              </w:rPr>
+              <w:t xml:space="preserve"> </w:t>
+            </w:r>
+            <w:r>
+              <w:rPr>
+                <w:sz w:val="20"/>
+              </w:rPr>
+              <w:t>端到端系统链</w:t>
+            </w:r>
+            <w:r>
+              <w:rPr>
+                <w:sz w:val="20"/>
+              </w:rPr>
+              <w:t xml:space="preserve"> </w:t>
+            </w:r>
+            <w:r>
+              <w:rPr>
+                <w:sz w:val="20"/>
+              </w:rPr>
+              <w:t xml:space="preserve"> + </w:t>
+            </w:r>
+            <w:r>
+              <w:rPr>
+                <w:sz w:val="20"/>
+              </w:rPr>
+              <w:t xml:space="preserve"> </w:t>
+            </w:r>
+            <w:r>
+              <w:rPr>
+                <w:sz w:val="20"/>
+              </w:rPr>
+              <w:t>行系统项）</w:t>
+            </w:r>
+          </w:p>
+        </w:tc>
+        <w:tc>
+          <w:tcPr>
+            <w:tcW w:type="dxa" w:w="2880"/>
+            <w:vAlign w:val="center"/>
+            <w:tcBorders>
+              <w:top w:val="single" w:sz="6" w:space="0" w:color="CCCCCC"/>
+              <w:bottom w:val="single" w:sz="6" w:space="0" w:color="CCCCCC"/>
+              <w:left w:val="single" w:sz="6" w:space="0" w:color="CCCCCC"/>
+              <w:right w:val="single" w:sz="6" w:space="0" w:color="CCCCCC"/>
+            </w:tcBorders>
+            <w:tcMar>
+              <w:top w:w="96" w:type="dxa"/>
+              <w:bottom w:w="96" w:type="dxa"/>
+              <w:left w:w="144" w:type="dxa"/>
+              <w:right w:w="144" w:type="dxa"/>
+            </w:tcMar>
+          </w:tcPr>
+          <w:p>
+            <w:pPr>
+              <w:jc w:val="left"/>
+              <w:spacing w:line="240" w:lineRule="auto" w:before="50" w:after="50"/>
+            </w:pPr>
+            <w:r>
+              <w:rPr>
+                <w:sz w:val="20"/>
+              </w:rPr>
+              <w:t>D-174…D-176 (E14)</w:t>
+            </w:r>
+          </w:p>
+        </w:tc>
+      </w:tr>
     </w:tbl>
     <w:p>
       <w:bookmarkStart w:id="13" w:name="_Toc_section_3"/>
@@ -5451,7 +6175,7 @@
           <w:sz w:val="36"/>
           <w:lang w:eastAsia="zh-CN"/>
         </w:rPr>
-        <w:t>三、十二段里程碑（E1–E13）</w:t>
+        <w:t>三、十三段里程碑（E1–E14）</w:t>
       </w:r>
       <w:bookmarkEnd w:id="13"/>
     </w:p>
@@ -5464,14 +6188,14 @@
           <w:rFonts w:ascii="宋体" w:eastAsia="宋体" w:hAnsi="宋体" w:cs="宋体" w:hint="eastAsia"/>
           <w:lang w:eastAsia="zh-CN"/>
         </w:rPr>
-        <w:t xml:space="preserve">十二段共 </w:t>
+        <w:t xml:space="preserve">十三段共 </w:t>
       </w:r>
       <w:r>
         <w:rPr>
           <w:b/>
           <w:color w:val="C62828"/>
         </w:rPr>
-        <w:t>277</w:t>
+        <w:t>303</w:t>
       </w:r>
       <w:r>
         <w:rPr>
@@ -5485,7 +6209,7 @@
           <w:b/>
           <w:color w:val="C62828"/>
         </w:rPr>
-        <w:t>58</w:t>
+        <w:t>64</w:t>
       </w:r>
       <w:r>
         <w:t xml:space="preserve"> </w:t>
@@ -5629,7 +6353,7 @@
         <w:t>段；案例卡门禁另有</w:t>
       </w:r>
       <w:r>
-        <w:t xml:space="preserve"> 38 </w:t>
+        <w:t xml:space="preserve"> 40 </w:t>
       </w:r>
       <w:r>
         <w:rPr>
@@ -5639,7 +6363,7 @@
         <w:t>判据</w:t>
       </w:r>
       <w:r>
-        <w:t xml:space="preserve"> + 10 </w:t>
+        <w:t xml:space="preserve"> + 11 </w:t>
       </w:r>
       <w:r>
         <w:rPr>
@@ -8550,6 +9274,495 @@
                 <w:sz w:val="20"/>
               </w:rPr>
               <w:t xml:space="preserve"> 0.2475 ⟷ 0.3241 V</w:t>
+            </w:r>
+          </w:p>
+        </w:tc>
+      </w:tr>
+      <w:tr>
+        <w:tc>
+          <w:tcPr>
+            <w:tcW w:type="dxa" w:w="2160"/>
+            <w:vAlign w:val="center"/>
+            <w:tcBorders>
+              <w:top w:val="single" w:sz="6" w:space="0" w:color="CCCCCC"/>
+              <w:bottom w:val="single" w:sz="6" w:space="0" w:color="CCCCCC"/>
+              <w:left w:val="single" w:sz="6" w:space="0" w:color="CCCCCC"/>
+              <w:right w:val="single" w:sz="6" w:space="0" w:color="CCCCCC"/>
+            </w:tcBorders>
+            <w:tcMar>
+              <w:top w:w="96" w:type="dxa"/>
+              <w:bottom w:w="96" w:type="dxa"/>
+              <w:left w:w="144" w:type="dxa"/>
+              <w:right w:w="144" w:type="dxa"/>
+            </w:tcMar>
+          </w:tcPr>
+          <w:p>
+            <w:pPr>
+              <w:jc w:val="left"/>
+              <w:spacing w:line="240" w:lineRule="auto" w:before="50" w:after="50"/>
+            </w:pPr>
+            <w:r>
+              <w:rPr>
+                <w:sz w:val="20"/>
+              </w:rPr>
+              <w:t>E14</w:t>
+            </w:r>
+          </w:p>
+        </w:tc>
+        <w:tc>
+          <w:tcPr>
+            <w:tcW w:type="dxa" w:w="2160"/>
+            <w:vAlign w:val="center"/>
+            <w:tcBorders>
+              <w:top w:val="single" w:sz="6" w:space="0" w:color="CCCCCC"/>
+              <w:bottom w:val="single" w:sz="6" w:space="0" w:color="CCCCCC"/>
+              <w:left w:val="single" w:sz="6" w:space="0" w:color="CCCCCC"/>
+              <w:right w:val="single" w:sz="6" w:space="0" w:color="CCCCCC"/>
+            </w:tcBorders>
+            <w:tcMar>
+              <w:top w:w="96" w:type="dxa"/>
+              <w:bottom w:w="96" w:type="dxa"/>
+              <w:left w:w="144" w:type="dxa"/>
+              <w:right w:w="144" w:type="dxa"/>
+            </w:tcMar>
+          </w:tcPr>
+          <w:p>
+            <w:pPr>
+              <w:jc w:val="left"/>
+              <w:spacing w:line="240" w:lineRule="auto" w:before="50" w:after="50"/>
+            </w:pPr>
+            <w:r>
+              <w:rPr>
+                <w:sz w:val="20"/>
+              </w:rPr>
+              <w:t>D-174…D-176</w:t>
+            </w:r>
+          </w:p>
+        </w:tc>
+        <w:tc>
+          <w:tcPr>
+            <w:tcW w:type="dxa" w:w="2160"/>
+            <w:vAlign w:val="center"/>
+            <w:tcBorders>
+              <w:top w:val="single" w:sz="6" w:space="0" w:color="CCCCCC"/>
+              <w:bottom w:val="single" w:sz="6" w:space="0" w:color="CCCCCC"/>
+              <w:left w:val="single" w:sz="6" w:space="0" w:color="CCCCCC"/>
+              <w:right w:val="single" w:sz="6" w:space="0" w:color="CCCCCC"/>
+            </w:tcBorders>
+            <w:tcMar>
+              <w:top w:w="96" w:type="dxa"/>
+              <w:bottom w:w="96" w:type="dxa"/>
+              <w:left w:w="144" w:type="dxa"/>
+              <w:right w:w="144" w:type="dxa"/>
+            </w:tcMar>
+          </w:tcPr>
+          <w:p>
+            <w:pPr>
+              <w:jc w:val="left"/>
+              <w:spacing w:line="240" w:lineRule="auto" w:before="50" w:after="50"/>
+            </w:pPr>
+            <w:r>
+              <w:rPr>
+                <w:b/>
+                <w:sz w:val="20"/>
+              </w:rPr>
+              <w:t>真 DAC / ADC / 行驱动外设（系统链）</w:t>
+            </w:r>
+          </w:p>
+        </w:tc>
+        <w:tc>
+          <w:tcPr>
+            <w:tcW w:type="dxa" w:w="2160"/>
+            <w:vAlign w:val="center"/>
+            <w:tcBorders>
+              <w:top w:val="single" w:sz="6" w:space="0" w:color="CCCCCC"/>
+              <w:bottom w:val="single" w:sz="6" w:space="0" w:color="CCCCCC"/>
+              <w:left w:val="single" w:sz="6" w:space="0" w:color="CCCCCC"/>
+              <w:right w:val="single" w:sz="6" w:space="0" w:color="CCCCCC"/>
+            </w:tcBorders>
+            <w:tcMar>
+              <w:top w:w="96" w:type="dxa"/>
+              <w:bottom w:w="96" w:type="dxa"/>
+              <w:left w:w="144" w:type="dxa"/>
+              <w:right w:w="144" w:type="dxa"/>
+            </w:tcMar>
+          </w:tcPr>
+          <w:p>
+            <w:pPr>
+              <w:jc w:val="left"/>
+              <w:spacing w:line="240" w:lineRule="auto" w:before="50" w:after="50"/>
+            </w:pPr>
+            <w:r>
+              <w:rPr>
+                <w:sz w:val="20"/>
+              </w:rPr>
+              <w:t xml:space="preserve">R-2R DAC 8 bit </w:t>
+            </w:r>
+            <w:r>
+              <w:rPr>
+                <w:sz w:val="20"/>
+              </w:rPr>
+              <w:t xml:space="preserve"> </w:t>
+            </w:r>
+            <w:r>
+              <w:rPr>
+                <w:sz w:val="20"/>
+              </w:rPr>
+              <w:t>全码</w:t>
+            </w:r>
+            <w:r>
+              <w:rPr>
+                <w:sz w:val="20"/>
+              </w:rPr>
+              <w:t xml:space="preserve"> </w:t>
+            </w:r>
+            <w:r>
+              <w:rPr>
+                <w:sz w:val="20"/>
+              </w:rPr>
+              <w:t xml:space="preserve"> </w:t>
+            </w:r>
+            <w:r>
+              <w:rPr>
+                <w:sz w:val="20"/>
+              </w:rPr>
+              <w:t xml:space="preserve"> </w:t>
+            </w:r>
+            <w:r>
+              <w:rPr>
+                <w:b/>
+                <w:sz w:val="20"/>
+              </w:rPr>
+              <w:t>0.0265 LSB</w:t>
+            </w:r>
+            <w:r>
+              <w:rPr>
+                <w:sz w:val="20"/>
+              </w:rPr>
+              <w:t xml:space="preserve"> </w:t>
+            </w:r>
+            <w:r>
+              <w:rPr>
+                <w:sz w:val="20"/>
+              </w:rPr>
+              <w:t>（</w:t>
+            </w:r>
+            <w:r>
+              <w:rPr>
+                <w:sz w:val="20"/>
+              </w:rPr>
+              <w:t xml:space="preserve"> </w:t>
+            </w:r>
+            <w:r>
+              <w:rPr>
+                <w:sz w:val="20"/>
+              </w:rPr>
+              <w:t>R_on 6.4 Ω</w:t>
+            </w:r>
+            <w:r>
+              <w:rPr>
+                <w:sz w:val="20"/>
+              </w:rPr>
+              <w:t xml:space="preserve"> </w:t>
+            </w:r>
+            <w:r>
+              <w:rPr>
+                <w:sz w:val="20"/>
+              </w:rPr>
+              <w:t>）</w:t>
+            </w:r>
+            <w:r>
+              <w:rPr>
+                <w:sz w:val="20"/>
+              </w:rPr>
+              <w:t xml:space="preserve"> </w:t>
+            </w:r>
+            <w:r>
+              <w:rPr>
+                <w:sz w:val="20"/>
+              </w:rPr>
+              <w:t xml:space="preserve">· CDAC </w:t>
+            </w:r>
+            <w:r>
+              <w:rPr>
+                <w:sz w:val="20"/>
+              </w:rPr>
+              <w:t xml:space="preserve"> </w:t>
+            </w:r>
+            <w:r>
+              <w:rPr>
+                <w:sz w:val="20"/>
+              </w:rPr>
+              <w:t>电荷守恒</w:t>
+            </w:r>
+            <w:r>
+              <w:rPr>
+                <w:sz w:val="20"/>
+              </w:rPr>
+              <w:t xml:space="preserve"> </w:t>
+            </w:r>
+            <w:r>
+              <w:rPr>
+                <w:sz w:val="20"/>
+              </w:rPr>
+              <w:t xml:space="preserve"> </w:t>
+            </w:r>
+            <w:r>
+              <w:rPr>
+                <w:sz w:val="20"/>
+              </w:rPr>
+              <w:t xml:space="preserve"> </w:t>
+            </w:r>
+            <w:r>
+              <w:rPr>
+                <w:b/>
+                <w:sz w:val="20"/>
+              </w:rPr>
+              <w:t>3.9e-12</w:t>
+            </w:r>
+            <w:r>
+              <w:rPr>
+                <w:sz w:val="20"/>
+              </w:rPr>
+              <w:t xml:space="preserve"> </w:t>
+            </w:r>
+            <w:r>
+              <w:rPr>
+                <w:sz w:val="20"/>
+              </w:rPr>
+              <w:t xml:space="preserve"> · SAR ≤ 1 LSB · </w:t>
+            </w:r>
+            <w:r>
+              <w:rPr>
+                <w:sz w:val="20"/>
+              </w:rPr>
+              <w:t xml:space="preserve"> </w:t>
+            </w:r>
+            <w:r>
+              <w:rPr>
+                <w:sz w:val="20"/>
+              </w:rPr>
+              <w:t>采样保持</w:t>
+            </w:r>
+            <w:r>
+              <w:rPr>
+                <w:sz w:val="20"/>
+              </w:rPr>
+              <w:t xml:space="preserve"> </w:t>
+            </w:r>
+            <w:r>
+              <w:rPr>
+                <w:sz w:val="20"/>
+              </w:rPr>
+              <w:t xml:space="preserve"> ⟷ </w:t>
+            </w:r>
+            <w:r>
+              <w:rPr>
+                <w:sz w:val="20"/>
+              </w:rPr>
+              <w:t xml:space="preserve"> </w:t>
+            </w:r>
+            <w:r>
+              <w:rPr>
+                <w:sz w:val="20"/>
+              </w:rPr>
+              <w:t>离散闭式</w:t>
+            </w:r>
+            <w:r>
+              <w:rPr>
+                <w:sz w:val="20"/>
+              </w:rPr>
+              <w:t xml:space="preserve"> </w:t>
+            </w:r>
+            <w:r>
+              <w:rPr>
+                <w:sz w:val="20"/>
+              </w:rPr>
+              <w:t xml:space="preserve"> </w:t>
+            </w:r>
+            <w:r>
+              <w:rPr>
+                <w:sz w:val="20"/>
+              </w:rPr>
+              <w:t xml:space="preserve"> </w:t>
+            </w:r>
+            <w:r>
+              <w:rPr>
+                <w:b/>
+                <w:sz w:val="20"/>
+              </w:rPr>
+              <w:t>5.6e-16</w:t>
+            </w:r>
+            <w:r>
+              <w:rPr>
+                <w:sz w:val="20"/>
+              </w:rPr>
+              <w:t xml:space="preserve"> </w:t>
+            </w:r>
+            <w:r>
+              <w:rPr>
+                <w:sz w:val="20"/>
+              </w:rPr>
+              <w:t xml:space="preserve"> · </w:t>
+            </w:r>
+            <w:r>
+              <w:rPr>
+                <w:sz w:val="20"/>
+              </w:rPr>
+              <w:t xml:space="preserve"> </w:t>
+            </w:r>
+            <w:r>
+              <w:rPr>
+                <w:sz w:val="20"/>
+              </w:rPr>
+              <w:t>行驱动</w:t>
+            </w:r>
+            <w:r>
+              <w:rPr>
+                <w:sz w:val="20"/>
+              </w:rPr>
+              <w:t xml:space="preserve"> </w:t>
+            </w:r>
+            <w:r>
+              <w:rPr>
+                <w:sz w:val="20"/>
+              </w:rPr>
+              <w:t xml:space="preserve"> ⟷ MNA </w:t>
+            </w:r>
+            <w:r>
+              <w:rPr>
+                <w:sz w:val="20"/>
+              </w:rPr>
+              <w:t xml:space="preserve"> </w:t>
+            </w:r>
+            <w:r>
+              <w:rPr>
+                <w:b/>
+                <w:sz w:val="20"/>
+              </w:rPr>
+              <w:t>1.4e-16</w:t>
+            </w:r>
+            <w:r>
+              <w:rPr>
+                <w:sz w:val="20"/>
+              </w:rPr>
+              <w:t xml:space="preserve"> · 🔴 </w:t>
+            </w:r>
+            <w:r>
+              <w:rPr>
+                <w:b/>
+                <w:sz w:val="20"/>
+              </w:rPr>
+              <w:t>R_oc ⇒ N_max 20 → 17 → 10 → 3</w:t>
+            </w:r>
+            <w:r>
+              <w:rPr>
+                <w:sz w:val="20"/>
+              </w:rPr>
+              <w:t xml:space="preserve"> </w:t>
+            </w:r>
+            <w:r>
+              <w:rPr>
+                <w:sz w:val="20"/>
+              </w:rPr>
+              <w:t>（</w:t>
+            </w:r>
+            <w:r>
+              <w:rPr>
+                <w:sz w:val="20"/>
+              </w:rPr>
+              <w:t xml:space="preserve"> </w:t>
+            </w:r>
+            <w:r>
+              <w:rPr>
+                <w:sz w:val="20"/>
+              </w:rPr>
+              <w:t xml:space="preserve">R_oc = 0 </w:t>
+            </w:r>
+            <w:r>
+              <w:rPr>
+                <w:sz w:val="20"/>
+              </w:rPr>
+              <w:t xml:space="preserve"> </w:t>
+            </w:r>
+            <w:r>
+              <w:rPr>
+                <w:sz w:val="20"/>
+              </w:rPr>
+              <w:t>与</w:t>
+            </w:r>
+            <w:r>
+              <w:rPr>
+                <w:sz w:val="20"/>
+              </w:rPr>
+              <w:t xml:space="preserve"> </w:t>
+            </w:r>
+            <w:r>
+              <w:rPr>
+                <w:sz w:val="20"/>
+              </w:rPr>
+              <w:t xml:space="preserve"> E9 </w:t>
+            </w:r>
+            <w:r>
+              <w:rPr>
+                <w:sz w:val="20"/>
+              </w:rPr>
+              <w:t xml:space="preserve"> </w:t>
+            </w:r>
+            <w:r>
+              <w:rPr>
+                <w:sz w:val="20"/>
+              </w:rPr>
+              <w:t>逐位一致）</w:t>
+            </w:r>
+            <w:r>
+              <w:rPr>
+                <w:sz w:val="20"/>
+              </w:rPr>
+              <w:t xml:space="preserve"> </w:t>
+            </w:r>
+            <w:r>
+              <w:rPr>
+                <w:sz w:val="20"/>
+              </w:rPr>
+              <w:t xml:space="preserve">· </w:t>
+            </w:r>
+            <w:r>
+              <w:rPr>
+                <w:sz w:val="20"/>
+              </w:rPr>
+              <w:t xml:space="preserve"> </w:t>
+            </w:r>
+            <w:r>
+              <w:rPr>
+                <w:sz w:val="20"/>
+              </w:rPr>
+              <w:t>行系统项</w:t>
+            </w:r>
+            <w:r>
+              <w:rPr>
+                <w:sz w:val="20"/>
+              </w:rPr>
+              <w:t xml:space="preserve"> </w:t>
+            </w:r>
+            <w:r>
+              <w:rPr>
+                <w:sz w:val="20"/>
+              </w:rPr>
+              <w:t xml:space="preserve"> </w:t>
+            </w:r>
+            <w:r>
+              <w:rPr>
+                <w:sz w:val="20"/>
+              </w:rPr>
+              <w:t xml:space="preserve"> </w:t>
+            </w:r>
+            <w:r>
+              <w:rPr>
+                <w:b/>
+                <w:sz w:val="20"/>
+              </w:rPr>
+              <w:t>8.889e-4</w:t>
             </w:r>
           </w:p>
         </w:tc>
@@ -13150,7 +14363,7 @@
           <w:sz w:val="36"/>
           <w:lang w:eastAsia="zh-CN"/>
         </w:rPr>
-        <w:t>八、2D MOS 求解器与输运（E12–E13）——短沟道效应 + I–V / 亚阈值摆幅</w:t>
+        <w:t>八、2D MOS 与应用外设（E12–E14）——短沟道效应 + I–V / 亚阈值摆幅 + 真 DAC / ADC / 行驱动</w:t>
       </w:r>
       <w:bookmarkEnd w:id="18"/>
     </w:p>
@@ -16558,1010 +17771,220 @@
       </w:r>
     </w:p>
     <w:p>
-      <w:bookmarkStart w:id="19" w:name="_Toc_section_9"/>
-      <w:bookmarkStart w:id="8" w:name="section-9"/>
-      <w:pPr>
-        <w:pStyle w:val="Heading2"/>
-        <w:spacing w:line="312" w:lineRule="auto" w:before="720" w:after="288"/>
-      </w:pPr>
-      <w:bookmarkEnd w:id="8"/>
-      <w:r>
-        <w:rPr>
-          <w:rFonts w:ascii="宋体" w:hAnsi="宋体" w:eastAsia="宋体" w:cs="宋体" w:hint="eastAsia"/>
-          <w:b/>
-          <w:sz w:val="36"/>
-          <w:lang w:eastAsia="zh-CN"/>
-        </w:rPr>
-        <w:t>九、关键结论</w:t>
-      </w:r>
-      <w:bookmarkEnd w:id="19"/>
-    </w:p>
-    <w:p>
-      <w:pPr>
-        <w:pStyle w:val="ListBullet"/>
-        <w:spacing w:after="72"/>
-      </w:pPr>
-      <w:r>
-        <w:rPr>
-          <w:rFonts w:ascii="宋体" w:eastAsia="宋体" w:hAnsi="宋体" w:cs="宋体" w:hint="eastAsia"/>
-          <w:b/>
-          <w:lang w:eastAsia="zh-CN"/>
-        </w:rPr>
-        <w:t>补上最大平台缺口（E6）</w:t>
-      </w:r>
-      <w:r>
-        <w:rPr>
-          <w:rFonts w:ascii="宋体" w:eastAsia="宋体" w:hAnsi="宋体" w:cs="宋体" w:hint="eastAsia"/>
-          <w:lang w:eastAsia="zh-CN"/>
-        </w:rPr>
-        <w:t>：此前</w:t>
-      </w:r>
-      <w:r>
-        <w:t xml:space="preserve"> ecore </w:t>
-      </w:r>
-      <w:r>
-        <w:rPr>
-          <w:rFonts w:ascii="宋体" w:eastAsia="宋体" w:hAnsi="宋体" w:cs="宋体" w:hint="eastAsia"/>
-          <w:lang w:eastAsia="zh-CN"/>
-        </w:rPr>
-        <w:t>一条版图链都没有；现打通「电路模型</w:t>
-      </w:r>
-      <w:r>
-        <w:t xml:space="preserve"> → </w:t>
-      </w:r>
-      <w:r>
-        <w:rPr>
-          <w:rFonts w:ascii="宋体" w:eastAsia="宋体" w:hAnsi="宋体" w:cs="宋体" w:hint="eastAsia"/>
-          <w:lang w:eastAsia="zh-CN"/>
-        </w:rPr>
-        <w:t>可签核版图</w:t>
-      </w:r>
-      <w:r>
-        <w:t xml:space="preserve"> → GDS</w:t>
-      </w:r>
-      <w:r>
-        <w:rPr>
-          <w:rFonts w:ascii="宋体" w:eastAsia="宋体" w:hAnsi="宋体" w:cs="宋体" w:hint="eastAsia"/>
-          <w:lang w:eastAsia="zh-CN"/>
-        </w:rPr>
-        <w:t>」。</w:t>
-      </w:r>
-    </w:p>
-    <w:p>
-      <w:pPr>
-        <w:pStyle w:val="ListBullet"/>
-        <w:spacing w:after="72"/>
-      </w:pPr>
-      <w:r>
-        <w:rPr>
-          <w:rFonts w:ascii="宋体" w:eastAsia="宋体" w:hAnsi="宋体" w:cs="宋体" w:hint="eastAsia"/>
-          <w:b/>
-          <w:lang w:eastAsia="zh-CN"/>
-        </w:rPr>
-        <w:t>IR drop 是模拟 MVM 的第一号规模墙（E7）</w:t>
-      </w:r>
-      <w:r>
-        <w:rPr>
-          <w:rFonts w:ascii="宋体" w:eastAsia="宋体" w:hAnsi="宋体" w:cs="宋体" w:hint="eastAsia"/>
-          <w:lang w:eastAsia="zh-CN"/>
-        </w:rPr>
-        <w:t>：</w:t>
-      </w:r>
-      <w:r>
-        <w:t xml:space="preserve">∝N² </w:t>
-      </w:r>
-      <w:r>
-        <w:rPr>
-          <w:rFonts w:ascii="宋体" w:eastAsia="宋体" w:hAnsi="宋体" w:cs="宋体" w:hint="eastAsia"/>
-          <w:lang w:eastAsia="zh-CN"/>
-        </w:rPr>
-        <w:t>超线性</w:t>
-      </w:r>
-      <w:r>
-        <w:t xml:space="preserve"> ⇒ </w:t>
-      </w:r>
-      <w:r>
-        <w:rPr>
-          <w:rFonts w:ascii="宋体" w:eastAsia="宋体" w:hAnsi="宋体" w:cs="宋体" w:hint="eastAsia"/>
-          <w:lang w:eastAsia="zh-CN"/>
-        </w:rPr>
-        <w:t>被动单端驱动不能只靠加行列扩规模（须分段</w:t>
-      </w:r>
-      <w:r>
-        <w:t>/</w:t>
-      </w:r>
-      <w:r>
-        <w:rPr>
-          <w:rFonts w:ascii="宋体" w:eastAsia="宋体" w:hAnsi="宋体" w:cs="宋体" w:hint="eastAsia"/>
-          <w:lang w:eastAsia="zh-CN"/>
-        </w:rPr>
-        <w:t>双侧驱动、加宽加厚金属、降单元电导、分块</w:t>
-      </w:r>
-      <w:r>
-        <w:t xml:space="preserve"> tiling</w:t>
-      </w:r>
-      <w:r>
-        <w:rPr>
-          <w:rFonts w:ascii="宋体" w:eastAsia="宋体" w:hAnsi="宋体" w:cs="宋体" w:hint="eastAsia"/>
-          <w:lang w:eastAsia="zh-CN"/>
-        </w:rPr>
-        <w:t>）。</w:t>
-      </w:r>
-    </w:p>
-    <w:p>
-      <w:pPr>
-        <w:pStyle w:val="ListBullet"/>
-        <w:spacing w:after="72"/>
-      </w:pPr>
-      <w:r>
-        <w:rPr>
-          <w:rFonts w:ascii="宋体" w:eastAsia="宋体" w:hAnsi="宋体" w:cs="宋体" w:hint="eastAsia"/>
-          <w:b/>
-          <w:lang w:eastAsia="zh-CN"/>
-        </w:rPr>
-        <w:t>sneak 是拓扑效应（E7）</w:t>
-      </w:r>
-      <w:r>
-        <w:rPr>
-          <w:rFonts w:ascii="宋体" w:eastAsia="宋体" w:hAnsi="宋体" w:cs="宋体" w:hint="eastAsia"/>
-          <w:lang w:eastAsia="zh-CN"/>
-        </w:rPr>
-        <w:t>：与</w:t>
-      </w:r>
-      <w:r>
-        <w:t xml:space="preserve"> IR drop </w:t>
-      </w:r>
-      <w:r>
-        <w:rPr>
-          <w:rFonts w:ascii="宋体" w:eastAsia="宋体" w:hAnsi="宋体" w:cs="宋体" w:hint="eastAsia"/>
-          <w:lang w:eastAsia="zh-CN"/>
-        </w:rPr>
-        <w:t>解耦（</w:t>
-      </w:r>
-      <w:r>
-        <w:t xml:space="preserve">R=0 </w:t>
-      </w:r>
-      <w:r>
-        <w:rPr>
-          <w:rFonts w:ascii="宋体" w:eastAsia="宋体" w:hAnsi="宋体" w:cs="宋体" w:hint="eastAsia"/>
-          <w:lang w:eastAsia="zh-CN"/>
-        </w:rPr>
-        <w:t>时仍存在）</w:t>
-      </w:r>
-      <w:r>
-        <w:t xml:space="preserve">⇒ </w:t>
-      </w:r>
-      <w:r>
-        <w:rPr>
-          <w:rFonts w:ascii="宋体" w:eastAsia="宋体" w:hAnsi="宋体" w:cs="宋体" w:hint="eastAsia"/>
-          <w:lang w:eastAsia="zh-CN"/>
-        </w:rPr>
-        <w:t>需正规选通方案。</w:t>
-      </w:r>
-    </w:p>
-    <w:p>
-      <w:pPr>
-        <w:pStyle w:val="ListBullet"/>
-        <w:spacing w:after="72"/>
-      </w:pPr>
-      <w:r>
-        <w:rPr>
-          <w:rFonts w:ascii="宋体" w:eastAsia="宋体" w:hAnsi="宋体" w:cs="宋体" w:hint="eastAsia"/>
-          <w:b/>
-          <w:lang w:eastAsia="zh-CN"/>
-        </w:rPr>
-        <w:t>失配的两半（E8）</w:t>
-      </w:r>
-      <w:r>
-        <w:rPr>
-          <w:rFonts w:ascii="宋体" w:eastAsia="宋体" w:hAnsi="宋体" w:cs="宋体" w:hint="eastAsia"/>
-          <w:lang w:eastAsia="zh-CN"/>
-        </w:rPr>
-        <w:t>：随机项按</w:t>
-      </w:r>
-      <w:r>
-        <w:t xml:space="preserve"> 1/√N </w:t>
-      </w:r>
-      <w:r>
-        <w:rPr>
-          <w:rFonts w:ascii="宋体" w:eastAsia="宋体" w:hAnsi="宋体" w:cs="宋体" w:hint="eastAsia"/>
-          <w:lang w:eastAsia="zh-CN"/>
-        </w:rPr>
-        <w:t>被平均掉、系统项不会</w:t>
-      </w:r>
-      <w:r>
-        <w:t xml:space="preserve"> ⇒ </w:t>
-      </w:r>
-      <w:r>
-        <w:rPr>
-          <w:rFonts w:ascii="宋体" w:eastAsia="宋体" w:hAnsi="宋体" w:cs="宋体" w:hint="eastAsia"/>
-          <w:lang w:eastAsia="zh-CN"/>
-        </w:rPr>
-        <w:t>分层校准；校准精度决定有效位数上限。</w:t>
-      </w:r>
-    </w:p>
-    <w:p>
-      <w:pPr>
-        <w:pStyle w:val="ListBullet"/>
-        <w:spacing w:after="72"/>
-      </w:pPr>
-      <w:r>
-        <w:rPr>
-          <w:rFonts w:ascii="宋体" w:eastAsia="宋体" w:hAnsi="宋体" w:cs="宋体" w:hint="eastAsia"/>
-          <w:b/>
-          <w:lang w:eastAsia="zh-CN"/>
-        </w:rPr>
-        <w:t>规模由 IR drop 主导（E9）</w:t>
-      </w:r>
-      <w:r>
-        <w:rPr>
-          <w:rFonts w:ascii="宋体" w:eastAsia="宋体" w:hAnsi="宋体" w:cs="宋体" w:hint="eastAsia"/>
-          <w:lang w:eastAsia="zh-CN"/>
-        </w:rPr>
-        <w:t>：</w:t>
-      </w:r>
-      <w:r>
-        <w:t xml:space="preserve">5% </w:t>
-      </w:r>
-      <w:r>
-        <w:rPr>
-          <w:rFonts w:ascii="宋体" w:eastAsia="宋体" w:hAnsi="宋体" w:cs="宋体" w:hint="eastAsia"/>
-          <w:lang w:eastAsia="zh-CN"/>
-        </w:rPr>
-        <w:t>输出误差预算只支持</w:t>
-      </w:r>
-      <w:r>
-        <w:t xml:space="preserve"> ~18 </w:t>
-      </w:r>
-      <w:r>
-        <w:rPr>
-          <w:rFonts w:ascii="宋体" w:eastAsia="宋体" w:hAnsi="宋体" w:cs="宋体" w:hint="eastAsia"/>
-          <w:lang w:eastAsia="zh-CN"/>
-        </w:rPr>
-        <w:t>行，千级阵列在被动驱动下不可达。</w:t>
-      </w:r>
-    </w:p>
-    <w:p>
-      <w:pPr>
-        <w:pStyle w:val="ListBullet"/>
-        <w:spacing w:after="72"/>
-      </w:pPr>
-      <w:r>
-        <w:rPr>
-          <w:rFonts w:ascii="宋体" w:eastAsia="宋体" w:hAnsi="宋体" w:cs="宋体" w:hint="eastAsia"/>
-          <w:b/>
-          <w:lang w:eastAsia="zh-CN"/>
-        </w:rPr>
-        <w:t>架构族同构</w:t>
-      </w:r>
-      <w:r>
-        <w:rPr>
-          <w:rFonts w:ascii="宋体" w:eastAsia="宋体" w:hAnsi="宋体" w:cs="宋体" w:hint="eastAsia"/>
-          <w:lang w:eastAsia="zh-CN"/>
-        </w:rPr>
-        <w:t>：模拟</w:t>
-      </w:r>
-      <w:r>
-        <w:t xml:space="preserve"> MVM </w:t>
-      </w:r>
-      <w:r>
-        <w:rPr>
-          <w:rFonts w:ascii="宋体" w:eastAsia="宋体" w:hAnsi="宋体" w:cs="宋体" w:hint="eastAsia"/>
-          <w:lang w:eastAsia="zh-CN"/>
-        </w:rPr>
-        <w:t>交叉阵列</w:t>
-      </w:r>
-      <w:r>
-        <w:t xml:space="preserve"> = </w:t>
-      </w:r>
-      <w:r>
-        <w:rPr>
-          <w:rFonts w:ascii="宋体" w:eastAsia="宋体" w:hAnsi="宋体" w:cs="宋体" w:hint="eastAsia"/>
-          <w:lang w:eastAsia="zh-CN"/>
-        </w:rPr>
-        <w:t>电子域矩阵</w:t>
-      </w:r>
-      <w:r>
-        <w:t>-</w:t>
-      </w:r>
-      <w:r>
-        <w:rPr>
-          <w:rFonts w:ascii="宋体" w:eastAsia="宋体" w:hAnsi="宋体" w:cs="宋体" w:hint="eastAsia"/>
-          <w:lang w:eastAsia="zh-CN"/>
-        </w:rPr>
-        <w:t>向量乘，与光子</w:t>
-      </w:r>
-      <w:r>
-        <w:t xml:space="preserve"> MZI mesh</w:t>
-      </w:r>
-      <w:r>
-        <w:rPr>
-          <w:rFonts w:ascii="宋体" w:eastAsia="宋体" w:hAnsi="宋体" w:cs="宋体" w:hint="eastAsia"/>
-          <w:lang w:eastAsia="zh-CN"/>
-        </w:rPr>
-        <w:t>、商业模拟</w:t>
-      </w:r>
-      <w:r>
-        <w:t xml:space="preserve"> AI </w:t>
-      </w:r>
-      <w:r>
-        <w:rPr>
-          <w:rFonts w:ascii="宋体" w:eastAsia="宋体" w:hAnsi="宋体" w:cs="宋体" w:hint="eastAsia"/>
-          <w:lang w:eastAsia="zh-CN"/>
-        </w:rPr>
-        <w:t>加速器同族。</w:t>
-      </w:r>
-    </w:p>
-    <w:p>
-      <w:pPr>
-        <w:pStyle w:val="ListBullet"/>
-        <w:spacing w:after="72"/>
-      </w:pPr>
-      <w:r>
-        <w:rPr>
-          <w:rFonts w:ascii="宋体" w:eastAsia="宋体" w:hAnsi="宋体" w:cs="宋体" w:hint="eastAsia"/>
-          <w:b/>
-          <w:lang w:eastAsia="zh-CN"/>
-        </w:rPr>
-        <w:t>方法学独立</w:t>
-      </w:r>
-      <w:r>
-        <w:rPr>
-          <w:rFonts w:ascii="宋体" w:eastAsia="宋体" w:hAnsi="宋体" w:cs="宋体" w:hint="eastAsia"/>
-          <w:lang w:eastAsia="zh-CN"/>
-        </w:rPr>
-        <w:t>：判决全为死标量比对（闭式物理律</w:t>
-      </w:r>
-      <w:r>
-        <w:t xml:space="preserve"> golden</w:t>
-      </w:r>
-      <w:r>
-        <w:rPr>
-          <w:rFonts w:ascii="宋体" w:eastAsia="宋体" w:hAnsi="宋体" w:cs="宋体" w:hint="eastAsia"/>
-          <w:lang w:eastAsia="zh-CN"/>
-        </w:rPr>
-        <w:t>），</w:t>
-      </w:r>
-      <w:r>
-        <w:t xml:space="preserve">LLM </w:t>
-      </w:r>
-      <w:r>
-        <w:rPr>
-          <w:rFonts w:ascii="宋体" w:eastAsia="宋体" w:hAnsi="宋体" w:cs="宋体" w:hint="eastAsia"/>
-          <w:lang w:eastAsia="zh-CN"/>
-        </w:rPr>
-        <w:t>不进判决路径，零外部</w:t>
-      </w:r>
-      <w:r>
-        <w:t xml:space="preserve"> SPICE / </w:t>
-      </w:r>
-      <w:r>
-        <w:rPr>
-          <w:rFonts w:ascii="宋体" w:eastAsia="宋体" w:hAnsi="宋体" w:cs="宋体" w:hint="eastAsia"/>
-          <w:lang w:eastAsia="zh-CN"/>
-        </w:rPr>
-        <w:t>商业</w:t>
-      </w:r>
-      <w:r>
-        <w:t xml:space="preserve"> EDA </w:t>
-      </w:r>
-      <w:r>
-        <w:rPr>
-          <w:rFonts w:ascii="宋体" w:eastAsia="宋体" w:hAnsi="宋体" w:cs="宋体" w:hint="eastAsia"/>
-          <w:lang w:eastAsia="zh-CN"/>
-        </w:rPr>
-        <w:t>引擎。</w:t>
-      </w:r>
-    </w:p>
-    <w:p>
-      <w:pPr>
-        <w:pStyle w:val="ListBullet"/>
-        <w:spacing w:after="72"/>
-      </w:pPr>
-      <w:r>
-        <w:rPr>
-          <w:rFonts w:ascii="宋体" w:eastAsia="宋体" w:hAnsi="宋体" w:cs="宋体" w:hint="eastAsia"/>
-          <w:b/>
-          <w:lang w:eastAsia="zh-CN"/>
-        </w:rPr>
-        <w:t>带符号权重</w:t>
-      </w:r>
-      <w:r>
-        <w:rPr>
-          <w:rFonts w:ascii="宋体" w:eastAsia="宋体" w:hAnsi="宋体" w:cs="宋体" w:hint="eastAsia"/>
-          <w:lang w:eastAsia="zh-CN"/>
-        </w:rPr>
-        <w:t>：参考列法（</w:t>
-      </w:r>
-      <w:r>
-        <w:rPr>
-          <w:rFonts w:ascii="Courier" w:hAnsi="Courier"/>
-        </w:rPr>
-        <w:t>g_ij = g_base + s·W_ij</w:t>
-      </w:r>
-      <w:r>
-        <w:rPr>
-          <w:rFonts w:ascii="宋体" w:eastAsia="宋体" w:hAnsi="宋体" w:cs="宋体" w:hint="eastAsia"/>
-          <w:lang w:eastAsia="zh-CN"/>
-        </w:rPr>
-        <w:t>，数据列减参考列）。</w:t>
-      </w:r>
-    </w:p>
-    <w:p>
-      <w:pPr>
-        <w:pStyle w:val="ListBullet"/>
-        <w:spacing w:after="72"/>
-      </w:pPr>
-      <w:r>
-        <w:rPr>
-          <w:rFonts w:ascii="宋体" w:eastAsia="宋体" w:hAnsi="宋体" w:cs="宋体" w:hint="eastAsia"/>
-          <w:b/>
-          <w:lang w:eastAsia="zh-CN"/>
-        </w:rPr>
-        <w:t>器件级内核验证（E11-c）</w:t>
-      </w:r>
-      <w:r>
-        <w:rPr>
-          <w:rFonts w:ascii="宋体" w:eastAsia="宋体" w:hAnsi="宋体" w:cs="宋体" w:hint="eastAsia"/>
-          <w:lang w:eastAsia="zh-CN"/>
-        </w:rPr>
-        <w:t>：新增</w:t>
-      </w:r>
-      <w:r>
-        <w:t xml:space="preserve"> MOSCAP 1D </w:t>
-      </w:r>
-      <w:r>
-        <w:rPr>
-          <w:rFonts w:ascii="宋体" w:eastAsia="宋体" w:hAnsi="宋体" w:cs="宋体" w:hint="eastAsia"/>
-          <w:lang w:eastAsia="zh-CN"/>
-        </w:rPr>
-        <w:t>自洽泊松，使本包首次拥有「教科书闭式</w:t>
-      </w:r>
-      <w:r>
-        <w:t xml:space="preserve"> ⟷ </w:t>
-      </w:r>
-      <w:r>
-        <w:rPr>
-          <w:rFonts w:ascii="宋体" w:eastAsia="宋体" w:hAnsi="宋体" w:cs="宋体" w:hint="eastAsia"/>
-          <w:lang w:eastAsia="zh-CN"/>
-        </w:rPr>
-        <w:t>器件级</w:t>
-      </w:r>
-      <w:r>
-        <w:t xml:space="preserve"> PDE</w:t>
-      </w:r>
-      <w:r>
-        <w:rPr>
-          <w:rFonts w:ascii="宋体" w:eastAsia="宋体" w:hAnsi="宋体" w:cs="宋体" w:hint="eastAsia"/>
-          <w:lang w:eastAsia="zh-CN"/>
-        </w:rPr>
-        <w:t>」这条独立交叉验证路径（</w:t>
-      </w:r>
-      <w:r>
-        <w:t xml:space="preserve">V_th </w:t>
-      </w:r>
-      <w:r>
-        <w:rPr>
-          <w:rFonts w:ascii="宋体" w:eastAsia="宋体" w:hAnsi="宋体" w:cs="宋体" w:hint="eastAsia"/>
-          <w:lang w:eastAsia="zh-CN"/>
-        </w:rPr>
-        <w:t>一致到</w:t>
-      </w:r>
-      <w:r>
-        <w:t xml:space="preserve"> 2e-4%</w:t>
-      </w:r>
-      <w:r>
-        <w:rPr>
-          <w:rFonts w:ascii="宋体" w:eastAsia="宋体" w:hAnsi="宋体" w:cs="宋体" w:hint="eastAsia"/>
-          <w:lang w:eastAsia="zh-CN"/>
-        </w:rPr>
-        <w:t>）；此前器件模型只与</w:t>
-      </w:r>
-      <w:r>
-        <w:rPr>
-          <w:rFonts w:ascii="宋体" w:eastAsia="宋体" w:hAnsi="宋体" w:cs="宋体" w:hint="eastAsia"/>
-          <w:b/>
-          <w:lang w:eastAsia="zh-CN"/>
-        </w:rPr>
-        <w:t>自身闭式</w:t>
-      </w:r>
-      <w:r>
-        <w:rPr>
-          <w:rFonts w:ascii="宋体" w:eastAsia="宋体" w:hAnsi="宋体" w:cs="宋体" w:hint="eastAsia"/>
-          <w:lang w:eastAsia="zh-CN"/>
-        </w:rPr>
-        <w:t>自洽。</w:t>
-      </w:r>
-    </w:p>
-    <w:p>
-      <w:pPr>
-        <w:pStyle w:val="ListBullet"/>
-        <w:spacing w:after="72"/>
-      </w:pPr>
-      <w:r>
-        <w:rPr>
-          <w:rFonts w:ascii="宋体" w:eastAsia="宋体" w:hAnsi="宋体" w:cs="宋体" w:hint="eastAsia"/>
-          <w:b/>
-          <w:lang w:eastAsia="zh-CN"/>
-        </w:rPr>
-        <w:t>失效边界（E11-d）</w:t>
-      </w:r>
-      <w:r>
-        <w:rPr>
-          <w:rFonts w:ascii="宋体" w:eastAsia="宋体" w:hAnsi="宋体" w:cs="宋体" w:hint="eastAsia"/>
-          <w:lang w:eastAsia="zh-CN"/>
-        </w:rPr>
-        <w:t>：数值窗口（随网格变）与物理窗口（</w:t>
-      </w:r>
-      <w:r>
-        <w:rPr>
-          <w:rFonts w:ascii="宋体" w:eastAsia="宋体" w:hAnsi="宋体" w:cs="宋体" w:hint="eastAsia"/>
-          <w:b/>
-          <w:lang w:eastAsia="zh-CN"/>
-        </w:rPr>
-        <w:t>与网格无关</w:t>
-      </w:r>
-      <w:r>
-        <w:rPr>
-          <w:rFonts w:ascii="宋体" w:eastAsia="宋体" w:hAnsi="宋体" w:cs="宋体" w:hint="eastAsia"/>
-          <w:lang w:eastAsia="zh-CN"/>
-        </w:rPr>
-        <w:t>）严格分离</w:t>
-      </w:r>
-      <w:r>
-        <w:t xml:space="preserve"> ⇒ </w:t>
-      </w:r>
-      <w:r>
-        <w:rPr>
-          <w:rFonts w:ascii="宋体" w:eastAsia="宋体" w:hAnsi="宋体" w:cs="宋体" w:hint="eastAsia"/>
-          <w:lang w:eastAsia="zh-CN"/>
-        </w:rPr>
-        <w:t>半宽比</w:t>
-      </w:r>
-      <w:r>
-        <w:t xml:space="preserve"> </w:t>
-      </w:r>
-      <w:r>
-        <w:rPr>
-          <w:b/>
-        </w:rPr>
-        <w:t>0.835</w:t>
-      </w:r>
-      <w:r>
-        <w:t xml:space="preserve"> ⇒ </w:t>
-      </w:r>
-      <w:r>
-        <w:rPr>
-          <w:rFonts w:ascii="宋体" w:eastAsia="宋体" w:hAnsi="宋体" w:cs="宋体" w:hint="eastAsia"/>
-          <w:b/>
-          <w:lang w:eastAsia="zh-CN"/>
-        </w:rPr>
-        <w:t>物理模型先失效、数值后崩</w:t>
-      </w:r>
-      <w:r>
-        <w:rPr>
-          <w:rFonts w:ascii="宋体" w:eastAsia="宋体" w:hAnsi="宋体" w:cs="宋体" w:hint="eastAsia"/>
-          <w:lang w:eastAsia="zh-CN"/>
-        </w:rPr>
-        <w:t>；文献缺口量化：</w:t>
-      </w:r>
-      <w:r>
-        <w:t xml:space="preserve">L=65 nm </w:t>
-      </w:r>
-      <w:r>
-        <w:rPr>
-          <w:rFonts w:ascii="宋体" w:eastAsia="宋体" w:hAnsi="宋体" w:cs="宋体" w:hint="eastAsia"/>
-          <w:lang w:eastAsia="zh-CN"/>
-        </w:rPr>
-        <w:t>时</w:t>
-      </w:r>
-      <w:r>
-        <w:t xml:space="preserve"> roll-off </w:t>
-      </w:r>
-      <w:r>
-        <w:rPr>
-          <w:rFonts w:ascii="宋体" w:eastAsia="宋体" w:hAnsi="宋体" w:cs="宋体" w:hint="eastAsia"/>
-          <w:lang w:eastAsia="zh-CN"/>
-        </w:rPr>
-        <w:t>占</w:t>
-      </w:r>
-      <w:r>
-        <w:t xml:space="preserve"> V_th 37.9%</w:t>
-      </w:r>
-      <w:r>
-        <w:rPr>
-          <w:rFonts w:ascii="宋体" w:eastAsia="宋体" w:hAnsi="宋体" w:cs="宋体" w:hint="eastAsia"/>
-          <w:lang w:eastAsia="zh-CN"/>
-        </w:rPr>
-        <w:t>（</w:t>
-      </w:r>
-      <w:r>
-        <w:rPr>
-          <w:rFonts w:ascii="宋体" w:eastAsia="宋体" w:hAnsi="宋体" w:cs="宋体" w:hint="eastAsia"/>
-          <w:b/>
-          <w:lang w:eastAsia="zh-CN"/>
-        </w:rPr>
-        <w:t>非 LDA 计算结果</w:t>
-      </w:r>
-      <w:r>
-        <w:rPr>
-          <w:rFonts w:ascii="宋体" w:eastAsia="宋体" w:hAnsi="宋体" w:cs="宋体" w:hint="eastAsia"/>
-          <w:lang w:eastAsia="zh-CN"/>
-        </w:rPr>
-        <w:t>）。</w:t>
-      </w:r>
-    </w:p>
-    <w:p>
-      <w:pPr>
-        <w:pStyle w:val="ListBullet"/>
-        <w:spacing w:after="72"/>
-      </w:pPr>
-      <w:r>
-        <w:rPr>
-          <w:rFonts w:ascii="宋体" w:eastAsia="宋体" w:hAnsi="宋体" w:cs="宋体" w:hint="eastAsia"/>
-          <w:b/>
-          <w:lang w:eastAsia="zh-CN"/>
-        </w:rPr>
-        <w:t>短沟道效应由 2D 解自然涌现（E12）</w:t>
-      </w:r>
-      <w:r>
-        <w:rPr>
-          <w:rFonts w:ascii="宋体" w:eastAsia="宋体" w:hAnsi="宋体" w:cs="宋体" w:hint="eastAsia"/>
-          <w:lang w:eastAsia="zh-CN"/>
-        </w:rPr>
-        <w:t>：</w:t>
-      </w:r>
-      <w:r>
-        <w:t xml:space="preserve">E11-d </w:t>
-      </w:r>
-      <w:r>
-        <w:rPr>
-          <w:rFonts w:ascii="宋体" w:eastAsia="宋体" w:hAnsi="宋体" w:cs="宋体" w:hint="eastAsia"/>
-          <w:lang w:eastAsia="zh-CN"/>
-        </w:rPr>
-        <w:t>曾登记「平台算不了」；</w:t>
-      </w:r>
-      <w:r>
-        <w:t xml:space="preserve">E12 </w:t>
-      </w:r>
-      <w:r>
-        <w:rPr>
-          <w:rFonts w:ascii="宋体" w:eastAsia="宋体" w:hAnsi="宋体" w:cs="宋体" w:hint="eastAsia"/>
-          <w:lang w:eastAsia="zh-CN"/>
-        </w:rPr>
-        <w:t>补上四端</w:t>
-      </w:r>
-      <w:r>
-        <w:t xml:space="preserve"> 2D </w:t>
-      </w:r>
-      <w:r>
-        <w:rPr>
-          <w:rFonts w:ascii="宋体" w:eastAsia="宋体" w:hAnsi="宋体" w:cs="宋体" w:hint="eastAsia"/>
-          <w:lang w:eastAsia="zh-CN"/>
-        </w:rPr>
-        <w:t>自洽泊松后，</w:t>
-      </w:r>
-      <w:r>
-        <w:t xml:space="preserve">roll-off / DIBL </w:t>
-      </w:r>
-      <w:r>
-        <w:rPr>
-          <w:rFonts w:ascii="宋体" w:eastAsia="宋体" w:hAnsi="宋体" w:cs="宋体" w:hint="eastAsia"/>
-          <w:lang w:eastAsia="zh-CN"/>
-        </w:rPr>
-        <w:t>不再靠文献式代入</w:t>
-      </w:r>
-      <w:r>
-        <w:t>——</w:t>
-      </w:r>
-      <w:r>
-        <w:rPr>
-          <w:rFonts w:ascii="宋体" w:eastAsia="宋体" w:hAnsi="宋体" w:cs="宋体" w:hint="eastAsia"/>
-          <w:b/>
-          <w:lang w:eastAsia="zh-CN"/>
-        </w:rPr>
-        <w:t>DIBL 153.6 mV/V 且满足 ln(DIBL)–L 指数衰减律（R² 0.9986 · ℓ_eff 68.9 nm）</w:t>
-      </w:r>
-      <w:r>
-        <w:rPr>
-          <w:rFonts w:ascii="宋体" w:eastAsia="宋体" w:hAnsi="宋体" w:cs="宋体" w:hint="eastAsia"/>
-          <w:lang w:eastAsia="zh-CN"/>
-        </w:rPr>
-        <w:t>，这是该能力「真做出来了」的决定性证据。</w:t>
-      </w:r>
-    </w:p>
-    <w:p>
-      <w:pPr>
-        <w:pStyle w:val="ListBullet"/>
-        <w:spacing w:after="72"/>
-      </w:pPr>
-      <w:r>
-        <w:rPr>
-          <w:rFonts w:ascii="宋体" w:eastAsia="宋体" w:hAnsi="宋体" w:cs="宋体" w:hint="eastAsia"/>
-          <w:b/>
-          <w:lang w:eastAsia="zh-CN"/>
-        </w:rPr>
-        <w:t>亚阈值摆幅：60 mV/dec 是硬下限，不是目标（E13）</w:t>
-      </w:r>
-      <w:r>
-        <w:rPr>
-          <w:rFonts w:ascii="宋体" w:eastAsia="宋体" w:hAnsi="宋体" w:cs="宋体" w:hint="eastAsia"/>
-          <w:lang w:eastAsia="zh-CN"/>
-        </w:rPr>
-        <w:t>：</w:t>
-      </w:r>
-      <w:r>
-        <w:t xml:space="preserve">E12 </w:t>
-      </w:r>
-      <w:r>
-        <w:rPr>
-          <w:rFonts w:ascii="宋体" w:eastAsia="宋体" w:hAnsi="宋体" w:cs="宋体" w:hint="eastAsia"/>
-          <w:lang w:eastAsia="zh-CN"/>
-        </w:rPr>
-        <w:t>的「不产</w:t>
-      </w:r>
-      <w:r>
-        <w:t xml:space="preserve"> I-V</w:t>
-      </w:r>
-      <w:r>
-        <w:rPr>
-          <w:rFonts w:ascii="宋体" w:eastAsia="宋体" w:hAnsi="宋体" w:cs="宋体" w:hint="eastAsia"/>
-          <w:lang w:eastAsia="zh-CN"/>
-        </w:rPr>
-        <w:t>」缺口由</w:t>
-      </w:r>
-      <w:r>
-        <w:t xml:space="preserve"> E13 </w:t>
-      </w:r>
-      <w:r>
-        <w:rPr>
-          <w:rFonts w:ascii="宋体" w:eastAsia="宋体" w:hAnsi="宋体" w:cs="宋体" w:hint="eastAsia"/>
-          <w:lang w:eastAsia="zh-CN"/>
-        </w:rPr>
-        <w:t>的稳态漂移扩散输运关掉。</w:t>
-      </w:r>
-      <w:r>
-        <w:rPr>
-          <w:rFonts w:ascii="宋体" w:eastAsia="宋体" w:hAnsi="宋体" w:cs="宋体" w:hint="eastAsia"/>
-          <w:b/>
-          <w:lang w:eastAsia="zh-CN"/>
-        </w:rPr>
-        <w:t>「SS → 60」是错的目标</w:t>
-      </w:r>
-      <w:r>
-        <w:t xml:space="preserve"> —— </w:t>
-      </w:r>
-      <w:r>
-        <w:rPr>
-          <w:rFonts w:ascii="宋体" w:eastAsia="宋体" w:hAnsi="宋体" w:cs="宋体" w:hint="eastAsia"/>
-          <w:lang w:eastAsia="zh-CN"/>
-        </w:rPr>
-        <w:t>体硅器件因体效应收敛到</w:t>
-      </w:r>
-      <w:r>
-        <w:t xml:space="preserve"> </w:t>
-      </w:r>
-      <w:r>
-        <w:rPr>
-          <w:rFonts w:ascii="Courier" w:hAnsi="Courier"/>
-        </w:rPr>
-        <w:t>60·(1+Cd/Cox)</w:t>
-      </w:r>
-      <w:r>
-        <w:t xml:space="preserve"> </w:t>
-      </w:r>
-      <w:r>
-        <w:rPr>
-          <w:rFonts w:ascii="宋体" w:eastAsia="宋体" w:hAnsi="宋体" w:cs="宋体" w:hint="eastAsia"/>
-          <w:lang w:eastAsia="zh-CN"/>
-        </w:rPr>
-        <w:t>的平台（本例</w:t>
-      </w:r>
-      <w:r>
-        <w:t xml:space="preserve"> ≈ </w:t>
-      </w:r>
-      <w:r>
-        <w:rPr>
-          <w:b/>
-        </w:rPr>
-        <w:t>66.4</w:t>
-      </w:r>
-      <w:r>
-        <w:rPr>
-          <w:rFonts w:ascii="宋体" w:eastAsia="宋体" w:hAnsi="宋体" w:cs="宋体" w:hint="eastAsia"/>
-          <w:lang w:eastAsia="zh-CN"/>
-        </w:rPr>
-        <w:t>）</w:t>
-      </w:r>
-      <w:r>
-        <w:t xml:space="preserve">⇒ 60 </w:t>
-      </w:r>
-      <w:r>
-        <w:rPr>
-          <w:rFonts w:ascii="宋体" w:eastAsia="宋体" w:hAnsi="宋体" w:cs="宋体" w:hint="eastAsia"/>
-          <w:lang w:eastAsia="zh-CN"/>
-        </w:rPr>
-        <w:t>的角色是</w:t>
-      </w:r>
-      <w:r>
-        <w:rPr>
-          <w:rFonts w:ascii="宋体" w:eastAsia="宋体" w:hAnsi="宋体" w:cs="宋体" w:hint="eastAsia"/>
-          <w:b/>
-          <w:lang w:eastAsia="zh-CN"/>
-        </w:rPr>
-        <w:t>物理定律硬下限（不等式）</w:t>
-      </w:r>
-      <w:r>
-        <w:rPr>
-          <w:rFonts w:ascii="宋体" w:eastAsia="宋体" w:hAnsi="宋体" w:cs="宋体" w:hint="eastAsia"/>
-          <w:lang w:eastAsia="zh-CN"/>
-        </w:rPr>
-        <w:t>，不是渐近目标。实测长沟道</w:t>
-      </w:r>
-      <w:r>
-        <w:t xml:space="preserve"> 2D </w:t>
-      </w:r>
-      <w:r>
-        <w:rPr>
-          <w:b/>
-        </w:rPr>
-        <w:t>68.08</w:t>
-      </w:r>
-      <w:r>
-        <w:t xml:space="preserve"> ⟷ </w:t>
-      </w:r>
-      <w:r>
-        <w:rPr>
-          <w:rFonts w:ascii="宋体" w:eastAsia="宋体" w:hAnsi="宋体" w:cs="宋体" w:hint="eastAsia"/>
-          <w:lang w:eastAsia="zh-CN"/>
-        </w:rPr>
-        <w:t>闭式</w:t>
-      </w:r>
-      <w:r>
-        <w:t xml:space="preserve"> </w:t>
-      </w:r>
-      <w:r>
-        <w:rPr>
-          <w:b/>
-        </w:rPr>
-        <w:t>66.41</w:t>
-      </w:r>
-      <w:r>
-        <w:rPr>
-          <w:rFonts w:ascii="宋体" w:eastAsia="宋体" w:hAnsi="宋体" w:cs="宋体" w:hint="eastAsia"/>
-          <w:lang w:eastAsia="zh-CN"/>
-        </w:rPr>
-        <w:t>（</w:t>
-      </w:r>
-      <w:r>
-        <w:t>rel 2.52%</w:t>
-      </w:r>
-      <w:r>
-        <w:rPr>
-          <w:rFonts w:ascii="宋体" w:eastAsia="宋体" w:hAnsi="宋体" w:cs="宋体" w:hint="eastAsia"/>
-          <w:lang w:eastAsia="zh-CN"/>
-        </w:rPr>
-        <w:t>）；短沟道退化</w:t>
-      </w:r>
-      <w:r>
-        <w:t xml:space="preserve"> </w:t>
-      </w:r>
-      <w:r>
-        <w:rPr>
-          <w:b/>
-        </w:rPr>
-        <w:t>65 nm → 226.9 mV/dec</w:t>
-      </w:r>
-      <w:r>
-        <w:rPr>
-          <w:rFonts w:ascii="宋体" w:eastAsia="宋体" w:hAnsi="宋体" w:cs="宋体" w:hint="eastAsia"/>
-          <w:lang w:eastAsia="zh-CN"/>
-        </w:rPr>
-        <w:t>（与</w:t>
-      </w:r>
-      <w:r>
-        <w:t xml:space="preserve"> E12 </w:t>
-      </w:r>
-      <w:r>
-        <w:rPr>
-          <w:rFonts w:ascii="宋体" w:eastAsia="宋体" w:hAnsi="宋体" w:cs="宋体" w:hint="eastAsia"/>
-          <w:lang w:eastAsia="zh-CN"/>
-        </w:rPr>
-        <w:t>的</w:t>
-      </w:r>
-      <w:r>
-        <w:t xml:space="preserve"> roll-off / DIBL </w:t>
-      </w:r>
-      <w:r>
-        <w:rPr>
-          <w:rFonts w:ascii="宋体" w:eastAsia="宋体" w:hAnsi="宋体" w:cs="宋体" w:hint="eastAsia"/>
-          <w:b/>
-          <w:lang w:eastAsia="zh-CN"/>
-        </w:rPr>
-        <w:t>同向</w:t>
-      </w:r>
-      <w:r>
-        <w:rPr>
-          <w:rFonts w:ascii="宋体" w:eastAsia="宋体" w:hAnsi="宋体" w:cs="宋体" w:hint="eastAsia"/>
-          <w:lang w:eastAsia="zh-CN"/>
-        </w:rPr>
-        <w:t>，两条独立路径互证）。</w:t>
-      </w:r>
-      <w:r>
-        <w:t xml:space="preserve">🔴 </w:t>
-      </w:r>
-      <w:r>
-        <w:rPr>
-          <w:rFonts w:ascii="宋体" w:eastAsia="宋体" w:hAnsi="宋体" w:cs="宋体" w:hint="eastAsia"/>
-          <w:b/>
-          <w:lang w:eastAsia="zh-CN"/>
-        </w:rPr>
-        <w:t>仍是 DD 框架</w:t>
-      </w:r>
-      <w:r>
-        <w:t xml:space="preserve"> ⇒ </w:t>
-      </w:r>
-      <w:r>
-        <w:rPr>
-          <w:rFonts w:ascii="Courier" w:hAnsi="Courier"/>
-        </w:rPr>
-        <w:t>I_on</w:t>
-      </w:r>
-      <w:r>
-        <w:rPr>
-          <w:rFonts w:ascii="宋体" w:eastAsia="宋体" w:hAnsi="宋体" w:cs="宋体" w:hint="eastAsia"/>
-          <w:lang w:eastAsia="zh-CN"/>
-        </w:rPr>
-        <w:t xml:space="preserve"> 绝对值不可当器件性能。</w:t>
-      </w:r>
-    </w:p>
-    <w:p>
-      <w:bookmarkStart w:id="20" w:name="_Toc_section_10"/>
-      <w:bookmarkStart w:id="9" w:name="section-10"/>
-      <w:pPr>
-        <w:pStyle w:val="Heading2"/>
-        <w:spacing w:line="312" w:lineRule="auto" w:before="720" w:after="288"/>
-      </w:pPr>
-      <w:bookmarkEnd w:id="9"/>
-      <w:r>
-        <w:rPr>
-          <w:rFonts w:ascii="宋体" w:hAnsi="宋体" w:eastAsia="宋体" w:cs="宋体" w:hint="eastAsia"/>
-          <w:b/>
-          <w:sz w:val="36"/>
-          <w:lang w:eastAsia="zh-CN"/>
-        </w:rPr>
-        <w:t>十、先进性定位</w:t>
-      </w:r>
-      <w:bookmarkEnd w:id="20"/>
-    </w:p>
-    <w:p>
       <w:pPr>
         <w:spacing w:after="192"/>
       </w:pPr>
       <w:r>
         <w:rPr>
           <w:rFonts w:ascii="宋体" w:eastAsia="宋体" w:hAnsi="宋体" w:cs="宋体" w:hint="eastAsia"/>
-          <w:lang w:eastAsia="zh-CN"/>
-        </w:rPr>
-        <w:t>公开</w:t>
-      </w:r>
-      <w:r>
-        <w:t xml:space="preserve"> landmark </w:t>
-      </w:r>
-      <w:r>
-        <w:rPr>
-          <w:rFonts w:ascii="宋体" w:eastAsia="宋体" w:hAnsi="宋体" w:cs="宋体" w:hint="eastAsia"/>
-          <w:lang w:eastAsia="zh-CN"/>
-        </w:rPr>
-        <w:t>仅作背景坐标，与本案例</w:t>
-      </w:r>
-      <w:r>
-        <w:rPr>
-          <w:rFonts w:ascii="宋体" w:eastAsia="宋体" w:hAnsi="宋体" w:cs="宋体" w:hint="eastAsia"/>
           <w:b/>
           <w:lang w:eastAsia="zh-CN"/>
         </w:rPr>
-        <w:t>不同台比较</w:t>
+        <w:t>E14 · 真 DAC / ADC / 行驱动外设：把「设计链」补成「系统链」。</w:t>
+      </w:r>
+      <w:r>
+        <w:t xml:space="preserve">E1–E13 </w:t>
+      </w:r>
+      <w:r>
+        <w:rPr>
+          <w:rFonts w:ascii="宋体" w:eastAsia="宋体" w:hAnsi="宋体" w:cs="宋体" w:hint="eastAsia"/>
+          <w:lang w:eastAsia="zh-CN"/>
+        </w:rPr>
+        <w:t>的</w:t>
+      </w:r>
+      <w:r>
+        <w:t xml:space="preserve"> </w:t>
+      </w:r>
+      <w:r>
+        <w:rPr>
+          <w:rFonts w:ascii="宋体" w:eastAsia="宋体" w:hAnsi="宋体" w:cs="宋体" w:hint="eastAsia"/>
+          <w:b/>
+          <w:lang w:eastAsia="zh-CN"/>
+        </w:rPr>
+        <w:t>DAC/ADC 一直只是行为级均匀量化模型</w:t>
+      </w:r>
+      <w:r>
+        <w:rPr>
+          <w:rFonts w:ascii="宋体" w:eastAsia="宋体" w:hAnsi="宋体" w:cs="宋体" w:hint="eastAsia"/>
+          <w:lang w:eastAsia="zh-CN"/>
+        </w:rPr>
+        <w:t>、</w:t>
+      </w:r>
+      <w:r>
+        <w:rPr>
+          <w:rFonts w:ascii="宋体" w:eastAsia="宋体" w:hAnsi="宋体" w:cs="宋体" w:hint="eastAsia"/>
+          <w:b/>
+          <w:lang w:eastAsia="zh-CN"/>
+        </w:rPr>
+        <w:t>行线由理想电压源钉住</w:t>
+      </w:r>
+      <w:r>
+        <w:t xml:space="preserve"> ⇒ </w:t>
+      </w:r>
+      <w:r>
+        <w:rPr>
+          <w:rFonts w:ascii="宋体" w:eastAsia="宋体" w:hAnsi="宋体" w:cs="宋体" w:hint="eastAsia"/>
+          <w:lang w:eastAsia="zh-CN"/>
+        </w:rPr>
+        <w:t>外围电路的精度</w:t>
+      </w:r>
+      <w:r>
+        <w:t xml:space="preserve"> / </w:t>
+      </w:r>
+      <w:r>
+        <w:rPr>
+          <w:rFonts w:ascii="宋体" w:eastAsia="宋体" w:hAnsi="宋体" w:cs="宋体" w:hint="eastAsia"/>
+          <w:lang w:eastAsia="zh-CN"/>
+        </w:rPr>
+        <w:t>速度</w:t>
+      </w:r>
+      <w:r>
+        <w:t xml:space="preserve"> / </w:t>
+      </w:r>
+      <w:r>
+        <w:rPr>
+          <w:rFonts w:ascii="宋体" w:eastAsia="宋体" w:hAnsi="宋体" w:cs="宋体" w:hint="eastAsia"/>
+          <w:lang w:eastAsia="zh-CN"/>
+        </w:rPr>
+        <w:t>负载代价从未进入任何结论。</w:t>
+      </w:r>
+      <w:r>
+        <w:t xml:space="preserve">E14 </w:t>
+      </w:r>
+      <w:r>
+        <w:rPr>
+          <w:rFonts w:ascii="宋体" w:eastAsia="宋体" w:hAnsi="宋体" w:cs="宋体" w:hint="eastAsia"/>
+          <w:lang w:eastAsia="zh-CN"/>
+        </w:rPr>
+        <w:t>换成</w:t>
+      </w:r>
+      <w:r>
+        <w:rPr>
+          <w:rFonts w:ascii="宋体" w:eastAsia="宋体" w:hAnsi="宋体" w:cs="宋体" w:hint="eastAsia"/>
+          <w:b/>
+          <w:lang w:eastAsia="zh-CN"/>
+        </w:rPr>
+        <w:t>真电路</w:t>
+      </w:r>
+      <w:r>
+        <w:rPr>
+          <w:rFonts w:ascii="宋体" w:eastAsia="宋体" w:hAnsi="宋体" w:cs="宋体" w:hint="eastAsia"/>
+          <w:lang w:eastAsia="zh-CN"/>
+        </w:rPr>
+        <w:t>：</w:t>
+      </w:r>
+      <w:r>
+        <w:rPr>
+          <w:rFonts w:ascii="宋体" w:eastAsia="宋体" w:hAnsi="宋体" w:cs="宋体" w:hint="eastAsia"/>
+          <w:b/>
+          <w:lang w:eastAsia="zh-CN"/>
+        </w:rPr>
+        <w:t>R-2R 梯形 DAC</w:t>
+      </w:r>
+      <w:r>
+        <w:rPr>
+          <w:rFonts w:ascii="宋体" w:eastAsia="宋体" w:hAnsi="宋体" w:cs="宋体" w:hint="eastAsia"/>
+          <w:lang w:eastAsia="zh-CN"/>
+        </w:rPr>
+        <w:t>（无源电阻网络</w:t>
+      </w:r>
+      <w:r>
+        <w:t xml:space="preserve"> + </w:t>
+      </w:r>
+      <w:r>
+        <w:rPr>
+          <w:rFonts w:ascii="宋体" w:eastAsia="宋体" w:hAnsi="宋体" w:cs="宋体" w:hint="eastAsia"/>
+          <w:b/>
+          <w:lang w:eastAsia="zh-CN"/>
+        </w:rPr>
+        <w:t>NMOS 模拟开关</w:t>
+      </w:r>
+      <w:r>
+        <w:rPr>
+          <w:rFonts w:ascii="宋体" w:eastAsia="宋体" w:hAnsi="宋体" w:cs="宋体" w:hint="eastAsia"/>
+          <w:lang w:eastAsia="zh-CN"/>
+        </w:rPr>
+        <w:t>，</w:t>
+      </w:r>
+      <w:r>
+        <w:rPr>
+          <w:rFonts w:ascii="Courier" w:hAnsi="Courier"/>
+        </w:rPr>
+        <w:t>lda_l2/ecore/converter.py</w:t>
+      </w:r>
+      <w:r>
+        <w:rPr>
+          <w:rFonts w:ascii="宋体" w:eastAsia="宋体" w:hAnsi="宋体" w:cs="宋体" w:hint="eastAsia"/>
+          <w:lang w:eastAsia="zh-CN"/>
+        </w:rPr>
+        <w:t>）</w:t>
+      </w:r>
+      <w:r>
+        <w:t xml:space="preserve">· </w:t>
+      </w:r>
+      <w:r>
+        <w:rPr>
+          <w:rFonts w:ascii="宋体" w:eastAsia="宋体" w:hAnsi="宋体" w:cs="宋体" w:hint="eastAsia"/>
+          <w:b/>
+          <w:lang w:eastAsia="zh-CN"/>
+        </w:rPr>
+        <w:t>SAR + CDAC 电荷重分配 ADC</w:t>
+      </w:r>
+      <w:r>
+        <w:rPr>
+          <w:rFonts w:ascii="宋体" w:eastAsia="宋体" w:hAnsi="宋体" w:cs="宋体" w:hint="eastAsia"/>
+          <w:lang w:eastAsia="zh-CN"/>
+        </w:rPr>
+        <w:t>（真电容阵列</w:t>
+      </w:r>
+      <w:r>
+        <w:t xml:space="preserve"> + </w:t>
+      </w:r>
+      <w:r>
+        <w:rPr>
+          <w:rFonts w:ascii="宋体" w:eastAsia="宋体" w:hAnsi="宋体" w:cs="宋体" w:hint="eastAsia"/>
+          <w:lang w:eastAsia="zh-CN"/>
+        </w:rPr>
+        <w:t>真瞬态）</w:t>
+      </w:r>
+      <w:r>
+        <w:t xml:space="preserve">· </w:t>
+      </w:r>
+      <w:r>
+        <w:rPr>
+          <w:rFonts w:ascii="宋体" w:eastAsia="宋体" w:hAnsi="宋体" w:cs="宋体" w:hint="eastAsia"/>
+          <w:b/>
+          <w:lang w:eastAsia="zh-CN"/>
+        </w:rPr>
+        <w:t>采样保持</w:t>
+      </w:r>
+      <w:r>
+        <w:rPr>
+          <w:rFonts w:ascii="宋体" w:eastAsia="宋体" w:hAnsi="宋体" w:cs="宋体" w:hint="eastAsia"/>
+          <w:lang w:eastAsia="zh-CN"/>
+        </w:rPr>
+        <w:t>；</w:t>
+      </w:r>
+      <w:r>
+        <w:rPr>
+          <w:rFonts w:ascii="宋体" w:eastAsia="宋体" w:hAnsi="宋体" w:cs="宋体" w:hint="eastAsia"/>
+          <w:b/>
+          <w:lang w:eastAsia="zh-CN"/>
+        </w:rPr>
+        <w:t>行驱动与端到端系统链</w:t>
+      </w:r>
+      <w:r>
+        <w:rPr>
+          <w:rFonts w:ascii="宋体" w:eastAsia="宋体" w:hAnsi="宋体" w:cs="宋体" w:hint="eastAsia"/>
+          <w:lang w:eastAsia="zh-CN"/>
+        </w:rPr>
+        <w:t xml:space="preserve">在 </w:t>
+      </w:r>
+      <w:r>
+        <w:rPr>
+          <w:rFonts w:ascii="Courier" w:hAnsi="Courier"/>
+        </w:rPr>
+        <w:t>lda_l2/ecore/periphery.py</w:t>
       </w:r>
       <w:r>
         <w:rPr>
@@ -17612,6 +18035,3311 @@
                 <w:b/>
                 <w:sz w:val="20"/>
               </w:rPr>
+              <w:t>环节</w:t>
+            </w:r>
+          </w:p>
+        </w:tc>
+        <w:tc>
+          <w:tcPr>
+            <w:tcW w:type="dxa" w:w="2880"/>
+            <w:vAlign w:val="center"/>
+            <w:tcBorders>
+              <w:top w:val="single" w:sz="6" w:space="0" w:color="CCCCCC"/>
+              <w:bottom w:val="single" w:sz="6" w:space="0" w:color="CCCCCC"/>
+              <w:left w:val="single" w:sz="6" w:space="0" w:color="CCCCCC"/>
+              <w:right w:val="single" w:sz="6" w:space="0" w:color="CCCCCC"/>
+            </w:tcBorders>
+            <w:shd w:val="clear" w:color="auto" w:fill="F5F7FA"/>
+            <w:tcMar>
+              <w:top w:w="96" w:type="dxa"/>
+              <w:bottom w:w="96" w:type="dxa"/>
+              <w:left w:w="144" w:type="dxa"/>
+              <w:right w:w="144" w:type="dxa"/>
+            </w:tcMar>
+          </w:tcPr>
+          <w:p>
+            <w:pPr>
+              <w:jc w:val="left"/>
+              <w:spacing w:line="240" w:lineRule="auto" w:before="50" w:after="50"/>
+            </w:pPr>
+            <w:r>
+              <w:rPr>
+                <w:rFonts w:ascii="黑体" w:hAnsi="黑体" w:eastAsia="黑体" w:hint="eastAsia"/>
+                <w:b/>
+                <w:sz w:val="20"/>
+              </w:rPr>
+              <w:t>实测</w:t>
+            </w:r>
+          </w:p>
+        </w:tc>
+        <w:tc>
+          <w:tcPr>
+            <w:tcW w:type="dxa" w:w="2880"/>
+            <w:vAlign w:val="center"/>
+            <w:tcBorders>
+              <w:top w:val="single" w:sz="6" w:space="0" w:color="CCCCCC"/>
+              <w:bottom w:val="single" w:sz="6" w:space="0" w:color="CCCCCC"/>
+              <w:left w:val="single" w:sz="6" w:space="0" w:color="CCCCCC"/>
+              <w:right w:val="single" w:sz="6" w:space="0" w:color="CCCCCC"/>
+            </w:tcBorders>
+            <w:shd w:val="clear" w:color="auto" w:fill="F5F7FA"/>
+            <w:tcMar>
+              <w:top w:w="96" w:type="dxa"/>
+              <w:bottom w:w="96" w:type="dxa"/>
+              <w:left w:w="144" w:type="dxa"/>
+              <w:right w:w="144" w:type="dxa"/>
+            </w:tcMar>
+          </w:tcPr>
+          <w:p>
+            <w:pPr>
+              <w:jc w:val="left"/>
+              <w:spacing w:line="240" w:lineRule="auto" w:before="50" w:after="50"/>
+            </w:pPr>
+            <w:r>
+              <w:rPr>
+                <w:rFonts w:ascii="黑体" w:hAnsi="黑体" w:eastAsia="黑体" w:hint="eastAsia"/>
+                <w:b/>
+                <w:sz w:val="20"/>
+              </w:rPr>
+              <w:t>锚</w:t>
+            </w:r>
+            <w:r>
+              <w:rPr>
+                <w:rFonts w:ascii="黑体" w:hAnsi="黑体" w:eastAsia="黑体" w:hint="eastAsia"/>
+                <w:b/>
+                <w:sz w:val="20"/>
+              </w:rPr>
+              <w:t xml:space="preserve"> </w:t>
+            </w:r>
+            <w:r>
+              <w:rPr>
+                <w:rFonts w:ascii="黑体" w:hAnsi="黑体" w:eastAsia="黑体" w:hint="eastAsia"/>
+                <w:b/>
+                <w:sz w:val="20"/>
+              </w:rPr>
+              <w:t xml:space="preserve"> / </w:t>
+            </w:r>
+            <w:r>
+              <w:rPr>
+                <w:rFonts w:ascii="黑体" w:hAnsi="黑体" w:eastAsia="黑体" w:hint="eastAsia"/>
+                <w:b/>
+                <w:sz w:val="20"/>
+              </w:rPr>
+              <w:t xml:space="preserve"> </w:t>
+            </w:r>
+            <w:r>
+              <w:rPr>
+                <w:rFonts w:ascii="黑体" w:hAnsi="黑体" w:eastAsia="黑体" w:hint="eastAsia"/>
+                <w:b/>
+                <w:sz w:val="20"/>
+              </w:rPr>
+              <w:t>口径</w:t>
+            </w:r>
+          </w:p>
+        </w:tc>
+      </w:tr>
+      <w:tr>
+        <w:tc>
+          <w:tcPr>
+            <w:tcW w:type="dxa" w:w="2880"/>
+            <w:vAlign w:val="center"/>
+            <w:tcBorders>
+              <w:top w:val="single" w:sz="6" w:space="0" w:color="CCCCCC"/>
+              <w:bottom w:val="single" w:sz="6" w:space="0" w:color="CCCCCC"/>
+              <w:left w:val="single" w:sz="6" w:space="0" w:color="CCCCCC"/>
+              <w:right w:val="single" w:sz="6" w:space="0" w:color="CCCCCC"/>
+            </w:tcBorders>
+            <w:tcMar>
+              <w:top w:w="96" w:type="dxa"/>
+              <w:bottom w:w="96" w:type="dxa"/>
+              <w:left w:w="144" w:type="dxa"/>
+              <w:right w:w="144" w:type="dxa"/>
+            </w:tcMar>
+          </w:tcPr>
+          <w:p>
+            <w:pPr>
+              <w:jc w:val="left"/>
+              <w:spacing w:line="240" w:lineRule="auto" w:before="50" w:after="50"/>
+            </w:pPr>
+            <w:r>
+              <w:rPr>
+                <w:b/>
+                <w:sz w:val="20"/>
+              </w:rPr>
+              <w:t>R-2R DAC</w:t>
+            </w:r>
+            <w:r>
+              <w:rPr>
+                <w:sz w:val="20"/>
+              </w:rPr>
+              <w:t xml:space="preserve"> </w:t>
+            </w:r>
+            <w:r>
+              <w:rPr>
+                <w:sz w:val="20"/>
+              </w:rPr>
+              <w:t>（真</w:t>
+            </w:r>
+            <w:r>
+              <w:rPr>
+                <w:sz w:val="20"/>
+              </w:rPr>
+              <w:t xml:space="preserve"> </w:t>
+            </w:r>
+            <w:r>
+              <w:rPr>
+                <w:sz w:val="20"/>
+              </w:rPr>
+              <w:t xml:space="preserve"> NMOS </w:t>
+            </w:r>
+            <w:r>
+              <w:rPr>
+                <w:sz w:val="20"/>
+              </w:rPr>
+              <w:t xml:space="preserve"> </w:t>
+            </w:r>
+            <w:r>
+              <w:rPr>
+                <w:sz w:val="20"/>
+              </w:rPr>
+              <w:t>开关）</w:t>
+            </w:r>
+          </w:p>
+        </w:tc>
+        <w:tc>
+          <w:tcPr>
+            <w:tcW w:type="dxa" w:w="2880"/>
+            <w:vAlign w:val="center"/>
+            <w:tcBorders>
+              <w:top w:val="single" w:sz="6" w:space="0" w:color="CCCCCC"/>
+              <w:bottom w:val="single" w:sz="6" w:space="0" w:color="CCCCCC"/>
+              <w:left w:val="single" w:sz="6" w:space="0" w:color="CCCCCC"/>
+              <w:right w:val="single" w:sz="6" w:space="0" w:color="CCCCCC"/>
+            </w:tcBorders>
+            <w:tcMar>
+              <w:top w:w="96" w:type="dxa"/>
+              <w:bottom w:w="96" w:type="dxa"/>
+              <w:left w:w="144" w:type="dxa"/>
+              <w:right w:w="144" w:type="dxa"/>
+            </w:tcMar>
+          </w:tcPr>
+          <w:p>
+            <w:pPr>
+              <w:jc w:val="left"/>
+              <w:spacing w:line="240" w:lineRule="auto" w:before="50" w:after="50"/>
+            </w:pPr>
+            <w:r>
+              <w:rPr>
+                <w:sz w:val="20"/>
+              </w:rPr>
+              <w:t xml:space="preserve">8 bit </w:t>
+            </w:r>
+            <w:r>
+              <w:rPr>
+                <w:sz w:val="20"/>
+              </w:rPr>
+              <w:t xml:space="preserve"> </w:t>
+            </w:r>
+            <w:r>
+              <w:rPr>
+                <w:sz w:val="20"/>
+              </w:rPr>
+              <w:t>全码</w:t>
+            </w:r>
+            <w:r>
+              <w:rPr>
+                <w:sz w:val="20"/>
+              </w:rPr>
+              <w:t xml:space="preserve"> </w:t>
+            </w:r>
+            <w:r>
+              <w:rPr>
+                <w:sz w:val="20"/>
+              </w:rPr>
+              <w:t xml:space="preserve"> </w:t>
+            </w:r>
+            <w:r>
+              <w:rPr>
+                <w:sz w:val="20"/>
+              </w:rPr>
+              <w:t xml:space="preserve"> </w:t>
+            </w:r>
+            <w:r>
+              <w:rPr>
+                <w:b/>
+                <w:sz w:val="20"/>
+              </w:rPr>
+              <w:t>256 点</w:t>
+            </w:r>
+            <w:r>
+              <w:rPr>
+                <w:sz w:val="20"/>
+              </w:rPr>
+              <w:t xml:space="preserve"> max|Δ| </w:t>
+            </w:r>
+            <w:r>
+              <w:rPr>
+                <w:b/>
+                <w:sz w:val="20"/>
+              </w:rPr>
+              <w:t>0.0265 LSB</w:t>
+            </w:r>
+          </w:p>
+        </w:tc>
+        <w:tc>
+          <w:tcPr>
+            <w:tcW w:type="dxa" w:w="2880"/>
+            <w:vAlign w:val="center"/>
+            <w:tcBorders>
+              <w:top w:val="single" w:sz="6" w:space="0" w:color="CCCCCC"/>
+              <w:bottom w:val="single" w:sz="6" w:space="0" w:color="CCCCCC"/>
+              <w:left w:val="single" w:sz="6" w:space="0" w:color="CCCCCC"/>
+              <w:right w:val="single" w:sz="6" w:space="0" w:color="CCCCCC"/>
+            </w:tcBorders>
+            <w:tcMar>
+              <w:top w:w="96" w:type="dxa"/>
+              <w:bottom w:w="96" w:type="dxa"/>
+              <w:left w:w="144" w:type="dxa"/>
+              <w:right w:w="144" w:type="dxa"/>
+            </w:tcMar>
+          </w:tcPr>
+          <w:p>
+            <w:pPr>
+              <w:jc w:val="left"/>
+              <w:spacing w:line="240" w:lineRule="auto" w:before="50" w:after="50"/>
+            </w:pPr>
+            <w:r>
+              <w:rPr>
+                <w:rFonts w:ascii="Courier" w:hAnsi="Courier"/>
+                <w:sz w:val="20"/>
+              </w:rPr>
+              <w:t>R_on</w:t>
+            </w:r>
+            <w:r>
+              <w:rPr>
+                <w:sz w:val="20"/>
+              </w:rPr>
+              <w:t xml:space="preserve"> </w:t>
+            </w:r>
+            <w:r>
+              <w:rPr>
+                <w:b/>
+                <w:sz w:val="20"/>
+              </w:rPr>
+              <w:t>6.4 Ω</w:t>
+            </w:r>
+            <w:r>
+              <w:rPr>
+                <w:sz w:val="20"/>
+              </w:rPr>
+              <w:t xml:space="preserve"> </w:t>
+            </w:r>
+            <w:r>
+              <w:rPr>
+                <w:sz w:val="20"/>
+              </w:rPr>
+              <w:t xml:space="preserve"> · </w:t>
+            </w:r>
+            <w:r>
+              <w:rPr>
+                <w:sz w:val="20"/>
+              </w:rPr>
+              <w:t xml:space="preserve"> </w:t>
+            </w:r>
+            <w:r>
+              <w:rPr>
+                <w:sz w:val="20"/>
+              </w:rPr>
+              <w:t>网络装配自证</w:t>
+            </w:r>
+            <w:r>
+              <w:rPr>
+                <w:sz w:val="20"/>
+              </w:rPr>
+              <w:t xml:space="preserve"> </w:t>
+            </w:r>
+            <w:r>
+              <w:rPr>
+                <w:sz w:val="20"/>
+              </w:rPr>
+              <w:t xml:space="preserve"> 1.1e-16</w:t>
+            </w:r>
+          </w:p>
+        </w:tc>
+      </w:tr>
+      <w:tr>
+        <w:tc>
+          <w:tcPr>
+            <w:tcW w:type="dxa" w:w="2880"/>
+            <w:vAlign w:val="center"/>
+            <w:tcBorders>
+              <w:top w:val="single" w:sz="6" w:space="0" w:color="CCCCCC"/>
+              <w:bottom w:val="single" w:sz="6" w:space="0" w:color="CCCCCC"/>
+              <w:left w:val="single" w:sz="6" w:space="0" w:color="CCCCCC"/>
+              <w:right w:val="single" w:sz="6" w:space="0" w:color="CCCCCC"/>
+            </w:tcBorders>
+            <w:tcMar>
+              <w:top w:w="96" w:type="dxa"/>
+              <w:bottom w:w="96" w:type="dxa"/>
+              <w:left w:w="144" w:type="dxa"/>
+              <w:right w:w="144" w:type="dxa"/>
+            </w:tcMar>
+          </w:tcPr>
+          <w:p>
+            <w:pPr>
+              <w:jc w:val="left"/>
+              <w:spacing w:line="240" w:lineRule="auto" w:before="50" w:after="50"/>
+            </w:pPr>
+            <w:r>
+              <w:rPr>
+                <w:sz w:val="20"/>
+              </w:rPr>
+              <w:t>开关影响</w:t>
+            </w:r>
+          </w:p>
+        </w:tc>
+        <w:tc>
+          <w:tcPr>
+            <w:tcW w:type="dxa" w:w="2880"/>
+            <w:vAlign w:val="center"/>
+            <w:tcBorders>
+              <w:top w:val="single" w:sz="6" w:space="0" w:color="CCCCCC"/>
+              <w:bottom w:val="single" w:sz="6" w:space="0" w:color="CCCCCC"/>
+              <w:left w:val="single" w:sz="6" w:space="0" w:color="CCCCCC"/>
+              <w:right w:val="single" w:sz="6" w:space="0" w:color="CCCCCC"/>
+            </w:tcBorders>
+            <w:tcMar>
+              <w:top w:w="96" w:type="dxa"/>
+              <w:bottom w:w="96" w:type="dxa"/>
+              <w:left w:w="144" w:type="dxa"/>
+              <w:right w:w="144" w:type="dxa"/>
+            </w:tcMar>
+          </w:tcPr>
+          <w:p>
+            <w:pPr>
+              <w:jc w:val="left"/>
+              <w:spacing w:line="240" w:lineRule="auto" w:before="50" w:after="50"/>
+            </w:pPr>
+            <w:r>
+              <w:rPr>
+                <w:sz w:val="20"/>
+              </w:rPr>
+              <w:t xml:space="preserve">W/L ↑ ⇒ </w:t>
+            </w:r>
+            <w:r>
+              <w:rPr>
+                <w:sz w:val="20"/>
+              </w:rPr>
+              <w:t xml:space="preserve"> </w:t>
+            </w:r>
+            <w:r>
+              <w:rPr>
+                <w:sz w:val="20"/>
+              </w:rPr>
+              <w:t>误差</w:t>
+            </w:r>
+            <w:r>
+              <w:rPr>
+                <w:sz w:val="20"/>
+              </w:rPr>
+              <w:t xml:space="preserve"> </w:t>
+            </w:r>
+            <w:r>
+              <w:rPr>
+                <w:sz w:val="20"/>
+              </w:rPr>
+              <w:t xml:space="preserve"> ↓</w:t>
+            </w:r>
+            <w:r>
+              <w:rPr>
+                <w:sz w:val="20"/>
+              </w:rPr>
+              <w:t xml:space="preserve"> </w:t>
+            </w:r>
+            <w:r>
+              <w:rPr>
+                <w:sz w:val="20"/>
+              </w:rPr>
+              <w:t>（</w:t>
+            </w:r>
+            <w:r>
+              <w:rPr>
+                <w:sz w:val="20"/>
+              </w:rPr>
+              <w:t xml:space="preserve"> </w:t>
+            </w:r>
+            <w:r>
+              <w:rPr>
+                <w:b/>
+                <w:sz w:val="20"/>
+              </w:rPr>
+              <w:t>0.0017 ⟷ 0.0660 LSB</w:t>
+            </w:r>
+            <w:r>
+              <w:rPr>
+                <w:sz w:val="20"/>
+              </w:rPr>
+              <w:t xml:space="preserve"> ）</w:t>
+            </w:r>
+          </w:p>
+        </w:tc>
+        <w:tc>
+          <w:tcPr>
+            <w:tcW w:type="dxa" w:w="2880"/>
+            <w:vAlign w:val="center"/>
+            <w:tcBorders>
+              <w:top w:val="single" w:sz="6" w:space="0" w:color="CCCCCC"/>
+              <w:bottom w:val="single" w:sz="6" w:space="0" w:color="CCCCCC"/>
+              <w:left w:val="single" w:sz="6" w:space="0" w:color="CCCCCC"/>
+              <w:right w:val="single" w:sz="6" w:space="0" w:color="CCCCCC"/>
+            </w:tcBorders>
+            <w:tcMar>
+              <w:top w:w="96" w:type="dxa"/>
+              <w:bottom w:w="96" w:type="dxa"/>
+              <w:left w:w="144" w:type="dxa"/>
+              <w:right w:w="144" w:type="dxa"/>
+            </w:tcMar>
+          </w:tcPr>
+          <w:p>
+            <w:pPr>
+              <w:jc w:val="left"/>
+              <w:spacing w:line="240" w:lineRule="auto" w:before="50" w:after="50"/>
+            </w:pPr>
+            <w:r>
+              <w:rPr>
+                <w:b/>
+                <w:sz w:val="20"/>
+              </w:rPr>
+              <w:t>R_on 是 DAC 精度上限的一个来源</w:t>
+            </w:r>
+          </w:p>
+        </w:tc>
+      </w:tr>
+      <w:tr>
+        <w:tc>
+          <w:tcPr>
+            <w:tcW w:type="dxa" w:w="2880"/>
+            <w:vAlign w:val="center"/>
+            <w:tcBorders>
+              <w:top w:val="single" w:sz="6" w:space="0" w:color="CCCCCC"/>
+              <w:bottom w:val="single" w:sz="6" w:space="0" w:color="CCCCCC"/>
+              <w:left w:val="single" w:sz="6" w:space="0" w:color="CCCCCC"/>
+              <w:right w:val="single" w:sz="6" w:space="0" w:color="CCCCCC"/>
+            </w:tcBorders>
+            <w:tcMar>
+              <w:top w:w="96" w:type="dxa"/>
+              <w:bottom w:w="96" w:type="dxa"/>
+              <w:left w:w="144" w:type="dxa"/>
+              <w:right w:w="144" w:type="dxa"/>
+            </w:tcMar>
+          </w:tcPr>
+          <w:p>
+            <w:pPr>
+              <w:jc w:val="left"/>
+              <w:spacing w:line="240" w:lineRule="auto" w:before="50" w:after="50"/>
+            </w:pPr>
+            <w:r>
+              <w:rPr>
+                <w:b/>
+                <w:sz w:val="20"/>
+              </w:rPr>
+              <w:t>SAR + CDAC</w:t>
+            </w:r>
+          </w:p>
+        </w:tc>
+        <w:tc>
+          <w:tcPr>
+            <w:tcW w:type="dxa" w:w="2880"/>
+            <w:vAlign w:val="center"/>
+            <w:tcBorders>
+              <w:top w:val="single" w:sz="6" w:space="0" w:color="CCCCCC"/>
+              <w:bottom w:val="single" w:sz="6" w:space="0" w:color="CCCCCC"/>
+              <w:left w:val="single" w:sz="6" w:space="0" w:color="CCCCCC"/>
+              <w:right w:val="single" w:sz="6" w:space="0" w:color="CCCCCC"/>
+            </w:tcBorders>
+            <w:tcMar>
+              <w:top w:w="96" w:type="dxa"/>
+              <w:bottom w:w="96" w:type="dxa"/>
+              <w:left w:w="144" w:type="dxa"/>
+              <w:right w:w="144" w:type="dxa"/>
+            </w:tcMar>
+          </w:tcPr>
+          <w:p>
+            <w:pPr>
+              <w:jc w:val="left"/>
+              <w:spacing w:line="240" w:lineRule="auto" w:before="50" w:after="50"/>
+            </w:pPr>
+            <w:r>
+              <w:rPr>
+                <w:sz w:val="20"/>
+              </w:rPr>
+              <w:t>电荷守恒</w:t>
+            </w:r>
+            <w:r>
+              <w:rPr>
+                <w:sz w:val="20"/>
+              </w:rPr>
+              <w:t xml:space="preserve"> </w:t>
+            </w:r>
+            <w:r>
+              <w:rPr>
+                <w:sz w:val="20"/>
+              </w:rPr>
+              <w:t xml:space="preserve"> rel </w:t>
+            </w:r>
+            <w:r>
+              <w:rPr>
+                <w:sz w:val="20"/>
+              </w:rPr>
+              <w:t xml:space="preserve"> </w:t>
+            </w:r>
+            <w:r>
+              <w:rPr>
+                <w:b/>
+                <w:sz w:val="20"/>
+              </w:rPr>
+              <w:t>3.9e-12</w:t>
+            </w:r>
+            <w:r>
+              <w:rPr>
+                <w:sz w:val="20"/>
+              </w:rPr>
+              <w:t xml:space="preserve"> </w:t>
+            </w:r>
+            <w:r>
+              <w:rPr>
+                <w:sz w:val="20"/>
+              </w:rPr>
+              <w:t xml:space="preserve"> · 16 </w:t>
+            </w:r>
+            <w:r>
+              <w:rPr>
+                <w:sz w:val="20"/>
+              </w:rPr>
+              <w:t xml:space="preserve"> </w:t>
+            </w:r>
+            <w:r>
+              <w:rPr>
+                <w:sz w:val="20"/>
+              </w:rPr>
+              <w:t>点</w:t>
+            </w:r>
+            <w:r>
+              <w:rPr>
+                <w:sz w:val="20"/>
+              </w:rPr>
+              <w:t xml:space="preserve"> </w:t>
+            </w:r>
+            <w:r>
+              <w:rPr>
+                <w:sz w:val="20"/>
+              </w:rPr>
+              <w:t xml:space="preserve"> max ≤ </w:t>
+            </w:r>
+            <w:r>
+              <w:rPr>
+                <w:sz w:val="20"/>
+              </w:rPr>
+              <w:t xml:space="preserve"> </w:t>
+            </w:r>
+            <w:r>
+              <w:rPr>
+                <w:b/>
+                <w:sz w:val="20"/>
+              </w:rPr>
+              <w:t>1 LSB</w:t>
+            </w:r>
+          </w:p>
+        </w:tc>
+        <w:tc>
+          <w:tcPr>
+            <w:tcW w:type="dxa" w:w="2880"/>
+            <w:vAlign w:val="center"/>
+            <w:tcBorders>
+              <w:top w:val="single" w:sz="6" w:space="0" w:color="CCCCCC"/>
+              <w:bottom w:val="single" w:sz="6" w:space="0" w:color="CCCCCC"/>
+              <w:left w:val="single" w:sz="6" w:space="0" w:color="CCCCCC"/>
+              <w:right w:val="single" w:sz="6" w:space="0" w:color="CCCCCC"/>
+            </w:tcBorders>
+            <w:tcMar>
+              <w:top w:w="96" w:type="dxa"/>
+              <w:bottom w:w="96" w:type="dxa"/>
+              <w:left w:w="144" w:type="dxa"/>
+              <w:right w:w="144" w:type="dxa"/>
+            </w:tcMar>
+          </w:tcPr>
+          <w:p>
+            <w:pPr>
+              <w:jc w:val="left"/>
+              <w:spacing w:line="240" w:lineRule="auto" w:before="50" w:after="50"/>
+            </w:pPr>
+            <w:r>
+              <w:rPr>
+                <w:sz w:val="20"/>
+              </w:rPr>
+              <w:t xml:space="preserve">🔴 </w:t>
+            </w:r>
+            <w:r>
+              <w:rPr>
+                <w:b/>
+                <w:sz w:val="20"/>
+              </w:rPr>
+              <w:t>电容 DC 开路 ⇒ 必须走瞬态</w:t>
+            </w:r>
+            <w:r>
+              <w:rPr>
+                <w:sz w:val="20"/>
+              </w:rPr>
+              <w:t xml:space="preserve"> （后向欧拉给出电荷严格守恒）</w:t>
+            </w:r>
+          </w:p>
+        </w:tc>
+      </w:tr>
+      <w:tr>
+        <w:tc>
+          <w:tcPr>
+            <w:tcW w:type="dxa" w:w="2880"/>
+            <w:vAlign w:val="center"/>
+            <w:tcBorders>
+              <w:top w:val="single" w:sz="6" w:space="0" w:color="CCCCCC"/>
+              <w:bottom w:val="single" w:sz="6" w:space="0" w:color="CCCCCC"/>
+              <w:left w:val="single" w:sz="6" w:space="0" w:color="CCCCCC"/>
+              <w:right w:val="single" w:sz="6" w:space="0" w:color="CCCCCC"/>
+            </w:tcBorders>
+            <w:tcMar>
+              <w:top w:w="96" w:type="dxa"/>
+              <w:bottom w:w="96" w:type="dxa"/>
+              <w:left w:w="144" w:type="dxa"/>
+              <w:right w:w="144" w:type="dxa"/>
+            </w:tcMar>
+          </w:tcPr>
+          <w:p>
+            <w:pPr>
+              <w:jc w:val="left"/>
+              <w:spacing w:line="240" w:lineRule="auto" w:before="50" w:after="50"/>
+            </w:pPr>
+            <w:r>
+              <w:rPr>
+                <w:b/>
+                <w:sz w:val="20"/>
+              </w:rPr>
+              <w:t>采样保持</w:t>
+            </w:r>
+          </w:p>
+        </w:tc>
+        <w:tc>
+          <w:tcPr>
+            <w:tcW w:type="dxa" w:w="2880"/>
+            <w:vAlign w:val="center"/>
+            <w:tcBorders>
+              <w:top w:val="single" w:sz="6" w:space="0" w:color="CCCCCC"/>
+              <w:bottom w:val="single" w:sz="6" w:space="0" w:color="CCCCCC"/>
+              <w:left w:val="single" w:sz="6" w:space="0" w:color="CCCCCC"/>
+              <w:right w:val="single" w:sz="6" w:space="0" w:color="CCCCCC"/>
+            </w:tcBorders>
+            <w:tcMar>
+              <w:top w:w="96" w:type="dxa"/>
+              <w:bottom w:w="96" w:type="dxa"/>
+              <w:left w:w="144" w:type="dxa"/>
+              <w:right w:w="144" w:type="dxa"/>
+            </w:tcMar>
+          </w:tcPr>
+          <w:p>
+            <w:pPr>
+              <w:jc w:val="left"/>
+              <w:spacing w:line="240" w:lineRule="auto" w:before="50" w:after="50"/>
+            </w:pPr>
+            <w:r>
+              <w:rPr>
+                <w:sz w:val="20"/>
+              </w:rPr>
+              <w:t>瞬态</w:t>
+            </w:r>
+            <w:r>
+              <w:rPr>
+                <w:sz w:val="20"/>
+              </w:rPr>
+              <w:t xml:space="preserve"> </w:t>
+            </w:r>
+            <w:r>
+              <w:rPr>
+                <w:sz w:val="20"/>
+              </w:rPr>
+              <w:t xml:space="preserve"> ⟷ </w:t>
+            </w:r>
+            <w:r>
+              <w:rPr>
+                <w:sz w:val="20"/>
+              </w:rPr>
+              <w:t xml:space="preserve"> </w:t>
+            </w:r>
+            <w:r>
+              <w:rPr>
+                <w:sz w:val="20"/>
+              </w:rPr>
+              <w:t>离散闭式</w:t>
+            </w:r>
+            <w:r>
+              <w:rPr>
+                <w:sz w:val="20"/>
+              </w:rPr>
+              <w:t xml:space="preserve"> </w:t>
+            </w:r>
+            <w:r>
+              <w:rPr>
+                <w:sz w:val="20"/>
+              </w:rPr>
+              <w:t xml:space="preserve"> rel </w:t>
+            </w:r>
+            <w:r>
+              <w:rPr>
+                <w:sz w:val="20"/>
+              </w:rPr>
+              <w:t xml:space="preserve"> </w:t>
+            </w:r>
+            <w:r>
+              <w:rPr>
+                <w:b/>
+                <w:sz w:val="20"/>
+              </w:rPr>
+              <w:t>5.6e-16</w:t>
+            </w:r>
+          </w:p>
+        </w:tc>
+        <w:tc>
+          <w:tcPr>
+            <w:tcW w:type="dxa" w:w="2880"/>
+            <w:vAlign w:val="center"/>
+            <w:tcBorders>
+              <w:top w:val="single" w:sz="6" w:space="0" w:color="CCCCCC"/>
+              <w:bottom w:val="single" w:sz="6" w:space="0" w:color="CCCCCC"/>
+              <w:left w:val="single" w:sz="6" w:space="0" w:color="CCCCCC"/>
+              <w:right w:val="single" w:sz="6" w:space="0" w:color="CCCCCC"/>
+            </w:tcBorders>
+            <w:tcMar>
+              <w:top w:w="96" w:type="dxa"/>
+              <w:bottom w:w="96" w:type="dxa"/>
+              <w:left w:w="144" w:type="dxa"/>
+              <w:right w:w="144" w:type="dxa"/>
+            </w:tcMar>
+          </w:tcPr>
+          <w:p>
+            <w:pPr>
+              <w:jc w:val="left"/>
+              <w:spacing w:line="240" w:lineRule="auto" w:before="50" w:after="50"/>
+            </w:pPr>
+            <w:r>
+              <w:rPr>
+                <w:sz w:val="20"/>
+              </w:rPr>
+              <w:t xml:space="preserve">与连续闭式偏差 </w:t>
+            </w:r>
+            <w:r>
+              <w:rPr>
+                <w:b/>
+                <w:sz w:val="20"/>
+              </w:rPr>
+              <w:t>O(dt)</w:t>
+            </w:r>
+            <w:r>
+              <w:rPr>
+                <w:sz w:val="20"/>
+              </w:rPr>
+              <w:t xml:space="preserve"> </w:t>
+            </w:r>
+            <w:r>
+              <w:rPr>
+                <w:sz w:val="20"/>
+              </w:rPr>
+              <w:t>：</w:t>
+            </w:r>
+            <w:r>
+              <w:rPr>
+                <w:sz w:val="20"/>
+              </w:rPr>
+              <w:t xml:space="preserve"> </w:t>
+            </w:r>
+            <w:r>
+              <w:rPr>
+                <w:sz w:val="20"/>
+              </w:rPr>
+              <w:t>2.27e-3 → 1.10e-3 → 5.40e-4</w:t>
+            </w:r>
+          </w:p>
+        </w:tc>
+      </w:tr>
+      <w:tr>
+        <w:tc>
+          <w:tcPr>
+            <w:tcW w:type="dxa" w:w="2880"/>
+            <w:vAlign w:val="center"/>
+            <w:tcBorders>
+              <w:top w:val="single" w:sz="6" w:space="0" w:color="CCCCCC"/>
+              <w:bottom w:val="single" w:sz="6" w:space="0" w:color="CCCCCC"/>
+              <w:left w:val="single" w:sz="6" w:space="0" w:color="CCCCCC"/>
+              <w:right w:val="single" w:sz="6" w:space="0" w:color="CCCCCC"/>
+            </w:tcBorders>
+            <w:tcMar>
+              <w:top w:w="96" w:type="dxa"/>
+              <w:bottom w:w="96" w:type="dxa"/>
+              <w:left w:w="144" w:type="dxa"/>
+              <w:right w:w="144" w:type="dxa"/>
+            </w:tcMar>
+          </w:tcPr>
+          <w:p>
+            <w:pPr>
+              <w:jc w:val="left"/>
+              <w:spacing w:line="240" w:lineRule="auto" w:before="50" w:after="50"/>
+            </w:pPr>
+            <w:r>
+              <w:rPr>
+                <w:b/>
+                <w:sz w:val="20"/>
+              </w:rPr>
+              <w:t>行驱动</w:t>
+            </w:r>
+          </w:p>
+        </w:tc>
+        <w:tc>
+          <w:tcPr>
+            <w:tcW w:type="dxa" w:w="2880"/>
+            <w:vAlign w:val="center"/>
+            <w:tcBorders>
+              <w:top w:val="single" w:sz="6" w:space="0" w:color="CCCCCC"/>
+              <w:bottom w:val="single" w:sz="6" w:space="0" w:color="CCCCCC"/>
+              <w:left w:val="single" w:sz="6" w:space="0" w:color="CCCCCC"/>
+              <w:right w:val="single" w:sz="6" w:space="0" w:color="CCCCCC"/>
+            </w:tcBorders>
+            <w:tcMar>
+              <w:top w:w="96" w:type="dxa"/>
+              <w:bottom w:w="96" w:type="dxa"/>
+              <w:left w:w="144" w:type="dxa"/>
+              <w:right w:w="144" w:type="dxa"/>
+            </w:tcMar>
+          </w:tcPr>
+          <w:p>
+            <w:pPr>
+              <w:jc w:val="left"/>
+              <w:spacing w:line="240" w:lineRule="auto" w:before="50" w:after="50"/>
+            </w:pPr>
+            <w:r>
+              <w:rPr>
+                <w:sz w:val="20"/>
+              </w:rPr>
+              <w:t>闭式</w:t>
+            </w:r>
+            <w:r>
+              <w:rPr>
+                <w:sz w:val="20"/>
+              </w:rPr>
+              <w:t xml:space="preserve"> </w:t>
+            </w:r>
+            <w:r>
+              <w:rPr>
+                <w:sz w:val="20"/>
+              </w:rPr>
+              <w:t xml:space="preserve"> ⟷ </w:t>
+            </w:r>
+            <w:r>
+              <w:rPr>
+                <w:sz w:val="20"/>
+              </w:rPr>
+              <w:t xml:space="preserve"> </w:t>
+            </w:r>
+            <w:r>
+              <w:rPr>
+                <w:b/>
+                <w:sz w:val="20"/>
+              </w:rPr>
+              <w:t>MNA 真电路</w:t>
+            </w:r>
+            <w:r>
+              <w:rPr>
+                <w:sz w:val="20"/>
+              </w:rPr>
+              <w:t xml:space="preserve"> rel </w:t>
+            </w:r>
+            <w:r>
+              <w:rPr>
+                <w:b/>
+                <w:sz w:val="20"/>
+              </w:rPr>
+              <w:t>1.4e-16</w:t>
+            </w:r>
+          </w:p>
+        </w:tc>
+        <w:tc>
+          <w:tcPr>
+            <w:tcW w:type="dxa" w:w="2880"/>
+            <w:vAlign w:val="center"/>
+            <w:tcBorders>
+              <w:top w:val="single" w:sz="6" w:space="0" w:color="CCCCCC"/>
+              <w:bottom w:val="single" w:sz="6" w:space="0" w:color="CCCCCC"/>
+              <w:left w:val="single" w:sz="6" w:space="0" w:color="CCCCCC"/>
+              <w:right w:val="single" w:sz="6" w:space="0" w:color="CCCCCC"/>
+            </w:tcBorders>
+            <w:tcMar>
+              <w:top w:w="96" w:type="dxa"/>
+              <w:bottom w:w="96" w:type="dxa"/>
+              <w:left w:w="144" w:type="dxa"/>
+              <w:right w:w="144" w:type="dxa"/>
+            </w:tcMar>
+          </w:tcPr>
+          <w:p>
+            <w:pPr>
+              <w:jc w:val="left"/>
+              <w:spacing w:line="240" w:lineRule="auto" w:before="50" w:after="50"/>
+            </w:pPr>
+            <w:r>
+              <w:rPr>
+                <w:rFonts w:ascii="Courier" w:hAnsi="Courier"/>
+                <w:sz w:val="20"/>
+              </w:rPr>
+              <w:t>v_in·A/(1+A+R_ol/R_L)</w:t>
+            </w:r>
+            <w:r>
+              <w:rPr>
+                <w:sz w:val="20"/>
+              </w:rPr>
+              <w:t xml:space="preserve"> · </w:t>
+            </w:r>
+            <w:r>
+              <w:rPr>
+                <w:rFonts w:ascii="Courier" w:hAnsi="Courier"/>
+                <w:sz w:val="20"/>
+              </w:rPr>
+              <w:t>R_oc = R_ol/(1+A)</w:t>
+            </w:r>
+          </w:p>
+        </w:tc>
+      </w:tr>
+    </w:tbl>
+    <w:tbl>
+      <w:tblPr>
+        <w:tblW w:type="pct" w:w="5000"/>
+        <w:tblLook w:firstColumn="1" w:firstRow="1" w:lastColumn="0" w:lastRow="0" w:noHBand="0" w:noVBand="1" w:val="04A0"/>
+        <w:tblLayout w:type="autofit"/>
+      </w:tblPr>
+      <w:tblGrid>
+        <w:gridCol w:w="1728"/>
+        <w:gridCol w:w="1728"/>
+        <w:gridCol w:w="1728"/>
+        <w:gridCol w:w="1728"/>
+        <w:gridCol w:w="1728"/>
+      </w:tblGrid>
+      <w:tr>
+        <w:tc>
+          <w:tcPr>
+            <w:tcW w:type="dxa" w:w="1728"/>
+            <w:vAlign w:val="center"/>
+            <w:tcBorders>
+              <w:top w:val="single" w:sz="6" w:space="0" w:color="CCCCCC"/>
+              <w:bottom w:val="single" w:sz="6" w:space="0" w:color="CCCCCC"/>
+              <w:left w:val="single" w:sz="6" w:space="0" w:color="CCCCCC"/>
+              <w:right w:val="single" w:sz="6" w:space="0" w:color="CCCCCC"/>
+            </w:tcBorders>
+            <w:shd w:val="clear" w:color="auto" w:fill="F5F7FA"/>
+            <w:tcMar>
+              <w:top w:w="96" w:type="dxa"/>
+              <w:bottom w:w="96" w:type="dxa"/>
+              <w:left w:w="144" w:type="dxa"/>
+              <w:right w:w="144" w:type="dxa"/>
+            </w:tcMar>
+          </w:tcPr>
+          <w:p>
+            <w:pPr>
+              <w:jc w:val="left"/>
+              <w:spacing w:line="240" w:lineRule="auto" w:before="50" w:after="50"/>
+            </w:pPr>
+            <w:r>
+              <w:rPr>
+                <w:rFonts w:ascii="黑体" w:hAnsi="黑体" w:eastAsia="黑体" w:hint="eastAsia"/>
+                <w:b/>
+                <w:sz w:val="20"/>
+              </w:rPr>
+              <w:t>R_oc</w:t>
+            </w:r>
+          </w:p>
+        </w:tc>
+        <w:tc>
+          <w:tcPr>
+            <w:tcW w:type="dxa" w:w="1728"/>
+            <w:vAlign w:val="center"/>
+            <w:tcBorders>
+              <w:top w:val="single" w:sz="6" w:space="0" w:color="CCCCCC"/>
+              <w:bottom w:val="single" w:sz="6" w:space="0" w:color="CCCCCC"/>
+              <w:left w:val="single" w:sz="6" w:space="0" w:color="CCCCCC"/>
+              <w:right w:val="single" w:sz="6" w:space="0" w:color="CCCCCC"/>
+            </w:tcBorders>
+            <w:shd w:val="clear" w:color="auto" w:fill="F5F7FA"/>
+            <w:tcMar>
+              <w:top w:w="96" w:type="dxa"/>
+              <w:bottom w:w="96" w:type="dxa"/>
+              <w:left w:w="144" w:type="dxa"/>
+              <w:right w:w="144" w:type="dxa"/>
+            </w:tcMar>
+          </w:tcPr>
+          <w:p>
+            <w:pPr>
+              <w:jc w:val="left"/>
+              <w:spacing w:line="240" w:lineRule="auto" w:before="50" w:after="50"/>
+            </w:pPr>
+            <w:r>
+              <w:rPr>
+                <w:rFonts w:ascii="黑体" w:hAnsi="黑体" w:eastAsia="黑体" w:hint="eastAsia"/>
+                <w:b/>
+                <w:sz w:val="20"/>
+              </w:rPr>
+              <w:t>0 Ω</w:t>
+            </w:r>
+            <w:r>
+              <w:rPr>
+                <w:rFonts w:ascii="黑体" w:hAnsi="黑体" w:eastAsia="黑体" w:hint="eastAsia"/>
+                <w:b/>
+                <w:sz w:val="20"/>
+              </w:rPr>
+              <w:t xml:space="preserve"> </w:t>
+            </w:r>
+            <w:r>
+              <w:rPr>
+                <w:rFonts w:ascii="黑体" w:hAnsi="黑体" w:eastAsia="黑体" w:hint="eastAsia"/>
+                <w:b/>
+                <w:sz w:val="20"/>
+              </w:rPr>
+              <w:t>（理想源）</w:t>
+            </w:r>
+          </w:p>
+        </w:tc>
+        <w:tc>
+          <w:tcPr>
+            <w:tcW w:type="dxa" w:w="1728"/>
+            <w:vAlign w:val="center"/>
+            <w:tcBorders>
+              <w:top w:val="single" w:sz="6" w:space="0" w:color="CCCCCC"/>
+              <w:bottom w:val="single" w:sz="6" w:space="0" w:color="CCCCCC"/>
+              <w:left w:val="single" w:sz="6" w:space="0" w:color="CCCCCC"/>
+              <w:right w:val="single" w:sz="6" w:space="0" w:color="CCCCCC"/>
+            </w:tcBorders>
+            <w:shd w:val="clear" w:color="auto" w:fill="F5F7FA"/>
+            <w:tcMar>
+              <w:top w:w="96" w:type="dxa"/>
+              <w:bottom w:w="96" w:type="dxa"/>
+              <w:left w:w="144" w:type="dxa"/>
+              <w:right w:w="144" w:type="dxa"/>
+            </w:tcMar>
+          </w:tcPr>
+          <w:p>
+            <w:pPr>
+              <w:jc w:val="left"/>
+              <w:spacing w:line="240" w:lineRule="auto" w:before="50" w:after="50"/>
+            </w:pPr>
+            <w:r>
+              <w:rPr>
+                <w:rFonts w:ascii="黑体" w:hAnsi="黑体" w:eastAsia="黑体" w:hint="eastAsia"/>
+                <w:b/>
+                <w:sz w:val="20"/>
+              </w:rPr>
+              <w:t>1 Ω</w:t>
+            </w:r>
+          </w:p>
+        </w:tc>
+        <w:tc>
+          <w:tcPr>
+            <w:tcW w:type="dxa" w:w="1728"/>
+            <w:vAlign w:val="center"/>
+            <w:tcBorders>
+              <w:top w:val="single" w:sz="6" w:space="0" w:color="CCCCCC"/>
+              <w:bottom w:val="single" w:sz="6" w:space="0" w:color="CCCCCC"/>
+              <w:left w:val="single" w:sz="6" w:space="0" w:color="CCCCCC"/>
+              <w:right w:val="single" w:sz="6" w:space="0" w:color="CCCCCC"/>
+            </w:tcBorders>
+            <w:shd w:val="clear" w:color="auto" w:fill="F5F7FA"/>
+            <w:tcMar>
+              <w:top w:w="96" w:type="dxa"/>
+              <w:bottom w:w="96" w:type="dxa"/>
+              <w:left w:w="144" w:type="dxa"/>
+              <w:right w:w="144" w:type="dxa"/>
+            </w:tcMar>
+          </w:tcPr>
+          <w:p>
+            <w:pPr>
+              <w:jc w:val="left"/>
+              <w:spacing w:line="240" w:lineRule="auto" w:before="50" w:after="50"/>
+            </w:pPr>
+            <w:r>
+              <w:rPr>
+                <w:rFonts w:ascii="黑体" w:hAnsi="黑体" w:eastAsia="黑体" w:hint="eastAsia"/>
+                <w:b/>
+                <w:sz w:val="20"/>
+              </w:rPr>
+              <w:t>5 Ω</w:t>
+            </w:r>
+          </w:p>
+        </w:tc>
+        <w:tc>
+          <w:tcPr>
+            <w:tcW w:type="dxa" w:w="1728"/>
+            <w:vAlign w:val="center"/>
+            <w:tcBorders>
+              <w:top w:val="single" w:sz="6" w:space="0" w:color="CCCCCC"/>
+              <w:bottom w:val="single" w:sz="6" w:space="0" w:color="CCCCCC"/>
+              <w:left w:val="single" w:sz="6" w:space="0" w:color="CCCCCC"/>
+              <w:right w:val="single" w:sz="6" w:space="0" w:color="CCCCCC"/>
+            </w:tcBorders>
+            <w:shd w:val="clear" w:color="auto" w:fill="F5F7FA"/>
+            <w:tcMar>
+              <w:top w:w="96" w:type="dxa"/>
+              <w:bottom w:w="96" w:type="dxa"/>
+              <w:left w:w="144" w:type="dxa"/>
+              <w:right w:w="144" w:type="dxa"/>
+            </w:tcMar>
+          </w:tcPr>
+          <w:p>
+            <w:pPr>
+              <w:jc w:val="left"/>
+              <w:spacing w:line="240" w:lineRule="auto" w:before="50" w:after="50"/>
+            </w:pPr>
+            <w:r>
+              <w:rPr>
+                <w:rFonts w:ascii="黑体" w:hAnsi="黑体" w:eastAsia="黑体" w:hint="eastAsia"/>
+                <w:b/>
+                <w:sz w:val="20"/>
+              </w:rPr>
+              <w:t>20 Ω</w:t>
+            </w:r>
+          </w:p>
+        </w:tc>
+      </w:tr>
+      <w:tr>
+        <w:tc>
+          <w:tcPr>
+            <w:tcW w:type="dxa" w:w="1728"/>
+            <w:vAlign w:val="center"/>
+            <w:tcBorders>
+              <w:top w:val="single" w:sz="6" w:space="0" w:color="CCCCCC"/>
+              <w:bottom w:val="single" w:sz="6" w:space="0" w:color="CCCCCC"/>
+              <w:left w:val="single" w:sz="6" w:space="0" w:color="CCCCCC"/>
+              <w:right w:val="single" w:sz="6" w:space="0" w:color="CCCCCC"/>
+            </w:tcBorders>
+            <w:tcMar>
+              <w:top w:w="96" w:type="dxa"/>
+              <w:bottom w:w="96" w:type="dxa"/>
+              <w:left w:w="144" w:type="dxa"/>
+              <w:right w:w="144" w:type="dxa"/>
+            </w:tcMar>
+          </w:tcPr>
+          <w:p>
+            <w:pPr>
+              <w:jc w:val="left"/>
+              <w:spacing w:line="240" w:lineRule="auto" w:before="50" w:after="50"/>
+            </w:pPr>
+            <w:r>
+              <w:rPr>
+                <w:sz w:val="20"/>
+              </w:rPr>
+              <w:t>可及最大行数</w:t>
+            </w:r>
+            <w:r>
+              <w:rPr>
+                <w:sz w:val="20"/>
+              </w:rPr>
+              <w:t xml:space="preserve"> </w:t>
+            </w:r>
+            <w:r>
+              <w:rPr>
+                <w:sz w:val="20"/>
+              </w:rPr>
+              <w:t xml:space="preserve"> N_max</w:t>
+            </w:r>
+          </w:p>
+        </w:tc>
+        <w:tc>
+          <w:tcPr>
+            <w:tcW w:type="dxa" w:w="1728"/>
+            <w:vAlign w:val="center"/>
+            <w:tcBorders>
+              <w:top w:val="single" w:sz="6" w:space="0" w:color="CCCCCC"/>
+              <w:bottom w:val="single" w:sz="6" w:space="0" w:color="CCCCCC"/>
+              <w:left w:val="single" w:sz="6" w:space="0" w:color="CCCCCC"/>
+              <w:right w:val="single" w:sz="6" w:space="0" w:color="CCCCCC"/>
+            </w:tcBorders>
+            <w:tcMar>
+              <w:top w:w="96" w:type="dxa"/>
+              <w:bottom w:w="96" w:type="dxa"/>
+              <w:left w:w="144" w:type="dxa"/>
+              <w:right w:w="144" w:type="dxa"/>
+            </w:tcMar>
+          </w:tcPr>
+          <w:p>
+            <w:pPr>
+              <w:jc w:val="left"/>
+              <w:spacing w:line="240" w:lineRule="auto" w:before="50" w:after="50"/>
+            </w:pPr>
+            <w:r>
+              <w:rPr>
+                <w:b/>
+                <w:sz w:val="20"/>
+              </w:rPr>
+              <w:t>20</w:t>
+            </w:r>
+          </w:p>
+        </w:tc>
+        <w:tc>
+          <w:tcPr>
+            <w:tcW w:type="dxa" w:w="1728"/>
+            <w:vAlign w:val="center"/>
+            <w:tcBorders>
+              <w:top w:val="single" w:sz="6" w:space="0" w:color="CCCCCC"/>
+              <w:bottom w:val="single" w:sz="6" w:space="0" w:color="CCCCCC"/>
+              <w:left w:val="single" w:sz="6" w:space="0" w:color="CCCCCC"/>
+              <w:right w:val="single" w:sz="6" w:space="0" w:color="CCCCCC"/>
+            </w:tcBorders>
+            <w:tcMar>
+              <w:top w:w="96" w:type="dxa"/>
+              <w:bottom w:w="96" w:type="dxa"/>
+              <w:left w:w="144" w:type="dxa"/>
+              <w:right w:w="144" w:type="dxa"/>
+            </w:tcMar>
+          </w:tcPr>
+          <w:p>
+            <w:pPr>
+              <w:jc w:val="left"/>
+              <w:spacing w:line="240" w:lineRule="auto" w:before="50" w:after="50"/>
+            </w:pPr>
+            <w:r>
+              <w:rPr>
+                <w:sz w:val="20"/>
+              </w:rPr>
+              <w:t>17</w:t>
+            </w:r>
+          </w:p>
+        </w:tc>
+        <w:tc>
+          <w:tcPr>
+            <w:tcW w:type="dxa" w:w="1728"/>
+            <w:vAlign w:val="center"/>
+            <w:tcBorders>
+              <w:top w:val="single" w:sz="6" w:space="0" w:color="CCCCCC"/>
+              <w:bottom w:val="single" w:sz="6" w:space="0" w:color="CCCCCC"/>
+              <w:left w:val="single" w:sz="6" w:space="0" w:color="CCCCCC"/>
+              <w:right w:val="single" w:sz="6" w:space="0" w:color="CCCCCC"/>
+            </w:tcBorders>
+            <w:tcMar>
+              <w:top w:w="96" w:type="dxa"/>
+              <w:bottom w:w="96" w:type="dxa"/>
+              <w:left w:w="144" w:type="dxa"/>
+              <w:right w:w="144" w:type="dxa"/>
+            </w:tcMar>
+          </w:tcPr>
+          <w:p>
+            <w:pPr>
+              <w:jc w:val="left"/>
+              <w:spacing w:line="240" w:lineRule="auto" w:before="50" w:after="50"/>
+            </w:pPr>
+            <w:r>
+              <w:rPr>
+                <w:b/>
+                <w:sz w:val="20"/>
+              </w:rPr>
+              <w:t>10</w:t>
+            </w:r>
+          </w:p>
+        </w:tc>
+        <w:tc>
+          <w:tcPr>
+            <w:tcW w:type="dxa" w:w="1728"/>
+            <w:vAlign w:val="center"/>
+            <w:tcBorders>
+              <w:top w:val="single" w:sz="6" w:space="0" w:color="CCCCCC"/>
+              <w:bottom w:val="single" w:sz="6" w:space="0" w:color="CCCCCC"/>
+              <w:left w:val="single" w:sz="6" w:space="0" w:color="CCCCCC"/>
+              <w:right w:val="single" w:sz="6" w:space="0" w:color="CCCCCC"/>
+            </w:tcBorders>
+            <w:tcMar>
+              <w:top w:w="96" w:type="dxa"/>
+              <w:bottom w:w="96" w:type="dxa"/>
+              <w:left w:w="144" w:type="dxa"/>
+              <w:right w:w="144" w:type="dxa"/>
+            </w:tcMar>
+          </w:tcPr>
+          <w:p>
+            <w:pPr>
+              <w:jc w:val="left"/>
+              <w:spacing w:line="240" w:lineRule="auto" w:before="50" w:after="50"/>
+            </w:pPr>
+            <w:r>
+              <w:rPr>
+                <w:b/>
+                <w:sz w:val="20"/>
+              </w:rPr>
+              <w:t>3</w:t>
+            </w:r>
+          </w:p>
+        </w:tc>
+      </w:tr>
+    </w:tbl>
+    <w:p>
+      <w:pPr>
+        <w:spacing w:after="192"/>
+      </w:pPr>
+      <w:r>
+        <w:t xml:space="preserve">🔴 </w:t>
+      </w:r>
+      <w:r>
+        <w:rPr>
+          <w:rFonts w:ascii="宋体" w:eastAsia="宋体" w:hAnsi="宋体" w:cs="宋体" w:hint="eastAsia"/>
+          <w:b/>
+          <w:lang w:eastAsia="zh-CN"/>
+        </w:rPr>
+        <w:t>器件级参数第一次反馈到规模律</w:t>
+      </w:r>
+      <w:r>
+        <w:rPr>
+          <w:rFonts w:ascii="宋体" w:eastAsia="宋体" w:hAnsi="宋体" w:cs="宋体" w:hint="eastAsia"/>
+          <w:lang w:eastAsia="zh-CN"/>
+        </w:rPr>
+        <w:t>：</w:t>
+      </w:r>
+      <w:r>
+        <w:rPr>
+          <w:rFonts w:ascii="宋体" w:eastAsia="宋体" w:hAnsi="宋体" w:cs="宋体" w:hint="eastAsia"/>
+          <w:b/>
+          <w:lang w:eastAsia="zh-CN"/>
+        </w:rPr>
+        <w:t>行驱动输出阻抗必须远小于行线总电阻</w:t>
+      </w:r>
+      <w:r>
+        <w:rPr>
+          <w:rFonts w:ascii="宋体" w:eastAsia="宋体" w:hAnsi="宋体" w:cs="宋体" w:hint="eastAsia"/>
+          <w:lang w:eastAsia="zh-CN"/>
+        </w:rPr>
+        <w:t>（一个开环输出</w:t>
+      </w:r>
+      <w:r>
+        <w:t xml:space="preserve"> 1 kΩ</w:t>
+      </w:r>
+      <w:r>
+        <w:rPr>
+          <w:rFonts w:ascii="宋体" w:eastAsia="宋体" w:hAnsi="宋体" w:cs="宋体" w:hint="eastAsia"/>
+          <w:lang w:eastAsia="zh-CN"/>
+        </w:rPr>
+        <w:t>、</w:t>
+      </w:r>
+      <w:r>
+        <w:t xml:space="preserve">A=1e3 </w:t>
+      </w:r>
+      <w:r>
+        <w:rPr>
+          <w:rFonts w:ascii="宋体" w:eastAsia="宋体" w:hAnsi="宋体" w:cs="宋体" w:hint="eastAsia"/>
+          <w:lang w:eastAsia="zh-CN"/>
+        </w:rPr>
+        <w:t>的普通缓冲</w:t>
+      </w:r>
+      <w:r>
+        <w:t xml:space="preserve"> ⇒ R_oc≈1 Ω </w:t>
+      </w:r>
+      <w:r>
+        <w:rPr>
+          <w:rFonts w:ascii="宋体" w:eastAsia="宋体" w:hAnsi="宋体" w:cs="宋体" w:hint="eastAsia"/>
+          <w:lang w:eastAsia="zh-CN"/>
+        </w:rPr>
+        <w:t>就已掉</w:t>
+      </w:r>
+      <w:r>
+        <w:t xml:space="preserve"> 3 </w:t>
+      </w:r>
+      <w:r>
+        <w:rPr>
+          <w:rFonts w:ascii="宋体" w:eastAsia="宋体" w:hAnsi="宋体" w:cs="宋体" w:hint="eastAsia"/>
+          <w:lang w:eastAsia="zh-CN"/>
+        </w:rPr>
+        <w:t>行）。</w:t>
+      </w:r>
+      <w:r>
+        <w:rPr>
+          <w:rFonts w:ascii="宋体" w:eastAsia="宋体" w:hAnsi="宋体" w:cs="宋体" w:hint="eastAsia"/>
+          <w:b/>
+          <w:lang w:eastAsia="zh-CN"/>
+        </w:rPr>
+        <w:t xml:space="preserve">R_oc = 0 时与 E9 </w:t>
+      </w:r>
+      <w:r>
+        <w:rPr>
+          <w:rFonts w:ascii="Courier" w:hAnsi="Courier"/>
+          <w:b/>
+        </w:rPr>
+        <w:t>row_line_profile</w:t>
+      </w:r>
+      <w:r>
+        <w:rPr>
+          <w:rFonts w:ascii="宋体" w:eastAsia="宋体" w:hAnsi="宋体" w:cs="宋体" w:hint="eastAsia"/>
+          <w:b/>
+          <w:lang w:eastAsia="zh-CN"/>
+        </w:rPr>
+        <w:t xml:space="preserve"> 逐位一致</w:t>
+      </w:r>
+      <w:r>
+        <w:rPr>
+          <w:rFonts w:ascii="宋体" w:eastAsia="宋体" w:hAnsi="宋体" w:cs="宋体" w:hint="eastAsia"/>
+          <w:lang w:eastAsia="zh-CN"/>
+        </w:rPr>
+        <w:t>（</w:t>
+      </w:r>
+      <w:r>
+        <w:t>max|Δ| = 0</w:t>
+      </w:r>
+      <w:r>
+        <w:rPr>
+          <w:rFonts w:ascii="宋体" w:eastAsia="宋体" w:hAnsi="宋体" w:cs="宋体" w:hint="eastAsia"/>
+          <w:lang w:eastAsia="zh-CN"/>
+        </w:rPr>
+        <w:t>）</w:t>
+      </w:r>
+      <w:r>
+        <w:t xml:space="preserve">⇒ </w:t>
+      </w:r>
+      <w:r>
+        <w:rPr>
+          <w:rFonts w:ascii="宋体" w:eastAsia="宋体" w:hAnsi="宋体" w:cs="宋体" w:hint="eastAsia"/>
+          <w:lang w:eastAsia="zh-CN"/>
+        </w:rPr>
+        <w:t>不是另起一套模型。并暴露</w:t>
+      </w:r>
+      <w:r>
+        <w:t xml:space="preserve"> </w:t>
+      </w:r>
+      <w:r>
+        <w:rPr>
+          <w:rFonts w:ascii="宋体" w:eastAsia="宋体" w:hAnsi="宋体" w:cs="宋体" w:hint="eastAsia"/>
+          <w:b/>
+          <w:lang w:eastAsia="zh-CN"/>
+        </w:rPr>
+        <w:t>行系统项</w:t>
+      </w:r>
+      <w:r>
+        <w:rPr>
+          <w:rFonts w:ascii="宋体" w:eastAsia="宋体" w:hAnsi="宋体" w:cs="宋体" w:hint="eastAsia"/>
+          <w:lang w:eastAsia="zh-CN"/>
+        </w:rPr>
+        <w:t>：行负载</w:t>
+      </w:r>
+      <w:r>
+        <w:t xml:space="preserve"> Σ_j g_ij </w:t>
+      </w:r>
+      <w:r>
+        <w:rPr>
+          <w:rFonts w:ascii="宋体" w:eastAsia="宋体" w:hAnsi="宋体" w:cs="宋体" w:hint="eastAsia"/>
+          <w:lang w:eastAsia="zh-CN"/>
+        </w:rPr>
+        <w:t>随行变化</w:t>
+      </w:r>
+      <w:r>
+        <w:t xml:space="preserve"> ⇒ </w:t>
+      </w:r>
+      <w:r>
+        <w:rPr>
+          <w:rFonts w:ascii="宋体" w:eastAsia="宋体" w:hAnsi="宋体" w:cs="宋体" w:hint="eastAsia"/>
+          <w:lang w:eastAsia="zh-CN"/>
+        </w:rPr>
+        <w:t>驱动负载调整引入</w:t>
+      </w:r>
+      <w:r>
+        <w:rPr>
+          <w:rFonts w:ascii="宋体" w:eastAsia="宋体" w:hAnsi="宋体" w:cs="宋体" w:hint="eastAsia"/>
+          <w:b/>
+          <w:lang w:eastAsia="zh-CN"/>
+        </w:rPr>
+        <w:t>按行增益误差</w:t>
+      </w:r>
+      <w:r>
+        <w:rPr>
+          <w:rFonts w:ascii="宋体" w:eastAsia="宋体" w:hAnsi="宋体" w:cs="宋体" w:hint="eastAsia"/>
+          <w:lang w:eastAsia="zh-CN"/>
+        </w:rPr>
+        <w:t xml:space="preserve">（行增益离散 </w:t>
+      </w:r>
+      <w:r>
+        <w:rPr>
+          <w:b/>
+        </w:rPr>
+        <w:t>8.889e-4</w:t>
+      </w:r>
+      <w:r>
+        <w:rPr>
+          <w:rFonts w:ascii="宋体" w:eastAsia="宋体" w:hAnsi="宋体" w:cs="宋体" w:hint="eastAsia"/>
+          <w:lang w:eastAsia="zh-CN"/>
+        </w:rPr>
+        <w:t>，理想驱动</w:t>
+      </w:r>
+      <w:r>
+        <w:t xml:space="preserve"> = 0</w:t>
+      </w:r>
+      <w:r>
+        <w:rPr>
+          <w:rFonts w:ascii="宋体" w:eastAsia="宋体" w:hAnsi="宋体" w:cs="宋体" w:hint="eastAsia"/>
+          <w:lang w:eastAsia="zh-CN"/>
+        </w:rPr>
+        <w:t>）</w:t>
+      </w:r>
+      <w:r>
+        <w:t xml:space="preserve">—— </w:t>
+      </w:r>
+      <w:r>
+        <w:rPr>
+          <w:rFonts w:ascii="宋体" w:eastAsia="宋体" w:hAnsi="宋体" w:cs="宋体" w:hint="eastAsia"/>
+          <w:lang w:eastAsia="zh-CN"/>
+        </w:rPr>
+        <w:t>与</w:t>
+      </w:r>
+      <w:r>
+        <w:t xml:space="preserve"> E8 </w:t>
+      </w:r>
+      <w:r>
+        <w:rPr>
+          <w:rFonts w:ascii="宋体" w:eastAsia="宋体" w:hAnsi="宋体" w:cs="宋体" w:hint="eastAsia"/>
+          <w:lang w:eastAsia="zh-CN"/>
+        </w:rPr>
+        <w:t>的</w:t>
+      </w:r>
+      <w:r>
+        <w:rPr>
+          <w:rFonts w:ascii="宋体" w:eastAsia="宋体" w:hAnsi="宋体" w:cs="宋体" w:hint="eastAsia"/>
+          <w:b/>
+          <w:lang w:eastAsia="zh-CN"/>
+        </w:rPr>
+        <w:t>列系统项</w:t>
+      </w:r>
+      <w:r>
+        <w:rPr>
+          <w:rFonts w:ascii="宋体" w:eastAsia="宋体" w:hAnsi="宋体" w:cs="宋体" w:hint="eastAsia"/>
+          <w:lang w:eastAsia="zh-CN"/>
+        </w:rPr>
+        <w:t>同型、</w:t>
+      </w:r>
+      <w:r>
+        <w:rPr>
+          <w:rFonts w:ascii="宋体" w:eastAsia="宋体" w:hAnsi="宋体" w:cs="宋体" w:hint="eastAsia"/>
+          <w:b/>
+          <w:lang w:eastAsia="zh-CN"/>
+        </w:rPr>
+        <w:t>不会被 Monte Carlo 平均掉</w:t>
+      </w:r>
+      <w:r>
+        <w:t xml:space="preserve"> ⇒ </w:t>
+      </w:r>
+      <w:r>
+        <w:rPr>
+          <w:rFonts w:ascii="宋体" w:eastAsia="宋体" w:hAnsi="宋体" w:cs="宋体" w:hint="eastAsia"/>
+          <w:lang w:eastAsia="zh-CN"/>
+        </w:rPr>
+        <w:t>要么</w:t>
+      </w:r>
+      <w:r>
+        <w:t xml:space="preserve"> R_oc </w:t>
+      </w:r>
+      <w:r>
+        <w:rPr>
+          <w:rFonts w:ascii="宋体" w:eastAsia="宋体" w:hAnsi="宋体" w:cs="宋体" w:hint="eastAsia"/>
+          <w:lang w:eastAsia="zh-CN"/>
+        </w:rPr>
+        <w:t>足够低，要么</w:t>
+      </w:r>
+      <w:r>
+        <w:rPr>
+          <w:rFonts w:ascii="宋体" w:eastAsia="宋体" w:hAnsi="宋体" w:cs="宋体" w:hint="eastAsia"/>
+          <w:b/>
+          <w:lang w:eastAsia="zh-CN"/>
+        </w:rPr>
+        <w:t>行级校准</w:t>
+      </w:r>
+      <w:r>
+        <w:rPr>
+          <w:rFonts w:ascii="宋体" w:eastAsia="宋体" w:hAnsi="宋体" w:cs="宋体" w:hint="eastAsia"/>
+          <w:lang w:eastAsia="zh-CN"/>
+        </w:rPr>
+        <w:t>。端到端系统链</w:t>
+      </w:r>
+      <w:r>
+        <w:t xml:space="preserve"> max_rel_err 3.019e-3 ⟷ </w:t>
+      </w:r>
+      <w:r>
+        <w:rPr>
+          <w:rFonts w:ascii="宋体" w:eastAsia="宋体" w:hAnsi="宋体" w:cs="宋体" w:hint="eastAsia"/>
+          <w:lang w:eastAsia="zh-CN"/>
+        </w:rPr>
+        <w:t>理想驱动（</w:t>
+      </w:r>
+      <w:r>
+        <w:t>A→∞</w:t>
+      </w:r>
+      <w:r>
+        <w:rPr>
+          <w:rFonts w:ascii="宋体" w:eastAsia="宋体" w:hAnsi="宋体" w:cs="宋体" w:hint="eastAsia"/>
+          <w:lang w:eastAsia="zh-CN"/>
+        </w:rPr>
+        <w:t>）</w:t>
+      </w:r>
+      <w:r>
+        <w:t>1.0e-9</w:t>
+      </w:r>
+      <w:r>
+        <w:rPr>
+          <w:rFonts w:ascii="宋体" w:eastAsia="宋体" w:hAnsi="宋体" w:cs="宋体" w:hint="eastAsia"/>
+          <w:lang w:eastAsia="zh-CN"/>
+        </w:rPr>
+        <w:t>。</w:t>
+      </w:r>
+    </w:p>
+    <w:p>
+      <w:pPr>
+        <w:spacing w:after="192"/>
+      </w:pPr>
+      <w:r>
+        <w:t xml:space="preserve">🔴 </w:t>
+      </w:r>
+      <w:r>
+        <w:rPr>
+          <w:rFonts w:ascii="宋体" w:eastAsia="宋体" w:hAnsi="宋体" w:cs="宋体" w:hint="eastAsia"/>
+          <w:b/>
+          <w:lang w:eastAsia="zh-CN"/>
+        </w:rPr>
+        <w:t>平台缺陷登记（E14 发现 · 未修）</w:t>
+      </w:r>
+      <w:r>
+        <w:rPr>
+          <w:rFonts w:ascii="宋体" w:eastAsia="宋体" w:hAnsi="宋体" w:cs="宋体" w:hint="eastAsia"/>
+          <w:lang w:eastAsia="zh-CN"/>
+        </w:rPr>
+        <w:t>：</w:t>
+      </w:r>
+      <w:r>
+        <w:rPr>
+          <w:rFonts w:ascii="Courier" w:hAnsi="Courier"/>
+        </w:rPr>
+        <w:t>mna.Circuit.vcvs</w:t>
+      </w:r>
+      <w:r>
+        <w:rPr>
+          <w:rFonts w:ascii="宋体" w:eastAsia="宋体" w:hAnsi="宋体" w:cs="宋体" w:hint="eastAsia"/>
+          <w:lang w:eastAsia="zh-CN"/>
+        </w:rPr>
+        <w:t xml:space="preserve"> 的</w:t>
+      </w:r>
+      <w:r>
+        <w:rPr>
+          <w:rFonts w:ascii="宋体" w:eastAsia="宋体" w:hAnsi="宋体" w:cs="宋体" w:hint="eastAsia"/>
+          <w:b/>
+          <w:lang w:eastAsia="zh-CN"/>
+        </w:rPr>
+        <w:t>实际极性与 docstring 相反</w:t>
+      </w:r>
+      <w:r>
+        <w:rPr>
+          <w:rFonts w:ascii="宋体" w:eastAsia="宋体" w:hAnsi="宋体" w:cs="宋体" w:hint="eastAsia"/>
+          <w:lang w:eastAsia="zh-CN"/>
+        </w:rPr>
+        <w:t>（</w:t>
+      </w:r>
+      <w:r>
+        <w:t xml:space="preserve">docstring </w:t>
+      </w:r>
+      <w:r>
+        <w:rPr>
+          <w:rFonts w:ascii="宋体" w:eastAsia="宋体" w:hAnsi="宋体" w:cs="宋体" w:hint="eastAsia"/>
+          <w:lang w:eastAsia="zh-CN"/>
+        </w:rPr>
+        <w:t>声明</w:t>
+      </w:r>
+      <w:r>
+        <w:t xml:space="preserve"> </w:t>
+      </w:r>
+      <w:r>
+        <w:rPr>
+          <w:rFonts w:ascii="Courier" w:hAnsi="Courier"/>
+        </w:rPr>
+        <w:t>V_out = gain·(V_cp−V_cn)</w:t>
+      </w:r>
+      <w:r>
+        <w:rPr>
+          <w:rFonts w:ascii="宋体" w:eastAsia="宋体" w:hAnsi="宋体" w:cs="宋体" w:hint="eastAsia"/>
+          <w:lang w:eastAsia="zh-CN"/>
+        </w:rPr>
+        <w:t>，</w:t>
+      </w:r>
+      <w:r>
+        <w:rPr>
+          <w:rFonts w:ascii="Courier" w:hAnsi="Courier"/>
+        </w:rPr>
+        <w:t>_stamp_dc</w:t>
+      </w:r>
+      <w:r>
+        <w:rPr>
+          <w:rFonts w:ascii="宋体" w:eastAsia="宋体" w:hAnsi="宋体" w:cs="宋体" w:hint="eastAsia"/>
+          <w:lang w:eastAsia="zh-CN"/>
+        </w:rPr>
+        <w:t xml:space="preserve"> 实际给出 </w:t>
+      </w:r>
+      <w:r>
+        <w:rPr>
+          <w:rFonts w:ascii="Courier" w:hAnsi="Courier"/>
+        </w:rPr>
+        <w:t>gain·(V_cn−V_cp)</w:t>
+      </w:r>
+      <w:r>
+        <w:rPr>
+          <w:rFonts w:ascii="宋体" w:eastAsia="宋体" w:hAnsi="宋体" w:cs="宋体" w:hint="eastAsia"/>
+          <w:lang w:eastAsia="zh-CN"/>
+        </w:rPr>
+        <w:t>；实测</w:t>
+      </w:r>
+      <w:r>
+        <w:t xml:space="preserve"> ctl_p = +1 V ⇒ V_out = −1000 V</w:t>
+      </w:r>
+      <w:r>
+        <w:rPr>
+          <w:rFonts w:ascii="宋体" w:eastAsia="宋体" w:hAnsi="宋体" w:cs="宋体" w:hint="eastAsia"/>
+          <w:lang w:eastAsia="zh-CN"/>
+        </w:rPr>
+        <w:t>）。按保护性约束</w:t>
+      </w:r>
+      <w:r>
+        <w:rPr>
+          <w:rFonts w:ascii="宋体" w:eastAsia="宋体" w:hAnsi="宋体" w:cs="宋体" w:hint="eastAsia"/>
+          <w:b/>
+          <w:lang w:eastAsia="zh-CN"/>
+        </w:rPr>
+        <w:t>不改 mna</w:t>
+      </w:r>
+      <w:r>
+        <w:rPr>
+          <w:rFonts w:ascii="宋体" w:eastAsia="宋体" w:hAnsi="宋体" w:cs="宋体" w:hint="eastAsia"/>
+          <w:lang w:eastAsia="zh-CN"/>
+        </w:rPr>
+        <w:t>（</w:t>
+      </w:r>
+      <w:r>
+        <w:t xml:space="preserve">E1–E13 </w:t>
+      </w:r>
+      <w:r>
+        <w:rPr>
+          <w:rFonts w:ascii="宋体" w:eastAsia="宋体" w:hAnsi="宋体" w:cs="宋体" w:hint="eastAsia"/>
+          <w:lang w:eastAsia="zh-CN"/>
+        </w:rPr>
+        <w:t>全部已上线数字建立其上，含</w:t>
+      </w:r>
+      <w:r>
+        <w:t xml:space="preserve"> E2 </w:t>
+      </w:r>
+      <w:r>
+        <w:rPr>
+          <w:rFonts w:ascii="宋体" w:eastAsia="宋体" w:hAnsi="宋体" w:cs="宋体" w:hint="eastAsia"/>
+          <w:lang w:eastAsia="zh-CN"/>
+        </w:rPr>
+        <w:t>的</w:t>
+      </w:r>
+      <w:r>
+        <w:t xml:space="preserve"> ideal-TIA </w:t>
+      </w:r>
+      <w:r>
+        <w:rPr>
+          <w:rFonts w:ascii="宋体" w:eastAsia="宋体" w:hAnsi="宋体" w:cs="宋体" w:hint="eastAsia"/>
+          <w:lang w:eastAsia="zh-CN"/>
+        </w:rPr>
+        <w:t>虚地电路），改为</w:t>
+      </w:r>
+      <w:r>
+        <w:rPr>
+          <w:rFonts w:ascii="宋体" w:eastAsia="宋体" w:hAnsi="宋体" w:cs="宋体" w:hint="eastAsia"/>
+          <w:b/>
+          <w:lang w:eastAsia="zh-CN"/>
+        </w:rPr>
+        <w:t>适配 + 显式登记 + 判据锁死</w:t>
+      </w:r>
+      <w:r>
+        <w:rPr>
+          <w:rFonts w:ascii="宋体" w:eastAsia="宋体" w:hAnsi="宋体" w:cs="宋体" w:hint="eastAsia"/>
+          <w:lang w:eastAsia="zh-CN"/>
+        </w:rPr>
+        <w:t>（门禁</w:t>
+      </w:r>
+      <w:r>
+        <w:t xml:space="preserve"> B14</w:t>
+      </w:r>
+      <w:r>
+        <w:rPr>
+          <w:rFonts w:ascii="宋体" w:eastAsia="宋体" w:hAnsi="宋体" w:cs="宋体" w:hint="eastAsia"/>
+          <w:lang w:eastAsia="zh-CN"/>
+        </w:rPr>
+        <w:t>）。</w:t>
+      </w:r>
+      <w:r>
+        <w:t xml:space="preserve">E2/E3 </w:t>
+      </w:r>
+      <w:r>
+        <w:rPr>
+          <w:rFonts w:ascii="宋体" w:eastAsia="宋体" w:hAnsi="宋体" w:cs="宋体" w:hint="eastAsia"/>
+          <w:lang w:eastAsia="zh-CN"/>
+        </w:rPr>
+        <w:t>结论仍成立：</w:t>
+      </w:r>
+      <w:r>
+        <w:t xml:space="preserve">TIA </w:t>
+      </w:r>
+      <w:r>
+        <w:rPr>
+          <w:rFonts w:ascii="宋体" w:eastAsia="宋体" w:hAnsi="宋体" w:cs="宋体" w:hint="eastAsia"/>
+          <w:lang w:eastAsia="zh-CN"/>
+        </w:rPr>
+        <w:t>虚地是</w:t>
+      </w:r>
+      <w:r>
+        <w:t xml:space="preserve"> |A|→∞ </w:t>
+      </w:r>
+      <w:r>
+        <w:rPr>
+          <w:rFonts w:ascii="宋体" w:eastAsia="宋体" w:hAnsi="宋体" w:cs="宋体" w:hint="eastAsia"/>
+          <w:lang w:eastAsia="zh-CN"/>
+        </w:rPr>
+        <w:t>的</w:t>
+      </w:r>
+      <w:r>
+        <w:rPr>
+          <w:rFonts w:ascii="宋体" w:eastAsia="宋体" w:hAnsi="宋体" w:cs="宋体" w:hint="eastAsia"/>
+          <w:b/>
+          <w:lang w:eastAsia="zh-CN"/>
+        </w:rPr>
+        <w:t>极限</w:t>
+      </w:r>
+      <w:r>
+        <w:rPr>
+          <w:rFonts w:ascii="宋体" w:eastAsia="宋体" w:hAnsi="宋体" w:cs="宋体" w:hint="eastAsia"/>
+          <w:lang w:eastAsia="zh-CN"/>
+        </w:rPr>
+        <w:t>，符号只改变放大器输出</w:t>
+      </w:r>
+      <w:r>
+        <w:rPr>
+          <w:rFonts w:ascii="宋体" w:eastAsia="宋体" w:hAnsi="宋体" w:cs="宋体" w:hint="eastAsia"/>
+          <w:b/>
+          <w:lang w:eastAsia="zh-CN"/>
+        </w:rPr>
+        <w:t>定向</w:t>
+      </w:r>
+      <w:r>
+        <w:rPr>
+          <w:rFonts w:ascii="宋体" w:eastAsia="宋体" w:hAnsi="宋体" w:cs="宋体" w:hint="eastAsia"/>
+          <w:lang w:eastAsia="zh-CN"/>
+        </w:rPr>
+        <w:t>、不改变虚地机制。</w:t>
+      </w:r>
+    </w:p>
+    <w:p>
+      <w:pPr>
+        <w:spacing w:after="192"/>
+      </w:pPr>
+      <w:r>
+        <w:t xml:space="preserve">🔴 </w:t>
+      </w:r>
+      <w:r>
+        <w:rPr>
+          <w:rFonts w:ascii="宋体" w:eastAsia="宋体" w:hAnsi="宋体" w:cs="宋体" w:hint="eastAsia"/>
+          <w:b/>
+          <w:lang w:eastAsia="zh-CN"/>
+        </w:rPr>
+        <w:t>诚实边界</w:t>
+      </w:r>
+      <w:r>
+        <w:rPr>
+          <w:rFonts w:ascii="宋体" w:eastAsia="宋体" w:hAnsi="宋体" w:cs="宋体" w:hint="eastAsia"/>
+          <w:lang w:eastAsia="zh-CN"/>
+        </w:rPr>
+        <w:t>：</w:t>
+      </w:r>
+      <w:r>
+        <w:rPr>
+          <w:rFonts w:ascii="宋体" w:eastAsia="宋体" w:hAnsi="宋体" w:cs="宋体" w:hint="eastAsia"/>
+          <w:b/>
+          <w:lang w:eastAsia="zh-CN"/>
+        </w:rPr>
+        <w:t>比较器是判决器抽象</w:t>
+      </w:r>
+      <w:r>
+        <w:rPr>
+          <w:rFonts w:ascii="宋体" w:eastAsia="宋体" w:hAnsi="宋体" w:cs="宋体" w:hint="eastAsia"/>
+          <w:lang w:eastAsia="zh-CN"/>
+        </w:rPr>
+        <w:t>（有限增益</w:t>
+      </w:r>
+      <w:r>
+        <w:t xml:space="preserve"> + </w:t>
+      </w:r>
+      <w:r>
+        <w:rPr>
+          <w:rFonts w:ascii="宋体" w:eastAsia="宋体" w:hAnsi="宋体" w:cs="宋体" w:hint="eastAsia"/>
+          <w:lang w:eastAsia="zh-CN"/>
+        </w:rPr>
+        <w:t>失调</w:t>
+      </w:r>
+      <w:r>
+        <w:t xml:space="preserve"> + </w:t>
+      </w:r>
+      <w:r>
+        <w:rPr>
+          <w:rFonts w:ascii="宋体" w:eastAsia="宋体" w:hAnsi="宋体" w:cs="宋体" w:hint="eastAsia"/>
+          <w:lang w:eastAsia="zh-CN"/>
+        </w:rPr>
+        <w:t>噪声，非晶体管级）</w:t>
+      </w:r>
+      <w:r>
+        <w:t xml:space="preserve">· </w:t>
+      </w:r>
+      <w:r>
+        <w:rPr>
+          <w:rFonts w:ascii="宋体" w:eastAsia="宋体" w:hAnsi="宋体" w:cs="宋体" w:hint="eastAsia"/>
+          <w:b/>
+          <w:lang w:eastAsia="zh-CN"/>
+        </w:rPr>
+        <w:t>CDAC 底板开关用理想电压源抽象</w:t>
+      </w:r>
+      <w:r>
+        <w:rPr>
+          <w:rFonts w:ascii="宋体" w:eastAsia="宋体" w:hAnsi="宋体" w:cs="宋体" w:hint="eastAsia"/>
+          <w:lang w:eastAsia="zh-CN"/>
+        </w:rPr>
+        <w:t>（</w:t>
+      </w:r>
+      <w:r>
+        <w:t xml:space="preserve">DAC </w:t>
+      </w:r>
+      <w:r>
+        <w:rPr>
+          <w:rFonts w:ascii="宋体" w:eastAsia="宋体" w:hAnsi="宋体" w:cs="宋体" w:hint="eastAsia"/>
+          <w:lang w:eastAsia="zh-CN"/>
+        </w:rPr>
+        <w:t>侧用真</w:t>
+      </w:r>
+      <w:r>
+        <w:t xml:space="preserve"> NMOS </w:t>
+      </w:r>
+      <w:r>
+        <w:rPr>
+          <w:rFonts w:ascii="宋体" w:eastAsia="宋体" w:hAnsi="宋体" w:cs="宋体" w:hint="eastAsia"/>
+          <w:lang w:eastAsia="zh-CN"/>
+        </w:rPr>
+        <w:t>开关以暴露</w:t>
+      </w:r>
+      <w:r>
+        <w:t xml:space="preserve"> R_on</w:t>
+      </w:r>
+      <w:r>
+        <w:rPr>
+          <w:rFonts w:ascii="宋体" w:eastAsia="宋体" w:hAnsi="宋体" w:cs="宋体" w:hint="eastAsia"/>
+          <w:lang w:eastAsia="zh-CN"/>
+        </w:rPr>
+        <w:t>）</w:t>
+      </w:r>
+      <w:r>
+        <w:t xml:space="preserve">· </w:t>
+      </w:r>
+      <w:r>
+        <w:rPr>
+          <w:rFonts w:ascii="宋体" w:eastAsia="宋体" w:hAnsi="宋体" w:cs="宋体" w:hint="eastAsia"/>
+          <w:b/>
+          <w:lang w:eastAsia="zh-CN"/>
+        </w:rPr>
+        <w:t>行驱动器是 VCVS + 开环输出电阻宏模型</w:t>
+      </w:r>
+      <w:r>
+        <w:rPr>
+          <w:rFonts w:ascii="宋体" w:eastAsia="宋体" w:hAnsi="宋体" w:cs="宋体" w:hint="eastAsia"/>
+          <w:lang w:eastAsia="zh-CN"/>
+        </w:rPr>
+        <w:t>（非晶体管级运放）</w:t>
+      </w:r>
+      <w:r>
+        <w:t xml:space="preserve">· </w:t>
+      </w:r>
+      <w:r>
+        <w:rPr>
+          <w:rFonts w:ascii="宋体" w:eastAsia="宋体" w:hAnsi="宋体" w:cs="宋体" w:hint="eastAsia"/>
+          <w:lang w:eastAsia="zh-CN"/>
+        </w:rPr>
+        <w:t>电阻</w:t>
+      </w:r>
+      <w:r>
+        <w:t xml:space="preserve"> / </w:t>
+      </w:r>
+      <w:r>
+        <w:rPr>
+          <w:rFonts w:ascii="宋体" w:eastAsia="宋体" w:hAnsi="宋体" w:cs="宋体" w:hint="eastAsia"/>
+          <w:lang w:eastAsia="zh-CN"/>
+        </w:rPr>
+        <w:t>电容为理想值（</w:t>
+      </w:r>
+      <w:r>
+        <w:rPr>
+          <w:rFonts w:ascii="宋体" w:eastAsia="宋体" w:hAnsi="宋体" w:cs="宋体" w:hint="eastAsia"/>
+          <w:b/>
+          <w:lang w:eastAsia="zh-CN"/>
+        </w:rPr>
+        <w:t>不建匹配网络</w:t>
+      </w:r>
+      <w:r>
+        <w:rPr>
+          <w:rFonts w:ascii="宋体" w:eastAsia="宋体" w:hAnsi="宋体" w:cs="宋体" w:hint="eastAsia"/>
+          <w:lang w:eastAsia="zh-CN"/>
+        </w:rPr>
+        <w:t>）</w:t>
+      </w:r>
+      <w:r>
+        <w:t xml:space="preserve">· R_on </w:t>
+      </w:r>
+      <w:r>
+        <w:rPr>
+          <w:rFonts w:ascii="宋体" w:eastAsia="宋体" w:hAnsi="宋体" w:cs="宋体" w:hint="eastAsia"/>
+          <w:lang w:eastAsia="zh-CN"/>
+        </w:rPr>
+        <w:t>取三极管区闭式</w:t>
+      </w:r>
+      <w:r>
+        <w:t xml:space="preserve"> · </w:t>
+      </w:r>
+      <w:r>
+        <w:rPr>
+          <w:rFonts w:ascii="宋体" w:eastAsia="宋体" w:hAnsi="宋体" w:cs="宋体" w:hint="eastAsia"/>
+          <w:lang w:eastAsia="zh-CN"/>
+        </w:rPr>
+        <w:t>电荷注入</w:t>
+      </w:r>
+      <w:r>
+        <w:t xml:space="preserve"> / </w:t>
+      </w:r>
+      <w:r>
+        <w:rPr>
+          <w:rFonts w:ascii="宋体" w:eastAsia="宋体" w:hAnsi="宋体" w:cs="宋体" w:hint="eastAsia"/>
+          <w:lang w:eastAsia="zh-CN"/>
+        </w:rPr>
+        <w:t>时钟馈通只给量级</w:t>
+      </w:r>
+      <w:r>
+        <w:t xml:space="preserve"> · </w:t>
+      </w:r>
+      <w:r>
+        <w:rPr>
+          <w:rFonts w:ascii="宋体" w:eastAsia="宋体" w:hAnsi="宋体" w:cs="宋体" w:hint="eastAsia"/>
+          <w:lang w:eastAsia="zh-CN"/>
+        </w:rPr>
+        <w:t>位数</w:t>
+      </w:r>
+      <w:r>
+        <w:t xml:space="preserve"> ≤ 8 bit · </w:t>
+      </w:r>
+      <w:r>
+        <w:rPr>
+          <w:rFonts w:ascii="宋体" w:eastAsia="宋体" w:hAnsi="宋体" w:cs="宋体" w:hint="eastAsia"/>
+          <w:lang w:eastAsia="zh-CN"/>
+        </w:rPr>
+        <w:t>参数为公开典型量级占位（</w:t>
+      </w:r>
+      <w:r>
+        <w:rPr>
+          <w:rFonts w:ascii="宋体" w:eastAsia="宋体" w:hAnsi="宋体" w:cs="宋体" w:hint="eastAsia"/>
+          <w:b/>
+          <w:lang w:eastAsia="zh-CN"/>
+        </w:rPr>
+        <w:t>非 PDK</w:t>
+      </w:r>
+      <w:r>
+        <w:rPr>
+          <w:rFonts w:ascii="宋体" w:eastAsia="宋体" w:hAnsi="宋体" w:cs="宋体" w:hint="eastAsia"/>
+          <w:lang w:eastAsia="zh-CN"/>
+        </w:rPr>
+        <w:t>）</w:t>
+      </w:r>
+      <w:r>
+        <w:t xml:space="preserve">· </w:t>
+      </w:r>
+      <w:r>
+        <w:rPr>
+          <w:rFonts w:ascii="宋体" w:eastAsia="宋体" w:hAnsi="宋体" w:cs="宋体" w:hint="eastAsia"/>
+          <w:lang w:eastAsia="zh-CN"/>
+        </w:rPr>
+        <w:t>不做流片</w:t>
+      </w:r>
+      <w:r>
+        <w:t xml:space="preserve"> · </w:t>
+      </w:r>
+      <w:r>
+        <w:rPr>
+          <w:rFonts w:ascii="宋体" w:eastAsia="宋体" w:hAnsi="宋体" w:cs="宋体" w:hint="eastAsia"/>
+          <w:b/>
+          <w:lang w:eastAsia="zh-CN"/>
+        </w:rPr>
+        <w:t>不报 TOPS/TOPS-W/fJ/op</w:t>
+      </w:r>
+      <w:r>
+        <w:rPr>
+          <w:rFonts w:ascii="宋体" w:eastAsia="宋体" w:hAnsi="宋体" w:cs="宋体" w:hint="eastAsia"/>
+          <w:lang w:eastAsia="zh-CN"/>
+        </w:rPr>
+        <w:t>。</w:t>
+      </w:r>
+      <w:r>
+        <w:rPr>
+          <w:rFonts w:ascii="宋体" w:eastAsia="宋体" w:hAnsi="宋体" w:cs="宋体" w:hint="eastAsia"/>
+          <w:b/>
+          <w:lang w:eastAsia="zh-CN"/>
+        </w:rPr>
+        <w:t>仍不可用</w:t>
+      </w:r>
+      <w:r>
+        <w:rPr>
+          <w:rFonts w:ascii="宋体" w:eastAsia="宋体" w:hAnsi="宋体" w:cs="宋体" w:hint="eastAsia"/>
+          <w:lang w:eastAsia="zh-CN"/>
+        </w:rPr>
+        <w:t>：晶体管级比较器</w:t>
+      </w:r>
+      <w:r>
+        <w:t xml:space="preserve"> / </w:t>
+      </w:r>
+      <w:r>
+        <w:rPr>
+          <w:rFonts w:ascii="宋体" w:eastAsia="宋体" w:hAnsi="宋体" w:cs="宋体" w:hint="eastAsia"/>
+          <w:lang w:eastAsia="zh-CN"/>
+        </w:rPr>
+        <w:t>运放</w:t>
+      </w:r>
+      <w:r>
+        <w:t xml:space="preserve"> · </w:t>
+      </w:r>
+      <w:r>
+        <w:rPr>
+          <w:rFonts w:ascii="宋体" w:eastAsia="宋体" w:hAnsi="宋体" w:cs="宋体" w:hint="eastAsia"/>
+          <w:lang w:eastAsia="zh-CN"/>
+        </w:rPr>
+        <w:t>电阻电容匹配网络</w:t>
+      </w:r>
+      <w:r>
+        <w:t xml:space="preserve"> · </w:t>
+      </w:r>
+      <w:r>
+        <w:rPr>
+          <w:rFonts w:ascii="宋体" w:eastAsia="宋体" w:hAnsi="宋体" w:cs="宋体" w:hint="eastAsia"/>
+          <w:lang w:eastAsia="zh-CN"/>
+        </w:rPr>
+        <w:t>电荷注入完整模型</w:t>
+      </w:r>
+      <w:r>
+        <w:t xml:space="preserve"> · </w:t>
+      </w:r>
+      <w:r>
+        <w:rPr>
+          <w:rFonts w:ascii="宋体" w:eastAsia="宋体" w:hAnsi="宋体" w:cs="宋体" w:hint="eastAsia"/>
+          <w:lang w:eastAsia="zh-CN"/>
+        </w:rPr>
+        <w:t>建立时间</w:t>
+      </w:r>
+      <w:r>
+        <w:t xml:space="preserve"> / </w:t>
+      </w:r>
+      <w:r>
+        <w:rPr>
+          <w:rFonts w:ascii="宋体" w:eastAsia="宋体" w:hAnsi="宋体" w:cs="宋体" w:hint="eastAsia"/>
+          <w:lang w:eastAsia="zh-CN"/>
+        </w:rPr>
+        <w:t>摆率建模</w:t>
+      </w:r>
+      <w:r>
+        <w:t xml:space="preserve"> · </w:t>
+      </w:r>
+      <w:r>
+        <w:rPr>
+          <w:rFonts w:ascii="宋体" w:eastAsia="宋体" w:hAnsi="宋体" w:cs="宋体" w:hint="eastAsia"/>
+          <w:lang w:eastAsia="zh-CN"/>
+        </w:rPr>
+        <w:t>工艺角</w:t>
+      </w:r>
+      <w:r>
+        <w:t xml:space="preserve"> / PDK / </w:t>
+      </w:r>
+      <w:r>
+        <w:rPr>
+          <w:rFonts w:ascii="宋体" w:eastAsia="宋体" w:hAnsi="宋体" w:cs="宋体" w:hint="eastAsia"/>
+          <w:lang w:eastAsia="zh-CN"/>
+        </w:rPr>
+        <w:t>硅验证（</w:t>
+      </w:r>
+      <w:r>
+        <w:rPr>
+          <w:rFonts w:ascii="宋体" w:eastAsia="宋体" w:hAnsi="宋体" w:cs="宋体" w:hint="eastAsia"/>
+          <w:b/>
+          <w:lang w:eastAsia="zh-CN"/>
+        </w:rPr>
+        <w:t>T2 永久锁</w:t>
+      </w:r>
+      <w:r>
+        <w:rPr>
+          <w:rFonts w:ascii="宋体" w:eastAsia="宋体" w:hAnsi="宋体" w:cs="宋体" w:hint="eastAsia"/>
+          <w:lang w:eastAsia="zh-CN"/>
+        </w:rPr>
+        <w:t>）。</w:t>
+      </w:r>
+    </w:p>
+    <w:p>
+      <w:bookmarkStart w:id="19" w:name="_Toc_section_9"/>
+      <w:bookmarkStart w:id="8" w:name="section-9"/>
+      <w:pPr>
+        <w:pStyle w:val="Heading2"/>
+        <w:spacing w:line="312" w:lineRule="auto" w:before="720" w:after="288"/>
+      </w:pPr>
+      <w:bookmarkEnd w:id="8"/>
+      <w:r>
+        <w:rPr>
+          <w:rFonts w:ascii="宋体" w:hAnsi="宋体" w:eastAsia="宋体" w:cs="宋体" w:hint="eastAsia"/>
+          <w:b/>
+          <w:sz w:val="36"/>
+          <w:lang w:eastAsia="zh-CN"/>
+        </w:rPr>
+        <w:t>九、关键结论</w:t>
+      </w:r>
+      <w:bookmarkEnd w:id="19"/>
+    </w:p>
+    <w:p>
+      <w:pPr>
+        <w:pStyle w:val="ListBullet"/>
+        <w:spacing w:after="72"/>
+      </w:pPr>
+      <w:r>
+        <w:rPr>
+          <w:rFonts w:ascii="宋体" w:eastAsia="宋体" w:hAnsi="宋体" w:cs="宋体" w:hint="eastAsia"/>
+          <w:b/>
+          <w:lang w:eastAsia="zh-CN"/>
+        </w:rPr>
+        <w:t>补上最大平台缺口（E6）</w:t>
+      </w:r>
+      <w:r>
+        <w:rPr>
+          <w:rFonts w:ascii="宋体" w:eastAsia="宋体" w:hAnsi="宋体" w:cs="宋体" w:hint="eastAsia"/>
+          <w:lang w:eastAsia="zh-CN"/>
+        </w:rPr>
+        <w:t>：此前</w:t>
+      </w:r>
+      <w:r>
+        <w:t xml:space="preserve"> ecore </w:t>
+      </w:r>
+      <w:r>
+        <w:rPr>
+          <w:rFonts w:ascii="宋体" w:eastAsia="宋体" w:hAnsi="宋体" w:cs="宋体" w:hint="eastAsia"/>
+          <w:lang w:eastAsia="zh-CN"/>
+        </w:rPr>
+        <w:t>一条版图链都没有；现打通「电路模型</w:t>
+      </w:r>
+      <w:r>
+        <w:t xml:space="preserve"> → </w:t>
+      </w:r>
+      <w:r>
+        <w:rPr>
+          <w:rFonts w:ascii="宋体" w:eastAsia="宋体" w:hAnsi="宋体" w:cs="宋体" w:hint="eastAsia"/>
+          <w:lang w:eastAsia="zh-CN"/>
+        </w:rPr>
+        <w:t>可签核版图</w:t>
+      </w:r>
+      <w:r>
+        <w:t xml:space="preserve"> → GDS</w:t>
+      </w:r>
+      <w:r>
+        <w:rPr>
+          <w:rFonts w:ascii="宋体" w:eastAsia="宋体" w:hAnsi="宋体" w:cs="宋体" w:hint="eastAsia"/>
+          <w:lang w:eastAsia="zh-CN"/>
+        </w:rPr>
+        <w:t>」。</w:t>
+      </w:r>
+    </w:p>
+    <w:p>
+      <w:pPr>
+        <w:pStyle w:val="ListBullet"/>
+        <w:spacing w:after="72"/>
+      </w:pPr>
+      <w:r>
+        <w:rPr>
+          <w:rFonts w:ascii="宋体" w:eastAsia="宋体" w:hAnsi="宋体" w:cs="宋体" w:hint="eastAsia"/>
+          <w:b/>
+          <w:lang w:eastAsia="zh-CN"/>
+        </w:rPr>
+        <w:t>IR drop 是模拟 MVM 的第一号规模墙（E7）</w:t>
+      </w:r>
+      <w:r>
+        <w:rPr>
+          <w:rFonts w:ascii="宋体" w:eastAsia="宋体" w:hAnsi="宋体" w:cs="宋体" w:hint="eastAsia"/>
+          <w:lang w:eastAsia="zh-CN"/>
+        </w:rPr>
+        <w:t>：</w:t>
+      </w:r>
+      <w:r>
+        <w:t xml:space="preserve">∝N² </w:t>
+      </w:r>
+      <w:r>
+        <w:rPr>
+          <w:rFonts w:ascii="宋体" w:eastAsia="宋体" w:hAnsi="宋体" w:cs="宋体" w:hint="eastAsia"/>
+          <w:lang w:eastAsia="zh-CN"/>
+        </w:rPr>
+        <w:t>超线性</w:t>
+      </w:r>
+      <w:r>
+        <w:t xml:space="preserve"> ⇒ </w:t>
+      </w:r>
+      <w:r>
+        <w:rPr>
+          <w:rFonts w:ascii="宋体" w:eastAsia="宋体" w:hAnsi="宋体" w:cs="宋体" w:hint="eastAsia"/>
+          <w:lang w:eastAsia="zh-CN"/>
+        </w:rPr>
+        <w:t>被动单端驱动不能只靠加行列扩规模（须分段</w:t>
+      </w:r>
+      <w:r>
+        <w:t>/</w:t>
+      </w:r>
+      <w:r>
+        <w:rPr>
+          <w:rFonts w:ascii="宋体" w:eastAsia="宋体" w:hAnsi="宋体" w:cs="宋体" w:hint="eastAsia"/>
+          <w:lang w:eastAsia="zh-CN"/>
+        </w:rPr>
+        <w:t>双侧驱动、加宽加厚金属、降单元电导、分块</w:t>
+      </w:r>
+      <w:r>
+        <w:t xml:space="preserve"> tiling</w:t>
+      </w:r>
+      <w:r>
+        <w:rPr>
+          <w:rFonts w:ascii="宋体" w:eastAsia="宋体" w:hAnsi="宋体" w:cs="宋体" w:hint="eastAsia"/>
+          <w:lang w:eastAsia="zh-CN"/>
+        </w:rPr>
+        <w:t>）。</w:t>
+      </w:r>
+    </w:p>
+    <w:p>
+      <w:pPr>
+        <w:pStyle w:val="ListBullet"/>
+        <w:spacing w:after="72"/>
+      </w:pPr>
+      <w:r>
+        <w:rPr>
+          <w:rFonts w:ascii="宋体" w:eastAsia="宋体" w:hAnsi="宋体" w:cs="宋体" w:hint="eastAsia"/>
+          <w:b/>
+          <w:lang w:eastAsia="zh-CN"/>
+        </w:rPr>
+        <w:t>sneak 是拓扑效应（E7）</w:t>
+      </w:r>
+      <w:r>
+        <w:rPr>
+          <w:rFonts w:ascii="宋体" w:eastAsia="宋体" w:hAnsi="宋体" w:cs="宋体" w:hint="eastAsia"/>
+          <w:lang w:eastAsia="zh-CN"/>
+        </w:rPr>
+        <w:t>：与</w:t>
+      </w:r>
+      <w:r>
+        <w:t xml:space="preserve"> IR drop </w:t>
+      </w:r>
+      <w:r>
+        <w:rPr>
+          <w:rFonts w:ascii="宋体" w:eastAsia="宋体" w:hAnsi="宋体" w:cs="宋体" w:hint="eastAsia"/>
+          <w:lang w:eastAsia="zh-CN"/>
+        </w:rPr>
+        <w:t>解耦（</w:t>
+      </w:r>
+      <w:r>
+        <w:t xml:space="preserve">R=0 </w:t>
+      </w:r>
+      <w:r>
+        <w:rPr>
+          <w:rFonts w:ascii="宋体" w:eastAsia="宋体" w:hAnsi="宋体" w:cs="宋体" w:hint="eastAsia"/>
+          <w:lang w:eastAsia="zh-CN"/>
+        </w:rPr>
+        <w:t>时仍存在）</w:t>
+      </w:r>
+      <w:r>
+        <w:t xml:space="preserve">⇒ </w:t>
+      </w:r>
+      <w:r>
+        <w:rPr>
+          <w:rFonts w:ascii="宋体" w:eastAsia="宋体" w:hAnsi="宋体" w:cs="宋体" w:hint="eastAsia"/>
+          <w:lang w:eastAsia="zh-CN"/>
+        </w:rPr>
+        <w:t>需正规选通方案。</w:t>
+      </w:r>
+    </w:p>
+    <w:p>
+      <w:pPr>
+        <w:pStyle w:val="ListBullet"/>
+        <w:spacing w:after="72"/>
+      </w:pPr>
+      <w:r>
+        <w:rPr>
+          <w:rFonts w:ascii="宋体" w:eastAsia="宋体" w:hAnsi="宋体" w:cs="宋体" w:hint="eastAsia"/>
+          <w:b/>
+          <w:lang w:eastAsia="zh-CN"/>
+        </w:rPr>
+        <w:t>失配的两半（E8）</w:t>
+      </w:r>
+      <w:r>
+        <w:rPr>
+          <w:rFonts w:ascii="宋体" w:eastAsia="宋体" w:hAnsi="宋体" w:cs="宋体" w:hint="eastAsia"/>
+          <w:lang w:eastAsia="zh-CN"/>
+        </w:rPr>
+        <w:t>：随机项按</w:t>
+      </w:r>
+      <w:r>
+        <w:t xml:space="preserve"> 1/√N </w:t>
+      </w:r>
+      <w:r>
+        <w:rPr>
+          <w:rFonts w:ascii="宋体" w:eastAsia="宋体" w:hAnsi="宋体" w:cs="宋体" w:hint="eastAsia"/>
+          <w:lang w:eastAsia="zh-CN"/>
+        </w:rPr>
+        <w:t>被平均掉、系统项不会</w:t>
+      </w:r>
+      <w:r>
+        <w:t xml:space="preserve"> ⇒ </w:t>
+      </w:r>
+      <w:r>
+        <w:rPr>
+          <w:rFonts w:ascii="宋体" w:eastAsia="宋体" w:hAnsi="宋体" w:cs="宋体" w:hint="eastAsia"/>
+          <w:lang w:eastAsia="zh-CN"/>
+        </w:rPr>
+        <w:t>分层校准；校准精度决定有效位数上限。</w:t>
+      </w:r>
+    </w:p>
+    <w:p>
+      <w:pPr>
+        <w:pStyle w:val="ListBullet"/>
+        <w:spacing w:after="72"/>
+      </w:pPr>
+      <w:r>
+        <w:rPr>
+          <w:rFonts w:ascii="宋体" w:eastAsia="宋体" w:hAnsi="宋体" w:cs="宋体" w:hint="eastAsia"/>
+          <w:b/>
+          <w:lang w:eastAsia="zh-CN"/>
+        </w:rPr>
+        <w:t>规模由 IR drop 主导（E9）</w:t>
+      </w:r>
+      <w:r>
+        <w:rPr>
+          <w:rFonts w:ascii="宋体" w:eastAsia="宋体" w:hAnsi="宋体" w:cs="宋体" w:hint="eastAsia"/>
+          <w:lang w:eastAsia="zh-CN"/>
+        </w:rPr>
+        <w:t>：</w:t>
+      </w:r>
+      <w:r>
+        <w:t xml:space="preserve">5% </w:t>
+      </w:r>
+      <w:r>
+        <w:rPr>
+          <w:rFonts w:ascii="宋体" w:eastAsia="宋体" w:hAnsi="宋体" w:cs="宋体" w:hint="eastAsia"/>
+          <w:lang w:eastAsia="zh-CN"/>
+        </w:rPr>
+        <w:t>输出误差预算只支持</w:t>
+      </w:r>
+      <w:r>
+        <w:t xml:space="preserve"> ~18 </w:t>
+      </w:r>
+      <w:r>
+        <w:rPr>
+          <w:rFonts w:ascii="宋体" w:eastAsia="宋体" w:hAnsi="宋体" w:cs="宋体" w:hint="eastAsia"/>
+          <w:lang w:eastAsia="zh-CN"/>
+        </w:rPr>
+        <w:t>行，千级阵列在被动驱动下不可达。</w:t>
+      </w:r>
+    </w:p>
+    <w:p>
+      <w:pPr>
+        <w:pStyle w:val="ListBullet"/>
+        <w:spacing w:after="72"/>
+      </w:pPr>
+      <w:r>
+        <w:rPr>
+          <w:rFonts w:ascii="宋体" w:eastAsia="宋体" w:hAnsi="宋体" w:cs="宋体" w:hint="eastAsia"/>
+          <w:b/>
+          <w:lang w:eastAsia="zh-CN"/>
+        </w:rPr>
+        <w:t>架构族同构</w:t>
+      </w:r>
+      <w:r>
+        <w:rPr>
+          <w:rFonts w:ascii="宋体" w:eastAsia="宋体" w:hAnsi="宋体" w:cs="宋体" w:hint="eastAsia"/>
+          <w:lang w:eastAsia="zh-CN"/>
+        </w:rPr>
+        <w:t>：模拟</w:t>
+      </w:r>
+      <w:r>
+        <w:t xml:space="preserve"> MVM </w:t>
+      </w:r>
+      <w:r>
+        <w:rPr>
+          <w:rFonts w:ascii="宋体" w:eastAsia="宋体" w:hAnsi="宋体" w:cs="宋体" w:hint="eastAsia"/>
+          <w:lang w:eastAsia="zh-CN"/>
+        </w:rPr>
+        <w:t>交叉阵列</w:t>
+      </w:r>
+      <w:r>
+        <w:t xml:space="preserve"> = </w:t>
+      </w:r>
+      <w:r>
+        <w:rPr>
+          <w:rFonts w:ascii="宋体" w:eastAsia="宋体" w:hAnsi="宋体" w:cs="宋体" w:hint="eastAsia"/>
+          <w:lang w:eastAsia="zh-CN"/>
+        </w:rPr>
+        <w:t>电子域矩阵</w:t>
+      </w:r>
+      <w:r>
+        <w:t>-</w:t>
+      </w:r>
+      <w:r>
+        <w:rPr>
+          <w:rFonts w:ascii="宋体" w:eastAsia="宋体" w:hAnsi="宋体" w:cs="宋体" w:hint="eastAsia"/>
+          <w:lang w:eastAsia="zh-CN"/>
+        </w:rPr>
+        <w:t>向量乘，与光子</w:t>
+      </w:r>
+      <w:r>
+        <w:t xml:space="preserve"> MZI mesh</w:t>
+      </w:r>
+      <w:r>
+        <w:rPr>
+          <w:rFonts w:ascii="宋体" w:eastAsia="宋体" w:hAnsi="宋体" w:cs="宋体" w:hint="eastAsia"/>
+          <w:lang w:eastAsia="zh-CN"/>
+        </w:rPr>
+        <w:t>、商业模拟</w:t>
+      </w:r>
+      <w:r>
+        <w:t xml:space="preserve"> AI </w:t>
+      </w:r>
+      <w:r>
+        <w:rPr>
+          <w:rFonts w:ascii="宋体" w:eastAsia="宋体" w:hAnsi="宋体" w:cs="宋体" w:hint="eastAsia"/>
+          <w:lang w:eastAsia="zh-CN"/>
+        </w:rPr>
+        <w:t>加速器同族。</w:t>
+      </w:r>
+    </w:p>
+    <w:p>
+      <w:pPr>
+        <w:pStyle w:val="ListBullet"/>
+        <w:spacing w:after="72"/>
+      </w:pPr>
+      <w:r>
+        <w:rPr>
+          <w:rFonts w:ascii="宋体" w:eastAsia="宋体" w:hAnsi="宋体" w:cs="宋体" w:hint="eastAsia"/>
+          <w:b/>
+          <w:lang w:eastAsia="zh-CN"/>
+        </w:rPr>
+        <w:t>方法学独立</w:t>
+      </w:r>
+      <w:r>
+        <w:rPr>
+          <w:rFonts w:ascii="宋体" w:eastAsia="宋体" w:hAnsi="宋体" w:cs="宋体" w:hint="eastAsia"/>
+          <w:lang w:eastAsia="zh-CN"/>
+        </w:rPr>
+        <w:t>：判决全为死标量比对（闭式物理律</w:t>
+      </w:r>
+      <w:r>
+        <w:t xml:space="preserve"> golden</w:t>
+      </w:r>
+      <w:r>
+        <w:rPr>
+          <w:rFonts w:ascii="宋体" w:eastAsia="宋体" w:hAnsi="宋体" w:cs="宋体" w:hint="eastAsia"/>
+          <w:lang w:eastAsia="zh-CN"/>
+        </w:rPr>
+        <w:t>），</w:t>
+      </w:r>
+      <w:r>
+        <w:t xml:space="preserve">LLM </w:t>
+      </w:r>
+      <w:r>
+        <w:rPr>
+          <w:rFonts w:ascii="宋体" w:eastAsia="宋体" w:hAnsi="宋体" w:cs="宋体" w:hint="eastAsia"/>
+          <w:lang w:eastAsia="zh-CN"/>
+        </w:rPr>
+        <w:t>不进判决路径，零外部</w:t>
+      </w:r>
+      <w:r>
+        <w:t xml:space="preserve"> SPICE / </w:t>
+      </w:r>
+      <w:r>
+        <w:rPr>
+          <w:rFonts w:ascii="宋体" w:eastAsia="宋体" w:hAnsi="宋体" w:cs="宋体" w:hint="eastAsia"/>
+          <w:lang w:eastAsia="zh-CN"/>
+        </w:rPr>
+        <w:t>商业</w:t>
+      </w:r>
+      <w:r>
+        <w:t xml:space="preserve"> EDA </w:t>
+      </w:r>
+      <w:r>
+        <w:rPr>
+          <w:rFonts w:ascii="宋体" w:eastAsia="宋体" w:hAnsi="宋体" w:cs="宋体" w:hint="eastAsia"/>
+          <w:lang w:eastAsia="zh-CN"/>
+        </w:rPr>
+        <w:t>引擎。</w:t>
+      </w:r>
+    </w:p>
+    <w:p>
+      <w:pPr>
+        <w:pStyle w:val="ListBullet"/>
+        <w:spacing w:after="72"/>
+      </w:pPr>
+      <w:r>
+        <w:rPr>
+          <w:rFonts w:ascii="宋体" w:eastAsia="宋体" w:hAnsi="宋体" w:cs="宋体" w:hint="eastAsia"/>
+          <w:b/>
+          <w:lang w:eastAsia="zh-CN"/>
+        </w:rPr>
+        <w:t>带符号权重</w:t>
+      </w:r>
+      <w:r>
+        <w:rPr>
+          <w:rFonts w:ascii="宋体" w:eastAsia="宋体" w:hAnsi="宋体" w:cs="宋体" w:hint="eastAsia"/>
+          <w:lang w:eastAsia="zh-CN"/>
+        </w:rPr>
+        <w:t>：参考列法（</w:t>
+      </w:r>
+      <w:r>
+        <w:rPr>
+          <w:rFonts w:ascii="Courier" w:hAnsi="Courier"/>
+        </w:rPr>
+        <w:t>g_ij = g_base + s·W_ij</w:t>
+      </w:r>
+      <w:r>
+        <w:rPr>
+          <w:rFonts w:ascii="宋体" w:eastAsia="宋体" w:hAnsi="宋体" w:cs="宋体" w:hint="eastAsia"/>
+          <w:lang w:eastAsia="zh-CN"/>
+        </w:rPr>
+        <w:t>，数据列减参考列）。</w:t>
+      </w:r>
+    </w:p>
+    <w:p>
+      <w:pPr>
+        <w:pStyle w:val="ListBullet"/>
+        <w:spacing w:after="72"/>
+      </w:pPr>
+      <w:r>
+        <w:rPr>
+          <w:rFonts w:ascii="宋体" w:eastAsia="宋体" w:hAnsi="宋体" w:cs="宋体" w:hint="eastAsia"/>
+          <w:b/>
+          <w:lang w:eastAsia="zh-CN"/>
+        </w:rPr>
+        <w:t>器件级内核验证（E11-c）</w:t>
+      </w:r>
+      <w:r>
+        <w:rPr>
+          <w:rFonts w:ascii="宋体" w:eastAsia="宋体" w:hAnsi="宋体" w:cs="宋体" w:hint="eastAsia"/>
+          <w:lang w:eastAsia="zh-CN"/>
+        </w:rPr>
+        <w:t>：新增</w:t>
+      </w:r>
+      <w:r>
+        <w:t xml:space="preserve"> MOSCAP 1D </w:t>
+      </w:r>
+      <w:r>
+        <w:rPr>
+          <w:rFonts w:ascii="宋体" w:eastAsia="宋体" w:hAnsi="宋体" w:cs="宋体" w:hint="eastAsia"/>
+          <w:lang w:eastAsia="zh-CN"/>
+        </w:rPr>
+        <w:t>自洽泊松，使本包首次拥有「教科书闭式</w:t>
+      </w:r>
+      <w:r>
+        <w:t xml:space="preserve"> ⟷ </w:t>
+      </w:r>
+      <w:r>
+        <w:rPr>
+          <w:rFonts w:ascii="宋体" w:eastAsia="宋体" w:hAnsi="宋体" w:cs="宋体" w:hint="eastAsia"/>
+          <w:lang w:eastAsia="zh-CN"/>
+        </w:rPr>
+        <w:t>器件级</w:t>
+      </w:r>
+      <w:r>
+        <w:t xml:space="preserve"> PDE</w:t>
+      </w:r>
+      <w:r>
+        <w:rPr>
+          <w:rFonts w:ascii="宋体" w:eastAsia="宋体" w:hAnsi="宋体" w:cs="宋体" w:hint="eastAsia"/>
+          <w:lang w:eastAsia="zh-CN"/>
+        </w:rPr>
+        <w:t>」这条独立交叉验证路径（</w:t>
+      </w:r>
+      <w:r>
+        <w:t xml:space="preserve">V_th </w:t>
+      </w:r>
+      <w:r>
+        <w:rPr>
+          <w:rFonts w:ascii="宋体" w:eastAsia="宋体" w:hAnsi="宋体" w:cs="宋体" w:hint="eastAsia"/>
+          <w:lang w:eastAsia="zh-CN"/>
+        </w:rPr>
+        <w:t>一致到</w:t>
+      </w:r>
+      <w:r>
+        <w:t xml:space="preserve"> 2e-4%</w:t>
+      </w:r>
+      <w:r>
+        <w:rPr>
+          <w:rFonts w:ascii="宋体" w:eastAsia="宋体" w:hAnsi="宋体" w:cs="宋体" w:hint="eastAsia"/>
+          <w:lang w:eastAsia="zh-CN"/>
+        </w:rPr>
+        <w:t>）；此前器件模型只与</w:t>
+      </w:r>
+      <w:r>
+        <w:rPr>
+          <w:rFonts w:ascii="宋体" w:eastAsia="宋体" w:hAnsi="宋体" w:cs="宋体" w:hint="eastAsia"/>
+          <w:b/>
+          <w:lang w:eastAsia="zh-CN"/>
+        </w:rPr>
+        <w:t>自身闭式</w:t>
+      </w:r>
+      <w:r>
+        <w:rPr>
+          <w:rFonts w:ascii="宋体" w:eastAsia="宋体" w:hAnsi="宋体" w:cs="宋体" w:hint="eastAsia"/>
+          <w:lang w:eastAsia="zh-CN"/>
+        </w:rPr>
+        <w:t>自洽。</w:t>
+      </w:r>
+    </w:p>
+    <w:p>
+      <w:pPr>
+        <w:pStyle w:val="ListBullet"/>
+        <w:spacing w:after="72"/>
+      </w:pPr>
+      <w:r>
+        <w:rPr>
+          <w:rFonts w:ascii="宋体" w:eastAsia="宋体" w:hAnsi="宋体" w:cs="宋体" w:hint="eastAsia"/>
+          <w:b/>
+          <w:lang w:eastAsia="zh-CN"/>
+        </w:rPr>
+        <w:t>失效边界（E11-d）</w:t>
+      </w:r>
+      <w:r>
+        <w:rPr>
+          <w:rFonts w:ascii="宋体" w:eastAsia="宋体" w:hAnsi="宋体" w:cs="宋体" w:hint="eastAsia"/>
+          <w:lang w:eastAsia="zh-CN"/>
+        </w:rPr>
+        <w:t>：数值窗口（随网格变）与物理窗口（</w:t>
+      </w:r>
+      <w:r>
+        <w:rPr>
+          <w:rFonts w:ascii="宋体" w:eastAsia="宋体" w:hAnsi="宋体" w:cs="宋体" w:hint="eastAsia"/>
+          <w:b/>
+          <w:lang w:eastAsia="zh-CN"/>
+        </w:rPr>
+        <w:t>与网格无关</w:t>
+      </w:r>
+      <w:r>
+        <w:rPr>
+          <w:rFonts w:ascii="宋体" w:eastAsia="宋体" w:hAnsi="宋体" w:cs="宋体" w:hint="eastAsia"/>
+          <w:lang w:eastAsia="zh-CN"/>
+        </w:rPr>
+        <w:t>）严格分离</w:t>
+      </w:r>
+      <w:r>
+        <w:t xml:space="preserve"> ⇒ </w:t>
+      </w:r>
+      <w:r>
+        <w:rPr>
+          <w:rFonts w:ascii="宋体" w:eastAsia="宋体" w:hAnsi="宋体" w:cs="宋体" w:hint="eastAsia"/>
+          <w:lang w:eastAsia="zh-CN"/>
+        </w:rPr>
+        <w:t>半宽比</w:t>
+      </w:r>
+      <w:r>
+        <w:t xml:space="preserve"> </w:t>
+      </w:r>
+      <w:r>
+        <w:rPr>
+          <w:b/>
+        </w:rPr>
+        <w:t>0.835</w:t>
+      </w:r>
+      <w:r>
+        <w:t xml:space="preserve"> ⇒ </w:t>
+      </w:r>
+      <w:r>
+        <w:rPr>
+          <w:rFonts w:ascii="宋体" w:eastAsia="宋体" w:hAnsi="宋体" w:cs="宋体" w:hint="eastAsia"/>
+          <w:b/>
+          <w:lang w:eastAsia="zh-CN"/>
+        </w:rPr>
+        <w:t>物理模型先失效、数值后崩</w:t>
+      </w:r>
+      <w:r>
+        <w:rPr>
+          <w:rFonts w:ascii="宋体" w:eastAsia="宋体" w:hAnsi="宋体" w:cs="宋体" w:hint="eastAsia"/>
+          <w:lang w:eastAsia="zh-CN"/>
+        </w:rPr>
+        <w:t>；文献缺口量化：</w:t>
+      </w:r>
+      <w:r>
+        <w:t xml:space="preserve">L=65 nm </w:t>
+      </w:r>
+      <w:r>
+        <w:rPr>
+          <w:rFonts w:ascii="宋体" w:eastAsia="宋体" w:hAnsi="宋体" w:cs="宋体" w:hint="eastAsia"/>
+          <w:lang w:eastAsia="zh-CN"/>
+        </w:rPr>
+        <w:t>时</w:t>
+      </w:r>
+      <w:r>
+        <w:t xml:space="preserve"> roll-off </w:t>
+      </w:r>
+      <w:r>
+        <w:rPr>
+          <w:rFonts w:ascii="宋体" w:eastAsia="宋体" w:hAnsi="宋体" w:cs="宋体" w:hint="eastAsia"/>
+          <w:lang w:eastAsia="zh-CN"/>
+        </w:rPr>
+        <w:t>占</w:t>
+      </w:r>
+      <w:r>
+        <w:t xml:space="preserve"> V_th 37.9%</w:t>
+      </w:r>
+      <w:r>
+        <w:rPr>
+          <w:rFonts w:ascii="宋体" w:eastAsia="宋体" w:hAnsi="宋体" w:cs="宋体" w:hint="eastAsia"/>
+          <w:lang w:eastAsia="zh-CN"/>
+        </w:rPr>
+        <w:t>（</w:t>
+      </w:r>
+      <w:r>
+        <w:rPr>
+          <w:rFonts w:ascii="宋体" w:eastAsia="宋体" w:hAnsi="宋体" w:cs="宋体" w:hint="eastAsia"/>
+          <w:b/>
+          <w:lang w:eastAsia="zh-CN"/>
+        </w:rPr>
+        <w:t>非 LDA 计算结果</w:t>
+      </w:r>
+      <w:r>
+        <w:rPr>
+          <w:rFonts w:ascii="宋体" w:eastAsia="宋体" w:hAnsi="宋体" w:cs="宋体" w:hint="eastAsia"/>
+          <w:lang w:eastAsia="zh-CN"/>
+        </w:rPr>
+        <w:t>）。</w:t>
+      </w:r>
+    </w:p>
+    <w:p>
+      <w:pPr>
+        <w:pStyle w:val="ListBullet"/>
+        <w:spacing w:after="72"/>
+      </w:pPr>
+      <w:r>
+        <w:rPr>
+          <w:rFonts w:ascii="宋体" w:eastAsia="宋体" w:hAnsi="宋体" w:cs="宋体" w:hint="eastAsia"/>
+          <w:b/>
+          <w:lang w:eastAsia="zh-CN"/>
+        </w:rPr>
+        <w:t>短沟道效应由 2D 解自然涌现（E12）</w:t>
+      </w:r>
+      <w:r>
+        <w:rPr>
+          <w:rFonts w:ascii="宋体" w:eastAsia="宋体" w:hAnsi="宋体" w:cs="宋体" w:hint="eastAsia"/>
+          <w:lang w:eastAsia="zh-CN"/>
+        </w:rPr>
+        <w:t>：</w:t>
+      </w:r>
+      <w:r>
+        <w:t xml:space="preserve">E11-d </w:t>
+      </w:r>
+      <w:r>
+        <w:rPr>
+          <w:rFonts w:ascii="宋体" w:eastAsia="宋体" w:hAnsi="宋体" w:cs="宋体" w:hint="eastAsia"/>
+          <w:lang w:eastAsia="zh-CN"/>
+        </w:rPr>
+        <w:t>曾登记「平台算不了」；</w:t>
+      </w:r>
+      <w:r>
+        <w:t xml:space="preserve">E12 </w:t>
+      </w:r>
+      <w:r>
+        <w:rPr>
+          <w:rFonts w:ascii="宋体" w:eastAsia="宋体" w:hAnsi="宋体" w:cs="宋体" w:hint="eastAsia"/>
+          <w:lang w:eastAsia="zh-CN"/>
+        </w:rPr>
+        <w:t>补上四端</w:t>
+      </w:r>
+      <w:r>
+        <w:t xml:space="preserve"> 2D </w:t>
+      </w:r>
+      <w:r>
+        <w:rPr>
+          <w:rFonts w:ascii="宋体" w:eastAsia="宋体" w:hAnsi="宋体" w:cs="宋体" w:hint="eastAsia"/>
+          <w:lang w:eastAsia="zh-CN"/>
+        </w:rPr>
+        <w:t>自洽泊松后，</w:t>
+      </w:r>
+      <w:r>
+        <w:t xml:space="preserve">roll-off / DIBL </w:t>
+      </w:r>
+      <w:r>
+        <w:rPr>
+          <w:rFonts w:ascii="宋体" w:eastAsia="宋体" w:hAnsi="宋体" w:cs="宋体" w:hint="eastAsia"/>
+          <w:lang w:eastAsia="zh-CN"/>
+        </w:rPr>
+        <w:t>不再靠文献式代入</w:t>
+      </w:r>
+      <w:r>
+        <w:t>——</w:t>
+      </w:r>
+      <w:r>
+        <w:rPr>
+          <w:rFonts w:ascii="宋体" w:eastAsia="宋体" w:hAnsi="宋体" w:cs="宋体" w:hint="eastAsia"/>
+          <w:b/>
+          <w:lang w:eastAsia="zh-CN"/>
+        </w:rPr>
+        <w:t>DIBL 153.6 mV/V 且满足 ln(DIBL)–L 指数衰减律（R² 0.9986 · ℓ_eff 68.9 nm）</w:t>
+      </w:r>
+      <w:r>
+        <w:rPr>
+          <w:rFonts w:ascii="宋体" w:eastAsia="宋体" w:hAnsi="宋体" w:cs="宋体" w:hint="eastAsia"/>
+          <w:lang w:eastAsia="zh-CN"/>
+        </w:rPr>
+        <w:t>，这是该能力「真做出来了」的决定性证据。</w:t>
+      </w:r>
+    </w:p>
+    <w:p>
+      <w:pPr>
+        <w:pStyle w:val="ListBullet"/>
+        <w:spacing w:after="72"/>
+      </w:pPr>
+      <w:r>
+        <w:rPr>
+          <w:rFonts w:ascii="宋体" w:eastAsia="宋体" w:hAnsi="宋体" w:cs="宋体" w:hint="eastAsia"/>
+          <w:b/>
+          <w:lang w:eastAsia="zh-CN"/>
+        </w:rPr>
+        <w:t>亚阈值摆幅：60 mV/dec 是硬下限，不是目标（E13）</w:t>
+      </w:r>
+      <w:r>
+        <w:rPr>
+          <w:rFonts w:ascii="宋体" w:eastAsia="宋体" w:hAnsi="宋体" w:cs="宋体" w:hint="eastAsia"/>
+          <w:lang w:eastAsia="zh-CN"/>
+        </w:rPr>
+        <w:t>：</w:t>
+      </w:r>
+      <w:r>
+        <w:t xml:space="preserve">E12 </w:t>
+      </w:r>
+      <w:r>
+        <w:rPr>
+          <w:rFonts w:ascii="宋体" w:eastAsia="宋体" w:hAnsi="宋体" w:cs="宋体" w:hint="eastAsia"/>
+          <w:lang w:eastAsia="zh-CN"/>
+        </w:rPr>
+        <w:t>的「不产</w:t>
+      </w:r>
+      <w:r>
+        <w:t xml:space="preserve"> I-V</w:t>
+      </w:r>
+      <w:r>
+        <w:rPr>
+          <w:rFonts w:ascii="宋体" w:eastAsia="宋体" w:hAnsi="宋体" w:cs="宋体" w:hint="eastAsia"/>
+          <w:lang w:eastAsia="zh-CN"/>
+        </w:rPr>
+        <w:t>」缺口由</w:t>
+      </w:r>
+      <w:r>
+        <w:t xml:space="preserve"> E13 </w:t>
+      </w:r>
+      <w:r>
+        <w:rPr>
+          <w:rFonts w:ascii="宋体" w:eastAsia="宋体" w:hAnsi="宋体" w:cs="宋体" w:hint="eastAsia"/>
+          <w:lang w:eastAsia="zh-CN"/>
+        </w:rPr>
+        <w:t>的稳态漂移扩散输运关掉。</w:t>
+      </w:r>
+      <w:r>
+        <w:rPr>
+          <w:rFonts w:ascii="宋体" w:eastAsia="宋体" w:hAnsi="宋体" w:cs="宋体" w:hint="eastAsia"/>
+          <w:b/>
+          <w:lang w:eastAsia="zh-CN"/>
+        </w:rPr>
+        <w:t>「SS → 60」是错的目标</w:t>
+      </w:r>
+      <w:r>
+        <w:t xml:space="preserve"> —— </w:t>
+      </w:r>
+      <w:r>
+        <w:rPr>
+          <w:rFonts w:ascii="宋体" w:eastAsia="宋体" w:hAnsi="宋体" w:cs="宋体" w:hint="eastAsia"/>
+          <w:lang w:eastAsia="zh-CN"/>
+        </w:rPr>
+        <w:t>体硅器件因体效应收敛到</w:t>
+      </w:r>
+      <w:r>
+        <w:t xml:space="preserve"> </w:t>
+      </w:r>
+      <w:r>
+        <w:rPr>
+          <w:rFonts w:ascii="Courier" w:hAnsi="Courier"/>
+        </w:rPr>
+        <w:t>60·(1+Cd/Cox)</w:t>
+      </w:r>
+      <w:r>
+        <w:t xml:space="preserve"> </w:t>
+      </w:r>
+      <w:r>
+        <w:rPr>
+          <w:rFonts w:ascii="宋体" w:eastAsia="宋体" w:hAnsi="宋体" w:cs="宋体" w:hint="eastAsia"/>
+          <w:lang w:eastAsia="zh-CN"/>
+        </w:rPr>
+        <w:t>的平台（本例</w:t>
+      </w:r>
+      <w:r>
+        <w:t xml:space="preserve"> ≈ </w:t>
+      </w:r>
+      <w:r>
+        <w:rPr>
+          <w:b/>
+        </w:rPr>
+        <w:t>66.4</w:t>
+      </w:r>
+      <w:r>
+        <w:rPr>
+          <w:rFonts w:ascii="宋体" w:eastAsia="宋体" w:hAnsi="宋体" w:cs="宋体" w:hint="eastAsia"/>
+          <w:lang w:eastAsia="zh-CN"/>
+        </w:rPr>
+        <w:t>）</w:t>
+      </w:r>
+      <w:r>
+        <w:t xml:space="preserve">⇒ 60 </w:t>
+      </w:r>
+      <w:r>
+        <w:rPr>
+          <w:rFonts w:ascii="宋体" w:eastAsia="宋体" w:hAnsi="宋体" w:cs="宋体" w:hint="eastAsia"/>
+          <w:lang w:eastAsia="zh-CN"/>
+        </w:rPr>
+        <w:t>的角色是</w:t>
+      </w:r>
+      <w:r>
+        <w:rPr>
+          <w:rFonts w:ascii="宋体" w:eastAsia="宋体" w:hAnsi="宋体" w:cs="宋体" w:hint="eastAsia"/>
+          <w:b/>
+          <w:lang w:eastAsia="zh-CN"/>
+        </w:rPr>
+        <w:t>物理定律硬下限（不等式）</w:t>
+      </w:r>
+      <w:r>
+        <w:rPr>
+          <w:rFonts w:ascii="宋体" w:eastAsia="宋体" w:hAnsi="宋体" w:cs="宋体" w:hint="eastAsia"/>
+          <w:lang w:eastAsia="zh-CN"/>
+        </w:rPr>
+        <w:t>，不是渐近目标。实测长沟道</w:t>
+      </w:r>
+      <w:r>
+        <w:t xml:space="preserve"> 2D </w:t>
+      </w:r>
+      <w:r>
+        <w:rPr>
+          <w:b/>
+        </w:rPr>
+        <w:t>68.08</w:t>
+      </w:r>
+      <w:r>
+        <w:t xml:space="preserve"> ⟷ </w:t>
+      </w:r>
+      <w:r>
+        <w:rPr>
+          <w:rFonts w:ascii="宋体" w:eastAsia="宋体" w:hAnsi="宋体" w:cs="宋体" w:hint="eastAsia"/>
+          <w:lang w:eastAsia="zh-CN"/>
+        </w:rPr>
+        <w:t>闭式</w:t>
+      </w:r>
+      <w:r>
+        <w:t xml:space="preserve"> </w:t>
+      </w:r>
+      <w:r>
+        <w:rPr>
+          <w:b/>
+        </w:rPr>
+        <w:t>66.41</w:t>
+      </w:r>
+      <w:r>
+        <w:rPr>
+          <w:rFonts w:ascii="宋体" w:eastAsia="宋体" w:hAnsi="宋体" w:cs="宋体" w:hint="eastAsia"/>
+          <w:lang w:eastAsia="zh-CN"/>
+        </w:rPr>
+        <w:t>（</w:t>
+      </w:r>
+      <w:r>
+        <w:t>rel 2.52%</w:t>
+      </w:r>
+      <w:r>
+        <w:rPr>
+          <w:rFonts w:ascii="宋体" w:eastAsia="宋体" w:hAnsi="宋体" w:cs="宋体" w:hint="eastAsia"/>
+          <w:lang w:eastAsia="zh-CN"/>
+        </w:rPr>
+        <w:t>）；短沟道退化</w:t>
+      </w:r>
+      <w:r>
+        <w:t xml:space="preserve"> </w:t>
+      </w:r>
+      <w:r>
+        <w:rPr>
+          <w:b/>
+        </w:rPr>
+        <w:t>65 nm → 226.9 mV/dec</w:t>
+      </w:r>
+      <w:r>
+        <w:rPr>
+          <w:rFonts w:ascii="宋体" w:eastAsia="宋体" w:hAnsi="宋体" w:cs="宋体" w:hint="eastAsia"/>
+          <w:lang w:eastAsia="zh-CN"/>
+        </w:rPr>
+        <w:t>（与</w:t>
+      </w:r>
+      <w:r>
+        <w:t xml:space="preserve"> E12 </w:t>
+      </w:r>
+      <w:r>
+        <w:rPr>
+          <w:rFonts w:ascii="宋体" w:eastAsia="宋体" w:hAnsi="宋体" w:cs="宋体" w:hint="eastAsia"/>
+          <w:lang w:eastAsia="zh-CN"/>
+        </w:rPr>
+        <w:t>的</w:t>
+      </w:r>
+      <w:r>
+        <w:t xml:space="preserve"> roll-off / DIBL </w:t>
+      </w:r>
+      <w:r>
+        <w:rPr>
+          <w:rFonts w:ascii="宋体" w:eastAsia="宋体" w:hAnsi="宋体" w:cs="宋体" w:hint="eastAsia"/>
+          <w:b/>
+          <w:lang w:eastAsia="zh-CN"/>
+        </w:rPr>
+        <w:t>同向</w:t>
+      </w:r>
+      <w:r>
+        <w:rPr>
+          <w:rFonts w:ascii="宋体" w:eastAsia="宋体" w:hAnsi="宋体" w:cs="宋体" w:hint="eastAsia"/>
+          <w:lang w:eastAsia="zh-CN"/>
+        </w:rPr>
+        <w:t>，两条独立路径互证）。</w:t>
+      </w:r>
+      <w:r>
+        <w:t xml:space="preserve">🔴 </w:t>
+      </w:r>
+      <w:r>
+        <w:rPr>
+          <w:rFonts w:ascii="宋体" w:eastAsia="宋体" w:hAnsi="宋体" w:cs="宋体" w:hint="eastAsia"/>
+          <w:b/>
+          <w:lang w:eastAsia="zh-CN"/>
+        </w:rPr>
+        <w:t>仍是 DD 框架</w:t>
+      </w:r>
+      <w:r>
+        <w:t xml:space="preserve"> ⇒ </w:t>
+      </w:r>
+      <w:r>
+        <w:rPr>
+          <w:rFonts w:ascii="Courier" w:hAnsi="Courier"/>
+        </w:rPr>
+        <w:t>I_on</w:t>
+      </w:r>
+      <w:r>
+        <w:rPr>
+          <w:rFonts w:ascii="宋体" w:eastAsia="宋体" w:hAnsi="宋体" w:cs="宋体" w:hint="eastAsia"/>
+          <w:lang w:eastAsia="zh-CN"/>
+        </w:rPr>
+        <w:t xml:space="preserve"> 绝对值不可当器件性能。</w:t>
+      </w:r>
+    </w:p>
+    <w:p>
+      <w:bookmarkStart w:id="20" w:name="_Toc_section_10"/>
+      <w:bookmarkStart w:id="9" w:name="section-10"/>
+      <w:pPr>
+        <w:pStyle w:val="Heading2"/>
+        <w:spacing w:line="312" w:lineRule="auto" w:before="720" w:after="288"/>
+      </w:pPr>
+      <w:bookmarkEnd w:id="9"/>
+      <w:r>
+        <w:rPr>
+          <w:rFonts w:ascii="宋体" w:hAnsi="宋体" w:eastAsia="宋体" w:cs="宋体" w:hint="eastAsia"/>
+          <w:b/>
+          <w:sz w:val="36"/>
+          <w:lang w:eastAsia="zh-CN"/>
+        </w:rPr>
+        <w:t>十、先进性定位</w:t>
+      </w:r>
+      <w:bookmarkEnd w:id="20"/>
+    </w:p>
+    <w:p>
+      <w:pPr>
+        <w:spacing w:after="192"/>
+      </w:pPr>
+      <w:r>
+        <w:rPr>
+          <w:rFonts w:ascii="宋体" w:eastAsia="宋体" w:hAnsi="宋体" w:cs="宋体" w:hint="eastAsia"/>
+          <w:lang w:eastAsia="zh-CN"/>
+        </w:rPr>
+        <w:t>公开</w:t>
+      </w:r>
+      <w:r>
+        <w:t xml:space="preserve"> landmark </w:t>
+      </w:r>
+      <w:r>
+        <w:rPr>
+          <w:rFonts w:ascii="宋体" w:eastAsia="宋体" w:hAnsi="宋体" w:cs="宋体" w:hint="eastAsia"/>
+          <w:lang w:eastAsia="zh-CN"/>
+        </w:rPr>
+        <w:t>仅作背景坐标，与本案例</w:t>
+      </w:r>
+      <w:r>
+        <w:rPr>
+          <w:rFonts w:ascii="宋体" w:eastAsia="宋体" w:hAnsi="宋体" w:cs="宋体" w:hint="eastAsia"/>
+          <w:b/>
+          <w:lang w:eastAsia="zh-CN"/>
+        </w:rPr>
+        <w:t>不同台比较</w:t>
+      </w:r>
+      <w:r>
+        <w:rPr>
+          <w:rFonts w:ascii="宋体" w:eastAsia="宋体" w:hAnsi="宋体" w:cs="宋体" w:hint="eastAsia"/>
+          <w:lang w:eastAsia="zh-CN"/>
+        </w:rPr>
+        <w:t>。</w:t>
+      </w:r>
+    </w:p>
+    <w:tbl>
+      <w:tblPr>
+        <w:tblW w:type="pct" w:w="5000"/>
+        <w:tblLook w:firstColumn="1" w:firstRow="1" w:lastColumn="0" w:lastRow="0" w:noHBand="0" w:noVBand="1" w:val="04A0"/>
+        <w:tblLayout w:type="autofit"/>
+      </w:tblPr>
+      <w:tblGrid>
+        <w:gridCol w:w="2880"/>
+        <w:gridCol w:w="2880"/>
+        <w:gridCol w:w="2880"/>
+      </w:tblGrid>
+      <w:tr>
+        <w:tc>
+          <w:tcPr>
+            <w:tcW w:type="dxa" w:w="2880"/>
+            <w:vAlign w:val="center"/>
+            <w:tcBorders>
+              <w:top w:val="single" w:sz="6" w:space="0" w:color="CCCCCC"/>
+              <w:bottom w:val="single" w:sz="6" w:space="0" w:color="CCCCCC"/>
+              <w:left w:val="single" w:sz="6" w:space="0" w:color="CCCCCC"/>
+              <w:right w:val="single" w:sz="6" w:space="0" w:color="CCCCCC"/>
+            </w:tcBorders>
+            <w:shd w:val="clear" w:color="auto" w:fill="F5F7FA"/>
+            <w:tcMar>
+              <w:top w:w="96" w:type="dxa"/>
+              <w:bottom w:w="96" w:type="dxa"/>
+              <w:left w:w="144" w:type="dxa"/>
+              <w:right w:w="144" w:type="dxa"/>
+            </w:tcMar>
+          </w:tcPr>
+          <w:p>
+            <w:pPr>
+              <w:jc w:val="left"/>
+              <w:spacing w:line="240" w:lineRule="auto" w:before="50" w:after="50"/>
+            </w:pPr>
+            <w:r>
+              <w:rPr>
+                <w:rFonts w:ascii="黑体" w:hAnsi="黑体" w:eastAsia="黑体" w:hint="eastAsia"/>
+                <w:b/>
+                <w:sz w:val="20"/>
+              </w:rPr>
               <w:t>维度</w:t>
             </w:r>
           </w:p>
@@ -19573,6 +23301,448 @@
               </w:rPr>
               <w:t>。</w:t>
             </w:r>
+            <w:r>
+              <w:rPr>
+                <w:sz w:val="20"/>
+              </w:rPr>
+              <w:t xml:space="preserve"> </w:t>
+            </w:r>
+          </w:p>
+          <w:p>
+            <w:pPr>
+              <w:spacing w:line="240" w:lineRule="auto" w:before="50" w:after="50"/>
+            </w:pPr>
+            <w:r>
+              <w:rPr>
+                <w:b/>
+                <w:sz w:val="20"/>
+              </w:rPr>
+              <w:t>G-M 外围电路为宏模型 / 抽象（E14 的内在边界）</w:t>
+            </w:r>
+            <w:r>
+              <w:rPr>
+                <w:sz w:val="20"/>
+              </w:rPr>
+              <w:t>：</w:t>
+            </w:r>
+            <w:r>
+              <w:rPr>
+                <w:b/>
+                <w:sz w:val="20"/>
+              </w:rPr>
+              <w:t>比较器是判决器抽象</w:t>
+            </w:r>
+            <w:r>
+              <w:rPr>
+                <w:sz w:val="20"/>
+              </w:rPr>
+              <w:t>（非晶体管级）</w:t>
+            </w:r>
+            <w:r>
+              <w:rPr>
+                <w:sz w:val="20"/>
+              </w:rPr>
+              <w:t xml:space="preserve">· </w:t>
+            </w:r>
+            <w:r>
+              <w:rPr>
+                <w:b/>
+                <w:sz w:val="20"/>
+              </w:rPr>
+              <w:t>CDAC 底板开关用理想电压源抽象</w:t>
+            </w:r>
+            <w:r>
+              <w:rPr>
+                <w:sz w:val="20"/>
+              </w:rPr>
+              <w:t>（</w:t>
+            </w:r>
+            <w:r>
+              <w:rPr>
+                <w:sz w:val="20"/>
+              </w:rPr>
+              <w:t xml:space="preserve">DAC </w:t>
+            </w:r>
+            <w:r>
+              <w:rPr>
+                <w:sz w:val="20"/>
+              </w:rPr>
+              <w:t>侧用真</w:t>
+            </w:r>
+            <w:r>
+              <w:rPr>
+                <w:sz w:val="20"/>
+              </w:rPr>
+              <w:t xml:space="preserve"> NMOS </w:t>
+            </w:r>
+            <w:r>
+              <w:rPr>
+                <w:sz w:val="20"/>
+              </w:rPr>
+              <w:t>开关以暴露</w:t>
+            </w:r>
+            <w:r>
+              <w:rPr>
+                <w:sz w:val="20"/>
+              </w:rPr>
+              <w:t xml:space="preserve"> R_on</w:t>
+            </w:r>
+            <w:r>
+              <w:rPr>
+                <w:sz w:val="20"/>
+              </w:rPr>
+              <w:t>）</w:t>
+            </w:r>
+            <w:r>
+              <w:rPr>
+                <w:sz w:val="20"/>
+              </w:rPr>
+              <w:t xml:space="preserve">· </w:t>
+            </w:r>
+            <w:r>
+              <w:rPr>
+                <w:b/>
+                <w:sz w:val="20"/>
+              </w:rPr>
+              <w:t>行驱动器是 VCVS + 开环输出电阻宏模型</w:t>
+            </w:r>
+            <w:r>
+              <w:rPr>
+                <w:sz w:val="20"/>
+              </w:rPr>
+              <w:t>（非晶体管级运放）</w:t>
+            </w:r>
+            <w:r>
+              <w:rPr>
+                <w:sz w:val="20"/>
+              </w:rPr>
+              <w:t xml:space="preserve">· </w:t>
+            </w:r>
+            <w:r>
+              <w:rPr>
+                <w:sz w:val="20"/>
+              </w:rPr>
+              <w:t>电阻</w:t>
+            </w:r>
+            <w:r>
+              <w:rPr>
+                <w:sz w:val="20"/>
+              </w:rPr>
+              <w:t xml:space="preserve"> / </w:t>
+            </w:r>
+            <w:r>
+              <w:rPr>
+                <w:sz w:val="20"/>
+              </w:rPr>
+              <w:t>电容为理想值（</w:t>
+            </w:r>
+            <w:r>
+              <w:rPr>
+                <w:b/>
+                <w:sz w:val="20"/>
+              </w:rPr>
+              <w:t>不建匹配网络</w:t>
+            </w:r>
+            <w:r>
+              <w:rPr>
+                <w:sz w:val="20"/>
+              </w:rPr>
+              <w:t>）</w:t>
+            </w:r>
+            <w:r>
+              <w:rPr>
+                <w:sz w:val="20"/>
+              </w:rPr>
+              <w:t xml:space="preserve">· R_on </w:t>
+            </w:r>
+            <w:r>
+              <w:rPr>
+                <w:sz w:val="20"/>
+              </w:rPr>
+              <w:t>取三极管区闭式</w:t>
+            </w:r>
+            <w:r>
+              <w:rPr>
+                <w:sz w:val="20"/>
+              </w:rPr>
+              <w:t xml:space="preserve"> · </w:t>
+            </w:r>
+            <w:r>
+              <w:rPr>
+                <w:sz w:val="20"/>
+              </w:rPr>
+              <w:t>电荷注入</w:t>
+            </w:r>
+            <w:r>
+              <w:rPr>
+                <w:sz w:val="20"/>
+              </w:rPr>
+              <w:t xml:space="preserve"> / </w:t>
+            </w:r>
+            <w:r>
+              <w:rPr>
+                <w:sz w:val="20"/>
+              </w:rPr>
+              <w:t>时钟馈通只给量级</w:t>
+            </w:r>
+            <w:r>
+              <w:rPr>
+                <w:sz w:val="20"/>
+              </w:rPr>
+              <w:t xml:space="preserve"> · </w:t>
+            </w:r>
+            <w:r>
+              <w:rPr>
+                <w:sz w:val="20"/>
+              </w:rPr>
+              <w:t>位数</w:t>
+            </w:r>
+            <w:r>
+              <w:rPr>
+                <w:sz w:val="20"/>
+              </w:rPr>
+              <w:t xml:space="preserve"> ≤ 8 bit · </w:t>
+            </w:r>
+            <w:r>
+              <w:rPr>
+                <w:sz w:val="20"/>
+              </w:rPr>
+              <w:t>参数为公开典型量级占位（非</w:t>
+            </w:r>
+            <w:r>
+              <w:rPr>
+                <w:sz w:val="20"/>
+              </w:rPr>
+              <w:t xml:space="preserve"> PDK</w:t>
+            </w:r>
+            <w:r>
+              <w:rPr>
+                <w:sz w:val="20"/>
+              </w:rPr>
+              <w:t>）。</w:t>
+            </w:r>
+            <w:r>
+              <w:rPr>
+                <w:sz w:val="20"/>
+              </w:rPr>
+              <w:t xml:space="preserve"> </w:t>
+            </w:r>
+          </w:p>
+          <w:p>
+            <w:pPr>
+              <w:spacing w:line="240" w:lineRule="auto" w:before="50" w:after="50"/>
+            </w:pPr>
+            <w:r>
+              <w:rPr>
+                <w:b/>
+                <w:sz w:val="20"/>
+              </w:rPr>
+              <w:t>G-N 🔴 平台缺陷登记：</w:t>
+            </w:r>
+            <w:r>
+              <w:rPr>
+                <w:rFonts w:ascii="Courier" w:hAnsi="Courier"/>
+                <w:b/>
+                <w:sz w:val="20"/>
+              </w:rPr>
+              <w:t>mna.vcvs</w:t>
+            </w:r>
+            <w:r>
+              <w:rPr>
+                <w:b/>
+                <w:sz w:val="20"/>
+              </w:rPr>
+              <w:t xml:space="preserve"> 实际极性与 docstring 相反（E14 发现 · 未修）</w:t>
+            </w:r>
+            <w:r>
+              <w:rPr>
+                <w:sz w:val="20"/>
+              </w:rPr>
+              <w:t>：</w:t>
+            </w:r>
+            <w:r>
+              <w:rPr>
+                <w:sz w:val="20"/>
+              </w:rPr>
+              <w:t xml:space="preserve">docstring </w:t>
+            </w:r>
+            <w:r>
+              <w:rPr>
+                <w:sz w:val="20"/>
+              </w:rPr>
+              <w:t>声明</w:t>
+            </w:r>
+            <w:r>
+              <w:rPr>
+                <w:sz w:val="20"/>
+              </w:rPr>
+              <w:t xml:space="preserve"> </w:t>
+            </w:r>
+            <w:r>
+              <w:rPr>
+                <w:rFonts w:ascii="Courier" w:hAnsi="Courier"/>
+                <w:sz w:val="20"/>
+              </w:rPr>
+              <w:t>V_out = gain·(V_cp−V_cn)</w:t>
+            </w:r>
+            <w:r>
+              <w:rPr>
+                <w:sz w:val="20"/>
+              </w:rPr>
+              <w:t>，</w:t>
+            </w:r>
+            <w:r>
+              <w:rPr>
+                <w:rFonts w:ascii="Courier" w:hAnsi="Courier"/>
+                <w:sz w:val="20"/>
+              </w:rPr>
+              <w:t>_stamp_dc</w:t>
+            </w:r>
+            <w:r>
+              <w:rPr>
+                <w:sz w:val="20"/>
+              </w:rPr>
+              <w:t xml:space="preserve"> 实际给出 </w:t>
+            </w:r>
+            <w:r>
+              <w:rPr>
+                <w:rFonts w:ascii="Courier" w:hAnsi="Courier"/>
+                <w:b/>
+                <w:sz w:val="20"/>
+              </w:rPr>
+              <w:t>gain·(V_cn−V_cp)</w:t>
+            </w:r>
+            <w:r>
+              <w:rPr>
+                <w:sz w:val="20"/>
+              </w:rPr>
+              <w:t>（实测</w:t>
+            </w:r>
+            <w:r>
+              <w:rPr>
+                <w:sz w:val="20"/>
+              </w:rPr>
+              <w:t xml:space="preserve"> ctl_p = +1 V ⇒ V_out = −1000 V</w:t>
+            </w:r>
+            <w:r>
+              <w:rPr>
+                <w:sz w:val="20"/>
+              </w:rPr>
+              <w:t>）。</w:t>
+            </w:r>
+            <w:r>
+              <w:rPr>
+                <w:b/>
+                <w:sz w:val="20"/>
+              </w:rPr>
+              <w:t>E1–E13 全程带着它上线</w:t>
+            </w:r>
+            <w:r>
+              <w:rPr>
+                <w:sz w:val="20"/>
+              </w:rPr>
+              <w:t>；按保护性约束</w:t>
+            </w:r>
+            <w:r>
+              <w:rPr>
+                <w:b/>
+                <w:sz w:val="20"/>
+              </w:rPr>
+              <w:t>不改 mna</w:t>
+            </w:r>
+            <w:r>
+              <w:rPr>
+                <w:sz w:val="20"/>
+              </w:rPr>
+              <w:t>（</w:t>
+            </w:r>
+            <w:r>
+              <w:rPr>
+                <w:sz w:val="20"/>
+              </w:rPr>
+              <w:t xml:space="preserve">E1–E13 </w:t>
+            </w:r>
+            <w:r>
+              <w:rPr>
+                <w:sz w:val="20"/>
+              </w:rPr>
+              <w:t>全部已上线数字建立其上），改为</w:t>
+            </w:r>
+            <w:r>
+              <w:rPr>
+                <w:b/>
+                <w:sz w:val="20"/>
+              </w:rPr>
+              <w:t>适配 + 显式登记 + 判据锁死</w:t>
+            </w:r>
+            <w:r>
+              <w:rPr>
+                <w:sz w:val="20"/>
+              </w:rPr>
+              <w:t>（门禁</w:t>
+            </w:r>
+            <w:r>
+              <w:rPr>
+                <w:sz w:val="20"/>
+              </w:rPr>
+              <w:t xml:space="preserve"> B14</w:t>
+            </w:r>
+            <w:r>
+              <w:rPr>
+                <w:sz w:val="20"/>
+              </w:rPr>
+              <w:t>）。既有结论不失效：</w:t>
+            </w:r>
+            <w:r>
+              <w:rPr>
+                <w:sz w:val="20"/>
+              </w:rPr>
+              <w:t xml:space="preserve">TIA </w:t>
+            </w:r>
+            <w:r>
+              <w:rPr>
+                <w:sz w:val="20"/>
+              </w:rPr>
+              <w:t>虚地是</w:t>
+            </w:r>
+            <w:r>
+              <w:rPr>
+                <w:sz w:val="20"/>
+              </w:rPr>
+              <w:t xml:space="preserve"> |A|→∞ </w:t>
+            </w:r>
+            <w:r>
+              <w:rPr>
+                <w:sz w:val="20"/>
+              </w:rPr>
+              <w:t>的</w:t>
+            </w:r>
+            <w:r>
+              <w:rPr>
+                <w:b/>
+                <w:sz w:val="20"/>
+              </w:rPr>
+              <w:t>极限</w:t>
+            </w:r>
+            <w:r>
+              <w:rPr>
+                <w:sz w:val="20"/>
+              </w:rPr>
+              <w:t>，符号只改变放大器输出</w:t>
+            </w:r>
+            <w:r>
+              <w:rPr>
+                <w:b/>
+                <w:sz w:val="20"/>
+              </w:rPr>
+              <w:t>定向</w:t>
+            </w:r>
+            <w:r>
+              <w:rPr>
+                <w:sz w:val="20"/>
+              </w:rPr>
+              <w:t>、不改变虚地机制。</w:t>
+            </w:r>
           </w:p>
         </w:tc>
       </w:tr>
@@ -19741,7 +23911,7 @@
         <w:rPr>
           <w:sz w:val="20"/>
         </w:rPr>
-        <w:t xml:space="preserve"> E1–E13</w:t>
+        <w:t xml:space="preserve"> E1–E14</w:t>
       </w:r>
       <w:r>
         <w:rPr>
@@ -19755,7 +23925,7 @@
         <w:rPr>
           <w:sz w:val="20"/>
         </w:rPr>
-        <w:t>D-150…D-172</w:t>
+        <w:t>D-150…D-176</w:t>
       </w:r>
       <w:r>
         <w:rPr>
@@ -19884,6 +24054,19 @@
           <w:sz w:val="20"/>
         </w:rPr>
         <w:t>docs/ecore_e13_transport_preview.html</w:t>
+      </w:r>
+      <w:r>
+        <w:rPr>
+          <w:sz w:val="20"/>
+        </w:rPr>
+        <w:t xml:space="preserve"> · </w:t>
+      </w:r>
+      <w:r>
+        <w:rPr>
+          <w:rFonts w:ascii="Courier" w:hAnsi="Courier"/>
+          <w:sz w:val="20"/>
+        </w:rPr>
+        <w:t>docs/ecore_e14_periphery_preview.html</w:t>
       </w:r>
       <w:r>
         <w:rPr>

--- a/LDA_电子计算芯片_对外一页纸.docx
+++ b/LDA_电子计算芯片_对外一页纸.docx
@@ -416,7 +416,7 @@
             <w:color w:val="000000"/>
             <w:u w:val="none"/>
           </w:rPr>
-          <w:t xml:space="preserve">八、2D MOS 与应用外设——短沟道效应（E12）+ I–V / 亚阈值摆幅（E13）+ 真 DAC / ADC / 行驱动（E14）</w:t>
+          <w:t xml:space="preserve">八、2D MOS 与应用外设——短沟道效应（E12）+ I–V / 亚阈值摆幅（E13）+ 真 DAC / ADC / 行驱动（E14）+ 端到端误差预算链（E15）</w:t>
         </w:r>
       </w:hyperlink>
     </w:p>
@@ -2773,7 +2773,7 @@
           <w:b/>
           <w:lang w:eastAsia="zh-CN"/>
         </w:rPr>
-        <w:t>无版图链 / 无寄生后仿 / 无失配噪声模型 / 无千级规模能力 / 无器件级 PDE 内核 / 无 2D MOS（短沟道）能力 / 无 2D 输运（I–V）能力 / 无真 DAC·ADC·行驱动外设</w:t>
+        <w:t>无版图链 / 无寄生后仿 / 无失配噪声模型 / 无千级规模能力 / 无器件级 PDE 内核 / 无 2D MOS（短沟道）能力 / 无 2D 输运（I–V）能力 / 无真 DAC·ADC·行驱动外设 / 无误差预算（四类误差从未合成）</w:t>
       </w:r>
       <w:r>
         <w:rPr>
@@ -2801,7 +2801,7 @@
           <w:b/>
           <w:lang w:eastAsia="zh-CN"/>
         </w:rPr>
-        <w:t>18 模块 · 17 条能力面入册</w:t>
+        <w:t>19 模块 · 18 条能力面入册</w:t>
       </w:r>
       <w:r>
         <w:rPr>
@@ -6159,6 +6159,280 @@
           </w:p>
         </w:tc>
       </w:tr>
+      <w:tr>
+        <w:tc>
+          <w:tcPr>
+            <w:tcW w:type="dxa" w:w="2880"/>
+            <w:vAlign w:val="center"/>
+            <w:tcBorders>
+              <w:top w:val="single" w:sz="6" w:space="0" w:color="CCCCCC"/>
+              <w:bottom w:val="single" w:sz="6" w:space="0" w:color="CCCCCC"/>
+              <w:left w:val="single" w:sz="6" w:space="0" w:color="CCCCCC"/>
+              <w:right w:val="single" w:sz="6" w:space="0" w:color="CCCCCC"/>
+            </w:tcBorders>
+            <w:tcMar>
+              <w:top w:w="96" w:type="dxa"/>
+              <w:bottom w:w="96" w:type="dxa"/>
+              <w:left w:w="144" w:type="dxa"/>
+              <w:right w:w="144" w:type="dxa"/>
+            </w:tcMar>
+          </w:tcPr>
+          <w:p>
+            <w:pPr>
+              <w:jc w:val="left"/>
+              <w:spacing w:line="240" w:lineRule="auto" w:before="50" w:after="50"/>
+            </w:pPr>
+            <w:r>
+              <w:rPr>
+                <w:rFonts w:ascii="Courier" w:hAnsi="Courier"/>
+                <w:sz w:val="20"/>
+              </w:rPr>
+              <w:t>budget.py</w:t>
+            </w:r>
+          </w:p>
+        </w:tc>
+        <w:tc>
+          <w:tcPr>
+            <w:tcW w:type="dxa" w:w="2880"/>
+            <w:vAlign w:val="center"/>
+            <w:tcBorders>
+              <w:top w:val="single" w:sz="6" w:space="0" w:color="CCCCCC"/>
+              <w:bottom w:val="single" w:sz="6" w:space="0" w:color="CCCCCC"/>
+              <w:left w:val="single" w:sz="6" w:space="0" w:color="CCCCCC"/>
+              <w:right w:val="single" w:sz="6" w:space="0" w:color="CCCCCC"/>
+            </w:tcBorders>
+            <w:tcMar>
+              <w:top w:w="96" w:type="dxa"/>
+              <w:bottom w:w="96" w:type="dxa"/>
+              <w:left w:w="144" w:type="dxa"/>
+              <w:right w:w="144" w:type="dxa"/>
+            </w:tcMar>
+          </w:tcPr>
+          <w:p>
+            <w:pPr>
+              <w:jc w:val="left"/>
+              <w:spacing w:line="240" w:lineRule="auto" w:before="50" w:after="50"/>
+            </w:pPr>
+            <w:r>
+              <w:rPr>
+                <w:b/>
+                <w:sz w:val="20"/>
+              </w:rPr>
+              <w:t>端到端误差预算链</w:t>
+            </w:r>
+            <w:r>
+              <w:rPr>
+                <w:sz w:val="20"/>
+              </w:rPr>
+              <w:t xml:space="preserve"> </w:t>
+            </w:r>
+            <w:r>
+              <w:rPr>
+                <w:sz w:val="20"/>
+              </w:rPr>
+              <w:t>（口径桥</w:t>
+            </w:r>
+            <w:r>
+              <w:rPr>
+                <w:sz w:val="20"/>
+              </w:rPr>
+              <w:t xml:space="preserve"> </w:t>
+            </w:r>
+            <w:r>
+              <w:rPr>
+                <w:sz w:val="20"/>
+              </w:rPr>
+              <w:t xml:space="preserve"> LSB ⟷ </w:t>
+            </w:r>
+            <w:r>
+              <w:rPr>
+                <w:sz w:val="20"/>
+              </w:rPr>
+              <w:t xml:space="preserve"> </w:t>
+            </w:r>
+            <w:r>
+              <w:rPr>
+                <w:sz w:val="20"/>
+              </w:rPr>
+              <w:t>相对</w:t>
+            </w:r>
+            <w:r>
+              <w:rPr>
+                <w:sz w:val="20"/>
+              </w:rPr>
+              <w:t xml:space="preserve"> </w:t>
+            </w:r>
+            <w:r>
+              <w:rPr>
+                <w:sz w:val="20"/>
+              </w:rPr>
+              <w:t xml:space="preserve"> % · </w:t>
+            </w:r>
+            <w:r>
+              <w:rPr>
+                <w:sz w:val="20"/>
+              </w:rPr>
+              <w:t xml:space="preserve"> </w:t>
+            </w:r>
+            <w:r>
+              <w:rPr>
+                <w:sz w:val="20"/>
+              </w:rPr>
+              <w:t>三分类合成律（系统</w:t>
+            </w:r>
+            <w:r>
+              <w:rPr>
+                <w:sz w:val="20"/>
+              </w:rPr>
+              <w:t xml:space="preserve"> </w:t>
+            </w:r>
+            <w:r>
+              <w:rPr>
+                <w:sz w:val="20"/>
+              </w:rPr>
+              <w:t xml:space="preserve"> Σ / </w:t>
+            </w:r>
+            <w:r>
+              <w:rPr>
+                <w:sz w:val="20"/>
+              </w:rPr>
+              <w:t xml:space="preserve"> </w:t>
+            </w:r>
+            <w:r>
+              <w:rPr>
+                <w:sz w:val="20"/>
+              </w:rPr>
+              <w:t>随机</w:t>
+            </w:r>
+            <w:r>
+              <w:rPr>
+                <w:sz w:val="20"/>
+              </w:rPr>
+              <w:t xml:space="preserve"> </w:t>
+            </w:r>
+            <w:r>
+              <w:rPr>
+                <w:sz w:val="20"/>
+              </w:rPr>
+              <w:t xml:space="preserve"> RSS→3σ / </w:t>
+            </w:r>
+            <w:r>
+              <w:rPr>
+                <w:sz w:val="20"/>
+              </w:rPr>
+              <w:t xml:space="preserve"> </w:t>
+            </w:r>
+            <w:r>
+              <w:rPr>
+                <w:sz w:val="20"/>
+              </w:rPr>
+              <w:t>有界</w:t>
+            </w:r>
+            <w:r>
+              <w:rPr>
+                <w:sz w:val="20"/>
+              </w:rPr>
+              <w:t xml:space="preserve"> </w:t>
+            </w:r>
+            <w:r>
+              <w:rPr>
+                <w:sz w:val="20"/>
+              </w:rPr>
+              <w:t xml:space="preserve"> Σ→√3</w:t>
+            </w:r>
+            <w:r>
+              <w:rPr>
+                <w:sz w:val="20"/>
+              </w:rPr>
+              <w:t xml:space="preserve"> </w:t>
+            </w:r>
+            <w:r>
+              <w:rPr>
+                <w:sz w:val="20"/>
+              </w:rPr>
+              <w:t>）</w:t>
+            </w:r>
+            <w:r>
+              <w:rPr>
+                <w:sz w:val="20"/>
+              </w:rPr>
+              <w:t xml:space="preserve"> </w:t>
+            </w:r>
+            <w:r>
+              <w:rPr>
+                <w:sz w:val="20"/>
+              </w:rPr>
+              <w:t xml:space="preserve">· </w:t>
+            </w:r>
+            <w:r>
+              <w:rPr>
+                <w:sz w:val="20"/>
+              </w:rPr>
+              <w:t xml:space="preserve"> </w:t>
+            </w:r>
+            <w:r>
+              <w:rPr>
+                <w:sz w:val="20"/>
+              </w:rPr>
+              <w:t>主导项分析</w:t>
+            </w:r>
+            <w:r>
+              <w:rPr>
+                <w:sz w:val="20"/>
+              </w:rPr>
+              <w:t xml:space="preserve"> </w:t>
+            </w:r>
+            <w:r>
+              <w:rPr>
+                <w:sz w:val="20"/>
+              </w:rPr>
+              <w:t xml:space="preserve"> · </w:t>
+            </w:r>
+            <w:r>
+              <w:rPr>
+                <w:sz w:val="20"/>
+              </w:rPr>
+              <w:t xml:space="preserve"> </w:t>
+            </w:r>
+            <w:r>
+              <w:rPr>
+                <w:sz w:val="20"/>
+              </w:rPr>
+              <w:t>全链可及规模上界）</w:t>
+            </w:r>
+          </w:p>
+        </w:tc>
+        <w:tc>
+          <w:tcPr>
+            <w:tcW w:type="dxa" w:w="2880"/>
+            <w:vAlign w:val="center"/>
+            <w:tcBorders>
+              <w:top w:val="single" w:sz="6" w:space="0" w:color="CCCCCC"/>
+              <w:bottom w:val="single" w:sz="6" w:space="0" w:color="CCCCCC"/>
+              <w:left w:val="single" w:sz="6" w:space="0" w:color="CCCCCC"/>
+              <w:right w:val="single" w:sz="6" w:space="0" w:color="CCCCCC"/>
+            </w:tcBorders>
+            <w:tcMar>
+              <w:top w:w="96" w:type="dxa"/>
+              <w:bottom w:w="96" w:type="dxa"/>
+              <w:left w:w="144" w:type="dxa"/>
+              <w:right w:w="144" w:type="dxa"/>
+            </w:tcMar>
+          </w:tcPr>
+          <w:p>
+            <w:pPr>
+              <w:jc w:val="left"/>
+              <w:spacing w:line="240" w:lineRule="auto" w:before="50" w:after="50"/>
+            </w:pPr>
+            <w:r>
+              <w:rPr>
+                <w:sz w:val="20"/>
+              </w:rPr>
+              <w:t>D-178…D-180 (E15)</w:t>
+            </w:r>
+          </w:p>
+        </w:tc>
+      </w:tr>
     </w:tbl>
     <w:p>
       <w:bookmarkStart w:id="13" w:name="_Toc_section_3"/>
@@ -6175,7 +6449,7 @@
           <w:sz w:val="36"/>
           <w:lang w:eastAsia="zh-CN"/>
         </w:rPr>
-        <w:t>三、十三段里程碑（E1–E14）</w:t>
+        <w:t>三、十四段里程碑（E1–E15）</w:t>
       </w:r>
       <w:bookmarkEnd w:id="13"/>
     </w:p>
@@ -6188,14 +6462,14 @@
           <w:rFonts w:ascii="宋体" w:eastAsia="宋体" w:hAnsi="宋体" w:cs="宋体" w:hint="eastAsia"/>
           <w:lang w:eastAsia="zh-CN"/>
         </w:rPr>
-        <w:t xml:space="preserve">十三段共 </w:t>
+        <w:t xml:space="preserve">十四段共 </w:t>
       </w:r>
       <w:r>
         <w:rPr>
           <w:b/>
           <w:color w:val="C62828"/>
         </w:rPr>
-        <w:t>303</w:t>
+        <w:t>323</w:t>
       </w:r>
       <w:r>
         <w:rPr>
@@ -6209,7 +6483,7 @@
           <w:b/>
           <w:color w:val="C62828"/>
         </w:rPr>
-        <w:t>64</w:t>
+        <w:t>70</w:t>
       </w:r>
       <w:r>
         <w:t xml:space="preserve"> </w:t>
@@ -6350,10 +6624,86 @@
           <w:rFonts w:ascii="宋体" w:eastAsia="宋体" w:hAnsi="宋体" w:cs="宋体" w:hint="eastAsia"/>
           <w:lang w:eastAsia="zh-CN"/>
         </w:rPr>
+        <w:t>段，</w:t>
+      </w:r>
+      <w:r>
+        <w:t>E14</w:t>
+      </w:r>
+      <w:r>
+        <w:rPr>
+          <w:rFonts w:ascii="宋体" w:eastAsia="宋体" w:hAnsi="宋体" w:cs="宋体" w:hint="eastAsia"/>
+          <w:lang w:eastAsia="zh-CN"/>
+        </w:rPr>
+        <w:t>（</w:t>
+      </w:r>
+      <w:r>
+        <w:t>D-174…D-176</w:t>
+      </w:r>
+      <w:r>
+        <w:rPr>
+          <w:rFonts w:ascii="宋体" w:eastAsia="宋体" w:hAnsi="宋体" w:cs="宋体" w:hint="eastAsia"/>
+          <w:lang w:eastAsia="zh-CN"/>
+        </w:rPr>
+        <w:t>）为</w:t>
+      </w:r>
+      <w:r>
+        <w:t xml:space="preserve"> </w:t>
+      </w:r>
+      <w:r>
+        <w:rPr>
+          <w:rFonts w:ascii="宋体" w:eastAsia="宋体" w:hAnsi="宋体" w:cs="宋体" w:hint="eastAsia"/>
+          <w:b/>
+          <w:lang w:eastAsia="zh-CN"/>
+        </w:rPr>
+        <w:t>真 DAC / ADC / 行驱动外设</w:t>
+      </w:r>
+      <w:r>
+        <w:rPr>
+          <w:rFonts w:ascii="宋体" w:eastAsia="宋体" w:hAnsi="宋体" w:cs="宋体" w:hint="eastAsia"/>
+          <w:lang w:eastAsia="zh-CN"/>
+        </w:rPr>
+        <w:t>段，</w:t>
+      </w:r>
+      <w:r>
+        <w:t>E15</w:t>
+      </w:r>
+      <w:r>
+        <w:rPr>
+          <w:rFonts w:ascii="宋体" w:eastAsia="宋体" w:hAnsi="宋体" w:cs="宋体" w:hint="eastAsia"/>
+          <w:lang w:eastAsia="zh-CN"/>
+        </w:rPr>
+        <w:t>（</w:t>
+      </w:r>
+      <w:r>
+        <w:t>D-178…D-180</w:t>
+      </w:r>
+      <w:r>
+        <w:rPr>
+          <w:rFonts w:ascii="宋体" w:eastAsia="宋体" w:hAnsi="宋体" w:cs="宋体" w:hint="eastAsia"/>
+          <w:lang w:eastAsia="zh-CN"/>
+        </w:rPr>
+        <w:t>）为</w:t>
+      </w:r>
+      <w:r>
+        <w:t xml:space="preserve"> </w:t>
+      </w:r>
+      <w:r>
+        <w:rPr>
+          <w:rFonts w:ascii="宋体" w:eastAsia="宋体" w:hAnsi="宋体" w:cs="宋体" w:hint="eastAsia"/>
+          <w:b/>
+          <w:lang w:eastAsia="zh-CN"/>
+        </w:rPr>
+        <w:t>端到端误差预算链</w:t>
+      </w:r>
+      <w:r>
+        <w:rPr>
+          <w:rFonts w:ascii="宋体" w:eastAsia="宋体" w:hAnsi="宋体" w:cs="宋体" w:hint="eastAsia"/>
+          <w:lang w:eastAsia="zh-CN"/>
+        </w:rPr>
         <w:t>段；案例卡门禁另有</w:t>
       </w:r>
       <w:r>
-        <w:t xml:space="preserve"> 40 </w:t>
+        <w:t xml:space="preserve"> 42 </w:t>
       </w:r>
       <w:r>
         <w:rPr>
@@ -6363,7 +6713,7 @@
         <w:t>判据</w:t>
       </w:r>
       <w:r>
-        <w:t xml:space="preserve"> + 11 </w:t>
+        <w:t xml:space="preserve"> + 12 </w:t>
       </w:r>
       <w:r>
         <w:rPr>
@@ -9763,6 +10113,350 @@
                 <w:sz w:val="20"/>
               </w:rPr>
               <w:t>8.889e-4</w:t>
+            </w:r>
+          </w:p>
+        </w:tc>
+      </w:tr>
+      <w:tr>
+        <w:tc>
+          <w:tcPr>
+            <w:tcW w:type="dxa" w:w="2160"/>
+            <w:vAlign w:val="center"/>
+            <w:tcBorders>
+              <w:top w:val="single" w:sz="6" w:space="0" w:color="CCCCCC"/>
+              <w:bottom w:val="single" w:sz="6" w:space="0" w:color="CCCCCC"/>
+              <w:left w:val="single" w:sz="6" w:space="0" w:color="CCCCCC"/>
+              <w:right w:val="single" w:sz="6" w:space="0" w:color="CCCCCC"/>
+            </w:tcBorders>
+            <w:tcMar>
+              <w:top w:w="96" w:type="dxa"/>
+              <w:bottom w:w="96" w:type="dxa"/>
+              <w:left w:w="144" w:type="dxa"/>
+              <w:right w:w="144" w:type="dxa"/>
+            </w:tcMar>
+          </w:tcPr>
+          <w:p>
+            <w:pPr>
+              <w:jc w:val="left"/>
+              <w:spacing w:line="240" w:lineRule="auto" w:before="50" w:after="50"/>
+            </w:pPr>
+            <w:r>
+              <w:rPr>
+                <w:sz w:val="20"/>
+              </w:rPr>
+              <w:t>E15</w:t>
+            </w:r>
+          </w:p>
+        </w:tc>
+        <w:tc>
+          <w:tcPr>
+            <w:tcW w:type="dxa" w:w="2160"/>
+            <w:vAlign w:val="center"/>
+            <w:tcBorders>
+              <w:top w:val="single" w:sz="6" w:space="0" w:color="CCCCCC"/>
+              <w:bottom w:val="single" w:sz="6" w:space="0" w:color="CCCCCC"/>
+              <w:left w:val="single" w:sz="6" w:space="0" w:color="CCCCCC"/>
+              <w:right w:val="single" w:sz="6" w:space="0" w:color="CCCCCC"/>
+            </w:tcBorders>
+            <w:tcMar>
+              <w:top w:w="96" w:type="dxa"/>
+              <w:bottom w:w="96" w:type="dxa"/>
+              <w:left w:w="144" w:type="dxa"/>
+              <w:right w:w="144" w:type="dxa"/>
+            </w:tcMar>
+          </w:tcPr>
+          <w:p>
+            <w:pPr>
+              <w:jc w:val="left"/>
+              <w:spacing w:line="240" w:lineRule="auto" w:before="50" w:after="50"/>
+            </w:pPr>
+            <w:r>
+              <w:rPr>
+                <w:sz w:val="20"/>
+              </w:rPr>
+              <w:t>D-178…D-180</w:t>
+            </w:r>
+          </w:p>
+        </w:tc>
+        <w:tc>
+          <w:tcPr>
+            <w:tcW w:type="dxa" w:w="2160"/>
+            <w:vAlign w:val="center"/>
+            <w:tcBorders>
+              <w:top w:val="single" w:sz="6" w:space="0" w:color="CCCCCC"/>
+              <w:bottom w:val="single" w:sz="6" w:space="0" w:color="CCCCCC"/>
+              <w:left w:val="single" w:sz="6" w:space="0" w:color="CCCCCC"/>
+              <w:right w:val="single" w:sz="6" w:space="0" w:color="CCCCCC"/>
+            </w:tcBorders>
+            <w:tcMar>
+              <w:top w:w="96" w:type="dxa"/>
+              <w:bottom w:w="96" w:type="dxa"/>
+              <w:left w:w="144" w:type="dxa"/>
+              <w:right w:w="144" w:type="dxa"/>
+            </w:tcMar>
+          </w:tcPr>
+          <w:p>
+            <w:pPr>
+              <w:jc w:val="left"/>
+              <w:spacing w:line="240" w:lineRule="auto" w:before="50" w:after="50"/>
+            </w:pPr>
+            <w:r>
+              <w:rPr>
+                <w:b/>
+                <w:sz w:val="20"/>
+              </w:rPr>
+              <w:t>端到端误差预算链（把 14 段串成一个答案）</w:t>
+            </w:r>
+          </w:p>
+        </w:tc>
+        <w:tc>
+          <w:tcPr>
+            <w:tcW w:type="dxa" w:w="2160"/>
+            <w:vAlign w:val="center"/>
+            <w:tcBorders>
+              <w:top w:val="single" w:sz="6" w:space="0" w:color="CCCCCC"/>
+              <w:bottom w:val="single" w:sz="6" w:space="0" w:color="CCCCCC"/>
+              <w:left w:val="single" w:sz="6" w:space="0" w:color="CCCCCC"/>
+              <w:right w:val="single" w:sz="6" w:space="0" w:color="CCCCCC"/>
+            </w:tcBorders>
+            <w:tcMar>
+              <w:top w:w="96" w:type="dxa"/>
+              <w:bottom w:w="96" w:type="dxa"/>
+              <w:left w:w="144" w:type="dxa"/>
+              <w:right w:w="144" w:type="dxa"/>
+            </w:tcMar>
+          </w:tcPr>
+          <w:p>
+            <w:pPr>
+              <w:jc w:val="left"/>
+              <w:spacing w:line="240" w:lineRule="auto" w:before="50" w:after="50"/>
+            </w:pPr>
+            <w:r>
+              <w:rPr>
+                <w:b/>
+                <w:sz w:val="20"/>
+              </w:rPr>
+              <w:t>8×8 worst 4.0601% ⇒ 有效精度仅 4.622 位</w:t>
+            </w:r>
+            <w:r>
+              <w:rPr>
+                <w:sz w:val="20"/>
+              </w:rPr>
+              <w:t xml:space="preserve"> </w:t>
+            </w:r>
+            <w:r>
+              <w:rPr>
+                <w:sz w:val="20"/>
+              </w:rPr>
+              <w:t xml:space="preserve"> · </w:t>
+            </w:r>
+            <w:r>
+              <w:rPr>
+                <w:sz w:val="20"/>
+              </w:rPr>
+              <w:t xml:space="preserve"> </w:t>
+            </w:r>
+            <w:r>
+              <w:rPr>
+                <w:sz w:val="20"/>
+              </w:rPr>
+              <w:t>精度</w:t>
+            </w:r>
+            <w:r>
+              <w:rPr>
+                <w:sz w:val="20"/>
+              </w:rPr>
+              <w:t xml:space="preserve"> </w:t>
+            </w:r>
+            <w:r>
+              <w:rPr>
+                <w:sz w:val="20"/>
+              </w:rPr>
+              <w:t xml:space="preserve"> vs N</w:t>
+            </w:r>
+            <w:r>
+              <w:rPr>
+                <w:sz w:val="20"/>
+              </w:rPr>
+              <w:t xml:space="preserve"> </w:t>
+            </w:r>
+            <w:r>
+              <w:rPr>
+                <w:sz w:val="20"/>
+              </w:rPr>
+              <w:t>：</w:t>
+            </w:r>
+            <w:r>
+              <w:rPr>
+                <w:sz w:val="20"/>
+              </w:rPr>
+              <w:t xml:space="preserve"> </w:t>
+            </w:r>
+            <w:r>
+              <w:rPr>
+                <w:sz w:val="20"/>
+              </w:rPr>
+              <w:t>8→4.622 · 16→3.963 · 32→2.639 · 64→1.343 · 256→</w:t>
+            </w:r>
+            <w:r>
+              <w:rPr>
+                <w:sz w:val="20"/>
+              </w:rPr>
+              <w:t xml:space="preserve"> </w:t>
+            </w:r>
+            <w:r>
+              <w:rPr>
+                <w:b/>
+                <w:sz w:val="20"/>
+              </w:rPr>
+              <w:t>0.248</w:t>
+            </w:r>
+            <w:r>
+              <w:rPr>
+                <w:sz w:val="20"/>
+              </w:rPr>
+              <w:t xml:space="preserve"> · 🔴 </w:t>
+            </w:r>
+            <w:r>
+              <w:rPr>
+                <w:b/>
+                <w:sz w:val="20"/>
+              </w:rPr>
+              <w:t>主导项交叉点</w:t>
+            </w:r>
+            <w:r>
+              <w:rPr>
+                <w:sz w:val="20"/>
+              </w:rPr>
+              <w:t xml:space="preserve"> </w:t>
+            </w:r>
+            <w:r>
+              <w:rPr>
+                <w:sz w:val="20"/>
+              </w:rPr>
+              <w:t xml:space="preserve"> N≤8 </w:t>
+            </w:r>
+            <w:r>
+              <w:rPr>
+                <w:sz w:val="20"/>
+              </w:rPr>
+              <w:t xml:space="preserve"> </w:t>
+            </w:r>
+            <w:r>
+              <w:rPr>
+                <w:sz w:val="20"/>
+              </w:rPr>
+              <w:t>失配</w:t>
+            </w:r>
+            <w:r>
+              <w:rPr>
+                <w:sz w:val="20"/>
+              </w:rPr>
+              <w:t xml:space="preserve"> </w:t>
+            </w:r>
+            <w:r>
+              <w:rPr>
+                <w:sz w:val="20"/>
+              </w:rPr>
+              <w:t xml:space="preserve"> / N≥16 IR drop · 🔴 </w:t>
+            </w:r>
+            <w:r>
+              <w:rPr>
+                <w:sz w:val="20"/>
+              </w:rPr>
+              <w:t xml:space="preserve"> </w:t>
+            </w:r>
+            <w:r>
+              <w:rPr>
+                <w:b/>
+                <w:sz w:val="20"/>
+              </w:rPr>
+              <w:t>全链 5% 上界 N≤12</w:t>
+            </w:r>
+            <w:r>
+              <w:rPr>
+                <w:sz w:val="20"/>
+              </w:rPr>
+              <w:t xml:space="preserve"> </w:t>
+            </w:r>
+            <w:r>
+              <w:rPr>
+                <w:sz w:val="20"/>
+              </w:rPr>
+              <w:t xml:space="preserve"> ⟷ </w:t>
+            </w:r>
+            <w:r>
+              <w:rPr>
+                <w:sz w:val="20"/>
+              </w:rPr>
+              <w:t xml:space="preserve"> </w:t>
+            </w:r>
+            <w:r>
+              <w:rPr>
+                <w:sz w:val="20"/>
+              </w:rPr>
+              <w:t>仅</w:t>
+            </w:r>
+            <w:r>
+              <w:rPr>
+                <w:sz w:val="20"/>
+              </w:rPr>
+              <w:t xml:space="preserve"> </w:t>
+            </w:r>
+            <w:r>
+              <w:rPr>
+                <w:sz w:val="20"/>
+              </w:rPr>
+              <w:t xml:space="preserve"> IR drop </w:t>
+            </w:r>
+            <w:r>
+              <w:rPr>
+                <w:sz w:val="20"/>
+              </w:rPr>
+              <w:t xml:space="preserve"> </w:t>
+            </w:r>
+            <w:r>
+              <w:rPr>
+                <w:b/>
+                <w:sz w:val="20"/>
+              </w:rPr>
+              <w:t>N≤18</w:t>
+            </w:r>
+            <w:r>
+              <w:rPr>
+                <w:sz w:val="20"/>
+              </w:rPr>
+              <w:t xml:space="preserve"> </w:t>
+            </w:r>
+            <w:r>
+              <w:rPr>
+                <w:sz w:val="20"/>
+              </w:rPr>
+              <w:t>（与</w:t>
+            </w:r>
+            <w:r>
+              <w:rPr>
+                <w:sz w:val="20"/>
+              </w:rPr>
+              <w:t xml:space="preserve"> </w:t>
+            </w:r>
+            <w:r>
+              <w:rPr>
+                <w:sz w:val="20"/>
+              </w:rPr>
+              <w:t xml:space="preserve"> E9 </w:t>
+            </w:r>
+            <w:r>
+              <w:rPr>
+                <w:sz w:val="20"/>
+              </w:rPr>
+              <w:t xml:space="preserve"> </w:t>
+            </w:r>
+            <w:r>
+              <w:rPr>
+                <w:sz w:val="20"/>
+              </w:rPr>
+              <w:t>逐值相等）</w:t>
             </w:r>
           </w:p>
         </w:tc>
@@ -14363,7 +15057,7 @@
           <w:sz w:val="36"/>
           <w:lang w:eastAsia="zh-CN"/>
         </w:rPr>
-        <w:t>八、2D MOS 与应用外设（E12–E14）——短沟道效应 + I–V / 亚阈值摆幅 + 真 DAC / ADC / 行驱动</w:t>
+        <w:t>八、2D MOS 与应用外设（E12–E15）——短沟道效应 + I–V / 亚阈值摆幅 + 真 DAC / ADC / 行驱动 + 端到端误差预算链</w:t>
       </w:r>
       <w:bookmarkEnd w:id="18"/>
     </w:p>
@@ -19938,6 +20632,1375 @@
         <w:spacing w:after="192"/>
       </w:pPr>
       <w:r>
+        <w:rPr>
+          <w:rFonts w:ascii="宋体" w:eastAsia="宋体" w:hAnsi="宋体" w:cs="宋体" w:hint="eastAsia"/>
+          <w:b/>
+          <w:lang w:eastAsia="zh-CN"/>
+        </w:rPr>
+        <w:t>E15 · 端到端误差预算链：把 14 段串成一个答案。</w:t>
+      </w:r>
+      <w:r>
+        <w:rPr>
+          <w:rFonts w:ascii="宋体" w:eastAsia="宋体" w:hAnsi="宋体" w:cs="宋体" w:hint="eastAsia"/>
+          <w:lang w:eastAsia="zh-CN"/>
+        </w:rPr>
+        <w:t>前</w:t>
+      </w:r>
+      <w:r>
+        <w:t xml:space="preserve"> 14 </w:t>
+      </w:r>
+      <w:r>
+        <w:rPr>
+          <w:rFonts w:ascii="宋体" w:eastAsia="宋体" w:hAnsi="宋体" w:cs="宋体" w:hint="eastAsia"/>
+          <w:lang w:eastAsia="zh-CN"/>
+        </w:rPr>
+        <w:t>段每段都给出了</w:t>
+      </w:r>
+      <w:r>
+        <w:rPr>
+          <w:rFonts w:ascii="宋体" w:eastAsia="宋体" w:hAnsi="宋体" w:cs="宋体" w:hint="eastAsia"/>
+          <w:b/>
+          <w:lang w:eastAsia="zh-CN"/>
+        </w:rPr>
+        <w:t>单点误差</w:t>
+      </w:r>
+      <w:r>
+        <w:rPr>
+          <w:rFonts w:ascii="宋体" w:eastAsia="宋体" w:hAnsi="宋体" w:cs="宋体" w:hint="eastAsia"/>
+          <w:lang w:eastAsia="zh-CN"/>
+        </w:rPr>
+        <w:t>，但从没合起来算过；口径还互不相同（相对</w:t>
+      </w:r>
+      <w:r>
+        <w:t xml:space="preserve"> % / σ / LSB</w:t>
+      </w:r>
+      <w:r>
+        <w:rPr>
+          <w:rFonts w:ascii="宋体" w:eastAsia="宋体" w:hAnsi="宋体" w:cs="宋体" w:hint="eastAsia"/>
+          <w:lang w:eastAsia="zh-CN"/>
+        </w:rPr>
+        <w:t>）、性质未分类（系统性</w:t>
+      </w:r>
+      <w:r>
+        <w:t xml:space="preserve"> / </w:t>
+      </w:r>
+      <w:r>
+        <w:rPr>
+          <w:rFonts w:ascii="宋体" w:eastAsia="宋体" w:hAnsi="宋体" w:cs="宋体" w:hint="eastAsia"/>
+          <w:lang w:eastAsia="zh-CN"/>
+        </w:rPr>
+        <w:t>随机</w:t>
+      </w:r>
+      <w:r>
+        <w:t xml:space="preserve"> / </w:t>
+      </w:r>
+      <w:r>
+        <w:rPr>
+          <w:rFonts w:ascii="宋体" w:eastAsia="宋体" w:hAnsi="宋体" w:cs="宋体" w:hint="eastAsia"/>
+          <w:lang w:eastAsia="zh-CN"/>
+        </w:rPr>
+        <w:t>有界）。</w:t>
+      </w:r>
+      <w:r>
+        <w:t xml:space="preserve">E15 </w:t>
+      </w:r>
+      <w:r>
+        <w:rPr>
+          <w:rFonts w:ascii="宋体" w:eastAsia="宋体" w:hAnsi="宋体" w:cs="宋体" w:hint="eastAsia"/>
+          <w:lang w:eastAsia="zh-CN"/>
+        </w:rPr>
+        <w:t>把它们接成</w:t>
+      </w:r>
+      <w:r>
+        <w:rPr>
+          <w:rFonts w:ascii="宋体" w:eastAsia="宋体" w:hAnsi="宋体" w:cs="宋体" w:hint="eastAsia"/>
+          <w:b/>
+          <w:lang w:eastAsia="zh-CN"/>
+        </w:rPr>
+        <w:t>一条链</w:t>
+      </w:r>
+      <w:r>
+        <w:rPr>
+          <w:rFonts w:ascii="宋体" w:eastAsia="宋体" w:hAnsi="宋体" w:cs="宋体" w:hint="eastAsia"/>
+          <w:lang w:eastAsia="zh-CN"/>
+        </w:rPr>
+        <w:t>（</w:t>
+      </w:r>
+      <w:r>
+        <w:rPr>
+          <w:rFonts w:ascii="Courier" w:hAnsi="Courier"/>
+        </w:rPr>
+        <w:t>lda_l2/ecore/budget.py</w:t>
+      </w:r>
+      <w:r>
+        <w:rPr>
+          <w:rFonts w:ascii="宋体" w:eastAsia="宋体" w:hAnsi="宋体" w:cs="宋体" w:hint="eastAsia"/>
+          <w:lang w:eastAsia="zh-CN"/>
+        </w:rPr>
+        <w:t>），回答客户唯一听得懂的问题：</w:t>
+      </w:r>
+      <w:r>
+        <w:rPr>
+          <w:rFonts w:ascii="宋体" w:eastAsia="宋体" w:hAnsi="宋体" w:cs="宋体" w:hint="eastAsia"/>
+          <w:b/>
+          <w:lang w:eastAsia="zh-CN"/>
+        </w:rPr>
+        <w:t>「这颗阵列实际几个有效位？」</w:t>
+      </w:r>
+    </w:p>
+    <w:tbl>
+      <w:tblPr>
+        <w:tblW w:type="pct" w:w="5000"/>
+        <w:tblLook w:firstColumn="1" w:firstRow="1" w:lastColumn="0" w:lastRow="0" w:noHBand="0" w:noVBand="1" w:val="04A0"/>
+        <w:tblLayout w:type="autofit"/>
+      </w:tblPr>
+      <w:tblGrid>
+        <w:gridCol w:w="2160"/>
+        <w:gridCol w:w="2160"/>
+        <w:gridCol w:w="2160"/>
+        <w:gridCol w:w="2160"/>
+      </w:tblGrid>
+      <w:tr>
+        <w:tc>
+          <w:tcPr>
+            <w:tcW w:type="dxa" w:w="2160"/>
+            <w:vAlign w:val="center"/>
+            <w:tcBorders>
+              <w:top w:val="single" w:sz="6" w:space="0" w:color="CCCCCC"/>
+              <w:bottom w:val="single" w:sz="6" w:space="0" w:color="CCCCCC"/>
+              <w:left w:val="single" w:sz="6" w:space="0" w:color="CCCCCC"/>
+              <w:right w:val="single" w:sz="6" w:space="0" w:color="CCCCCC"/>
+            </w:tcBorders>
+            <w:shd w:val="clear" w:color="auto" w:fill="F5F7FA"/>
+            <w:tcMar>
+              <w:top w:w="96" w:type="dxa"/>
+              <w:bottom w:w="96" w:type="dxa"/>
+              <w:left w:w="144" w:type="dxa"/>
+              <w:right w:w="144" w:type="dxa"/>
+            </w:tcMar>
+          </w:tcPr>
+          <w:p>
+            <w:pPr>
+              <w:jc w:val="left"/>
+              <w:spacing w:line="240" w:lineRule="auto" w:before="50" w:after="50"/>
+            </w:pPr>
+            <w:r>
+              <w:rPr>
+                <w:rFonts w:ascii="黑体" w:hAnsi="黑体" w:eastAsia="黑体" w:hint="eastAsia"/>
+                <w:b/>
+                <w:sz w:val="20"/>
+              </w:rPr>
+              <w:t>规模</w:t>
+            </w:r>
+            <w:r>
+              <w:rPr>
+                <w:rFonts w:ascii="黑体" w:hAnsi="黑体" w:eastAsia="黑体" w:hint="eastAsia"/>
+                <w:b/>
+                <w:sz w:val="20"/>
+              </w:rPr>
+              <w:t xml:space="preserve"> </w:t>
+            </w:r>
+            <w:r>
+              <w:rPr>
+                <w:rFonts w:ascii="黑体" w:hAnsi="黑体" w:eastAsia="黑体" w:hint="eastAsia"/>
+                <w:b/>
+                <w:sz w:val="20"/>
+              </w:rPr>
+              <w:t xml:space="preserve"> N</w:t>
+            </w:r>
+          </w:p>
+        </w:tc>
+        <w:tc>
+          <w:tcPr>
+            <w:tcW w:type="dxa" w:w="2160"/>
+            <w:vAlign w:val="center"/>
+            <w:tcBorders>
+              <w:top w:val="single" w:sz="6" w:space="0" w:color="CCCCCC"/>
+              <w:bottom w:val="single" w:sz="6" w:space="0" w:color="CCCCCC"/>
+              <w:left w:val="single" w:sz="6" w:space="0" w:color="CCCCCC"/>
+              <w:right w:val="single" w:sz="6" w:space="0" w:color="CCCCCC"/>
+            </w:tcBorders>
+            <w:shd w:val="clear" w:color="auto" w:fill="F5F7FA"/>
+            <w:tcMar>
+              <w:top w:w="96" w:type="dxa"/>
+              <w:bottom w:w="96" w:type="dxa"/>
+              <w:left w:w="144" w:type="dxa"/>
+              <w:right w:w="144" w:type="dxa"/>
+            </w:tcMar>
+          </w:tcPr>
+          <w:p>
+            <w:pPr>
+              <w:jc w:val="left"/>
+              <w:spacing w:line="240" w:lineRule="auto" w:before="50" w:after="50"/>
+            </w:pPr>
+            <w:r>
+              <w:rPr>
+                <w:rFonts w:ascii="黑体" w:hAnsi="黑体" w:eastAsia="黑体" w:hint="eastAsia"/>
+                <w:b/>
+                <w:sz w:val="20"/>
+              </w:rPr>
+              <w:t>全链最坏误差</w:t>
+            </w:r>
+          </w:p>
+        </w:tc>
+        <w:tc>
+          <w:tcPr>
+            <w:tcW w:type="dxa" w:w="2160"/>
+            <w:vAlign w:val="center"/>
+            <w:tcBorders>
+              <w:top w:val="single" w:sz="6" w:space="0" w:color="CCCCCC"/>
+              <w:bottom w:val="single" w:sz="6" w:space="0" w:color="CCCCCC"/>
+              <w:left w:val="single" w:sz="6" w:space="0" w:color="CCCCCC"/>
+              <w:right w:val="single" w:sz="6" w:space="0" w:color="CCCCCC"/>
+            </w:tcBorders>
+            <w:shd w:val="clear" w:color="auto" w:fill="F5F7FA"/>
+            <w:tcMar>
+              <w:top w:w="96" w:type="dxa"/>
+              <w:bottom w:w="96" w:type="dxa"/>
+              <w:left w:w="144" w:type="dxa"/>
+              <w:right w:w="144" w:type="dxa"/>
+            </w:tcMar>
+          </w:tcPr>
+          <w:p>
+            <w:pPr>
+              <w:jc w:val="left"/>
+              <w:spacing w:line="240" w:lineRule="auto" w:before="50" w:after="50"/>
+            </w:pPr>
+            <w:r>
+              <w:rPr>
+                <w:rFonts w:ascii="黑体" w:hAnsi="黑体" w:eastAsia="黑体" w:hint="eastAsia"/>
+                <w:b/>
+                <w:sz w:val="20"/>
+              </w:rPr>
+              <w:t>有效精度</w:t>
+            </w:r>
+          </w:p>
+        </w:tc>
+        <w:tc>
+          <w:tcPr>
+            <w:tcW w:type="dxa" w:w="2160"/>
+            <w:vAlign w:val="center"/>
+            <w:tcBorders>
+              <w:top w:val="single" w:sz="6" w:space="0" w:color="CCCCCC"/>
+              <w:bottom w:val="single" w:sz="6" w:space="0" w:color="CCCCCC"/>
+              <w:left w:val="single" w:sz="6" w:space="0" w:color="CCCCCC"/>
+              <w:right w:val="single" w:sz="6" w:space="0" w:color="CCCCCC"/>
+            </w:tcBorders>
+            <w:shd w:val="clear" w:color="auto" w:fill="F5F7FA"/>
+            <w:tcMar>
+              <w:top w:w="96" w:type="dxa"/>
+              <w:bottom w:w="96" w:type="dxa"/>
+              <w:left w:w="144" w:type="dxa"/>
+              <w:right w:w="144" w:type="dxa"/>
+            </w:tcMar>
+          </w:tcPr>
+          <w:p>
+            <w:pPr>
+              <w:jc w:val="left"/>
+              <w:spacing w:line="240" w:lineRule="auto" w:before="50" w:after="50"/>
+            </w:pPr>
+            <w:r>
+              <w:rPr>
+                <w:rFonts w:ascii="黑体" w:hAnsi="黑体" w:eastAsia="黑体" w:hint="eastAsia"/>
+                <w:b/>
+                <w:sz w:val="20"/>
+              </w:rPr>
+              <w:t>主导项</w:t>
+            </w:r>
+          </w:p>
+        </w:tc>
+      </w:tr>
+      <w:tr>
+        <w:tc>
+          <w:tcPr>
+            <w:tcW w:type="dxa" w:w="2160"/>
+            <w:vAlign w:val="center"/>
+            <w:tcBorders>
+              <w:top w:val="single" w:sz="6" w:space="0" w:color="CCCCCC"/>
+              <w:bottom w:val="single" w:sz="6" w:space="0" w:color="CCCCCC"/>
+              <w:left w:val="single" w:sz="6" w:space="0" w:color="CCCCCC"/>
+              <w:right w:val="single" w:sz="6" w:space="0" w:color="CCCCCC"/>
+            </w:tcBorders>
+            <w:tcMar>
+              <w:top w:w="96" w:type="dxa"/>
+              <w:bottom w:w="96" w:type="dxa"/>
+              <w:left w:w="144" w:type="dxa"/>
+              <w:right w:w="144" w:type="dxa"/>
+            </w:tcMar>
+          </w:tcPr>
+          <w:p>
+            <w:pPr>
+              <w:jc w:val="left"/>
+              <w:spacing w:line="240" w:lineRule="auto" w:before="50" w:after="50"/>
+            </w:pPr>
+            <w:r>
+              <w:rPr>
+                <w:sz w:val="20"/>
+              </w:rPr>
+              <w:t>8</w:t>
+            </w:r>
+          </w:p>
+        </w:tc>
+        <w:tc>
+          <w:tcPr>
+            <w:tcW w:type="dxa" w:w="2160"/>
+            <w:vAlign w:val="center"/>
+            <w:tcBorders>
+              <w:top w:val="single" w:sz="6" w:space="0" w:color="CCCCCC"/>
+              <w:bottom w:val="single" w:sz="6" w:space="0" w:color="CCCCCC"/>
+              <w:left w:val="single" w:sz="6" w:space="0" w:color="CCCCCC"/>
+              <w:right w:val="single" w:sz="6" w:space="0" w:color="CCCCCC"/>
+            </w:tcBorders>
+            <w:tcMar>
+              <w:top w:w="96" w:type="dxa"/>
+              <w:bottom w:w="96" w:type="dxa"/>
+              <w:left w:w="144" w:type="dxa"/>
+              <w:right w:w="144" w:type="dxa"/>
+            </w:tcMar>
+          </w:tcPr>
+          <w:p>
+            <w:pPr>
+              <w:jc w:val="left"/>
+              <w:spacing w:line="240" w:lineRule="auto" w:before="50" w:after="50"/>
+            </w:pPr>
+            <w:r>
+              <w:rPr>
+                <w:sz w:val="20"/>
+              </w:rPr>
+              <w:t>4.0601%</w:t>
+            </w:r>
+          </w:p>
+        </w:tc>
+        <w:tc>
+          <w:tcPr>
+            <w:tcW w:type="dxa" w:w="2160"/>
+            <w:vAlign w:val="center"/>
+            <w:tcBorders>
+              <w:top w:val="single" w:sz="6" w:space="0" w:color="CCCCCC"/>
+              <w:bottom w:val="single" w:sz="6" w:space="0" w:color="CCCCCC"/>
+              <w:left w:val="single" w:sz="6" w:space="0" w:color="CCCCCC"/>
+              <w:right w:val="single" w:sz="6" w:space="0" w:color="CCCCCC"/>
+            </w:tcBorders>
+            <w:tcMar>
+              <w:top w:w="96" w:type="dxa"/>
+              <w:bottom w:w="96" w:type="dxa"/>
+              <w:left w:w="144" w:type="dxa"/>
+              <w:right w:w="144" w:type="dxa"/>
+            </w:tcMar>
+          </w:tcPr>
+          <w:p>
+            <w:pPr>
+              <w:jc w:val="left"/>
+              <w:spacing w:line="240" w:lineRule="auto" w:before="50" w:after="50"/>
+            </w:pPr>
+            <w:r>
+              <w:rPr>
+                <w:b/>
+                <w:sz w:val="20"/>
+              </w:rPr>
+              <w:t>4.622 位</w:t>
+            </w:r>
+          </w:p>
+        </w:tc>
+        <w:tc>
+          <w:tcPr>
+            <w:tcW w:type="dxa" w:w="2160"/>
+            <w:vAlign w:val="center"/>
+            <w:tcBorders>
+              <w:top w:val="single" w:sz="6" w:space="0" w:color="CCCCCC"/>
+              <w:bottom w:val="single" w:sz="6" w:space="0" w:color="CCCCCC"/>
+              <w:left w:val="single" w:sz="6" w:space="0" w:color="CCCCCC"/>
+              <w:right w:val="single" w:sz="6" w:space="0" w:color="CCCCCC"/>
+            </w:tcBorders>
+            <w:tcMar>
+              <w:top w:w="96" w:type="dxa"/>
+              <w:bottom w:w="96" w:type="dxa"/>
+              <w:left w:w="144" w:type="dxa"/>
+              <w:right w:w="144" w:type="dxa"/>
+            </w:tcMar>
+          </w:tcPr>
+          <w:p>
+            <w:pPr>
+              <w:jc w:val="left"/>
+              <w:spacing w:line="240" w:lineRule="auto" w:before="50" w:after="50"/>
+            </w:pPr>
+            <w:r>
+              <w:rPr>
+                <w:sz w:val="20"/>
+              </w:rPr>
+              <w:t>器件失配（</w:t>
+            </w:r>
+            <w:r>
+              <w:rPr>
+                <w:sz w:val="20"/>
+              </w:rPr>
+              <w:t xml:space="preserve"> </w:t>
+            </w:r>
+            <w:r>
+              <w:rPr>
+                <w:sz w:val="20"/>
+              </w:rPr>
+              <w:t>44.0%</w:t>
+            </w:r>
+            <w:r>
+              <w:rPr>
+                <w:sz w:val="20"/>
+              </w:rPr>
+              <w:t xml:space="preserve"> </w:t>
+            </w:r>
+            <w:r>
+              <w:rPr>
+                <w:sz w:val="20"/>
+              </w:rPr>
+              <w:t>）</w:t>
+            </w:r>
+          </w:p>
+        </w:tc>
+      </w:tr>
+      <w:tr>
+        <w:tc>
+          <w:tcPr>
+            <w:tcW w:type="dxa" w:w="2160"/>
+            <w:vAlign w:val="center"/>
+            <w:tcBorders>
+              <w:top w:val="single" w:sz="6" w:space="0" w:color="CCCCCC"/>
+              <w:bottom w:val="single" w:sz="6" w:space="0" w:color="CCCCCC"/>
+              <w:left w:val="single" w:sz="6" w:space="0" w:color="CCCCCC"/>
+              <w:right w:val="single" w:sz="6" w:space="0" w:color="CCCCCC"/>
+            </w:tcBorders>
+            <w:tcMar>
+              <w:top w:w="96" w:type="dxa"/>
+              <w:bottom w:w="96" w:type="dxa"/>
+              <w:left w:w="144" w:type="dxa"/>
+              <w:right w:w="144" w:type="dxa"/>
+            </w:tcMar>
+          </w:tcPr>
+          <w:p>
+            <w:pPr>
+              <w:jc w:val="left"/>
+              <w:spacing w:line="240" w:lineRule="auto" w:before="50" w:after="50"/>
+            </w:pPr>
+            <w:r>
+              <w:rPr>
+                <w:sz w:val="20"/>
+              </w:rPr>
+              <w:t>16</w:t>
+            </w:r>
+          </w:p>
+        </w:tc>
+        <w:tc>
+          <w:tcPr>
+            <w:tcW w:type="dxa" w:w="2160"/>
+            <w:vAlign w:val="center"/>
+            <w:tcBorders>
+              <w:top w:val="single" w:sz="6" w:space="0" w:color="CCCCCC"/>
+              <w:bottom w:val="single" w:sz="6" w:space="0" w:color="CCCCCC"/>
+              <w:left w:val="single" w:sz="6" w:space="0" w:color="CCCCCC"/>
+              <w:right w:val="single" w:sz="6" w:space="0" w:color="CCCCCC"/>
+            </w:tcBorders>
+            <w:tcMar>
+              <w:top w:w="96" w:type="dxa"/>
+              <w:bottom w:w="96" w:type="dxa"/>
+              <w:left w:w="144" w:type="dxa"/>
+              <w:right w:w="144" w:type="dxa"/>
+            </w:tcMar>
+          </w:tcPr>
+          <w:p>
+            <w:pPr>
+              <w:jc w:val="left"/>
+              <w:spacing w:line="240" w:lineRule="auto" w:before="50" w:after="50"/>
+            </w:pPr>
+            <w:r>
+              <w:rPr>
+                <w:sz w:val="20"/>
+              </w:rPr>
+              <w:t>6.4120%</w:t>
+            </w:r>
+          </w:p>
+        </w:tc>
+        <w:tc>
+          <w:tcPr>
+            <w:tcW w:type="dxa" w:w="2160"/>
+            <w:vAlign w:val="center"/>
+            <w:tcBorders>
+              <w:top w:val="single" w:sz="6" w:space="0" w:color="CCCCCC"/>
+              <w:bottom w:val="single" w:sz="6" w:space="0" w:color="CCCCCC"/>
+              <w:left w:val="single" w:sz="6" w:space="0" w:color="CCCCCC"/>
+              <w:right w:val="single" w:sz="6" w:space="0" w:color="CCCCCC"/>
+            </w:tcBorders>
+            <w:tcMar>
+              <w:top w:w="96" w:type="dxa"/>
+              <w:bottom w:w="96" w:type="dxa"/>
+              <w:left w:w="144" w:type="dxa"/>
+              <w:right w:w="144" w:type="dxa"/>
+            </w:tcMar>
+          </w:tcPr>
+          <w:p>
+            <w:pPr>
+              <w:jc w:val="left"/>
+              <w:spacing w:line="240" w:lineRule="auto" w:before="50" w:after="50"/>
+            </w:pPr>
+            <w:r>
+              <w:rPr>
+                <w:sz w:val="20"/>
+              </w:rPr>
+              <w:t xml:space="preserve">3.963 </w:t>
+            </w:r>
+            <w:r>
+              <w:rPr>
+                <w:sz w:val="20"/>
+              </w:rPr>
+              <w:t xml:space="preserve"> </w:t>
+            </w:r>
+            <w:r>
+              <w:rPr>
+                <w:sz w:val="20"/>
+              </w:rPr>
+              <w:t>位</w:t>
+            </w:r>
+          </w:p>
+        </w:tc>
+        <w:tc>
+          <w:tcPr>
+            <w:tcW w:type="dxa" w:w="2160"/>
+            <w:vAlign w:val="center"/>
+            <w:tcBorders>
+              <w:top w:val="single" w:sz="6" w:space="0" w:color="CCCCCC"/>
+              <w:bottom w:val="single" w:sz="6" w:space="0" w:color="CCCCCC"/>
+              <w:left w:val="single" w:sz="6" w:space="0" w:color="CCCCCC"/>
+              <w:right w:val="single" w:sz="6" w:space="0" w:color="CCCCCC"/>
+            </w:tcBorders>
+            <w:tcMar>
+              <w:top w:w="96" w:type="dxa"/>
+              <w:bottom w:w="96" w:type="dxa"/>
+              <w:left w:w="144" w:type="dxa"/>
+              <w:right w:w="144" w:type="dxa"/>
+            </w:tcMar>
+          </w:tcPr>
+          <w:p>
+            <w:pPr>
+              <w:jc w:val="left"/>
+              <w:spacing w:line="240" w:lineRule="auto" w:before="50" w:after="50"/>
+            </w:pPr>
+            <w:r>
+              <w:rPr>
+                <w:b/>
+                <w:sz w:val="20"/>
+              </w:rPr>
+              <w:t>← 交叉点</w:t>
+            </w:r>
+          </w:p>
+        </w:tc>
+      </w:tr>
+      <w:tr>
+        <w:tc>
+          <w:tcPr>
+            <w:tcW w:type="dxa" w:w="2160"/>
+            <w:vAlign w:val="center"/>
+            <w:tcBorders>
+              <w:top w:val="single" w:sz="6" w:space="0" w:color="CCCCCC"/>
+              <w:bottom w:val="single" w:sz="6" w:space="0" w:color="CCCCCC"/>
+              <w:left w:val="single" w:sz="6" w:space="0" w:color="CCCCCC"/>
+              <w:right w:val="single" w:sz="6" w:space="0" w:color="CCCCCC"/>
+            </w:tcBorders>
+            <w:tcMar>
+              <w:top w:w="96" w:type="dxa"/>
+              <w:bottom w:w="96" w:type="dxa"/>
+              <w:left w:w="144" w:type="dxa"/>
+              <w:right w:w="144" w:type="dxa"/>
+            </w:tcMar>
+          </w:tcPr>
+          <w:p>
+            <w:pPr>
+              <w:jc w:val="left"/>
+              <w:spacing w:line="240" w:lineRule="auto" w:before="50" w:after="50"/>
+            </w:pPr>
+            <w:r>
+              <w:rPr>
+                <w:sz w:val="20"/>
+              </w:rPr>
+              <w:t>32</w:t>
+            </w:r>
+          </w:p>
+        </w:tc>
+        <w:tc>
+          <w:tcPr>
+            <w:tcW w:type="dxa" w:w="2160"/>
+            <w:vAlign w:val="center"/>
+            <w:tcBorders>
+              <w:top w:val="single" w:sz="6" w:space="0" w:color="CCCCCC"/>
+              <w:bottom w:val="single" w:sz="6" w:space="0" w:color="CCCCCC"/>
+              <w:left w:val="single" w:sz="6" w:space="0" w:color="CCCCCC"/>
+              <w:right w:val="single" w:sz="6" w:space="0" w:color="CCCCCC"/>
+            </w:tcBorders>
+            <w:tcMar>
+              <w:top w:w="96" w:type="dxa"/>
+              <w:bottom w:w="96" w:type="dxa"/>
+              <w:left w:w="144" w:type="dxa"/>
+              <w:right w:w="144" w:type="dxa"/>
+            </w:tcMar>
+          </w:tcPr>
+          <w:p>
+            <w:pPr>
+              <w:jc w:val="left"/>
+              <w:spacing w:line="240" w:lineRule="auto" w:before="50" w:after="50"/>
+            </w:pPr>
+            <w:r>
+              <w:rPr>
+                <w:sz w:val="20"/>
+              </w:rPr>
+              <w:t>16.0547%</w:t>
+            </w:r>
+          </w:p>
+        </w:tc>
+        <w:tc>
+          <w:tcPr>
+            <w:tcW w:type="dxa" w:w="2160"/>
+            <w:vAlign w:val="center"/>
+            <w:tcBorders>
+              <w:top w:val="single" w:sz="6" w:space="0" w:color="CCCCCC"/>
+              <w:bottom w:val="single" w:sz="6" w:space="0" w:color="CCCCCC"/>
+              <w:left w:val="single" w:sz="6" w:space="0" w:color="CCCCCC"/>
+              <w:right w:val="single" w:sz="6" w:space="0" w:color="CCCCCC"/>
+            </w:tcBorders>
+            <w:tcMar>
+              <w:top w:w="96" w:type="dxa"/>
+              <w:bottom w:w="96" w:type="dxa"/>
+              <w:left w:w="144" w:type="dxa"/>
+              <w:right w:w="144" w:type="dxa"/>
+            </w:tcMar>
+          </w:tcPr>
+          <w:p>
+            <w:pPr>
+              <w:jc w:val="left"/>
+              <w:spacing w:line="240" w:lineRule="auto" w:before="50" w:after="50"/>
+            </w:pPr>
+            <w:r>
+              <w:rPr>
+                <w:sz w:val="20"/>
+              </w:rPr>
+              <w:t xml:space="preserve">2.639 </w:t>
+            </w:r>
+            <w:r>
+              <w:rPr>
+                <w:sz w:val="20"/>
+              </w:rPr>
+              <w:t xml:space="preserve"> </w:t>
+            </w:r>
+            <w:r>
+              <w:rPr>
+                <w:sz w:val="20"/>
+              </w:rPr>
+              <w:t>位</w:t>
+            </w:r>
+          </w:p>
+        </w:tc>
+        <w:tc>
+          <w:tcPr>
+            <w:tcW w:type="dxa" w:w="2160"/>
+            <w:vAlign w:val="center"/>
+            <w:tcBorders>
+              <w:top w:val="single" w:sz="6" w:space="0" w:color="CCCCCC"/>
+              <w:bottom w:val="single" w:sz="6" w:space="0" w:color="CCCCCC"/>
+              <w:left w:val="single" w:sz="6" w:space="0" w:color="CCCCCC"/>
+              <w:right w:val="single" w:sz="6" w:space="0" w:color="CCCCCC"/>
+            </w:tcBorders>
+            <w:tcMar>
+              <w:top w:w="96" w:type="dxa"/>
+              <w:bottom w:w="96" w:type="dxa"/>
+              <w:left w:w="144" w:type="dxa"/>
+              <w:right w:w="144" w:type="dxa"/>
+            </w:tcMar>
+          </w:tcPr>
+          <w:p>
+            <w:pPr>
+              <w:jc w:val="left"/>
+              <w:spacing w:line="240" w:lineRule="auto" w:before="50" w:after="50"/>
+            </w:pPr>
+            <w:r>
+              <w:rPr>
+                <w:sz w:val="20"/>
+              </w:rPr>
+              <w:t>IR drop</w:t>
+            </w:r>
+          </w:p>
+        </w:tc>
+      </w:tr>
+      <w:tr>
+        <w:tc>
+          <w:tcPr>
+            <w:tcW w:type="dxa" w:w="2160"/>
+            <w:vAlign w:val="center"/>
+            <w:tcBorders>
+              <w:top w:val="single" w:sz="6" w:space="0" w:color="CCCCCC"/>
+              <w:bottom w:val="single" w:sz="6" w:space="0" w:color="CCCCCC"/>
+              <w:left w:val="single" w:sz="6" w:space="0" w:color="CCCCCC"/>
+              <w:right w:val="single" w:sz="6" w:space="0" w:color="CCCCCC"/>
+            </w:tcBorders>
+            <w:tcMar>
+              <w:top w:w="96" w:type="dxa"/>
+              <w:bottom w:w="96" w:type="dxa"/>
+              <w:left w:w="144" w:type="dxa"/>
+              <w:right w:w="144" w:type="dxa"/>
+            </w:tcMar>
+          </w:tcPr>
+          <w:p>
+            <w:pPr>
+              <w:jc w:val="left"/>
+              <w:spacing w:line="240" w:lineRule="auto" w:before="50" w:after="50"/>
+            </w:pPr>
+            <w:r>
+              <w:rPr>
+                <w:sz w:val="20"/>
+              </w:rPr>
+              <w:t>64</w:t>
+            </w:r>
+          </w:p>
+        </w:tc>
+        <w:tc>
+          <w:tcPr>
+            <w:tcW w:type="dxa" w:w="2160"/>
+            <w:vAlign w:val="center"/>
+            <w:tcBorders>
+              <w:top w:val="single" w:sz="6" w:space="0" w:color="CCCCCC"/>
+              <w:bottom w:val="single" w:sz="6" w:space="0" w:color="CCCCCC"/>
+              <w:left w:val="single" w:sz="6" w:space="0" w:color="CCCCCC"/>
+              <w:right w:val="single" w:sz="6" w:space="0" w:color="CCCCCC"/>
+            </w:tcBorders>
+            <w:tcMar>
+              <w:top w:w="96" w:type="dxa"/>
+              <w:bottom w:w="96" w:type="dxa"/>
+              <w:left w:w="144" w:type="dxa"/>
+              <w:right w:w="144" w:type="dxa"/>
+            </w:tcMar>
+          </w:tcPr>
+          <w:p>
+            <w:pPr>
+              <w:jc w:val="left"/>
+              <w:spacing w:line="240" w:lineRule="auto" w:before="50" w:after="50"/>
+            </w:pPr>
+            <w:r>
+              <w:rPr>
+                <w:sz w:val="20"/>
+              </w:rPr>
+              <w:t>39.4115%</w:t>
+            </w:r>
+          </w:p>
+        </w:tc>
+        <w:tc>
+          <w:tcPr>
+            <w:tcW w:type="dxa" w:w="2160"/>
+            <w:vAlign w:val="center"/>
+            <w:tcBorders>
+              <w:top w:val="single" w:sz="6" w:space="0" w:color="CCCCCC"/>
+              <w:bottom w:val="single" w:sz="6" w:space="0" w:color="CCCCCC"/>
+              <w:left w:val="single" w:sz="6" w:space="0" w:color="CCCCCC"/>
+              <w:right w:val="single" w:sz="6" w:space="0" w:color="CCCCCC"/>
+            </w:tcBorders>
+            <w:tcMar>
+              <w:top w:w="96" w:type="dxa"/>
+              <w:bottom w:w="96" w:type="dxa"/>
+              <w:left w:w="144" w:type="dxa"/>
+              <w:right w:w="144" w:type="dxa"/>
+            </w:tcMar>
+          </w:tcPr>
+          <w:p>
+            <w:pPr>
+              <w:jc w:val="left"/>
+              <w:spacing w:line="240" w:lineRule="auto" w:before="50" w:after="50"/>
+            </w:pPr>
+            <w:r>
+              <w:rPr>
+                <w:sz w:val="20"/>
+              </w:rPr>
+              <w:t xml:space="preserve">1.343 </w:t>
+            </w:r>
+            <w:r>
+              <w:rPr>
+                <w:sz w:val="20"/>
+              </w:rPr>
+              <w:t xml:space="preserve"> </w:t>
+            </w:r>
+            <w:r>
+              <w:rPr>
+                <w:sz w:val="20"/>
+              </w:rPr>
+              <w:t>位</w:t>
+            </w:r>
+          </w:p>
+        </w:tc>
+        <w:tc>
+          <w:tcPr>
+            <w:tcW w:type="dxa" w:w="2160"/>
+            <w:vAlign w:val="center"/>
+            <w:tcBorders>
+              <w:top w:val="single" w:sz="6" w:space="0" w:color="CCCCCC"/>
+              <w:bottom w:val="single" w:sz="6" w:space="0" w:color="CCCCCC"/>
+              <w:left w:val="single" w:sz="6" w:space="0" w:color="CCCCCC"/>
+              <w:right w:val="single" w:sz="6" w:space="0" w:color="CCCCCC"/>
+            </w:tcBorders>
+            <w:tcMar>
+              <w:top w:w="96" w:type="dxa"/>
+              <w:bottom w:w="96" w:type="dxa"/>
+              <w:left w:w="144" w:type="dxa"/>
+              <w:right w:w="144" w:type="dxa"/>
+            </w:tcMar>
+          </w:tcPr>
+          <w:p>
+            <w:pPr>
+              <w:jc w:val="left"/>
+              <w:spacing w:line="240" w:lineRule="auto" w:before="50" w:after="50"/>
+            </w:pPr>
+            <w:r>
+              <w:rPr>
+                <w:sz w:val="20"/>
+              </w:rPr>
+              <w:t>IR drop</w:t>
+            </w:r>
+          </w:p>
+        </w:tc>
+      </w:tr>
+      <w:tr>
+        <w:tc>
+          <w:tcPr>
+            <w:tcW w:type="dxa" w:w="2160"/>
+            <w:vAlign w:val="center"/>
+            <w:tcBorders>
+              <w:top w:val="single" w:sz="6" w:space="0" w:color="CCCCCC"/>
+              <w:bottom w:val="single" w:sz="6" w:space="0" w:color="CCCCCC"/>
+              <w:left w:val="single" w:sz="6" w:space="0" w:color="CCCCCC"/>
+              <w:right w:val="single" w:sz="6" w:space="0" w:color="CCCCCC"/>
+            </w:tcBorders>
+            <w:tcMar>
+              <w:top w:w="96" w:type="dxa"/>
+              <w:bottom w:w="96" w:type="dxa"/>
+              <w:left w:w="144" w:type="dxa"/>
+              <w:right w:w="144" w:type="dxa"/>
+            </w:tcMar>
+          </w:tcPr>
+          <w:p>
+            <w:pPr>
+              <w:jc w:val="left"/>
+              <w:spacing w:line="240" w:lineRule="auto" w:before="50" w:after="50"/>
+            </w:pPr>
+            <w:r>
+              <w:rPr>
+                <w:sz w:val="20"/>
+              </w:rPr>
+              <w:t>256</w:t>
+            </w:r>
+          </w:p>
+        </w:tc>
+        <w:tc>
+          <w:tcPr>
+            <w:tcW w:type="dxa" w:w="2160"/>
+            <w:vAlign w:val="center"/>
+            <w:tcBorders>
+              <w:top w:val="single" w:sz="6" w:space="0" w:color="CCCCCC"/>
+              <w:bottom w:val="single" w:sz="6" w:space="0" w:color="CCCCCC"/>
+              <w:left w:val="single" w:sz="6" w:space="0" w:color="CCCCCC"/>
+              <w:right w:val="single" w:sz="6" w:space="0" w:color="CCCCCC"/>
+            </w:tcBorders>
+            <w:tcMar>
+              <w:top w:w="96" w:type="dxa"/>
+              <w:bottom w:w="96" w:type="dxa"/>
+              <w:left w:w="144" w:type="dxa"/>
+              <w:right w:w="144" w:type="dxa"/>
+            </w:tcMar>
+          </w:tcPr>
+          <w:p>
+            <w:pPr>
+              <w:jc w:val="left"/>
+              <w:spacing w:line="240" w:lineRule="auto" w:before="50" w:after="50"/>
+            </w:pPr>
+            <w:r>
+              <w:rPr>
+                <w:sz w:val="20"/>
+              </w:rPr>
+              <w:t>84.1844%</w:t>
+            </w:r>
+          </w:p>
+        </w:tc>
+        <w:tc>
+          <w:tcPr>
+            <w:tcW w:type="dxa" w:w="2160"/>
+            <w:vAlign w:val="center"/>
+            <w:tcBorders>
+              <w:top w:val="single" w:sz="6" w:space="0" w:color="CCCCCC"/>
+              <w:bottom w:val="single" w:sz="6" w:space="0" w:color="CCCCCC"/>
+              <w:left w:val="single" w:sz="6" w:space="0" w:color="CCCCCC"/>
+              <w:right w:val="single" w:sz="6" w:space="0" w:color="CCCCCC"/>
+            </w:tcBorders>
+            <w:tcMar>
+              <w:top w:w="96" w:type="dxa"/>
+              <w:bottom w:w="96" w:type="dxa"/>
+              <w:left w:w="144" w:type="dxa"/>
+              <w:right w:w="144" w:type="dxa"/>
+            </w:tcMar>
+          </w:tcPr>
+          <w:p>
+            <w:pPr>
+              <w:jc w:val="left"/>
+              <w:spacing w:line="240" w:lineRule="auto" w:before="50" w:after="50"/>
+            </w:pPr>
+            <w:r>
+              <w:rPr>
+                <w:b/>
+                <w:sz w:val="20"/>
+              </w:rPr>
+              <w:t>0.248 位</w:t>
+            </w:r>
+          </w:p>
+        </w:tc>
+        <w:tc>
+          <w:tcPr>
+            <w:tcW w:type="dxa" w:w="2160"/>
+            <w:vAlign w:val="center"/>
+            <w:tcBorders>
+              <w:top w:val="single" w:sz="6" w:space="0" w:color="CCCCCC"/>
+              <w:bottom w:val="single" w:sz="6" w:space="0" w:color="CCCCCC"/>
+              <w:left w:val="single" w:sz="6" w:space="0" w:color="CCCCCC"/>
+              <w:right w:val="single" w:sz="6" w:space="0" w:color="CCCCCC"/>
+            </w:tcBorders>
+            <w:tcMar>
+              <w:top w:w="96" w:type="dxa"/>
+              <w:bottom w:w="96" w:type="dxa"/>
+              <w:left w:w="144" w:type="dxa"/>
+              <w:right w:w="144" w:type="dxa"/>
+            </w:tcMar>
+          </w:tcPr>
+          <w:p>
+            <w:pPr>
+              <w:jc w:val="left"/>
+              <w:spacing w:line="240" w:lineRule="auto" w:before="50" w:after="50"/>
+            </w:pPr>
+            <w:r>
+              <w:rPr>
+                <w:sz w:val="20"/>
+              </w:rPr>
+              <w:t>IR drop</w:t>
+            </w:r>
+          </w:p>
+        </w:tc>
+      </w:tr>
+    </w:tbl>
+    <w:p>
+      <w:pPr>
+        <w:spacing w:after="192"/>
+      </w:pPr>
+      <w:r>
+        <w:rPr>
+          <w:rFonts w:ascii="宋体" w:eastAsia="宋体" w:hAnsi="宋体" w:cs="宋体" w:hint="eastAsia"/>
+          <w:b/>
+          <w:lang w:eastAsia="zh-CN"/>
+        </w:rPr>
+        <w:t>做法</w:t>
+      </w:r>
+      <w:r>
+        <w:rPr>
+          <w:rFonts w:ascii="宋体" w:eastAsia="宋体" w:hAnsi="宋体" w:cs="宋体" w:hint="eastAsia"/>
+          <w:lang w:eastAsia="zh-CN"/>
+        </w:rPr>
+        <w:t>：</w:t>
+      </w:r>
+      <w:r>
+        <w:rPr>
+          <w:rFonts w:ascii="宋体" w:eastAsia="宋体" w:hAnsi="宋体" w:cs="宋体" w:hint="eastAsia"/>
+          <w:b/>
+          <w:lang w:eastAsia="zh-CN"/>
+        </w:rPr>
+        <w:t>口径桥</w:t>
+      </w:r>
+      <w:r>
+        <w:rPr>
+          <w:rFonts w:ascii="宋体" w:eastAsia="宋体" w:hAnsi="宋体" w:cs="宋体" w:hint="eastAsia"/>
+          <w:lang w:eastAsia="zh-CN"/>
+        </w:rPr>
+        <w:t>（</w:t>
+      </w:r>
+      <w:r>
+        <w:rPr>
+          <w:rFonts w:ascii="Courier" w:hAnsi="Courier"/>
+        </w:rPr>
+        <w:t>1 LSB @ k bit = 100/2^k %FS</w:t>
+      </w:r>
+      <w:r>
+        <w:rPr>
+          <w:rFonts w:ascii="宋体" w:eastAsia="宋体" w:hAnsi="宋体" w:cs="宋体" w:hint="eastAsia"/>
+          <w:lang w:eastAsia="zh-CN"/>
+        </w:rPr>
+        <w:t>）</w:t>
+      </w:r>
+      <w:r>
+        <w:t xml:space="preserve">+ </w:t>
+      </w:r>
+      <w:r>
+        <w:rPr>
+          <w:rFonts w:ascii="宋体" w:eastAsia="宋体" w:hAnsi="宋体" w:cs="宋体" w:hint="eastAsia"/>
+          <w:b/>
+          <w:lang w:eastAsia="zh-CN"/>
+        </w:rPr>
+        <w:t>三分类合成律</w:t>
+      </w:r>
+      <w:r>
+        <w:rPr>
+          <w:rFonts w:ascii="宋体" w:eastAsia="宋体" w:hAnsi="宋体" w:cs="宋体" w:hint="eastAsia"/>
+          <w:lang w:eastAsia="zh-CN"/>
+        </w:rPr>
+        <w:t>（系统性</w:t>
+      </w:r>
+      <w:r>
+        <w:t xml:space="preserve"> Σ / </w:t>
+      </w:r>
+      <w:r>
+        <w:rPr>
+          <w:rFonts w:ascii="宋体" w:eastAsia="宋体" w:hAnsi="宋体" w:cs="宋体" w:hint="eastAsia"/>
+          <w:lang w:eastAsia="zh-CN"/>
+        </w:rPr>
+        <w:t>随机</w:t>
+      </w:r>
+      <w:r>
+        <w:t xml:space="preserve"> RSS→3σ / </w:t>
+      </w:r>
+      <w:r>
+        <w:rPr>
+          <w:rFonts w:ascii="宋体" w:eastAsia="宋体" w:hAnsi="宋体" w:cs="宋体" w:hint="eastAsia"/>
+          <w:lang w:eastAsia="zh-CN"/>
+        </w:rPr>
+        <w:t>有界</w:t>
+      </w:r>
+      <w:r>
+        <w:t xml:space="preserve"> Σ→√3</w:t>
+      </w:r>
+      <w:r>
+        <w:rPr>
+          <w:rFonts w:ascii="宋体" w:eastAsia="宋体" w:hAnsi="宋体" w:cs="宋体" w:hint="eastAsia"/>
+          <w:lang w:eastAsia="zh-CN"/>
+        </w:rPr>
+        <w:t>；</w:t>
+      </w:r>
+      <w:r>
+        <w:rPr>
+          <w:rFonts w:ascii="Courier" w:hAnsi="Courier"/>
+        </w:rPr>
+        <w:t>worst = Σsys + 3σ + Σbnd</w:t>
+      </w:r>
+      <w:r>
+        <w:rPr>
+          <w:rFonts w:ascii="宋体" w:eastAsia="宋体" w:hAnsi="宋体" w:cs="宋体" w:hint="eastAsia"/>
+          <w:lang w:eastAsia="zh-CN"/>
+        </w:rPr>
+        <w:t>）</w:t>
+      </w:r>
+      <w:r>
+        <w:t>——</w:t>
+      </w:r>
+      <w:r>
+        <w:rPr>
+          <w:rFonts w:ascii="宋体" w:eastAsia="宋体" w:hAnsi="宋体" w:cs="宋体" w:hint="eastAsia"/>
+          <w:b/>
+          <w:lang w:eastAsia="zh-CN"/>
+        </w:rPr>
+        <w:t>简单相加是错的、全用 RSS 也是错的</w:t>
+      </w:r>
+      <w:r>
+        <w:rPr>
+          <w:rFonts w:ascii="宋体" w:eastAsia="宋体" w:hAnsi="宋体" w:cs="宋体" w:hint="eastAsia"/>
+          <w:lang w:eastAsia="zh-CN"/>
+        </w:rPr>
+        <w:t>。本段</w:t>
+      </w:r>
+      <w:r>
+        <w:rPr>
+          <w:rFonts w:ascii="宋体" w:eastAsia="宋体" w:hAnsi="宋体" w:cs="宋体" w:hint="eastAsia"/>
+          <w:b/>
+          <w:lang w:eastAsia="zh-CN"/>
+        </w:rPr>
+        <w:t>不吃新物理</w:t>
+      </w:r>
+      <w:r>
+        <w:rPr>
+          <w:rFonts w:ascii="宋体" w:eastAsia="宋体" w:hAnsi="宋体" w:cs="宋体" w:hint="eastAsia"/>
+          <w:lang w:eastAsia="zh-CN"/>
+        </w:rPr>
+        <w:t>：只读消费</w:t>
+      </w:r>
+      <w:r>
+        <w:t xml:space="preserve"> E7/E8/E9/E14 </w:t>
+      </w:r>
+      <w:r>
+        <w:rPr>
+          <w:rFonts w:ascii="宋体" w:eastAsia="宋体" w:hAnsi="宋体" w:cs="宋体" w:hint="eastAsia"/>
+          <w:lang w:eastAsia="zh-CN"/>
+        </w:rPr>
+        <w:t>接口，</w:t>
+      </w:r>
+      <w:r>
+        <w:rPr>
+          <w:rFonts w:ascii="宋体" w:eastAsia="宋体" w:hAnsi="宋体" w:cs="宋体" w:hint="eastAsia"/>
+          <w:b/>
+          <w:lang w:eastAsia="zh-CN"/>
+        </w:rPr>
+        <w:t>不改任何既有默认值</w:t>
+      </w:r>
+      <w:r>
+        <w:rPr>
+          <w:rFonts w:ascii="宋体" w:eastAsia="宋体" w:hAnsi="宋体" w:cs="宋体" w:hint="eastAsia"/>
+          <w:lang w:eastAsia="zh-CN"/>
+        </w:rPr>
+        <w:t>。</w:t>
+      </w:r>
+    </w:p>
+    <w:p>
+      <w:pPr>
+        <w:spacing w:after="192"/>
+      </w:pPr>
+      <w:r>
+        <w:t xml:space="preserve">🔴 </w:t>
+      </w:r>
+      <w:r>
+        <w:rPr>
+          <w:rFonts w:ascii="宋体" w:eastAsia="宋体" w:hAnsi="宋体" w:cs="宋体" w:hint="eastAsia"/>
+          <w:b/>
+          <w:lang w:eastAsia="zh-CN"/>
+        </w:rPr>
+        <w:t>全链 5% 预算可及上界 N≤12</w:t>
+      </w:r>
+      <w:r>
+        <w:rPr>
+          <w:rFonts w:ascii="宋体" w:eastAsia="宋体" w:hAnsi="宋体" w:cs="宋体" w:hint="eastAsia"/>
+          <w:lang w:eastAsia="zh-CN"/>
+        </w:rPr>
+        <w:t>，而只算</w:t>
+      </w:r>
+      <w:r>
+        <w:t xml:space="preserve"> IR drop </w:t>
+      </w:r>
+      <w:r>
+        <w:rPr>
+          <w:rFonts w:ascii="宋体" w:eastAsia="宋体" w:hAnsi="宋体" w:cs="宋体" w:hint="eastAsia"/>
+          <w:lang w:eastAsia="zh-CN"/>
+        </w:rPr>
+        <w:t>得</w:t>
+      </w:r>
+      <w:r>
+        <w:t xml:space="preserve"> </w:t>
+      </w:r>
+      <w:r>
+        <w:rPr>
+          <w:b/>
+        </w:rPr>
+        <w:t>N≤18</w:t>
+      </w:r>
+      <w:r>
+        <w:t xml:space="preserve"> ⇒ </w:t>
+      </w:r>
+      <w:r>
+        <w:rPr>
+          <w:rFonts w:ascii="宋体" w:eastAsia="宋体" w:hAnsi="宋体" w:cs="宋体" w:hint="eastAsia"/>
+          <w:b/>
+          <w:lang w:eastAsia="zh-CN"/>
+        </w:rPr>
+        <w:t>后者是乐观的</w:t>
+      </w:r>
+      <w:r>
+        <w:rPr>
+          <w:rFonts w:ascii="宋体" w:eastAsia="宋体" w:hAnsi="宋体" w:cs="宋体" w:hint="eastAsia"/>
+          <w:lang w:eastAsia="zh-CN"/>
+        </w:rPr>
+        <w:t>（严格</w:t>
+      </w:r>
+      <w:r>
+        <w:t xml:space="preserve"> 33%</w:t>
+      </w:r>
+      <w:r>
+        <w:rPr>
+          <w:rFonts w:ascii="宋体" w:eastAsia="宋体" w:hAnsi="宋体" w:cs="宋体" w:hint="eastAsia"/>
+          <w:lang w:eastAsia="zh-CN"/>
+        </w:rPr>
+        <w:t>）</w:t>
+      </w:r>
+      <w:r>
+        <w:t>——</w:t>
+      </w:r>
+      <w:r>
+        <w:rPr>
+          <w:rFonts w:ascii="宋体" w:eastAsia="宋体" w:hAnsi="宋体" w:cs="宋体" w:hint="eastAsia"/>
+          <w:b/>
+          <w:lang w:eastAsia="zh-CN"/>
+        </w:rPr>
+        <w:t>单看任何一段都得不出这个数</w:t>
+      </w:r>
+      <w:r>
+        <w:rPr>
+          <w:rFonts w:ascii="宋体" w:eastAsia="宋体" w:hAnsi="宋体" w:cs="宋体" w:hint="eastAsia"/>
+          <w:lang w:eastAsia="zh-CN"/>
+        </w:rPr>
+        <w:t>。</w:t>
+      </w:r>
+    </w:p>
+    <w:p>
+      <w:pPr>
+        <w:spacing w:after="192"/>
+      </w:pPr>
+      <w:r>
+        <w:t xml:space="preserve">🔴 </w:t>
+      </w:r>
+      <w:r>
+        <w:rPr>
+          <w:rFonts w:ascii="宋体" w:eastAsia="宋体" w:hAnsi="宋体" w:cs="宋体" w:hint="eastAsia"/>
+          <w:b/>
+          <w:lang w:eastAsia="zh-CN"/>
+        </w:rPr>
+        <w:t>诚实边界</w:t>
+      </w:r>
+      <w:r>
+        <w:rPr>
+          <w:rFonts w:ascii="宋体" w:eastAsia="宋体" w:hAnsi="宋体" w:cs="宋体" w:hint="eastAsia"/>
+          <w:lang w:eastAsia="zh-CN"/>
+        </w:rPr>
+        <w:t>：有效位数是</w:t>
+      </w:r>
+      <w:r>
+        <w:rPr>
+          <w:rFonts w:ascii="宋体" w:eastAsia="宋体" w:hAnsi="宋体" w:cs="宋体" w:hint="eastAsia"/>
+          <w:b/>
+          <w:lang w:eastAsia="zh-CN"/>
+        </w:rPr>
+        <w:t>本项目自定义量</w:t>
+      </w:r>
+      <w:r>
+        <w:rPr>
+          <w:rFonts w:ascii="宋体" w:eastAsia="宋体" w:hAnsi="宋体" w:cs="宋体" w:hint="eastAsia"/>
+          <w:lang w:eastAsia="zh-CN"/>
+        </w:rPr>
+        <w:t>（</w:t>
+      </w:r>
+      <w:r>
+        <w:rPr>
+          <w:rFonts w:ascii="宋体" w:hAnsi="宋体" w:eastAsia="宋体" w:cs="宋体" w:hint="eastAsia"/>
+          <w:lang w:eastAsia="zh-CN"/>
+        </w:rPr>
+        <w:t>log2(100/最坏相对误差[%])</w:t>
+      </w:r>
+      <w:r>
+        <w:rPr>
+          <w:rFonts w:ascii="宋体" w:eastAsia="宋体" w:hAnsi="宋体" w:cs="宋体" w:hint="eastAsia"/>
+          <w:lang w:eastAsia="zh-CN"/>
+        </w:rPr>
+        <w:t>），</w:t>
+      </w:r>
+      <w:r>
+        <w:rPr>
+          <w:rFonts w:ascii="宋体" w:eastAsia="宋体" w:hAnsi="宋体" w:cs="宋体" w:hint="eastAsia"/>
+          <w:b/>
+          <w:lang w:eastAsia="zh-CN"/>
+        </w:rPr>
+        <w:t>不是 IEEE ENOB</w:t>
+      </w:r>
+      <w:r>
+        <w:rPr>
+          <w:rFonts w:ascii="宋体" w:eastAsia="宋体" w:hAnsi="宋体" w:cs="宋体" w:hint="eastAsia"/>
+          <w:lang w:eastAsia="zh-CN"/>
+        </w:rPr>
+        <w:t>；</w:t>
+      </w:r>
+      <w:r>
+        <w:rPr>
+          <w:rFonts w:ascii="宋体" w:eastAsia="宋体" w:hAnsi="宋体" w:cs="宋体" w:hint="eastAsia"/>
+          <w:b/>
+          <w:lang w:eastAsia="zh-CN"/>
+        </w:rPr>
+        <w:t>只覆盖静态</w:t>
+      </w:r>
+      <w:r>
+        <w:rPr>
+          <w:rFonts w:ascii="宋体" w:eastAsia="宋体" w:hAnsi="宋体" w:cs="宋体" w:hint="eastAsia"/>
+          <w:lang w:eastAsia="zh-CN"/>
+        </w:rPr>
+        <w:t>（不含时序</w:t>
+      </w:r>
+      <w:r>
+        <w:t xml:space="preserve"> / </w:t>
+      </w:r>
+      <w:r>
+        <w:rPr>
+          <w:rFonts w:ascii="宋体" w:eastAsia="宋体" w:hAnsi="宋体" w:cs="宋体" w:hint="eastAsia"/>
+          <w:lang w:eastAsia="zh-CN"/>
+        </w:rPr>
+        <w:t>动态</w:t>
+      </w:r>
+      <w:r>
+        <w:t xml:space="preserve"> / </w:t>
+      </w:r>
+      <w:r>
+        <w:rPr>
+          <w:rFonts w:ascii="宋体" w:eastAsia="宋体" w:hAnsi="宋体" w:cs="宋体" w:hint="eastAsia"/>
+          <w:lang w:eastAsia="zh-CN"/>
+        </w:rPr>
+        <w:t>采样率</w:t>
+      </w:r>
+      <w:r>
+        <w:t xml:space="preserve"> / </w:t>
+      </w:r>
+      <w:r>
+        <w:rPr>
+          <w:rFonts w:ascii="宋体" w:eastAsia="宋体" w:hAnsi="宋体" w:cs="宋体" w:hint="eastAsia"/>
+          <w:lang w:eastAsia="zh-CN"/>
+        </w:rPr>
+        <w:t>抖动</w:t>
+      </w:r>
+      <w:r>
+        <w:t xml:space="preserve"> / </w:t>
+      </w:r>
+      <w:r>
+        <w:rPr>
+          <w:rFonts w:ascii="宋体" w:eastAsia="宋体" w:hAnsi="宋体" w:cs="宋体" w:hint="eastAsia"/>
+          <w:lang w:eastAsia="zh-CN"/>
+        </w:rPr>
+        <w:t>老化</w:t>
+      </w:r>
+      <w:r>
+        <w:t xml:space="preserve"> / </w:t>
+      </w:r>
+      <w:r>
+        <w:rPr>
+          <w:rFonts w:ascii="宋体" w:eastAsia="宋体" w:hAnsi="宋体" w:cs="宋体" w:hint="eastAsia"/>
+          <w:lang w:eastAsia="zh-CN"/>
+        </w:rPr>
+        <w:t>电源噪声）；合成律是</w:t>
+      </w:r>
+      <w:r>
+        <w:rPr>
+          <w:rFonts w:ascii="宋体" w:eastAsia="宋体" w:hAnsi="宋体" w:cs="宋体" w:hint="eastAsia"/>
+          <w:b/>
+          <w:lang w:eastAsia="zh-CN"/>
+        </w:rPr>
+        <w:t>保守工程口径</w:t>
+      </w:r>
+      <w:r>
+        <w:rPr>
+          <w:rFonts w:ascii="宋体" w:eastAsia="宋体" w:hAnsi="宋体" w:cs="宋体" w:hint="eastAsia"/>
+          <w:lang w:eastAsia="zh-CN"/>
+        </w:rPr>
+        <w:t>、非严格概率保证；不报</w:t>
+      </w:r>
+      <w:r>
+        <w:t xml:space="preserve"> TOPS / TOPS-W / fJ/op</w:t>
+      </w:r>
+      <w:r>
+        <w:rPr>
+          <w:rFonts w:ascii="宋体" w:eastAsia="宋体" w:hAnsi="宋体" w:cs="宋体" w:hint="eastAsia"/>
+          <w:lang w:eastAsia="zh-CN"/>
+        </w:rPr>
+        <w:t>。</w:t>
+      </w:r>
+    </w:p>
+    <w:p>
+      <w:pPr>
+        <w:spacing w:after="192"/>
+      </w:pPr>
+      <w:r>
         <w:t xml:space="preserve">🔴 </w:t>
       </w:r>
       <w:r>
@@ -23911,7 +25974,7 @@
         <w:rPr>
           <w:sz w:val="20"/>
         </w:rPr>
-        <w:t xml:space="preserve"> E1–E14</w:t>
+        <w:t xml:space="preserve"> E1–E15</w:t>
       </w:r>
       <w:r>
         <w:rPr>
@@ -23925,7 +25988,7 @@
         <w:rPr>
           <w:sz w:val="20"/>
         </w:rPr>
-        <w:t>D-150…D-176</w:t>
+        <w:t>D-150…D-180</w:t>
       </w:r>
       <w:r>
         <w:rPr>

--- a/LDA_电子计算芯片_对外一页纸.docx
+++ b/LDA_电子计算芯片_对外一页纸.docx
@@ -356,7 +356,7 @@
             <w:color w:val="000000"/>
             <w:u w:val="none"/>
           </w:rPr>
-          <w:t xml:space="preserve">三、十二段里程碑（E1–E13）</w:t>
+          <w:t xml:space="preserve">三、十五段里程碑（E1–E16）</w:t>
         </w:r>
       </w:hyperlink>
     </w:p>
@@ -416,7 +416,7 @@
             <w:color w:val="000000"/>
             <w:u w:val="none"/>
           </w:rPr>
-          <w:t xml:space="preserve">八、2D MOS 与应用外设——短沟道效应（E12）+ I–V / 亚阈值摆幅（E13）+ 真 DAC / ADC / 行驱动（E14）+ 端到端误差预算链（E15）</w:t>
+          <w:t xml:space="preserve">八、2D MOS 与应用外设——短沟道效应（E12）+ I–V / 亚阈值摆幅（E13）+ 真 DAC / ADC / 行驱动（E14）+ 端到端误差预算链（E15）+ 权重编程通路（E16）</w:t>
         </w:r>
       </w:hyperlink>
     </w:p>
@@ -672,7 +672,7 @@
                 <w:color w:val="1A73E8"/>
                 <w:sz w:val="28"/>
               </w:rPr>
-              <w:t>12</w:t>
+              <w:t>15</w:t>
             </w:r>
           </w:p>
         </w:tc>
@@ -704,7 +704,7 @@
                 <w:color w:val="1A73E8"/>
                 <w:sz w:val="28"/>
               </w:rPr>
-              <w:t>277</w:t>
+              <w:t>348</w:t>
             </w:r>
           </w:p>
         </w:tc>
@@ -736,7 +736,7 @@
                 <w:color w:val="1A73E8"/>
                 <w:sz w:val="28"/>
               </w:rPr>
-              <w:t>16</w:t>
+              <w:t>20</w:t>
             </w:r>
           </w:p>
         </w:tc>
@@ -1805,6 +1805,462 @@
           </w:p>
         </w:tc>
       </w:tr>
+      <w:tr>
+        <w:tc>
+          <w:tcPr>
+            <w:tcW w:type="dxa" w:w="2160"/>
+            <w:tcBorders>
+              <w:top w:val="single" w:sz="6" w:space="0" w:color="CCCCCC"/>
+              <w:bottom w:val="single" w:sz="6" w:space="0" w:color="CCCCCC"/>
+              <w:left w:val="single" w:sz="6" w:space="0" w:color="CCCCCC"/>
+              <w:right w:val="single" w:sz="6" w:space="0" w:color="CCCCCC"/>
+            </w:tcBorders>
+            <w:shd w:val="clear" w:color="auto" w:fill="F5F7FA"/>
+            <w:vAlign w:val="center"/>
+            <w:tcMar>
+              <w:top w:w="96" w:type="dxa"/>
+              <w:bottom w:w="96" w:type="dxa"/>
+              <w:left w:w="144" w:type="dxa"/>
+              <w:right w:w="144" w:type="dxa"/>
+            </w:tcMar>
+          </w:tcPr>
+          <w:p>
+            <w:pPr>
+              <w:jc w:val="center"/>
+              <w:spacing w:line="240" w:lineRule="auto" w:before="50" w:after="50"/>
+            </w:pPr>
+            <w:r>
+              <w:rPr>
+                <w:rFonts w:ascii="黑体" w:hAnsi="黑体" w:eastAsia="黑体" w:hint="eastAsia"/>
+                <w:b/>
+                <w:sz w:val="20"/>
+              </w:rPr>
+              <w:t>写入噪声地板（</w:t>
+            </w:r>
+            <w:r>
+              <w:rPr>
+                <w:rFonts w:ascii="黑体" w:hAnsi="黑体" w:eastAsia="黑体" w:hint="eastAsia"/>
+                <w:b/>
+                <w:sz w:val="20"/>
+              </w:rPr>
+              <w:t xml:space="preserve"> </w:t>
+            </w:r>
+            <w:r>
+              <w:rPr>
+                <w:rFonts w:ascii="黑体" w:hAnsi="黑体" w:eastAsia="黑体" w:hint="eastAsia"/>
+                <w:b/>
+                <w:sz w:val="20"/>
+              </w:rPr>
+              <w:t>E16</w:t>
+            </w:r>
+            <w:r>
+              <w:rPr>
+                <w:rFonts w:ascii="黑体" w:hAnsi="黑体" w:eastAsia="黑体" w:hint="eastAsia"/>
+                <w:b/>
+                <w:sz w:val="20"/>
+              </w:rPr>
+              <w:t xml:space="preserve"> </w:t>
+            </w:r>
+            <w:r>
+              <w:rPr>
+                <w:rFonts w:ascii="黑体" w:hAnsi="黑体" w:eastAsia="黑体" w:hint="eastAsia"/>
+                <w:b/>
+                <w:sz w:val="20"/>
+              </w:rPr>
+              <w:t>）</w:t>
+            </w:r>
+          </w:p>
+        </w:tc>
+        <w:tc>
+          <w:tcPr>
+            <w:tcW w:type="dxa" w:w="2160"/>
+            <w:tcBorders>
+              <w:top w:val="single" w:sz="6" w:space="0" w:color="CCCCCC"/>
+              <w:bottom w:val="single" w:sz="6" w:space="0" w:color="CCCCCC"/>
+              <w:left w:val="single" w:sz="6" w:space="0" w:color="CCCCCC"/>
+              <w:right w:val="single" w:sz="6" w:space="0" w:color="CCCCCC"/>
+            </w:tcBorders>
+            <w:shd w:val="clear" w:color="auto" w:fill="F5F7FA"/>
+            <w:vAlign w:val="center"/>
+            <w:tcMar>
+              <w:top w:w="96" w:type="dxa"/>
+              <w:bottom w:w="96" w:type="dxa"/>
+              <w:left w:w="144" w:type="dxa"/>
+              <w:right w:w="144" w:type="dxa"/>
+            </w:tcMar>
+          </w:tcPr>
+          <w:p>
+            <w:pPr>
+              <w:jc w:val="center"/>
+              <w:spacing w:line="240" w:lineRule="auto" w:before="50" w:after="50"/>
+            </w:pPr>
+            <w:r>
+              <w:rPr>
+                <w:rFonts w:ascii="黑体" w:hAnsi="黑体" w:eastAsia="黑体" w:hint="eastAsia"/>
+                <w:b/>
+                <w:sz w:val="20"/>
+              </w:rPr>
+              <w:t xml:space="preserve">8×8 </w:t>
+            </w:r>
+            <w:r>
+              <w:rPr>
+                <w:rFonts w:ascii="黑体" w:hAnsi="黑体" w:eastAsia="黑体" w:hint="eastAsia"/>
+                <w:b/>
+                <w:sz w:val="20"/>
+              </w:rPr>
+              <w:t xml:space="preserve"> </w:t>
+            </w:r>
+            <w:r>
+              <w:rPr>
+                <w:rFonts w:ascii="黑体" w:hAnsi="黑体" w:eastAsia="黑体" w:hint="eastAsia"/>
+                <w:b/>
+                <w:sz w:val="20"/>
+              </w:rPr>
+              <w:t>有效精度（含</w:t>
+            </w:r>
+            <w:r>
+              <w:rPr>
+                <w:rFonts w:ascii="黑体" w:hAnsi="黑体" w:eastAsia="黑体" w:hint="eastAsia"/>
+                <w:b/>
+                <w:sz w:val="20"/>
+              </w:rPr>
+              <w:t xml:space="preserve"> </w:t>
+            </w:r>
+            <w:r>
+              <w:rPr>
+                <w:rFonts w:ascii="黑体" w:hAnsi="黑体" w:eastAsia="黑体" w:hint="eastAsia"/>
+                <w:b/>
+                <w:sz w:val="20"/>
+              </w:rPr>
+              <w:t xml:space="preserve"> MLC 6 </w:t>
+            </w:r>
+            <w:r>
+              <w:rPr>
+                <w:rFonts w:ascii="黑体" w:hAnsi="黑体" w:eastAsia="黑体" w:hint="eastAsia"/>
+                <w:b/>
+                <w:sz w:val="20"/>
+              </w:rPr>
+              <w:t xml:space="preserve"> </w:t>
+            </w:r>
+            <w:r>
+              <w:rPr>
+                <w:rFonts w:ascii="黑体" w:hAnsi="黑体" w:eastAsia="黑体" w:hint="eastAsia"/>
+                <w:b/>
+                <w:sz w:val="20"/>
+              </w:rPr>
+              <w:t>位）</w:t>
+            </w:r>
+          </w:p>
+        </w:tc>
+        <w:tc>
+          <w:tcPr>
+            <w:tcW w:type="dxa" w:w="2160"/>
+            <w:tcBorders>
+              <w:top w:val="single" w:sz="6" w:space="0" w:color="CCCCCC"/>
+              <w:bottom w:val="single" w:sz="6" w:space="0" w:color="CCCCCC"/>
+              <w:left w:val="single" w:sz="6" w:space="0" w:color="CCCCCC"/>
+              <w:right w:val="single" w:sz="6" w:space="0" w:color="CCCCCC"/>
+            </w:tcBorders>
+            <w:shd w:val="clear" w:color="auto" w:fill="F5F7FA"/>
+            <w:vAlign w:val="center"/>
+            <w:tcMar>
+              <w:top w:w="96" w:type="dxa"/>
+              <w:bottom w:w="96" w:type="dxa"/>
+              <w:left w:w="144" w:type="dxa"/>
+              <w:right w:w="144" w:type="dxa"/>
+            </w:tcMar>
+          </w:tcPr>
+          <w:p>
+            <w:pPr>
+              <w:jc w:val="center"/>
+              <w:spacing w:line="240" w:lineRule="auto" w:before="50" w:after="50"/>
+            </w:pPr>
+            <w:r>
+              <w:rPr>
+                <w:rFonts w:ascii="黑体" w:hAnsi="黑体" w:eastAsia="黑体" w:hint="eastAsia"/>
+                <w:b/>
+                <w:sz w:val="20"/>
+              </w:rPr>
+              <w:t xml:space="preserve">5% </w:t>
+            </w:r>
+            <w:r>
+              <w:rPr>
+                <w:rFonts w:ascii="黑体" w:hAnsi="黑体" w:eastAsia="黑体" w:hint="eastAsia"/>
+                <w:b/>
+                <w:sz w:val="20"/>
+              </w:rPr>
+              <w:t xml:space="preserve"> </w:t>
+            </w:r>
+            <w:r>
+              <w:rPr>
+                <w:rFonts w:ascii="黑体" w:hAnsi="黑体" w:eastAsia="黑体" w:hint="eastAsia"/>
+                <w:b/>
+                <w:sz w:val="20"/>
+              </w:rPr>
+              <w:t>预算可及规模（含编程）</w:t>
+            </w:r>
+          </w:p>
+        </w:tc>
+        <w:tc>
+          <w:tcPr>
+            <w:tcW w:type="dxa" w:w="2160"/>
+            <w:tcBorders>
+              <w:top w:val="single" w:sz="6" w:space="0" w:color="CCCCCC"/>
+              <w:bottom w:val="single" w:sz="6" w:space="0" w:color="CCCCCC"/>
+              <w:left w:val="single" w:sz="6" w:space="0" w:color="CCCCCC"/>
+              <w:right w:val="single" w:sz="6" w:space="0" w:color="CCCCCC"/>
+            </w:tcBorders>
+            <w:shd w:val="clear" w:color="auto" w:fill="F5F7FA"/>
+            <w:vAlign w:val="center"/>
+            <w:tcMar>
+              <w:top w:w="96" w:type="dxa"/>
+              <w:bottom w:w="96" w:type="dxa"/>
+              <w:left w:w="144" w:type="dxa"/>
+              <w:right w:w="144" w:type="dxa"/>
+            </w:tcMar>
+          </w:tcPr>
+          <w:p>
+            <w:pPr>
+              <w:jc w:val="center"/>
+              <w:spacing w:line="240" w:lineRule="auto" w:before="50" w:after="50"/>
+            </w:pPr>
+            <w:r>
+              <w:rPr>
+                <w:rFonts w:ascii="黑体" w:hAnsi="黑体" w:eastAsia="黑体" w:hint="eastAsia"/>
+                <w:b/>
+                <w:sz w:val="20"/>
+              </w:rPr>
+              <w:t>良率（</w:t>
+            </w:r>
+            <w:r>
+              <w:rPr>
+                <w:rFonts w:ascii="黑体" w:hAnsi="黑体" w:eastAsia="黑体" w:hint="eastAsia"/>
+                <w:b/>
+                <w:sz w:val="20"/>
+              </w:rPr>
+              <w:t xml:space="preserve"> </w:t>
+            </w:r>
+            <w:r>
+              <w:rPr>
+                <w:rFonts w:ascii="黑体" w:hAnsi="黑体" w:eastAsia="黑体" w:hint="eastAsia"/>
+                <w:b/>
+                <w:sz w:val="20"/>
+              </w:rPr>
+              <w:t xml:space="preserve">64 </w:t>
+            </w:r>
+            <w:r>
+              <w:rPr>
+                <w:rFonts w:ascii="黑体" w:hAnsi="黑体" w:eastAsia="黑体" w:hint="eastAsia"/>
+                <w:b/>
+                <w:sz w:val="20"/>
+              </w:rPr>
+              <w:t xml:space="preserve"> </w:t>
+            </w:r>
+            <w:r>
+              <w:rPr>
+                <w:rFonts w:ascii="黑体" w:hAnsi="黑体" w:eastAsia="黑体" w:hint="eastAsia"/>
+                <w:b/>
+                <w:sz w:val="20"/>
+              </w:rPr>
+              <w:t>单元</w:t>
+            </w:r>
+            <w:r>
+              <w:rPr>
+                <w:rFonts w:ascii="黑体" w:hAnsi="黑体" w:eastAsia="黑体" w:hint="eastAsia"/>
+                <w:b/>
+                <w:sz w:val="20"/>
+              </w:rPr>
+              <w:t xml:space="preserve"> </w:t>
+            </w:r>
+            <w:r>
+              <w:rPr>
+                <w:rFonts w:ascii="黑体" w:hAnsi="黑体" w:eastAsia="黑体" w:hint="eastAsia"/>
+                <w:b/>
+                <w:sz w:val="20"/>
+              </w:rPr>
+              <w:t xml:space="preserve"> · p=1e-3</w:t>
+            </w:r>
+            <w:r>
+              <w:rPr>
+                <w:rFonts w:ascii="黑体" w:hAnsi="黑体" w:eastAsia="黑体" w:hint="eastAsia"/>
+                <w:b/>
+                <w:sz w:val="20"/>
+              </w:rPr>
+              <w:t xml:space="preserve"> </w:t>
+            </w:r>
+            <w:r>
+              <w:rPr>
+                <w:rFonts w:ascii="黑体" w:hAnsi="黑体" w:eastAsia="黑体" w:hint="eastAsia"/>
+                <w:b/>
+                <w:sz w:val="20"/>
+              </w:rPr>
+              <w:t>）</w:t>
+            </w:r>
+          </w:p>
+        </w:tc>
+      </w:tr>
+      <w:tr>
+        <w:tc>
+          <w:tcPr>
+            <w:tcW w:type="dxa" w:w="2160"/>
+            <w:tcBorders>
+              <w:top w:val="single" w:sz="6" w:space="0" w:color="CCCCCC"/>
+              <w:bottom w:val="single" w:sz="6" w:space="0" w:color="CCCCCC"/>
+              <w:left w:val="single" w:sz="6" w:space="0" w:color="CCCCCC"/>
+              <w:right w:val="single" w:sz="6" w:space="0" w:color="CCCCCC"/>
+            </w:tcBorders>
+            <w:vAlign w:val="center"/>
+            <w:tcMar>
+              <w:top w:w="96" w:type="dxa"/>
+              <w:bottom w:w="96" w:type="dxa"/>
+              <w:left w:w="144" w:type="dxa"/>
+              <w:right w:w="144" w:type="dxa"/>
+            </w:tcMar>
+          </w:tcPr>
+          <w:p>
+            <w:pPr>
+              <w:jc w:val="center"/>
+              <w:spacing w:line="240" w:lineRule="auto" w:before="70" w:after="70"/>
+            </w:pPr>
+            <w:r>
+              <w:rPr>
+                <w:b/>
+                <w:color w:val="1A73E8"/>
+                <w:sz w:val="28"/>
+              </w:rPr>
+              <w:t>0.7001%</w:t>
+            </w:r>
+          </w:p>
+        </w:tc>
+        <w:tc>
+          <w:tcPr>
+            <w:tcW w:type="dxa" w:w="2160"/>
+            <w:tcBorders>
+              <w:top w:val="single" w:sz="6" w:space="0" w:color="CCCCCC"/>
+              <w:bottom w:val="single" w:sz="6" w:space="0" w:color="CCCCCC"/>
+              <w:left w:val="single" w:sz="6" w:space="0" w:color="CCCCCC"/>
+              <w:right w:val="single" w:sz="6" w:space="0" w:color="CCCCCC"/>
+            </w:tcBorders>
+            <w:vAlign w:val="center"/>
+            <w:tcMar>
+              <w:top w:w="96" w:type="dxa"/>
+              <w:bottom w:w="96" w:type="dxa"/>
+              <w:left w:w="144" w:type="dxa"/>
+              <w:right w:w="144" w:type="dxa"/>
+            </w:tcMar>
+          </w:tcPr>
+          <w:p>
+            <w:pPr>
+              <w:jc w:val="center"/>
+              <w:spacing w:line="240" w:lineRule="auto" w:before="70" w:after="70"/>
+            </w:pPr>
+            <w:r>
+              <w:rPr>
+                <w:b/>
+                <w:color w:val="1A73E8"/>
+                <w:sz w:val="28"/>
+              </w:rPr>
+              <w:t xml:space="preserve">4.2445 </w:t>
+            </w:r>
+            <w:r>
+              <w:rPr>
+                <w:b/>
+                <w:color w:val="1A73E8"/>
+                <w:sz w:val="28"/>
+              </w:rPr>
+              <w:t xml:space="preserve"> </w:t>
+            </w:r>
+            <w:r>
+              <w:rPr>
+                <w:b/>
+                <w:color w:val="1A73E8"/>
+                <w:sz w:val="28"/>
+              </w:rPr>
+              <w:t>位</w:t>
+            </w:r>
+          </w:p>
+        </w:tc>
+        <w:tc>
+          <w:tcPr>
+            <w:tcW w:type="dxa" w:w="2160"/>
+            <w:tcBorders>
+              <w:top w:val="single" w:sz="6" w:space="0" w:color="CCCCCC"/>
+              <w:bottom w:val="single" w:sz="6" w:space="0" w:color="CCCCCC"/>
+              <w:left w:val="single" w:sz="6" w:space="0" w:color="CCCCCC"/>
+              <w:right w:val="single" w:sz="6" w:space="0" w:color="CCCCCC"/>
+            </w:tcBorders>
+            <w:vAlign w:val="center"/>
+            <w:tcMar>
+              <w:top w:w="96" w:type="dxa"/>
+              <w:bottom w:w="96" w:type="dxa"/>
+              <w:left w:w="144" w:type="dxa"/>
+              <w:right w:w="144" w:type="dxa"/>
+            </w:tcMar>
+          </w:tcPr>
+          <w:p>
+            <w:pPr>
+              <w:jc w:val="center"/>
+              <w:spacing w:line="240" w:lineRule="auto" w:before="70" w:after="70"/>
+            </w:pPr>
+            <w:r>
+              <w:rPr>
+                <w:b/>
+                <w:color w:val="1A73E8"/>
+                <w:sz w:val="28"/>
+              </w:rPr>
+              <w:t xml:space="preserve">12 → 11 → </w:t>
+            </w:r>
+            <w:r>
+              <w:rPr>
+                <w:b/>
+                <w:color w:val="1A73E8"/>
+                <w:sz w:val="28"/>
+              </w:rPr>
+              <w:t xml:space="preserve"> </w:t>
+            </w:r>
+            <w:r>
+              <w:rPr>
+                <w:b/>
+                <w:color w:val="1A73E8"/>
+                <w:sz w:val="28"/>
+              </w:rPr>
+              <w:t>无解</w:t>
+            </w:r>
+          </w:p>
+        </w:tc>
+        <w:tc>
+          <w:tcPr>
+            <w:tcW w:type="dxa" w:w="2160"/>
+            <w:tcBorders>
+              <w:top w:val="single" w:sz="6" w:space="0" w:color="CCCCCC"/>
+              <w:bottom w:val="single" w:sz="6" w:space="0" w:color="CCCCCC"/>
+              <w:left w:val="single" w:sz="6" w:space="0" w:color="CCCCCC"/>
+              <w:right w:val="single" w:sz="6" w:space="0" w:color="CCCCCC"/>
+            </w:tcBorders>
+            <w:vAlign w:val="center"/>
+            <w:tcMar>
+              <w:top w:w="96" w:type="dxa"/>
+              <w:bottom w:w="96" w:type="dxa"/>
+              <w:left w:w="144" w:type="dxa"/>
+              <w:right w:w="144" w:type="dxa"/>
+            </w:tcMar>
+          </w:tcPr>
+          <w:p>
+            <w:pPr>
+              <w:jc w:val="center"/>
+              <w:spacing w:line="240" w:lineRule="auto" w:before="70" w:after="70"/>
+            </w:pPr>
+            <w:r>
+              <w:rPr>
+                <w:b/>
+                <w:color w:val="1A73E8"/>
+                <w:sz w:val="28"/>
+              </w:rPr>
+              <w:t>0.9380</w:t>
+            </w:r>
+          </w:p>
+        </w:tc>
+      </w:tr>
     </w:tbl>
     <w:p/>
     <w:p>
@@ -2773,7 +3229,7 @@
           <w:b/>
           <w:lang w:eastAsia="zh-CN"/>
         </w:rPr>
-        <w:t>无版图链 / 无寄生后仿 / 无失配噪声模型 / 无千级规模能力 / 无器件级 PDE 内核 / 无 2D MOS（短沟道）能力 / 无 2D 输运（I–V）能力 / 无真 DAC·ADC·行驱动外设 / 无误差预算（四类误差从未合成）</w:t>
+        <w:t>无版图链 / 无寄生后仿 / 无失配噪声模型 / 无千级规模能力 / 无器件级 PDE 内核 / 无 2D MOS（短沟道）能力 / 无 2D 输运（I–V）能力 / 无真 DAC·ADC·行驱动外设 / 无误差预算（四类误差从未合成） / 无权重编程通路（「写入动作」从未被建模）</w:t>
       </w:r>
       <w:r>
         <w:rPr>
@@ -2801,7 +3257,7 @@
           <w:b/>
           <w:lang w:eastAsia="zh-CN"/>
         </w:rPr>
-        <w:t>19 模块 · 18 条能力面入册</w:t>
+        <w:t>20 模块 · 19 条能力面入册</w:t>
       </w:r>
       <w:r>
         <w:rPr>
@@ -6433,6 +6889,288 @@
           </w:p>
         </w:tc>
       </w:tr>
+      <w:tr>
+        <w:tc>
+          <w:tcPr>
+            <w:tcW w:type="dxa" w:w="2880"/>
+            <w:vAlign w:val="center"/>
+            <w:tcBorders>
+              <w:top w:val="single" w:sz="6" w:space="0" w:color="CCCCCC"/>
+              <w:bottom w:val="single" w:sz="6" w:space="0" w:color="CCCCCC"/>
+              <w:left w:val="single" w:sz="6" w:space="0" w:color="CCCCCC"/>
+              <w:right w:val="single" w:sz="6" w:space="0" w:color="CCCCCC"/>
+            </w:tcBorders>
+            <w:tcMar>
+              <w:top w:w="96" w:type="dxa"/>
+              <w:bottom w:w="96" w:type="dxa"/>
+              <w:left w:w="144" w:type="dxa"/>
+              <w:right w:w="144" w:type="dxa"/>
+            </w:tcMar>
+          </w:tcPr>
+          <w:p>
+            <w:pPr>
+              <w:jc w:val="left"/>
+              <w:spacing w:line="240" w:lineRule="auto" w:before="50" w:after="50"/>
+            </w:pPr>
+            <w:r>
+              <w:rPr>
+                <w:rFonts w:ascii="Courier" w:hAnsi="Courier"/>
+                <w:sz w:val="20"/>
+              </w:rPr>
+              <w:t>weight_prog.py</w:t>
+            </w:r>
+          </w:p>
+        </w:tc>
+        <w:tc>
+          <w:tcPr>
+            <w:tcW w:type="dxa" w:w="2880"/>
+            <w:vAlign w:val="center"/>
+            <w:tcBorders>
+              <w:top w:val="single" w:sz="6" w:space="0" w:color="CCCCCC"/>
+              <w:bottom w:val="single" w:sz="6" w:space="0" w:color="CCCCCC"/>
+              <w:left w:val="single" w:sz="6" w:space="0" w:color="CCCCCC"/>
+              <w:right w:val="single" w:sz="6" w:space="0" w:color="CCCCCC"/>
+            </w:tcBorders>
+            <w:tcMar>
+              <w:top w:w="96" w:type="dxa"/>
+              <w:bottom w:w="96" w:type="dxa"/>
+              <w:left w:w="144" w:type="dxa"/>
+              <w:right w:w="144" w:type="dxa"/>
+            </w:tcMar>
+          </w:tcPr>
+          <w:p>
+            <w:pPr>
+              <w:jc w:val="left"/>
+              <w:spacing w:line="240" w:lineRule="auto" w:before="50" w:after="50"/>
+            </w:pPr>
+            <w:r>
+              <w:rPr>
+                <w:b/>
+                <w:sz w:val="20"/>
+              </w:rPr>
+              <w:t>权重编程通路</w:t>
+            </w:r>
+            <w:r>
+              <w:rPr>
+                <w:sz w:val="20"/>
+              </w:rPr>
+              <w:t xml:space="preserve"> </w:t>
+            </w:r>
+            <w:r>
+              <w:rPr>
+                <w:sz w:val="20"/>
+              </w:rPr>
+              <w:t>（写</w:t>
+            </w:r>
+            <w:r>
+              <w:rPr>
+                <w:sz w:val="20"/>
+              </w:rPr>
+              <w:t xml:space="preserve"> </w:t>
+            </w:r>
+            <w:r>
+              <w:rPr>
+                <w:sz w:val="20"/>
+              </w:rPr>
+              <w:t>-</w:t>
+            </w:r>
+            <w:r>
+              <w:rPr>
+                <w:sz w:val="20"/>
+              </w:rPr>
+              <w:t xml:space="preserve"> </w:t>
+            </w:r>
+            <w:r>
+              <w:rPr>
+                <w:sz w:val="20"/>
+              </w:rPr>
+              <w:t>校验动力学</w:t>
+            </w:r>
+            <w:r>
+              <w:rPr>
+                <w:sz w:val="20"/>
+              </w:rPr>
+              <w:t xml:space="preserve"> </w:t>
+            </w:r>
+            <w:r>
+              <w:rPr>
+                <w:sz w:val="20"/>
+              </w:rPr>
+              <w:t xml:space="preserve"> + </w:t>
+            </w:r>
+            <w:r>
+              <w:rPr>
+                <w:sz w:val="20"/>
+              </w:rPr>
+              <w:t xml:space="preserve"> </w:t>
+            </w:r>
+            <w:r>
+              <w:rPr>
+                <w:sz w:val="20"/>
+              </w:rPr>
+              <w:t>五个闭式</w:t>
+            </w:r>
+            <w:r>
+              <w:rPr>
+                <w:sz w:val="20"/>
+              </w:rPr>
+              <w:t xml:space="preserve"> </w:t>
+            </w:r>
+            <w:r>
+              <w:rPr>
+                <w:sz w:val="20"/>
+              </w:rPr>
+              <w:t xml:space="preserve"> golden</w:t>
+            </w:r>
+            <w:r>
+              <w:rPr>
+                <w:sz w:val="20"/>
+              </w:rPr>
+              <w:t xml:space="preserve"> </w:t>
+            </w:r>
+            <w:r>
+              <w:rPr>
+                <w:sz w:val="20"/>
+              </w:rPr>
+              <w:t>（含</w:t>
+            </w:r>
+            <w:r>
+              <w:rPr>
+                <w:sz w:val="20"/>
+              </w:rPr>
+              <w:t xml:space="preserve"> </w:t>
+            </w:r>
+            <w:r>
+              <w:rPr>
+                <w:b/>
+                <w:sz w:val="20"/>
+              </w:rPr>
+              <w:t>写入噪声地板 σ_p/√(α(2−α))</w:t>
+            </w:r>
+            <w:r>
+              <w:rPr>
+                <w:sz w:val="20"/>
+              </w:rPr>
+              <w:t xml:space="preserve"> </w:t>
+            </w:r>
+            <w:r>
+              <w:rPr>
+                <w:sz w:val="20"/>
+              </w:rPr>
+              <w:t>）</w:t>
+            </w:r>
+            <w:r>
+              <w:rPr>
+                <w:sz w:val="20"/>
+              </w:rPr>
+              <w:t xml:space="preserve"> </w:t>
+            </w:r>
+            <w:r>
+              <w:rPr>
+                <w:sz w:val="20"/>
+              </w:rPr>
+              <w:t xml:space="preserve">+ </w:t>
+            </w:r>
+            <w:r>
+              <w:rPr>
+                <w:sz w:val="20"/>
+              </w:rPr>
+              <w:t xml:space="preserve"> </w:t>
+            </w:r>
+            <w:r>
+              <w:rPr>
+                <w:sz w:val="20"/>
+              </w:rPr>
+              <w:t>良率</w:t>
+            </w:r>
+            <w:r>
+              <w:rPr>
+                <w:sz w:val="20"/>
+              </w:rPr>
+              <w:t xml:space="preserve"> </w:t>
+            </w:r>
+            <w:r>
+              <w:rPr>
+                <w:sz w:val="20"/>
+              </w:rPr>
+              <w:t xml:space="preserve"> (1−p)^N + </w:t>
+            </w:r>
+            <w:r>
+              <w:rPr>
+                <w:sz w:val="20"/>
+              </w:rPr>
+              <w:t xml:space="preserve"> </w:t>
+            </w:r>
+            <w:r>
+              <w:rPr>
+                <w:sz w:val="20"/>
+              </w:rPr>
+              <w:t>差分对</w:t>
+            </w:r>
+            <w:r>
+              <w:rPr>
+                <w:sz w:val="20"/>
+              </w:rPr>
+              <w:t xml:space="preserve"> </w:t>
+            </w:r>
+            <w:r>
+              <w:rPr>
+                <w:sz w:val="20"/>
+              </w:rPr>
+              <w:t xml:space="preserve"> + </w:t>
+            </w:r>
+            <w:r>
+              <w:rPr>
+                <w:sz w:val="20"/>
+              </w:rPr>
+              <w:t xml:space="preserve"> </w:t>
+            </w:r>
+            <w:r>
+              <w:rPr>
+                <w:b/>
+                <w:sz w:val="20"/>
+              </w:rPr>
+              <w:t>接 E15 误差预算链</w:t>
+            </w:r>
+            <w:r>
+              <w:rPr>
+                <w:sz w:val="20"/>
+              </w:rPr>
+              <w:t xml:space="preserve"> ）</w:t>
+            </w:r>
+          </w:p>
+        </w:tc>
+        <w:tc>
+          <w:tcPr>
+            <w:tcW w:type="dxa" w:w="2880"/>
+            <w:vAlign w:val="center"/>
+            <w:tcBorders>
+              <w:top w:val="single" w:sz="6" w:space="0" w:color="CCCCCC"/>
+              <w:bottom w:val="single" w:sz="6" w:space="0" w:color="CCCCCC"/>
+              <w:left w:val="single" w:sz="6" w:space="0" w:color="CCCCCC"/>
+              <w:right w:val="single" w:sz="6" w:space="0" w:color="CCCCCC"/>
+            </w:tcBorders>
+            <w:tcMar>
+              <w:top w:w="96" w:type="dxa"/>
+              <w:bottom w:w="96" w:type="dxa"/>
+              <w:left w:w="144" w:type="dxa"/>
+              <w:right w:w="144" w:type="dxa"/>
+            </w:tcMar>
+          </w:tcPr>
+          <w:p>
+            <w:pPr>
+              <w:jc w:val="left"/>
+              <w:spacing w:line="240" w:lineRule="auto" w:before="50" w:after="50"/>
+            </w:pPr>
+            <w:r>
+              <w:rPr>
+                <w:sz w:val="20"/>
+              </w:rPr>
+              <w:t>D-181…D-183 (E16)</w:t>
+            </w:r>
+          </w:p>
+        </w:tc>
+      </w:tr>
     </w:tbl>
     <w:p>
       <w:bookmarkStart w:id="13" w:name="_Toc_section_3"/>
@@ -6449,7 +7187,7 @@
           <w:sz w:val="36"/>
           <w:lang w:eastAsia="zh-CN"/>
         </w:rPr>
-        <w:t>三、十四段里程碑（E1–E15）</w:t>
+        <w:t>三、十五段里程碑（E1–E16）</w:t>
       </w:r>
       <w:bookmarkEnd w:id="13"/>
     </w:p>
@@ -6462,14 +7200,14 @@
           <w:rFonts w:ascii="宋体" w:eastAsia="宋体" w:hAnsi="宋体" w:cs="宋体" w:hint="eastAsia"/>
           <w:lang w:eastAsia="zh-CN"/>
         </w:rPr>
-        <w:t xml:space="preserve">十四段共 </w:t>
+        <w:t xml:space="preserve">十五段共 </w:t>
       </w:r>
       <w:r>
         <w:rPr>
           <w:b/>
           <w:color w:val="C62828"/>
         </w:rPr>
-        <w:t>323</w:t>
+        <w:t>348</w:t>
       </w:r>
       <w:r>
         <w:rPr>
@@ -6483,7 +7221,7 @@
           <w:b/>
           <w:color w:val="C62828"/>
         </w:rPr>
-        <w:t>70</w:t>
+        <w:t>76</w:t>
       </w:r>
       <w:r>
         <w:t xml:space="preserve"> </w:t>
@@ -6700,27 +7438,60 @@
           <w:rFonts w:ascii="宋体" w:eastAsia="宋体" w:hAnsi="宋体" w:cs="宋体" w:hint="eastAsia"/>
           <w:lang w:eastAsia="zh-CN"/>
         </w:rPr>
-        <w:t>段；案例卡门禁另有</w:t>
-      </w:r>
-      <w:r>
-        <w:t xml:space="preserve"> 42 </w:t>
-      </w:r>
-      <w:r>
-        <w:rPr>
-          <w:rFonts w:ascii="宋体" w:eastAsia="宋体" w:hAnsi="宋体" w:cs="宋体" w:hint="eastAsia"/>
-          <w:lang w:eastAsia="zh-CN"/>
-        </w:rPr>
-        <w:t>判据</w:t>
-      </w:r>
-      <w:r>
-        <w:t xml:space="preserve"> + 12 </w:t>
-      </w:r>
-      <w:r>
-        <w:rPr>
-          <w:rFonts w:ascii="宋体" w:eastAsia="宋体" w:hAnsi="宋体" w:cs="宋体" w:hint="eastAsia"/>
-          <w:lang w:eastAsia="zh-CN"/>
-        </w:rPr>
-        <w:t>突变探针。</w:t>
+        <w:t>段，</w:t>
+      </w:r>
+      <w:r>
+        <w:t>E16</w:t>
+      </w:r>
+      <w:r>
+        <w:rPr>
+          <w:rFonts w:ascii="宋体" w:eastAsia="宋体" w:hAnsi="宋体" w:cs="宋体" w:hint="eastAsia"/>
+          <w:lang w:eastAsia="zh-CN"/>
+        </w:rPr>
+        <w:t>（</w:t>
+      </w:r>
+      <w:r>
+        <w:t>D-181…D-183</w:t>
+      </w:r>
+      <w:r>
+        <w:rPr>
+          <w:rFonts w:ascii="宋体" w:eastAsia="宋体" w:hAnsi="宋体" w:cs="宋体" w:hint="eastAsia"/>
+          <w:lang w:eastAsia="zh-CN"/>
+        </w:rPr>
+        <w:t>）为</w:t>
+      </w:r>
+      <w:r>
+        <w:t xml:space="preserve"> </w:t>
+      </w:r>
+      <w:r>
+        <w:rPr>
+          <w:rFonts w:ascii="宋体" w:eastAsia="宋体" w:hAnsi="宋体" w:cs="宋体" w:hint="eastAsia"/>
+          <w:b/>
+          <w:lang w:eastAsia="zh-CN"/>
+        </w:rPr>
+        <w:t>权重编程通路</w:t>
+      </w:r>
+      <w:r>
+        <w:rPr>
+          <w:rFonts w:ascii="宋体" w:eastAsia="宋体" w:hAnsi="宋体" w:cs="宋体" w:hint="eastAsia"/>
+          <w:lang w:eastAsia="zh-CN"/>
+        </w:rPr>
+        <w:t xml:space="preserve">段；案例卡门禁另有 </w:t>
+      </w:r>
+      <w:r>
+        <w:rPr>
+          <w:rFonts w:ascii="宋体" w:eastAsia="宋体" w:hAnsi="宋体" w:cs="宋体" w:hint="eastAsia"/>
+          <w:b/>
+          <w:lang w:eastAsia="zh-CN"/>
+        </w:rPr>
+        <w:t>45 判据 + 13 突变探针</w:t>
+      </w:r>
+      <w:r>
+        <w:rPr>
+          <w:rFonts w:ascii="宋体" w:eastAsia="宋体" w:hAnsi="宋体" w:cs="宋体" w:hint="eastAsia"/>
+          <w:lang w:eastAsia="zh-CN"/>
+        </w:rPr>
+        <w:t>。</w:t>
       </w:r>
     </w:p>
     <w:tbl>
@@ -10457,6 +11228,496 @@
                 <w:sz w:val="20"/>
               </w:rPr>
               <w:t>逐值相等）</w:t>
+            </w:r>
+          </w:p>
+        </w:tc>
+      </w:tr>
+      <w:tr>
+        <w:tc>
+          <w:tcPr>
+            <w:tcW w:type="dxa" w:w="2160"/>
+            <w:vAlign w:val="center"/>
+            <w:tcBorders>
+              <w:top w:val="single" w:sz="6" w:space="0" w:color="CCCCCC"/>
+              <w:bottom w:val="single" w:sz="6" w:space="0" w:color="CCCCCC"/>
+              <w:left w:val="single" w:sz="6" w:space="0" w:color="CCCCCC"/>
+              <w:right w:val="single" w:sz="6" w:space="0" w:color="CCCCCC"/>
+            </w:tcBorders>
+            <w:tcMar>
+              <w:top w:w="96" w:type="dxa"/>
+              <w:bottom w:w="96" w:type="dxa"/>
+              <w:left w:w="144" w:type="dxa"/>
+              <w:right w:w="144" w:type="dxa"/>
+            </w:tcMar>
+          </w:tcPr>
+          <w:p>
+            <w:pPr>
+              <w:jc w:val="left"/>
+              <w:spacing w:line="240" w:lineRule="auto" w:before="50" w:after="50"/>
+            </w:pPr>
+            <w:r>
+              <w:rPr>
+                <w:sz w:val="20"/>
+              </w:rPr>
+              <w:t>E16</w:t>
+            </w:r>
+          </w:p>
+        </w:tc>
+        <w:tc>
+          <w:tcPr>
+            <w:tcW w:type="dxa" w:w="2160"/>
+            <w:vAlign w:val="center"/>
+            <w:tcBorders>
+              <w:top w:val="single" w:sz="6" w:space="0" w:color="CCCCCC"/>
+              <w:bottom w:val="single" w:sz="6" w:space="0" w:color="CCCCCC"/>
+              <w:left w:val="single" w:sz="6" w:space="0" w:color="CCCCCC"/>
+              <w:right w:val="single" w:sz="6" w:space="0" w:color="CCCCCC"/>
+            </w:tcBorders>
+            <w:tcMar>
+              <w:top w:w="96" w:type="dxa"/>
+              <w:bottom w:w="96" w:type="dxa"/>
+              <w:left w:w="144" w:type="dxa"/>
+              <w:right w:w="144" w:type="dxa"/>
+            </w:tcMar>
+          </w:tcPr>
+          <w:p>
+            <w:pPr>
+              <w:jc w:val="left"/>
+              <w:spacing w:line="240" w:lineRule="auto" w:before="50" w:after="50"/>
+            </w:pPr>
+            <w:r>
+              <w:rPr>
+                <w:sz w:val="20"/>
+              </w:rPr>
+              <w:t>D-181…D-183</w:t>
+            </w:r>
+          </w:p>
+        </w:tc>
+        <w:tc>
+          <w:tcPr>
+            <w:tcW w:type="dxa" w:w="2160"/>
+            <w:vAlign w:val="center"/>
+            <w:tcBorders>
+              <w:top w:val="single" w:sz="6" w:space="0" w:color="CCCCCC"/>
+              <w:bottom w:val="single" w:sz="6" w:space="0" w:color="CCCCCC"/>
+              <w:left w:val="single" w:sz="6" w:space="0" w:color="CCCCCC"/>
+              <w:right w:val="single" w:sz="6" w:space="0" w:color="CCCCCC"/>
+            </w:tcBorders>
+            <w:tcMar>
+              <w:top w:w="96" w:type="dxa"/>
+              <w:bottom w:w="96" w:type="dxa"/>
+              <w:left w:w="144" w:type="dxa"/>
+              <w:right w:w="144" w:type="dxa"/>
+            </w:tcMar>
+          </w:tcPr>
+          <w:p>
+            <w:pPr>
+              <w:jc w:val="left"/>
+              <w:spacing w:line="240" w:lineRule="auto" w:before="50" w:after="50"/>
+            </w:pPr>
+            <w:r>
+              <w:rPr>
+                <w:b/>
+                <w:sz w:val="20"/>
+              </w:rPr>
+              <w:t>权重编程通路（补上「权重怎么写进阵列」）</w:t>
+            </w:r>
+          </w:p>
+        </w:tc>
+        <w:tc>
+          <w:tcPr>
+            <w:tcW w:type="dxa" w:w="2160"/>
+            <w:vAlign w:val="center"/>
+            <w:tcBorders>
+              <w:top w:val="single" w:sz="6" w:space="0" w:color="CCCCCC"/>
+              <w:bottom w:val="single" w:sz="6" w:space="0" w:color="CCCCCC"/>
+              <w:left w:val="single" w:sz="6" w:space="0" w:color="CCCCCC"/>
+              <w:right w:val="single" w:sz="6" w:space="0" w:color="CCCCCC"/>
+            </w:tcBorders>
+            <w:tcMar>
+              <w:top w:w="96" w:type="dxa"/>
+              <w:bottom w:w="96" w:type="dxa"/>
+              <w:left w:w="144" w:type="dxa"/>
+              <w:right w:w="144" w:type="dxa"/>
+            </w:tcMar>
+          </w:tcPr>
+          <w:p>
+            <w:pPr>
+              <w:jc w:val="left"/>
+              <w:spacing w:line="240" w:lineRule="auto" w:before="50" w:after="50"/>
+            </w:pPr>
+            <w:r>
+              <w:rPr>
+                <w:sz w:val="20"/>
+              </w:rPr>
+              <w:t>写</w:t>
+            </w:r>
+            <w:r>
+              <w:rPr>
+                <w:sz w:val="20"/>
+              </w:rPr>
+              <w:t xml:space="preserve"> </w:t>
+            </w:r>
+            <w:r>
+              <w:rPr>
+                <w:sz w:val="20"/>
+              </w:rPr>
+              <w:t>-</w:t>
+            </w:r>
+            <w:r>
+              <w:rPr>
+                <w:sz w:val="20"/>
+              </w:rPr>
+              <w:t xml:space="preserve"> </w:t>
+            </w:r>
+            <w:r>
+              <w:rPr>
+                <w:sz w:val="20"/>
+              </w:rPr>
+              <w:t>校验</w:t>
+            </w:r>
+            <w:r>
+              <w:rPr>
+                <w:sz w:val="20"/>
+              </w:rPr>
+              <w:t xml:space="preserve"> </w:t>
+            </w:r>
+            <w:r>
+              <w:rPr>
+                <w:sz w:val="20"/>
+              </w:rPr>
+              <w:t xml:space="preserve"> ⇒ </w:t>
+            </w:r>
+            <w:r>
+              <w:rPr>
+                <w:sz w:val="20"/>
+              </w:rPr>
+              <w:t xml:space="preserve"> </w:t>
+            </w:r>
+            <w:r>
+              <w:rPr>
+                <w:b/>
+                <w:sz w:val="20"/>
+              </w:rPr>
+              <w:t>写入噪声地板 σ_p/√(α(2−α)) = 0.7001%</w:t>
+            </w:r>
+            <w:r>
+              <w:rPr>
+                <w:sz w:val="20"/>
+              </w:rPr>
+              <w:t xml:space="preserve"> </w:t>
+            </w:r>
+            <w:r>
+              <w:rPr>
+                <w:sz w:val="20"/>
+              </w:rPr>
+              <w:t>（闭式</w:t>
+            </w:r>
+            <w:r>
+              <w:rPr>
+                <w:sz w:val="20"/>
+              </w:rPr>
+              <w:t xml:space="preserve"> </w:t>
+            </w:r>
+            <w:r>
+              <w:rPr>
+                <w:sz w:val="20"/>
+              </w:rPr>
+              <w:t xml:space="preserve"> ⟷ 4000-trial MC 0.6992% · rel </w:t>
+            </w:r>
+            <w:r>
+              <w:rPr>
+                <w:sz w:val="20"/>
+              </w:rPr>
+              <w:t xml:space="preserve"> </w:t>
+            </w:r>
+            <w:r>
+              <w:rPr>
+                <w:b/>
+                <w:sz w:val="20"/>
+              </w:rPr>
+              <w:t>0.13%</w:t>
+            </w:r>
+            <w:r>
+              <w:rPr>
+                <w:sz w:val="20"/>
+              </w:rPr>
+              <w:t xml:space="preserve"> </w:t>
+            </w:r>
+            <w:r>
+              <w:rPr>
+                <w:sz w:val="20"/>
+              </w:rPr>
+              <w:t>）</w:t>
+            </w:r>
+            <w:r>
+              <w:rPr>
+                <w:sz w:val="20"/>
+              </w:rPr>
+              <w:t xml:space="preserve"> </w:t>
+            </w:r>
+            <w:r>
+              <w:rPr>
+                <w:sz w:val="20"/>
+              </w:rPr>
+              <w:t xml:space="preserve">· </w:t>
+            </w:r>
+            <w:r>
+              <w:rPr>
+                <w:sz w:val="20"/>
+              </w:rPr>
+              <w:t xml:space="preserve"> </w:t>
+            </w:r>
+            <w:r>
+              <w:rPr>
+                <w:sz w:val="20"/>
+              </w:rPr>
+              <w:t>脉冲数</w:t>
+            </w:r>
+            <w:r>
+              <w:rPr>
+                <w:sz w:val="20"/>
+              </w:rPr>
+              <w:t xml:space="preserve"> </w:t>
+            </w:r>
+            <w:r>
+              <w:rPr>
+                <w:sz w:val="20"/>
+              </w:rPr>
+              <w:t xml:space="preserve"> </w:t>
+            </w:r>
+            <w:r>
+              <w:rPr>
+                <w:sz w:val="20"/>
+              </w:rPr>
+              <w:t xml:space="preserve"> </w:t>
+            </w:r>
+            <w:r>
+              <w:rPr>
+                <w:b/>
+                <w:sz w:val="20"/>
+              </w:rPr>
+              <w:t>13</w:t>
+            </w:r>
+            <w:r>
+              <w:rPr>
+                <w:sz w:val="20"/>
+              </w:rPr>
+              <w:t xml:space="preserve"> · </w:t>
+            </w:r>
+            <w:r>
+              <w:rPr>
+                <w:b/>
+                <w:sz w:val="20"/>
+              </w:rPr>
+              <w:t>8×8 有效精度 4.6223 → 4.5706（模拟写入）→ 4.2445 位（MLC 6 位 · −0.378）</w:t>
+            </w:r>
+            <w:r>
+              <w:rPr>
+                <w:sz w:val="20"/>
+              </w:rPr>
+              <w:t xml:space="preserve"> </w:t>
+            </w:r>
+            <w:r>
+              <w:rPr>
+                <w:sz w:val="20"/>
+              </w:rPr>
+              <w:t xml:space="preserve"> · </w:t>
+            </w:r>
+            <w:r>
+              <w:rPr>
+                <w:sz w:val="20"/>
+              </w:rPr>
+              <w:t xml:space="preserve"> </w:t>
+            </w:r>
+            <w:r>
+              <w:rPr>
+                <w:sz w:val="20"/>
+              </w:rPr>
+              <w:t>电平位数</w:t>
+            </w:r>
+            <w:r>
+              <w:rPr>
+                <w:sz w:val="20"/>
+              </w:rPr>
+              <w:t xml:space="preserve"> </w:t>
+            </w:r>
+            <w:r>
+              <w:rPr>
+                <w:sz w:val="20"/>
+              </w:rPr>
+              <w:t xml:space="preserve"> 4→12 bit </w:t>
+            </w:r>
+            <w:r>
+              <w:rPr>
+                <w:sz w:val="20"/>
+              </w:rPr>
+              <w:t xml:space="preserve"> </w:t>
+            </w:r>
+            <w:r>
+              <w:rPr>
+                <w:sz w:val="20"/>
+              </w:rPr>
+              <w:t>收益</w:t>
+            </w:r>
+            <w:r>
+              <w:rPr>
+                <w:sz w:val="20"/>
+              </w:rPr>
+              <w:t xml:space="preserve"> </w:t>
+            </w:r>
+            <w:r>
+              <w:rPr>
+                <w:b/>
+                <w:sz w:val="20"/>
+              </w:rPr>
+              <w:t>饱和</w:t>
+            </w:r>
+            <w:r>
+              <w:rPr>
+                <w:sz w:val="20"/>
+              </w:rPr>
+              <w:t xml:space="preserve"> </w:t>
+            </w:r>
+            <w:r>
+              <w:rPr>
+                <w:sz w:val="20"/>
+              </w:rPr>
+              <w:t>（渐近</w:t>
+            </w:r>
+            <w:r>
+              <w:rPr>
+                <w:sz w:val="20"/>
+              </w:rPr>
+              <w:t xml:space="preserve"> </w:t>
+            </w:r>
+            <w:r>
+              <w:rPr>
+                <w:sz w:val="20"/>
+              </w:rPr>
+              <w:t xml:space="preserve"> 4.5706</w:t>
+            </w:r>
+            <w:r>
+              <w:rPr>
+                <w:sz w:val="20"/>
+              </w:rPr>
+              <w:t xml:space="preserve"> </w:t>
+            </w:r>
+            <w:r>
+              <w:rPr>
+                <w:sz w:val="20"/>
+              </w:rPr>
+              <w:t>）</w:t>
+            </w:r>
+            <w:r>
+              <w:rPr>
+                <w:sz w:val="20"/>
+              </w:rPr>
+              <w:t xml:space="preserve"> </w:t>
+            </w:r>
+            <w:r>
+              <w:rPr>
+                <w:sz w:val="20"/>
+              </w:rPr>
+              <w:t xml:space="preserve">· 🔴 </w:t>
+            </w:r>
+            <w:r>
+              <w:rPr>
+                <w:sz w:val="20"/>
+              </w:rPr>
+              <w:t xml:space="preserve"> </w:t>
+            </w:r>
+            <w:r>
+              <w:rPr>
+                <w:b/>
+                <w:sz w:val="20"/>
+              </w:rPr>
+              <w:t>5% 预算可及规模 12 → 11 → 6 位「无解」</w:t>
+            </w:r>
+            <w:r>
+              <w:rPr>
+                <w:sz w:val="20"/>
+              </w:rPr>
+              <w:t xml:space="preserve"> </w:t>
+            </w:r>
+            <w:r>
+              <w:rPr>
+                <w:sz w:val="20"/>
+              </w:rPr>
+              <w:t xml:space="preserve"> · </w:t>
+            </w:r>
+            <w:r>
+              <w:rPr>
+                <w:sz w:val="20"/>
+              </w:rPr>
+              <w:t xml:space="preserve"> </w:t>
+            </w:r>
+            <w:r>
+              <w:rPr>
+                <w:sz w:val="20"/>
+              </w:rPr>
+              <w:t>良率</w:t>
+            </w:r>
+            <w:r>
+              <w:rPr>
+                <w:sz w:val="20"/>
+              </w:rPr>
+              <w:t xml:space="preserve"> </w:t>
+            </w:r>
+            <w:r>
+              <w:rPr>
+                <w:sz w:val="20"/>
+              </w:rPr>
+              <w:t xml:space="preserve"> </w:t>
+            </w:r>
+            <w:r>
+              <w:rPr>
+                <w:sz w:val="20"/>
+              </w:rPr>
+              <w:t xml:space="preserve"> </w:t>
+            </w:r>
+            <w:r>
+              <w:rPr>
+                <w:b/>
+                <w:sz w:val="20"/>
+              </w:rPr>
+              <w:t>0.9380</w:t>
+            </w:r>
+            <w:r>
+              <w:rPr>
+                <w:sz w:val="20"/>
+              </w:rPr>
+              <w:t xml:space="preserve"> </w:t>
+            </w:r>
+            <w:r>
+              <w:rPr>
+                <w:sz w:val="20"/>
+              </w:rPr>
+              <w:t>（</w:t>
+            </w:r>
+            <w:r>
+              <w:rPr>
+                <w:sz w:val="20"/>
+              </w:rPr>
+              <w:t xml:space="preserve"> </w:t>
+            </w:r>
+            <w:r>
+              <w:rPr>
+                <w:sz w:val="20"/>
+              </w:rPr>
+              <w:t xml:space="preserve">64 </w:t>
+            </w:r>
+            <w:r>
+              <w:rPr>
+                <w:sz w:val="20"/>
+              </w:rPr>
+              <w:t xml:space="preserve"> </w:t>
+            </w:r>
+            <w:r>
+              <w:rPr>
+                <w:sz w:val="20"/>
+              </w:rPr>
+              <w:t>单元）</w:t>
             </w:r>
           </w:p>
         </w:tc>
@@ -22001,15 +23262,235 @@
         <w:spacing w:after="192"/>
       </w:pPr>
       <w:r>
-        <w:t xml:space="preserve">🔴 </w:t>
-      </w:r>
-      <w:r>
         <w:rPr>
           <w:rFonts w:ascii="宋体" w:eastAsia="宋体" w:hAnsi="宋体" w:cs="宋体" w:hint="eastAsia"/>
           <w:b/>
           <w:lang w:eastAsia="zh-CN"/>
         </w:rPr>
-        <w:t>诚实边界</w:t>
+        <w:t>E16 · 权重编程通路：补上「权重怎么写进阵列」这一此前完全不存在的一环。</w:t>
+      </w:r>
+      <w:r>
+        <w:t xml:space="preserve">E1–E15 </w:t>
+      </w:r>
+      <w:r>
+        <w:rPr>
+          <w:rFonts w:ascii="宋体" w:eastAsia="宋体" w:hAnsi="宋体" w:cs="宋体" w:hint="eastAsia"/>
+          <w:lang w:eastAsia="zh-CN"/>
+        </w:rPr>
+        <w:t>全程把权重当</w:t>
+      </w:r>
+      <w:r>
+        <w:rPr>
+          <w:rFonts w:ascii="宋体" w:eastAsia="宋体" w:hAnsi="宋体" w:cs="宋体" w:hint="eastAsia"/>
+          <w:b/>
+          <w:lang w:eastAsia="zh-CN"/>
+        </w:rPr>
+        <w:t>已知且精确</w:t>
+      </w:r>
+      <w:r>
+        <w:rPr>
+          <w:rFonts w:ascii="宋体" w:eastAsia="宋体" w:hAnsi="宋体" w:cs="宋体" w:hint="eastAsia"/>
+          <w:lang w:eastAsia="zh-CN"/>
+        </w:rPr>
+        <w:t>的输入（</w:t>
+      </w:r>
+      <w:r>
+        <w:rPr>
+          <w:rFonts w:ascii="Courier" w:hAnsi="Courier"/>
+        </w:rPr>
+        <w:t>crossbar_mvm</w:t>
+      </w:r>
+      <w:r>
+        <w:t xml:space="preserve"> </w:t>
+      </w:r>
+      <w:r>
+        <w:rPr>
+          <w:rFonts w:ascii="宋体" w:eastAsia="宋体" w:hAnsi="宋体" w:cs="宋体" w:hint="eastAsia"/>
+          <w:lang w:eastAsia="zh-CN"/>
+        </w:rPr>
+        <w:t>直接吃电导</w:t>
+      </w:r>
+      <w:r>
+        <w:t xml:space="preserve"> / </w:t>
+      </w:r>
+      <w:r>
+        <w:rPr>
+          <w:rFonts w:ascii="宋体" w:eastAsia="宋体" w:hAnsi="宋体" w:cs="宋体" w:hint="eastAsia"/>
+          <w:lang w:eastAsia="zh-CN"/>
+        </w:rPr>
+        <w:t>栅压</w:t>
+      </w:r>
+      <w:r>
+        <w:t xml:space="preserve"> · </w:t>
+      </w:r>
+      <w:r>
+        <w:rPr>
+          <w:rFonts w:ascii="Courier" w:hAnsi="Courier"/>
+        </w:rPr>
+        <w:t>mvm_datapath</w:t>
+      </w:r>
+      <w:r>
+        <w:rPr>
+          <w:rFonts w:ascii="宋体" w:eastAsia="宋体" w:hAnsi="宋体" w:cs="宋体" w:hint="eastAsia"/>
+          <w:lang w:eastAsia="zh-CN"/>
+        </w:rPr>
+        <w:t xml:space="preserve"> 用 </w:t>
+      </w:r>
+      <w:r>
+        <w:rPr>
+          <w:rFonts w:ascii="Courier" w:hAnsi="Courier"/>
+        </w:rPr>
+        <w:t>G = g_base + s·W</w:t>
+      </w:r>
+      <w:r>
+        <w:t xml:space="preserve"> </w:t>
+      </w:r>
+      <w:r>
+        <w:rPr>
+          <w:rFonts w:ascii="宋体" w:eastAsia="宋体" w:hAnsi="宋体" w:cs="宋体" w:hint="eastAsia"/>
+          <w:lang w:eastAsia="zh-CN"/>
+        </w:rPr>
+        <w:t>解析算出</w:t>
+      </w:r>
+      <w:r>
+        <w:t xml:space="preserve"> · </w:t>
+      </w:r>
+      <w:r>
+        <w:rPr>
+          <w:rFonts w:ascii="Courier" w:hAnsi="Courier"/>
+        </w:rPr>
+        <w:t>layout</w:t>
+      </w:r>
+      <w:r>
+        <w:rPr>
+          <w:rFonts w:ascii="宋体" w:eastAsia="宋体" w:hAnsi="宋体" w:cs="宋体" w:hint="eastAsia"/>
+          <w:lang w:eastAsia="zh-CN"/>
+        </w:rPr>
+        <w:t xml:space="preserve"> 的权重栅只是</w:t>
+      </w:r>
+      <w:r>
+        <w:rPr>
+          <w:rFonts w:ascii="宋体" w:eastAsia="宋体" w:hAnsi="宋体" w:cs="宋体" w:hint="eastAsia"/>
+          <w:b/>
+          <w:lang w:eastAsia="zh-CN"/>
+        </w:rPr>
+        <w:t>对外端口</w:t>
+      </w:r>
+      <w:r>
+        <w:rPr>
+          <w:rFonts w:ascii="宋体" w:eastAsia="宋体" w:hAnsi="宋体" w:cs="宋体" w:hint="eastAsia"/>
+          <w:lang w:eastAsia="zh-CN"/>
+        </w:rPr>
+        <w:t>）</w:t>
+      </w:r>
+      <w:r>
+        <w:t xml:space="preserve">—— </w:t>
+      </w:r>
+      <w:r>
+        <w:rPr>
+          <w:rFonts w:ascii="宋体" w:eastAsia="宋体" w:hAnsi="宋体" w:cs="宋体" w:hint="eastAsia"/>
+          <w:b/>
+          <w:lang w:eastAsia="zh-CN"/>
+        </w:rPr>
+        <w:t>「写入动作」从未被建模</w:t>
+      </w:r>
+      <w:r>
+        <w:rPr>
+          <w:rFonts w:ascii="宋体" w:eastAsia="宋体" w:hAnsi="宋体" w:cs="宋体" w:hint="eastAsia"/>
+          <w:lang w:eastAsia="zh-CN"/>
+        </w:rPr>
+        <w:t>。</w:t>
+      </w:r>
+      <w:r>
+        <w:t xml:space="preserve">E16 </w:t>
+      </w:r>
+      <w:r>
+        <w:rPr>
+          <w:rFonts w:ascii="宋体" w:eastAsia="宋体" w:hAnsi="宋体" w:cs="宋体" w:hint="eastAsia"/>
+          <w:lang w:eastAsia="zh-CN"/>
+        </w:rPr>
+        <w:t>补上它（</w:t>
+      </w:r>
+      <w:r>
+        <w:rPr>
+          <w:rFonts w:ascii="Courier" w:hAnsi="Courier"/>
+        </w:rPr>
+        <w:t>lda_l2/ecore/weight_prog.py</w:t>
+      </w:r>
+      <w:r>
+        <w:rPr>
+          <w:rFonts w:ascii="宋体" w:eastAsia="宋体" w:hAnsi="宋体" w:cs="宋体" w:hint="eastAsia"/>
+          <w:lang w:eastAsia="zh-CN"/>
+        </w:rPr>
+        <w:t>）：</w:t>
+      </w:r>
+      <w:r>
+        <w:rPr>
+          <w:rFonts w:ascii="宋体" w:eastAsia="宋体" w:hAnsi="宋体" w:cs="宋体" w:hint="eastAsia"/>
+          <w:b/>
+          <w:lang w:eastAsia="zh-CN"/>
+        </w:rPr>
+        <w:t>写-校验</w:t>
+      </w:r>
+      <w:r>
+        <w:rPr>
+          <w:rFonts w:ascii="宋体" w:eastAsia="宋体" w:hAnsi="宋体" w:cs="宋体" w:hint="eastAsia"/>
+          <w:lang w:eastAsia="zh-CN"/>
+        </w:rPr>
+        <w:t>动力学</w:t>
+      </w:r>
+      <w:r>
+        <w:t xml:space="preserve"> + </w:t>
+      </w:r>
+      <w:r>
+        <w:rPr>
+          <w:rFonts w:ascii="宋体" w:eastAsia="宋体" w:hAnsi="宋体" w:cs="宋体" w:hint="eastAsia"/>
+          <w:lang w:eastAsia="zh-CN"/>
+        </w:rPr>
+        <w:t>五个闭式</w:t>
+      </w:r>
+      <w:r>
+        <w:t xml:space="preserve"> golden</w:t>
+      </w:r>
+      <w:r>
+        <w:rPr>
+          <w:rFonts w:ascii="宋体" w:eastAsia="宋体" w:hAnsi="宋体" w:cs="宋体" w:hint="eastAsia"/>
+          <w:lang w:eastAsia="zh-CN"/>
+        </w:rPr>
+        <w:t>，并</w:t>
+      </w:r>
+      <w:r>
+        <w:rPr>
+          <w:rFonts w:ascii="宋体" w:eastAsia="宋体" w:hAnsi="宋体" w:cs="宋体" w:hint="eastAsia"/>
+          <w:b/>
+          <w:lang w:eastAsia="zh-CN"/>
+        </w:rPr>
+        <w:t>接进 E15 的误差预算链</w:t>
+      </w:r>
+      <w:r>
+        <w:rPr>
+          <w:rFonts w:ascii="宋体" w:eastAsia="宋体" w:hAnsi="宋体" w:cs="宋体" w:hint="eastAsia"/>
+          <w:lang w:eastAsia="zh-CN"/>
+        </w:rPr>
+        <w:t>。与</w:t>
+      </w:r>
+      <w:r>
+        <w:t xml:space="preserve"> E8</w:t>
+      </w:r>
+      <w:r>
+        <w:rPr>
+          <w:rFonts w:ascii="宋体" w:eastAsia="宋体" w:hAnsi="宋体" w:cs="宋体" w:hint="eastAsia"/>
+          <w:lang w:eastAsia="zh-CN"/>
+        </w:rPr>
+        <w:t>（制造失配）</w:t>
+      </w:r>
+      <w:r>
+        <w:rPr>
+          <w:rFonts w:ascii="宋体" w:eastAsia="宋体" w:hAnsi="宋体" w:cs="宋体" w:hint="eastAsia"/>
+          <w:b/>
+          <w:lang w:eastAsia="zh-CN"/>
+        </w:rPr>
+        <w:t>不是重复</w:t>
       </w:r>
       <w:r>
         <w:rPr>
@@ -22019,42 +23500,49 @@
         <w:t>：</w:t>
       </w:r>
       <w:r>
+        <w:t xml:space="preserve">E8 </w:t>
+      </w:r>
+      <w:r>
+        <w:rPr>
+          <w:rFonts w:ascii="宋体" w:eastAsia="宋体" w:hAnsi="宋体" w:cs="宋体" w:hint="eastAsia"/>
+          <w:lang w:eastAsia="zh-CN"/>
+        </w:rPr>
+        <w:t>是流片后</w:t>
+      </w:r>
+      <w:r>
         <w:rPr>
           <w:rFonts w:ascii="宋体" w:eastAsia="宋体" w:hAnsi="宋体" w:cs="宋体" w:hint="eastAsia"/>
           <w:b/>
           <w:lang w:eastAsia="zh-CN"/>
         </w:rPr>
-        <w:t>比较器是判决器抽象</w:t>
-      </w:r>
-      <w:r>
-        <w:rPr>
-          <w:rFonts w:ascii="宋体" w:eastAsia="宋体" w:hAnsi="宋体" w:cs="宋体" w:hint="eastAsia"/>
-          <w:lang w:eastAsia="zh-CN"/>
-        </w:rPr>
-        <w:t>（有限增益</w:t>
-      </w:r>
-      <w:r>
-        <w:t xml:space="preserve"> + </w:t>
-      </w:r>
-      <w:r>
-        <w:rPr>
-          <w:rFonts w:ascii="宋体" w:eastAsia="宋体" w:hAnsi="宋体" w:cs="宋体" w:hint="eastAsia"/>
-          <w:lang w:eastAsia="zh-CN"/>
-        </w:rPr>
-        <w:t>失调</w:t>
-      </w:r>
-      <w:r>
-        <w:t xml:space="preserve"> + </w:t>
-      </w:r>
-      <w:r>
-        <w:rPr>
-          <w:rFonts w:ascii="宋体" w:eastAsia="宋体" w:hAnsi="宋体" w:cs="宋体" w:hint="eastAsia"/>
-          <w:lang w:eastAsia="zh-CN"/>
-        </w:rPr>
-        <w:t>噪声，非晶体管级）</w:t>
-      </w:r>
-      <w:r>
-        <w:t xml:space="preserve">· </w:t>
+        <w:t>固定、不可控</w:t>
+      </w:r>
+      <w:r>
+        <w:rPr>
+          <w:rFonts w:ascii="宋体" w:eastAsia="宋体" w:hAnsi="宋体" w:cs="宋体" w:hint="eastAsia"/>
+          <w:lang w:eastAsia="zh-CN"/>
+        </w:rPr>
+        <w:t>的几何</w:t>
+      </w:r>
+      <w:r>
+        <w:t xml:space="preserve"> / </w:t>
+      </w:r>
+      <w:r>
+        <w:rPr>
+          <w:rFonts w:ascii="宋体" w:eastAsia="宋体" w:hAnsi="宋体" w:cs="宋体" w:hint="eastAsia"/>
+          <w:lang w:eastAsia="zh-CN"/>
+        </w:rPr>
+        <w:t>掺杂涨落；</w:t>
+      </w:r>
+      <w:r>
+        <w:t xml:space="preserve">E16 </w:t>
+      </w:r>
+      <w:r>
+        <w:rPr>
+          <w:rFonts w:ascii="宋体" w:eastAsia="宋体" w:hAnsi="宋体" w:cs="宋体" w:hint="eastAsia"/>
+          <w:lang w:eastAsia="zh-CN"/>
+        </w:rPr>
+        <w:t>是</w:t>
       </w:r>
       <w:r>
         <w:rPr>
@@ -22062,72 +23550,14 @@
           <w:b/>
           <w:lang w:eastAsia="zh-CN"/>
         </w:rPr>
-        <w:t>CDAC 底板开关用理想电压源抽象</w:t>
-      </w:r>
-      <w:r>
-        <w:rPr>
-          <w:rFonts w:ascii="宋体" w:eastAsia="宋体" w:hAnsi="宋体" w:cs="宋体" w:hint="eastAsia"/>
-          <w:lang w:eastAsia="zh-CN"/>
-        </w:rPr>
-        <w:t>（</w:t>
-      </w:r>
-      <w:r>
-        <w:t xml:space="preserve">DAC </w:t>
-      </w:r>
-      <w:r>
-        <w:rPr>
-          <w:rFonts w:ascii="宋体" w:eastAsia="宋体" w:hAnsi="宋体" w:cs="宋体" w:hint="eastAsia"/>
-          <w:lang w:eastAsia="zh-CN"/>
-        </w:rPr>
-        <w:t>侧用真</w:t>
-      </w:r>
-      <w:r>
-        <w:t xml:space="preserve"> NMOS </w:t>
-      </w:r>
-      <w:r>
-        <w:rPr>
-          <w:rFonts w:ascii="宋体" w:eastAsia="宋体" w:hAnsi="宋体" w:cs="宋体" w:hint="eastAsia"/>
-          <w:lang w:eastAsia="zh-CN"/>
-        </w:rPr>
-        <w:t>开关以暴露</w:t>
-      </w:r>
-      <w:r>
-        <w:t xml:space="preserve"> R_on</w:t>
-      </w:r>
-      <w:r>
-        <w:rPr>
-          <w:rFonts w:ascii="宋体" w:eastAsia="宋体" w:hAnsi="宋体" w:cs="宋体" w:hint="eastAsia"/>
-          <w:lang w:eastAsia="zh-CN"/>
-        </w:rPr>
-        <w:t>）</w:t>
-      </w:r>
-      <w:r>
-        <w:t xml:space="preserve">· </w:t>
-      </w:r>
-      <w:r>
-        <w:rPr>
-          <w:rFonts w:ascii="宋体" w:eastAsia="宋体" w:hAnsi="宋体" w:cs="宋体" w:hint="eastAsia"/>
-          <w:b/>
-          <w:lang w:eastAsia="zh-CN"/>
-        </w:rPr>
-        <w:t>行驱动器是 VCVS + 开环输出电阻宏模型</w:t>
-      </w:r>
-      <w:r>
-        <w:rPr>
-          <w:rFonts w:ascii="宋体" w:eastAsia="宋体" w:hAnsi="宋体" w:cs="宋体" w:hint="eastAsia"/>
-          <w:lang w:eastAsia="zh-CN"/>
-        </w:rPr>
-        <w:t>（非晶体管级运放）</w:t>
-      </w:r>
-      <w:r>
-        <w:t xml:space="preserve">· </w:t>
-      </w:r>
-      <w:r>
-        <w:rPr>
-          <w:rFonts w:ascii="宋体" w:eastAsia="宋体" w:hAnsi="宋体" w:cs="宋体" w:hint="eastAsia"/>
-          <w:lang w:eastAsia="zh-CN"/>
-        </w:rPr>
-        <w:t>电阻</w:t>
+        <w:t>写入动作本身</w:t>
+      </w:r>
+      <w:r>
+        <w:rPr>
+          <w:rFonts w:ascii="宋体" w:eastAsia="宋体" w:hAnsi="宋体" w:cs="宋体" w:hint="eastAsia"/>
+          <w:lang w:eastAsia="zh-CN"/>
+        </w:rPr>
+        <w:t>（脉冲分辨率</w:t>
       </w:r>
       <w:r>
         <w:t xml:space="preserve"> / </w:t>
@@ -22137,42 +23567,7 @@
           <w:rFonts w:ascii="宋体" w:eastAsia="宋体" w:hAnsi="宋体" w:cs="宋体" w:hint="eastAsia"/>
           <w:lang w:eastAsia="zh-CN"/>
         </w:rPr>
-        <w:t>电容为理想值（</w:t>
-      </w:r>
-      <w:r>
-        <w:rPr>
-          <w:rFonts w:ascii="宋体" w:eastAsia="宋体" w:hAnsi="宋体" w:cs="宋体" w:hint="eastAsia"/>
-          <w:b/>
-          <w:lang w:eastAsia="zh-CN"/>
-        </w:rPr>
-        <w:t>不建匹配网络</w:t>
-      </w:r>
-      <w:r>
-        <w:rPr>
-          <w:rFonts w:ascii="宋体" w:eastAsia="宋体" w:hAnsi="宋体" w:cs="宋体" w:hint="eastAsia"/>
-          <w:lang w:eastAsia="zh-CN"/>
-        </w:rPr>
-        <w:t>）</w:t>
-      </w:r>
-      <w:r>
-        <w:t xml:space="preserve">· R_on </w:t>
-      </w:r>
-      <w:r>
-        <w:rPr>
-          <w:rFonts w:ascii="宋体" w:eastAsia="宋体" w:hAnsi="宋体" w:cs="宋体" w:hint="eastAsia"/>
-          <w:lang w:eastAsia="zh-CN"/>
-        </w:rPr>
-        <w:t>取三极管区闭式</w:t>
-      </w:r>
-      <w:r>
-        <w:t xml:space="preserve"> · </w:t>
-      </w:r>
-      <w:r>
-        <w:rPr>
-          <w:rFonts w:ascii="宋体" w:eastAsia="宋体" w:hAnsi="宋体" w:cs="宋体" w:hint="eastAsia"/>
-          <w:lang w:eastAsia="zh-CN"/>
-        </w:rPr>
-        <w:t>电荷注入</w:t>
+        <w:t>写入噪声</w:t>
       </w:r>
       <w:r>
         <w:t xml:space="preserve"> / </w:t>
@@ -22182,85 +23577,7 @@
           <w:rFonts w:ascii="宋体" w:eastAsia="宋体" w:hAnsi="宋体" w:cs="宋体" w:hint="eastAsia"/>
           <w:lang w:eastAsia="zh-CN"/>
         </w:rPr>
-        <w:t>时钟馈通只给量级</w:t>
-      </w:r>
-      <w:r>
-        <w:t xml:space="preserve"> · </w:t>
-      </w:r>
-      <w:r>
-        <w:rPr>
-          <w:rFonts w:ascii="宋体" w:eastAsia="宋体" w:hAnsi="宋体" w:cs="宋体" w:hint="eastAsia"/>
-          <w:lang w:eastAsia="zh-CN"/>
-        </w:rPr>
-        <w:t>位数</w:t>
-      </w:r>
-      <w:r>
-        <w:t xml:space="preserve"> ≤ 8 bit · </w:t>
-      </w:r>
-      <w:r>
-        <w:rPr>
-          <w:rFonts w:ascii="宋体" w:eastAsia="宋体" w:hAnsi="宋体" w:cs="宋体" w:hint="eastAsia"/>
-          <w:lang w:eastAsia="zh-CN"/>
-        </w:rPr>
-        <w:t>参数为公开典型量级占位（</w:t>
-      </w:r>
-      <w:r>
-        <w:rPr>
-          <w:rFonts w:ascii="宋体" w:eastAsia="宋体" w:hAnsi="宋体" w:cs="宋体" w:hint="eastAsia"/>
-          <w:b/>
-          <w:lang w:eastAsia="zh-CN"/>
-        </w:rPr>
-        <w:t>非 PDK</w:t>
-      </w:r>
-      <w:r>
-        <w:rPr>
-          <w:rFonts w:ascii="宋体" w:eastAsia="宋体" w:hAnsi="宋体" w:cs="宋体" w:hint="eastAsia"/>
-          <w:lang w:eastAsia="zh-CN"/>
-        </w:rPr>
-        <w:t>）</w:t>
-      </w:r>
-      <w:r>
-        <w:t xml:space="preserve">· </w:t>
-      </w:r>
-      <w:r>
-        <w:rPr>
-          <w:rFonts w:ascii="宋体" w:eastAsia="宋体" w:hAnsi="宋体" w:cs="宋体" w:hint="eastAsia"/>
-          <w:lang w:eastAsia="zh-CN"/>
-        </w:rPr>
-        <w:t>不做流片</w:t>
-      </w:r>
-      <w:r>
-        <w:t xml:space="preserve"> · </w:t>
-      </w:r>
-      <w:r>
-        <w:rPr>
-          <w:rFonts w:ascii="宋体" w:eastAsia="宋体" w:hAnsi="宋体" w:cs="宋体" w:hint="eastAsia"/>
-          <w:b/>
-          <w:lang w:eastAsia="zh-CN"/>
-        </w:rPr>
-        <w:t>不报 TOPS/TOPS-W/fJ/op</w:t>
-      </w:r>
-      <w:r>
-        <w:rPr>
-          <w:rFonts w:ascii="宋体" w:eastAsia="宋体" w:hAnsi="宋体" w:cs="宋体" w:hint="eastAsia"/>
-          <w:lang w:eastAsia="zh-CN"/>
-        </w:rPr>
-        <w:t>。</w:t>
-      </w:r>
-      <w:r>
-        <w:rPr>
-          <w:rFonts w:ascii="宋体" w:eastAsia="宋体" w:hAnsi="宋体" w:cs="宋体" w:hint="eastAsia"/>
-          <w:b/>
-          <w:lang w:eastAsia="zh-CN"/>
-        </w:rPr>
-        <w:t>仍不可用</w:t>
-      </w:r>
-      <w:r>
-        <w:rPr>
-          <w:rFonts w:ascii="宋体" w:eastAsia="宋体" w:hAnsi="宋体" w:cs="宋体" w:hint="eastAsia"/>
-          <w:lang w:eastAsia="zh-CN"/>
-        </w:rPr>
-        <w:t>：晶体管级比较器</w:t>
+        <w:t>卡位</w:t>
       </w:r>
       <w:r>
         <w:t xml:space="preserve"> / </w:t>
@@ -22270,1096 +23587,7 @@
           <w:rFonts w:ascii="宋体" w:eastAsia="宋体" w:hAnsi="宋体" w:cs="宋体" w:hint="eastAsia"/>
           <w:lang w:eastAsia="zh-CN"/>
         </w:rPr>
-        <w:t>运放</w:t>
-      </w:r>
-      <w:r>
-        <w:t xml:space="preserve"> · </w:t>
-      </w:r>
-      <w:r>
-        <w:rPr>
-          <w:rFonts w:ascii="宋体" w:eastAsia="宋体" w:hAnsi="宋体" w:cs="宋体" w:hint="eastAsia"/>
-          <w:lang w:eastAsia="zh-CN"/>
-        </w:rPr>
-        <w:t>电阻电容匹配网络</w:t>
-      </w:r>
-      <w:r>
-        <w:t xml:space="preserve"> · </w:t>
-      </w:r>
-      <w:r>
-        <w:rPr>
-          <w:rFonts w:ascii="宋体" w:eastAsia="宋体" w:hAnsi="宋体" w:cs="宋体" w:hint="eastAsia"/>
-          <w:lang w:eastAsia="zh-CN"/>
-        </w:rPr>
-        <w:t>电荷注入完整模型</w:t>
-      </w:r>
-      <w:r>
-        <w:t xml:space="preserve"> · </w:t>
-      </w:r>
-      <w:r>
-        <w:rPr>
-          <w:rFonts w:ascii="宋体" w:eastAsia="宋体" w:hAnsi="宋体" w:cs="宋体" w:hint="eastAsia"/>
-          <w:lang w:eastAsia="zh-CN"/>
-        </w:rPr>
-        <w:t>建立时间</w:t>
-      </w:r>
-      <w:r>
-        <w:t xml:space="preserve"> / </w:t>
-      </w:r>
-      <w:r>
-        <w:rPr>
-          <w:rFonts w:ascii="宋体" w:eastAsia="宋体" w:hAnsi="宋体" w:cs="宋体" w:hint="eastAsia"/>
-          <w:lang w:eastAsia="zh-CN"/>
-        </w:rPr>
-        <w:t>摆率建模</w:t>
-      </w:r>
-      <w:r>
-        <w:t xml:space="preserve"> · </w:t>
-      </w:r>
-      <w:r>
-        <w:rPr>
-          <w:rFonts w:ascii="宋体" w:eastAsia="宋体" w:hAnsi="宋体" w:cs="宋体" w:hint="eastAsia"/>
-          <w:lang w:eastAsia="zh-CN"/>
-        </w:rPr>
-        <w:t>工艺角</w:t>
-      </w:r>
-      <w:r>
-        <w:t xml:space="preserve"> / PDK / </w:t>
-      </w:r>
-      <w:r>
-        <w:rPr>
-          <w:rFonts w:ascii="宋体" w:eastAsia="宋体" w:hAnsi="宋体" w:cs="宋体" w:hint="eastAsia"/>
-          <w:lang w:eastAsia="zh-CN"/>
-        </w:rPr>
-        <w:t>硅验证（</w:t>
-      </w:r>
-      <w:r>
-        <w:rPr>
-          <w:rFonts w:ascii="宋体" w:eastAsia="宋体" w:hAnsi="宋体" w:cs="宋体" w:hint="eastAsia"/>
-          <w:b/>
-          <w:lang w:eastAsia="zh-CN"/>
-        </w:rPr>
-        <w:t>T2 永久锁</w:t>
-      </w:r>
-      <w:r>
-        <w:rPr>
-          <w:rFonts w:ascii="宋体" w:eastAsia="宋体" w:hAnsi="宋体" w:cs="宋体" w:hint="eastAsia"/>
-          <w:lang w:eastAsia="zh-CN"/>
-        </w:rPr>
-        <w:t>）。</w:t>
-      </w:r>
-    </w:p>
-    <w:p>
-      <w:bookmarkStart w:id="19" w:name="_Toc_section_9"/>
-      <w:bookmarkStart w:id="8" w:name="section-9"/>
-      <w:pPr>
-        <w:pStyle w:val="Heading2"/>
-        <w:spacing w:line="312" w:lineRule="auto" w:before="720" w:after="288"/>
-      </w:pPr>
-      <w:bookmarkEnd w:id="8"/>
-      <w:r>
-        <w:rPr>
-          <w:rFonts w:ascii="宋体" w:hAnsi="宋体" w:eastAsia="宋体" w:cs="宋体" w:hint="eastAsia"/>
-          <w:b/>
-          <w:sz w:val="36"/>
-          <w:lang w:eastAsia="zh-CN"/>
-        </w:rPr>
-        <w:t>九、关键结论</w:t>
-      </w:r>
-      <w:bookmarkEnd w:id="19"/>
-    </w:p>
-    <w:p>
-      <w:pPr>
-        <w:pStyle w:val="ListBullet"/>
-        <w:spacing w:after="72"/>
-      </w:pPr>
-      <w:r>
-        <w:rPr>
-          <w:rFonts w:ascii="宋体" w:eastAsia="宋体" w:hAnsi="宋体" w:cs="宋体" w:hint="eastAsia"/>
-          <w:b/>
-          <w:lang w:eastAsia="zh-CN"/>
-        </w:rPr>
-        <w:t>补上最大平台缺口（E6）</w:t>
-      </w:r>
-      <w:r>
-        <w:rPr>
-          <w:rFonts w:ascii="宋体" w:eastAsia="宋体" w:hAnsi="宋体" w:cs="宋体" w:hint="eastAsia"/>
-          <w:lang w:eastAsia="zh-CN"/>
-        </w:rPr>
-        <w:t>：此前</w:t>
-      </w:r>
-      <w:r>
-        <w:t xml:space="preserve"> ecore </w:t>
-      </w:r>
-      <w:r>
-        <w:rPr>
-          <w:rFonts w:ascii="宋体" w:eastAsia="宋体" w:hAnsi="宋体" w:cs="宋体" w:hint="eastAsia"/>
-          <w:lang w:eastAsia="zh-CN"/>
-        </w:rPr>
-        <w:t>一条版图链都没有；现打通「电路模型</w:t>
-      </w:r>
-      <w:r>
-        <w:t xml:space="preserve"> → </w:t>
-      </w:r>
-      <w:r>
-        <w:rPr>
-          <w:rFonts w:ascii="宋体" w:eastAsia="宋体" w:hAnsi="宋体" w:cs="宋体" w:hint="eastAsia"/>
-          <w:lang w:eastAsia="zh-CN"/>
-        </w:rPr>
-        <w:t>可签核版图</w:t>
-      </w:r>
-      <w:r>
-        <w:t xml:space="preserve"> → GDS</w:t>
-      </w:r>
-      <w:r>
-        <w:rPr>
-          <w:rFonts w:ascii="宋体" w:eastAsia="宋体" w:hAnsi="宋体" w:cs="宋体" w:hint="eastAsia"/>
-          <w:lang w:eastAsia="zh-CN"/>
-        </w:rPr>
-        <w:t>」。</w:t>
-      </w:r>
-    </w:p>
-    <w:p>
-      <w:pPr>
-        <w:pStyle w:val="ListBullet"/>
-        <w:spacing w:after="72"/>
-      </w:pPr>
-      <w:r>
-        <w:rPr>
-          <w:rFonts w:ascii="宋体" w:eastAsia="宋体" w:hAnsi="宋体" w:cs="宋体" w:hint="eastAsia"/>
-          <w:b/>
-          <w:lang w:eastAsia="zh-CN"/>
-        </w:rPr>
-        <w:t>IR drop 是模拟 MVM 的第一号规模墙（E7）</w:t>
-      </w:r>
-      <w:r>
-        <w:rPr>
-          <w:rFonts w:ascii="宋体" w:eastAsia="宋体" w:hAnsi="宋体" w:cs="宋体" w:hint="eastAsia"/>
-          <w:lang w:eastAsia="zh-CN"/>
-        </w:rPr>
-        <w:t>：</w:t>
-      </w:r>
-      <w:r>
-        <w:t xml:space="preserve">∝N² </w:t>
-      </w:r>
-      <w:r>
-        <w:rPr>
-          <w:rFonts w:ascii="宋体" w:eastAsia="宋体" w:hAnsi="宋体" w:cs="宋体" w:hint="eastAsia"/>
-          <w:lang w:eastAsia="zh-CN"/>
-        </w:rPr>
-        <w:t>超线性</w:t>
-      </w:r>
-      <w:r>
-        <w:t xml:space="preserve"> ⇒ </w:t>
-      </w:r>
-      <w:r>
-        <w:rPr>
-          <w:rFonts w:ascii="宋体" w:eastAsia="宋体" w:hAnsi="宋体" w:cs="宋体" w:hint="eastAsia"/>
-          <w:lang w:eastAsia="zh-CN"/>
-        </w:rPr>
-        <w:t>被动单端驱动不能只靠加行列扩规模（须分段</w:t>
-      </w:r>
-      <w:r>
-        <w:t>/</w:t>
-      </w:r>
-      <w:r>
-        <w:rPr>
-          <w:rFonts w:ascii="宋体" w:eastAsia="宋体" w:hAnsi="宋体" w:cs="宋体" w:hint="eastAsia"/>
-          <w:lang w:eastAsia="zh-CN"/>
-        </w:rPr>
-        <w:t>双侧驱动、加宽加厚金属、降单元电导、分块</w:t>
-      </w:r>
-      <w:r>
-        <w:t xml:space="preserve"> tiling</w:t>
-      </w:r>
-      <w:r>
-        <w:rPr>
-          <w:rFonts w:ascii="宋体" w:eastAsia="宋体" w:hAnsi="宋体" w:cs="宋体" w:hint="eastAsia"/>
-          <w:lang w:eastAsia="zh-CN"/>
-        </w:rPr>
-        <w:t>）。</w:t>
-      </w:r>
-    </w:p>
-    <w:p>
-      <w:pPr>
-        <w:pStyle w:val="ListBullet"/>
-        <w:spacing w:after="72"/>
-      </w:pPr>
-      <w:r>
-        <w:rPr>
-          <w:rFonts w:ascii="宋体" w:eastAsia="宋体" w:hAnsi="宋体" w:cs="宋体" w:hint="eastAsia"/>
-          <w:b/>
-          <w:lang w:eastAsia="zh-CN"/>
-        </w:rPr>
-        <w:t>sneak 是拓扑效应（E7）</w:t>
-      </w:r>
-      <w:r>
-        <w:rPr>
-          <w:rFonts w:ascii="宋体" w:eastAsia="宋体" w:hAnsi="宋体" w:cs="宋体" w:hint="eastAsia"/>
-          <w:lang w:eastAsia="zh-CN"/>
-        </w:rPr>
-        <w:t>：与</w:t>
-      </w:r>
-      <w:r>
-        <w:t xml:space="preserve"> IR drop </w:t>
-      </w:r>
-      <w:r>
-        <w:rPr>
-          <w:rFonts w:ascii="宋体" w:eastAsia="宋体" w:hAnsi="宋体" w:cs="宋体" w:hint="eastAsia"/>
-          <w:lang w:eastAsia="zh-CN"/>
-        </w:rPr>
-        <w:t>解耦（</w:t>
-      </w:r>
-      <w:r>
-        <w:t xml:space="preserve">R=0 </w:t>
-      </w:r>
-      <w:r>
-        <w:rPr>
-          <w:rFonts w:ascii="宋体" w:eastAsia="宋体" w:hAnsi="宋体" w:cs="宋体" w:hint="eastAsia"/>
-          <w:lang w:eastAsia="zh-CN"/>
-        </w:rPr>
-        <w:t>时仍存在）</w:t>
-      </w:r>
-      <w:r>
-        <w:t xml:space="preserve">⇒ </w:t>
-      </w:r>
-      <w:r>
-        <w:rPr>
-          <w:rFonts w:ascii="宋体" w:eastAsia="宋体" w:hAnsi="宋体" w:cs="宋体" w:hint="eastAsia"/>
-          <w:lang w:eastAsia="zh-CN"/>
-        </w:rPr>
-        <w:t>需正规选通方案。</w:t>
-      </w:r>
-    </w:p>
-    <w:p>
-      <w:pPr>
-        <w:pStyle w:val="ListBullet"/>
-        <w:spacing w:after="72"/>
-      </w:pPr>
-      <w:r>
-        <w:rPr>
-          <w:rFonts w:ascii="宋体" w:eastAsia="宋体" w:hAnsi="宋体" w:cs="宋体" w:hint="eastAsia"/>
-          <w:b/>
-          <w:lang w:eastAsia="zh-CN"/>
-        </w:rPr>
-        <w:t>失配的两半（E8）</w:t>
-      </w:r>
-      <w:r>
-        <w:rPr>
-          <w:rFonts w:ascii="宋体" w:eastAsia="宋体" w:hAnsi="宋体" w:cs="宋体" w:hint="eastAsia"/>
-          <w:lang w:eastAsia="zh-CN"/>
-        </w:rPr>
-        <w:t>：随机项按</w:t>
-      </w:r>
-      <w:r>
-        <w:t xml:space="preserve"> 1/√N </w:t>
-      </w:r>
-      <w:r>
-        <w:rPr>
-          <w:rFonts w:ascii="宋体" w:eastAsia="宋体" w:hAnsi="宋体" w:cs="宋体" w:hint="eastAsia"/>
-          <w:lang w:eastAsia="zh-CN"/>
-        </w:rPr>
-        <w:t>被平均掉、系统项不会</w:t>
-      </w:r>
-      <w:r>
-        <w:t xml:space="preserve"> ⇒ </w:t>
-      </w:r>
-      <w:r>
-        <w:rPr>
-          <w:rFonts w:ascii="宋体" w:eastAsia="宋体" w:hAnsi="宋体" w:cs="宋体" w:hint="eastAsia"/>
-          <w:lang w:eastAsia="zh-CN"/>
-        </w:rPr>
-        <w:t>分层校准；校准精度决定有效位数上限。</w:t>
-      </w:r>
-    </w:p>
-    <w:p>
-      <w:pPr>
-        <w:pStyle w:val="ListBullet"/>
-        <w:spacing w:after="72"/>
-      </w:pPr>
-      <w:r>
-        <w:rPr>
-          <w:rFonts w:ascii="宋体" w:eastAsia="宋体" w:hAnsi="宋体" w:cs="宋体" w:hint="eastAsia"/>
-          <w:b/>
-          <w:lang w:eastAsia="zh-CN"/>
-        </w:rPr>
-        <w:t>规模由 IR drop 主导（E9）</w:t>
-      </w:r>
-      <w:r>
-        <w:rPr>
-          <w:rFonts w:ascii="宋体" w:eastAsia="宋体" w:hAnsi="宋体" w:cs="宋体" w:hint="eastAsia"/>
-          <w:lang w:eastAsia="zh-CN"/>
-        </w:rPr>
-        <w:t>：</w:t>
-      </w:r>
-      <w:r>
-        <w:t xml:space="preserve">5% </w:t>
-      </w:r>
-      <w:r>
-        <w:rPr>
-          <w:rFonts w:ascii="宋体" w:eastAsia="宋体" w:hAnsi="宋体" w:cs="宋体" w:hint="eastAsia"/>
-          <w:lang w:eastAsia="zh-CN"/>
-        </w:rPr>
-        <w:t>输出误差预算只支持</w:t>
-      </w:r>
-      <w:r>
-        <w:t xml:space="preserve"> ~18 </w:t>
-      </w:r>
-      <w:r>
-        <w:rPr>
-          <w:rFonts w:ascii="宋体" w:eastAsia="宋体" w:hAnsi="宋体" w:cs="宋体" w:hint="eastAsia"/>
-          <w:lang w:eastAsia="zh-CN"/>
-        </w:rPr>
-        <w:t>行，千级阵列在被动驱动下不可达。</w:t>
-      </w:r>
-    </w:p>
-    <w:p>
-      <w:pPr>
-        <w:pStyle w:val="ListBullet"/>
-        <w:spacing w:after="72"/>
-      </w:pPr>
-      <w:r>
-        <w:rPr>
-          <w:rFonts w:ascii="宋体" w:eastAsia="宋体" w:hAnsi="宋体" w:cs="宋体" w:hint="eastAsia"/>
-          <w:b/>
-          <w:lang w:eastAsia="zh-CN"/>
-        </w:rPr>
-        <w:t>架构族同构</w:t>
-      </w:r>
-      <w:r>
-        <w:rPr>
-          <w:rFonts w:ascii="宋体" w:eastAsia="宋体" w:hAnsi="宋体" w:cs="宋体" w:hint="eastAsia"/>
-          <w:lang w:eastAsia="zh-CN"/>
-        </w:rPr>
-        <w:t>：模拟</w:t>
-      </w:r>
-      <w:r>
-        <w:t xml:space="preserve"> MVM </w:t>
-      </w:r>
-      <w:r>
-        <w:rPr>
-          <w:rFonts w:ascii="宋体" w:eastAsia="宋体" w:hAnsi="宋体" w:cs="宋体" w:hint="eastAsia"/>
-          <w:lang w:eastAsia="zh-CN"/>
-        </w:rPr>
-        <w:t>交叉阵列</w:t>
-      </w:r>
-      <w:r>
-        <w:t xml:space="preserve"> = </w:t>
-      </w:r>
-      <w:r>
-        <w:rPr>
-          <w:rFonts w:ascii="宋体" w:eastAsia="宋体" w:hAnsi="宋体" w:cs="宋体" w:hint="eastAsia"/>
-          <w:lang w:eastAsia="zh-CN"/>
-        </w:rPr>
-        <w:t>电子域矩阵</w:t>
-      </w:r>
-      <w:r>
-        <w:t>-</w:t>
-      </w:r>
-      <w:r>
-        <w:rPr>
-          <w:rFonts w:ascii="宋体" w:eastAsia="宋体" w:hAnsi="宋体" w:cs="宋体" w:hint="eastAsia"/>
-          <w:lang w:eastAsia="zh-CN"/>
-        </w:rPr>
-        <w:t>向量乘，与光子</w:t>
-      </w:r>
-      <w:r>
-        <w:t xml:space="preserve"> MZI mesh</w:t>
-      </w:r>
-      <w:r>
-        <w:rPr>
-          <w:rFonts w:ascii="宋体" w:eastAsia="宋体" w:hAnsi="宋体" w:cs="宋体" w:hint="eastAsia"/>
-          <w:lang w:eastAsia="zh-CN"/>
-        </w:rPr>
-        <w:t>、商业模拟</w:t>
-      </w:r>
-      <w:r>
-        <w:t xml:space="preserve"> AI </w:t>
-      </w:r>
-      <w:r>
-        <w:rPr>
-          <w:rFonts w:ascii="宋体" w:eastAsia="宋体" w:hAnsi="宋体" w:cs="宋体" w:hint="eastAsia"/>
-          <w:lang w:eastAsia="zh-CN"/>
-        </w:rPr>
-        <w:t>加速器同族。</w:t>
-      </w:r>
-    </w:p>
-    <w:p>
-      <w:pPr>
-        <w:pStyle w:val="ListBullet"/>
-        <w:spacing w:after="72"/>
-      </w:pPr>
-      <w:r>
-        <w:rPr>
-          <w:rFonts w:ascii="宋体" w:eastAsia="宋体" w:hAnsi="宋体" w:cs="宋体" w:hint="eastAsia"/>
-          <w:b/>
-          <w:lang w:eastAsia="zh-CN"/>
-        </w:rPr>
-        <w:t>方法学独立</w:t>
-      </w:r>
-      <w:r>
-        <w:rPr>
-          <w:rFonts w:ascii="宋体" w:eastAsia="宋体" w:hAnsi="宋体" w:cs="宋体" w:hint="eastAsia"/>
-          <w:lang w:eastAsia="zh-CN"/>
-        </w:rPr>
-        <w:t>：判决全为死标量比对（闭式物理律</w:t>
-      </w:r>
-      <w:r>
-        <w:t xml:space="preserve"> golden</w:t>
-      </w:r>
-      <w:r>
-        <w:rPr>
-          <w:rFonts w:ascii="宋体" w:eastAsia="宋体" w:hAnsi="宋体" w:cs="宋体" w:hint="eastAsia"/>
-          <w:lang w:eastAsia="zh-CN"/>
-        </w:rPr>
-        <w:t>），</w:t>
-      </w:r>
-      <w:r>
-        <w:t xml:space="preserve">LLM </w:t>
-      </w:r>
-      <w:r>
-        <w:rPr>
-          <w:rFonts w:ascii="宋体" w:eastAsia="宋体" w:hAnsi="宋体" w:cs="宋体" w:hint="eastAsia"/>
-          <w:lang w:eastAsia="zh-CN"/>
-        </w:rPr>
-        <w:t>不进判决路径，零外部</w:t>
-      </w:r>
-      <w:r>
-        <w:t xml:space="preserve"> SPICE / </w:t>
-      </w:r>
-      <w:r>
-        <w:rPr>
-          <w:rFonts w:ascii="宋体" w:eastAsia="宋体" w:hAnsi="宋体" w:cs="宋体" w:hint="eastAsia"/>
-          <w:lang w:eastAsia="zh-CN"/>
-        </w:rPr>
-        <w:t>商业</w:t>
-      </w:r>
-      <w:r>
-        <w:t xml:space="preserve"> EDA </w:t>
-      </w:r>
-      <w:r>
-        <w:rPr>
-          <w:rFonts w:ascii="宋体" w:eastAsia="宋体" w:hAnsi="宋体" w:cs="宋体" w:hint="eastAsia"/>
-          <w:lang w:eastAsia="zh-CN"/>
-        </w:rPr>
-        <w:t>引擎。</w:t>
-      </w:r>
-    </w:p>
-    <w:p>
-      <w:pPr>
-        <w:pStyle w:val="ListBullet"/>
-        <w:spacing w:after="72"/>
-      </w:pPr>
-      <w:r>
-        <w:rPr>
-          <w:rFonts w:ascii="宋体" w:eastAsia="宋体" w:hAnsi="宋体" w:cs="宋体" w:hint="eastAsia"/>
-          <w:b/>
-          <w:lang w:eastAsia="zh-CN"/>
-        </w:rPr>
-        <w:t>带符号权重</w:t>
-      </w:r>
-      <w:r>
-        <w:rPr>
-          <w:rFonts w:ascii="宋体" w:eastAsia="宋体" w:hAnsi="宋体" w:cs="宋体" w:hint="eastAsia"/>
-          <w:lang w:eastAsia="zh-CN"/>
-        </w:rPr>
-        <w:t>：参考列法（</w:t>
-      </w:r>
-      <w:r>
-        <w:rPr>
-          <w:rFonts w:ascii="Courier" w:hAnsi="Courier"/>
-        </w:rPr>
-        <w:t>g_ij = g_base + s·W_ij</w:t>
-      </w:r>
-      <w:r>
-        <w:rPr>
-          <w:rFonts w:ascii="宋体" w:eastAsia="宋体" w:hAnsi="宋体" w:cs="宋体" w:hint="eastAsia"/>
-          <w:lang w:eastAsia="zh-CN"/>
-        </w:rPr>
-        <w:t>，数据列减参考列）。</w:t>
-      </w:r>
-    </w:p>
-    <w:p>
-      <w:pPr>
-        <w:pStyle w:val="ListBullet"/>
-        <w:spacing w:after="72"/>
-      </w:pPr>
-      <w:r>
-        <w:rPr>
-          <w:rFonts w:ascii="宋体" w:eastAsia="宋体" w:hAnsi="宋体" w:cs="宋体" w:hint="eastAsia"/>
-          <w:b/>
-          <w:lang w:eastAsia="zh-CN"/>
-        </w:rPr>
-        <w:t>器件级内核验证（E11-c）</w:t>
-      </w:r>
-      <w:r>
-        <w:rPr>
-          <w:rFonts w:ascii="宋体" w:eastAsia="宋体" w:hAnsi="宋体" w:cs="宋体" w:hint="eastAsia"/>
-          <w:lang w:eastAsia="zh-CN"/>
-        </w:rPr>
-        <w:t>：新增</w:t>
-      </w:r>
-      <w:r>
-        <w:t xml:space="preserve"> MOSCAP 1D </w:t>
-      </w:r>
-      <w:r>
-        <w:rPr>
-          <w:rFonts w:ascii="宋体" w:eastAsia="宋体" w:hAnsi="宋体" w:cs="宋体" w:hint="eastAsia"/>
-          <w:lang w:eastAsia="zh-CN"/>
-        </w:rPr>
-        <w:t>自洽泊松，使本包首次拥有「教科书闭式</w:t>
-      </w:r>
-      <w:r>
-        <w:t xml:space="preserve"> ⟷ </w:t>
-      </w:r>
-      <w:r>
-        <w:rPr>
-          <w:rFonts w:ascii="宋体" w:eastAsia="宋体" w:hAnsi="宋体" w:cs="宋体" w:hint="eastAsia"/>
-          <w:lang w:eastAsia="zh-CN"/>
-        </w:rPr>
-        <w:t>器件级</w:t>
-      </w:r>
-      <w:r>
-        <w:t xml:space="preserve"> PDE</w:t>
-      </w:r>
-      <w:r>
-        <w:rPr>
-          <w:rFonts w:ascii="宋体" w:eastAsia="宋体" w:hAnsi="宋体" w:cs="宋体" w:hint="eastAsia"/>
-          <w:lang w:eastAsia="zh-CN"/>
-        </w:rPr>
-        <w:t>」这条独立交叉验证路径（</w:t>
-      </w:r>
-      <w:r>
-        <w:t xml:space="preserve">V_th </w:t>
-      </w:r>
-      <w:r>
-        <w:rPr>
-          <w:rFonts w:ascii="宋体" w:eastAsia="宋体" w:hAnsi="宋体" w:cs="宋体" w:hint="eastAsia"/>
-          <w:lang w:eastAsia="zh-CN"/>
-        </w:rPr>
-        <w:t>一致到</w:t>
-      </w:r>
-      <w:r>
-        <w:t xml:space="preserve"> 2e-4%</w:t>
-      </w:r>
-      <w:r>
-        <w:rPr>
-          <w:rFonts w:ascii="宋体" w:eastAsia="宋体" w:hAnsi="宋体" w:cs="宋体" w:hint="eastAsia"/>
-          <w:lang w:eastAsia="zh-CN"/>
-        </w:rPr>
-        <w:t>）；此前器件模型只与</w:t>
-      </w:r>
-      <w:r>
-        <w:rPr>
-          <w:rFonts w:ascii="宋体" w:eastAsia="宋体" w:hAnsi="宋体" w:cs="宋体" w:hint="eastAsia"/>
-          <w:b/>
-          <w:lang w:eastAsia="zh-CN"/>
-        </w:rPr>
-        <w:t>自身闭式</w:t>
-      </w:r>
-      <w:r>
-        <w:rPr>
-          <w:rFonts w:ascii="宋体" w:eastAsia="宋体" w:hAnsi="宋体" w:cs="宋体" w:hint="eastAsia"/>
-          <w:lang w:eastAsia="zh-CN"/>
-        </w:rPr>
-        <w:t>自洽。</w:t>
-      </w:r>
-    </w:p>
-    <w:p>
-      <w:pPr>
-        <w:pStyle w:val="ListBullet"/>
-        <w:spacing w:after="72"/>
-      </w:pPr>
-      <w:r>
-        <w:rPr>
-          <w:rFonts w:ascii="宋体" w:eastAsia="宋体" w:hAnsi="宋体" w:cs="宋体" w:hint="eastAsia"/>
-          <w:b/>
-          <w:lang w:eastAsia="zh-CN"/>
-        </w:rPr>
-        <w:t>失效边界（E11-d）</w:t>
-      </w:r>
-      <w:r>
-        <w:rPr>
-          <w:rFonts w:ascii="宋体" w:eastAsia="宋体" w:hAnsi="宋体" w:cs="宋体" w:hint="eastAsia"/>
-          <w:lang w:eastAsia="zh-CN"/>
-        </w:rPr>
-        <w:t>：数值窗口（随网格变）与物理窗口（</w:t>
-      </w:r>
-      <w:r>
-        <w:rPr>
-          <w:rFonts w:ascii="宋体" w:eastAsia="宋体" w:hAnsi="宋体" w:cs="宋体" w:hint="eastAsia"/>
-          <w:b/>
-          <w:lang w:eastAsia="zh-CN"/>
-        </w:rPr>
-        <w:t>与网格无关</w:t>
-      </w:r>
-      <w:r>
-        <w:rPr>
-          <w:rFonts w:ascii="宋体" w:eastAsia="宋体" w:hAnsi="宋体" w:cs="宋体" w:hint="eastAsia"/>
-          <w:lang w:eastAsia="zh-CN"/>
-        </w:rPr>
-        <w:t>）严格分离</w:t>
-      </w:r>
-      <w:r>
-        <w:t xml:space="preserve"> ⇒ </w:t>
-      </w:r>
-      <w:r>
-        <w:rPr>
-          <w:rFonts w:ascii="宋体" w:eastAsia="宋体" w:hAnsi="宋体" w:cs="宋体" w:hint="eastAsia"/>
-          <w:lang w:eastAsia="zh-CN"/>
-        </w:rPr>
-        <w:t>半宽比</w:t>
-      </w:r>
-      <w:r>
-        <w:t xml:space="preserve"> </w:t>
-      </w:r>
-      <w:r>
-        <w:rPr>
-          <w:b/>
-        </w:rPr>
-        <w:t>0.835</w:t>
-      </w:r>
-      <w:r>
-        <w:t xml:space="preserve"> ⇒ </w:t>
-      </w:r>
-      <w:r>
-        <w:rPr>
-          <w:rFonts w:ascii="宋体" w:eastAsia="宋体" w:hAnsi="宋体" w:cs="宋体" w:hint="eastAsia"/>
-          <w:b/>
-          <w:lang w:eastAsia="zh-CN"/>
-        </w:rPr>
-        <w:t>物理模型先失效、数值后崩</w:t>
-      </w:r>
-      <w:r>
-        <w:rPr>
-          <w:rFonts w:ascii="宋体" w:eastAsia="宋体" w:hAnsi="宋体" w:cs="宋体" w:hint="eastAsia"/>
-          <w:lang w:eastAsia="zh-CN"/>
-        </w:rPr>
-        <w:t>；文献缺口量化：</w:t>
-      </w:r>
-      <w:r>
-        <w:t xml:space="preserve">L=65 nm </w:t>
-      </w:r>
-      <w:r>
-        <w:rPr>
-          <w:rFonts w:ascii="宋体" w:eastAsia="宋体" w:hAnsi="宋体" w:cs="宋体" w:hint="eastAsia"/>
-          <w:lang w:eastAsia="zh-CN"/>
-        </w:rPr>
-        <w:t>时</w:t>
-      </w:r>
-      <w:r>
-        <w:t xml:space="preserve"> roll-off </w:t>
-      </w:r>
-      <w:r>
-        <w:rPr>
-          <w:rFonts w:ascii="宋体" w:eastAsia="宋体" w:hAnsi="宋体" w:cs="宋体" w:hint="eastAsia"/>
-          <w:lang w:eastAsia="zh-CN"/>
-        </w:rPr>
-        <w:t>占</w:t>
-      </w:r>
-      <w:r>
-        <w:t xml:space="preserve"> V_th 37.9%</w:t>
-      </w:r>
-      <w:r>
-        <w:rPr>
-          <w:rFonts w:ascii="宋体" w:eastAsia="宋体" w:hAnsi="宋体" w:cs="宋体" w:hint="eastAsia"/>
-          <w:lang w:eastAsia="zh-CN"/>
-        </w:rPr>
-        <w:t>（</w:t>
-      </w:r>
-      <w:r>
-        <w:rPr>
-          <w:rFonts w:ascii="宋体" w:eastAsia="宋体" w:hAnsi="宋体" w:cs="宋体" w:hint="eastAsia"/>
-          <w:b/>
-          <w:lang w:eastAsia="zh-CN"/>
-        </w:rPr>
-        <w:t>非 LDA 计算结果</w:t>
-      </w:r>
-      <w:r>
-        <w:rPr>
-          <w:rFonts w:ascii="宋体" w:eastAsia="宋体" w:hAnsi="宋体" w:cs="宋体" w:hint="eastAsia"/>
-          <w:lang w:eastAsia="zh-CN"/>
-        </w:rPr>
-        <w:t>）。</w:t>
-      </w:r>
-    </w:p>
-    <w:p>
-      <w:pPr>
-        <w:pStyle w:val="ListBullet"/>
-        <w:spacing w:after="72"/>
-      </w:pPr>
-      <w:r>
-        <w:rPr>
-          <w:rFonts w:ascii="宋体" w:eastAsia="宋体" w:hAnsi="宋体" w:cs="宋体" w:hint="eastAsia"/>
-          <w:b/>
-          <w:lang w:eastAsia="zh-CN"/>
-        </w:rPr>
-        <w:t>短沟道效应由 2D 解自然涌现（E12）</w:t>
-      </w:r>
-      <w:r>
-        <w:rPr>
-          <w:rFonts w:ascii="宋体" w:eastAsia="宋体" w:hAnsi="宋体" w:cs="宋体" w:hint="eastAsia"/>
-          <w:lang w:eastAsia="zh-CN"/>
-        </w:rPr>
-        <w:t>：</w:t>
-      </w:r>
-      <w:r>
-        <w:t xml:space="preserve">E11-d </w:t>
-      </w:r>
-      <w:r>
-        <w:rPr>
-          <w:rFonts w:ascii="宋体" w:eastAsia="宋体" w:hAnsi="宋体" w:cs="宋体" w:hint="eastAsia"/>
-          <w:lang w:eastAsia="zh-CN"/>
-        </w:rPr>
-        <w:t>曾登记「平台算不了」；</w:t>
-      </w:r>
-      <w:r>
-        <w:t xml:space="preserve">E12 </w:t>
-      </w:r>
-      <w:r>
-        <w:rPr>
-          <w:rFonts w:ascii="宋体" w:eastAsia="宋体" w:hAnsi="宋体" w:cs="宋体" w:hint="eastAsia"/>
-          <w:lang w:eastAsia="zh-CN"/>
-        </w:rPr>
-        <w:t>补上四端</w:t>
-      </w:r>
-      <w:r>
-        <w:t xml:space="preserve"> 2D </w:t>
-      </w:r>
-      <w:r>
-        <w:rPr>
-          <w:rFonts w:ascii="宋体" w:eastAsia="宋体" w:hAnsi="宋体" w:cs="宋体" w:hint="eastAsia"/>
-          <w:lang w:eastAsia="zh-CN"/>
-        </w:rPr>
-        <w:t>自洽泊松后，</w:t>
-      </w:r>
-      <w:r>
-        <w:t xml:space="preserve">roll-off / DIBL </w:t>
-      </w:r>
-      <w:r>
-        <w:rPr>
-          <w:rFonts w:ascii="宋体" w:eastAsia="宋体" w:hAnsi="宋体" w:cs="宋体" w:hint="eastAsia"/>
-          <w:lang w:eastAsia="zh-CN"/>
-        </w:rPr>
-        <w:t>不再靠文献式代入</w:t>
-      </w:r>
-      <w:r>
-        <w:t>——</w:t>
-      </w:r>
-      <w:r>
-        <w:rPr>
-          <w:rFonts w:ascii="宋体" w:eastAsia="宋体" w:hAnsi="宋体" w:cs="宋体" w:hint="eastAsia"/>
-          <w:b/>
-          <w:lang w:eastAsia="zh-CN"/>
-        </w:rPr>
-        <w:t>DIBL 153.6 mV/V 且满足 ln(DIBL)–L 指数衰减律（R² 0.9986 · ℓ_eff 68.9 nm）</w:t>
-      </w:r>
-      <w:r>
-        <w:rPr>
-          <w:rFonts w:ascii="宋体" w:eastAsia="宋体" w:hAnsi="宋体" w:cs="宋体" w:hint="eastAsia"/>
-          <w:lang w:eastAsia="zh-CN"/>
-        </w:rPr>
-        <w:t>，这是该能力「真做出来了」的决定性证据。</w:t>
-      </w:r>
-    </w:p>
-    <w:p>
-      <w:pPr>
-        <w:pStyle w:val="ListBullet"/>
-        <w:spacing w:after="72"/>
-      </w:pPr>
-      <w:r>
-        <w:rPr>
-          <w:rFonts w:ascii="宋体" w:eastAsia="宋体" w:hAnsi="宋体" w:cs="宋体" w:hint="eastAsia"/>
-          <w:b/>
-          <w:lang w:eastAsia="zh-CN"/>
-        </w:rPr>
-        <w:t>亚阈值摆幅：60 mV/dec 是硬下限，不是目标（E13）</w:t>
-      </w:r>
-      <w:r>
-        <w:rPr>
-          <w:rFonts w:ascii="宋体" w:eastAsia="宋体" w:hAnsi="宋体" w:cs="宋体" w:hint="eastAsia"/>
-          <w:lang w:eastAsia="zh-CN"/>
-        </w:rPr>
-        <w:t>：</w:t>
-      </w:r>
-      <w:r>
-        <w:t xml:space="preserve">E12 </w:t>
-      </w:r>
-      <w:r>
-        <w:rPr>
-          <w:rFonts w:ascii="宋体" w:eastAsia="宋体" w:hAnsi="宋体" w:cs="宋体" w:hint="eastAsia"/>
-          <w:lang w:eastAsia="zh-CN"/>
-        </w:rPr>
-        <w:t>的「不产</w:t>
-      </w:r>
-      <w:r>
-        <w:t xml:space="preserve"> I-V</w:t>
-      </w:r>
-      <w:r>
-        <w:rPr>
-          <w:rFonts w:ascii="宋体" w:eastAsia="宋体" w:hAnsi="宋体" w:cs="宋体" w:hint="eastAsia"/>
-          <w:lang w:eastAsia="zh-CN"/>
-        </w:rPr>
-        <w:t>」缺口由</w:t>
-      </w:r>
-      <w:r>
-        <w:t xml:space="preserve"> E13 </w:t>
-      </w:r>
-      <w:r>
-        <w:rPr>
-          <w:rFonts w:ascii="宋体" w:eastAsia="宋体" w:hAnsi="宋体" w:cs="宋体" w:hint="eastAsia"/>
-          <w:lang w:eastAsia="zh-CN"/>
-        </w:rPr>
-        <w:t>的稳态漂移扩散输运关掉。</w:t>
-      </w:r>
-      <w:r>
-        <w:rPr>
-          <w:rFonts w:ascii="宋体" w:eastAsia="宋体" w:hAnsi="宋体" w:cs="宋体" w:hint="eastAsia"/>
-          <w:b/>
-          <w:lang w:eastAsia="zh-CN"/>
-        </w:rPr>
-        <w:t>「SS → 60」是错的目标</w:t>
-      </w:r>
-      <w:r>
-        <w:t xml:space="preserve"> —— </w:t>
-      </w:r>
-      <w:r>
-        <w:rPr>
-          <w:rFonts w:ascii="宋体" w:eastAsia="宋体" w:hAnsi="宋体" w:cs="宋体" w:hint="eastAsia"/>
-          <w:lang w:eastAsia="zh-CN"/>
-        </w:rPr>
-        <w:t>体硅器件因体效应收敛到</w:t>
-      </w:r>
-      <w:r>
-        <w:t xml:space="preserve"> </w:t>
-      </w:r>
-      <w:r>
-        <w:rPr>
-          <w:rFonts w:ascii="Courier" w:hAnsi="Courier"/>
-        </w:rPr>
-        <w:t>60·(1+Cd/Cox)</w:t>
-      </w:r>
-      <w:r>
-        <w:t xml:space="preserve"> </w:t>
-      </w:r>
-      <w:r>
-        <w:rPr>
-          <w:rFonts w:ascii="宋体" w:eastAsia="宋体" w:hAnsi="宋体" w:cs="宋体" w:hint="eastAsia"/>
-          <w:lang w:eastAsia="zh-CN"/>
-        </w:rPr>
-        <w:t>的平台（本例</w:t>
-      </w:r>
-      <w:r>
-        <w:t xml:space="preserve"> ≈ </w:t>
-      </w:r>
-      <w:r>
-        <w:rPr>
-          <w:b/>
-        </w:rPr>
-        <w:t>66.4</w:t>
-      </w:r>
-      <w:r>
-        <w:rPr>
-          <w:rFonts w:ascii="宋体" w:eastAsia="宋体" w:hAnsi="宋体" w:cs="宋体" w:hint="eastAsia"/>
-          <w:lang w:eastAsia="zh-CN"/>
-        </w:rPr>
-        <w:t>）</w:t>
-      </w:r>
-      <w:r>
-        <w:t xml:space="preserve">⇒ 60 </w:t>
-      </w:r>
-      <w:r>
-        <w:rPr>
-          <w:rFonts w:ascii="宋体" w:eastAsia="宋体" w:hAnsi="宋体" w:cs="宋体" w:hint="eastAsia"/>
-          <w:lang w:eastAsia="zh-CN"/>
-        </w:rPr>
-        <w:t>的角色是</w:t>
-      </w:r>
-      <w:r>
-        <w:rPr>
-          <w:rFonts w:ascii="宋体" w:eastAsia="宋体" w:hAnsi="宋体" w:cs="宋体" w:hint="eastAsia"/>
-          <w:b/>
-          <w:lang w:eastAsia="zh-CN"/>
-        </w:rPr>
-        <w:t>物理定律硬下限（不等式）</w:t>
-      </w:r>
-      <w:r>
-        <w:rPr>
-          <w:rFonts w:ascii="宋体" w:eastAsia="宋体" w:hAnsi="宋体" w:cs="宋体" w:hint="eastAsia"/>
-          <w:lang w:eastAsia="zh-CN"/>
-        </w:rPr>
-        <w:t>，不是渐近目标。实测长沟道</w:t>
-      </w:r>
-      <w:r>
-        <w:t xml:space="preserve"> 2D </w:t>
-      </w:r>
-      <w:r>
-        <w:rPr>
-          <w:b/>
-        </w:rPr>
-        <w:t>68.08</w:t>
-      </w:r>
-      <w:r>
-        <w:t xml:space="preserve"> ⟷ </w:t>
-      </w:r>
-      <w:r>
-        <w:rPr>
-          <w:rFonts w:ascii="宋体" w:eastAsia="宋体" w:hAnsi="宋体" w:cs="宋体" w:hint="eastAsia"/>
-          <w:lang w:eastAsia="zh-CN"/>
-        </w:rPr>
-        <w:t>闭式</w:t>
-      </w:r>
-      <w:r>
-        <w:t xml:space="preserve"> </w:t>
-      </w:r>
-      <w:r>
-        <w:rPr>
-          <w:b/>
-        </w:rPr>
-        <w:t>66.41</w:t>
-      </w:r>
-      <w:r>
-        <w:rPr>
-          <w:rFonts w:ascii="宋体" w:eastAsia="宋体" w:hAnsi="宋体" w:cs="宋体" w:hint="eastAsia"/>
-          <w:lang w:eastAsia="zh-CN"/>
-        </w:rPr>
-        <w:t>（</w:t>
-      </w:r>
-      <w:r>
-        <w:t>rel 2.52%</w:t>
-      </w:r>
-      <w:r>
-        <w:rPr>
-          <w:rFonts w:ascii="宋体" w:eastAsia="宋体" w:hAnsi="宋体" w:cs="宋体" w:hint="eastAsia"/>
-          <w:lang w:eastAsia="zh-CN"/>
-        </w:rPr>
-        <w:t>）；短沟道退化</w:t>
-      </w:r>
-      <w:r>
-        <w:t xml:space="preserve"> </w:t>
-      </w:r>
-      <w:r>
-        <w:rPr>
-          <w:b/>
-        </w:rPr>
-        <w:t>65 nm → 226.9 mV/dec</w:t>
-      </w:r>
-      <w:r>
-        <w:rPr>
-          <w:rFonts w:ascii="宋体" w:eastAsia="宋体" w:hAnsi="宋体" w:cs="宋体" w:hint="eastAsia"/>
-          <w:lang w:eastAsia="zh-CN"/>
-        </w:rPr>
-        <w:t>（与</w:t>
-      </w:r>
-      <w:r>
-        <w:t xml:space="preserve"> E12 </w:t>
-      </w:r>
-      <w:r>
-        <w:rPr>
-          <w:rFonts w:ascii="宋体" w:eastAsia="宋体" w:hAnsi="宋体" w:cs="宋体" w:hint="eastAsia"/>
-          <w:lang w:eastAsia="zh-CN"/>
-        </w:rPr>
-        <w:t>的</w:t>
-      </w:r>
-      <w:r>
-        <w:t xml:space="preserve"> roll-off / DIBL </w:t>
-      </w:r>
-      <w:r>
-        <w:rPr>
-          <w:rFonts w:ascii="宋体" w:eastAsia="宋体" w:hAnsi="宋体" w:cs="宋体" w:hint="eastAsia"/>
-          <w:b/>
-          <w:lang w:eastAsia="zh-CN"/>
-        </w:rPr>
-        <w:t>同向</w:t>
-      </w:r>
-      <w:r>
-        <w:rPr>
-          <w:rFonts w:ascii="宋体" w:eastAsia="宋体" w:hAnsi="宋体" w:cs="宋体" w:hint="eastAsia"/>
-          <w:lang w:eastAsia="zh-CN"/>
-        </w:rPr>
-        <w:t>，两条独立路径互证）。</w:t>
-      </w:r>
-      <w:r>
-        <w:t xml:space="preserve">🔴 </w:t>
-      </w:r>
-      <w:r>
-        <w:rPr>
-          <w:rFonts w:ascii="宋体" w:eastAsia="宋体" w:hAnsi="宋体" w:cs="宋体" w:hint="eastAsia"/>
-          <w:b/>
-          <w:lang w:eastAsia="zh-CN"/>
-        </w:rPr>
-        <w:t>仍是 DD 框架</w:t>
-      </w:r>
-      <w:r>
-        <w:t xml:space="preserve"> ⇒ </w:t>
-      </w:r>
-      <w:r>
-        <w:rPr>
-          <w:rFonts w:ascii="Courier" w:hAnsi="Courier"/>
-        </w:rPr>
-        <w:t>I_on</w:t>
-      </w:r>
-      <w:r>
-        <w:rPr>
-          <w:rFonts w:ascii="宋体" w:eastAsia="宋体" w:hAnsi="宋体" w:cs="宋体" w:hint="eastAsia"/>
-          <w:lang w:eastAsia="zh-CN"/>
-        </w:rPr>
-        <w:t xml:space="preserve"> 绝对值不可当器件性能。</w:t>
-      </w:r>
-    </w:p>
-    <w:p>
-      <w:bookmarkStart w:id="20" w:name="_Toc_section_10"/>
-      <w:bookmarkStart w:id="9" w:name="section-10"/>
-      <w:pPr>
-        <w:pStyle w:val="Heading2"/>
-        <w:spacing w:line="312" w:lineRule="auto" w:before="720" w:after="288"/>
-      </w:pPr>
-      <w:bookmarkEnd w:id="9"/>
-      <w:r>
-        <w:rPr>
-          <w:rFonts w:ascii="宋体" w:hAnsi="宋体" w:eastAsia="宋体" w:cs="宋体" w:hint="eastAsia"/>
-          <w:b/>
-          <w:sz w:val="36"/>
-          <w:lang w:eastAsia="zh-CN"/>
-        </w:rPr>
-        <w:t>十、先进性定位</w:t>
-      </w:r>
-      <w:bookmarkEnd w:id="20"/>
-    </w:p>
-    <w:p>
-      <w:pPr>
-        <w:spacing w:after="192"/>
-      </w:pPr>
-      <w:r>
-        <w:rPr>
-          <w:rFonts w:ascii="宋体" w:eastAsia="宋体" w:hAnsi="宋体" w:cs="宋体" w:hint="eastAsia"/>
-          <w:lang w:eastAsia="zh-CN"/>
-        </w:rPr>
-        <w:t>公开</w:t>
-      </w:r>
-      <w:r>
-        <w:t xml:space="preserve"> landmark </w:t>
-      </w:r>
-      <w:r>
-        <w:rPr>
-          <w:rFonts w:ascii="宋体" w:eastAsia="宋体" w:hAnsi="宋体" w:cs="宋体" w:hint="eastAsia"/>
-          <w:lang w:eastAsia="zh-CN"/>
-        </w:rPr>
-        <w:t>仅作背景坐标，与本案例</w:t>
-      </w:r>
-      <w:r>
-        <w:rPr>
-          <w:rFonts w:ascii="宋体" w:eastAsia="宋体" w:hAnsi="宋体" w:cs="宋体" w:hint="eastAsia"/>
-          <w:b/>
-          <w:lang w:eastAsia="zh-CN"/>
-        </w:rPr>
-        <w:t>不同台比较</w:t>
-      </w:r>
-      <w:r>
-        <w:rPr>
-          <w:rFonts w:ascii="宋体" w:eastAsia="宋体" w:hAnsi="宋体" w:cs="宋体" w:hint="eastAsia"/>
-          <w:lang w:eastAsia="zh-CN"/>
-        </w:rPr>
-        <w:t>。</w:t>
+        <w:t>漂移），每次编程都不同、部分可控。</w:t>
       </w:r>
     </w:p>
     <w:tbl>
@@ -23403,6 +23631,4085 @@
                 <w:b/>
                 <w:sz w:val="20"/>
               </w:rPr>
+              <w:t>闭式</w:t>
+            </w:r>
+            <w:r>
+              <w:rPr>
+                <w:rFonts w:ascii="黑体" w:hAnsi="黑体" w:eastAsia="黑体" w:hint="eastAsia"/>
+                <w:b/>
+                <w:sz w:val="20"/>
+              </w:rPr>
+              <w:t xml:space="preserve"> </w:t>
+            </w:r>
+            <w:r>
+              <w:rPr>
+                <w:rFonts w:ascii="黑体" w:hAnsi="黑体" w:eastAsia="黑体" w:hint="eastAsia"/>
+                <w:b/>
+                <w:sz w:val="20"/>
+              </w:rPr>
+              <w:t xml:space="preserve"> golden</w:t>
+            </w:r>
+          </w:p>
+        </w:tc>
+        <w:tc>
+          <w:tcPr>
+            <w:tcW w:type="dxa" w:w="2880"/>
+            <w:vAlign w:val="center"/>
+            <w:tcBorders>
+              <w:top w:val="single" w:sz="6" w:space="0" w:color="CCCCCC"/>
+              <w:bottom w:val="single" w:sz="6" w:space="0" w:color="CCCCCC"/>
+              <w:left w:val="single" w:sz="6" w:space="0" w:color="CCCCCC"/>
+              <w:right w:val="single" w:sz="6" w:space="0" w:color="CCCCCC"/>
+            </w:tcBorders>
+            <w:shd w:val="clear" w:color="auto" w:fill="F5F7FA"/>
+            <w:tcMar>
+              <w:top w:w="96" w:type="dxa"/>
+              <w:bottom w:w="96" w:type="dxa"/>
+              <w:left w:w="144" w:type="dxa"/>
+              <w:right w:w="144" w:type="dxa"/>
+            </w:tcMar>
+          </w:tcPr>
+          <w:p>
+            <w:pPr>
+              <w:jc w:val="left"/>
+              <w:spacing w:line="240" w:lineRule="auto" w:before="50" w:after="50"/>
+            </w:pPr>
+            <w:r>
+              <w:rPr>
+                <w:rFonts w:ascii="黑体" w:hAnsi="黑体" w:eastAsia="黑体" w:hint="eastAsia"/>
+                <w:b/>
+                <w:sz w:val="20"/>
+              </w:rPr>
+              <w:t>表达式</w:t>
+            </w:r>
+          </w:p>
+        </w:tc>
+        <w:tc>
+          <w:tcPr>
+            <w:tcW w:type="dxa" w:w="2880"/>
+            <w:vAlign w:val="center"/>
+            <w:tcBorders>
+              <w:top w:val="single" w:sz="6" w:space="0" w:color="CCCCCC"/>
+              <w:bottom w:val="single" w:sz="6" w:space="0" w:color="CCCCCC"/>
+              <w:left w:val="single" w:sz="6" w:space="0" w:color="CCCCCC"/>
+              <w:right w:val="single" w:sz="6" w:space="0" w:color="CCCCCC"/>
+            </w:tcBorders>
+            <w:shd w:val="clear" w:color="auto" w:fill="F5F7FA"/>
+            <w:tcMar>
+              <w:top w:w="96" w:type="dxa"/>
+              <w:bottom w:w="96" w:type="dxa"/>
+              <w:left w:w="144" w:type="dxa"/>
+              <w:right w:w="144" w:type="dxa"/>
+            </w:tcMar>
+          </w:tcPr>
+          <w:p>
+            <w:pPr>
+              <w:jc w:val="left"/>
+              <w:spacing w:line="240" w:lineRule="auto" w:before="50" w:after="50"/>
+            </w:pPr>
+            <w:r>
+              <w:rPr>
+                <w:rFonts w:ascii="黑体" w:hAnsi="黑体" w:eastAsia="黑体" w:hint="eastAsia"/>
+                <w:b/>
+                <w:sz w:val="20"/>
+              </w:rPr>
+              <w:t>实测</w:t>
+            </w:r>
+          </w:p>
+        </w:tc>
+      </w:tr>
+      <w:tr>
+        <w:tc>
+          <w:tcPr>
+            <w:tcW w:type="dxa" w:w="2880"/>
+            <w:vAlign w:val="center"/>
+            <w:tcBorders>
+              <w:top w:val="single" w:sz="6" w:space="0" w:color="CCCCCC"/>
+              <w:bottom w:val="single" w:sz="6" w:space="0" w:color="CCCCCC"/>
+              <w:left w:val="single" w:sz="6" w:space="0" w:color="CCCCCC"/>
+              <w:right w:val="single" w:sz="6" w:space="0" w:color="CCCCCC"/>
+            </w:tcBorders>
+            <w:tcMar>
+              <w:top w:w="96" w:type="dxa"/>
+              <w:bottom w:w="96" w:type="dxa"/>
+              <w:left w:w="144" w:type="dxa"/>
+              <w:right w:w="144" w:type="dxa"/>
+            </w:tcMar>
+          </w:tcPr>
+          <w:p>
+            <w:pPr>
+              <w:jc w:val="left"/>
+              <w:spacing w:line="240" w:lineRule="auto" w:before="50" w:after="50"/>
+            </w:pPr>
+            <w:r>
+              <w:rPr>
+                <w:b/>
+                <w:sz w:val="20"/>
+              </w:rPr>
+              <w:t>🔴 写入噪声地板（G-4）</w:t>
+            </w:r>
+          </w:p>
+        </w:tc>
+        <w:tc>
+          <w:tcPr>
+            <w:tcW w:type="dxa" w:w="2880"/>
+            <w:vAlign w:val="center"/>
+            <w:tcBorders>
+              <w:top w:val="single" w:sz="6" w:space="0" w:color="CCCCCC"/>
+              <w:bottom w:val="single" w:sz="6" w:space="0" w:color="CCCCCC"/>
+              <w:left w:val="single" w:sz="6" w:space="0" w:color="CCCCCC"/>
+              <w:right w:val="single" w:sz="6" w:space="0" w:color="CCCCCC"/>
+            </w:tcBorders>
+            <w:tcMar>
+              <w:top w:w="96" w:type="dxa"/>
+              <w:bottom w:w="96" w:type="dxa"/>
+              <w:left w:w="144" w:type="dxa"/>
+              <w:right w:w="144" w:type="dxa"/>
+            </w:tcMar>
+          </w:tcPr>
+          <w:p>
+            <w:pPr>
+              <w:jc w:val="left"/>
+              <w:spacing w:line="240" w:lineRule="auto" w:before="50" w:after="50"/>
+            </w:pPr>
+            <w:r>
+              <w:rPr>
+                <w:rFonts w:ascii="Courier" w:hAnsi="Courier"/>
+                <w:sz w:val="20"/>
+              </w:rPr>
+              <w:t>σ_p/√(α(2−α))</w:t>
+            </w:r>
+          </w:p>
+        </w:tc>
+        <w:tc>
+          <w:tcPr>
+            <w:tcW w:type="dxa" w:w="2880"/>
+            <w:vAlign w:val="center"/>
+            <w:tcBorders>
+              <w:top w:val="single" w:sz="6" w:space="0" w:color="CCCCCC"/>
+              <w:bottom w:val="single" w:sz="6" w:space="0" w:color="CCCCCC"/>
+              <w:left w:val="single" w:sz="6" w:space="0" w:color="CCCCCC"/>
+              <w:right w:val="single" w:sz="6" w:space="0" w:color="CCCCCC"/>
+            </w:tcBorders>
+            <w:tcMar>
+              <w:top w:w="96" w:type="dxa"/>
+              <w:bottom w:w="96" w:type="dxa"/>
+              <w:left w:w="144" w:type="dxa"/>
+              <w:right w:w="144" w:type="dxa"/>
+            </w:tcMar>
+          </w:tcPr>
+          <w:p>
+            <w:pPr>
+              <w:jc w:val="left"/>
+              <w:spacing w:line="240" w:lineRule="auto" w:before="50" w:after="50"/>
+            </w:pPr>
+            <w:r>
+              <w:rPr>
+                <w:b/>
+                <w:sz w:val="20"/>
+              </w:rPr>
+              <w:t>0.7001%</w:t>
+            </w:r>
+            <w:r>
+              <w:rPr>
+                <w:sz w:val="20"/>
+              </w:rPr>
+              <w:t xml:space="preserve"> ⟷ 4000-trial MC </w:t>
+            </w:r>
+            <w:r>
+              <w:rPr>
+                <w:b/>
+                <w:sz w:val="20"/>
+              </w:rPr>
+              <w:t>0.6992%</w:t>
+            </w:r>
+            <w:r>
+              <w:rPr>
+                <w:sz w:val="20"/>
+              </w:rPr>
+              <w:t xml:space="preserve"> </w:t>
+            </w:r>
+            <w:r>
+              <w:rPr>
+                <w:sz w:val="20"/>
+              </w:rPr>
+              <w:t>（</w:t>
+            </w:r>
+            <w:r>
+              <w:rPr>
+                <w:sz w:val="20"/>
+              </w:rPr>
+              <w:t xml:space="preserve"> </w:t>
+            </w:r>
+            <w:r>
+              <w:rPr>
+                <w:sz w:val="20"/>
+              </w:rPr>
+              <w:t xml:space="preserve">rel </w:t>
+            </w:r>
+            <w:r>
+              <w:rPr>
+                <w:sz w:val="20"/>
+              </w:rPr>
+              <w:t xml:space="preserve"> </w:t>
+            </w:r>
+            <w:r>
+              <w:rPr>
+                <w:b/>
+                <w:sz w:val="20"/>
+              </w:rPr>
+              <w:t>0.13%</w:t>
+            </w:r>
+            <w:r>
+              <w:rPr>
+                <w:sz w:val="20"/>
+              </w:rPr>
+              <w:t xml:space="preserve"> ）</w:t>
+            </w:r>
+          </w:p>
+        </w:tc>
+      </w:tr>
+      <w:tr>
+        <w:tc>
+          <w:tcPr>
+            <w:tcW w:type="dxa" w:w="2880"/>
+            <w:vAlign w:val="center"/>
+            <w:tcBorders>
+              <w:top w:val="single" w:sz="6" w:space="0" w:color="CCCCCC"/>
+              <w:bottom w:val="single" w:sz="6" w:space="0" w:color="CCCCCC"/>
+              <w:left w:val="single" w:sz="6" w:space="0" w:color="CCCCCC"/>
+              <w:right w:val="single" w:sz="6" w:space="0" w:color="CCCCCC"/>
+            </w:tcBorders>
+            <w:tcMar>
+              <w:top w:w="96" w:type="dxa"/>
+              <w:bottom w:w="96" w:type="dxa"/>
+              <w:left w:w="144" w:type="dxa"/>
+              <w:right w:w="144" w:type="dxa"/>
+            </w:tcMar>
+          </w:tcPr>
+          <w:p>
+            <w:pPr>
+              <w:jc w:val="left"/>
+              <w:spacing w:line="240" w:lineRule="auto" w:before="50" w:after="50"/>
+            </w:pPr>
+            <w:r>
+              <w:rPr>
+                <w:sz w:val="20"/>
+              </w:rPr>
+              <w:t>到容差脉冲数（</w:t>
+            </w:r>
+            <w:r>
+              <w:rPr>
+                <w:sz w:val="20"/>
+              </w:rPr>
+              <w:t xml:space="preserve"> </w:t>
+            </w:r>
+            <w:r>
+              <w:rPr>
+                <w:sz w:val="20"/>
+              </w:rPr>
+              <w:t>G-3</w:t>
+            </w:r>
+            <w:r>
+              <w:rPr>
+                <w:sz w:val="20"/>
+              </w:rPr>
+              <w:t xml:space="preserve"> </w:t>
+            </w:r>
+            <w:r>
+              <w:rPr>
+                <w:sz w:val="20"/>
+              </w:rPr>
+              <w:t>）</w:t>
+            </w:r>
+          </w:p>
+        </w:tc>
+        <w:tc>
+          <w:tcPr>
+            <w:tcW w:type="dxa" w:w="2880"/>
+            <w:vAlign w:val="center"/>
+            <w:tcBorders>
+              <w:top w:val="single" w:sz="6" w:space="0" w:color="CCCCCC"/>
+              <w:bottom w:val="single" w:sz="6" w:space="0" w:color="CCCCCC"/>
+              <w:left w:val="single" w:sz="6" w:space="0" w:color="CCCCCC"/>
+              <w:right w:val="single" w:sz="6" w:space="0" w:color="CCCCCC"/>
+            </w:tcBorders>
+            <w:tcMar>
+              <w:top w:w="96" w:type="dxa"/>
+              <w:bottom w:w="96" w:type="dxa"/>
+              <w:left w:w="144" w:type="dxa"/>
+              <w:right w:w="144" w:type="dxa"/>
+            </w:tcMar>
+          </w:tcPr>
+          <w:p>
+            <w:pPr>
+              <w:jc w:val="left"/>
+              <w:spacing w:line="240" w:lineRule="auto" w:before="50" w:after="50"/>
+            </w:pPr>
+            <w:r>
+              <w:rPr>
+                <w:rFonts w:ascii="Courier" w:hAnsi="Courier"/>
+                <w:sz w:val="20"/>
+              </w:rPr>
+              <w:t>ceil(ln(tol/e0)/ln(1−α))</w:t>
+            </w:r>
+          </w:p>
+        </w:tc>
+        <w:tc>
+          <w:tcPr>
+            <w:tcW w:type="dxa" w:w="2880"/>
+            <w:vAlign w:val="center"/>
+            <w:tcBorders>
+              <w:top w:val="single" w:sz="6" w:space="0" w:color="CCCCCC"/>
+              <w:bottom w:val="single" w:sz="6" w:space="0" w:color="CCCCCC"/>
+              <w:left w:val="single" w:sz="6" w:space="0" w:color="CCCCCC"/>
+              <w:right w:val="single" w:sz="6" w:space="0" w:color="CCCCCC"/>
+            </w:tcBorders>
+            <w:tcMar>
+              <w:top w:w="96" w:type="dxa"/>
+              <w:bottom w:w="96" w:type="dxa"/>
+              <w:left w:w="144" w:type="dxa"/>
+              <w:right w:w="144" w:type="dxa"/>
+            </w:tcMar>
+          </w:tcPr>
+          <w:p>
+            <w:pPr>
+              <w:jc w:val="left"/>
+              <w:spacing w:line="240" w:lineRule="auto" w:before="50" w:after="50"/>
+            </w:pPr>
+            <w:r>
+              <w:rPr>
+                <w:b/>
+                <w:sz w:val="20"/>
+              </w:rPr>
+              <w:t>13</w:t>
+            </w:r>
+            <w:r>
+              <w:rPr>
+                <w:sz w:val="20"/>
+              </w:rPr>
+              <w:t xml:space="preserve"> </w:t>
+            </w:r>
+            <w:r>
+              <w:rPr>
+                <w:sz w:val="20"/>
+              </w:rPr>
+              <w:t xml:space="preserve"> </w:t>
+            </w:r>
+            <w:r>
+              <w:rPr>
+                <w:sz w:val="20"/>
+              </w:rPr>
+              <w:t xml:space="preserve"> </w:t>
+            </w:r>
+            <w:r>
+              <w:rPr>
+                <w:sz w:val="20"/>
+              </w:rPr>
+              <w:t>个脉冲（</w:t>
+            </w:r>
+            <w:r>
+              <w:rPr>
+                <w:sz w:val="20"/>
+              </w:rPr>
+              <w:t xml:space="preserve"> </w:t>
+            </w:r>
+            <w:r>
+              <w:rPr>
+                <w:sz w:val="20"/>
+              </w:rPr>
+              <w:t>α=0.30 · σ_p=0.5% · tol=1%</w:t>
+            </w:r>
+            <w:r>
+              <w:rPr>
+                <w:sz w:val="20"/>
+              </w:rPr>
+              <w:t xml:space="preserve"> </w:t>
+            </w:r>
+            <w:r>
+              <w:rPr>
+                <w:sz w:val="20"/>
+              </w:rPr>
+              <w:t>）</w:t>
+            </w:r>
+          </w:p>
+        </w:tc>
+      </w:tr>
+      <w:tr>
+        <w:tc>
+          <w:tcPr>
+            <w:tcW w:type="dxa" w:w="2880"/>
+            <w:vAlign w:val="center"/>
+            <w:tcBorders>
+              <w:top w:val="single" w:sz="6" w:space="0" w:color="CCCCCC"/>
+              <w:bottom w:val="single" w:sz="6" w:space="0" w:color="CCCCCC"/>
+              <w:left w:val="single" w:sz="6" w:space="0" w:color="CCCCCC"/>
+              <w:right w:val="single" w:sz="6" w:space="0" w:color="CCCCCC"/>
+            </w:tcBorders>
+            <w:tcMar>
+              <w:top w:w="96" w:type="dxa"/>
+              <w:bottom w:w="96" w:type="dxa"/>
+              <w:left w:w="144" w:type="dxa"/>
+              <w:right w:w="144" w:type="dxa"/>
+            </w:tcMar>
+          </w:tcPr>
+          <w:p>
+            <w:pPr>
+              <w:jc w:val="left"/>
+              <w:spacing w:line="240" w:lineRule="auto" w:before="50" w:after="50"/>
+            </w:pPr>
+            <w:r>
+              <w:rPr>
+                <w:sz w:val="20"/>
+              </w:rPr>
+              <w:t>电平步长（</w:t>
+            </w:r>
+            <w:r>
+              <w:rPr>
+                <w:sz w:val="20"/>
+              </w:rPr>
+              <w:t xml:space="preserve"> </w:t>
+            </w:r>
+            <w:r>
+              <w:rPr>
+                <w:sz w:val="20"/>
+              </w:rPr>
+              <w:t>G-1</w:t>
+            </w:r>
+            <w:r>
+              <w:rPr>
+                <w:sz w:val="20"/>
+              </w:rPr>
+              <w:t xml:space="preserve"> </w:t>
+            </w:r>
+            <w:r>
+              <w:rPr>
+                <w:sz w:val="20"/>
+              </w:rPr>
+              <w:t>）</w:t>
+            </w:r>
+          </w:p>
+        </w:tc>
+        <w:tc>
+          <w:tcPr>
+            <w:tcW w:type="dxa" w:w="2880"/>
+            <w:vAlign w:val="center"/>
+            <w:tcBorders>
+              <w:top w:val="single" w:sz="6" w:space="0" w:color="CCCCCC"/>
+              <w:bottom w:val="single" w:sz="6" w:space="0" w:color="CCCCCC"/>
+              <w:left w:val="single" w:sz="6" w:space="0" w:color="CCCCCC"/>
+              <w:right w:val="single" w:sz="6" w:space="0" w:color="CCCCCC"/>
+            </w:tcBorders>
+            <w:tcMar>
+              <w:top w:w="96" w:type="dxa"/>
+              <w:bottom w:w="96" w:type="dxa"/>
+              <w:left w:w="144" w:type="dxa"/>
+              <w:right w:w="144" w:type="dxa"/>
+            </w:tcMar>
+          </w:tcPr>
+          <w:p>
+            <w:pPr>
+              <w:jc w:val="left"/>
+              <w:spacing w:line="240" w:lineRule="auto" w:before="50" w:after="50"/>
+            </w:pPr>
+            <w:r>
+              <w:rPr>
+                <w:rFonts w:ascii="Courier" w:hAnsi="Courier"/>
+                <w:sz w:val="20"/>
+              </w:rPr>
+              <w:t>1/(2^k − 1)</w:t>
+            </w:r>
+          </w:p>
+        </w:tc>
+        <w:tc>
+          <w:tcPr>
+            <w:tcW w:type="dxa" w:w="2880"/>
+            <w:vAlign w:val="center"/>
+            <w:tcBorders>
+              <w:top w:val="single" w:sz="6" w:space="0" w:color="CCCCCC"/>
+              <w:bottom w:val="single" w:sz="6" w:space="0" w:color="CCCCCC"/>
+              <w:left w:val="single" w:sz="6" w:space="0" w:color="CCCCCC"/>
+              <w:right w:val="single" w:sz="6" w:space="0" w:color="CCCCCC"/>
+            </w:tcBorders>
+            <w:tcMar>
+              <w:top w:w="96" w:type="dxa"/>
+              <w:bottom w:w="96" w:type="dxa"/>
+              <w:left w:w="144" w:type="dxa"/>
+              <w:right w:w="144" w:type="dxa"/>
+            </w:tcMar>
+          </w:tcPr>
+          <w:p>
+            <w:pPr>
+              <w:jc w:val="left"/>
+              <w:spacing w:line="240" w:lineRule="auto" w:before="50" w:after="50"/>
+            </w:pPr>
+            <w:r>
+              <w:rPr>
+                <w:sz w:val="20"/>
+              </w:rPr>
+              <w:t xml:space="preserve">6 </w:t>
+            </w:r>
+            <w:r>
+              <w:rPr>
+                <w:sz w:val="20"/>
+              </w:rPr>
+              <w:t xml:space="preserve"> </w:t>
+            </w:r>
+            <w:r>
+              <w:rPr>
+                <w:sz w:val="20"/>
+              </w:rPr>
+              <w:t>位</w:t>
+            </w:r>
+            <w:r>
+              <w:rPr>
+                <w:sz w:val="20"/>
+              </w:rPr>
+              <w:t xml:space="preserve"> </w:t>
+            </w:r>
+            <w:r>
+              <w:rPr>
+                <w:sz w:val="20"/>
+              </w:rPr>
+              <w:t xml:space="preserve"> ⇒ 1.5873%</w:t>
+            </w:r>
+            <w:r>
+              <w:rPr>
+                <w:sz w:val="20"/>
+              </w:rPr>
+              <w:t xml:space="preserve"> </w:t>
+            </w:r>
+            <w:r>
+              <w:rPr>
+                <w:sz w:val="20"/>
+              </w:rPr>
+              <w:t>（相对窗口</w:t>
+            </w:r>
+            <w:r>
+              <w:rPr>
+                <w:sz w:val="20"/>
+              </w:rPr>
+              <w:t xml:space="preserve"> </w:t>
+            </w:r>
+            <w:r>
+              <w:rPr>
+                <w:sz w:val="20"/>
+              </w:rPr>
+              <w:t xml:space="preserve"> · 64 </w:t>
+            </w:r>
+            <w:r>
+              <w:rPr>
+                <w:sz w:val="20"/>
+              </w:rPr>
+              <w:t xml:space="preserve"> </w:t>
+            </w:r>
+            <w:r>
+              <w:rPr>
+                <w:sz w:val="20"/>
+              </w:rPr>
+              <w:t>电平）</w:t>
+            </w:r>
+          </w:p>
+        </w:tc>
+      </w:tr>
+      <w:tr>
+        <w:tc>
+          <w:tcPr>
+            <w:tcW w:type="dxa" w:w="2880"/>
+            <w:vAlign w:val="center"/>
+            <w:tcBorders>
+              <w:top w:val="single" w:sz="6" w:space="0" w:color="CCCCCC"/>
+              <w:bottom w:val="single" w:sz="6" w:space="0" w:color="CCCCCC"/>
+              <w:left w:val="single" w:sz="6" w:space="0" w:color="CCCCCC"/>
+              <w:right w:val="single" w:sz="6" w:space="0" w:color="CCCCCC"/>
+            </w:tcBorders>
+            <w:tcMar>
+              <w:top w:w="96" w:type="dxa"/>
+              <w:bottom w:w="96" w:type="dxa"/>
+              <w:left w:w="144" w:type="dxa"/>
+              <w:right w:w="144" w:type="dxa"/>
+            </w:tcMar>
+          </w:tcPr>
+          <w:p>
+            <w:pPr>
+              <w:jc w:val="left"/>
+              <w:spacing w:line="240" w:lineRule="auto" w:before="50" w:after="50"/>
+            </w:pPr>
+            <w:r>
+              <w:rPr>
+                <w:sz w:val="20"/>
+              </w:rPr>
+              <w:t>漂移重校准间隔（</w:t>
+            </w:r>
+            <w:r>
+              <w:rPr>
+                <w:sz w:val="20"/>
+              </w:rPr>
+              <w:t xml:space="preserve"> </w:t>
+            </w:r>
+            <w:r>
+              <w:rPr>
+                <w:sz w:val="20"/>
+              </w:rPr>
+              <w:t>G-5</w:t>
+            </w:r>
+            <w:r>
+              <w:rPr>
+                <w:sz w:val="20"/>
+              </w:rPr>
+              <w:t xml:space="preserve"> </w:t>
+            </w:r>
+            <w:r>
+              <w:rPr>
+                <w:sz w:val="20"/>
+              </w:rPr>
+              <w:t>）</w:t>
+            </w:r>
+          </w:p>
+        </w:tc>
+        <w:tc>
+          <w:tcPr>
+            <w:tcW w:type="dxa" w:w="2880"/>
+            <w:vAlign w:val="center"/>
+            <w:tcBorders>
+              <w:top w:val="single" w:sz="6" w:space="0" w:color="CCCCCC"/>
+              <w:bottom w:val="single" w:sz="6" w:space="0" w:color="CCCCCC"/>
+              <w:left w:val="single" w:sz="6" w:space="0" w:color="CCCCCC"/>
+              <w:right w:val="single" w:sz="6" w:space="0" w:color="CCCCCC"/>
+            </w:tcBorders>
+            <w:tcMar>
+              <w:top w:w="96" w:type="dxa"/>
+              <w:bottom w:w="96" w:type="dxa"/>
+              <w:left w:w="144" w:type="dxa"/>
+              <w:right w:w="144" w:type="dxa"/>
+            </w:tcMar>
+          </w:tcPr>
+          <w:p>
+            <w:pPr>
+              <w:jc w:val="left"/>
+              <w:spacing w:line="240" w:lineRule="auto" w:before="50" w:after="50"/>
+            </w:pPr>
+            <w:r>
+              <w:rPr>
+                <w:rFonts w:ascii="Courier" w:hAnsi="Courier"/>
+                <w:sz w:val="20"/>
+              </w:rPr>
+              <w:t>t0·(1−β)^(−1/ν)</w:t>
+            </w:r>
+          </w:p>
+        </w:tc>
+        <w:tc>
+          <w:tcPr>
+            <w:tcW w:type="dxa" w:w="2880"/>
+            <w:vAlign w:val="center"/>
+            <w:tcBorders>
+              <w:top w:val="single" w:sz="6" w:space="0" w:color="CCCCCC"/>
+              <w:bottom w:val="single" w:sz="6" w:space="0" w:color="CCCCCC"/>
+              <w:left w:val="single" w:sz="6" w:space="0" w:color="CCCCCC"/>
+              <w:right w:val="single" w:sz="6" w:space="0" w:color="CCCCCC"/>
+            </w:tcBorders>
+            <w:tcMar>
+              <w:top w:w="96" w:type="dxa"/>
+              <w:bottom w:w="96" w:type="dxa"/>
+              <w:left w:w="144" w:type="dxa"/>
+              <w:right w:w="144" w:type="dxa"/>
+            </w:tcMar>
+          </w:tcPr>
+          <w:p>
+            <w:pPr>
+              <w:jc w:val="left"/>
+              <w:spacing w:line="240" w:lineRule="auto" w:before="50" w:after="50"/>
+            </w:pPr>
+            <w:r>
+              <w:rPr>
+                <w:sz w:val="20"/>
+              </w:rPr>
+              <w:t xml:space="preserve">β=1% / 5% / 10% ⇒ 1.223 / </w:t>
+            </w:r>
+            <w:r>
+              <w:rPr>
+                <w:b/>
+                <w:sz w:val="20"/>
+              </w:rPr>
+              <w:t>2.790</w:t>
+            </w:r>
+            <w:r>
+              <w:rPr>
+                <w:sz w:val="20"/>
+              </w:rPr>
+              <w:t xml:space="preserve"> </w:t>
+            </w:r>
+            <w:r>
+              <w:rPr>
+                <w:sz w:val="20"/>
+              </w:rPr>
+              <w:t xml:space="preserve"> / 8.225 s</w:t>
+            </w:r>
+            <w:r>
+              <w:rPr>
+                <w:sz w:val="20"/>
+              </w:rPr>
+              <w:t xml:space="preserve"> </w:t>
+            </w:r>
+            <w:r>
+              <w:rPr>
+                <w:sz w:val="20"/>
+              </w:rPr>
+              <w:t>（</w:t>
+            </w:r>
+            <w:r>
+              <w:rPr>
+                <w:sz w:val="20"/>
+              </w:rPr>
+              <w:t xml:space="preserve"> </w:t>
+            </w:r>
+            <w:r>
+              <w:rPr>
+                <w:sz w:val="20"/>
+              </w:rPr>
+              <w:t>ν=0.05</w:t>
+            </w:r>
+            <w:r>
+              <w:rPr>
+                <w:sz w:val="20"/>
+              </w:rPr>
+              <w:t xml:space="preserve"> </w:t>
+            </w:r>
+            <w:r>
+              <w:rPr>
+                <w:sz w:val="20"/>
+              </w:rPr>
+              <w:t>）</w:t>
+            </w:r>
+          </w:p>
+        </w:tc>
+      </w:tr>
+      <w:tr>
+        <w:tc>
+          <w:tcPr>
+            <w:tcW w:type="dxa" w:w="2880"/>
+            <w:vAlign w:val="center"/>
+            <w:tcBorders>
+              <w:top w:val="single" w:sz="6" w:space="0" w:color="CCCCCC"/>
+              <w:bottom w:val="single" w:sz="6" w:space="0" w:color="CCCCCC"/>
+              <w:left w:val="single" w:sz="6" w:space="0" w:color="CCCCCC"/>
+              <w:right w:val="single" w:sz="6" w:space="0" w:color="CCCCCC"/>
+            </w:tcBorders>
+            <w:tcMar>
+              <w:top w:w="96" w:type="dxa"/>
+              <w:bottom w:w="96" w:type="dxa"/>
+              <w:left w:w="144" w:type="dxa"/>
+              <w:right w:w="144" w:type="dxa"/>
+            </w:tcMar>
+          </w:tcPr>
+          <w:p>
+            <w:pPr>
+              <w:jc w:val="left"/>
+              <w:spacing w:line="240" w:lineRule="auto" w:before="50" w:after="50"/>
+            </w:pPr>
+            <w:r>
+              <w:rPr>
+                <w:sz w:val="20"/>
+              </w:rPr>
+              <w:t>良率</w:t>
+            </w:r>
+          </w:p>
+        </w:tc>
+        <w:tc>
+          <w:tcPr>
+            <w:tcW w:type="dxa" w:w="2880"/>
+            <w:vAlign w:val="center"/>
+            <w:tcBorders>
+              <w:top w:val="single" w:sz="6" w:space="0" w:color="CCCCCC"/>
+              <w:bottom w:val="single" w:sz="6" w:space="0" w:color="CCCCCC"/>
+              <w:left w:val="single" w:sz="6" w:space="0" w:color="CCCCCC"/>
+              <w:right w:val="single" w:sz="6" w:space="0" w:color="CCCCCC"/>
+            </w:tcBorders>
+            <w:tcMar>
+              <w:top w:w="96" w:type="dxa"/>
+              <w:bottom w:w="96" w:type="dxa"/>
+              <w:left w:w="144" w:type="dxa"/>
+              <w:right w:w="144" w:type="dxa"/>
+            </w:tcMar>
+          </w:tcPr>
+          <w:p>
+            <w:pPr>
+              <w:jc w:val="left"/>
+              <w:spacing w:line="240" w:lineRule="auto" w:before="50" w:after="50"/>
+            </w:pPr>
+            <w:r>
+              <w:rPr>
+                <w:rFonts w:ascii="Courier" w:hAnsi="Courier"/>
+                <w:sz w:val="20"/>
+              </w:rPr>
+              <w:t>(1−p)^N</w:t>
+            </w:r>
+          </w:p>
+        </w:tc>
+        <w:tc>
+          <w:tcPr>
+            <w:tcW w:type="dxa" w:w="2880"/>
+            <w:vAlign w:val="center"/>
+            <w:tcBorders>
+              <w:top w:val="single" w:sz="6" w:space="0" w:color="CCCCCC"/>
+              <w:bottom w:val="single" w:sz="6" w:space="0" w:color="CCCCCC"/>
+              <w:left w:val="single" w:sz="6" w:space="0" w:color="CCCCCC"/>
+              <w:right w:val="single" w:sz="6" w:space="0" w:color="CCCCCC"/>
+            </w:tcBorders>
+            <w:tcMar>
+              <w:top w:w="96" w:type="dxa"/>
+              <w:bottom w:w="96" w:type="dxa"/>
+              <w:left w:w="144" w:type="dxa"/>
+              <w:right w:w="144" w:type="dxa"/>
+            </w:tcMar>
+          </w:tcPr>
+          <w:p>
+            <w:pPr>
+              <w:jc w:val="left"/>
+              <w:spacing w:line="240" w:lineRule="auto" w:before="50" w:after="50"/>
+            </w:pPr>
+            <w:r>
+              <w:rPr>
+                <w:sz w:val="20"/>
+              </w:rPr>
+              <w:t xml:space="preserve">64 </w:t>
+            </w:r>
+            <w:r>
+              <w:rPr>
+                <w:sz w:val="20"/>
+              </w:rPr>
+              <w:t xml:space="preserve"> </w:t>
+            </w:r>
+            <w:r>
+              <w:rPr>
+                <w:sz w:val="20"/>
+              </w:rPr>
+              <w:t>单元</w:t>
+            </w:r>
+            <w:r>
+              <w:rPr>
+                <w:sz w:val="20"/>
+              </w:rPr>
+              <w:t xml:space="preserve"> </w:t>
+            </w:r>
+            <w:r>
+              <w:rPr>
+                <w:sz w:val="20"/>
+              </w:rPr>
+              <w:t xml:space="preserve"> @ p=1e-3 ⇒ </w:t>
+            </w:r>
+            <w:r>
+              <w:rPr>
+                <w:sz w:val="20"/>
+              </w:rPr>
+              <w:t xml:space="preserve"> </w:t>
+            </w:r>
+            <w:r>
+              <w:rPr>
+                <w:b/>
+                <w:sz w:val="20"/>
+              </w:rPr>
+              <w:t>0.9380</w:t>
+            </w:r>
+          </w:p>
+        </w:tc>
+      </w:tr>
+    </w:tbl>
+    <w:p>
+      <w:pPr>
+        <w:spacing w:after="192"/>
+      </w:pPr>
+      <w:r>
+        <w:t xml:space="preserve">🔴 </w:t>
+      </w:r>
+      <w:r>
+        <w:rPr>
+          <w:rFonts w:ascii="宋体" w:eastAsia="宋体" w:hAnsi="宋体" w:cs="宋体" w:hint="eastAsia"/>
+          <w:b/>
+          <w:lang w:eastAsia="zh-CN"/>
+        </w:rPr>
+        <w:t>单脉冲噪声 σ_p 是硬地板</w:t>
+      </w:r>
+      <w:r>
+        <w:rPr>
+          <w:rFonts w:ascii="宋体" w:eastAsia="宋体" w:hAnsi="宋体" w:cs="宋体" w:hint="eastAsia"/>
+          <w:lang w:eastAsia="zh-CN"/>
+        </w:rPr>
+        <w:t>：</w:t>
+      </w:r>
+      <w:r>
+        <w:rPr>
+          <w:rFonts w:ascii="Courier" w:hAnsi="Courier"/>
+        </w:rPr>
+        <w:t>Var(e_∞) = σ_p²·Σ(1−α)^{2j} = σ_p²/(α(2−α))</w:t>
+      </w:r>
+      <w:r>
+        <w:rPr>
+          <w:rFonts w:ascii="宋体" w:eastAsia="宋体" w:hAnsi="宋体" w:cs="宋体" w:hint="eastAsia"/>
+          <w:lang w:eastAsia="zh-CN"/>
+        </w:rPr>
+        <w:t>（无穷级数</w:t>
+      </w:r>
+      <w:r>
+        <w:rPr>
+          <w:rFonts w:ascii="宋体" w:eastAsia="宋体" w:hAnsi="宋体" w:cs="宋体" w:hint="eastAsia"/>
+          <w:b/>
+          <w:lang w:eastAsia="zh-CN"/>
+        </w:rPr>
+        <w:t>精确解</w:t>
+      </w:r>
+      <w:r>
+        <w:rPr>
+          <w:rFonts w:ascii="宋体" w:eastAsia="宋体" w:hAnsi="宋体" w:cs="宋体" w:hint="eastAsia"/>
+          <w:lang w:eastAsia="zh-CN"/>
+        </w:rPr>
+        <w:t>）</w:t>
+      </w:r>
+      <w:r>
+        <w:t xml:space="preserve">⇒ </w:t>
+      </w:r>
+      <w:r>
+        <w:rPr>
+          <w:rFonts w:ascii="宋体" w:eastAsia="宋体" w:hAnsi="宋体" w:cs="宋体" w:hint="eastAsia"/>
+          <w:lang w:eastAsia="zh-CN"/>
+        </w:rPr>
+        <w:t>写</w:t>
+      </w:r>
+      <w:r>
+        <w:t>-</w:t>
+      </w:r>
+      <w:r>
+        <w:rPr>
+          <w:rFonts w:ascii="宋体" w:eastAsia="宋体" w:hAnsi="宋体" w:cs="宋体" w:hint="eastAsia"/>
+          <w:lang w:eastAsia="zh-CN"/>
+        </w:rPr>
+        <w:t>校验最多把地板抬升</w:t>
+      </w:r>
+      <w:r>
+        <w:t xml:space="preserve"> </w:t>
+      </w:r>
+      <w:r>
+        <w:rPr>
+          <w:rFonts w:ascii="Courier" w:hAnsi="Courier"/>
+        </w:rPr>
+        <w:t>1/√(α(2−α))</w:t>
+      </w:r>
+      <w:r>
+        <w:t xml:space="preserve"> = </w:t>
+      </w:r>
+      <w:r>
+        <w:rPr>
+          <w:b/>
+        </w:rPr>
+        <w:t>1.400×</w:t>
+      </w:r>
+      <w:r>
+        <w:rPr>
+          <w:rFonts w:ascii="宋体" w:eastAsia="宋体" w:hAnsi="宋体" w:cs="宋体" w:hint="eastAsia"/>
+          <w:lang w:eastAsia="zh-CN"/>
+        </w:rPr>
+        <w:t>；</w:t>
+      </w:r>
+      <w:r>
+        <w:rPr>
+          <w:rFonts w:ascii="Courier" w:hAnsi="Courier"/>
+        </w:rPr>
+        <w:t>tol &lt; σ_∞</w:t>
+      </w:r>
+      <w:r>
+        <w:rPr>
+          <w:rFonts w:ascii="宋体" w:eastAsia="宋体" w:hAnsi="宋体" w:cs="宋体" w:hint="eastAsia"/>
+          <w:lang w:eastAsia="zh-CN"/>
+        </w:rPr>
+        <w:t xml:space="preserve"> 时</w:t>
+      </w:r>
+      <w:r>
+        <w:rPr>
+          <w:rFonts w:ascii="宋体" w:eastAsia="宋体" w:hAnsi="宋体" w:cs="宋体" w:hint="eastAsia"/>
+          <w:b/>
+          <w:lang w:eastAsia="zh-CN"/>
+        </w:rPr>
+        <w:t>期望意义上不可达</w:t>
+      </w:r>
+      <w:r>
+        <w:t xml:space="preserve"> ⇒ </w:t>
+      </w:r>
+      <w:r>
+        <w:rPr>
+          <w:rFonts w:ascii="宋体" w:eastAsia="宋体" w:hAnsi="宋体" w:cs="宋体" w:hint="eastAsia"/>
+          <w:b/>
+          <w:lang w:eastAsia="zh-CN"/>
+        </w:rPr>
+        <w:t>要提精度必须降 σ_p（脉冲整形 / 电流限制），不是加脉冲数</w:t>
+      </w:r>
+      <w:r>
+        <w:rPr>
+          <w:rFonts w:ascii="宋体" w:eastAsia="宋体" w:hAnsi="宋体" w:cs="宋体" w:hint="eastAsia"/>
+          <w:lang w:eastAsia="zh-CN"/>
+        </w:rPr>
+        <w:t>。</w:t>
+      </w:r>
+    </w:p>
+    <w:tbl>
+      <w:tblPr>
+        <w:tblW w:type="pct" w:w="5000"/>
+        <w:tblLook w:firstColumn="1" w:firstRow="1" w:lastColumn="0" w:lastRow="0" w:noHBand="0" w:noVBand="1" w:val="04A0"/>
+        <w:tblLayout w:type="autofit"/>
+      </w:tblPr>
+      <w:tblGrid>
+        <w:gridCol w:w="2160"/>
+        <w:gridCol w:w="2160"/>
+        <w:gridCol w:w="2160"/>
+        <w:gridCol w:w="2160"/>
+      </w:tblGrid>
+      <w:tr>
+        <w:tc>
+          <w:tcPr>
+            <w:tcW w:type="dxa" w:w="2160"/>
+            <w:vAlign w:val="center"/>
+            <w:tcBorders>
+              <w:top w:val="single" w:sz="6" w:space="0" w:color="CCCCCC"/>
+              <w:bottom w:val="single" w:sz="6" w:space="0" w:color="CCCCCC"/>
+              <w:left w:val="single" w:sz="6" w:space="0" w:color="CCCCCC"/>
+              <w:right w:val="single" w:sz="6" w:space="0" w:color="CCCCCC"/>
+            </w:tcBorders>
+            <w:shd w:val="clear" w:color="auto" w:fill="F5F7FA"/>
+            <w:tcMar>
+              <w:top w:w="96" w:type="dxa"/>
+              <w:bottom w:w="96" w:type="dxa"/>
+              <w:left w:w="144" w:type="dxa"/>
+              <w:right w:w="144" w:type="dxa"/>
+            </w:tcMar>
+          </w:tcPr>
+          <w:p>
+            <w:pPr>
+              <w:jc w:val="left"/>
+              <w:spacing w:line="240" w:lineRule="auto" w:before="50" w:after="50"/>
+            </w:pPr>
+            <w:r>
+              <w:rPr>
+                <w:rFonts w:ascii="黑体" w:hAnsi="黑体" w:eastAsia="黑体" w:hint="eastAsia"/>
+                <w:b/>
+                <w:sz w:val="20"/>
+              </w:rPr>
+              <w:t>口径</w:t>
+            </w:r>
+          </w:p>
+        </w:tc>
+        <w:tc>
+          <w:tcPr>
+            <w:tcW w:type="dxa" w:w="2160"/>
+            <w:vAlign w:val="center"/>
+            <w:tcBorders>
+              <w:top w:val="single" w:sz="6" w:space="0" w:color="CCCCCC"/>
+              <w:bottom w:val="single" w:sz="6" w:space="0" w:color="CCCCCC"/>
+              <w:left w:val="single" w:sz="6" w:space="0" w:color="CCCCCC"/>
+              <w:right w:val="single" w:sz="6" w:space="0" w:color="CCCCCC"/>
+            </w:tcBorders>
+            <w:shd w:val="clear" w:color="auto" w:fill="F5F7FA"/>
+            <w:tcMar>
+              <w:top w:w="96" w:type="dxa"/>
+              <w:bottom w:w="96" w:type="dxa"/>
+              <w:left w:w="144" w:type="dxa"/>
+              <w:right w:w="144" w:type="dxa"/>
+            </w:tcMar>
+          </w:tcPr>
+          <w:p>
+            <w:pPr>
+              <w:jc w:val="left"/>
+              <w:spacing w:line="240" w:lineRule="auto" w:before="50" w:after="50"/>
+            </w:pPr>
+            <w:r>
+              <w:rPr>
+                <w:rFonts w:ascii="黑体" w:hAnsi="黑体" w:eastAsia="黑体" w:hint="eastAsia"/>
+                <w:b/>
+                <w:sz w:val="20"/>
+              </w:rPr>
+              <w:t>最坏误差</w:t>
+            </w:r>
+          </w:p>
+        </w:tc>
+        <w:tc>
+          <w:tcPr>
+            <w:tcW w:type="dxa" w:w="2160"/>
+            <w:vAlign w:val="center"/>
+            <w:tcBorders>
+              <w:top w:val="single" w:sz="6" w:space="0" w:color="CCCCCC"/>
+              <w:bottom w:val="single" w:sz="6" w:space="0" w:color="CCCCCC"/>
+              <w:left w:val="single" w:sz="6" w:space="0" w:color="CCCCCC"/>
+              <w:right w:val="single" w:sz="6" w:space="0" w:color="CCCCCC"/>
+            </w:tcBorders>
+            <w:shd w:val="clear" w:color="auto" w:fill="F5F7FA"/>
+            <w:tcMar>
+              <w:top w:w="96" w:type="dxa"/>
+              <w:bottom w:w="96" w:type="dxa"/>
+              <w:left w:w="144" w:type="dxa"/>
+              <w:right w:w="144" w:type="dxa"/>
+            </w:tcMar>
+          </w:tcPr>
+          <w:p>
+            <w:pPr>
+              <w:jc w:val="left"/>
+              <w:spacing w:line="240" w:lineRule="auto" w:before="50" w:after="50"/>
+            </w:pPr>
+            <w:r>
+              <w:rPr>
+                <w:rFonts w:ascii="黑体" w:hAnsi="黑体" w:eastAsia="黑体" w:hint="eastAsia"/>
+                <w:b/>
+                <w:sz w:val="20"/>
+              </w:rPr>
+              <w:t>有效精度</w:t>
+            </w:r>
+          </w:p>
+        </w:tc>
+        <w:tc>
+          <w:tcPr>
+            <w:tcW w:type="dxa" w:w="2160"/>
+            <w:vAlign w:val="center"/>
+            <w:tcBorders>
+              <w:top w:val="single" w:sz="6" w:space="0" w:color="CCCCCC"/>
+              <w:bottom w:val="single" w:sz="6" w:space="0" w:color="CCCCCC"/>
+              <w:left w:val="single" w:sz="6" w:space="0" w:color="CCCCCC"/>
+              <w:right w:val="single" w:sz="6" w:space="0" w:color="CCCCCC"/>
+            </w:tcBorders>
+            <w:shd w:val="clear" w:color="auto" w:fill="F5F7FA"/>
+            <w:tcMar>
+              <w:top w:w="96" w:type="dxa"/>
+              <w:bottom w:w="96" w:type="dxa"/>
+              <w:left w:w="144" w:type="dxa"/>
+              <w:right w:w="144" w:type="dxa"/>
+            </w:tcMar>
+          </w:tcPr>
+          <w:p>
+            <w:pPr>
+              <w:jc w:val="left"/>
+              <w:spacing w:line="240" w:lineRule="auto" w:before="50" w:after="50"/>
+            </w:pPr>
+            <w:r>
+              <w:rPr>
+                <w:rFonts w:ascii="黑体" w:hAnsi="黑体" w:eastAsia="黑体" w:hint="eastAsia"/>
+                <w:b/>
+                <w:sz w:val="20"/>
+              </w:rPr>
+              <w:t xml:space="preserve">5% </w:t>
+            </w:r>
+            <w:r>
+              <w:rPr>
+                <w:rFonts w:ascii="黑体" w:hAnsi="黑体" w:eastAsia="黑体" w:hint="eastAsia"/>
+                <w:b/>
+                <w:sz w:val="20"/>
+              </w:rPr>
+              <w:t xml:space="preserve"> </w:t>
+            </w:r>
+            <w:r>
+              <w:rPr>
+                <w:rFonts w:ascii="黑体" w:hAnsi="黑体" w:eastAsia="黑体" w:hint="eastAsia"/>
+                <w:b/>
+                <w:sz w:val="20"/>
+              </w:rPr>
+              <w:t>预算可及规模</w:t>
+            </w:r>
+          </w:p>
+        </w:tc>
+      </w:tr>
+      <w:tr>
+        <w:tc>
+          <w:tcPr>
+            <w:tcW w:type="dxa" w:w="2160"/>
+            <w:vAlign w:val="center"/>
+            <w:tcBorders>
+              <w:top w:val="single" w:sz="6" w:space="0" w:color="CCCCCC"/>
+              <w:bottom w:val="single" w:sz="6" w:space="0" w:color="CCCCCC"/>
+              <w:left w:val="single" w:sz="6" w:space="0" w:color="CCCCCC"/>
+              <w:right w:val="single" w:sz="6" w:space="0" w:color="CCCCCC"/>
+            </w:tcBorders>
+            <w:tcMar>
+              <w:top w:w="96" w:type="dxa"/>
+              <w:bottom w:w="96" w:type="dxa"/>
+              <w:left w:w="144" w:type="dxa"/>
+              <w:right w:w="144" w:type="dxa"/>
+            </w:tcMar>
+          </w:tcPr>
+          <w:p>
+            <w:pPr>
+              <w:jc w:val="left"/>
+              <w:spacing w:line="240" w:lineRule="auto" w:before="50" w:after="50"/>
+            </w:pPr>
+            <w:r>
+              <w:rPr>
+                <w:sz w:val="20"/>
+              </w:rPr>
+              <w:t xml:space="preserve">E15 </w:t>
+            </w:r>
+            <w:r>
+              <w:rPr>
+                <w:sz w:val="20"/>
+              </w:rPr>
+              <w:t xml:space="preserve"> </w:t>
+            </w:r>
+            <w:r>
+              <w:rPr>
+                <w:sz w:val="20"/>
+              </w:rPr>
+              <w:t>现状（四类误差）</w:t>
+            </w:r>
+          </w:p>
+        </w:tc>
+        <w:tc>
+          <w:tcPr>
+            <w:tcW w:type="dxa" w:w="2160"/>
+            <w:vAlign w:val="center"/>
+            <w:tcBorders>
+              <w:top w:val="single" w:sz="6" w:space="0" w:color="CCCCCC"/>
+              <w:bottom w:val="single" w:sz="6" w:space="0" w:color="CCCCCC"/>
+              <w:left w:val="single" w:sz="6" w:space="0" w:color="CCCCCC"/>
+              <w:right w:val="single" w:sz="6" w:space="0" w:color="CCCCCC"/>
+            </w:tcBorders>
+            <w:tcMar>
+              <w:top w:w="96" w:type="dxa"/>
+              <w:bottom w:w="96" w:type="dxa"/>
+              <w:left w:w="144" w:type="dxa"/>
+              <w:right w:w="144" w:type="dxa"/>
+            </w:tcMar>
+          </w:tcPr>
+          <w:p>
+            <w:pPr>
+              <w:jc w:val="left"/>
+              <w:spacing w:line="240" w:lineRule="auto" w:before="50" w:after="50"/>
+            </w:pPr>
+            <w:r>
+              <w:rPr>
+                <w:sz w:val="20"/>
+              </w:rPr>
+              <w:t>4.06012%</w:t>
+            </w:r>
+          </w:p>
+        </w:tc>
+        <w:tc>
+          <w:tcPr>
+            <w:tcW w:type="dxa" w:w="2160"/>
+            <w:vAlign w:val="center"/>
+            <w:tcBorders>
+              <w:top w:val="single" w:sz="6" w:space="0" w:color="CCCCCC"/>
+              <w:bottom w:val="single" w:sz="6" w:space="0" w:color="CCCCCC"/>
+              <w:left w:val="single" w:sz="6" w:space="0" w:color="CCCCCC"/>
+              <w:right w:val="single" w:sz="6" w:space="0" w:color="CCCCCC"/>
+            </w:tcBorders>
+            <w:tcMar>
+              <w:top w:w="96" w:type="dxa"/>
+              <w:bottom w:w="96" w:type="dxa"/>
+              <w:left w:w="144" w:type="dxa"/>
+              <w:right w:w="144" w:type="dxa"/>
+            </w:tcMar>
+          </w:tcPr>
+          <w:p>
+            <w:pPr>
+              <w:jc w:val="left"/>
+              <w:spacing w:line="240" w:lineRule="auto" w:before="50" w:after="50"/>
+            </w:pPr>
+            <w:r>
+              <w:rPr>
+                <w:b/>
+                <w:sz w:val="20"/>
+              </w:rPr>
+              <w:t>4.6223 位</w:t>
+            </w:r>
+          </w:p>
+        </w:tc>
+        <w:tc>
+          <w:tcPr>
+            <w:tcW w:type="dxa" w:w="2160"/>
+            <w:vAlign w:val="center"/>
+            <w:tcBorders>
+              <w:top w:val="single" w:sz="6" w:space="0" w:color="CCCCCC"/>
+              <w:bottom w:val="single" w:sz="6" w:space="0" w:color="CCCCCC"/>
+              <w:left w:val="single" w:sz="6" w:space="0" w:color="CCCCCC"/>
+              <w:right w:val="single" w:sz="6" w:space="0" w:color="CCCCCC"/>
+            </w:tcBorders>
+            <w:tcMar>
+              <w:top w:w="96" w:type="dxa"/>
+              <w:bottom w:w="96" w:type="dxa"/>
+              <w:left w:w="144" w:type="dxa"/>
+              <w:right w:w="144" w:type="dxa"/>
+            </w:tcMar>
+          </w:tcPr>
+          <w:p>
+            <w:pPr>
+              <w:jc w:val="left"/>
+              <w:spacing w:line="240" w:lineRule="auto" w:before="50" w:after="50"/>
+            </w:pPr>
+            <w:r>
+              <w:rPr>
+                <w:sz w:val="20"/>
+              </w:rPr>
+              <w:t>N≤12</w:t>
+            </w:r>
+          </w:p>
+        </w:tc>
+      </w:tr>
+      <w:tr>
+        <w:tc>
+          <w:tcPr>
+            <w:tcW w:type="dxa" w:w="2160"/>
+            <w:vAlign w:val="center"/>
+            <w:tcBorders>
+              <w:top w:val="single" w:sz="6" w:space="0" w:color="CCCCCC"/>
+              <w:bottom w:val="single" w:sz="6" w:space="0" w:color="CCCCCC"/>
+              <w:left w:val="single" w:sz="6" w:space="0" w:color="CCCCCC"/>
+              <w:right w:val="single" w:sz="6" w:space="0" w:color="CCCCCC"/>
+            </w:tcBorders>
+            <w:tcMar>
+              <w:top w:w="96" w:type="dxa"/>
+              <w:bottom w:w="96" w:type="dxa"/>
+              <w:left w:w="144" w:type="dxa"/>
+              <w:right w:w="144" w:type="dxa"/>
+            </w:tcMar>
+          </w:tcPr>
+          <w:p>
+            <w:pPr>
+              <w:jc w:val="left"/>
+              <w:spacing w:line="240" w:lineRule="auto" w:before="50" w:after="50"/>
+            </w:pPr>
+            <w:r>
+              <w:rPr>
+                <w:sz w:val="20"/>
+              </w:rPr>
+              <w:t xml:space="preserve">+ </w:t>
+            </w:r>
+            <w:r>
+              <w:rPr>
+                <w:sz w:val="20"/>
+              </w:rPr>
+              <w:t xml:space="preserve"> </w:t>
+            </w:r>
+            <w:r>
+              <w:rPr>
+                <w:sz w:val="20"/>
+              </w:rPr>
+              <w:t>模拟写入（仅写入残差）</w:t>
+            </w:r>
+          </w:p>
+        </w:tc>
+        <w:tc>
+          <w:tcPr>
+            <w:tcW w:type="dxa" w:w="2160"/>
+            <w:vAlign w:val="center"/>
+            <w:tcBorders>
+              <w:top w:val="single" w:sz="6" w:space="0" w:color="CCCCCC"/>
+              <w:bottom w:val="single" w:sz="6" w:space="0" w:color="CCCCCC"/>
+              <w:left w:val="single" w:sz="6" w:space="0" w:color="CCCCCC"/>
+              <w:right w:val="single" w:sz="6" w:space="0" w:color="CCCCCC"/>
+            </w:tcBorders>
+            <w:tcMar>
+              <w:top w:w="96" w:type="dxa"/>
+              <w:bottom w:w="96" w:type="dxa"/>
+              <w:left w:w="144" w:type="dxa"/>
+              <w:right w:w="144" w:type="dxa"/>
+            </w:tcMar>
+          </w:tcPr>
+          <w:p>
+            <w:pPr>
+              <w:jc w:val="left"/>
+              <w:spacing w:line="240" w:lineRule="auto" w:before="50" w:after="50"/>
+            </w:pPr>
+            <w:r>
+              <w:rPr>
+                <w:sz w:val="20"/>
+              </w:rPr>
+              <w:t>4.20838%</w:t>
+            </w:r>
+          </w:p>
+        </w:tc>
+        <w:tc>
+          <w:tcPr>
+            <w:tcW w:type="dxa" w:w="2160"/>
+            <w:vAlign w:val="center"/>
+            <w:tcBorders>
+              <w:top w:val="single" w:sz="6" w:space="0" w:color="CCCCCC"/>
+              <w:bottom w:val="single" w:sz="6" w:space="0" w:color="CCCCCC"/>
+              <w:left w:val="single" w:sz="6" w:space="0" w:color="CCCCCC"/>
+              <w:right w:val="single" w:sz="6" w:space="0" w:color="CCCCCC"/>
+            </w:tcBorders>
+            <w:tcMar>
+              <w:top w:w="96" w:type="dxa"/>
+              <w:bottom w:w="96" w:type="dxa"/>
+              <w:left w:w="144" w:type="dxa"/>
+              <w:right w:w="144" w:type="dxa"/>
+            </w:tcMar>
+          </w:tcPr>
+          <w:p>
+            <w:pPr>
+              <w:jc w:val="left"/>
+              <w:spacing w:line="240" w:lineRule="auto" w:before="50" w:after="50"/>
+            </w:pPr>
+            <w:r>
+              <w:rPr>
+                <w:sz w:val="20"/>
+              </w:rPr>
+              <w:t xml:space="preserve">4.5706 </w:t>
+            </w:r>
+            <w:r>
+              <w:rPr>
+                <w:sz w:val="20"/>
+              </w:rPr>
+              <w:t xml:space="preserve"> </w:t>
+            </w:r>
+            <w:r>
+              <w:rPr>
+                <w:sz w:val="20"/>
+              </w:rPr>
+              <w:t>位</w:t>
+            </w:r>
+          </w:p>
+        </w:tc>
+        <w:tc>
+          <w:tcPr>
+            <w:tcW w:type="dxa" w:w="2160"/>
+            <w:vAlign w:val="center"/>
+            <w:tcBorders>
+              <w:top w:val="single" w:sz="6" w:space="0" w:color="CCCCCC"/>
+              <w:bottom w:val="single" w:sz="6" w:space="0" w:color="CCCCCC"/>
+              <w:left w:val="single" w:sz="6" w:space="0" w:color="CCCCCC"/>
+              <w:right w:val="single" w:sz="6" w:space="0" w:color="CCCCCC"/>
+            </w:tcBorders>
+            <w:tcMar>
+              <w:top w:w="96" w:type="dxa"/>
+              <w:bottom w:w="96" w:type="dxa"/>
+              <w:left w:w="144" w:type="dxa"/>
+              <w:right w:w="144" w:type="dxa"/>
+            </w:tcMar>
+          </w:tcPr>
+          <w:p>
+            <w:pPr>
+              <w:jc w:val="left"/>
+              <w:spacing w:line="240" w:lineRule="auto" w:before="50" w:after="50"/>
+            </w:pPr>
+            <w:r>
+              <w:rPr>
+                <w:sz w:val="20"/>
+              </w:rPr>
+              <w:t>N≤11</w:t>
+            </w:r>
+          </w:p>
+        </w:tc>
+      </w:tr>
+      <w:tr>
+        <w:tc>
+          <w:tcPr>
+            <w:tcW w:type="dxa" w:w="2160"/>
+            <w:vAlign w:val="center"/>
+            <w:tcBorders>
+              <w:top w:val="single" w:sz="6" w:space="0" w:color="CCCCCC"/>
+              <w:bottom w:val="single" w:sz="6" w:space="0" w:color="CCCCCC"/>
+              <w:left w:val="single" w:sz="6" w:space="0" w:color="CCCCCC"/>
+              <w:right w:val="single" w:sz="6" w:space="0" w:color="CCCCCC"/>
+            </w:tcBorders>
+            <w:tcMar>
+              <w:top w:w="96" w:type="dxa"/>
+              <w:bottom w:w="96" w:type="dxa"/>
+              <w:left w:w="144" w:type="dxa"/>
+              <w:right w:w="144" w:type="dxa"/>
+            </w:tcMar>
+          </w:tcPr>
+          <w:p>
+            <w:pPr>
+              <w:jc w:val="left"/>
+              <w:spacing w:line="240" w:lineRule="auto" w:before="50" w:after="50"/>
+            </w:pPr>
+            <w:r>
+              <w:rPr>
+                <w:b/>
+                <w:sz w:val="20"/>
+              </w:rPr>
+              <w:t>+ MLC 6 位（残差 + 电平）</w:t>
+            </w:r>
+          </w:p>
+        </w:tc>
+        <w:tc>
+          <w:tcPr>
+            <w:tcW w:type="dxa" w:w="2160"/>
+            <w:vAlign w:val="center"/>
+            <w:tcBorders>
+              <w:top w:val="single" w:sz="6" w:space="0" w:color="CCCCCC"/>
+              <w:bottom w:val="single" w:sz="6" w:space="0" w:color="CCCCCC"/>
+              <w:left w:val="single" w:sz="6" w:space="0" w:color="CCCCCC"/>
+              <w:right w:val="single" w:sz="6" w:space="0" w:color="CCCCCC"/>
+            </w:tcBorders>
+            <w:tcMar>
+              <w:top w:w="96" w:type="dxa"/>
+              <w:bottom w:w="96" w:type="dxa"/>
+              <w:left w:w="144" w:type="dxa"/>
+              <w:right w:w="144" w:type="dxa"/>
+            </w:tcMar>
+          </w:tcPr>
+          <w:p>
+            <w:pPr>
+              <w:jc w:val="left"/>
+              <w:spacing w:line="240" w:lineRule="auto" w:before="50" w:after="50"/>
+            </w:pPr>
+            <w:r>
+              <w:rPr>
+                <w:b/>
+                <w:sz w:val="20"/>
+              </w:rPr>
+              <w:t>5.27562%</w:t>
+            </w:r>
+          </w:p>
+        </w:tc>
+        <w:tc>
+          <w:tcPr>
+            <w:tcW w:type="dxa" w:w="2160"/>
+            <w:vAlign w:val="center"/>
+            <w:tcBorders>
+              <w:top w:val="single" w:sz="6" w:space="0" w:color="CCCCCC"/>
+              <w:bottom w:val="single" w:sz="6" w:space="0" w:color="CCCCCC"/>
+              <w:left w:val="single" w:sz="6" w:space="0" w:color="CCCCCC"/>
+              <w:right w:val="single" w:sz="6" w:space="0" w:color="CCCCCC"/>
+            </w:tcBorders>
+            <w:tcMar>
+              <w:top w:w="96" w:type="dxa"/>
+              <w:bottom w:w="96" w:type="dxa"/>
+              <w:left w:w="144" w:type="dxa"/>
+              <w:right w:w="144" w:type="dxa"/>
+            </w:tcMar>
+          </w:tcPr>
+          <w:p>
+            <w:pPr>
+              <w:jc w:val="left"/>
+              <w:spacing w:line="240" w:lineRule="auto" w:before="50" w:after="50"/>
+            </w:pPr>
+            <w:r>
+              <w:rPr>
+                <w:b/>
+                <w:sz w:val="20"/>
+              </w:rPr>
+              <w:t>4.2445 位（−0.378）</w:t>
+            </w:r>
+          </w:p>
+        </w:tc>
+        <w:tc>
+          <w:tcPr>
+            <w:tcW w:type="dxa" w:w="2160"/>
+            <w:vAlign w:val="center"/>
+            <w:tcBorders>
+              <w:top w:val="single" w:sz="6" w:space="0" w:color="CCCCCC"/>
+              <w:bottom w:val="single" w:sz="6" w:space="0" w:color="CCCCCC"/>
+              <w:left w:val="single" w:sz="6" w:space="0" w:color="CCCCCC"/>
+              <w:right w:val="single" w:sz="6" w:space="0" w:color="CCCCCC"/>
+            </w:tcBorders>
+            <w:tcMar>
+              <w:top w:w="96" w:type="dxa"/>
+              <w:bottom w:w="96" w:type="dxa"/>
+              <w:left w:w="144" w:type="dxa"/>
+              <w:right w:w="144" w:type="dxa"/>
+            </w:tcMar>
+          </w:tcPr>
+          <w:p>
+            <w:pPr>
+              <w:jc w:val="left"/>
+              <w:spacing w:line="240" w:lineRule="auto" w:before="50" w:after="50"/>
+            </w:pPr>
+            <w:r>
+              <w:rPr>
+                <w:b/>
+                <w:sz w:val="20"/>
+              </w:rPr>
+              <w:t>「无解」</w:t>
+            </w:r>
+          </w:p>
+        </w:tc>
+      </w:tr>
+      <w:tr>
+        <w:tc>
+          <w:tcPr>
+            <w:tcW w:type="dxa" w:w="2160"/>
+            <w:vAlign w:val="center"/>
+            <w:tcBorders>
+              <w:top w:val="single" w:sz="6" w:space="0" w:color="CCCCCC"/>
+              <w:bottom w:val="single" w:sz="6" w:space="0" w:color="CCCCCC"/>
+              <w:left w:val="single" w:sz="6" w:space="0" w:color="CCCCCC"/>
+              <w:right w:val="single" w:sz="6" w:space="0" w:color="CCCCCC"/>
+            </w:tcBorders>
+            <w:tcMar>
+              <w:top w:w="96" w:type="dxa"/>
+              <w:bottom w:w="96" w:type="dxa"/>
+              <w:left w:w="144" w:type="dxa"/>
+              <w:right w:w="144" w:type="dxa"/>
+            </w:tcMar>
+          </w:tcPr>
+          <w:p>
+            <w:pPr>
+              <w:jc w:val="left"/>
+              <w:spacing w:line="240" w:lineRule="auto" w:before="50" w:after="50"/>
+            </w:pPr>
+            <w:r>
+              <w:rPr>
+                <w:sz w:val="20"/>
+              </w:rPr>
+              <w:t xml:space="preserve">+ MLC 8 </w:t>
+            </w:r>
+            <w:r>
+              <w:rPr>
+                <w:sz w:val="20"/>
+              </w:rPr>
+              <w:t xml:space="preserve"> </w:t>
+            </w:r>
+            <w:r>
+              <w:rPr>
+                <w:sz w:val="20"/>
+              </w:rPr>
+              <w:t>位</w:t>
+            </w:r>
+          </w:p>
+        </w:tc>
+        <w:tc>
+          <w:tcPr>
+            <w:tcW w:type="dxa" w:w="2160"/>
+            <w:vAlign w:val="center"/>
+            <w:tcBorders>
+              <w:top w:val="single" w:sz="6" w:space="0" w:color="CCCCCC"/>
+              <w:bottom w:val="single" w:sz="6" w:space="0" w:color="CCCCCC"/>
+              <w:left w:val="single" w:sz="6" w:space="0" w:color="CCCCCC"/>
+              <w:right w:val="single" w:sz="6" w:space="0" w:color="CCCCCC"/>
+            </w:tcBorders>
+            <w:tcMar>
+              <w:top w:w="96" w:type="dxa"/>
+              <w:bottom w:w="96" w:type="dxa"/>
+              <w:left w:w="144" w:type="dxa"/>
+              <w:right w:w="144" w:type="dxa"/>
+            </w:tcMar>
+          </w:tcPr>
+          <w:p>
+            <w:pPr>
+              <w:jc w:val="left"/>
+              <w:spacing w:line="240" w:lineRule="auto" w:before="50" w:after="50"/>
+            </w:pPr>
+            <w:r>
+              <w:rPr>
+                <w:sz w:val="20"/>
+              </w:rPr>
+              <w:t>4.47205%</w:t>
+            </w:r>
+          </w:p>
+        </w:tc>
+        <w:tc>
+          <w:tcPr>
+            <w:tcW w:type="dxa" w:w="2160"/>
+            <w:vAlign w:val="center"/>
+            <w:tcBorders>
+              <w:top w:val="single" w:sz="6" w:space="0" w:color="CCCCCC"/>
+              <w:bottom w:val="single" w:sz="6" w:space="0" w:color="CCCCCC"/>
+              <w:left w:val="single" w:sz="6" w:space="0" w:color="CCCCCC"/>
+              <w:right w:val="single" w:sz="6" w:space="0" w:color="CCCCCC"/>
+            </w:tcBorders>
+            <w:tcMar>
+              <w:top w:w="96" w:type="dxa"/>
+              <w:bottom w:w="96" w:type="dxa"/>
+              <w:left w:w="144" w:type="dxa"/>
+              <w:right w:w="144" w:type="dxa"/>
+            </w:tcMar>
+          </w:tcPr>
+          <w:p>
+            <w:pPr>
+              <w:jc w:val="left"/>
+              <w:spacing w:line="240" w:lineRule="auto" w:before="50" w:after="50"/>
+            </w:pPr>
+            <w:r>
+              <w:rPr>
+                <w:sz w:val="20"/>
+              </w:rPr>
+              <w:t xml:space="preserve">4.4829 </w:t>
+            </w:r>
+            <w:r>
+              <w:rPr>
+                <w:sz w:val="20"/>
+              </w:rPr>
+              <w:t xml:space="preserve"> </w:t>
+            </w:r>
+            <w:r>
+              <w:rPr>
+                <w:sz w:val="20"/>
+              </w:rPr>
+              <w:t>位</w:t>
+            </w:r>
+          </w:p>
+        </w:tc>
+        <w:tc>
+          <w:tcPr>
+            <w:tcW w:type="dxa" w:w="2160"/>
+            <w:vAlign w:val="center"/>
+            <w:tcBorders>
+              <w:top w:val="single" w:sz="6" w:space="0" w:color="CCCCCC"/>
+              <w:bottom w:val="single" w:sz="6" w:space="0" w:color="CCCCCC"/>
+              <w:left w:val="single" w:sz="6" w:space="0" w:color="CCCCCC"/>
+              <w:right w:val="single" w:sz="6" w:space="0" w:color="CCCCCC"/>
+            </w:tcBorders>
+            <w:tcMar>
+              <w:top w:w="96" w:type="dxa"/>
+              <w:bottom w:w="96" w:type="dxa"/>
+              <w:left w:w="144" w:type="dxa"/>
+              <w:right w:w="144" w:type="dxa"/>
+            </w:tcMar>
+          </w:tcPr>
+          <w:p>
+            <w:pPr>
+              <w:jc w:val="left"/>
+              <w:spacing w:line="240" w:lineRule="auto" w:before="50" w:after="50"/>
+            </w:pPr>
+            <w:r>
+              <w:rPr>
+                <w:sz w:val="20"/>
+              </w:rPr>
+              <w:t>N≤10</w:t>
+            </w:r>
+          </w:p>
+        </w:tc>
+      </w:tr>
+    </w:tbl>
+    <w:p>
+      <w:pPr>
+        <w:spacing w:after="192"/>
+      </w:pPr>
+      <w:r>
+        <w:t xml:space="preserve">🔴 </w:t>
+      </w:r>
+      <w:r>
+        <w:rPr>
+          <w:rFonts w:ascii="宋体" w:eastAsia="宋体" w:hAnsi="宋体" w:cs="宋体" w:hint="eastAsia"/>
+          <w:b/>
+          <w:lang w:eastAsia="zh-CN"/>
+        </w:rPr>
+        <w:t>电平量化位数</w:t>
+      </w:r>
+      <w:r>
+        <w:rPr>
+          <w:rFonts w:ascii="宋体" w:eastAsia="宋体" w:hAnsi="宋体" w:cs="宋体" w:hint="eastAsia"/>
+          <w:lang w:eastAsia="zh-CN"/>
+        </w:rPr>
+        <w:t>：</w:t>
+      </w:r>
+      <w:r>
+        <w:t xml:space="preserve">4 / 6 / 8 / 10 / 12 bit ⇒ 3.52 / 4.24 / 4.48 / 4.55 / </w:t>
+      </w:r>
+      <w:r>
+        <w:rPr>
+          <w:b/>
+        </w:rPr>
+        <w:t>4.57</w:t>
+      </w:r>
+      <w:r>
+        <w:t xml:space="preserve"> </w:t>
+      </w:r>
+      <w:r>
+        <w:rPr>
+          <w:rFonts w:ascii="宋体" w:eastAsia="宋体" w:hAnsi="宋体" w:cs="宋体" w:hint="eastAsia"/>
+          <w:lang w:eastAsia="zh-CN"/>
+        </w:rPr>
+        <w:t>位</w:t>
+      </w:r>
+      <w:r>
+        <w:t xml:space="preserve"> ⇒ </w:t>
+      </w:r>
+      <w:r>
+        <w:rPr>
+          <w:rFonts w:ascii="宋体" w:eastAsia="宋体" w:hAnsi="宋体" w:cs="宋体" w:hint="eastAsia"/>
+          <w:b/>
+          <w:lang w:eastAsia="zh-CN"/>
+        </w:rPr>
+        <w:t>≥8 位后收益饱和</w:t>
+      </w:r>
+      <w:r>
+        <w:rPr>
+          <w:rFonts w:ascii="宋体" w:eastAsia="宋体" w:hAnsi="宋体" w:cs="宋体" w:hint="eastAsia"/>
+          <w:lang w:eastAsia="zh-CN"/>
+        </w:rPr>
+        <w:t>（渐近</w:t>
+      </w:r>
+      <w:r>
+        <w:t xml:space="preserve"> 4.5706 = </w:t>
+      </w:r>
+      <w:r>
+        <w:rPr>
+          <w:rFonts w:ascii="宋体" w:eastAsia="宋体" w:hAnsi="宋体" w:cs="宋体" w:hint="eastAsia"/>
+          <w:lang w:eastAsia="zh-CN"/>
+        </w:rPr>
+        <w:t>纯模拟写入）</w:t>
+      </w:r>
+      <w:r>
+        <w:t>——</w:t>
+      </w:r>
+      <w:r>
+        <w:rPr>
+          <w:rFonts w:ascii="宋体" w:eastAsia="宋体" w:hAnsi="宋体" w:cs="宋体" w:hint="eastAsia"/>
+          <w:lang w:eastAsia="zh-CN"/>
+        </w:rPr>
+        <w:t>「多给几位电平」不是免费的午餐，残余误差转由器件失配</w:t>
+      </w:r>
+      <w:r>
+        <w:t xml:space="preserve"> + IR drop </w:t>
+      </w:r>
+      <w:r>
+        <w:rPr>
+          <w:rFonts w:ascii="宋体" w:eastAsia="宋体" w:hAnsi="宋体" w:cs="宋体" w:hint="eastAsia"/>
+          <w:lang w:eastAsia="zh-CN"/>
+        </w:rPr>
+        <w:t>决定。</w:t>
+      </w:r>
+    </w:p>
+    <w:p>
+      <w:pPr>
+        <w:spacing w:after="192"/>
+      </w:pPr>
+      <w:r>
+        <w:t xml:space="preserve">🔴 </w:t>
+      </w:r>
+      <w:r>
+        <w:rPr>
+          <w:rFonts w:ascii="宋体" w:eastAsia="宋体" w:hAnsi="宋体" w:cs="宋体" w:hint="eastAsia"/>
+          <w:b/>
+          <w:lang w:eastAsia="zh-CN"/>
+        </w:rPr>
+        <w:t>5% 预算可及规模 12 → 11 → 6 位「无解」</w:t>
+      </w:r>
+      <w:r>
+        <w:rPr>
+          <w:rFonts w:ascii="宋体" w:eastAsia="宋体" w:hAnsi="宋体" w:cs="宋体" w:hint="eastAsia"/>
+          <w:lang w:eastAsia="zh-CN"/>
+        </w:rPr>
+        <w:t>：</w:t>
+      </w:r>
+      <w:r>
+        <w:rPr>
+          <w:rFonts w:ascii="宋体" w:eastAsia="宋体" w:hAnsi="宋体" w:cs="宋体" w:hint="eastAsia"/>
+          <w:b/>
+          <w:lang w:eastAsia="zh-CN"/>
+        </w:rPr>
+        <w:t>电平项是 N 无关的常量</w:t>
+      </w:r>
+      <w:r>
+        <w:rPr>
+          <w:rFonts w:ascii="宋体" w:eastAsia="宋体" w:hAnsi="宋体" w:cs="宋体" w:hint="eastAsia"/>
+          <w:lang w:eastAsia="zh-CN"/>
+        </w:rPr>
+        <w:t>（有界项不被</w:t>
+      </w:r>
+      <w:r>
+        <w:t xml:space="preserve"> 1/√N </w:t>
+      </w:r>
+      <w:r>
+        <w:rPr>
+          <w:rFonts w:ascii="宋体" w:eastAsia="宋体" w:hAnsi="宋体" w:cs="宋体" w:hint="eastAsia"/>
+          <w:lang w:eastAsia="zh-CN"/>
+        </w:rPr>
+        <w:t>平均）</w:t>
+      </w:r>
+      <w:r>
+        <w:t xml:space="preserve">⇒ 6 </w:t>
+      </w:r>
+      <w:r>
+        <w:rPr>
+          <w:rFonts w:ascii="宋体" w:eastAsia="宋体" w:hAnsi="宋体" w:cs="宋体" w:hint="eastAsia"/>
+          <w:lang w:eastAsia="zh-CN"/>
+        </w:rPr>
+        <w:t>位</w:t>
+      </w:r>
+      <w:r>
+        <w:t xml:space="preserve"> MLC </w:t>
+      </w:r>
+      <w:r>
+        <w:rPr>
+          <w:rFonts w:ascii="宋体" w:eastAsia="宋体" w:hAnsi="宋体" w:cs="宋体" w:hint="eastAsia"/>
+          <w:lang w:eastAsia="zh-CN"/>
+        </w:rPr>
+        <w:t>下</w:t>
+      </w:r>
+      <w:r>
+        <w:t xml:space="preserve"> 5% </w:t>
+      </w:r>
+      <w:r>
+        <w:rPr>
+          <w:rFonts w:ascii="宋体" w:eastAsia="宋体" w:hAnsi="宋体" w:cs="宋体" w:hint="eastAsia"/>
+          <w:lang w:eastAsia="zh-CN"/>
+        </w:rPr>
+        <w:t>误差预算</w:t>
+      </w:r>
+      <w:r>
+        <w:rPr>
+          <w:rFonts w:ascii="宋体" w:eastAsia="宋体" w:hAnsi="宋体" w:cs="宋体" w:hint="eastAsia"/>
+          <w:b/>
+          <w:lang w:eastAsia="zh-CN"/>
+        </w:rPr>
+        <w:t>连 2×2 阵列都不满足</w:t>
+      </w:r>
+      <w:r>
+        <w:t xml:space="preserve"> —— </w:t>
+      </w:r>
+      <w:r>
+        <w:rPr>
+          <w:rFonts w:ascii="宋体" w:eastAsia="宋体" w:hAnsi="宋体" w:cs="宋体" w:hint="eastAsia"/>
+          <w:lang w:eastAsia="zh-CN"/>
+        </w:rPr>
+        <w:t>本段最强的架构结论。</w:t>
+      </w:r>
+    </w:p>
+    <w:p>
+      <w:pPr>
+        <w:spacing w:after="192"/>
+      </w:pPr>
+      <w:r>
+        <w:t xml:space="preserve">🔴 </w:t>
+      </w:r>
+      <w:r>
+        <w:rPr>
+          <w:rFonts w:ascii="宋体" w:eastAsia="宋体" w:hAnsi="宋体" w:cs="宋体" w:hint="eastAsia"/>
+          <w:b/>
+          <w:lang w:eastAsia="zh-CN"/>
+        </w:rPr>
+        <w:t>两条口径纪律</w:t>
+      </w:r>
+      <w:r>
+        <w:rPr>
+          <w:rFonts w:ascii="宋体" w:eastAsia="宋体" w:hAnsi="宋体" w:cs="宋体" w:hint="eastAsia"/>
+          <w:lang w:eastAsia="zh-CN"/>
+        </w:rPr>
+        <w:t>（本段实测踩到）：</w:t>
+      </w:r>
+      <w:r>
+        <w:t xml:space="preserve">① </w:t>
+      </w:r>
+      <w:r>
+        <w:rPr>
+          <w:rFonts w:ascii="宋体" w:eastAsia="宋体" w:hAnsi="宋体" w:cs="宋体" w:hint="eastAsia"/>
+          <w:b/>
+          <w:lang w:eastAsia="zh-CN"/>
+        </w:rPr>
+        <w:t>电平界要用「平均电导」而非「最小电导」</w:t>
+      </w:r>
+      <w:r>
+        <w:t xml:space="preserve"> —— </w:t>
+      </w:r>
+      <w:r>
+        <w:rPr>
+          <w:rFonts w:ascii="宋体" w:eastAsia="宋体" w:hAnsi="宋体" w:cs="宋体" w:hint="eastAsia"/>
+          <w:lang w:eastAsia="zh-CN"/>
+        </w:rPr>
+        <w:t>电平在窗口内</w:t>
+      </w:r>
+      <w:r>
+        <w:rPr>
+          <w:rFonts w:ascii="宋体" w:eastAsia="宋体" w:hAnsi="宋体" w:cs="宋体" w:hint="eastAsia"/>
+          <w:b/>
+          <w:lang w:eastAsia="zh-CN"/>
+        </w:rPr>
+        <w:t>等间距</w:t>
+      </w:r>
+      <w:r>
+        <w:t xml:space="preserve"> ⇒ </w:t>
+      </w:r>
+      <w:r>
+        <w:rPr>
+          <w:rFonts w:ascii="宋体" w:eastAsia="宋体" w:hAnsi="宋体" w:cs="宋体" w:hint="eastAsia"/>
+          <w:lang w:eastAsia="zh-CN"/>
+        </w:rPr>
+        <w:t>每单元量化误差</w:t>
+      </w:r>
+      <w:r>
+        <w:rPr>
+          <w:rFonts w:ascii="宋体" w:eastAsia="宋体" w:hAnsi="宋体" w:cs="宋体" w:hint="eastAsia"/>
+          <w:b/>
+          <w:lang w:eastAsia="zh-CN"/>
+        </w:rPr>
+        <w:t>绝对值同为半步长</w:t>
+      </w:r>
+      <w:r>
+        <w:rPr>
+          <w:rFonts w:ascii="宋体" w:eastAsia="宋体" w:hAnsi="宋体" w:cs="宋体" w:hint="eastAsia"/>
+          <w:lang w:eastAsia="zh-CN"/>
+        </w:rPr>
+        <w:t>（与</w:t>
+      </w:r>
+      <w:r>
+        <w:t xml:space="preserve"> g </w:t>
+      </w:r>
+      <w:r>
+        <w:rPr>
+          <w:rFonts w:ascii="宋体" w:eastAsia="宋体" w:hAnsi="宋体" w:cs="宋体" w:hint="eastAsia"/>
+          <w:lang w:eastAsia="zh-CN"/>
+        </w:rPr>
+        <w:t>无关）</w:t>
+      </w:r>
+      <w:r>
+        <w:t xml:space="preserve">⇒ </w:t>
+      </w:r>
+      <w:r>
+        <w:rPr>
+          <w:rFonts w:ascii="宋体" w:eastAsia="宋体" w:hAnsi="宋体" w:cs="宋体" w:hint="eastAsia"/>
+          <w:lang w:eastAsia="zh-CN"/>
+        </w:rPr>
+        <w:t>输出相对界</w:t>
+      </w:r>
+      <w:r>
+        <w:t xml:space="preserve"> = </w:t>
+      </w:r>
+      <w:r>
+        <w:rPr>
+          <w:rFonts w:ascii="宋体" w:hAnsi="宋体" w:eastAsia="宋体" w:cs="宋体" w:hint="eastAsia"/>
+          <w:lang w:eastAsia="zh-CN"/>
+        </w:rPr>
+        <w:t>half_step / 平均电导</w:t>
+      </w:r>
+      <w:r>
+        <w:rPr>
+          <w:rFonts w:ascii="宋体" w:eastAsia="宋体" w:hAnsi="宋体" w:cs="宋体" w:hint="eastAsia"/>
+          <w:lang w:eastAsia="zh-CN"/>
+        </w:rPr>
+        <w:t>；</w:t>
+      </w:r>
+      <w:r>
+        <w:rPr>
+          <w:rFonts w:ascii="宋体" w:eastAsia="宋体" w:hAnsi="宋体" w:cs="宋体" w:hint="eastAsia"/>
+          <w:b/>
+          <w:lang w:eastAsia="zh-CN"/>
+        </w:rPr>
+        <w:t>低电导单元的「大相对误差」在求和里并不放大</w:t>
+      </w:r>
+      <w:r>
+        <w:rPr>
+          <w:rFonts w:ascii="宋体" w:eastAsia="宋体" w:hAnsi="宋体" w:cs="宋体" w:hint="eastAsia"/>
+          <w:lang w:eastAsia="zh-CN"/>
+        </w:rPr>
+        <w:t>（初版误用最小电导</w:t>
+      </w:r>
+      <w:r>
+        <w:t xml:space="preserve"> ⇒ </w:t>
+      </w:r>
+      <w:r>
+        <w:rPr>
+          <w:rFonts w:ascii="宋体" w:eastAsia="宋体" w:hAnsi="宋体" w:cs="宋体" w:hint="eastAsia"/>
+          <w:lang w:eastAsia="zh-CN"/>
+        </w:rPr>
+        <w:t>界放大</w:t>
+      </w:r>
+      <w:r>
+        <w:t xml:space="preserve"> ~3×</w:t>
+      </w:r>
+      <w:r>
+        <w:rPr>
+          <w:rFonts w:ascii="宋体" w:eastAsia="宋体" w:hAnsi="宋体" w:cs="宋体" w:hint="eastAsia"/>
+          <w:lang w:eastAsia="zh-CN"/>
+        </w:rPr>
+        <w:t>、结论整个带偏）。</w:t>
+      </w:r>
+      <w:r>
+        <w:t xml:space="preserve">② </w:t>
+      </w:r>
+      <w:r>
+        <w:rPr>
+          <w:rFonts w:ascii="宋体" w:eastAsia="宋体" w:hAnsi="宋体" w:cs="宋体" w:hint="eastAsia"/>
+          <w:b/>
+          <w:lang w:eastAsia="zh-CN"/>
+        </w:rPr>
+        <w:t>绝对值序列估不出 σ</w:t>
+      </w:r>
+      <w:r>
+        <w:rPr>
+          <w:rFonts w:ascii="宋体" w:eastAsia="宋体" w:hAnsi="宋体" w:cs="宋体" w:hint="eastAsia"/>
+          <w:lang w:eastAsia="zh-CN"/>
+        </w:rPr>
+        <w:t>（</w:t>
+      </w:r>
+      <w:r>
+        <w:rPr>
+          <w:rFonts w:ascii="Courier" w:hAnsi="Courier"/>
+        </w:rPr>
+        <w:t>std(|Z|) = 0.603σ</w:t>
+      </w:r>
+      <w:r>
+        <w:rPr>
+          <w:rFonts w:ascii="宋体" w:eastAsia="宋体" w:hAnsi="宋体" w:cs="宋体" w:hint="eastAsia"/>
+          <w:lang w:eastAsia="zh-CN"/>
+        </w:rPr>
+        <w:t>）</w:t>
+      </w:r>
+      <w:r>
+        <w:t xml:space="preserve">⇒ </w:t>
+      </w:r>
+      <w:r>
+        <w:rPr>
+          <w:rFonts w:ascii="宋体" w:eastAsia="宋体" w:hAnsi="宋体" w:cs="宋体" w:hint="eastAsia"/>
+          <w:lang w:eastAsia="zh-CN"/>
+        </w:rPr>
+        <w:t>端到端</w:t>
+      </w:r>
+      <w:r>
+        <w:t xml:space="preserve"> σ </w:t>
+      </w:r>
+      <w:r>
+        <w:rPr>
+          <w:rFonts w:ascii="宋体" w:eastAsia="宋体" w:hAnsi="宋体" w:cs="宋体" w:hint="eastAsia"/>
+          <w:lang w:eastAsia="zh-CN"/>
+        </w:rPr>
+        <w:t>对拍必须用</w:t>
+      </w:r>
+      <w:r>
+        <w:rPr>
+          <w:rFonts w:ascii="宋体" w:eastAsia="宋体" w:hAnsi="宋体" w:cs="宋体" w:hint="eastAsia"/>
+          <w:b/>
+          <w:lang w:eastAsia="zh-CN"/>
+        </w:rPr>
+        <w:t>带符号</w:t>
+      </w:r>
+      <w:r>
+        <w:rPr>
+          <w:rFonts w:ascii="宋体" w:eastAsia="宋体" w:hAnsi="宋体" w:cs="宋体" w:hint="eastAsia"/>
+          <w:lang w:eastAsia="zh-CN"/>
+        </w:rPr>
+        <w:t>序列。</w:t>
+      </w:r>
+    </w:p>
+    <w:p>
+      <w:pPr>
+        <w:spacing w:after="192"/>
+      </w:pPr>
+      <w:r>
+        <w:t xml:space="preserve">🔴 </w:t>
+      </w:r>
+      <w:r>
+        <w:rPr>
+          <w:rFonts w:ascii="宋体" w:eastAsia="宋体" w:hAnsi="宋体" w:cs="宋体" w:hint="eastAsia"/>
+          <w:b/>
+          <w:lang w:eastAsia="zh-CN"/>
+        </w:rPr>
+        <w:t>共模漂移可被单次全局增益校准消除 ⇒ 不进预算</w:t>
+      </w:r>
+      <w:r>
+        <w:rPr>
+          <w:rFonts w:ascii="宋体" w:eastAsia="宋体" w:hAnsi="宋体" w:cs="宋体" w:hint="eastAsia"/>
+          <w:lang w:eastAsia="zh-CN"/>
+        </w:rPr>
+        <w:t>（进预算的只有</w:t>
+      </w:r>
+      <w:r>
+        <w:t xml:space="preserve"> ν </w:t>
+      </w:r>
+      <w:r>
+        <w:rPr>
+          <w:rFonts w:ascii="宋体" w:eastAsia="宋体" w:hAnsi="宋体" w:cs="宋体" w:hint="eastAsia"/>
+          <w:lang w:eastAsia="zh-CN"/>
+        </w:rPr>
+        <w:t>的单元间离散）</w:t>
+      </w:r>
+      <w:r>
+        <w:t xml:space="preserve">—— </w:t>
+      </w:r>
+      <w:r>
+        <w:rPr>
+          <w:rFonts w:ascii="宋体" w:eastAsia="宋体" w:hAnsi="宋体" w:cs="宋体" w:hint="eastAsia"/>
+          <w:b/>
+          <w:lang w:eastAsia="zh-CN"/>
+        </w:rPr>
+        <w:t>一个能被单次校准消掉的项，不是精度上限</w:t>
+      </w:r>
+      <w:r>
+        <w:rPr>
+          <w:rFonts w:ascii="宋体" w:eastAsia="宋体" w:hAnsi="宋体" w:cs="宋体" w:hint="eastAsia"/>
+          <w:lang w:eastAsia="zh-CN"/>
+        </w:rPr>
+        <w:t>；</w:t>
+      </w:r>
+      <w:r>
+        <w:t xml:space="preserve">ν=0.05 </w:t>
+      </w:r>
+      <w:r>
+        <w:rPr>
+          <w:rFonts w:ascii="宋体" w:eastAsia="宋体" w:hAnsi="宋体" w:cs="宋体" w:hint="eastAsia"/>
+          <w:lang w:eastAsia="zh-CN"/>
+        </w:rPr>
+        <w:t>时</w:t>
+      </w:r>
+      <w:r>
+        <w:t xml:space="preserve"> @1000 s </w:t>
+      </w:r>
+      <w:r>
+        <w:rPr>
+          <w:rFonts w:ascii="宋体" w:eastAsia="宋体" w:hAnsi="宋体" w:cs="宋体" w:hint="eastAsia"/>
+          <w:lang w:eastAsia="zh-CN"/>
+        </w:rPr>
+        <w:t>共模掉</w:t>
+      </w:r>
+      <w:r>
+        <w:t xml:space="preserve"> 29.21%</w:t>
+      </w:r>
+      <w:r>
+        <w:rPr>
+          <w:rFonts w:ascii="宋体" w:eastAsia="宋体" w:hAnsi="宋体" w:cs="宋体" w:hint="eastAsia"/>
+          <w:lang w:eastAsia="zh-CN"/>
+        </w:rPr>
+        <w:t>、</w:t>
+      </w:r>
+      <w:r>
+        <w:t xml:space="preserve">ν </w:t>
+      </w:r>
+      <w:r>
+        <w:rPr>
+          <w:rFonts w:ascii="宋体" w:eastAsia="宋体" w:hAnsi="宋体" w:cs="宋体" w:hint="eastAsia"/>
+          <w:lang w:eastAsia="zh-CN"/>
+        </w:rPr>
+        <w:t>离散</w:t>
+      </w:r>
+      <w:r>
+        <w:t xml:space="preserve"> 1.036%</w:t>
+      </w:r>
+      <w:r>
+        <w:rPr>
+          <w:rFonts w:ascii="宋体" w:eastAsia="宋体" w:hAnsi="宋体" w:cs="宋体" w:hint="eastAsia"/>
+          <w:lang w:eastAsia="zh-CN"/>
+        </w:rPr>
+        <w:t>。</w:t>
+      </w:r>
+      <w:r>
+        <w:rPr>
+          <w:rFonts w:ascii="宋体" w:eastAsia="宋体" w:hAnsi="宋体" w:cs="宋体" w:hint="eastAsia"/>
+          <w:b/>
+          <w:lang w:eastAsia="zh-CN"/>
+        </w:rPr>
+        <w:t>卡位只影响尾部</w:t>
+      </w:r>
+      <w:r>
+        <w:rPr>
+          <w:rFonts w:ascii="宋体" w:eastAsia="宋体" w:hAnsi="宋体" w:cs="宋体" w:hint="eastAsia"/>
+          <w:lang w:eastAsia="zh-CN"/>
+        </w:rPr>
+        <w:t>：</w:t>
+      </w:r>
+      <w:r>
+        <w:t xml:space="preserve">p=1e-3 </w:t>
+      </w:r>
+      <w:r>
+        <w:rPr>
+          <w:rFonts w:ascii="宋体" w:eastAsia="宋体" w:hAnsi="宋体" w:cs="宋体" w:hint="eastAsia"/>
+          <w:lang w:eastAsia="zh-CN"/>
+        </w:rPr>
+        <w:t>时</w:t>
+      </w:r>
+      <w:r>
+        <w:t xml:space="preserve"> mean 0.47% → 1.53%</w:t>
+      </w:r>
+      <w:r>
+        <w:rPr>
+          <w:rFonts w:ascii="宋体" w:eastAsia="宋体" w:hAnsi="宋体" w:cs="宋体" w:hint="eastAsia"/>
+          <w:lang w:eastAsia="zh-CN"/>
+        </w:rPr>
+        <w:t>，但</w:t>
+      </w:r>
+      <w:r>
+        <w:t xml:space="preserve"> max 1.07% → </w:t>
+      </w:r>
+      <w:r>
+        <w:rPr>
+          <w:b/>
+        </w:rPr>
+        <w:t>22.83%</w:t>
+      </w:r>
+      <w:r>
+        <w:rPr>
+          <w:rFonts w:ascii="宋体" w:eastAsia="宋体" w:hAnsi="宋体" w:cs="宋体" w:hint="eastAsia"/>
+          <w:lang w:eastAsia="zh-CN"/>
+        </w:rPr>
+        <w:t xml:space="preserve">、良率 </w:t>
+      </w:r>
+      <w:r>
+        <w:rPr>
+          <w:b/>
+        </w:rPr>
+        <w:t>95.31%</w:t>
+      </w:r>
+      <w:r>
+        <w:rPr>
+          <w:rFonts w:ascii="宋体" w:eastAsia="宋体" w:hAnsi="宋体" w:cs="宋体" w:hint="eastAsia"/>
+          <w:lang w:eastAsia="zh-CN"/>
+        </w:rPr>
+        <w:t>。</w:t>
+      </w:r>
+    </w:p>
+    <w:p>
+      <w:pPr>
+        <w:spacing w:after="192"/>
+      </w:pPr>
+      <w:r>
+        <w:t xml:space="preserve">🔴 </w:t>
+      </w:r>
+      <w:r>
+        <w:rPr>
+          <w:rFonts w:ascii="宋体" w:eastAsia="宋体" w:hAnsi="宋体" w:cs="宋体" w:hint="eastAsia"/>
+          <w:b/>
+          <w:lang w:eastAsia="zh-CN"/>
+        </w:rPr>
+        <w:t>保护性约束</w:t>
+      </w:r>
+      <w:r>
+        <w:rPr>
+          <w:rFonts w:ascii="宋体" w:eastAsia="宋体" w:hAnsi="宋体" w:cs="宋体" w:hint="eastAsia"/>
+          <w:lang w:eastAsia="zh-CN"/>
+        </w:rPr>
+        <w:t>：</w:t>
+      </w:r>
+      <w:r>
+        <w:rPr>
+          <w:rFonts w:ascii="Courier" w:hAnsi="Courier"/>
+        </w:rPr>
+        <w:t>budget.collect_terms</w:t>
+      </w:r>
+      <w:r>
+        <w:rPr>
+          <w:rFonts w:ascii="宋体" w:eastAsia="宋体" w:hAnsi="宋体" w:cs="宋体" w:hint="eastAsia"/>
+          <w:lang w:eastAsia="zh-CN"/>
+        </w:rPr>
+        <w:t xml:space="preserve"> 新增的 </w:t>
+      </w:r>
+      <w:r>
+        <w:rPr>
+          <w:rFonts w:ascii="Courier" w:hAnsi="Courier"/>
+        </w:rPr>
+        <w:t>include_programming</w:t>
+      </w:r>
+      <w:r>
+        <w:t xml:space="preserve"> </w:t>
+      </w:r>
+      <w:r>
+        <w:rPr>
+          <w:rFonts w:ascii="宋体" w:eastAsia="宋体" w:hAnsi="宋体" w:cs="宋体" w:hint="eastAsia"/>
+          <w:b/>
+          <w:lang w:eastAsia="zh-CN"/>
+        </w:rPr>
+        <w:t>默认 False</w:t>
+      </w:r>
+      <w:r>
+        <w:t xml:space="preserve"> ⇒ </w:t>
+      </w:r>
+      <w:r>
+        <w:rPr>
+          <w:rFonts w:ascii="宋体" w:eastAsia="宋体" w:hAnsi="宋体" w:cs="宋体" w:hint="eastAsia"/>
+          <w:b/>
+          <w:lang w:eastAsia="zh-CN"/>
+        </w:rPr>
+        <w:t>E15 已发布数字逐位不变</w:t>
+      </w:r>
+      <w:r>
+        <w:rPr>
+          <w:rFonts w:ascii="宋体" w:eastAsia="宋体" w:hAnsi="宋体" w:cs="宋体" w:hint="eastAsia"/>
+          <w:lang w:eastAsia="zh-CN"/>
+        </w:rPr>
+        <w:t>（</w:t>
+      </w:r>
+      <w:r>
+        <w:t xml:space="preserve">8×8 </w:t>
+      </w:r>
+      <w:r>
+        <w:rPr>
+          <w:rFonts w:ascii="Courier" w:hAnsi="Courier"/>
+        </w:rPr>
+        <w:t>4.06012%</w:t>
+      </w:r>
+      <w:r>
+        <w:t xml:space="preserve"> / </w:t>
+      </w:r>
+      <w:r>
+        <w:rPr>
+          <w:rFonts w:ascii="Courier" w:hAnsi="Courier"/>
+        </w:rPr>
+        <w:t>4.6223</w:t>
+      </w:r>
+      <w:r>
+        <w:t xml:space="preserve"> </w:t>
+      </w:r>
+      <w:r>
+        <w:rPr>
+          <w:rFonts w:ascii="宋体" w:eastAsia="宋体" w:hAnsi="宋体" w:cs="宋体" w:hint="eastAsia"/>
+          <w:lang w:eastAsia="zh-CN"/>
+        </w:rPr>
+        <w:t>位</w:t>
+      </w:r>
+      <w:r>
+        <w:t xml:space="preserve"> / 5% </w:t>
+      </w:r>
+      <w:r>
+        <w:rPr>
+          <w:rFonts w:ascii="宋体" w:eastAsia="宋体" w:hAnsi="宋体" w:cs="宋体" w:hint="eastAsia"/>
+          <w:lang w:eastAsia="zh-CN"/>
+        </w:rPr>
+        <w:t>上界</w:t>
+      </w:r>
+      <w:r>
+        <w:t xml:space="preserve"> </w:t>
+      </w:r>
+      <w:r>
+        <w:rPr>
+          <w:rFonts w:ascii="Courier" w:hAnsi="Courier"/>
+        </w:rPr>
+        <w:t>N≤12</w:t>
+      </w:r>
+      <w:r>
+        <w:rPr>
+          <w:rFonts w:ascii="宋体" w:eastAsia="宋体" w:hAnsi="宋体" w:cs="宋体" w:hint="eastAsia"/>
+          <w:lang w:eastAsia="zh-CN"/>
+        </w:rPr>
+        <w:t>）</w:t>
+      </w:r>
+      <w:r>
+        <w:t xml:space="preserve">—— </w:t>
+      </w:r>
+      <w:r>
+        <w:rPr>
+          <w:rFonts w:ascii="宋体" w:eastAsia="宋体" w:hAnsi="宋体" w:cs="宋体" w:hint="eastAsia"/>
+          <w:lang w:eastAsia="zh-CN"/>
+        </w:rPr>
+        <w:t>门禁</w:t>
+      </w:r>
+      <w:r>
+        <w:t xml:space="preserve"> B12 </w:t>
+      </w:r>
+      <w:r>
+        <w:rPr>
+          <w:rFonts w:ascii="宋体" w:eastAsia="宋体" w:hAnsi="宋体" w:cs="宋体" w:hint="eastAsia"/>
+          <w:lang w:eastAsia="zh-CN"/>
+        </w:rPr>
+        <w:t>守住默认不变</w:t>
+      </w:r>
+      <w:r>
+        <w:t xml:space="preserve"> + </w:t>
+      </w:r>
+      <w:r>
+        <w:rPr>
+          <w:rFonts w:ascii="宋体" w:eastAsia="宋体" w:hAnsi="宋体" w:cs="宋体" w:hint="eastAsia"/>
+          <w:lang w:eastAsia="zh-CN"/>
+        </w:rPr>
+        <w:t>探针</w:t>
+      </w:r>
+      <w:r>
+        <w:t xml:space="preserve"> C5 </w:t>
+      </w:r>
+      <w:r>
+        <w:rPr>
+          <w:rFonts w:ascii="宋体" w:eastAsia="宋体" w:hAnsi="宋体" w:cs="宋体" w:hint="eastAsia"/>
+          <w:lang w:eastAsia="zh-CN"/>
+        </w:rPr>
+        <w:t>专模拟「有人把默认改成</w:t>
+      </w:r>
+      <w:r>
+        <w:t xml:space="preserve"> ON</w:t>
+      </w:r>
+      <w:r>
+        <w:rPr>
+          <w:rFonts w:ascii="宋体" w:eastAsia="宋体" w:hAnsi="宋体" w:cs="宋体" w:hint="eastAsia"/>
+          <w:lang w:eastAsia="zh-CN"/>
+        </w:rPr>
+        <w:t>」。</w:t>
+      </w:r>
+    </w:p>
+    <w:p>
+      <w:pPr>
+        <w:spacing w:after="192"/>
+      </w:pPr>
+      <w:r>
+        <w:t xml:space="preserve">🔴 </w:t>
+      </w:r>
+      <w:r>
+        <w:rPr>
+          <w:rFonts w:ascii="宋体" w:eastAsia="宋体" w:hAnsi="宋体" w:cs="宋体" w:hint="eastAsia"/>
+          <w:b/>
+          <w:lang w:eastAsia="zh-CN"/>
+        </w:rPr>
+        <w:t>诚实边界</w:t>
+      </w:r>
+      <w:r>
+        <w:rPr>
+          <w:rFonts w:ascii="宋体" w:eastAsia="宋体" w:hAnsi="宋体" w:cs="宋体" w:hint="eastAsia"/>
+          <w:lang w:eastAsia="zh-CN"/>
+        </w:rPr>
+        <w:t>：写</w:t>
+      </w:r>
+      <w:r>
+        <w:t>-</w:t>
+      </w:r>
+      <w:r>
+        <w:rPr>
+          <w:rFonts w:ascii="宋体" w:eastAsia="宋体" w:hAnsi="宋体" w:cs="宋体" w:hint="eastAsia"/>
+          <w:lang w:eastAsia="zh-CN"/>
+        </w:rPr>
+        <w:t>校验为</w:t>
+      </w:r>
+      <w:r>
+        <w:rPr>
+          <w:rFonts w:ascii="宋体" w:eastAsia="宋体" w:hAnsi="宋体" w:cs="宋体" w:hint="eastAsia"/>
+          <w:b/>
+          <w:lang w:eastAsia="zh-CN"/>
+        </w:rPr>
+        <w:t>行为级</w:t>
+      </w:r>
+      <w:r>
+        <w:rPr>
+          <w:rFonts w:ascii="宋体" w:eastAsia="宋体" w:hAnsi="宋体" w:cs="宋体" w:hint="eastAsia"/>
+          <w:lang w:eastAsia="zh-CN"/>
+        </w:rPr>
+        <w:t>模型（比例修正</w:t>
+      </w:r>
+      <w:r>
+        <w:t xml:space="preserve"> + </w:t>
+      </w:r>
+      <w:r>
+        <w:rPr>
+          <w:rFonts w:ascii="宋体" w:eastAsia="宋体" w:hAnsi="宋体" w:cs="宋体" w:hint="eastAsia"/>
+          <w:lang w:eastAsia="zh-CN"/>
+        </w:rPr>
+        <w:t>加性噪声），</w:t>
+      </w:r>
+      <w:r>
+        <w:rPr>
+          <w:rFonts w:ascii="宋体" w:eastAsia="宋体" w:hAnsi="宋体" w:cs="宋体" w:hint="eastAsia"/>
+          <w:b/>
+          <w:lang w:eastAsia="zh-CN"/>
+        </w:rPr>
+        <w:t>不含</w:t>
+      </w:r>
+      <w:r>
+        <w:rPr>
+          <w:rFonts w:ascii="宋体" w:eastAsia="宋体" w:hAnsi="宋体" w:cs="宋体" w:hint="eastAsia"/>
+          <w:lang w:eastAsia="zh-CN"/>
+        </w:rPr>
+        <w:t>细丝动力学</w:t>
+      </w:r>
+      <w:r>
+        <w:t xml:space="preserve"> / </w:t>
+      </w:r>
+      <w:r>
+        <w:rPr>
+          <w:rFonts w:ascii="宋体" w:eastAsia="宋体" w:hAnsi="宋体" w:cs="宋体" w:hint="eastAsia"/>
+          <w:lang w:eastAsia="zh-CN"/>
+        </w:rPr>
+        <w:t>非线性</w:t>
+      </w:r>
+      <w:r>
+        <w:t xml:space="preserve"> / </w:t>
+      </w:r>
+      <w:r>
+        <w:rPr>
+          <w:rFonts w:ascii="宋体" w:eastAsia="宋体" w:hAnsi="宋体" w:cs="宋体" w:hint="eastAsia"/>
+          <w:lang w:eastAsia="zh-CN"/>
+        </w:rPr>
+        <w:t>脉冲宽度依赖</w:t>
+      </w:r>
+      <w:r>
+        <w:t xml:space="preserve"> / </w:t>
+      </w:r>
+      <w:r>
+        <w:rPr>
+          <w:rFonts w:ascii="宋体" w:eastAsia="宋体" w:hAnsi="宋体" w:cs="宋体" w:hint="eastAsia"/>
+          <w:lang w:eastAsia="zh-CN"/>
+        </w:rPr>
+        <w:t>温度加速；</w:t>
+      </w:r>
+      <w:r>
+        <w:rPr>
+          <w:rFonts w:ascii="宋体" w:eastAsia="宋体" w:hAnsi="宋体" w:cs="宋体" w:hint="eastAsia"/>
+          <w:b/>
+          <w:lang w:eastAsia="zh-CN"/>
+        </w:rPr>
+        <w:t>无 endurance / retention 联合退化</w:t>
+      </w:r>
+      <w:r>
+        <w:rPr>
+          <w:rFonts w:ascii="宋体" w:eastAsia="宋体" w:hAnsi="宋体" w:cs="宋体" w:hint="eastAsia"/>
+          <w:lang w:eastAsia="zh-CN"/>
+        </w:rPr>
+        <w:t>；</w:t>
+      </w:r>
+      <w:r>
+        <w:rPr>
+          <w:rFonts w:ascii="宋体" w:eastAsia="宋体" w:hAnsi="宋体" w:cs="宋体" w:hint="eastAsia"/>
+          <w:b/>
+          <w:lang w:eastAsia="zh-CN"/>
+        </w:rPr>
+        <w:t>只覆盖静态</w:t>
+      </w:r>
+      <w:r>
+        <w:rPr>
+          <w:rFonts w:ascii="宋体" w:eastAsia="宋体" w:hAnsi="宋体" w:cs="宋体" w:hint="eastAsia"/>
+          <w:lang w:eastAsia="zh-CN"/>
+        </w:rPr>
+        <w:t>；参数为</w:t>
+      </w:r>
+      <w:r>
+        <w:rPr>
+          <w:rFonts w:ascii="宋体" w:eastAsia="宋体" w:hAnsi="宋体" w:cs="宋体" w:hint="eastAsia"/>
+          <w:b/>
+          <w:lang w:eastAsia="zh-CN"/>
+        </w:rPr>
+        <w:t>公开典型量级占位（非 PDK · 无实测锚）</w:t>
+      </w:r>
+      <w:r>
+        <w:t xml:space="preserve"> ⇒ </w:t>
+      </w:r>
+      <w:r>
+        <w:rPr>
+          <w:rFonts w:ascii="宋体" w:eastAsia="宋体" w:hAnsi="宋体" w:cs="宋体" w:hint="eastAsia"/>
+          <w:lang w:eastAsia="zh-CN"/>
+        </w:rPr>
+        <w:t>结论</w:t>
+      </w:r>
+      <w:r>
+        <w:rPr>
+          <w:rFonts w:ascii="宋体" w:eastAsia="宋体" w:hAnsi="宋体" w:cs="宋体" w:hint="eastAsia"/>
+          <w:b/>
+          <w:lang w:eastAsia="zh-CN"/>
+        </w:rPr>
+        <w:t>随参数变</w:t>
+      </w:r>
+      <w:r>
+        <w:rPr>
+          <w:rFonts w:ascii="宋体" w:eastAsia="宋体" w:hAnsi="宋体" w:cs="宋体" w:hint="eastAsia"/>
+          <w:lang w:eastAsia="zh-CN"/>
+        </w:rPr>
+        <w:t>，漂移结论</w:t>
+      </w:r>
+      <w:r>
+        <w:rPr>
+          <w:rFonts w:ascii="宋体" w:eastAsia="宋体" w:hAnsi="宋体" w:cs="宋体" w:hint="eastAsia"/>
+          <w:b/>
+          <w:lang w:eastAsia="zh-CN"/>
+        </w:rPr>
+        <w:t>条件于 ν</w:t>
+      </w:r>
+      <w:r>
+        <w:rPr>
+          <w:rFonts w:ascii="宋体" w:eastAsia="宋体" w:hAnsi="宋体" w:cs="宋体" w:hint="eastAsia"/>
+          <w:lang w:eastAsia="zh-CN"/>
+        </w:rPr>
+        <w:t>；</w:t>
+      </w:r>
+      <w:r>
+        <w:rPr>
+          <w:rFonts w:ascii="宋体" w:eastAsia="宋体" w:hAnsi="宋体" w:cs="宋体" w:hint="eastAsia"/>
+          <w:b/>
+          <w:lang w:eastAsia="zh-CN"/>
+        </w:rPr>
+        <w:t>不报 TOPS / TOPS-W / fJ/op</w:t>
+      </w:r>
+      <w:r>
+        <w:rPr>
+          <w:rFonts w:ascii="宋体" w:eastAsia="宋体" w:hAnsi="宋体" w:cs="宋体" w:hint="eastAsia"/>
+          <w:lang w:eastAsia="zh-CN"/>
+        </w:rPr>
+        <w:t>。</w:t>
+      </w:r>
+    </w:p>
+    <w:p>
+      <w:pPr>
+        <w:spacing w:after="192"/>
+      </w:pPr>
+      <w:r>
+        <w:t xml:space="preserve">🔴 </w:t>
+      </w:r>
+      <w:r>
+        <w:rPr>
+          <w:rFonts w:ascii="宋体" w:eastAsia="宋体" w:hAnsi="宋体" w:cs="宋体" w:hint="eastAsia"/>
+          <w:b/>
+          <w:lang w:eastAsia="zh-CN"/>
+        </w:rPr>
+        <w:t>诚实边界</w:t>
+      </w:r>
+      <w:r>
+        <w:rPr>
+          <w:rFonts w:ascii="宋体" w:eastAsia="宋体" w:hAnsi="宋体" w:cs="宋体" w:hint="eastAsia"/>
+          <w:lang w:eastAsia="zh-CN"/>
+        </w:rPr>
+        <w:t>：</w:t>
+      </w:r>
+      <w:r>
+        <w:rPr>
+          <w:rFonts w:ascii="宋体" w:eastAsia="宋体" w:hAnsi="宋体" w:cs="宋体" w:hint="eastAsia"/>
+          <w:b/>
+          <w:lang w:eastAsia="zh-CN"/>
+        </w:rPr>
+        <w:t>比较器是判决器抽象</w:t>
+      </w:r>
+      <w:r>
+        <w:rPr>
+          <w:rFonts w:ascii="宋体" w:eastAsia="宋体" w:hAnsi="宋体" w:cs="宋体" w:hint="eastAsia"/>
+          <w:lang w:eastAsia="zh-CN"/>
+        </w:rPr>
+        <w:t>（有限增益</w:t>
+      </w:r>
+      <w:r>
+        <w:t xml:space="preserve"> + </w:t>
+      </w:r>
+      <w:r>
+        <w:rPr>
+          <w:rFonts w:ascii="宋体" w:eastAsia="宋体" w:hAnsi="宋体" w:cs="宋体" w:hint="eastAsia"/>
+          <w:lang w:eastAsia="zh-CN"/>
+        </w:rPr>
+        <w:t>失调</w:t>
+      </w:r>
+      <w:r>
+        <w:t xml:space="preserve"> + </w:t>
+      </w:r>
+      <w:r>
+        <w:rPr>
+          <w:rFonts w:ascii="宋体" w:eastAsia="宋体" w:hAnsi="宋体" w:cs="宋体" w:hint="eastAsia"/>
+          <w:lang w:eastAsia="zh-CN"/>
+        </w:rPr>
+        <w:t>噪声，非晶体管级）</w:t>
+      </w:r>
+      <w:r>
+        <w:t xml:space="preserve">· </w:t>
+      </w:r>
+      <w:r>
+        <w:rPr>
+          <w:rFonts w:ascii="宋体" w:eastAsia="宋体" w:hAnsi="宋体" w:cs="宋体" w:hint="eastAsia"/>
+          <w:b/>
+          <w:lang w:eastAsia="zh-CN"/>
+        </w:rPr>
+        <w:t>CDAC 底板开关用理想电压源抽象</w:t>
+      </w:r>
+      <w:r>
+        <w:rPr>
+          <w:rFonts w:ascii="宋体" w:eastAsia="宋体" w:hAnsi="宋体" w:cs="宋体" w:hint="eastAsia"/>
+          <w:lang w:eastAsia="zh-CN"/>
+        </w:rPr>
+        <w:t>（</w:t>
+      </w:r>
+      <w:r>
+        <w:t xml:space="preserve">DAC </w:t>
+      </w:r>
+      <w:r>
+        <w:rPr>
+          <w:rFonts w:ascii="宋体" w:eastAsia="宋体" w:hAnsi="宋体" w:cs="宋体" w:hint="eastAsia"/>
+          <w:lang w:eastAsia="zh-CN"/>
+        </w:rPr>
+        <w:t>侧用真</w:t>
+      </w:r>
+      <w:r>
+        <w:t xml:space="preserve"> NMOS </w:t>
+      </w:r>
+      <w:r>
+        <w:rPr>
+          <w:rFonts w:ascii="宋体" w:eastAsia="宋体" w:hAnsi="宋体" w:cs="宋体" w:hint="eastAsia"/>
+          <w:lang w:eastAsia="zh-CN"/>
+        </w:rPr>
+        <w:t>开关以暴露</w:t>
+      </w:r>
+      <w:r>
+        <w:t xml:space="preserve"> R_on</w:t>
+      </w:r>
+      <w:r>
+        <w:rPr>
+          <w:rFonts w:ascii="宋体" w:eastAsia="宋体" w:hAnsi="宋体" w:cs="宋体" w:hint="eastAsia"/>
+          <w:lang w:eastAsia="zh-CN"/>
+        </w:rPr>
+        <w:t>）</w:t>
+      </w:r>
+      <w:r>
+        <w:t xml:space="preserve">· </w:t>
+      </w:r>
+      <w:r>
+        <w:rPr>
+          <w:rFonts w:ascii="宋体" w:eastAsia="宋体" w:hAnsi="宋体" w:cs="宋体" w:hint="eastAsia"/>
+          <w:b/>
+          <w:lang w:eastAsia="zh-CN"/>
+        </w:rPr>
+        <w:t>行驱动器是 VCVS + 开环输出电阻宏模型</w:t>
+      </w:r>
+      <w:r>
+        <w:rPr>
+          <w:rFonts w:ascii="宋体" w:eastAsia="宋体" w:hAnsi="宋体" w:cs="宋体" w:hint="eastAsia"/>
+          <w:lang w:eastAsia="zh-CN"/>
+        </w:rPr>
+        <w:t>（非晶体管级运放）</w:t>
+      </w:r>
+      <w:r>
+        <w:t xml:space="preserve">· </w:t>
+      </w:r>
+      <w:r>
+        <w:rPr>
+          <w:rFonts w:ascii="宋体" w:eastAsia="宋体" w:hAnsi="宋体" w:cs="宋体" w:hint="eastAsia"/>
+          <w:lang w:eastAsia="zh-CN"/>
+        </w:rPr>
+        <w:t>电阻</w:t>
+      </w:r>
+      <w:r>
+        <w:t xml:space="preserve"> / </w:t>
+      </w:r>
+      <w:r>
+        <w:rPr>
+          <w:rFonts w:ascii="宋体" w:eastAsia="宋体" w:hAnsi="宋体" w:cs="宋体" w:hint="eastAsia"/>
+          <w:lang w:eastAsia="zh-CN"/>
+        </w:rPr>
+        <w:t>电容为理想值（</w:t>
+      </w:r>
+      <w:r>
+        <w:rPr>
+          <w:rFonts w:ascii="宋体" w:eastAsia="宋体" w:hAnsi="宋体" w:cs="宋体" w:hint="eastAsia"/>
+          <w:b/>
+          <w:lang w:eastAsia="zh-CN"/>
+        </w:rPr>
+        <w:t>不建匹配网络</w:t>
+      </w:r>
+      <w:r>
+        <w:rPr>
+          <w:rFonts w:ascii="宋体" w:eastAsia="宋体" w:hAnsi="宋体" w:cs="宋体" w:hint="eastAsia"/>
+          <w:lang w:eastAsia="zh-CN"/>
+        </w:rPr>
+        <w:t>）</w:t>
+      </w:r>
+      <w:r>
+        <w:t xml:space="preserve">· R_on </w:t>
+      </w:r>
+      <w:r>
+        <w:rPr>
+          <w:rFonts w:ascii="宋体" w:eastAsia="宋体" w:hAnsi="宋体" w:cs="宋体" w:hint="eastAsia"/>
+          <w:lang w:eastAsia="zh-CN"/>
+        </w:rPr>
+        <w:t>取三极管区闭式</w:t>
+      </w:r>
+      <w:r>
+        <w:t xml:space="preserve"> · </w:t>
+      </w:r>
+      <w:r>
+        <w:rPr>
+          <w:rFonts w:ascii="宋体" w:eastAsia="宋体" w:hAnsi="宋体" w:cs="宋体" w:hint="eastAsia"/>
+          <w:lang w:eastAsia="zh-CN"/>
+        </w:rPr>
+        <w:t>电荷注入</w:t>
+      </w:r>
+      <w:r>
+        <w:t xml:space="preserve"> / </w:t>
+      </w:r>
+      <w:r>
+        <w:rPr>
+          <w:rFonts w:ascii="宋体" w:eastAsia="宋体" w:hAnsi="宋体" w:cs="宋体" w:hint="eastAsia"/>
+          <w:lang w:eastAsia="zh-CN"/>
+        </w:rPr>
+        <w:t>时钟馈通只给量级</w:t>
+      </w:r>
+      <w:r>
+        <w:t xml:space="preserve"> · </w:t>
+      </w:r>
+      <w:r>
+        <w:rPr>
+          <w:rFonts w:ascii="宋体" w:eastAsia="宋体" w:hAnsi="宋体" w:cs="宋体" w:hint="eastAsia"/>
+          <w:lang w:eastAsia="zh-CN"/>
+        </w:rPr>
+        <w:t>位数</w:t>
+      </w:r>
+      <w:r>
+        <w:t xml:space="preserve"> ≤ 8 bit · </w:t>
+      </w:r>
+      <w:r>
+        <w:rPr>
+          <w:rFonts w:ascii="宋体" w:eastAsia="宋体" w:hAnsi="宋体" w:cs="宋体" w:hint="eastAsia"/>
+          <w:lang w:eastAsia="zh-CN"/>
+        </w:rPr>
+        <w:t>参数为公开典型量级占位（</w:t>
+      </w:r>
+      <w:r>
+        <w:rPr>
+          <w:rFonts w:ascii="宋体" w:eastAsia="宋体" w:hAnsi="宋体" w:cs="宋体" w:hint="eastAsia"/>
+          <w:b/>
+          <w:lang w:eastAsia="zh-CN"/>
+        </w:rPr>
+        <w:t>非 PDK</w:t>
+      </w:r>
+      <w:r>
+        <w:rPr>
+          <w:rFonts w:ascii="宋体" w:eastAsia="宋体" w:hAnsi="宋体" w:cs="宋体" w:hint="eastAsia"/>
+          <w:lang w:eastAsia="zh-CN"/>
+        </w:rPr>
+        <w:t>）</w:t>
+      </w:r>
+      <w:r>
+        <w:t xml:space="preserve">· </w:t>
+      </w:r>
+      <w:r>
+        <w:rPr>
+          <w:rFonts w:ascii="宋体" w:eastAsia="宋体" w:hAnsi="宋体" w:cs="宋体" w:hint="eastAsia"/>
+          <w:lang w:eastAsia="zh-CN"/>
+        </w:rPr>
+        <w:t>不做流片</w:t>
+      </w:r>
+      <w:r>
+        <w:t xml:space="preserve"> · </w:t>
+      </w:r>
+      <w:r>
+        <w:rPr>
+          <w:rFonts w:ascii="宋体" w:eastAsia="宋体" w:hAnsi="宋体" w:cs="宋体" w:hint="eastAsia"/>
+          <w:b/>
+          <w:lang w:eastAsia="zh-CN"/>
+        </w:rPr>
+        <w:t>不报 TOPS/TOPS-W/fJ/op</w:t>
+      </w:r>
+      <w:r>
+        <w:rPr>
+          <w:rFonts w:ascii="宋体" w:eastAsia="宋体" w:hAnsi="宋体" w:cs="宋体" w:hint="eastAsia"/>
+          <w:lang w:eastAsia="zh-CN"/>
+        </w:rPr>
+        <w:t>。</w:t>
+      </w:r>
+      <w:r>
+        <w:rPr>
+          <w:rFonts w:ascii="宋体" w:eastAsia="宋体" w:hAnsi="宋体" w:cs="宋体" w:hint="eastAsia"/>
+          <w:b/>
+          <w:lang w:eastAsia="zh-CN"/>
+        </w:rPr>
+        <w:t>仍不可用</w:t>
+      </w:r>
+      <w:r>
+        <w:rPr>
+          <w:rFonts w:ascii="宋体" w:eastAsia="宋体" w:hAnsi="宋体" w:cs="宋体" w:hint="eastAsia"/>
+          <w:lang w:eastAsia="zh-CN"/>
+        </w:rPr>
+        <w:t>：晶体管级比较器</w:t>
+      </w:r>
+      <w:r>
+        <w:t xml:space="preserve"> / </w:t>
+      </w:r>
+      <w:r>
+        <w:rPr>
+          <w:rFonts w:ascii="宋体" w:eastAsia="宋体" w:hAnsi="宋体" w:cs="宋体" w:hint="eastAsia"/>
+          <w:lang w:eastAsia="zh-CN"/>
+        </w:rPr>
+        <w:t>运放</w:t>
+      </w:r>
+      <w:r>
+        <w:t xml:space="preserve"> · </w:t>
+      </w:r>
+      <w:r>
+        <w:rPr>
+          <w:rFonts w:ascii="宋体" w:eastAsia="宋体" w:hAnsi="宋体" w:cs="宋体" w:hint="eastAsia"/>
+          <w:lang w:eastAsia="zh-CN"/>
+        </w:rPr>
+        <w:t>电阻电容匹配网络</w:t>
+      </w:r>
+      <w:r>
+        <w:t xml:space="preserve"> · </w:t>
+      </w:r>
+      <w:r>
+        <w:rPr>
+          <w:rFonts w:ascii="宋体" w:eastAsia="宋体" w:hAnsi="宋体" w:cs="宋体" w:hint="eastAsia"/>
+          <w:lang w:eastAsia="zh-CN"/>
+        </w:rPr>
+        <w:t>电荷注入完整模型</w:t>
+      </w:r>
+      <w:r>
+        <w:t xml:space="preserve"> · </w:t>
+      </w:r>
+      <w:r>
+        <w:rPr>
+          <w:rFonts w:ascii="宋体" w:eastAsia="宋体" w:hAnsi="宋体" w:cs="宋体" w:hint="eastAsia"/>
+          <w:lang w:eastAsia="zh-CN"/>
+        </w:rPr>
+        <w:t>建立时间</w:t>
+      </w:r>
+      <w:r>
+        <w:t xml:space="preserve"> / </w:t>
+      </w:r>
+      <w:r>
+        <w:rPr>
+          <w:rFonts w:ascii="宋体" w:eastAsia="宋体" w:hAnsi="宋体" w:cs="宋体" w:hint="eastAsia"/>
+          <w:lang w:eastAsia="zh-CN"/>
+        </w:rPr>
+        <w:t>摆率建模</w:t>
+      </w:r>
+      <w:r>
+        <w:t xml:space="preserve"> · </w:t>
+      </w:r>
+      <w:r>
+        <w:rPr>
+          <w:rFonts w:ascii="宋体" w:eastAsia="宋体" w:hAnsi="宋体" w:cs="宋体" w:hint="eastAsia"/>
+          <w:lang w:eastAsia="zh-CN"/>
+        </w:rPr>
+        <w:t>工艺角</w:t>
+      </w:r>
+      <w:r>
+        <w:t xml:space="preserve"> / PDK / </w:t>
+      </w:r>
+      <w:r>
+        <w:rPr>
+          <w:rFonts w:ascii="宋体" w:eastAsia="宋体" w:hAnsi="宋体" w:cs="宋体" w:hint="eastAsia"/>
+          <w:lang w:eastAsia="zh-CN"/>
+        </w:rPr>
+        <w:t>硅验证（</w:t>
+      </w:r>
+      <w:r>
+        <w:rPr>
+          <w:rFonts w:ascii="宋体" w:eastAsia="宋体" w:hAnsi="宋体" w:cs="宋体" w:hint="eastAsia"/>
+          <w:b/>
+          <w:lang w:eastAsia="zh-CN"/>
+        </w:rPr>
+        <w:t>T2 永久锁</w:t>
+      </w:r>
+      <w:r>
+        <w:rPr>
+          <w:rFonts w:ascii="宋体" w:eastAsia="宋体" w:hAnsi="宋体" w:cs="宋体" w:hint="eastAsia"/>
+          <w:lang w:eastAsia="zh-CN"/>
+        </w:rPr>
+        <w:t>）。</w:t>
+      </w:r>
+    </w:p>
+    <w:p>
+      <w:bookmarkStart w:id="19" w:name="_Toc_section_9"/>
+      <w:bookmarkStart w:id="8" w:name="section-9"/>
+      <w:pPr>
+        <w:pStyle w:val="Heading2"/>
+        <w:spacing w:line="312" w:lineRule="auto" w:before="720" w:after="288"/>
+      </w:pPr>
+      <w:bookmarkEnd w:id="8"/>
+      <w:r>
+        <w:rPr>
+          <w:rFonts w:ascii="宋体" w:hAnsi="宋体" w:eastAsia="宋体" w:cs="宋体" w:hint="eastAsia"/>
+          <w:b/>
+          <w:sz w:val="36"/>
+          <w:lang w:eastAsia="zh-CN"/>
+        </w:rPr>
+        <w:t>九、关键结论</w:t>
+      </w:r>
+      <w:bookmarkEnd w:id="19"/>
+    </w:p>
+    <w:p>
+      <w:pPr>
+        <w:pStyle w:val="ListBullet"/>
+        <w:spacing w:after="72"/>
+      </w:pPr>
+      <w:r>
+        <w:rPr>
+          <w:rFonts w:ascii="宋体" w:eastAsia="宋体" w:hAnsi="宋体" w:cs="宋体" w:hint="eastAsia"/>
+          <w:b/>
+          <w:lang w:eastAsia="zh-CN"/>
+        </w:rPr>
+        <w:t>补上最大平台缺口（E6）</w:t>
+      </w:r>
+      <w:r>
+        <w:rPr>
+          <w:rFonts w:ascii="宋体" w:eastAsia="宋体" w:hAnsi="宋体" w:cs="宋体" w:hint="eastAsia"/>
+          <w:lang w:eastAsia="zh-CN"/>
+        </w:rPr>
+        <w:t>：此前</w:t>
+      </w:r>
+      <w:r>
+        <w:t xml:space="preserve"> ecore </w:t>
+      </w:r>
+      <w:r>
+        <w:rPr>
+          <w:rFonts w:ascii="宋体" w:eastAsia="宋体" w:hAnsi="宋体" w:cs="宋体" w:hint="eastAsia"/>
+          <w:lang w:eastAsia="zh-CN"/>
+        </w:rPr>
+        <w:t>一条版图链都没有；现打通「电路模型</w:t>
+      </w:r>
+      <w:r>
+        <w:t xml:space="preserve"> → </w:t>
+      </w:r>
+      <w:r>
+        <w:rPr>
+          <w:rFonts w:ascii="宋体" w:eastAsia="宋体" w:hAnsi="宋体" w:cs="宋体" w:hint="eastAsia"/>
+          <w:lang w:eastAsia="zh-CN"/>
+        </w:rPr>
+        <w:t>可签核版图</w:t>
+      </w:r>
+      <w:r>
+        <w:t xml:space="preserve"> → GDS</w:t>
+      </w:r>
+      <w:r>
+        <w:rPr>
+          <w:rFonts w:ascii="宋体" w:eastAsia="宋体" w:hAnsi="宋体" w:cs="宋体" w:hint="eastAsia"/>
+          <w:lang w:eastAsia="zh-CN"/>
+        </w:rPr>
+        <w:t>」。</w:t>
+      </w:r>
+    </w:p>
+    <w:p>
+      <w:pPr>
+        <w:pStyle w:val="ListBullet"/>
+        <w:spacing w:after="72"/>
+      </w:pPr>
+      <w:r>
+        <w:rPr>
+          <w:rFonts w:ascii="宋体" w:eastAsia="宋体" w:hAnsi="宋体" w:cs="宋体" w:hint="eastAsia"/>
+          <w:b/>
+          <w:lang w:eastAsia="zh-CN"/>
+        </w:rPr>
+        <w:t>IR drop 是模拟 MVM 的第一号规模墙（E7）</w:t>
+      </w:r>
+      <w:r>
+        <w:rPr>
+          <w:rFonts w:ascii="宋体" w:eastAsia="宋体" w:hAnsi="宋体" w:cs="宋体" w:hint="eastAsia"/>
+          <w:lang w:eastAsia="zh-CN"/>
+        </w:rPr>
+        <w:t>：</w:t>
+      </w:r>
+      <w:r>
+        <w:t xml:space="preserve">∝N² </w:t>
+      </w:r>
+      <w:r>
+        <w:rPr>
+          <w:rFonts w:ascii="宋体" w:eastAsia="宋体" w:hAnsi="宋体" w:cs="宋体" w:hint="eastAsia"/>
+          <w:lang w:eastAsia="zh-CN"/>
+        </w:rPr>
+        <w:t>超线性</w:t>
+      </w:r>
+      <w:r>
+        <w:t xml:space="preserve"> ⇒ </w:t>
+      </w:r>
+      <w:r>
+        <w:rPr>
+          <w:rFonts w:ascii="宋体" w:eastAsia="宋体" w:hAnsi="宋体" w:cs="宋体" w:hint="eastAsia"/>
+          <w:lang w:eastAsia="zh-CN"/>
+        </w:rPr>
+        <w:t>被动单端驱动不能只靠加行列扩规模（须分段</w:t>
+      </w:r>
+      <w:r>
+        <w:t>/</w:t>
+      </w:r>
+      <w:r>
+        <w:rPr>
+          <w:rFonts w:ascii="宋体" w:eastAsia="宋体" w:hAnsi="宋体" w:cs="宋体" w:hint="eastAsia"/>
+          <w:lang w:eastAsia="zh-CN"/>
+        </w:rPr>
+        <w:t>双侧驱动、加宽加厚金属、降单元电导、分块</w:t>
+      </w:r>
+      <w:r>
+        <w:t xml:space="preserve"> tiling</w:t>
+      </w:r>
+      <w:r>
+        <w:rPr>
+          <w:rFonts w:ascii="宋体" w:eastAsia="宋体" w:hAnsi="宋体" w:cs="宋体" w:hint="eastAsia"/>
+          <w:lang w:eastAsia="zh-CN"/>
+        </w:rPr>
+        <w:t>）。</w:t>
+      </w:r>
+    </w:p>
+    <w:p>
+      <w:pPr>
+        <w:pStyle w:val="ListBullet"/>
+        <w:spacing w:after="72"/>
+      </w:pPr>
+      <w:r>
+        <w:rPr>
+          <w:rFonts w:ascii="宋体" w:eastAsia="宋体" w:hAnsi="宋体" w:cs="宋体" w:hint="eastAsia"/>
+          <w:b/>
+          <w:lang w:eastAsia="zh-CN"/>
+        </w:rPr>
+        <w:t>sneak 是拓扑效应（E7）</w:t>
+      </w:r>
+      <w:r>
+        <w:rPr>
+          <w:rFonts w:ascii="宋体" w:eastAsia="宋体" w:hAnsi="宋体" w:cs="宋体" w:hint="eastAsia"/>
+          <w:lang w:eastAsia="zh-CN"/>
+        </w:rPr>
+        <w:t>：与</w:t>
+      </w:r>
+      <w:r>
+        <w:t xml:space="preserve"> IR drop </w:t>
+      </w:r>
+      <w:r>
+        <w:rPr>
+          <w:rFonts w:ascii="宋体" w:eastAsia="宋体" w:hAnsi="宋体" w:cs="宋体" w:hint="eastAsia"/>
+          <w:lang w:eastAsia="zh-CN"/>
+        </w:rPr>
+        <w:t>解耦（</w:t>
+      </w:r>
+      <w:r>
+        <w:t xml:space="preserve">R=0 </w:t>
+      </w:r>
+      <w:r>
+        <w:rPr>
+          <w:rFonts w:ascii="宋体" w:eastAsia="宋体" w:hAnsi="宋体" w:cs="宋体" w:hint="eastAsia"/>
+          <w:lang w:eastAsia="zh-CN"/>
+        </w:rPr>
+        <w:t>时仍存在）</w:t>
+      </w:r>
+      <w:r>
+        <w:t xml:space="preserve">⇒ </w:t>
+      </w:r>
+      <w:r>
+        <w:rPr>
+          <w:rFonts w:ascii="宋体" w:eastAsia="宋体" w:hAnsi="宋体" w:cs="宋体" w:hint="eastAsia"/>
+          <w:lang w:eastAsia="zh-CN"/>
+        </w:rPr>
+        <w:t>需正规选通方案。</w:t>
+      </w:r>
+    </w:p>
+    <w:p>
+      <w:pPr>
+        <w:pStyle w:val="ListBullet"/>
+        <w:spacing w:after="72"/>
+      </w:pPr>
+      <w:r>
+        <w:rPr>
+          <w:rFonts w:ascii="宋体" w:eastAsia="宋体" w:hAnsi="宋体" w:cs="宋体" w:hint="eastAsia"/>
+          <w:b/>
+          <w:lang w:eastAsia="zh-CN"/>
+        </w:rPr>
+        <w:t>失配的两半（E8）</w:t>
+      </w:r>
+      <w:r>
+        <w:rPr>
+          <w:rFonts w:ascii="宋体" w:eastAsia="宋体" w:hAnsi="宋体" w:cs="宋体" w:hint="eastAsia"/>
+          <w:lang w:eastAsia="zh-CN"/>
+        </w:rPr>
+        <w:t>：随机项按</w:t>
+      </w:r>
+      <w:r>
+        <w:t xml:space="preserve"> 1/√N </w:t>
+      </w:r>
+      <w:r>
+        <w:rPr>
+          <w:rFonts w:ascii="宋体" w:eastAsia="宋体" w:hAnsi="宋体" w:cs="宋体" w:hint="eastAsia"/>
+          <w:lang w:eastAsia="zh-CN"/>
+        </w:rPr>
+        <w:t>被平均掉、系统项不会</w:t>
+      </w:r>
+      <w:r>
+        <w:t xml:space="preserve"> ⇒ </w:t>
+      </w:r>
+      <w:r>
+        <w:rPr>
+          <w:rFonts w:ascii="宋体" w:eastAsia="宋体" w:hAnsi="宋体" w:cs="宋体" w:hint="eastAsia"/>
+          <w:lang w:eastAsia="zh-CN"/>
+        </w:rPr>
+        <w:t>分层校准；校准精度决定有效位数上限。</w:t>
+      </w:r>
+    </w:p>
+    <w:p>
+      <w:pPr>
+        <w:pStyle w:val="ListBullet"/>
+        <w:spacing w:after="72"/>
+      </w:pPr>
+      <w:r>
+        <w:rPr>
+          <w:rFonts w:ascii="宋体" w:eastAsia="宋体" w:hAnsi="宋体" w:cs="宋体" w:hint="eastAsia"/>
+          <w:b/>
+          <w:lang w:eastAsia="zh-CN"/>
+        </w:rPr>
+        <w:t>规模由 IR drop 主导（E9）</w:t>
+      </w:r>
+      <w:r>
+        <w:rPr>
+          <w:rFonts w:ascii="宋体" w:eastAsia="宋体" w:hAnsi="宋体" w:cs="宋体" w:hint="eastAsia"/>
+          <w:lang w:eastAsia="zh-CN"/>
+        </w:rPr>
+        <w:t>：</w:t>
+      </w:r>
+      <w:r>
+        <w:t xml:space="preserve">5% </w:t>
+      </w:r>
+      <w:r>
+        <w:rPr>
+          <w:rFonts w:ascii="宋体" w:eastAsia="宋体" w:hAnsi="宋体" w:cs="宋体" w:hint="eastAsia"/>
+          <w:lang w:eastAsia="zh-CN"/>
+        </w:rPr>
+        <w:t>输出误差预算只支持</w:t>
+      </w:r>
+      <w:r>
+        <w:t xml:space="preserve"> ~18 </w:t>
+      </w:r>
+      <w:r>
+        <w:rPr>
+          <w:rFonts w:ascii="宋体" w:eastAsia="宋体" w:hAnsi="宋体" w:cs="宋体" w:hint="eastAsia"/>
+          <w:lang w:eastAsia="zh-CN"/>
+        </w:rPr>
+        <w:t>行，千级阵列在被动驱动下不可达。</w:t>
+      </w:r>
+    </w:p>
+    <w:p>
+      <w:pPr>
+        <w:pStyle w:val="ListBullet"/>
+        <w:spacing w:after="72"/>
+      </w:pPr>
+      <w:r>
+        <w:rPr>
+          <w:rFonts w:ascii="宋体" w:eastAsia="宋体" w:hAnsi="宋体" w:cs="宋体" w:hint="eastAsia"/>
+          <w:b/>
+          <w:lang w:eastAsia="zh-CN"/>
+        </w:rPr>
+        <w:t>架构族同构</w:t>
+      </w:r>
+      <w:r>
+        <w:rPr>
+          <w:rFonts w:ascii="宋体" w:eastAsia="宋体" w:hAnsi="宋体" w:cs="宋体" w:hint="eastAsia"/>
+          <w:lang w:eastAsia="zh-CN"/>
+        </w:rPr>
+        <w:t>：模拟</w:t>
+      </w:r>
+      <w:r>
+        <w:t xml:space="preserve"> MVM </w:t>
+      </w:r>
+      <w:r>
+        <w:rPr>
+          <w:rFonts w:ascii="宋体" w:eastAsia="宋体" w:hAnsi="宋体" w:cs="宋体" w:hint="eastAsia"/>
+          <w:lang w:eastAsia="zh-CN"/>
+        </w:rPr>
+        <w:t>交叉阵列</w:t>
+      </w:r>
+      <w:r>
+        <w:t xml:space="preserve"> = </w:t>
+      </w:r>
+      <w:r>
+        <w:rPr>
+          <w:rFonts w:ascii="宋体" w:eastAsia="宋体" w:hAnsi="宋体" w:cs="宋体" w:hint="eastAsia"/>
+          <w:lang w:eastAsia="zh-CN"/>
+        </w:rPr>
+        <w:t>电子域矩阵</w:t>
+      </w:r>
+      <w:r>
+        <w:t>-</w:t>
+      </w:r>
+      <w:r>
+        <w:rPr>
+          <w:rFonts w:ascii="宋体" w:eastAsia="宋体" w:hAnsi="宋体" w:cs="宋体" w:hint="eastAsia"/>
+          <w:lang w:eastAsia="zh-CN"/>
+        </w:rPr>
+        <w:t>向量乘，与光子</w:t>
+      </w:r>
+      <w:r>
+        <w:t xml:space="preserve"> MZI mesh</w:t>
+      </w:r>
+      <w:r>
+        <w:rPr>
+          <w:rFonts w:ascii="宋体" w:eastAsia="宋体" w:hAnsi="宋体" w:cs="宋体" w:hint="eastAsia"/>
+          <w:lang w:eastAsia="zh-CN"/>
+        </w:rPr>
+        <w:t>、商业模拟</w:t>
+      </w:r>
+      <w:r>
+        <w:t xml:space="preserve"> AI </w:t>
+      </w:r>
+      <w:r>
+        <w:rPr>
+          <w:rFonts w:ascii="宋体" w:eastAsia="宋体" w:hAnsi="宋体" w:cs="宋体" w:hint="eastAsia"/>
+          <w:lang w:eastAsia="zh-CN"/>
+        </w:rPr>
+        <w:t>加速器同族。</w:t>
+      </w:r>
+    </w:p>
+    <w:p>
+      <w:pPr>
+        <w:pStyle w:val="ListBullet"/>
+        <w:spacing w:after="72"/>
+      </w:pPr>
+      <w:r>
+        <w:rPr>
+          <w:rFonts w:ascii="宋体" w:eastAsia="宋体" w:hAnsi="宋体" w:cs="宋体" w:hint="eastAsia"/>
+          <w:b/>
+          <w:lang w:eastAsia="zh-CN"/>
+        </w:rPr>
+        <w:t>方法学独立</w:t>
+      </w:r>
+      <w:r>
+        <w:rPr>
+          <w:rFonts w:ascii="宋体" w:eastAsia="宋体" w:hAnsi="宋体" w:cs="宋体" w:hint="eastAsia"/>
+          <w:lang w:eastAsia="zh-CN"/>
+        </w:rPr>
+        <w:t>：判决全为死标量比对（闭式物理律</w:t>
+      </w:r>
+      <w:r>
+        <w:t xml:space="preserve"> golden</w:t>
+      </w:r>
+      <w:r>
+        <w:rPr>
+          <w:rFonts w:ascii="宋体" w:eastAsia="宋体" w:hAnsi="宋体" w:cs="宋体" w:hint="eastAsia"/>
+          <w:lang w:eastAsia="zh-CN"/>
+        </w:rPr>
+        <w:t>），</w:t>
+      </w:r>
+      <w:r>
+        <w:t xml:space="preserve">LLM </w:t>
+      </w:r>
+      <w:r>
+        <w:rPr>
+          <w:rFonts w:ascii="宋体" w:eastAsia="宋体" w:hAnsi="宋体" w:cs="宋体" w:hint="eastAsia"/>
+          <w:lang w:eastAsia="zh-CN"/>
+        </w:rPr>
+        <w:t>不进判决路径，零外部</w:t>
+      </w:r>
+      <w:r>
+        <w:t xml:space="preserve"> SPICE / </w:t>
+      </w:r>
+      <w:r>
+        <w:rPr>
+          <w:rFonts w:ascii="宋体" w:eastAsia="宋体" w:hAnsi="宋体" w:cs="宋体" w:hint="eastAsia"/>
+          <w:lang w:eastAsia="zh-CN"/>
+        </w:rPr>
+        <w:t>商业</w:t>
+      </w:r>
+      <w:r>
+        <w:t xml:space="preserve"> EDA </w:t>
+      </w:r>
+      <w:r>
+        <w:rPr>
+          <w:rFonts w:ascii="宋体" w:eastAsia="宋体" w:hAnsi="宋体" w:cs="宋体" w:hint="eastAsia"/>
+          <w:lang w:eastAsia="zh-CN"/>
+        </w:rPr>
+        <w:t>引擎。</w:t>
+      </w:r>
+    </w:p>
+    <w:p>
+      <w:pPr>
+        <w:pStyle w:val="ListBullet"/>
+        <w:spacing w:after="72"/>
+      </w:pPr>
+      <w:r>
+        <w:rPr>
+          <w:rFonts w:ascii="宋体" w:eastAsia="宋体" w:hAnsi="宋体" w:cs="宋体" w:hint="eastAsia"/>
+          <w:b/>
+          <w:lang w:eastAsia="zh-CN"/>
+        </w:rPr>
+        <w:t>带符号权重</w:t>
+      </w:r>
+      <w:r>
+        <w:rPr>
+          <w:rFonts w:ascii="宋体" w:eastAsia="宋体" w:hAnsi="宋体" w:cs="宋体" w:hint="eastAsia"/>
+          <w:lang w:eastAsia="zh-CN"/>
+        </w:rPr>
+        <w:t>：参考列法（</w:t>
+      </w:r>
+      <w:r>
+        <w:rPr>
+          <w:rFonts w:ascii="Courier" w:hAnsi="Courier"/>
+        </w:rPr>
+        <w:t>g_ij = g_base + s·W_ij</w:t>
+      </w:r>
+      <w:r>
+        <w:rPr>
+          <w:rFonts w:ascii="宋体" w:eastAsia="宋体" w:hAnsi="宋体" w:cs="宋体" w:hint="eastAsia"/>
+          <w:lang w:eastAsia="zh-CN"/>
+        </w:rPr>
+        <w:t>，数据列减参考列）。</w:t>
+      </w:r>
+    </w:p>
+    <w:p>
+      <w:pPr>
+        <w:pStyle w:val="ListBullet"/>
+        <w:spacing w:after="72"/>
+      </w:pPr>
+      <w:r>
+        <w:rPr>
+          <w:rFonts w:ascii="宋体" w:eastAsia="宋体" w:hAnsi="宋体" w:cs="宋体" w:hint="eastAsia"/>
+          <w:b/>
+          <w:lang w:eastAsia="zh-CN"/>
+        </w:rPr>
+        <w:t>器件级内核验证（E11-c）</w:t>
+      </w:r>
+      <w:r>
+        <w:rPr>
+          <w:rFonts w:ascii="宋体" w:eastAsia="宋体" w:hAnsi="宋体" w:cs="宋体" w:hint="eastAsia"/>
+          <w:lang w:eastAsia="zh-CN"/>
+        </w:rPr>
+        <w:t>：新增</w:t>
+      </w:r>
+      <w:r>
+        <w:t xml:space="preserve"> MOSCAP 1D </w:t>
+      </w:r>
+      <w:r>
+        <w:rPr>
+          <w:rFonts w:ascii="宋体" w:eastAsia="宋体" w:hAnsi="宋体" w:cs="宋体" w:hint="eastAsia"/>
+          <w:lang w:eastAsia="zh-CN"/>
+        </w:rPr>
+        <w:t>自洽泊松，使本包首次拥有「教科书闭式</w:t>
+      </w:r>
+      <w:r>
+        <w:t xml:space="preserve"> ⟷ </w:t>
+      </w:r>
+      <w:r>
+        <w:rPr>
+          <w:rFonts w:ascii="宋体" w:eastAsia="宋体" w:hAnsi="宋体" w:cs="宋体" w:hint="eastAsia"/>
+          <w:lang w:eastAsia="zh-CN"/>
+        </w:rPr>
+        <w:t>器件级</w:t>
+      </w:r>
+      <w:r>
+        <w:t xml:space="preserve"> PDE</w:t>
+      </w:r>
+      <w:r>
+        <w:rPr>
+          <w:rFonts w:ascii="宋体" w:eastAsia="宋体" w:hAnsi="宋体" w:cs="宋体" w:hint="eastAsia"/>
+          <w:lang w:eastAsia="zh-CN"/>
+        </w:rPr>
+        <w:t>」这条独立交叉验证路径（</w:t>
+      </w:r>
+      <w:r>
+        <w:t xml:space="preserve">V_th </w:t>
+      </w:r>
+      <w:r>
+        <w:rPr>
+          <w:rFonts w:ascii="宋体" w:eastAsia="宋体" w:hAnsi="宋体" w:cs="宋体" w:hint="eastAsia"/>
+          <w:lang w:eastAsia="zh-CN"/>
+        </w:rPr>
+        <w:t>一致到</w:t>
+      </w:r>
+      <w:r>
+        <w:t xml:space="preserve"> 2e-4%</w:t>
+      </w:r>
+      <w:r>
+        <w:rPr>
+          <w:rFonts w:ascii="宋体" w:eastAsia="宋体" w:hAnsi="宋体" w:cs="宋体" w:hint="eastAsia"/>
+          <w:lang w:eastAsia="zh-CN"/>
+        </w:rPr>
+        <w:t>）；此前器件模型只与</w:t>
+      </w:r>
+      <w:r>
+        <w:rPr>
+          <w:rFonts w:ascii="宋体" w:eastAsia="宋体" w:hAnsi="宋体" w:cs="宋体" w:hint="eastAsia"/>
+          <w:b/>
+          <w:lang w:eastAsia="zh-CN"/>
+        </w:rPr>
+        <w:t>自身闭式</w:t>
+      </w:r>
+      <w:r>
+        <w:rPr>
+          <w:rFonts w:ascii="宋体" w:eastAsia="宋体" w:hAnsi="宋体" w:cs="宋体" w:hint="eastAsia"/>
+          <w:lang w:eastAsia="zh-CN"/>
+        </w:rPr>
+        <w:t>自洽。</w:t>
+      </w:r>
+    </w:p>
+    <w:p>
+      <w:pPr>
+        <w:pStyle w:val="ListBullet"/>
+        <w:spacing w:after="72"/>
+      </w:pPr>
+      <w:r>
+        <w:rPr>
+          <w:rFonts w:ascii="宋体" w:eastAsia="宋体" w:hAnsi="宋体" w:cs="宋体" w:hint="eastAsia"/>
+          <w:b/>
+          <w:lang w:eastAsia="zh-CN"/>
+        </w:rPr>
+        <w:t>失效边界（E11-d）</w:t>
+      </w:r>
+      <w:r>
+        <w:rPr>
+          <w:rFonts w:ascii="宋体" w:eastAsia="宋体" w:hAnsi="宋体" w:cs="宋体" w:hint="eastAsia"/>
+          <w:lang w:eastAsia="zh-CN"/>
+        </w:rPr>
+        <w:t>：数值窗口（随网格变）与物理窗口（</w:t>
+      </w:r>
+      <w:r>
+        <w:rPr>
+          <w:rFonts w:ascii="宋体" w:eastAsia="宋体" w:hAnsi="宋体" w:cs="宋体" w:hint="eastAsia"/>
+          <w:b/>
+          <w:lang w:eastAsia="zh-CN"/>
+        </w:rPr>
+        <w:t>与网格无关</w:t>
+      </w:r>
+      <w:r>
+        <w:rPr>
+          <w:rFonts w:ascii="宋体" w:eastAsia="宋体" w:hAnsi="宋体" w:cs="宋体" w:hint="eastAsia"/>
+          <w:lang w:eastAsia="zh-CN"/>
+        </w:rPr>
+        <w:t>）严格分离</w:t>
+      </w:r>
+      <w:r>
+        <w:t xml:space="preserve"> ⇒ </w:t>
+      </w:r>
+      <w:r>
+        <w:rPr>
+          <w:rFonts w:ascii="宋体" w:eastAsia="宋体" w:hAnsi="宋体" w:cs="宋体" w:hint="eastAsia"/>
+          <w:lang w:eastAsia="zh-CN"/>
+        </w:rPr>
+        <w:t>半宽比</w:t>
+      </w:r>
+      <w:r>
+        <w:t xml:space="preserve"> </w:t>
+      </w:r>
+      <w:r>
+        <w:rPr>
+          <w:b/>
+        </w:rPr>
+        <w:t>0.835</w:t>
+      </w:r>
+      <w:r>
+        <w:t xml:space="preserve"> ⇒ </w:t>
+      </w:r>
+      <w:r>
+        <w:rPr>
+          <w:rFonts w:ascii="宋体" w:eastAsia="宋体" w:hAnsi="宋体" w:cs="宋体" w:hint="eastAsia"/>
+          <w:b/>
+          <w:lang w:eastAsia="zh-CN"/>
+        </w:rPr>
+        <w:t>物理模型先失效、数值后崩</w:t>
+      </w:r>
+      <w:r>
+        <w:rPr>
+          <w:rFonts w:ascii="宋体" w:eastAsia="宋体" w:hAnsi="宋体" w:cs="宋体" w:hint="eastAsia"/>
+          <w:lang w:eastAsia="zh-CN"/>
+        </w:rPr>
+        <w:t>；文献缺口量化：</w:t>
+      </w:r>
+      <w:r>
+        <w:t xml:space="preserve">L=65 nm </w:t>
+      </w:r>
+      <w:r>
+        <w:rPr>
+          <w:rFonts w:ascii="宋体" w:eastAsia="宋体" w:hAnsi="宋体" w:cs="宋体" w:hint="eastAsia"/>
+          <w:lang w:eastAsia="zh-CN"/>
+        </w:rPr>
+        <w:t>时</w:t>
+      </w:r>
+      <w:r>
+        <w:t xml:space="preserve"> roll-off </w:t>
+      </w:r>
+      <w:r>
+        <w:rPr>
+          <w:rFonts w:ascii="宋体" w:eastAsia="宋体" w:hAnsi="宋体" w:cs="宋体" w:hint="eastAsia"/>
+          <w:lang w:eastAsia="zh-CN"/>
+        </w:rPr>
+        <w:t>占</w:t>
+      </w:r>
+      <w:r>
+        <w:t xml:space="preserve"> V_th 37.9%</w:t>
+      </w:r>
+      <w:r>
+        <w:rPr>
+          <w:rFonts w:ascii="宋体" w:eastAsia="宋体" w:hAnsi="宋体" w:cs="宋体" w:hint="eastAsia"/>
+          <w:lang w:eastAsia="zh-CN"/>
+        </w:rPr>
+        <w:t>（</w:t>
+      </w:r>
+      <w:r>
+        <w:rPr>
+          <w:rFonts w:ascii="宋体" w:eastAsia="宋体" w:hAnsi="宋体" w:cs="宋体" w:hint="eastAsia"/>
+          <w:b/>
+          <w:lang w:eastAsia="zh-CN"/>
+        </w:rPr>
+        <w:t>非 LDA 计算结果</w:t>
+      </w:r>
+      <w:r>
+        <w:rPr>
+          <w:rFonts w:ascii="宋体" w:eastAsia="宋体" w:hAnsi="宋体" w:cs="宋体" w:hint="eastAsia"/>
+          <w:lang w:eastAsia="zh-CN"/>
+        </w:rPr>
+        <w:t>）。</w:t>
+      </w:r>
+    </w:p>
+    <w:p>
+      <w:pPr>
+        <w:pStyle w:val="ListBullet"/>
+        <w:spacing w:after="72"/>
+      </w:pPr>
+      <w:r>
+        <w:rPr>
+          <w:rFonts w:ascii="宋体" w:eastAsia="宋体" w:hAnsi="宋体" w:cs="宋体" w:hint="eastAsia"/>
+          <w:b/>
+          <w:lang w:eastAsia="zh-CN"/>
+        </w:rPr>
+        <w:t>短沟道效应由 2D 解自然涌现（E12）</w:t>
+      </w:r>
+      <w:r>
+        <w:rPr>
+          <w:rFonts w:ascii="宋体" w:eastAsia="宋体" w:hAnsi="宋体" w:cs="宋体" w:hint="eastAsia"/>
+          <w:lang w:eastAsia="zh-CN"/>
+        </w:rPr>
+        <w:t>：</w:t>
+      </w:r>
+      <w:r>
+        <w:t xml:space="preserve">E11-d </w:t>
+      </w:r>
+      <w:r>
+        <w:rPr>
+          <w:rFonts w:ascii="宋体" w:eastAsia="宋体" w:hAnsi="宋体" w:cs="宋体" w:hint="eastAsia"/>
+          <w:lang w:eastAsia="zh-CN"/>
+        </w:rPr>
+        <w:t>曾登记「平台算不了」；</w:t>
+      </w:r>
+      <w:r>
+        <w:t xml:space="preserve">E12 </w:t>
+      </w:r>
+      <w:r>
+        <w:rPr>
+          <w:rFonts w:ascii="宋体" w:eastAsia="宋体" w:hAnsi="宋体" w:cs="宋体" w:hint="eastAsia"/>
+          <w:lang w:eastAsia="zh-CN"/>
+        </w:rPr>
+        <w:t>补上四端</w:t>
+      </w:r>
+      <w:r>
+        <w:t xml:space="preserve"> 2D </w:t>
+      </w:r>
+      <w:r>
+        <w:rPr>
+          <w:rFonts w:ascii="宋体" w:eastAsia="宋体" w:hAnsi="宋体" w:cs="宋体" w:hint="eastAsia"/>
+          <w:lang w:eastAsia="zh-CN"/>
+        </w:rPr>
+        <w:t>自洽泊松后，</w:t>
+      </w:r>
+      <w:r>
+        <w:t xml:space="preserve">roll-off / DIBL </w:t>
+      </w:r>
+      <w:r>
+        <w:rPr>
+          <w:rFonts w:ascii="宋体" w:eastAsia="宋体" w:hAnsi="宋体" w:cs="宋体" w:hint="eastAsia"/>
+          <w:lang w:eastAsia="zh-CN"/>
+        </w:rPr>
+        <w:t>不再靠文献式代入</w:t>
+      </w:r>
+      <w:r>
+        <w:t>——</w:t>
+      </w:r>
+      <w:r>
+        <w:rPr>
+          <w:rFonts w:ascii="宋体" w:eastAsia="宋体" w:hAnsi="宋体" w:cs="宋体" w:hint="eastAsia"/>
+          <w:b/>
+          <w:lang w:eastAsia="zh-CN"/>
+        </w:rPr>
+        <w:t>DIBL 153.6 mV/V 且满足 ln(DIBL)–L 指数衰减律（R² 0.9986 · ℓ_eff 68.9 nm）</w:t>
+      </w:r>
+      <w:r>
+        <w:rPr>
+          <w:rFonts w:ascii="宋体" w:eastAsia="宋体" w:hAnsi="宋体" w:cs="宋体" w:hint="eastAsia"/>
+          <w:lang w:eastAsia="zh-CN"/>
+        </w:rPr>
+        <w:t>，这是该能力「真做出来了」的决定性证据。</w:t>
+      </w:r>
+    </w:p>
+    <w:p>
+      <w:pPr>
+        <w:pStyle w:val="ListBullet"/>
+        <w:spacing w:after="72"/>
+      </w:pPr>
+      <w:r>
+        <w:rPr>
+          <w:rFonts w:ascii="宋体" w:eastAsia="宋体" w:hAnsi="宋体" w:cs="宋体" w:hint="eastAsia"/>
+          <w:b/>
+          <w:lang w:eastAsia="zh-CN"/>
+        </w:rPr>
+        <w:t>亚阈值摆幅：60 mV/dec 是硬下限，不是目标（E13）</w:t>
+      </w:r>
+      <w:r>
+        <w:rPr>
+          <w:rFonts w:ascii="宋体" w:eastAsia="宋体" w:hAnsi="宋体" w:cs="宋体" w:hint="eastAsia"/>
+          <w:lang w:eastAsia="zh-CN"/>
+        </w:rPr>
+        <w:t>：</w:t>
+      </w:r>
+      <w:r>
+        <w:t xml:space="preserve">E12 </w:t>
+      </w:r>
+      <w:r>
+        <w:rPr>
+          <w:rFonts w:ascii="宋体" w:eastAsia="宋体" w:hAnsi="宋体" w:cs="宋体" w:hint="eastAsia"/>
+          <w:lang w:eastAsia="zh-CN"/>
+        </w:rPr>
+        <w:t>的「不产</w:t>
+      </w:r>
+      <w:r>
+        <w:t xml:space="preserve"> I-V</w:t>
+      </w:r>
+      <w:r>
+        <w:rPr>
+          <w:rFonts w:ascii="宋体" w:eastAsia="宋体" w:hAnsi="宋体" w:cs="宋体" w:hint="eastAsia"/>
+          <w:lang w:eastAsia="zh-CN"/>
+        </w:rPr>
+        <w:t>」缺口由</w:t>
+      </w:r>
+      <w:r>
+        <w:t xml:space="preserve"> E13 </w:t>
+      </w:r>
+      <w:r>
+        <w:rPr>
+          <w:rFonts w:ascii="宋体" w:eastAsia="宋体" w:hAnsi="宋体" w:cs="宋体" w:hint="eastAsia"/>
+          <w:lang w:eastAsia="zh-CN"/>
+        </w:rPr>
+        <w:t>的稳态漂移扩散输运关掉。</w:t>
+      </w:r>
+      <w:r>
+        <w:rPr>
+          <w:rFonts w:ascii="宋体" w:eastAsia="宋体" w:hAnsi="宋体" w:cs="宋体" w:hint="eastAsia"/>
+          <w:b/>
+          <w:lang w:eastAsia="zh-CN"/>
+        </w:rPr>
+        <w:t>「SS → 60」是错的目标</w:t>
+      </w:r>
+      <w:r>
+        <w:t xml:space="preserve"> —— </w:t>
+      </w:r>
+      <w:r>
+        <w:rPr>
+          <w:rFonts w:ascii="宋体" w:eastAsia="宋体" w:hAnsi="宋体" w:cs="宋体" w:hint="eastAsia"/>
+          <w:lang w:eastAsia="zh-CN"/>
+        </w:rPr>
+        <w:t>体硅器件因体效应收敛到</w:t>
+      </w:r>
+      <w:r>
+        <w:t xml:space="preserve"> </w:t>
+      </w:r>
+      <w:r>
+        <w:rPr>
+          <w:rFonts w:ascii="Courier" w:hAnsi="Courier"/>
+        </w:rPr>
+        <w:t>60·(1+Cd/Cox)</w:t>
+      </w:r>
+      <w:r>
+        <w:t xml:space="preserve"> </w:t>
+      </w:r>
+      <w:r>
+        <w:rPr>
+          <w:rFonts w:ascii="宋体" w:eastAsia="宋体" w:hAnsi="宋体" w:cs="宋体" w:hint="eastAsia"/>
+          <w:lang w:eastAsia="zh-CN"/>
+        </w:rPr>
+        <w:t>的平台（本例</w:t>
+      </w:r>
+      <w:r>
+        <w:t xml:space="preserve"> ≈ </w:t>
+      </w:r>
+      <w:r>
+        <w:rPr>
+          <w:b/>
+        </w:rPr>
+        <w:t>66.4</w:t>
+      </w:r>
+      <w:r>
+        <w:rPr>
+          <w:rFonts w:ascii="宋体" w:eastAsia="宋体" w:hAnsi="宋体" w:cs="宋体" w:hint="eastAsia"/>
+          <w:lang w:eastAsia="zh-CN"/>
+        </w:rPr>
+        <w:t>）</w:t>
+      </w:r>
+      <w:r>
+        <w:t xml:space="preserve">⇒ 60 </w:t>
+      </w:r>
+      <w:r>
+        <w:rPr>
+          <w:rFonts w:ascii="宋体" w:eastAsia="宋体" w:hAnsi="宋体" w:cs="宋体" w:hint="eastAsia"/>
+          <w:lang w:eastAsia="zh-CN"/>
+        </w:rPr>
+        <w:t>的角色是</w:t>
+      </w:r>
+      <w:r>
+        <w:rPr>
+          <w:rFonts w:ascii="宋体" w:eastAsia="宋体" w:hAnsi="宋体" w:cs="宋体" w:hint="eastAsia"/>
+          <w:b/>
+          <w:lang w:eastAsia="zh-CN"/>
+        </w:rPr>
+        <w:t>物理定律硬下限（不等式）</w:t>
+      </w:r>
+      <w:r>
+        <w:rPr>
+          <w:rFonts w:ascii="宋体" w:eastAsia="宋体" w:hAnsi="宋体" w:cs="宋体" w:hint="eastAsia"/>
+          <w:lang w:eastAsia="zh-CN"/>
+        </w:rPr>
+        <w:t>，不是渐近目标。实测长沟道</w:t>
+      </w:r>
+      <w:r>
+        <w:t xml:space="preserve"> 2D </w:t>
+      </w:r>
+      <w:r>
+        <w:rPr>
+          <w:b/>
+        </w:rPr>
+        <w:t>68.08</w:t>
+      </w:r>
+      <w:r>
+        <w:t xml:space="preserve"> ⟷ </w:t>
+      </w:r>
+      <w:r>
+        <w:rPr>
+          <w:rFonts w:ascii="宋体" w:eastAsia="宋体" w:hAnsi="宋体" w:cs="宋体" w:hint="eastAsia"/>
+          <w:lang w:eastAsia="zh-CN"/>
+        </w:rPr>
+        <w:t>闭式</w:t>
+      </w:r>
+      <w:r>
+        <w:t xml:space="preserve"> </w:t>
+      </w:r>
+      <w:r>
+        <w:rPr>
+          <w:b/>
+        </w:rPr>
+        <w:t>66.41</w:t>
+      </w:r>
+      <w:r>
+        <w:rPr>
+          <w:rFonts w:ascii="宋体" w:eastAsia="宋体" w:hAnsi="宋体" w:cs="宋体" w:hint="eastAsia"/>
+          <w:lang w:eastAsia="zh-CN"/>
+        </w:rPr>
+        <w:t>（</w:t>
+      </w:r>
+      <w:r>
+        <w:t>rel 2.52%</w:t>
+      </w:r>
+      <w:r>
+        <w:rPr>
+          <w:rFonts w:ascii="宋体" w:eastAsia="宋体" w:hAnsi="宋体" w:cs="宋体" w:hint="eastAsia"/>
+          <w:lang w:eastAsia="zh-CN"/>
+        </w:rPr>
+        <w:t>）；短沟道退化</w:t>
+      </w:r>
+      <w:r>
+        <w:t xml:space="preserve"> </w:t>
+      </w:r>
+      <w:r>
+        <w:rPr>
+          <w:b/>
+        </w:rPr>
+        <w:t>65 nm → 226.9 mV/dec</w:t>
+      </w:r>
+      <w:r>
+        <w:rPr>
+          <w:rFonts w:ascii="宋体" w:eastAsia="宋体" w:hAnsi="宋体" w:cs="宋体" w:hint="eastAsia"/>
+          <w:lang w:eastAsia="zh-CN"/>
+        </w:rPr>
+        <w:t>（与</w:t>
+      </w:r>
+      <w:r>
+        <w:t xml:space="preserve"> E12 </w:t>
+      </w:r>
+      <w:r>
+        <w:rPr>
+          <w:rFonts w:ascii="宋体" w:eastAsia="宋体" w:hAnsi="宋体" w:cs="宋体" w:hint="eastAsia"/>
+          <w:lang w:eastAsia="zh-CN"/>
+        </w:rPr>
+        <w:t>的</w:t>
+      </w:r>
+      <w:r>
+        <w:t xml:space="preserve"> roll-off / DIBL </w:t>
+      </w:r>
+      <w:r>
+        <w:rPr>
+          <w:rFonts w:ascii="宋体" w:eastAsia="宋体" w:hAnsi="宋体" w:cs="宋体" w:hint="eastAsia"/>
+          <w:b/>
+          <w:lang w:eastAsia="zh-CN"/>
+        </w:rPr>
+        <w:t>同向</w:t>
+      </w:r>
+      <w:r>
+        <w:rPr>
+          <w:rFonts w:ascii="宋体" w:eastAsia="宋体" w:hAnsi="宋体" w:cs="宋体" w:hint="eastAsia"/>
+          <w:lang w:eastAsia="zh-CN"/>
+        </w:rPr>
+        <w:t>，两条独立路径互证）。</w:t>
+      </w:r>
+      <w:r>
+        <w:t xml:space="preserve">🔴 </w:t>
+      </w:r>
+      <w:r>
+        <w:rPr>
+          <w:rFonts w:ascii="宋体" w:eastAsia="宋体" w:hAnsi="宋体" w:cs="宋体" w:hint="eastAsia"/>
+          <w:b/>
+          <w:lang w:eastAsia="zh-CN"/>
+        </w:rPr>
+        <w:t>仍是 DD 框架</w:t>
+      </w:r>
+      <w:r>
+        <w:t xml:space="preserve"> ⇒ </w:t>
+      </w:r>
+      <w:r>
+        <w:rPr>
+          <w:rFonts w:ascii="Courier" w:hAnsi="Courier"/>
+        </w:rPr>
+        <w:t>I_on</w:t>
+      </w:r>
+      <w:r>
+        <w:rPr>
+          <w:rFonts w:ascii="宋体" w:eastAsia="宋体" w:hAnsi="宋体" w:cs="宋体" w:hint="eastAsia"/>
+          <w:lang w:eastAsia="zh-CN"/>
+        </w:rPr>
+        <w:t xml:space="preserve"> 绝对值不可当器件性能。</w:t>
+      </w:r>
+    </w:p>
+    <w:p>
+      <w:bookmarkStart w:id="20" w:name="_Toc_section_10"/>
+      <w:bookmarkStart w:id="9" w:name="section-10"/>
+      <w:pPr>
+        <w:pStyle w:val="Heading2"/>
+        <w:spacing w:line="312" w:lineRule="auto" w:before="720" w:after="288"/>
+      </w:pPr>
+      <w:bookmarkEnd w:id="9"/>
+      <w:r>
+        <w:rPr>
+          <w:rFonts w:ascii="宋体" w:hAnsi="宋体" w:eastAsia="宋体" w:cs="宋体" w:hint="eastAsia"/>
+          <w:b/>
+          <w:sz w:val="36"/>
+          <w:lang w:eastAsia="zh-CN"/>
+        </w:rPr>
+        <w:t>十、先进性定位</w:t>
+      </w:r>
+      <w:bookmarkEnd w:id="20"/>
+    </w:p>
+    <w:p>
+      <w:pPr>
+        <w:spacing w:after="192"/>
+      </w:pPr>
+      <w:r>
+        <w:rPr>
+          <w:rFonts w:ascii="宋体" w:eastAsia="宋体" w:hAnsi="宋体" w:cs="宋体" w:hint="eastAsia"/>
+          <w:lang w:eastAsia="zh-CN"/>
+        </w:rPr>
+        <w:t>公开</w:t>
+      </w:r>
+      <w:r>
+        <w:t xml:space="preserve"> landmark </w:t>
+      </w:r>
+      <w:r>
+        <w:rPr>
+          <w:rFonts w:ascii="宋体" w:eastAsia="宋体" w:hAnsi="宋体" w:cs="宋体" w:hint="eastAsia"/>
+          <w:lang w:eastAsia="zh-CN"/>
+        </w:rPr>
+        <w:t>仅作背景坐标，与本案例</w:t>
+      </w:r>
+      <w:r>
+        <w:rPr>
+          <w:rFonts w:ascii="宋体" w:eastAsia="宋体" w:hAnsi="宋体" w:cs="宋体" w:hint="eastAsia"/>
+          <w:b/>
+          <w:lang w:eastAsia="zh-CN"/>
+        </w:rPr>
+        <w:t>不同台比较</w:t>
+      </w:r>
+      <w:r>
+        <w:rPr>
+          <w:rFonts w:ascii="宋体" w:eastAsia="宋体" w:hAnsi="宋体" w:cs="宋体" w:hint="eastAsia"/>
+          <w:lang w:eastAsia="zh-CN"/>
+        </w:rPr>
+        <w:t>。</w:t>
+      </w:r>
+    </w:p>
+    <w:tbl>
+      <w:tblPr>
+        <w:tblW w:type="pct" w:w="5000"/>
+        <w:tblLook w:firstColumn="1" w:firstRow="1" w:lastColumn="0" w:lastRow="0" w:noHBand="0" w:noVBand="1" w:val="04A0"/>
+        <w:tblLayout w:type="autofit"/>
+      </w:tblPr>
+      <w:tblGrid>
+        <w:gridCol w:w="2880"/>
+        <w:gridCol w:w="2880"/>
+        <w:gridCol w:w="2880"/>
+      </w:tblGrid>
+      <w:tr>
+        <w:tc>
+          <w:tcPr>
+            <w:tcW w:type="dxa" w:w="2880"/>
+            <w:vAlign w:val="center"/>
+            <w:tcBorders>
+              <w:top w:val="single" w:sz="6" w:space="0" w:color="CCCCCC"/>
+              <w:bottom w:val="single" w:sz="6" w:space="0" w:color="CCCCCC"/>
+              <w:left w:val="single" w:sz="6" w:space="0" w:color="CCCCCC"/>
+              <w:right w:val="single" w:sz="6" w:space="0" w:color="CCCCCC"/>
+            </w:tcBorders>
+            <w:shd w:val="clear" w:color="auto" w:fill="F5F7FA"/>
+            <w:tcMar>
+              <w:top w:w="96" w:type="dxa"/>
+              <w:bottom w:w="96" w:type="dxa"/>
+              <w:left w:w="144" w:type="dxa"/>
+              <w:right w:w="144" w:type="dxa"/>
+            </w:tcMar>
+          </w:tcPr>
+          <w:p>
+            <w:pPr>
+              <w:jc w:val="left"/>
+              <w:spacing w:line="240" w:lineRule="auto" w:before="50" w:after="50"/>
+            </w:pPr>
+            <w:r>
+              <w:rPr>
+                <w:rFonts w:ascii="黑体" w:hAnsi="黑体" w:eastAsia="黑体" w:hint="eastAsia"/>
+                <w:b/>
+                <w:sz w:val="20"/>
+              </w:rPr>
               <w:t>维度</w:t>
             </w:r>
           </w:p>
@@ -25806,6 +30113,630 @@
               </w:rPr>
               <w:t>、不改变虚地机制。</w:t>
             </w:r>
+            <w:r>
+              <w:rPr>
+                <w:sz w:val="20"/>
+              </w:rPr>
+              <w:t xml:space="preserve"> </w:t>
+            </w:r>
+          </w:p>
+          <w:p>
+            <w:pPr>
+              <w:spacing w:line="240" w:lineRule="auto" w:before="50" w:after="50"/>
+            </w:pPr>
+            <w:r>
+              <w:rPr>
+                <w:b/>
+                <w:sz w:val="20"/>
+              </w:rPr>
+              <w:t>G-O 误差预算为静态口径 · 合成律是保守工程近似（E15 新增能力的内在边界）</w:t>
+            </w:r>
+            <w:r>
+              <w:rPr>
+                <w:sz w:val="20"/>
+              </w:rPr>
+              <w:t>：</w:t>
+            </w:r>
+            <w:r>
+              <w:rPr>
+                <w:rFonts w:ascii="Courier" w:hAnsi="Courier"/>
+                <w:sz w:val="20"/>
+              </w:rPr>
+              <w:t>output_effective_bits</w:t>
+            </w:r>
+            <w:r>
+              <w:rPr>
+                <w:sz w:val="20"/>
+              </w:rPr>
+              <w:t xml:space="preserve"> 是</w:t>
+            </w:r>
+            <w:r>
+              <w:rPr>
+                <w:b/>
+                <w:sz w:val="20"/>
+              </w:rPr>
+              <w:t>本项目自定义量</w:t>
+            </w:r>
+            <w:r>
+              <w:rPr>
+                <w:sz w:val="20"/>
+              </w:rPr>
+              <w:t>，</w:t>
+            </w:r>
+            <w:r>
+              <w:rPr>
+                <w:b/>
+                <w:sz w:val="20"/>
+              </w:rPr>
+              <w:t>不是 IEEE ENOB</w:t>
+            </w:r>
+            <w:r>
+              <w:rPr>
+                <w:sz w:val="20"/>
+              </w:rPr>
+              <w:t>；只覆盖</w:t>
+            </w:r>
+            <w:r>
+              <w:rPr>
+                <w:b/>
+                <w:sz w:val="20"/>
+              </w:rPr>
+              <w:t>静态</w:t>
+            </w:r>
+            <w:r>
+              <w:rPr>
+                <w:sz w:val="20"/>
+              </w:rPr>
+              <w:t>；合成律是</w:t>
+            </w:r>
+            <w:r>
+              <w:rPr>
+                <w:b/>
+                <w:sz w:val="20"/>
+              </w:rPr>
+              <w:t>保守工程口径</w:t>
+            </w:r>
+            <w:r>
+              <w:rPr>
+                <w:sz w:val="20"/>
+              </w:rPr>
+              <w:t>、非严格概率保证；参数为公开典型量级占位（非</w:t>
+            </w:r>
+            <w:r>
+              <w:rPr>
+                <w:sz w:val="20"/>
+              </w:rPr>
+              <w:t xml:space="preserve"> PDK</w:t>
+            </w:r>
+            <w:r>
+              <w:rPr>
+                <w:sz w:val="20"/>
+              </w:rPr>
+              <w:t>）；器件侧仍</w:t>
+            </w:r>
+            <w:r>
+              <w:rPr>
+                <w:sz w:val="20"/>
+              </w:rPr>
+              <w:t xml:space="preserve"> DD </w:t>
+            </w:r>
+            <w:r>
+              <w:rPr>
+                <w:sz w:val="20"/>
+              </w:rPr>
+              <w:t>框架</w:t>
+            </w:r>
+            <w:r>
+              <w:rPr>
+                <w:sz w:val="20"/>
+              </w:rPr>
+              <w:t xml:space="preserve"> + </w:t>
+            </w:r>
+            <w:r>
+              <w:rPr>
+                <w:sz w:val="20"/>
+              </w:rPr>
+              <w:t>常数迁移率；</w:t>
+            </w:r>
+            <w:r>
+              <w:rPr>
+                <w:b/>
+                <w:sz w:val="20"/>
+              </w:rPr>
+              <w:t>保护性约束</w:t>
+            </w:r>
+            <w:r>
+              <w:rPr>
+                <w:sz w:val="20"/>
+              </w:rPr>
+              <w:t>：只读消费</w:t>
+            </w:r>
+            <w:r>
+              <w:rPr>
+                <w:sz w:val="20"/>
+              </w:rPr>
+              <w:t xml:space="preserve"> E7/E8/E9/E14 </w:t>
+            </w:r>
+            <w:r>
+              <w:rPr>
+                <w:sz w:val="20"/>
+              </w:rPr>
+              <w:t>接口、不改任何既有默认值（门禁</w:t>
+            </w:r>
+            <w:r>
+              <w:rPr>
+                <w:sz w:val="20"/>
+              </w:rPr>
+              <w:t xml:space="preserve"> G8 </w:t>
+            </w:r>
+            <w:r>
+              <w:rPr>
+                <w:sz w:val="20"/>
+              </w:rPr>
+              <w:t>逐位守住）。</w:t>
+            </w:r>
+            <w:r>
+              <w:rPr>
+                <w:sz w:val="20"/>
+              </w:rPr>
+              <w:t xml:space="preserve"> </w:t>
+            </w:r>
+          </w:p>
+          <w:p>
+            <w:pPr>
+              <w:spacing w:line="240" w:lineRule="auto" w:before="50" w:after="50"/>
+            </w:pPr>
+            <w:r>
+              <w:rPr>
+                <w:b/>
+                <w:sz w:val="20"/>
+              </w:rPr>
+              <w:t>G-P 权重编程是行为级模型 · 参数为公开量级占位（E16 新增能力的内在边界）</w:t>
+            </w:r>
+            <w:r>
+              <w:rPr>
+                <w:sz w:val="20"/>
+              </w:rPr>
+              <w:t>：写</w:t>
+            </w:r>
+            <w:r>
+              <w:rPr>
+                <w:sz w:val="20"/>
+              </w:rPr>
+              <w:t>-</w:t>
+            </w:r>
+            <w:r>
+              <w:rPr>
+                <w:sz w:val="20"/>
+              </w:rPr>
+              <w:t>校验</w:t>
+            </w:r>
+            <w:r>
+              <w:rPr>
+                <w:sz w:val="20"/>
+              </w:rPr>
+              <w:t xml:space="preserve"> = </w:t>
+            </w:r>
+            <w:r>
+              <w:rPr>
+                <w:b/>
+                <w:sz w:val="20"/>
+              </w:rPr>
+              <w:t>比例修正 + 加性噪声</w:t>
+            </w:r>
+            <w:r>
+              <w:rPr>
+                <w:sz w:val="20"/>
+              </w:rPr>
+              <w:t>的</w:t>
+            </w:r>
+            <w:r>
+              <w:rPr>
+                <w:b/>
+                <w:sz w:val="20"/>
+              </w:rPr>
+              <w:t>现象学模型</w:t>
+            </w:r>
+            <w:r>
+              <w:rPr>
+                <w:sz w:val="20"/>
+              </w:rPr>
+              <w:t>，</w:t>
+            </w:r>
+            <w:r>
+              <w:rPr>
+                <w:b/>
+                <w:sz w:val="20"/>
+              </w:rPr>
+              <w:t>不含</w:t>
+            </w:r>
+            <w:r>
+              <w:rPr>
+                <w:sz w:val="20"/>
+              </w:rPr>
+              <w:t>细丝动力学</w:t>
+            </w:r>
+            <w:r>
+              <w:rPr>
+                <w:sz w:val="20"/>
+              </w:rPr>
+              <w:t xml:space="preserve"> / </w:t>
+            </w:r>
+            <w:r>
+              <w:rPr>
+                <w:sz w:val="20"/>
+              </w:rPr>
+              <w:t>非线性</w:t>
+            </w:r>
+            <w:r>
+              <w:rPr>
+                <w:sz w:val="20"/>
+              </w:rPr>
+              <w:t xml:space="preserve"> / </w:t>
+            </w:r>
+            <w:r>
+              <w:rPr>
+                <w:sz w:val="20"/>
+              </w:rPr>
+              <w:t>脉冲宽度依赖</w:t>
+            </w:r>
+            <w:r>
+              <w:rPr>
+                <w:sz w:val="20"/>
+              </w:rPr>
+              <w:t xml:space="preserve"> / </w:t>
+            </w:r>
+            <w:r>
+              <w:rPr>
+                <w:sz w:val="20"/>
+              </w:rPr>
+              <w:t>温度加速；</w:t>
+            </w:r>
+            <w:r>
+              <w:rPr>
+                <w:b/>
+                <w:sz w:val="20"/>
+              </w:rPr>
+              <w:t>无 endurance / retention 联合退化</w:t>
+            </w:r>
+            <w:r>
+              <w:rPr>
+                <w:sz w:val="20"/>
+              </w:rPr>
+              <w:t>；</w:t>
+            </w:r>
+            <w:r>
+              <w:rPr>
+                <w:b/>
+                <w:sz w:val="20"/>
+              </w:rPr>
+              <w:t>只覆盖静态</w:t>
+            </w:r>
+            <w:r>
+              <w:rPr>
+                <w:sz w:val="20"/>
+              </w:rPr>
+              <w:t>（不含编程时间与能耗）。参数（</w:t>
+            </w:r>
+            <w:r>
+              <w:rPr>
+                <w:sz w:val="20"/>
+              </w:rPr>
+              <w:t>α=0.30 / σ_p=0.5% / tol=1% / ν=0.05 / p=1e-3</w:t>
+            </w:r>
+            <w:r>
+              <w:rPr>
+                <w:sz w:val="20"/>
+              </w:rPr>
+              <w:t>）均为</w:t>
+            </w:r>
+            <w:r>
+              <w:rPr>
+                <w:b/>
+                <w:sz w:val="20"/>
+              </w:rPr>
+              <w:t>公开典型量级占位（非 PDK · 无实测锚）</w:t>
+            </w:r>
+            <w:r>
+              <w:rPr>
+                <w:sz w:val="20"/>
+              </w:rPr>
+              <w:t xml:space="preserve"> ⇒ </w:t>
+            </w:r>
+            <w:r>
+              <w:rPr>
+                <w:b/>
+                <w:sz w:val="20"/>
+              </w:rPr>
+              <w:t>结论随参数变</w:t>
+            </w:r>
+            <w:r>
+              <w:rPr>
+                <w:sz w:val="20"/>
+              </w:rPr>
+              <w:t>。补真实器件行为需</w:t>
+            </w:r>
+            <w:r>
+              <w:rPr>
+                <w:b/>
+                <w:sz w:val="20"/>
+              </w:rPr>
+              <w:t>器件级 RRAM/闪存物理模型</w:t>
+            </w:r>
+            <w:r>
+              <w:rPr>
+                <w:sz w:val="20"/>
+              </w:rPr>
+              <w:t>（属器件层，非本段范围）。</w:t>
+            </w:r>
+            <w:r>
+              <w:rPr>
+                <w:sz w:val="20"/>
+              </w:rPr>
+              <w:t xml:space="preserve"> </w:t>
+            </w:r>
+          </w:p>
+          <w:p>
+            <w:pPr>
+              <w:spacing w:line="240" w:lineRule="auto" w:before="50" w:after="50"/>
+            </w:pPr>
+            <w:r>
+              <w:rPr>
+                <w:b/>
+                <w:sz w:val="20"/>
+              </w:rPr>
+              <w:t>G-Q 🔴 漂移结论条件于 ν · 共模漂移可校准 ⇒ 不进预算（E16 的诚实要点）</w:t>
+            </w:r>
+            <w:r>
+              <w:rPr>
+                <w:sz w:val="20"/>
+              </w:rPr>
+              <w:t>：</w:t>
+            </w:r>
+            <w:r>
+              <w:rPr>
+                <w:sz w:val="20"/>
+              </w:rPr>
+              <w:t xml:space="preserve">① </w:t>
+            </w:r>
+            <w:r>
+              <w:rPr>
+                <w:b/>
+                <w:sz w:val="20"/>
+              </w:rPr>
+              <w:t>可及规模与重校准间隔都是参数推出的</w:t>
+            </w:r>
+            <w:r>
+              <w:rPr>
+                <w:sz w:val="20"/>
+              </w:rPr>
+              <w:t>：</w:t>
+            </w:r>
+            <w:r>
+              <w:rPr>
+                <w:sz w:val="20"/>
+              </w:rPr>
+              <w:t xml:space="preserve">ν=0.05 </w:t>
+            </w:r>
+            <w:r>
+              <w:rPr>
+                <w:sz w:val="20"/>
+              </w:rPr>
+              <w:t>时</w:t>
+            </w:r>
+            <w:r>
+              <w:rPr>
+                <w:sz w:val="20"/>
+              </w:rPr>
+              <w:t xml:space="preserve"> 5% </w:t>
+            </w:r>
+            <w:r>
+              <w:rPr>
+                <w:sz w:val="20"/>
+              </w:rPr>
+              <w:t>漂移预算</w:t>
+            </w:r>
+            <w:r>
+              <w:rPr>
+                <w:sz w:val="20"/>
+              </w:rPr>
+              <w:t xml:space="preserve"> ⇒ </w:t>
+            </w:r>
+            <w:r>
+              <w:rPr>
+                <w:rFonts w:ascii="Courier" w:hAnsi="Courier"/>
+                <w:sz w:val="20"/>
+              </w:rPr>
+              <w:t>t_max ≈ 2.79 s</w:t>
+            </w:r>
+            <w:r>
+              <w:rPr>
+                <w:sz w:val="20"/>
+              </w:rPr>
+              <w:t xml:space="preserve"> —— </w:t>
+            </w:r>
+            <w:r>
+              <w:rPr>
+                <w:b/>
+                <w:sz w:val="20"/>
+              </w:rPr>
+              <w:t>参数推论而非普适断言</w:t>
+            </w:r>
+            <w:r>
+              <w:rPr>
+                <w:sz w:val="20"/>
+              </w:rPr>
+              <w:t>，换</w:t>
+            </w:r>
+            <w:r>
+              <w:rPr>
+                <w:sz w:val="20"/>
+              </w:rPr>
+              <w:t xml:space="preserve"> ν </w:t>
+            </w:r>
+            <w:r>
+              <w:rPr>
+                <w:sz w:val="20"/>
+              </w:rPr>
+              <w:t>换数；正确读法是「</w:t>
+            </w:r>
+            <w:r>
+              <w:rPr>
+                <w:b/>
+                <w:sz w:val="20"/>
+              </w:rPr>
+              <w:t>RRAM 类模拟 CIM 必须频繁重刷</w:t>
+            </w:r>
+            <w:r>
+              <w:rPr>
+                <w:sz w:val="20"/>
+              </w:rPr>
+              <w:t>」。</w:t>
+            </w:r>
+            <w:r>
+              <w:rPr>
+                <w:sz w:val="20"/>
+              </w:rPr>
+              <w:t xml:space="preserve">② 🔴 </w:t>
+            </w:r>
+            <w:r>
+              <w:rPr>
+                <w:b/>
+                <w:sz w:val="20"/>
+              </w:rPr>
+              <w:t>共模漂移（所有单元同向）可被单次全局增益校准消除 ⇒ 不进误差预算</w:t>
+            </w:r>
+            <w:r>
+              <w:rPr>
+                <w:sz w:val="20"/>
+              </w:rPr>
+              <w:t xml:space="preserve">；进预算的只有 </w:t>
+            </w:r>
+            <w:r>
+              <w:rPr>
+                <w:b/>
+                <w:sz w:val="20"/>
+              </w:rPr>
+              <w:t>ν 的单元间离散</w:t>
+            </w:r>
+            <w:r>
+              <w:rPr>
+                <w:sz w:val="20"/>
+              </w:rPr>
+              <w:t>（校准不掉）</w:t>
+            </w:r>
+            <w:r>
+              <w:rPr>
+                <w:sz w:val="20"/>
+              </w:rPr>
+              <w:t xml:space="preserve">⇒ </w:t>
+            </w:r>
+            <w:r>
+              <w:rPr>
+                <w:b/>
+                <w:sz w:val="20"/>
+              </w:rPr>
+              <w:t>通则：一个能被单次校准消掉的项，不是精度上限</w:t>
+            </w:r>
+            <w:r>
+              <w:rPr>
+                <w:sz w:val="20"/>
+              </w:rPr>
+              <w:t>。</w:t>
+            </w:r>
+            <w:r>
+              <w:rPr>
+                <w:sz w:val="20"/>
+              </w:rPr>
+              <w:t xml:space="preserve">③ </w:t>
+            </w:r>
+            <w:r>
+              <w:rPr>
+                <w:b/>
+                <w:sz w:val="20"/>
+              </w:rPr>
+              <w:t>卡位是良率问题、不是均值精度问题</w:t>
+            </w:r>
+            <w:r>
+              <w:rPr>
+                <w:sz w:val="20"/>
+              </w:rPr>
+              <w:t xml:space="preserve"> ⇒ </w:t>
+            </w:r>
+            <w:r>
+              <w:rPr>
+                <w:sz w:val="20"/>
+              </w:rPr>
+              <w:t>预算默认不含卡位（实测</w:t>
+            </w:r>
+            <w:r>
+              <w:rPr>
+                <w:sz w:val="20"/>
+              </w:rPr>
+              <w:t xml:space="preserve"> p=1e-3 </w:t>
+            </w:r>
+            <w:r>
+              <w:rPr>
+                <w:sz w:val="20"/>
+              </w:rPr>
+              <w:t>时</w:t>
+            </w:r>
+            <w:r>
+              <w:rPr>
+                <w:sz w:val="20"/>
+              </w:rPr>
+              <w:t xml:space="preserve"> mean </w:t>
+            </w:r>
+            <w:r>
+              <w:rPr>
+                <w:sz w:val="20"/>
+              </w:rPr>
+              <w:t>仅</w:t>
+            </w:r>
+            <w:r>
+              <w:rPr>
+                <w:sz w:val="20"/>
+              </w:rPr>
+              <w:t xml:space="preserve"> 0.47%→1.53%</w:t>
+            </w:r>
+            <w:r>
+              <w:rPr>
+                <w:sz w:val="20"/>
+              </w:rPr>
+              <w:t>，但</w:t>
+            </w:r>
+            <w:r>
+              <w:rPr>
+                <w:sz w:val="20"/>
+              </w:rPr>
+              <w:t xml:space="preserve"> max 1.07%→</w:t>
+            </w:r>
+            <w:r>
+              <w:rPr>
+                <w:b/>
+                <w:sz w:val="20"/>
+              </w:rPr>
+              <w:t>22.83%</w:t>
+            </w:r>
+            <w:r>
+              <w:rPr>
+                <w:sz w:val="20"/>
+              </w:rPr>
+              <w:t xml:space="preserve">、良率降到 </w:t>
+            </w:r>
+            <w:r>
+              <w:rPr>
+                <w:b/>
+                <w:sz w:val="20"/>
+              </w:rPr>
+              <w:t>95.31%</w:t>
+            </w:r>
+            <w:r>
+              <w:rPr>
+                <w:sz w:val="20"/>
+              </w:rPr>
+              <w:t>）。</w:t>
+            </w:r>
           </w:p>
         </w:tc>
       </w:tr>
@@ -25974,7 +30905,7 @@
         <w:rPr>
           <w:sz w:val="20"/>
         </w:rPr>
-        <w:t xml:space="preserve"> E1–E15</w:t>
+        <w:t xml:space="preserve"> E1–E16</w:t>
       </w:r>
       <w:r>
         <w:rPr>
@@ -25988,7 +30919,7 @@
         <w:rPr>
           <w:sz w:val="20"/>
         </w:rPr>
-        <w:t>D-150…D-180</w:t>
+        <w:t>D-150…D-183</w:t>
       </w:r>
       <w:r>
         <w:rPr>

--- a/LDA_电子计算芯片_对外一页纸.docx
+++ b/LDA_电子计算芯片_对外一页纸.docx
@@ -356,7 +356,7 @@
             <w:color w:val="000000"/>
             <w:u w:val="none"/>
           </w:rPr>
-          <w:t xml:space="preserve">三、十五段里程碑（E1–E16）</w:t>
+          <w:t xml:space="preserve">三、十六段里程碑（E1–E17）</w:t>
         </w:r>
       </w:hyperlink>
     </w:p>
@@ -672,7 +672,7 @@
                 <w:color w:val="1A73E8"/>
                 <w:sz w:val="28"/>
               </w:rPr>
-              <w:t>15</w:t>
+              <w:t>16</w:t>
             </w:r>
           </w:p>
         </w:tc>
@@ -704,7 +704,7 @@
                 <w:color w:val="1A73E8"/>
                 <w:sz w:val="28"/>
               </w:rPr>
-              <w:t>348</w:t>
+              <w:t>376</w:t>
             </w:r>
           </w:p>
         </w:tc>
@@ -736,7 +736,7 @@
                 <w:color w:val="1A73E8"/>
                 <w:sz w:val="28"/>
               </w:rPr>
-              <w:t>20</w:t>
+              <w:t>21</w:t>
             </w:r>
           </w:p>
         </w:tc>
@@ -3229,7 +3229,15 @@
           <w:b/>
           <w:lang w:eastAsia="zh-CN"/>
         </w:rPr>
-        <w:t>无版图链 / 无寄生后仿 / 无失配噪声模型 / 无千级规模能力 / 无器件级 PDE 内核 / 无 2D MOS（短沟道）能力 / 无 2D 输运（I–V）能力 / 无真 DAC·ADC·行驱动外设 / 无误差预算（四类误差从未合成） / 无权重编程通路（「写入动作」从未被建模）</w:t>
+        <w:t xml:space="preserve">无版图链 / 无寄生后仿 / 无失配噪声模型 / 无千级规模能力 / 无器件级 PDE 内核 / 无 2D MOS（短沟道）能力 / 无 2D 输运（I–V）能力 / 无真 DAC·ADC·行驱动外设 / 无误差预算（四类误差从未合成） / 无权重编程通路（「写入动作」从未被建模） / </w:t>
+      </w:r>
+      <w:r>
+        <w:rPr>
+          <w:rFonts w:ascii="宋体" w:eastAsia="宋体" w:hAnsi="宋体" w:cs="宋体" w:hint="eastAsia"/>
+          <w:b/>
+          <w:lang w:eastAsia="zh-CN"/>
+        </w:rPr>
+        <w:t>无时序预算（时间从未被建模）</w:t>
       </w:r>
       <w:r>
         <w:rPr>
@@ -3257,7 +3265,7 @@
           <w:b/>
           <w:lang w:eastAsia="zh-CN"/>
         </w:rPr>
-        <w:t>20 模块 · 19 条能力面入册</w:t>
+        <w:t>21 模块 · 20 条能力面入册</w:t>
       </w:r>
       <w:r>
         <w:rPr>
@@ -7187,7 +7195,7 @@
           <w:sz w:val="36"/>
           <w:lang w:eastAsia="zh-CN"/>
         </w:rPr>
-        <w:t>三、十五段里程碑（E1–E16）</w:t>
+        <w:t>三、十六段里程碑（E1–E17）</w:t>
       </w:r>
       <w:bookmarkEnd w:id="13"/>
     </w:p>
@@ -7200,14 +7208,14 @@
           <w:rFonts w:ascii="宋体" w:eastAsia="宋体" w:hAnsi="宋体" w:cs="宋体" w:hint="eastAsia"/>
           <w:lang w:eastAsia="zh-CN"/>
         </w:rPr>
-        <w:t xml:space="preserve">十五段共 </w:t>
+        <w:t xml:space="preserve">十六段共 </w:t>
       </w:r>
       <w:r>
         <w:rPr>
           <w:b/>
           <w:color w:val="C62828"/>
         </w:rPr>
-        <w:t>348</w:t>
+        <w:t>376</w:t>
       </w:r>
       <w:r>
         <w:rPr>
@@ -7221,7 +7229,7 @@
           <w:b/>
           <w:color w:val="C62828"/>
         </w:rPr>
-        <w:t>76</w:t>
+        <w:t>82</w:t>
       </w:r>
       <w:r>
         <w:t xml:space="preserve"> </w:t>
@@ -7476,6 +7484,44 @@
           <w:rFonts w:ascii="宋体" w:eastAsia="宋体" w:hAnsi="宋体" w:cs="宋体" w:hint="eastAsia"/>
           <w:lang w:eastAsia="zh-CN"/>
         </w:rPr>
+        <w:t>段，</w:t>
+      </w:r>
+      <w:r>
+        <w:t>E17</w:t>
+      </w:r>
+      <w:r>
+        <w:rPr>
+          <w:rFonts w:ascii="宋体" w:eastAsia="宋体" w:hAnsi="宋体" w:cs="宋体" w:hint="eastAsia"/>
+          <w:lang w:eastAsia="zh-CN"/>
+        </w:rPr>
+        <w:t>（</w:t>
+      </w:r>
+      <w:r>
+        <w:t>D-185…D-187</w:t>
+      </w:r>
+      <w:r>
+        <w:rPr>
+          <w:rFonts w:ascii="宋体" w:eastAsia="宋体" w:hAnsi="宋体" w:cs="宋体" w:hint="eastAsia"/>
+          <w:lang w:eastAsia="zh-CN"/>
+        </w:rPr>
+        <w:t>）为</w:t>
+      </w:r>
+      <w:r>
+        <w:t xml:space="preserve"> </w:t>
+      </w:r>
+      <w:r>
+        <w:rPr>
+          <w:rFonts w:ascii="宋体" w:eastAsia="宋体" w:hAnsi="宋体" w:cs="宋体" w:hint="eastAsia"/>
+          <w:b/>
+          <w:lang w:eastAsia="zh-CN"/>
+        </w:rPr>
+        <w:t>时序 / 时钟预算链</w:t>
+      </w:r>
+      <w:r>
+        <w:rPr>
+          <w:rFonts w:ascii="宋体" w:eastAsia="宋体" w:hAnsi="宋体" w:cs="宋体" w:hint="eastAsia"/>
+          <w:lang w:eastAsia="zh-CN"/>
+        </w:rPr>
         <w:t xml:space="preserve">段；案例卡门禁另有 </w:t>
       </w:r>
       <w:r>
@@ -7484,7 +7530,7 @@
           <w:b/>
           <w:lang w:eastAsia="zh-CN"/>
         </w:rPr>
-        <w:t>45 判据 + 13 突变探针</w:t>
+        <w:t>47 判据 + 14 突变探针</w:t>
       </w:r>
       <w:r>
         <w:rPr>
@@ -11718,6 +11764,661 @@
                 <w:sz w:val="20"/>
               </w:rPr>
               <w:t>单元）</w:t>
+            </w:r>
+          </w:p>
+        </w:tc>
+      </w:tr>
+      <w:tr>
+        <w:tc>
+          <w:tcPr>
+            <w:tcW w:type="dxa" w:w="2160"/>
+            <w:vAlign w:val="center"/>
+            <w:tcBorders>
+              <w:top w:val="single" w:sz="6" w:space="0" w:color="CCCCCC"/>
+              <w:bottom w:val="single" w:sz="6" w:space="0" w:color="CCCCCC"/>
+              <w:left w:val="single" w:sz="6" w:space="0" w:color="CCCCCC"/>
+              <w:right w:val="single" w:sz="6" w:space="0" w:color="CCCCCC"/>
+            </w:tcBorders>
+            <w:tcMar>
+              <w:top w:w="96" w:type="dxa"/>
+              <w:bottom w:w="96" w:type="dxa"/>
+              <w:left w:w="144" w:type="dxa"/>
+              <w:right w:w="144" w:type="dxa"/>
+            </w:tcMar>
+          </w:tcPr>
+          <w:p>
+            <w:pPr>
+              <w:jc w:val="left"/>
+              <w:spacing w:line="240" w:lineRule="auto" w:before="50" w:after="50"/>
+            </w:pPr>
+            <w:r>
+              <w:rPr>
+                <w:sz w:val="20"/>
+              </w:rPr>
+              <w:t>E17</w:t>
+            </w:r>
+          </w:p>
+        </w:tc>
+        <w:tc>
+          <w:tcPr>
+            <w:tcW w:type="dxa" w:w="2160"/>
+            <w:vAlign w:val="center"/>
+            <w:tcBorders>
+              <w:top w:val="single" w:sz="6" w:space="0" w:color="CCCCCC"/>
+              <w:bottom w:val="single" w:sz="6" w:space="0" w:color="CCCCCC"/>
+              <w:left w:val="single" w:sz="6" w:space="0" w:color="CCCCCC"/>
+              <w:right w:val="single" w:sz="6" w:space="0" w:color="CCCCCC"/>
+            </w:tcBorders>
+            <w:tcMar>
+              <w:top w:w="96" w:type="dxa"/>
+              <w:bottom w:w="96" w:type="dxa"/>
+              <w:left w:w="144" w:type="dxa"/>
+              <w:right w:w="144" w:type="dxa"/>
+            </w:tcMar>
+          </w:tcPr>
+          <w:p>
+            <w:pPr>
+              <w:jc w:val="left"/>
+              <w:spacing w:line="240" w:lineRule="auto" w:before="50" w:after="50"/>
+            </w:pPr>
+            <w:r>
+              <w:rPr>
+                <w:sz w:val="20"/>
+              </w:rPr>
+              <w:t>D-185…D-187</w:t>
+            </w:r>
+          </w:p>
+        </w:tc>
+        <w:tc>
+          <w:tcPr>
+            <w:tcW w:type="dxa" w:w="2160"/>
+            <w:vAlign w:val="center"/>
+            <w:tcBorders>
+              <w:top w:val="single" w:sz="6" w:space="0" w:color="CCCCCC"/>
+              <w:bottom w:val="single" w:sz="6" w:space="0" w:color="CCCCCC"/>
+              <w:left w:val="single" w:sz="6" w:space="0" w:color="CCCCCC"/>
+              <w:right w:val="single" w:sz="6" w:space="0" w:color="CCCCCC"/>
+            </w:tcBorders>
+            <w:tcMar>
+              <w:top w:w="96" w:type="dxa"/>
+              <w:bottom w:w="96" w:type="dxa"/>
+              <w:left w:w="144" w:type="dxa"/>
+              <w:right w:w="144" w:type="dxa"/>
+            </w:tcMar>
+          </w:tcPr>
+          <w:p>
+            <w:pPr>
+              <w:jc w:val="left"/>
+              <w:spacing w:line="240" w:lineRule="auto" w:before="50" w:after="50"/>
+            </w:pPr>
+            <w:r>
+              <w:rPr>
+                <w:b/>
+                <w:sz w:val="20"/>
+              </w:rPr>
+              <w:t>时序 / 时钟预算链（时间维度上的 E15）</w:t>
+            </w:r>
+          </w:p>
+        </w:tc>
+        <w:tc>
+          <w:tcPr>
+            <w:tcW w:type="dxa" w:w="2160"/>
+            <w:vAlign w:val="center"/>
+            <w:tcBorders>
+              <w:top w:val="single" w:sz="6" w:space="0" w:color="CCCCCC"/>
+              <w:bottom w:val="single" w:sz="6" w:space="0" w:color="CCCCCC"/>
+              <w:left w:val="single" w:sz="6" w:space="0" w:color="CCCCCC"/>
+              <w:right w:val="single" w:sz="6" w:space="0" w:color="CCCCCC"/>
+            </w:tcBorders>
+            <w:tcMar>
+              <w:top w:w="96" w:type="dxa"/>
+              <w:bottom w:w="96" w:type="dxa"/>
+              <w:left w:w="144" w:type="dxa"/>
+              <w:right w:w="144" w:type="dxa"/>
+            </w:tcMar>
+          </w:tcPr>
+          <w:p>
+            <w:pPr>
+              <w:jc w:val="left"/>
+              <w:spacing w:line="240" w:lineRule="auto" w:before="50" w:after="50"/>
+            </w:pPr>
+            <w:r>
+              <w:rPr>
+                <w:b/>
+                <w:sz w:val="20"/>
+              </w:rPr>
+              <w:t>8×8 / 8 bit 每样本 129.565246 ns ⇒ 7.7181 MSa/s</w:t>
+            </w:r>
+            <w:r>
+              <w:rPr>
+                <w:sz w:val="20"/>
+              </w:rPr>
+              <w:t xml:space="preserve"> （ </w:t>
+            </w:r>
+            <w:r>
+              <w:rPr>
+                <w:b/>
+                <w:sz w:val="20"/>
+              </w:rPr>
+              <w:t>SAR 独占 71.11%</w:t>
+            </w:r>
+            <w:r>
+              <w:rPr>
+                <w:sz w:val="20"/>
+              </w:rPr>
+              <w:t xml:space="preserve"> </w:t>
+            </w:r>
+            <w:r>
+              <w:rPr>
+                <w:sz w:val="20"/>
+              </w:rPr>
+              <w:t xml:space="preserve"> · DAC 24.07% · </w:t>
+            </w:r>
+            <w:r>
+              <w:rPr>
+                <w:sz w:val="20"/>
+              </w:rPr>
+              <w:t xml:space="preserve"> </w:t>
+            </w:r>
+            <w:r>
+              <w:rPr>
+                <w:sz w:val="20"/>
+              </w:rPr>
+              <w:t>采样保持</w:t>
+            </w:r>
+            <w:r>
+              <w:rPr>
+                <w:sz w:val="20"/>
+              </w:rPr>
+              <w:t xml:space="preserve"> </w:t>
+            </w:r>
+            <w:r>
+              <w:rPr>
+                <w:sz w:val="20"/>
+              </w:rPr>
+              <w:t xml:space="preserve"> 4.81% · </w:t>
+            </w:r>
+            <w:r>
+              <w:rPr>
+                <w:sz w:val="20"/>
+              </w:rPr>
+              <w:t xml:space="preserve"> </w:t>
+            </w:r>
+            <w:r>
+              <w:rPr>
+                <w:sz w:val="20"/>
+              </w:rPr>
+              <w:t>行线</w:t>
+            </w:r>
+            <w:r>
+              <w:rPr>
+                <w:sz w:val="20"/>
+              </w:rPr>
+              <w:t xml:space="preserve"> </w:t>
+            </w:r>
+            <w:r>
+              <w:rPr>
+                <w:sz w:val="20"/>
+              </w:rPr>
+              <w:t xml:space="preserve"> </w:t>
+            </w:r>
+            <w:r>
+              <w:rPr>
+                <w:sz w:val="20"/>
+              </w:rPr>
+              <w:t xml:space="preserve"> </w:t>
+            </w:r>
+            <w:r>
+              <w:rPr>
+                <w:b/>
+                <w:sz w:val="20"/>
+              </w:rPr>
+              <w:t>0.000029 ns</w:t>
+            </w:r>
+            <w:r>
+              <w:rPr>
+                <w:sz w:val="20"/>
+              </w:rPr>
+              <w:t xml:space="preserve"> </w:t>
+            </w:r>
+            <w:r>
+              <w:rPr>
+                <w:sz w:val="20"/>
+              </w:rPr>
+              <w:t>）</w:t>
+            </w:r>
+            <w:r>
+              <w:rPr>
+                <w:sz w:val="20"/>
+              </w:rPr>
+              <w:t xml:space="preserve"> </w:t>
+            </w:r>
+            <w:r>
+              <w:rPr>
+                <w:sz w:val="20"/>
+              </w:rPr>
+              <w:t xml:space="preserve">· 🔴🔴 </w:t>
+            </w:r>
+            <w:r>
+              <w:rPr>
+                <w:sz w:val="20"/>
+              </w:rPr>
+              <w:t xml:space="preserve"> </w:t>
+            </w:r>
+            <w:r>
+              <w:rPr>
+                <w:b/>
+                <w:sz w:val="20"/>
+              </w:rPr>
+              <w:t>N 8→1024 阵列 τ 跨 12556.5× 而每样本只跨 1.00469×</w:t>
+            </w:r>
+            <w:r>
+              <w:rPr>
+                <w:sz w:val="20"/>
+              </w:rPr>
+              <w:t xml:space="preserve"> ⇒ </w:t>
+            </w:r>
+            <w:r>
+              <w:rPr>
+                <w:b/>
+                <w:sz w:val="20"/>
+              </w:rPr>
+              <w:t>规模墙是精度墙、不是速度墙</w:t>
+            </w:r>
+            <w:r>
+              <w:rPr>
+                <w:sz w:val="20"/>
+              </w:rPr>
+              <w:t xml:space="preserve"> </w:t>
+            </w:r>
+            <w:r>
+              <w:rPr>
+                <w:sz w:val="20"/>
+              </w:rPr>
+              <w:t xml:space="preserve"> · </w:t>
+            </w:r>
+            <w:r>
+              <w:rPr>
+                <w:sz w:val="20"/>
+              </w:rPr>
+              <w:t xml:space="preserve"> </w:t>
+            </w:r>
+            <w:r>
+              <w:rPr>
+                <w:sz w:val="20"/>
+              </w:rPr>
+              <w:t>阵列</w:t>
+            </w:r>
+            <w:r>
+              <w:rPr>
+                <w:sz w:val="20"/>
+              </w:rPr>
+              <w:t xml:space="preserve"> </w:t>
+            </w:r>
+            <w:r>
+              <w:rPr>
+                <w:sz w:val="20"/>
+              </w:rPr>
+              <w:t xml:space="preserve"> τ </w:t>
+            </w:r>
+            <w:r>
+              <w:rPr>
+                <w:sz w:val="20"/>
+              </w:rPr>
+              <w:t xml:space="preserve"> </w:t>
+            </w:r>
+            <w:r>
+              <w:rPr>
+                <w:sz w:val="20"/>
+              </w:rPr>
+              <w:t>达</w:t>
+            </w:r>
+            <w:r>
+              <w:rPr>
+                <w:sz w:val="20"/>
+              </w:rPr>
+              <w:t xml:space="preserve"> </w:t>
+            </w:r>
+            <w:r>
+              <w:rPr>
+                <w:sz w:val="20"/>
+              </w:rPr>
+              <w:t xml:space="preserve"> 1 ns </w:t>
+            </w:r>
+            <w:r>
+              <w:rPr>
+                <w:sz w:val="20"/>
+              </w:rPr>
+              <w:t xml:space="preserve"> </w:t>
+            </w:r>
+            <w:r>
+              <w:rPr>
+                <w:sz w:val="20"/>
+              </w:rPr>
+              <w:t>需</w:t>
+            </w:r>
+            <w:r>
+              <w:rPr>
+                <w:sz w:val="20"/>
+              </w:rPr>
+              <w:t xml:space="preserve"> </w:t>
+            </w:r>
+            <w:r>
+              <w:rPr>
+                <w:sz w:val="20"/>
+              </w:rPr>
+              <w:t xml:space="preserve"> </w:t>
+            </w:r>
+            <w:r>
+              <w:rPr>
+                <w:sz w:val="20"/>
+              </w:rPr>
+              <w:t xml:space="preserve"> </w:t>
+            </w:r>
+            <w:r>
+              <w:rPr>
+                <w:b/>
+                <w:sz w:val="20"/>
+              </w:rPr>
+              <w:t>N≈4238</w:t>
+            </w:r>
+            <w:r>
+              <w:rPr>
+                <w:sz w:val="20"/>
+              </w:rPr>
+              <w:t xml:space="preserve"> </w:t>
+            </w:r>
+            <w:r>
+              <w:rPr>
+                <w:sz w:val="20"/>
+              </w:rPr>
+              <w:t>（解析</w:t>
+            </w:r>
+            <w:r>
+              <w:rPr>
+                <w:sz w:val="20"/>
+              </w:rPr>
+              <w:t xml:space="preserve"> </w:t>
+            </w:r>
+            <w:r>
+              <w:rPr>
+                <w:sz w:val="20"/>
+              </w:rPr>
+              <w:t xml:space="preserve"> 4245.8 ⟷ </w:t>
+            </w:r>
+            <w:r>
+              <w:rPr>
+                <w:sz w:val="20"/>
+              </w:rPr>
+              <w:t xml:space="preserve"> </w:t>
+            </w:r>
+            <w:r>
+              <w:rPr>
+                <w:sz w:val="20"/>
+              </w:rPr>
+              <w:t>二分</w:t>
+            </w:r>
+            <w:r>
+              <w:rPr>
+                <w:sz w:val="20"/>
+              </w:rPr>
+              <w:t xml:space="preserve"> </w:t>
+            </w:r>
+            <w:r>
+              <w:rPr>
+                <w:sz w:val="20"/>
+              </w:rPr>
+              <w:t xml:space="preserve"> 4238</w:t>
+            </w:r>
+            <w:r>
+              <w:rPr>
+                <w:sz w:val="20"/>
+              </w:rPr>
+              <w:t xml:space="preserve"> </w:t>
+            </w:r>
+            <w:r>
+              <w:rPr>
+                <w:sz w:val="20"/>
+              </w:rPr>
+              <w:t>）</w:t>
+            </w:r>
+            <w:r>
+              <w:rPr>
+                <w:sz w:val="20"/>
+              </w:rPr>
+              <w:t xml:space="preserve"> </w:t>
+            </w:r>
+            <w:r>
+              <w:rPr>
+                <w:sz w:val="20"/>
+              </w:rPr>
+              <w:t xml:space="preserve">· 🔴 </w:t>
+            </w:r>
+            <w:r>
+              <w:rPr>
+                <w:sz w:val="20"/>
+              </w:rPr>
+              <w:t xml:space="preserve"> </w:t>
+            </w:r>
+            <w:r>
+              <w:rPr>
+                <w:b/>
+                <w:sz w:val="20"/>
+              </w:rPr>
+              <w:t>主导项随位数交叉</w:t>
+            </w:r>
+            <w:r>
+              <w:rPr>
+                <w:sz w:val="20"/>
+              </w:rPr>
+              <w:t xml:space="preserve"> </w:t>
+            </w:r>
+            <w:r>
+              <w:rPr>
+                <w:sz w:val="20"/>
+              </w:rPr>
+              <w:t>（</w:t>
+            </w:r>
+            <w:r>
+              <w:rPr>
+                <w:sz w:val="20"/>
+              </w:rPr>
+              <w:t xml:space="preserve"> </w:t>
+            </w:r>
+            <w:r>
+              <w:rPr>
+                <w:sz w:val="20"/>
+              </w:rPr>
+              <w:t>4/6 bit ⇒ DAC 76.8%/56.4%</w:t>
+            </w:r>
+            <w:r>
+              <w:rPr>
+                <w:sz w:val="20"/>
+              </w:rPr>
+              <w:t xml:space="preserve"> </w:t>
+            </w:r>
+            <w:r>
+              <w:rPr>
+                <w:sz w:val="20"/>
+              </w:rPr>
+              <w:t>；</w:t>
+            </w:r>
+            <w:r>
+              <w:rPr>
+                <w:sz w:val="20"/>
+              </w:rPr>
+              <w:t xml:space="preserve"> </w:t>
+            </w:r>
+            <w:r>
+              <w:rPr>
+                <w:sz w:val="20"/>
+              </w:rPr>
+              <w:t>8/10/12 bit ⇒ SAR 71.1%/92.3%/98.3%</w:t>
+            </w:r>
+            <w:r>
+              <w:rPr>
+                <w:sz w:val="20"/>
+              </w:rPr>
+              <w:t xml:space="preserve"> </w:t>
+            </w:r>
+            <w:r>
+              <w:rPr>
+                <w:sz w:val="20"/>
+              </w:rPr>
+              <w:t>）</w:t>
+            </w:r>
+            <w:r>
+              <w:rPr>
+                <w:sz w:val="20"/>
+              </w:rPr>
+              <w:t xml:space="preserve"> </w:t>
+            </w:r>
+            <w:r>
+              <w:rPr>
+                <w:sz w:val="20"/>
+              </w:rPr>
+              <w:t xml:space="preserve">· </w:t>
+            </w:r>
+            <w:r>
+              <w:rPr>
+                <w:sz w:val="20"/>
+              </w:rPr>
+              <w:t xml:space="preserve"> </w:t>
+            </w:r>
+            <w:r>
+              <w:rPr>
+                <w:sz w:val="20"/>
+              </w:rPr>
+              <w:t>流水线收益</w:t>
+            </w:r>
+            <w:r>
+              <w:rPr>
+                <w:sz w:val="20"/>
+              </w:rPr>
+              <w:t xml:space="preserve"> </w:t>
+            </w:r>
+            <w:r>
+              <w:rPr>
+                <w:sz w:val="20"/>
+              </w:rPr>
+              <w:t xml:space="preserve"> </w:t>
+            </w:r>
+            <w:r>
+              <w:rPr>
+                <w:sz w:val="20"/>
+              </w:rPr>
+              <w:t xml:space="preserve"> </w:t>
+            </w:r>
+            <w:r>
+              <w:rPr>
+                <w:b/>
+                <w:sz w:val="20"/>
+              </w:rPr>
+              <w:t>0.28889</w:t>
+            </w:r>
+            <w:r>
+              <w:rPr>
+                <w:sz w:val="20"/>
+              </w:rPr>
+              <w:t xml:space="preserve"> </w:t>
+            </w:r>
+            <w:r>
+              <w:rPr>
+                <w:sz w:val="20"/>
+              </w:rPr>
+              <w:t xml:space="preserve"> · </w:t>
+            </w:r>
+            <w:r>
+              <w:rPr>
+                <w:sz w:val="20"/>
+              </w:rPr>
+              <w:t xml:space="preserve"> </w:t>
+            </w:r>
+            <w:r>
+              <w:rPr>
+                <w:sz w:val="20"/>
+              </w:rPr>
+              <w:t>时钟预算（</w:t>
+            </w:r>
+            <w:r>
+              <w:rPr>
+                <w:sz w:val="20"/>
+              </w:rPr>
+              <w:t xml:space="preserve"> </w:t>
+            </w:r>
+            <w:r>
+              <w:rPr>
+                <w:sz w:val="20"/>
+              </w:rPr>
+              <w:t xml:space="preserve">160 ns ⇒ </w:t>
+            </w:r>
+            <w:r>
+              <w:rPr>
+                <w:sz w:val="20"/>
+              </w:rPr>
+              <w:t xml:space="preserve"> </w:t>
+            </w:r>
+            <w:r>
+              <w:rPr>
+                <w:rFonts w:ascii="Courier" w:hAnsi="Courier"/>
+                <w:sz w:val="20"/>
+              </w:rPr>
+              <w:t>t_clk_max</w:t>
+            </w:r>
+            <w:r>
+              <w:rPr>
+                <w:sz w:val="20"/>
+              </w:rPr>
+              <w:t xml:space="preserve"> </w:t>
+            </w:r>
+            <w:r>
+              <w:rPr>
+                <w:sz w:val="20"/>
+              </w:rPr>
+              <w:t xml:space="preserve"> 13.6189 ns · </w:t>
+            </w:r>
+            <w:r>
+              <w:rPr>
+                <w:sz w:val="20"/>
+              </w:rPr>
+              <w:t xml:space="preserve"> </w:t>
+            </w:r>
+            <w:r>
+              <w:rPr>
+                <w:sz w:val="20"/>
+              </w:rPr>
+              <w:t>代回残差</w:t>
+            </w:r>
+            <w:r>
+              <w:rPr>
+                <w:sz w:val="20"/>
+              </w:rPr>
+              <w:t xml:space="preserve"> </w:t>
+            </w:r>
+            <w:r>
+              <w:rPr>
+                <w:sz w:val="20"/>
+              </w:rPr>
+              <w:t xml:space="preserve"> </w:t>
+            </w:r>
+            <w:r>
+              <w:rPr>
+                <w:sz w:val="20"/>
+              </w:rPr>
+              <w:t xml:space="preserve"> </w:t>
+            </w:r>
+            <w:r>
+              <w:rPr>
+                <w:b/>
+                <w:sz w:val="20"/>
+              </w:rPr>
+              <w:t>0.00e+00</w:t>
+            </w:r>
+            <w:r>
+              <w:rPr>
+                <w:sz w:val="20"/>
+              </w:rPr>
+              <w:t xml:space="preserve"> ）</w:t>
             </w:r>
           </w:p>
         </w:tc>
@@ -16318,7 +17019,7 @@
           <w:sz w:val="36"/>
           <w:lang w:eastAsia="zh-CN"/>
         </w:rPr>
-        <w:t>八、2D MOS 与应用外设（E12–E15）——短沟道效应 + I–V / 亚阈值摆幅 + 真 DAC / ADC / 行驱动 + 端到端误差预算链</w:t>
+        <w:t>八、器件级建模与系统链（E12–E17）——短沟道效应 + I–V / 亚阈值摆幅 + 真 DAC / ADC / 行驱动 + 端到端误差预算链</w:t>
       </w:r>
       <w:bookmarkEnd w:id="18"/>
     </w:p>
@@ -26656,1002 +27357,33 @@
       </w:r>
     </w:p>
     <w:p>
-      <w:bookmarkStart w:id="19" w:name="_Toc_section_9"/>
-      <w:bookmarkStart w:id="8" w:name="section-9"/>
       <w:pPr>
-        <w:pStyle w:val="Heading2"/>
-        <w:spacing w:line="312" w:lineRule="auto" w:before="720" w:after="288"/>
+        <w:pStyle w:val="Heading3"/>
+        <w:spacing w:before="280" w:after="224"/>
       </w:pPr>
-      <w:bookmarkEnd w:id="8"/>
       <w:r>
         <w:rPr>
           <w:rFonts w:ascii="宋体" w:hAnsi="宋体" w:eastAsia="宋体" w:cs="宋体" w:hint="eastAsia"/>
           <w:b/>
-          <w:sz w:val="36"/>
-          <w:lang w:eastAsia="zh-CN"/>
-        </w:rPr>
-        <w:t>九、关键结论</w:t>
-      </w:r>
-      <w:bookmarkEnd w:id="19"/>
-    </w:p>
-    <w:p>
-      <w:pPr>
-        <w:pStyle w:val="ListBullet"/>
-        <w:spacing w:after="72"/>
-      </w:pPr>
-      <w:r>
-        <w:rPr>
-          <w:rFonts w:ascii="宋体" w:eastAsia="宋体" w:hAnsi="宋体" w:cs="宋体" w:hint="eastAsia"/>
-          <w:b/>
-          <w:lang w:eastAsia="zh-CN"/>
-        </w:rPr>
-        <w:t>补上最大平台缺口（E6）</w:t>
-      </w:r>
-      <w:r>
-        <w:rPr>
-          <w:rFonts w:ascii="宋体" w:eastAsia="宋体" w:hAnsi="宋体" w:cs="宋体" w:hint="eastAsia"/>
-          <w:lang w:eastAsia="zh-CN"/>
-        </w:rPr>
-        <w:t>：此前</w:t>
-      </w:r>
-      <w:r>
-        <w:t xml:space="preserve"> ecore </w:t>
-      </w:r>
-      <w:r>
-        <w:rPr>
-          <w:rFonts w:ascii="宋体" w:eastAsia="宋体" w:hAnsi="宋体" w:cs="宋体" w:hint="eastAsia"/>
-          <w:lang w:eastAsia="zh-CN"/>
-        </w:rPr>
-        <w:t>一条版图链都没有；现打通「电路模型</w:t>
-      </w:r>
-      <w:r>
-        <w:t xml:space="preserve"> → </w:t>
-      </w:r>
-      <w:r>
-        <w:rPr>
-          <w:rFonts w:ascii="宋体" w:eastAsia="宋体" w:hAnsi="宋体" w:cs="宋体" w:hint="eastAsia"/>
-          <w:lang w:eastAsia="zh-CN"/>
-        </w:rPr>
-        <w:t>可签核版图</w:t>
-      </w:r>
-      <w:r>
-        <w:t xml:space="preserve"> → GDS</w:t>
-      </w:r>
-      <w:r>
-        <w:rPr>
-          <w:rFonts w:ascii="宋体" w:eastAsia="宋体" w:hAnsi="宋体" w:cs="宋体" w:hint="eastAsia"/>
-          <w:lang w:eastAsia="zh-CN"/>
-        </w:rPr>
-        <w:t>」。</w:t>
-      </w:r>
-    </w:p>
-    <w:p>
-      <w:pPr>
-        <w:pStyle w:val="ListBullet"/>
-        <w:spacing w:after="72"/>
-      </w:pPr>
-      <w:r>
-        <w:rPr>
-          <w:rFonts w:ascii="宋体" w:eastAsia="宋体" w:hAnsi="宋体" w:cs="宋体" w:hint="eastAsia"/>
-          <w:b/>
-          <w:lang w:eastAsia="zh-CN"/>
-        </w:rPr>
-        <w:t>IR drop 是模拟 MVM 的第一号规模墙（E7）</w:t>
-      </w:r>
-      <w:r>
-        <w:rPr>
-          <w:rFonts w:ascii="宋体" w:eastAsia="宋体" w:hAnsi="宋体" w:cs="宋体" w:hint="eastAsia"/>
-          <w:lang w:eastAsia="zh-CN"/>
-        </w:rPr>
-        <w:t>：</w:t>
-      </w:r>
-      <w:r>
-        <w:t xml:space="preserve">∝N² </w:t>
-      </w:r>
-      <w:r>
-        <w:rPr>
-          <w:rFonts w:ascii="宋体" w:eastAsia="宋体" w:hAnsi="宋体" w:cs="宋体" w:hint="eastAsia"/>
-          <w:lang w:eastAsia="zh-CN"/>
-        </w:rPr>
-        <w:t>超线性</w:t>
-      </w:r>
-      <w:r>
-        <w:t xml:space="preserve"> ⇒ </w:t>
-      </w:r>
-      <w:r>
-        <w:rPr>
-          <w:rFonts w:ascii="宋体" w:eastAsia="宋体" w:hAnsi="宋体" w:cs="宋体" w:hint="eastAsia"/>
-          <w:lang w:eastAsia="zh-CN"/>
-        </w:rPr>
-        <w:t>被动单端驱动不能只靠加行列扩规模（须分段</w:t>
-      </w:r>
-      <w:r>
-        <w:t>/</w:t>
-      </w:r>
-      <w:r>
-        <w:rPr>
-          <w:rFonts w:ascii="宋体" w:eastAsia="宋体" w:hAnsi="宋体" w:cs="宋体" w:hint="eastAsia"/>
-          <w:lang w:eastAsia="zh-CN"/>
-        </w:rPr>
-        <w:t>双侧驱动、加宽加厚金属、降单元电导、分块</w:t>
-      </w:r>
-      <w:r>
-        <w:t xml:space="preserve"> tiling</w:t>
-      </w:r>
-      <w:r>
-        <w:rPr>
-          <w:rFonts w:ascii="宋体" w:eastAsia="宋体" w:hAnsi="宋体" w:cs="宋体" w:hint="eastAsia"/>
-          <w:lang w:eastAsia="zh-CN"/>
-        </w:rPr>
-        <w:t>）。</w:t>
-      </w:r>
-    </w:p>
-    <w:p>
-      <w:pPr>
-        <w:pStyle w:val="ListBullet"/>
-        <w:spacing w:after="72"/>
-      </w:pPr>
-      <w:r>
-        <w:rPr>
-          <w:rFonts w:ascii="宋体" w:eastAsia="宋体" w:hAnsi="宋体" w:cs="宋体" w:hint="eastAsia"/>
-          <w:b/>
-          <w:lang w:eastAsia="zh-CN"/>
-        </w:rPr>
-        <w:t>sneak 是拓扑效应（E7）</w:t>
-      </w:r>
-      <w:r>
-        <w:rPr>
-          <w:rFonts w:ascii="宋体" w:eastAsia="宋体" w:hAnsi="宋体" w:cs="宋体" w:hint="eastAsia"/>
-          <w:lang w:eastAsia="zh-CN"/>
-        </w:rPr>
-        <w:t>：与</w:t>
-      </w:r>
-      <w:r>
-        <w:t xml:space="preserve"> IR drop </w:t>
-      </w:r>
-      <w:r>
-        <w:rPr>
-          <w:rFonts w:ascii="宋体" w:eastAsia="宋体" w:hAnsi="宋体" w:cs="宋体" w:hint="eastAsia"/>
-          <w:lang w:eastAsia="zh-CN"/>
-        </w:rPr>
-        <w:t>解耦（</w:t>
-      </w:r>
-      <w:r>
-        <w:t xml:space="preserve">R=0 </w:t>
-      </w:r>
-      <w:r>
-        <w:rPr>
-          <w:rFonts w:ascii="宋体" w:eastAsia="宋体" w:hAnsi="宋体" w:cs="宋体" w:hint="eastAsia"/>
-          <w:lang w:eastAsia="zh-CN"/>
-        </w:rPr>
-        <w:t>时仍存在）</w:t>
-      </w:r>
-      <w:r>
-        <w:t xml:space="preserve">⇒ </w:t>
-      </w:r>
-      <w:r>
-        <w:rPr>
-          <w:rFonts w:ascii="宋体" w:eastAsia="宋体" w:hAnsi="宋体" w:cs="宋体" w:hint="eastAsia"/>
-          <w:lang w:eastAsia="zh-CN"/>
-        </w:rPr>
-        <w:t>需正规选通方案。</w:t>
-      </w:r>
-    </w:p>
-    <w:p>
-      <w:pPr>
-        <w:pStyle w:val="ListBullet"/>
-        <w:spacing w:after="72"/>
-      </w:pPr>
-      <w:r>
-        <w:rPr>
-          <w:rFonts w:ascii="宋体" w:eastAsia="宋体" w:hAnsi="宋体" w:cs="宋体" w:hint="eastAsia"/>
-          <w:b/>
-          <w:lang w:eastAsia="zh-CN"/>
-        </w:rPr>
-        <w:t>失配的两半（E8）</w:t>
-      </w:r>
-      <w:r>
-        <w:rPr>
-          <w:rFonts w:ascii="宋体" w:eastAsia="宋体" w:hAnsi="宋体" w:cs="宋体" w:hint="eastAsia"/>
-          <w:lang w:eastAsia="zh-CN"/>
-        </w:rPr>
-        <w:t>：随机项按</w:t>
-      </w:r>
-      <w:r>
-        <w:t xml:space="preserve"> 1/√N </w:t>
-      </w:r>
-      <w:r>
-        <w:rPr>
-          <w:rFonts w:ascii="宋体" w:eastAsia="宋体" w:hAnsi="宋体" w:cs="宋体" w:hint="eastAsia"/>
-          <w:lang w:eastAsia="zh-CN"/>
-        </w:rPr>
-        <w:t>被平均掉、系统项不会</w:t>
-      </w:r>
-      <w:r>
-        <w:t xml:space="preserve"> ⇒ </w:t>
-      </w:r>
-      <w:r>
-        <w:rPr>
-          <w:rFonts w:ascii="宋体" w:eastAsia="宋体" w:hAnsi="宋体" w:cs="宋体" w:hint="eastAsia"/>
-          <w:lang w:eastAsia="zh-CN"/>
-        </w:rPr>
-        <w:t>分层校准；校准精度决定有效位数上限。</w:t>
-      </w:r>
-    </w:p>
-    <w:p>
-      <w:pPr>
-        <w:pStyle w:val="ListBullet"/>
-        <w:spacing w:after="72"/>
-      </w:pPr>
-      <w:r>
-        <w:rPr>
-          <w:rFonts w:ascii="宋体" w:eastAsia="宋体" w:hAnsi="宋体" w:cs="宋体" w:hint="eastAsia"/>
-          <w:b/>
-          <w:lang w:eastAsia="zh-CN"/>
-        </w:rPr>
-        <w:t>规模由 IR drop 主导（E9）</w:t>
-      </w:r>
-      <w:r>
-        <w:rPr>
-          <w:rFonts w:ascii="宋体" w:eastAsia="宋体" w:hAnsi="宋体" w:cs="宋体" w:hint="eastAsia"/>
-          <w:lang w:eastAsia="zh-CN"/>
-        </w:rPr>
-        <w:t>：</w:t>
-      </w:r>
-      <w:r>
-        <w:t xml:space="preserve">5% </w:t>
-      </w:r>
-      <w:r>
-        <w:rPr>
-          <w:rFonts w:ascii="宋体" w:eastAsia="宋体" w:hAnsi="宋体" w:cs="宋体" w:hint="eastAsia"/>
-          <w:lang w:eastAsia="zh-CN"/>
-        </w:rPr>
-        <w:t>输出误差预算只支持</w:t>
-      </w:r>
-      <w:r>
-        <w:t xml:space="preserve"> ~18 </w:t>
-      </w:r>
-      <w:r>
-        <w:rPr>
-          <w:rFonts w:ascii="宋体" w:eastAsia="宋体" w:hAnsi="宋体" w:cs="宋体" w:hint="eastAsia"/>
-          <w:lang w:eastAsia="zh-CN"/>
-        </w:rPr>
-        <w:t>行，千级阵列在被动驱动下不可达。</w:t>
-      </w:r>
-    </w:p>
-    <w:p>
-      <w:pPr>
-        <w:pStyle w:val="ListBullet"/>
-        <w:spacing w:after="72"/>
-      </w:pPr>
-      <w:r>
-        <w:rPr>
-          <w:rFonts w:ascii="宋体" w:eastAsia="宋体" w:hAnsi="宋体" w:cs="宋体" w:hint="eastAsia"/>
-          <w:b/>
-          <w:lang w:eastAsia="zh-CN"/>
-        </w:rPr>
-        <w:t>架构族同构</w:t>
-      </w:r>
-      <w:r>
-        <w:rPr>
-          <w:rFonts w:ascii="宋体" w:eastAsia="宋体" w:hAnsi="宋体" w:cs="宋体" w:hint="eastAsia"/>
-          <w:lang w:eastAsia="zh-CN"/>
-        </w:rPr>
-        <w:t>：模拟</w:t>
-      </w:r>
-      <w:r>
-        <w:t xml:space="preserve"> MVM </w:t>
-      </w:r>
-      <w:r>
-        <w:rPr>
-          <w:rFonts w:ascii="宋体" w:eastAsia="宋体" w:hAnsi="宋体" w:cs="宋体" w:hint="eastAsia"/>
-          <w:lang w:eastAsia="zh-CN"/>
-        </w:rPr>
-        <w:t>交叉阵列</w:t>
-      </w:r>
-      <w:r>
-        <w:t xml:space="preserve"> = </w:t>
-      </w:r>
-      <w:r>
-        <w:rPr>
-          <w:rFonts w:ascii="宋体" w:eastAsia="宋体" w:hAnsi="宋体" w:cs="宋体" w:hint="eastAsia"/>
-          <w:lang w:eastAsia="zh-CN"/>
-        </w:rPr>
-        <w:t>电子域矩阵</w:t>
-      </w:r>
-      <w:r>
-        <w:t>-</w:t>
-      </w:r>
-      <w:r>
-        <w:rPr>
-          <w:rFonts w:ascii="宋体" w:eastAsia="宋体" w:hAnsi="宋体" w:cs="宋体" w:hint="eastAsia"/>
-          <w:lang w:eastAsia="zh-CN"/>
-        </w:rPr>
-        <w:t>向量乘，与光子</w:t>
-      </w:r>
-      <w:r>
-        <w:t xml:space="preserve"> MZI mesh</w:t>
-      </w:r>
-      <w:r>
-        <w:rPr>
-          <w:rFonts w:ascii="宋体" w:eastAsia="宋体" w:hAnsi="宋体" w:cs="宋体" w:hint="eastAsia"/>
-          <w:lang w:eastAsia="zh-CN"/>
-        </w:rPr>
-        <w:t>、商业模拟</w:t>
-      </w:r>
-      <w:r>
-        <w:t xml:space="preserve"> AI </w:t>
-      </w:r>
-      <w:r>
-        <w:rPr>
-          <w:rFonts w:ascii="宋体" w:eastAsia="宋体" w:hAnsi="宋体" w:cs="宋体" w:hint="eastAsia"/>
-          <w:lang w:eastAsia="zh-CN"/>
-        </w:rPr>
-        <w:t>加速器同族。</w:t>
-      </w:r>
-    </w:p>
-    <w:p>
-      <w:pPr>
-        <w:pStyle w:val="ListBullet"/>
-        <w:spacing w:after="72"/>
-      </w:pPr>
-      <w:r>
-        <w:rPr>
-          <w:rFonts w:ascii="宋体" w:eastAsia="宋体" w:hAnsi="宋体" w:cs="宋体" w:hint="eastAsia"/>
-          <w:b/>
-          <w:lang w:eastAsia="zh-CN"/>
-        </w:rPr>
-        <w:t>方法学独立</w:t>
-      </w:r>
-      <w:r>
-        <w:rPr>
-          <w:rFonts w:ascii="宋体" w:eastAsia="宋体" w:hAnsi="宋体" w:cs="宋体" w:hint="eastAsia"/>
-          <w:lang w:eastAsia="zh-CN"/>
-        </w:rPr>
-        <w:t>：判决全为死标量比对（闭式物理律</w:t>
-      </w:r>
-      <w:r>
-        <w:t xml:space="preserve"> golden</w:t>
-      </w:r>
-      <w:r>
-        <w:rPr>
-          <w:rFonts w:ascii="宋体" w:eastAsia="宋体" w:hAnsi="宋体" w:cs="宋体" w:hint="eastAsia"/>
-          <w:lang w:eastAsia="zh-CN"/>
-        </w:rPr>
-        <w:t>），</w:t>
-      </w:r>
-      <w:r>
-        <w:t xml:space="preserve">LLM </w:t>
-      </w:r>
-      <w:r>
-        <w:rPr>
-          <w:rFonts w:ascii="宋体" w:eastAsia="宋体" w:hAnsi="宋体" w:cs="宋体" w:hint="eastAsia"/>
-          <w:lang w:eastAsia="zh-CN"/>
-        </w:rPr>
-        <w:t>不进判决路径，零外部</w:t>
-      </w:r>
-      <w:r>
-        <w:t xml:space="preserve"> SPICE / </w:t>
-      </w:r>
-      <w:r>
-        <w:rPr>
-          <w:rFonts w:ascii="宋体" w:eastAsia="宋体" w:hAnsi="宋体" w:cs="宋体" w:hint="eastAsia"/>
-          <w:lang w:eastAsia="zh-CN"/>
-        </w:rPr>
-        <w:t>商业</w:t>
-      </w:r>
-      <w:r>
-        <w:t xml:space="preserve"> EDA </w:t>
-      </w:r>
-      <w:r>
-        <w:rPr>
-          <w:rFonts w:ascii="宋体" w:eastAsia="宋体" w:hAnsi="宋体" w:cs="宋体" w:hint="eastAsia"/>
-          <w:lang w:eastAsia="zh-CN"/>
-        </w:rPr>
-        <w:t>引擎。</w:t>
-      </w:r>
-    </w:p>
-    <w:p>
-      <w:pPr>
-        <w:pStyle w:val="ListBullet"/>
-        <w:spacing w:after="72"/>
-      </w:pPr>
-      <w:r>
-        <w:rPr>
-          <w:rFonts w:ascii="宋体" w:eastAsia="宋体" w:hAnsi="宋体" w:cs="宋体" w:hint="eastAsia"/>
-          <w:b/>
-          <w:lang w:eastAsia="zh-CN"/>
-        </w:rPr>
-        <w:t>带符号权重</w:t>
-      </w:r>
-      <w:r>
-        <w:rPr>
-          <w:rFonts w:ascii="宋体" w:eastAsia="宋体" w:hAnsi="宋体" w:cs="宋体" w:hint="eastAsia"/>
-          <w:lang w:eastAsia="zh-CN"/>
-        </w:rPr>
-        <w:t>：参考列法（</w:t>
-      </w:r>
-      <w:r>
-        <w:rPr>
-          <w:rFonts w:ascii="Courier" w:hAnsi="Courier"/>
-        </w:rPr>
-        <w:t>g_ij = g_base + s·W_ij</w:t>
-      </w:r>
-      <w:r>
-        <w:rPr>
-          <w:rFonts w:ascii="宋体" w:eastAsia="宋体" w:hAnsi="宋体" w:cs="宋体" w:hint="eastAsia"/>
-          <w:lang w:eastAsia="zh-CN"/>
-        </w:rPr>
-        <w:t>，数据列减参考列）。</w:t>
-      </w:r>
-    </w:p>
-    <w:p>
-      <w:pPr>
-        <w:pStyle w:val="ListBullet"/>
-        <w:spacing w:after="72"/>
-      </w:pPr>
-      <w:r>
-        <w:rPr>
-          <w:rFonts w:ascii="宋体" w:eastAsia="宋体" w:hAnsi="宋体" w:cs="宋体" w:hint="eastAsia"/>
-          <w:b/>
-          <w:lang w:eastAsia="zh-CN"/>
-        </w:rPr>
-        <w:t>器件级内核验证（E11-c）</w:t>
-      </w:r>
-      <w:r>
-        <w:rPr>
-          <w:rFonts w:ascii="宋体" w:eastAsia="宋体" w:hAnsi="宋体" w:cs="宋体" w:hint="eastAsia"/>
-          <w:lang w:eastAsia="zh-CN"/>
-        </w:rPr>
-        <w:t>：新增</w:t>
-      </w:r>
-      <w:r>
-        <w:t xml:space="preserve"> MOSCAP 1D </w:t>
-      </w:r>
-      <w:r>
-        <w:rPr>
-          <w:rFonts w:ascii="宋体" w:eastAsia="宋体" w:hAnsi="宋体" w:cs="宋体" w:hint="eastAsia"/>
-          <w:lang w:eastAsia="zh-CN"/>
-        </w:rPr>
-        <w:t>自洽泊松，使本包首次拥有「教科书闭式</w:t>
-      </w:r>
-      <w:r>
-        <w:t xml:space="preserve"> ⟷ </w:t>
-      </w:r>
-      <w:r>
-        <w:rPr>
-          <w:rFonts w:ascii="宋体" w:eastAsia="宋体" w:hAnsi="宋体" w:cs="宋体" w:hint="eastAsia"/>
-          <w:lang w:eastAsia="zh-CN"/>
-        </w:rPr>
-        <w:t>器件级</w:t>
-      </w:r>
-      <w:r>
-        <w:t xml:space="preserve"> PDE</w:t>
-      </w:r>
-      <w:r>
-        <w:rPr>
-          <w:rFonts w:ascii="宋体" w:eastAsia="宋体" w:hAnsi="宋体" w:cs="宋体" w:hint="eastAsia"/>
-          <w:lang w:eastAsia="zh-CN"/>
-        </w:rPr>
-        <w:t>」这条独立交叉验证路径（</w:t>
-      </w:r>
-      <w:r>
-        <w:t xml:space="preserve">V_th </w:t>
-      </w:r>
-      <w:r>
-        <w:rPr>
-          <w:rFonts w:ascii="宋体" w:eastAsia="宋体" w:hAnsi="宋体" w:cs="宋体" w:hint="eastAsia"/>
-          <w:lang w:eastAsia="zh-CN"/>
-        </w:rPr>
-        <w:t>一致到</w:t>
-      </w:r>
-      <w:r>
-        <w:t xml:space="preserve"> 2e-4%</w:t>
-      </w:r>
-      <w:r>
-        <w:rPr>
-          <w:rFonts w:ascii="宋体" w:eastAsia="宋体" w:hAnsi="宋体" w:cs="宋体" w:hint="eastAsia"/>
-          <w:lang w:eastAsia="zh-CN"/>
-        </w:rPr>
-        <w:t>）；此前器件模型只与</w:t>
-      </w:r>
-      <w:r>
-        <w:rPr>
-          <w:rFonts w:ascii="宋体" w:eastAsia="宋体" w:hAnsi="宋体" w:cs="宋体" w:hint="eastAsia"/>
-          <w:b/>
-          <w:lang w:eastAsia="zh-CN"/>
-        </w:rPr>
-        <w:t>自身闭式</w:t>
-      </w:r>
-      <w:r>
-        <w:rPr>
-          <w:rFonts w:ascii="宋体" w:eastAsia="宋体" w:hAnsi="宋体" w:cs="宋体" w:hint="eastAsia"/>
-          <w:lang w:eastAsia="zh-CN"/>
-        </w:rPr>
-        <w:t>自洽。</w:t>
-      </w:r>
-    </w:p>
-    <w:p>
-      <w:pPr>
-        <w:pStyle w:val="ListBullet"/>
-        <w:spacing w:after="72"/>
-      </w:pPr>
-      <w:r>
-        <w:rPr>
-          <w:rFonts w:ascii="宋体" w:eastAsia="宋体" w:hAnsi="宋体" w:cs="宋体" w:hint="eastAsia"/>
-          <w:b/>
-          <w:lang w:eastAsia="zh-CN"/>
-        </w:rPr>
-        <w:t>失效边界（E11-d）</w:t>
-      </w:r>
-      <w:r>
-        <w:rPr>
-          <w:rFonts w:ascii="宋体" w:eastAsia="宋体" w:hAnsi="宋体" w:cs="宋体" w:hint="eastAsia"/>
-          <w:lang w:eastAsia="zh-CN"/>
-        </w:rPr>
-        <w:t>：数值窗口（随网格变）与物理窗口（</w:t>
-      </w:r>
-      <w:r>
-        <w:rPr>
-          <w:rFonts w:ascii="宋体" w:eastAsia="宋体" w:hAnsi="宋体" w:cs="宋体" w:hint="eastAsia"/>
-          <w:b/>
-          <w:lang w:eastAsia="zh-CN"/>
-        </w:rPr>
-        <w:t>与网格无关</w:t>
-      </w:r>
-      <w:r>
-        <w:rPr>
-          <w:rFonts w:ascii="宋体" w:eastAsia="宋体" w:hAnsi="宋体" w:cs="宋体" w:hint="eastAsia"/>
-          <w:lang w:eastAsia="zh-CN"/>
-        </w:rPr>
-        <w:t>）严格分离</w:t>
-      </w:r>
-      <w:r>
-        <w:t xml:space="preserve"> ⇒ </w:t>
-      </w:r>
-      <w:r>
-        <w:rPr>
-          <w:rFonts w:ascii="宋体" w:eastAsia="宋体" w:hAnsi="宋体" w:cs="宋体" w:hint="eastAsia"/>
-          <w:lang w:eastAsia="zh-CN"/>
-        </w:rPr>
-        <w:t>半宽比</w:t>
-      </w:r>
-      <w:r>
-        <w:t xml:space="preserve"> </w:t>
-      </w:r>
-      <w:r>
-        <w:rPr>
-          <w:b/>
-        </w:rPr>
-        <w:t>0.835</w:t>
-      </w:r>
-      <w:r>
-        <w:t xml:space="preserve"> ⇒ </w:t>
-      </w:r>
-      <w:r>
-        <w:rPr>
-          <w:rFonts w:ascii="宋体" w:eastAsia="宋体" w:hAnsi="宋体" w:cs="宋体" w:hint="eastAsia"/>
-          <w:b/>
-          <w:lang w:eastAsia="zh-CN"/>
-        </w:rPr>
-        <w:t>物理模型先失效、数值后崩</w:t>
-      </w:r>
-      <w:r>
-        <w:rPr>
-          <w:rFonts w:ascii="宋体" w:eastAsia="宋体" w:hAnsi="宋体" w:cs="宋体" w:hint="eastAsia"/>
-          <w:lang w:eastAsia="zh-CN"/>
-        </w:rPr>
-        <w:t>；文献缺口量化：</w:t>
-      </w:r>
-      <w:r>
-        <w:t xml:space="preserve">L=65 nm </w:t>
-      </w:r>
-      <w:r>
-        <w:rPr>
-          <w:rFonts w:ascii="宋体" w:eastAsia="宋体" w:hAnsi="宋体" w:cs="宋体" w:hint="eastAsia"/>
-          <w:lang w:eastAsia="zh-CN"/>
-        </w:rPr>
-        <w:t>时</w:t>
-      </w:r>
-      <w:r>
-        <w:t xml:space="preserve"> roll-off </w:t>
-      </w:r>
-      <w:r>
-        <w:rPr>
-          <w:rFonts w:ascii="宋体" w:eastAsia="宋体" w:hAnsi="宋体" w:cs="宋体" w:hint="eastAsia"/>
-          <w:lang w:eastAsia="zh-CN"/>
-        </w:rPr>
-        <w:t>占</w:t>
-      </w:r>
-      <w:r>
-        <w:t xml:space="preserve"> V_th 37.9%</w:t>
-      </w:r>
-      <w:r>
-        <w:rPr>
-          <w:rFonts w:ascii="宋体" w:eastAsia="宋体" w:hAnsi="宋体" w:cs="宋体" w:hint="eastAsia"/>
-          <w:lang w:eastAsia="zh-CN"/>
-        </w:rPr>
-        <w:t>（</w:t>
-      </w:r>
-      <w:r>
-        <w:rPr>
-          <w:rFonts w:ascii="宋体" w:eastAsia="宋体" w:hAnsi="宋体" w:cs="宋体" w:hint="eastAsia"/>
-          <w:b/>
-          <w:lang w:eastAsia="zh-CN"/>
-        </w:rPr>
-        <w:t>非 LDA 计算结果</w:t>
-      </w:r>
-      <w:r>
-        <w:rPr>
-          <w:rFonts w:ascii="宋体" w:eastAsia="宋体" w:hAnsi="宋体" w:cs="宋体" w:hint="eastAsia"/>
-          <w:lang w:eastAsia="zh-CN"/>
-        </w:rPr>
-        <w:t>）。</w:t>
-      </w:r>
-    </w:p>
-    <w:p>
-      <w:pPr>
-        <w:pStyle w:val="ListBullet"/>
-        <w:spacing w:after="72"/>
-      </w:pPr>
-      <w:r>
-        <w:rPr>
-          <w:rFonts w:ascii="宋体" w:eastAsia="宋体" w:hAnsi="宋体" w:cs="宋体" w:hint="eastAsia"/>
-          <w:b/>
-          <w:lang w:eastAsia="zh-CN"/>
-        </w:rPr>
-        <w:t>短沟道效应由 2D 解自然涌现（E12）</w:t>
-      </w:r>
-      <w:r>
-        <w:rPr>
-          <w:rFonts w:ascii="宋体" w:eastAsia="宋体" w:hAnsi="宋体" w:cs="宋体" w:hint="eastAsia"/>
-          <w:lang w:eastAsia="zh-CN"/>
-        </w:rPr>
-        <w:t>：</w:t>
-      </w:r>
-      <w:r>
-        <w:t xml:space="preserve">E11-d </w:t>
-      </w:r>
-      <w:r>
-        <w:rPr>
-          <w:rFonts w:ascii="宋体" w:eastAsia="宋体" w:hAnsi="宋体" w:cs="宋体" w:hint="eastAsia"/>
-          <w:lang w:eastAsia="zh-CN"/>
-        </w:rPr>
-        <w:t>曾登记「平台算不了」；</w:t>
-      </w:r>
-      <w:r>
-        <w:t xml:space="preserve">E12 </w:t>
-      </w:r>
-      <w:r>
-        <w:rPr>
-          <w:rFonts w:ascii="宋体" w:eastAsia="宋体" w:hAnsi="宋体" w:cs="宋体" w:hint="eastAsia"/>
-          <w:lang w:eastAsia="zh-CN"/>
-        </w:rPr>
-        <w:t>补上四端</w:t>
-      </w:r>
-      <w:r>
-        <w:t xml:space="preserve"> 2D </w:t>
-      </w:r>
-      <w:r>
-        <w:rPr>
-          <w:rFonts w:ascii="宋体" w:eastAsia="宋体" w:hAnsi="宋体" w:cs="宋体" w:hint="eastAsia"/>
-          <w:lang w:eastAsia="zh-CN"/>
-        </w:rPr>
-        <w:t>自洽泊松后，</w:t>
-      </w:r>
-      <w:r>
-        <w:t xml:space="preserve">roll-off / DIBL </w:t>
-      </w:r>
-      <w:r>
-        <w:rPr>
-          <w:rFonts w:ascii="宋体" w:eastAsia="宋体" w:hAnsi="宋体" w:cs="宋体" w:hint="eastAsia"/>
-          <w:lang w:eastAsia="zh-CN"/>
-        </w:rPr>
-        <w:t>不再靠文献式代入</w:t>
-      </w:r>
-      <w:r>
-        <w:t>——</w:t>
-      </w:r>
-      <w:r>
-        <w:rPr>
-          <w:rFonts w:ascii="宋体" w:eastAsia="宋体" w:hAnsi="宋体" w:cs="宋体" w:hint="eastAsia"/>
-          <w:b/>
-          <w:lang w:eastAsia="zh-CN"/>
-        </w:rPr>
-        <w:t>DIBL 153.6 mV/V 且满足 ln(DIBL)–L 指数衰减律（R² 0.9986 · ℓ_eff 68.9 nm）</w:t>
-      </w:r>
-      <w:r>
-        <w:rPr>
-          <w:rFonts w:ascii="宋体" w:eastAsia="宋体" w:hAnsi="宋体" w:cs="宋体" w:hint="eastAsia"/>
-          <w:lang w:eastAsia="zh-CN"/>
-        </w:rPr>
-        <w:t>，这是该能力「真做出来了」的决定性证据。</w:t>
-      </w:r>
-    </w:p>
-    <w:p>
-      <w:pPr>
-        <w:pStyle w:val="ListBullet"/>
-        <w:spacing w:after="72"/>
-      </w:pPr>
-      <w:r>
-        <w:rPr>
-          <w:rFonts w:ascii="宋体" w:eastAsia="宋体" w:hAnsi="宋体" w:cs="宋体" w:hint="eastAsia"/>
-          <w:b/>
-          <w:lang w:eastAsia="zh-CN"/>
-        </w:rPr>
-        <w:t>亚阈值摆幅：60 mV/dec 是硬下限，不是目标（E13）</w:t>
-      </w:r>
-      <w:r>
-        <w:rPr>
-          <w:rFonts w:ascii="宋体" w:eastAsia="宋体" w:hAnsi="宋体" w:cs="宋体" w:hint="eastAsia"/>
-          <w:lang w:eastAsia="zh-CN"/>
-        </w:rPr>
-        <w:t>：</w:t>
-      </w:r>
-      <w:r>
-        <w:t xml:space="preserve">E12 </w:t>
-      </w:r>
-      <w:r>
-        <w:rPr>
-          <w:rFonts w:ascii="宋体" w:eastAsia="宋体" w:hAnsi="宋体" w:cs="宋体" w:hint="eastAsia"/>
-          <w:lang w:eastAsia="zh-CN"/>
-        </w:rPr>
-        <w:t>的「不产</w:t>
-      </w:r>
-      <w:r>
-        <w:t xml:space="preserve"> I-V</w:t>
-      </w:r>
-      <w:r>
-        <w:rPr>
-          <w:rFonts w:ascii="宋体" w:eastAsia="宋体" w:hAnsi="宋体" w:cs="宋体" w:hint="eastAsia"/>
-          <w:lang w:eastAsia="zh-CN"/>
-        </w:rPr>
-        <w:t>」缺口由</w:t>
-      </w:r>
-      <w:r>
-        <w:t xml:space="preserve"> E13 </w:t>
-      </w:r>
-      <w:r>
-        <w:rPr>
-          <w:rFonts w:ascii="宋体" w:eastAsia="宋体" w:hAnsi="宋体" w:cs="宋体" w:hint="eastAsia"/>
-          <w:lang w:eastAsia="zh-CN"/>
-        </w:rPr>
-        <w:t>的稳态漂移扩散输运关掉。</w:t>
-      </w:r>
-      <w:r>
-        <w:rPr>
-          <w:rFonts w:ascii="宋体" w:eastAsia="宋体" w:hAnsi="宋体" w:cs="宋体" w:hint="eastAsia"/>
-          <w:b/>
-          <w:lang w:eastAsia="zh-CN"/>
-        </w:rPr>
-        <w:t>「SS → 60」是错的目标</w:t>
-      </w:r>
-      <w:r>
-        <w:t xml:space="preserve"> —— </w:t>
-      </w:r>
-      <w:r>
-        <w:rPr>
-          <w:rFonts w:ascii="宋体" w:eastAsia="宋体" w:hAnsi="宋体" w:cs="宋体" w:hint="eastAsia"/>
-          <w:lang w:eastAsia="zh-CN"/>
-        </w:rPr>
-        <w:t>体硅器件因体效应收敛到</w:t>
-      </w:r>
-      <w:r>
-        <w:t xml:space="preserve"> </w:t>
-      </w:r>
-      <w:r>
-        <w:rPr>
-          <w:rFonts w:ascii="Courier" w:hAnsi="Courier"/>
-        </w:rPr>
-        <w:t>60·(1+Cd/Cox)</w:t>
-      </w:r>
-      <w:r>
-        <w:t xml:space="preserve"> </w:t>
-      </w:r>
-      <w:r>
-        <w:rPr>
-          <w:rFonts w:ascii="宋体" w:eastAsia="宋体" w:hAnsi="宋体" w:cs="宋体" w:hint="eastAsia"/>
-          <w:lang w:eastAsia="zh-CN"/>
-        </w:rPr>
-        <w:t>的平台（本例</w:t>
-      </w:r>
-      <w:r>
-        <w:t xml:space="preserve"> ≈ </w:t>
-      </w:r>
-      <w:r>
-        <w:rPr>
-          <w:b/>
-        </w:rPr>
-        <w:t>66.4</w:t>
-      </w:r>
-      <w:r>
-        <w:rPr>
-          <w:rFonts w:ascii="宋体" w:eastAsia="宋体" w:hAnsi="宋体" w:cs="宋体" w:hint="eastAsia"/>
-          <w:lang w:eastAsia="zh-CN"/>
-        </w:rPr>
-        <w:t>）</w:t>
-      </w:r>
-      <w:r>
-        <w:t xml:space="preserve">⇒ 60 </w:t>
-      </w:r>
-      <w:r>
-        <w:rPr>
-          <w:rFonts w:ascii="宋体" w:eastAsia="宋体" w:hAnsi="宋体" w:cs="宋体" w:hint="eastAsia"/>
-          <w:lang w:eastAsia="zh-CN"/>
-        </w:rPr>
-        <w:t>的角色是</w:t>
-      </w:r>
-      <w:r>
-        <w:rPr>
-          <w:rFonts w:ascii="宋体" w:eastAsia="宋体" w:hAnsi="宋体" w:cs="宋体" w:hint="eastAsia"/>
-          <w:b/>
-          <w:lang w:eastAsia="zh-CN"/>
-        </w:rPr>
-        <w:t>物理定律硬下限（不等式）</w:t>
-      </w:r>
-      <w:r>
-        <w:rPr>
-          <w:rFonts w:ascii="宋体" w:eastAsia="宋体" w:hAnsi="宋体" w:cs="宋体" w:hint="eastAsia"/>
-          <w:lang w:eastAsia="zh-CN"/>
-        </w:rPr>
-        <w:t>，不是渐近目标。实测长沟道</w:t>
-      </w:r>
-      <w:r>
-        <w:t xml:space="preserve"> 2D </w:t>
-      </w:r>
-      <w:r>
-        <w:rPr>
-          <w:b/>
-        </w:rPr>
-        <w:t>68.08</w:t>
-      </w:r>
-      <w:r>
-        <w:t xml:space="preserve"> ⟷ </w:t>
-      </w:r>
-      <w:r>
-        <w:rPr>
-          <w:rFonts w:ascii="宋体" w:eastAsia="宋体" w:hAnsi="宋体" w:cs="宋体" w:hint="eastAsia"/>
-          <w:lang w:eastAsia="zh-CN"/>
-        </w:rPr>
-        <w:t>闭式</w:t>
-      </w:r>
-      <w:r>
-        <w:t xml:space="preserve"> </w:t>
-      </w:r>
-      <w:r>
-        <w:rPr>
-          <w:b/>
-        </w:rPr>
-        <w:t>66.41</w:t>
-      </w:r>
-      <w:r>
-        <w:rPr>
-          <w:rFonts w:ascii="宋体" w:eastAsia="宋体" w:hAnsi="宋体" w:cs="宋体" w:hint="eastAsia"/>
-          <w:lang w:eastAsia="zh-CN"/>
-        </w:rPr>
-        <w:t>（</w:t>
-      </w:r>
-      <w:r>
-        <w:t>rel 2.52%</w:t>
-      </w:r>
-      <w:r>
-        <w:rPr>
-          <w:rFonts w:ascii="宋体" w:eastAsia="宋体" w:hAnsi="宋体" w:cs="宋体" w:hint="eastAsia"/>
-          <w:lang w:eastAsia="zh-CN"/>
-        </w:rPr>
-        <w:t>）；短沟道退化</w:t>
-      </w:r>
-      <w:r>
-        <w:t xml:space="preserve"> </w:t>
-      </w:r>
-      <w:r>
-        <w:rPr>
-          <w:b/>
-        </w:rPr>
-        <w:t>65 nm → 226.9 mV/dec</w:t>
-      </w:r>
-      <w:r>
-        <w:rPr>
-          <w:rFonts w:ascii="宋体" w:eastAsia="宋体" w:hAnsi="宋体" w:cs="宋体" w:hint="eastAsia"/>
-          <w:lang w:eastAsia="zh-CN"/>
-        </w:rPr>
-        <w:t>（与</w:t>
-      </w:r>
-      <w:r>
-        <w:t xml:space="preserve"> E12 </w:t>
-      </w:r>
-      <w:r>
-        <w:rPr>
-          <w:rFonts w:ascii="宋体" w:eastAsia="宋体" w:hAnsi="宋体" w:cs="宋体" w:hint="eastAsia"/>
-          <w:lang w:eastAsia="zh-CN"/>
-        </w:rPr>
-        <w:t>的</w:t>
-      </w:r>
-      <w:r>
-        <w:t xml:space="preserve"> roll-off / DIBL </w:t>
-      </w:r>
-      <w:r>
-        <w:rPr>
-          <w:rFonts w:ascii="宋体" w:eastAsia="宋体" w:hAnsi="宋体" w:cs="宋体" w:hint="eastAsia"/>
-          <w:b/>
-          <w:lang w:eastAsia="zh-CN"/>
-        </w:rPr>
-        <w:t>同向</w:t>
-      </w:r>
-      <w:r>
-        <w:rPr>
-          <w:rFonts w:ascii="宋体" w:eastAsia="宋体" w:hAnsi="宋体" w:cs="宋体" w:hint="eastAsia"/>
-          <w:lang w:eastAsia="zh-CN"/>
-        </w:rPr>
-        <w:t>，两条独立路径互证）。</w:t>
-      </w:r>
-      <w:r>
-        <w:t xml:space="preserve">🔴 </w:t>
-      </w:r>
-      <w:r>
-        <w:rPr>
-          <w:rFonts w:ascii="宋体" w:eastAsia="宋体" w:hAnsi="宋体" w:cs="宋体" w:hint="eastAsia"/>
-          <w:b/>
-          <w:lang w:eastAsia="zh-CN"/>
-        </w:rPr>
-        <w:t>仍是 DD 框架</w:t>
-      </w:r>
-      <w:r>
-        <w:t xml:space="preserve"> ⇒ </w:t>
-      </w:r>
-      <w:r>
-        <w:rPr>
-          <w:rFonts w:ascii="Courier" w:hAnsi="Courier"/>
-        </w:rPr>
-        <w:t>I_on</w:t>
-      </w:r>
-      <w:r>
-        <w:rPr>
-          <w:rFonts w:ascii="宋体" w:eastAsia="宋体" w:hAnsi="宋体" w:cs="宋体" w:hint="eastAsia"/>
-          <w:lang w:eastAsia="zh-CN"/>
-        </w:rPr>
-        <w:t xml:space="preserve"> 绝对值不可当器件性能。</w:t>
-      </w:r>
-    </w:p>
-    <w:p>
-      <w:bookmarkStart w:id="20" w:name="_Toc_section_10"/>
-      <w:bookmarkStart w:id="9" w:name="section-10"/>
-      <w:pPr>
-        <w:pStyle w:val="Heading2"/>
-        <w:spacing w:line="312" w:lineRule="auto" w:before="720" w:after="288"/>
-      </w:pPr>
-      <w:bookmarkEnd w:id="9"/>
-      <w:r>
-        <w:rPr>
-          <w:rFonts w:ascii="宋体" w:hAnsi="宋体" w:eastAsia="宋体" w:cs="宋体" w:hint="eastAsia"/>
-          <w:b/>
-          <w:sz w:val="36"/>
-          <w:lang w:eastAsia="zh-CN"/>
-        </w:rPr>
-        <w:t>十、先进性定位</w:t>
-      </w:r>
-      <w:bookmarkEnd w:id="20"/>
+          <w:sz w:val="28"/>
+          <w:lang w:eastAsia="zh-CN"/>
+        </w:rPr>
+        <w:t>E17 时序 / 时钟预算链 —— 时间维度上的 E15</w:t>
+      </w:r>
     </w:p>
     <w:p>
       <w:pPr>
         <w:spacing w:after="192"/>
       </w:pPr>
       <w:r>
-        <w:rPr>
-          <w:rFonts w:ascii="宋体" w:eastAsia="宋体" w:hAnsi="宋体" w:cs="宋体" w:hint="eastAsia"/>
-          <w:lang w:eastAsia="zh-CN"/>
-        </w:rPr>
-        <w:t>公开</w:t>
-      </w:r>
-      <w:r>
-        <w:t xml:space="preserve"> landmark </w:t>
-      </w:r>
-      <w:r>
-        <w:rPr>
-          <w:rFonts w:ascii="宋体" w:eastAsia="宋体" w:hAnsi="宋体" w:cs="宋体" w:hint="eastAsia"/>
-          <w:lang w:eastAsia="zh-CN"/>
-        </w:rPr>
-        <w:t>仅作背景坐标，与本案例</w:t>
+        <w:t xml:space="preserve">E1–E16 </w:t>
+      </w:r>
+      <w:r>
+        <w:rPr>
+          <w:rFonts w:ascii="宋体" w:eastAsia="宋体" w:hAnsi="宋体" w:cs="宋体" w:hint="eastAsia"/>
+          <w:lang w:eastAsia="zh-CN"/>
+        </w:rPr>
+        <w:t>把</w:t>
       </w:r>
       <w:r>
         <w:rPr>
@@ -27659,7 +27391,185 @@
           <w:b/>
           <w:lang w:eastAsia="zh-CN"/>
         </w:rPr>
-        <w:t>不同台比较</w:t>
+        <w:t>精度</w:t>
+      </w:r>
+      <w:r>
+        <w:rPr>
+          <w:rFonts w:ascii="宋体" w:eastAsia="宋体" w:hAnsi="宋体" w:cs="宋体" w:hint="eastAsia"/>
+          <w:lang w:eastAsia="zh-CN"/>
+        </w:rPr>
+        <w:t>（</w:t>
+      </w:r>
+      <w:r>
+        <w:t xml:space="preserve">E15 </w:t>
+      </w:r>
+      <w:r>
+        <w:rPr>
+          <w:rFonts w:ascii="宋体" w:eastAsia="宋体" w:hAnsi="宋体" w:cs="宋体" w:hint="eastAsia"/>
+          <w:lang w:eastAsia="zh-CN"/>
+        </w:rPr>
+        <w:t>误差预算）与</w:t>
+      </w:r>
+      <w:r>
+        <w:rPr>
+          <w:rFonts w:ascii="宋体" w:eastAsia="宋体" w:hAnsi="宋体" w:cs="宋体" w:hint="eastAsia"/>
+          <w:b/>
+          <w:lang w:eastAsia="zh-CN"/>
+        </w:rPr>
+        <w:t>写入</w:t>
+      </w:r>
+      <w:r>
+        <w:rPr>
+          <w:rFonts w:ascii="宋体" w:eastAsia="宋体" w:hAnsi="宋体" w:cs="宋体" w:hint="eastAsia"/>
+          <w:lang w:eastAsia="zh-CN"/>
+        </w:rPr>
+        <w:t>（</w:t>
+      </w:r>
+      <w:r>
+        <w:t xml:space="preserve">E16 </w:t>
+      </w:r>
+      <w:r>
+        <w:rPr>
+          <w:rFonts w:ascii="宋体" w:eastAsia="宋体" w:hAnsi="宋体" w:cs="宋体" w:hint="eastAsia"/>
+          <w:lang w:eastAsia="zh-CN"/>
+        </w:rPr>
+        <w:t>编程通路）都建起来了，但</w:t>
+      </w:r>
+      <w:r>
+        <w:rPr>
+          <w:rFonts w:ascii="宋体" w:eastAsia="宋体" w:hAnsi="宋体" w:cs="宋体" w:hint="eastAsia"/>
+          <w:b/>
+          <w:lang w:eastAsia="zh-CN"/>
+        </w:rPr>
+        <w:t>时间从未被建模</w:t>
+      </w:r>
+      <w:r>
+        <w:rPr>
+          <w:rFonts w:ascii="宋体" w:eastAsia="宋体" w:hAnsi="宋体" w:cs="宋体" w:hint="eastAsia"/>
+          <w:lang w:eastAsia="zh-CN"/>
+        </w:rPr>
+        <w:t xml:space="preserve">： 全仓 </w:t>
+      </w:r>
+      <w:r>
+        <w:rPr>
+          <w:rFonts w:ascii="Courier" w:hAnsi="Courier"/>
+        </w:rPr>
+        <w:t>sample_rate</w:t>
+      </w:r>
+      <w:r>
+        <w:t xml:space="preserve"> / </w:t>
+      </w:r>
+      <w:r>
+        <w:rPr>
+          <w:rFonts w:ascii="Courier" w:hAnsi="Courier"/>
+        </w:rPr>
+        <w:t>clock</w:t>
+      </w:r>
+      <w:r>
+        <w:t xml:space="preserve"> / </w:t>
+      </w:r>
+      <w:r>
+        <w:rPr>
+          <w:rFonts w:ascii="Courier" w:hAnsi="Courier"/>
+        </w:rPr>
+        <w:t>latency</w:t>
+      </w:r>
+      <w:r>
+        <w:t xml:space="preserve"> / </w:t>
+      </w:r>
+      <w:r>
+        <w:rPr>
+          <w:rFonts w:ascii="Courier" w:hAnsi="Courier"/>
+        </w:rPr>
+        <w:t>timing_budget</w:t>
+      </w:r>
+      <w:r>
+        <w:t xml:space="preserve"> /</w:t>
+      </w:r>
+      <w:r>
+        <w:rPr>
+          <w:rFonts w:ascii="Courier" w:hAnsi="Courier"/>
+        </w:rPr>
+        <w:t>throughput</w:t>
+      </w:r>
+      <w:r>
+        <w:t xml:space="preserve"> </w:t>
+      </w:r>
+      <w:r>
+        <w:rPr>
+          <w:rFonts w:ascii="宋体" w:eastAsia="宋体" w:hAnsi="宋体" w:cs="宋体" w:hint="eastAsia"/>
+          <w:b/>
+          <w:lang w:eastAsia="zh-CN"/>
+        </w:rPr>
+        <w:t>零命中</w:t>
+      </w:r>
+      <w:r>
+        <w:rPr>
+          <w:rFonts w:ascii="宋体" w:eastAsia="宋体" w:hAnsi="宋体" w:cs="宋体" w:hint="eastAsia"/>
+          <w:lang w:eastAsia="zh-CN"/>
+        </w:rPr>
+        <w:t xml:space="preserve">，且 </w:t>
+      </w:r>
+      <w:r>
+        <w:rPr>
+          <w:rFonts w:ascii="Courier" w:hAnsi="Courier"/>
+        </w:rPr>
+        <w:t>PERIPHERY_PROCESS</w:t>
+      </w:r>
+      <w:r>
+        <w:rPr>
+          <w:rFonts w:ascii="宋体" w:eastAsia="宋体" w:hAnsi="宋体" w:cs="宋体" w:hint="eastAsia"/>
+          <w:lang w:eastAsia="zh-CN"/>
+        </w:rPr>
+        <w:t xml:space="preserve"> 的键全为直流量 （</w:t>
+      </w:r>
+      <w:r>
+        <w:rPr>
+          <w:rFonts w:ascii="宋体" w:eastAsia="宋体" w:hAnsi="宋体" w:cs="宋体" w:hint="eastAsia"/>
+          <w:b/>
+          <w:lang w:eastAsia="zh-CN"/>
+        </w:rPr>
+        <w:t>一个时间参数都没有</w:t>
+      </w:r>
+      <w:r>
+        <w:rPr>
+          <w:rFonts w:ascii="宋体" w:eastAsia="宋体" w:hAnsi="宋体" w:cs="宋体" w:hint="eastAsia"/>
+          <w:lang w:eastAsia="zh-CN"/>
+        </w:rPr>
+        <w:t>）</w:t>
+      </w:r>
+      <w:r>
+        <w:t xml:space="preserve">⇒ E14 </w:t>
+      </w:r>
+      <w:r>
+        <w:rPr>
+          <w:rFonts w:ascii="宋体" w:eastAsia="宋体" w:hAnsi="宋体" w:cs="宋体" w:hint="eastAsia"/>
+          <w:lang w:eastAsia="zh-CN"/>
+        </w:rPr>
+        <w:t>行驱动是</w:t>
+      </w:r>
+      <w:r>
+        <w:rPr>
+          <w:rFonts w:ascii="宋体" w:eastAsia="宋体" w:hAnsi="宋体" w:cs="宋体" w:hint="eastAsia"/>
+          <w:b/>
+          <w:lang w:eastAsia="zh-CN"/>
+        </w:rPr>
+        <w:t>无限带宽宏模型</w:t>
+      </w:r>
+      <w:r>
+        <w:rPr>
+          <w:rFonts w:ascii="宋体" w:eastAsia="宋体" w:hAnsi="宋体" w:cs="宋体" w:hint="eastAsia"/>
+          <w:lang w:eastAsia="zh-CN"/>
+        </w:rPr>
+        <w:t>、</w:t>
+      </w:r>
+      <w:r>
+        <w:rPr>
+          <w:rFonts w:ascii="宋体" w:eastAsia="宋体" w:hAnsi="宋体" w:cs="宋体" w:hint="eastAsia"/>
+          <w:b/>
+          <w:lang w:eastAsia="zh-CN"/>
+        </w:rPr>
+        <w:t>采样率算不出来</w:t>
       </w:r>
       <w:r>
         <w:rPr>
@@ -27667,6 +27577,1748 @@
           <w:lang w:eastAsia="zh-CN"/>
         </w:rPr>
         <w:t>。</w:t>
+      </w:r>
+      <w:r>
+        <w:t xml:space="preserve">E17 </w:t>
+      </w:r>
+      <w:r>
+        <w:rPr>
+          <w:rFonts w:ascii="宋体" w:eastAsia="宋体" w:hAnsi="宋体" w:cs="宋体" w:hint="eastAsia"/>
+          <w:lang w:eastAsia="zh-CN"/>
+        </w:rPr>
+        <w:t>把零散时间量串成一条</w:t>
+      </w:r>
+      <w:r>
+        <w:rPr>
+          <w:rFonts w:ascii="宋体" w:eastAsia="宋体" w:hAnsi="宋体" w:cs="宋体" w:hint="eastAsia"/>
+          <w:b/>
+          <w:lang w:eastAsia="zh-CN"/>
+        </w:rPr>
+        <w:t>节拍链</w:t>
+      </w:r>
+      <w:r>
+        <w:rPr>
+          <w:rFonts w:ascii="宋体" w:eastAsia="宋体" w:hAnsi="宋体" w:cs="宋体" w:hint="eastAsia"/>
+          <w:lang w:eastAsia="zh-CN"/>
+        </w:rPr>
+        <w:t>（</w:t>
+      </w:r>
+      <w:r>
+        <w:t xml:space="preserve">ecore </w:t>
+      </w:r>
+      <w:r>
+        <w:rPr>
+          <w:rFonts w:ascii="宋体" w:eastAsia="宋体" w:hAnsi="宋体" w:cs="宋体" w:hint="eastAsia"/>
+          <w:lang w:eastAsia="zh-CN"/>
+        </w:rPr>
+        <w:t>第</w:t>
+      </w:r>
+      <w:r>
+        <w:t xml:space="preserve"> </w:t>
+      </w:r>
+      <w:r>
+        <w:rPr>
+          <w:b/>
+        </w:rPr>
+        <w:t>21</w:t>
+      </w:r>
+      <w:r>
+        <w:rPr>
+          <w:rFonts w:ascii="宋体" w:eastAsia="宋体" w:hAnsi="宋体" w:cs="宋体" w:hint="eastAsia"/>
+          <w:lang w:eastAsia="zh-CN"/>
+        </w:rPr>
+        <w:t xml:space="preserve"> 模块 </w:t>
+      </w:r>
+      <w:r>
+        <w:rPr>
+          <w:rFonts w:ascii="Courier" w:hAnsi="Courier"/>
+        </w:rPr>
+        <w:t>timing.py</w:t>
+      </w:r>
+      <w:r>
+        <w:t xml:space="preserve"> · </w:t>
+      </w:r>
+      <w:r>
+        <w:rPr>
+          <w:rFonts w:ascii="宋体" w:eastAsia="宋体" w:hAnsi="宋体" w:cs="宋体" w:hint="eastAsia"/>
+          <w:lang w:eastAsia="zh-CN"/>
+        </w:rPr>
+        <w:t>纯标准库</w:t>
+      </w:r>
+      <w:r>
+        <w:t xml:space="preserve"> ·</w:t>
+      </w:r>
+      <w:r>
+        <w:rPr>
+          <w:rFonts w:ascii="宋体" w:eastAsia="宋体" w:hAnsi="宋体" w:cs="宋体" w:hint="eastAsia"/>
+          <w:b/>
+          <w:lang w:eastAsia="zh-CN"/>
+        </w:rPr>
+        <w:t>只读消费 E7/E14 · 不吃新物理</w:t>
+      </w:r>
+      <w:r>
+        <w:rPr>
+          <w:rFonts w:ascii="宋体" w:eastAsia="宋体" w:hAnsi="宋体" w:cs="宋体" w:hint="eastAsia"/>
+          <w:lang w:eastAsia="zh-CN"/>
+        </w:rPr>
+        <w:t>）。</w:t>
+      </w:r>
+    </w:p>
+    <w:p>
+      <w:pPr>
+        <w:spacing w:after="192"/>
+      </w:pPr>
+      <w:r>
+        <w:t xml:space="preserve">🔴🔴 </w:t>
+      </w:r>
+      <w:r>
+        <w:rPr>
+          <w:rFonts w:ascii="宋体" w:eastAsia="宋体" w:hAnsi="宋体" w:cs="宋体" w:hint="eastAsia"/>
+          <w:b/>
+          <w:lang w:eastAsia="zh-CN"/>
+        </w:rPr>
+        <w:t>第一原理：误差要分类合成，时间要分拓扑相加</w:t>
+      </w:r>
+      <w:r>
+        <w:t xml:space="preserve"> —— E15 </w:t>
+      </w:r>
+      <w:r>
+        <w:rPr>
+          <w:rFonts w:ascii="Courier" w:hAnsi="Courier"/>
+        </w:rPr>
+        <w:t>budget.combine</w:t>
+      </w:r>
+      <w:r>
+        <w:rPr>
+          <w:rFonts w:ascii="宋体" w:eastAsia="宋体" w:hAnsi="宋体" w:cs="宋体" w:hint="eastAsia"/>
+          <w:lang w:eastAsia="zh-CN"/>
+        </w:rPr>
+        <w:t xml:space="preserve"> 按</w:t>
+      </w:r>
+      <w:r>
+        <w:rPr>
+          <w:rFonts w:ascii="宋体" w:eastAsia="宋体" w:hAnsi="宋体" w:cs="宋体" w:hint="eastAsia"/>
+          <w:b/>
+          <w:lang w:eastAsia="zh-CN"/>
+        </w:rPr>
+        <w:t>类型</w:t>
+      </w:r>
+      <w:r/>
+      <w:r>
+        <w:rPr>
+          <w:rFonts w:ascii="宋体" w:eastAsia="宋体" w:hAnsi="宋体" w:cs="宋体" w:hint="eastAsia"/>
+          <w:lang w:eastAsia="zh-CN"/>
+        </w:rPr>
+        <w:t>（系统性</w:t>
+      </w:r>
+      <w:r>
+        <w:t xml:space="preserve"> Σ / </w:t>
+      </w:r>
+      <w:r>
+        <w:rPr>
+          <w:rFonts w:ascii="宋体" w:eastAsia="宋体" w:hAnsi="宋体" w:cs="宋体" w:hint="eastAsia"/>
+          <w:lang w:eastAsia="zh-CN"/>
+        </w:rPr>
+        <w:t>随机</w:t>
+      </w:r>
+      <w:r>
+        <w:t xml:space="preserve"> RSS→kσ / </w:t>
+      </w:r>
+      <w:r>
+        <w:rPr>
+          <w:rFonts w:ascii="宋体" w:eastAsia="宋体" w:hAnsi="宋体" w:cs="宋体" w:hint="eastAsia"/>
+          <w:lang w:eastAsia="zh-CN"/>
+        </w:rPr>
+        <w:t>有界</w:t>
+      </w:r>
+      <w:r>
+        <w:t xml:space="preserve"> Σ→√3</w:t>
+      </w:r>
+      <w:r>
+        <w:rPr>
+          <w:rFonts w:ascii="宋体" w:eastAsia="宋体" w:hAnsi="宋体" w:cs="宋体" w:hint="eastAsia"/>
+          <w:lang w:eastAsia="zh-CN"/>
+        </w:rPr>
+        <w:t>，依据</w:t>
+      </w:r>
+      <w:r>
+        <w:t xml:space="preserve"> = </w:t>
+      </w:r>
+      <w:r>
+        <w:rPr>
+          <w:rFonts w:ascii="宋体" w:eastAsia="宋体" w:hAnsi="宋体" w:cs="宋体" w:hint="eastAsia"/>
+          <w:lang w:eastAsia="zh-CN"/>
+        </w:rPr>
+        <w:t>误差源的</w:t>
+      </w:r>
+      <w:r>
+        <w:rPr>
+          <w:rFonts w:ascii="宋体" w:eastAsia="宋体" w:hAnsi="宋体" w:cs="宋体" w:hint="eastAsia"/>
+          <w:b/>
+          <w:lang w:eastAsia="zh-CN"/>
+        </w:rPr>
+        <w:t>相关结构</w:t>
+      </w:r>
+      <w:r>
+        <w:rPr>
+          <w:rFonts w:ascii="宋体" w:eastAsia="宋体" w:hAnsi="宋体" w:cs="宋体" w:hint="eastAsia"/>
+          <w:lang w:eastAsia="zh-CN"/>
+        </w:rPr>
+        <w:t>）；</w:t>
+      </w:r>
+      <w:r>
+        <w:t xml:space="preserve">E17 </w:t>
+      </w:r>
+      <w:r>
+        <w:rPr>
+          <w:rFonts w:ascii="Courier" w:hAnsi="Courier"/>
+        </w:rPr>
+        <w:t>timing.combine_time</w:t>
+      </w:r>
+      <w:r>
+        <w:rPr>
+          <w:rFonts w:ascii="宋体" w:eastAsia="宋体" w:hAnsi="宋体" w:cs="宋体" w:hint="eastAsia"/>
+          <w:lang w:eastAsia="zh-CN"/>
+        </w:rPr>
+        <w:t xml:space="preserve"> 按</w:t>
+      </w:r>
+      <w:r>
+        <w:rPr>
+          <w:rFonts w:ascii="宋体" w:eastAsia="宋体" w:hAnsi="宋体" w:cs="宋体" w:hint="eastAsia"/>
+          <w:b/>
+          <w:lang w:eastAsia="zh-CN"/>
+        </w:rPr>
+        <w:t>拓扑</w:t>
+      </w:r>
+      <w:r>
+        <w:rPr>
+          <w:rFonts w:ascii="宋体" w:eastAsia="宋体" w:hAnsi="宋体" w:cs="宋体" w:hint="eastAsia"/>
+          <w:lang w:eastAsia="zh-CN"/>
+        </w:rPr>
+        <w:t xml:space="preserve">（串行 </w:t>
+      </w:r>
+      <w:r>
+        <w:rPr>
+          <w:b/>
+        </w:rPr>
+        <w:t>Σ t_i</w:t>
+      </w:r>
+      <w:r>
+        <w:t xml:space="preserve"> / </w:t>
+      </w:r>
+      <w:r>
+        <w:rPr>
+          <w:rFonts w:ascii="宋体" w:eastAsia="宋体" w:hAnsi="宋体" w:cs="宋体" w:hint="eastAsia"/>
+          <w:lang w:eastAsia="zh-CN"/>
+        </w:rPr>
+        <w:t>流水线稳态</w:t>
+      </w:r>
+      <w:r>
+        <w:t xml:space="preserve"> </w:t>
+      </w:r>
+      <w:r>
+        <w:rPr>
+          <w:b/>
+        </w:rPr>
+        <w:t>max t_i</w:t>
+      </w:r>
+      <w:r>
+        <w:rPr>
+          <w:rFonts w:ascii="宋体" w:eastAsia="宋体" w:hAnsi="宋体" w:cs="宋体" w:hint="eastAsia"/>
+          <w:lang w:eastAsia="zh-CN"/>
+        </w:rPr>
+        <w:t>，</w:t>
+      </w:r>
+      <w:r/>
+      <w:r>
+        <w:rPr>
+          <w:rFonts w:ascii="宋体" w:eastAsia="宋体" w:hAnsi="宋体" w:cs="宋体" w:hint="eastAsia"/>
+          <w:lang w:eastAsia="zh-CN"/>
+        </w:rPr>
+        <w:t>依据</w:t>
+      </w:r>
+      <w:r>
+        <w:t xml:space="preserve"> = </w:t>
+      </w:r>
+      <w:r>
+        <w:rPr>
+          <w:rFonts w:ascii="宋体" w:eastAsia="宋体" w:hAnsi="宋体" w:cs="宋体" w:hint="eastAsia"/>
+          <w:lang w:eastAsia="zh-CN"/>
+        </w:rPr>
+        <w:t>时间阶段</w:t>
+      </w:r>
+      <w:r>
+        <w:rPr>
+          <w:rFonts w:ascii="宋体" w:eastAsia="宋体" w:hAnsi="宋体" w:cs="宋体" w:hint="eastAsia"/>
+          <w:b/>
+          <w:lang w:eastAsia="zh-CN"/>
+        </w:rPr>
+        <w:t>物理串行</w:t>
+      </w:r>
+      <w:r>
+        <w:rPr>
+          <w:rFonts w:ascii="宋体" w:eastAsia="宋体" w:hAnsi="宋体" w:cs="宋体" w:hint="eastAsia"/>
+          <w:lang w:eastAsia="zh-CN"/>
+        </w:rPr>
+        <w:t>）。</w:t>
+      </w:r>
+      <w:r>
+        <w:rPr>
+          <w:rFonts w:ascii="宋体" w:eastAsia="宋体" w:hAnsi="宋体" w:cs="宋体" w:hint="eastAsia"/>
+          <w:b/>
+          <w:lang w:eastAsia="zh-CN"/>
+        </w:rPr>
+        <w:t>对时间取 RSS 是错的</w:t>
+      </w:r>
+      <w:r>
+        <w:rPr>
+          <w:rFonts w:ascii="宋体" w:eastAsia="宋体" w:hAnsi="宋体" w:cs="宋体" w:hint="eastAsia"/>
+          <w:lang w:eastAsia="zh-CN"/>
+        </w:rPr>
+        <w:t>（串行阶段的时间必然叠加、</w:t>
+      </w:r>
+      <w:r/>
+      <w:r>
+        <w:rPr>
+          <w:rFonts w:ascii="宋体" w:eastAsia="宋体" w:hAnsi="宋体" w:cs="宋体" w:hint="eastAsia"/>
+          <w:lang w:eastAsia="zh-CN"/>
+        </w:rPr>
+        <w:t>不满足「独立随机量」前提）</w:t>
+      </w:r>
+      <w:r>
+        <w:t xml:space="preserve">⇒ </w:t>
+      </w:r>
+      <w:r>
+        <w:rPr>
+          <w:rFonts w:ascii="宋体" w:eastAsia="宋体" w:hAnsi="宋体" w:cs="宋体" w:hint="eastAsia"/>
+          <w:b/>
+          <w:lang w:eastAsia="zh-CN"/>
+        </w:rPr>
+        <w:t>E15 的合成律不可平移到 E17</w:t>
+      </w:r>
+      <w:r>
+        <w:rPr>
+          <w:rFonts w:ascii="宋体" w:eastAsia="宋体" w:hAnsi="宋体" w:cs="宋体" w:hint="eastAsia"/>
+          <w:lang w:eastAsia="zh-CN"/>
+        </w:rPr>
+        <w:t>。</w:t>
+      </w:r>
+    </w:p>
+    <w:tbl>
+      <w:tblPr>
+        <w:tblW w:type="pct" w:w="5000"/>
+        <w:tblLook w:firstColumn="1" w:firstRow="1" w:lastColumn="0" w:lastRow="0" w:noHBand="0" w:noVBand="1" w:val="04A0"/>
+        <w:tblLayout w:type="autofit"/>
+      </w:tblPr>
+      <w:tblGrid>
+        <w:gridCol w:w="2160"/>
+        <w:gridCol w:w="2160"/>
+        <w:gridCol w:w="2160"/>
+        <w:gridCol w:w="2160"/>
+      </w:tblGrid>
+      <w:tr>
+        <w:tc>
+          <w:tcPr>
+            <w:tcW w:type="dxa" w:w="2160"/>
+            <w:vAlign w:val="center"/>
+            <w:tcBorders>
+              <w:top w:val="single" w:sz="6" w:space="0" w:color="CCCCCC"/>
+              <w:bottom w:val="single" w:sz="6" w:space="0" w:color="CCCCCC"/>
+              <w:left w:val="single" w:sz="6" w:space="0" w:color="CCCCCC"/>
+              <w:right w:val="single" w:sz="6" w:space="0" w:color="CCCCCC"/>
+            </w:tcBorders>
+            <w:shd w:val="clear" w:color="auto" w:fill="F5F7FA"/>
+            <w:tcMar>
+              <w:top w:w="96" w:type="dxa"/>
+              <w:bottom w:w="96" w:type="dxa"/>
+              <w:left w:w="144" w:type="dxa"/>
+              <w:right w:w="144" w:type="dxa"/>
+            </w:tcMar>
+          </w:tcPr>
+          <w:p>
+            <w:pPr>
+              <w:jc w:val="left"/>
+              <w:spacing w:line="240" w:lineRule="auto" w:before="50" w:after="50"/>
+            </w:pPr>
+            <w:r>
+              <w:rPr>
+                <w:rFonts w:ascii="黑体" w:hAnsi="黑体" w:eastAsia="黑体" w:hint="eastAsia"/>
+                <w:b/>
+                <w:sz w:val="20"/>
+              </w:rPr>
+              <w:t>阶段</w:t>
+            </w:r>
+          </w:p>
+        </w:tc>
+        <w:tc>
+          <w:tcPr>
+            <w:tcW w:type="dxa" w:w="2160"/>
+            <w:vAlign w:val="center"/>
+            <w:tcBorders>
+              <w:top w:val="single" w:sz="6" w:space="0" w:color="CCCCCC"/>
+              <w:bottom w:val="single" w:sz="6" w:space="0" w:color="CCCCCC"/>
+              <w:left w:val="single" w:sz="6" w:space="0" w:color="CCCCCC"/>
+              <w:right w:val="single" w:sz="6" w:space="0" w:color="CCCCCC"/>
+            </w:tcBorders>
+            <w:shd w:val="clear" w:color="auto" w:fill="F5F7FA"/>
+            <w:tcMar>
+              <w:top w:w="96" w:type="dxa"/>
+              <w:bottom w:w="96" w:type="dxa"/>
+              <w:left w:w="144" w:type="dxa"/>
+              <w:right w:w="144" w:type="dxa"/>
+            </w:tcMar>
+          </w:tcPr>
+          <w:p>
+            <w:pPr>
+              <w:jc w:val="left"/>
+              <w:spacing w:line="240" w:lineRule="auto" w:before="50" w:after="50"/>
+            </w:pPr>
+            <w:r>
+              <w:rPr>
+                <w:rFonts w:ascii="黑体" w:hAnsi="黑体" w:eastAsia="黑体" w:hint="eastAsia"/>
+                <w:b/>
+                <w:sz w:val="20"/>
+              </w:rPr>
+              <w:t>时间</w:t>
+            </w:r>
+            <w:r>
+              <w:rPr>
+                <w:rFonts w:ascii="黑体" w:hAnsi="黑体" w:eastAsia="黑体" w:hint="eastAsia"/>
+                <w:b/>
+                <w:sz w:val="20"/>
+              </w:rPr>
+              <w:t xml:space="preserve"> </w:t>
+            </w:r>
+            <w:r>
+              <w:rPr>
+                <w:rFonts w:ascii="黑体" w:hAnsi="黑体" w:eastAsia="黑体" w:hint="eastAsia"/>
+                <w:b/>
+                <w:sz w:val="20"/>
+              </w:rPr>
+              <w:t xml:space="preserve"> (ns)</w:t>
+            </w:r>
+          </w:p>
+        </w:tc>
+        <w:tc>
+          <w:tcPr>
+            <w:tcW w:type="dxa" w:w="2160"/>
+            <w:vAlign w:val="center"/>
+            <w:tcBorders>
+              <w:top w:val="single" w:sz="6" w:space="0" w:color="CCCCCC"/>
+              <w:bottom w:val="single" w:sz="6" w:space="0" w:color="CCCCCC"/>
+              <w:left w:val="single" w:sz="6" w:space="0" w:color="CCCCCC"/>
+              <w:right w:val="single" w:sz="6" w:space="0" w:color="CCCCCC"/>
+            </w:tcBorders>
+            <w:shd w:val="clear" w:color="auto" w:fill="F5F7FA"/>
+            <w:tcMar>
+              <w:top w:w="96" w:type="dxa"/>
+              <w:bottom w:w="96" w:type="dxa"/>
+              <w:left w:w="144" w:type="dxa"/>
+              <w:right w:w="144" w:type="dxa"/>
+            </w:tcMar>
+          </w:tcPr>
+          <w:p>
+            <w:pPr>
+              <w:jc w:val="left"/>
+              <w:spacing w:line="240" w:lineRule="auto" w:before="50" w:after="50"/>
+            </w:pPr>
+            <w:r>
+              <w:rPr>
+                <w:rFonts w:ascii="黑体" w:hAnsi="黑体" w:eastAsia="黑体" w:hint="eastAsia"/>
+                <w:b/>
+                <w:sz w:val="20"/>
+              </w:rPr>
+              <w:t>占比</w:t>
+            </w:r>
+          </w:p>
+        </w:tc>
+        <w:tc>
+          <w:tcPr>
+            <w:tcW w:type="dxa" w:w="2160"/>
+            <w:vAlign w:val="center"/>
+            <w:tcBorders>
+              <w:top w:val="single" w:sz="6" w:space="0" w:color="CCCCCC"/>
+              <w:bottom w:val="single" w:sz="6" w:space="0" w:color="CCCCCC"/>
+              <w:left w:val="single" w:sz="6" w:space="0" w:color="CCCCCC"/>
+              <w:right w:val="single" w:sz="6" w:space="0" w:color="CCCCCC"/>
+            </w:tcBorders>
+            <w:shd w:val="clear" w:color="auto" w:fill="F5F7FA"/>
+            <w:tcMar>
+              <w:top w:w="96" w:type="dxa"/>
+              <w:bottom w:w="96" w:type="dxa"/>
+              <w:left w:w="144" w:type="dxa"/>
+              <w:right w:w="144" w:type="dxa"/>
+            </w:tcMar>
+          </w:tcPr>
+          <w:p>
+            <w:pPr>
+              <w:jc w:val="left"/>
+              <w:spacing w:line="240" w:lineRule="auto" w:before="50" w:after="50"/>
+            </w:pPr>
+            <w:r>
+              <w:rPr>
+                <w:rFonts w:ascii="黑体" w:hAnsi="黑体" w:eastAsia="黑体" w:hint="eastAsia"/>
+                <w:b/>
+                <w:sz w:val="20"/>
+              </w:rPr>
+              <w:t>时间常数</w:t>
+            </w:r>
+            <w:r>
+              <w:rPr>
+                <w:rFonts w:ascii="黑体" w:hAnsi="黑体" w:eastAsia="黑体" w:hint="eastAsia"/>
+                <w:b/>
+                <w:sz w:val="20"/>
+              </w:rPr>
+              <w:t xml:space="preserve"> </w:t>
+            </w:r>
+            <w:r>
+              <w:rPr>
+                <w:rFonts w:ascii="黑体" w:hAnsi="黑体" w:eastAsia="黑体" w:hint="eastAsia"/>
+                <w:b/>
+                <w:sz w:val="20"/>
+              </w:rPr>
+              <w:t xml:space="preserve"> τ</w:t>
+            </w:r>
+          </w:p>
+        </w:tc>
+      </w:tr>
+      <w:tr>
+        <w:tc>
+          <w:tcPr>
+            <w:tcW w:type="dxa" w:w="2160"/>
+            <w:vAlign w:val="center"/>
+            <w:tcBorders>
+              <w:top w:val="single" w:sz="6" w:space="0" w:color="CCCCCC"/>
+              <w:bottom w:val="single" w:sz="6" w:space="0" w:color="CCCCCC"/>
+              <w:left w:val="single" w:sz="6" w:space="0" w:color="CCCCCC"/>
+              <w:right w:val="single" w:sz="6" w:space="0" w:color="CCCCCC"/>
+            </w:tcBorders>
+            <w:tcMar>
+              <w:top w:w="96" w:type="dxa"/>
+              <w:bottom w:w="96" w:type="dxa"/>
+              <w:left w:w="144" w:type="dxa"/>
+              <w:right w:w="144" w:type="dxa"/>
+            </w:tcMar>
+          </w:tcPr>
+          <w:p>
+            <w:pPr>
+              <w:jc w:val="left"/>
+              <w:spacing w:line="240" w:lineRule="auto" w:before="50" w:after="50"/>
+            </w:pPr>
+            <w:r>
+              <w:rPr>
+                <w:sz w:val="20"/>
+              </w:rPr>
+              <w:t>行线建立（</w:t>
+            </w:r>
+            <w:r>
+              <w:rPr>
+                <w:sz w:val="20"/>
+              </w:rPr>
+              <w:t xml:space="preserve"> </w:t>
+            </w:r>
+            <w:r>
+              <w:rPr>
+                <w:sz w:val="20"/>
+              </w:rPr>
+              <w:t xml:space="preserve">Elmore </w:t>
+            </w:r>
+            <w:r>
+              <w:rPr>
+                <w:sz w:val="20"/>
+              </w:rPr>
+              <w:t xml:space="preserve"> </w:t>
+            </w:r>
+            <w:r>
+              <w:rPr>
+                <w:b/>
+                <w:sz w:val="20"/>
+              </w:rPr>
+              <w:t>+</w:t>
+            </w:r>
+            <w:r>
+              <w:rPr>
+                <w:sz w:val="20"/>
+              </w:rPr>
+              <w:t xml:space="preserve"> 驱动源阻抗， </w:t>
+            </w:r>
+            <w:r>
+              <w:rPr>
+                <w:b/>
+                <w:sz w:val="20"/>
+              </w:rPr>
+              <w:t>串联</w:t>
+            </w:r>
+            <w:r>
+              <w:rPr>
+                <w:sz w:val="20"/>
+              </w:rPr>
+              <w:t xml:space="preserve"> ）</w:t>
+            </w:r>
+          </w:p>
+        </w:tc>
+        <w:tc>
+          <w:tcPr>
+            <w:tcW w:type="dxa" w:w="2160"/>
+            <w:vAlign w:val="center"/>
+            <w:tcBorders>
+              <w:top w:val="single" w:sz="6" w:space="0" w:color="CCCCCC"/>
+              <w:bottom w:val="single" w:sz="6" w:space="0" w:color="CCCCCC"/>
+              <w:left w:val="single" w:sz="6" w:space="0" w:color="CCCCCC"/>
+              <w:right w:val="single" w:sz="6" w:space="0" w:color="CCCCCC"/>
+            </w:tcBorders>
+            <w:tcMar>
+              <w:top w:w="96" w:type="dxa"/>
+              <w:bottom w:w="96" w:type="dxa"/>
+              <w:left w:w="144" w:type="dxa"/>
+              <w:right w:w="144" w:type="dxa"/>
+            </w:tcMar>
+          </w:tcPr>
+          <w:p>
+            <w:pPr>
+              <w:jc w:val="left"/>
+              <w:spacing w:line="240" w:lineRule="auto" w:before="50" w:after="50"/>
+            </w:pPr>
+            <w:r>
+              <w:rPr>
+                <w:b/>
+                <w:sz w:val="20"/>
+              </w:rPr>
+              <w:t>0.000029</w:t>
+            </w:r>
+          </w:p>
+        </w:tc>
+        <w:tc>
+          <w:tcPr>
+            <w:tcW w:type="dxa" w:w="2160"/>
+            <w:vAlign w:val="center"/>
+            <w:tcBorders>
+              <w:top w:val="single" w:sz="6" w:space="0" w:color="CCCCCC"/>
+              <w:bottom w:val="single" w:sz="6" w:space="0" w:color="CCCCCC"/>
+              <w:left w:val="single" w:sz="6" w:space="0" w:color="CCCCCC"/>
+              <w:right w:val="single" w:sz="6" w:space="0" w:color="CCCCCC"/>
+            </w:tcBorders>
+            <w:tcMar>
+              <w:top w:w="96" w:type="dxa"/>
+              <w:bottom w:w="96" w:type="dxa"/>
+              <w:left w:w="144" w:type="dxa"/>
+              <w:right w:w="144" w:type="dxa"/>
+            </w:tcMar>
+          </w:tcPr>
+          <w:p>
+            <w:pPr>
+              <w:jc w:val="left"/>
+              <w:spacing w:line="240" w:lineRule="auto" w:before="50" w:after="50"/>
+            </w:pPr>
+            <w:r>
+              <w:rPr>
+                <w:sz w:val="20"/>
+              </w:rPr>
+              <w:t>~0%</w:t>
+            </w:r>
+          </w:p>
+        </w:tc>
+        <w:tc>
+          <w:tcPr>
+            <w:tcW w:type="dxa" w:w="2160"/>
+            <w:vAlign w:val="center"/>
+            <w:tcBorders>
+              <w:top w:val="single" w:sz="6" w:space="0" w:color="CCCCCC"/>
+              <w:bottom w:val="single" w:sz="6" w:space="0" w:color="CCCCCC"/>
+              <w:left w:val="single" w:sz="6" w:space="0" w:color="CCCCCC"/>
+              <w:right w:val="single" w:sz="6" w:space="0" w:color="CCCCCC"/>
+            </w:tcBorders>
+            <w:tcMar>
+              <w:top w:w="96" w:type="dxa"/>
+              <w:bottom w:w="96" w:type="dxa"/>
+              <w:left w:w="144" w:type="dxa"/>
+              <w:right w:w="144" w:type="dxa"/>
+            </w:tcMar>
+          </w:tcPr>
+          <w:p>
+            <w:pPr>
+              <w:jc w:val="left"/>
+              <w:spacing w:line="240" w:lineRule="auto" w:before="50" w:after="50"/>
+            </w:pPr>
+            <w:r>
+              <w:rPr>
+                <w:sz w:val="20"/>
+              </w:rPr>
+              <w:t>4.664 fs</w:t>
+            </w:r>
+          </w:p>
+        </w:tc>
+      </w:tr>
+      <w:tr>
+        <w:tc>
+          <w:tcPr>
+            <w:tcW w:type="dxa" w:w="2160"/>
+            <w:vAlign w:val="center"/>
+            <w:tcBorders>
+              <w:top w:val="single" w:sz="6" w:space="0" w:color="CCCCCC"/>
+              <w:bottom w:val="single" w:sz="6" w:space="0" w:color="CCCCCC"/>
+              <w:left w:val="single" w:sz="6" w:space="0" w:color="CCCCCC"/>
+              <w:right w:val="single" w:sz="6" w:space="0" w:color="CCCCCC"/>
+            </w:tcBorders>
+            <w:tcMar>
+              <w:top w:w="96" w:type="dxa"/>
+              <w:bottom w:w="96" w:type="dxa"/>
+              <w:left w:w="144" w:type="dxa"/>
+              <w:right w:w="144" w:type="dxa"/>
+            </w:tcMar>
+          </w:tcPr>
+          <w:p>
+            <w:pPr>
+              <w:jc w:val="left"/>
+              <w:spacing w:line="240" w:lineRule="auto" w:before="50" w:after="50"/>
+            </w:pPr>
+            <w:r>
+              <w:rPr>
+                <w:sz w:val="20"/>
+              </w:rPr>
+              <w:t>列线建立（</w:t>
+            </w:r>
+            <w:r>
+              <w:rPr>
+                <w:sz w:val="20"/>
+              </w:rPr>
+              <w:t xml:space="preserve"> </w:t>
+            </w:r>
+            <w:r>
+              <w:rPr>
+                <w:sz w:val="20"/>
+              </w:rPr>
+              <w:t xml:space="preserve">TIA </w:t>
+            </w:r>
+            <w:r>
+              <w:rPr>
+                <w:sz w:val="20"/>
+              </w:rPr>
+              <w:t xml:space="preserve"> </w:t>
+            </w:r>
+            <w:r>
+              <w:rPr>
+                <w:sz w:val="20"/>
+              </w:rPr>
+              <w:t>虚地）</w:t>
+            </w:r>
+          </w:p>
+        </w:tc>
+        <w:tc>
+          <w:tcPr>
+            <w:tcW w:type="dxa" w:w="2160"/>
+            <w:vAlign w:val="center"/>
+            <w:tcBorders>
+              <w:top w:val="single" w:sz="6" w:space="0" w:color="CCCCCC"/>
+              <w:bottom w:val="single" w:sz="6" w:space="0" w:color="CCCCCC"/>
+              <w:left w:val="single" w:sz="6" w:space="0" w:color="CCCCCC"/>
+              <w:right w:val="single" w:sz="6" w:space="0" w:color="CCCCCC"/>
+            </w:tcBorders>
+            <w:tcMar>
+              <w:top w:w="96" w:type="dxa"/>
+              <w:bottom w:w="96" w:type="dxa"/>
+              <w:left w:w="144" w:type="dxa"/>
+              <w:right w:w="144" w:type="dxa"/>
+            </w:tcMar>
+          </w:tcPr>
+          <w:p>
+            <w:pPr>
+              <w:jc w:val="left"/>
+              <w:spacing w:line="240" w:lineRule="auto" w:before="50" w:after="50"/>
+            </w:pPr>
+            <w:r>
+              <w:rPr>
+                <w:b/>
+                <w:sz w:val="20"/>
+              </w:rPr>
+              <w:t>0.000013</w:t>
+            </w:r>
+          </w:p>
+        </w:tc>
+        <w:tc>
+          <w:tcPr>
+            <w:tcW w:type="dxa" w:w="2160"/>
+            <w:vAlign w:val="center"/>
+            <w:tcBorders>
+              <w:top w:val="single" w:sz="6" w:space="0" w:color="CCCCCC"/>
+              <w:bottom w:val="single" w:sz="6" w:space="0" w:color="CCCCCC"/>
+              <w:left w:val="single" w:sz="6" w:space="0" w:color="CCCCCC"/>
+              <w:right w:val="single" w:sz="6" w:space="0" w:color="CCCCCC"/>
+            </w:tcBorders>
+            <w:tcMar>
+              <w:top w:w="96" w:type="dxa"/>
+              <w:bottom w:w="96" w:type="dxa"/>
+              <w:left w:w="144" w:type="dxa"/>
+              <w:right w:w="144" w:type="dxa"/>
+            </w:tcMar>
+          </w:tcPr>
+          <w:p>
+            <w:pPr>
+              <w:jc w:val="left"/>
+              <w:spacing w:line="240" w:lineRule="auto" w:before="50" w:after="50"/>
+            </w:pPr>
+            <w:r>
+              <w:rPr>
+                <w:sz w:val="20"/>
+              </w:rPr>
+              <w:t>~0%</w:t>
+            </w:r>
+          </w:p>
+        </w:tc>
+        <w:tc>
+          <w:tcPr>
+            <w:tcW w:type="dxa" w:w="2160"/>
+            <w:vAlign w:val="center"/>
+            <w:tcBorders>
+              <w:top w:val="single" w:sz="6" w:space="0" w:color="CCCCCC"/>
+              <w:bottom w:val="single" w:sz="6" w:space="0" w:color="CCCCCC"/>
+              <w:left w:val="single" w:sz="6" w:space="0" w:color="CCCCCC"/>
+              <w:right w:val="single" w:sz="6" w:space="0" w:color="CCCCCC"/>
+            </w:tcBorders>
+            <w:tcMar>
+              <w:top w:w="96" w:type="dxa"/>
+              <w:bottom w:w="96" w:type="dxa"/>
+              <w:left w:w="144" w:type="dxa"/>
+              <w:right w:w="144" w:type="dxa"/>
+            </w:tcMar>
+          </w:tcPr>
+          <w:p>
+            <w:pPr>
+              <w:jc w:val="left"/>
+              <w:spacing w:line="240" w:lineRule="auto" w:before="50" w:after="50"/>
+            </w:pPr>
+            <w:r>
+              <w:rPr>
+                <w:sz w:val="20"/>
+              </w:rPr>
+              <w:t>2.079 fs</w:t>
+            </w:r>
+          </w:p>
+        </w:tc>
+      </w:tr>
+      <w:tr>
+        <w:tc>
+          <w:tcPr>
+            <w:tcW w:type="dxa" w:w="2160"/>
+            <w:vAlign w:val="center"/>
+            <w:tcBorders>
+              <w:top w:val="single" w:sz="6" w:space="0" w:color="CCCCCC"/>
+              <w:bottom w:val="single" w:sz="6" w:space="0" w:color="CCCCCC"/>
+              <w:left w:val="single" w:sz="6" w:space="0" w:color="CCCCCC"/>
+              <w:right w:val="single" w:sz="6" w:space="0" w:color="CCCCCC"/>
+            </w:tcBorders>
+            <w:tcMar>
+              <w:top w:w="96" w:type="dxa"/>
+              <w:bottom w:w="96" w:type="dxa"/>
+              <w:left w:w="144" w:type="dxa"/>
+              <w:right w:w="144" w:type="dxa"/>
+            </w:tcMar>
+          </w:tcPr>
+          <w:p>
+            <w:pPr>
+              <w:jc w:val="left"/>
+              <w:spacing w:line="240" w:lineRule="auto" w:before="50" w:after="50"/>
+            </w:pPr>
+            <w:r>
+              <w:rPr>
+                <w:sz w:val="20"/>
+              </w:rPr>
+              <w:t xml:space="preserve">采样保持（ </w:t>
+            </w:r>
+            <w:r>
+              <w:rPr>
+                <w:rFonts w:ascii="Courier" w:hAnsi="Courier"/>
+                <w:sz w:val="20"/>
+              </w:rPr>
+              <w:t>rs·cs</w:t>
+            </w:r>
+            <w:r>
+              <w:rPr>
+                <w:sz w:val="20"/>
+              </w:rPr>
+              <w:t xml:space="preserve"> </w:t>
+            </w:r>
+            <w:r>
+              <w:rPr>
+                <w:sz w:val="20"/>
+              </w:rPr>
+              <w:t xml:space="preserve"> · </w:t>
+            </w:r>
+            <w:r>
+              <w:rPr>
+                <w:sz w:val="20"/>
+              </w:rPr>
+              <w:t xml:space="preserve"> </w:t>
+            </w:r>
+            <w:r>
+              <w:rPr>
+                <w:sz w:val="20"/>
+              </w:rPr>
+              <w:t>复用</w:t>
+            </w:r>
+            <w:r>
+              <w:rPr>
+                <w:sz w:val="20"/>
+              </w:rPr>
+              <w:t xml:space="preserve"> </w:t>
+            </w:r>
+            <w:r>
+              <w:rPr>
+                <w:sz w:val="20"/>
+              </w:rPr>
+              <w:t xml:space="preserve"> E14</w:t>
+            </w:r>
+            <w:r>
+              <w:rPr>
+                <w:sz w:val="20"/>
+              </w:rPr>
+              <w:t xml:space="preserve"> </w:t>
+            </w:r>
+            <w:r>
+              <w:rPr>
+                <w:sz w:val="20"/>
+              </w:rPr>
+              <w:t>）</w:t>
+            </w:r>
+          </w:p>
+        </w:tc>
+        <w:tc>
+          <w:tcPr>
+            <w:tcW w:type="dxa" w:w="2160"/>
+            <w:vAlign w:val="center"/>
+            <w:tcBorders>
+              <w:top w:val="single" w:sz="6" w:space="0" w:color="CCCCCC"/>
+              <w:bottom w:val="single" w:sz="6" w:space="0" w:color="CCCCCC"/>
+              <w:left w:val="single" w:sz="6" w:space="0" w:color="CCCCCC"/>
+              <w:right w:val="single" w:sz="6" w:space="0" w:color="CCCCCC"/>
+            </w:tcBorders>
+            <w:tcMar>
+              <w:top w:w="96" w:type="dxa"/>
+              <w:bottom w:w="96" w:type="dxa"/>
+              <w:left w:w="144" w:type="dxa"/>
+              <w:right w:w="144" w:type="dxa"/>
+            </w:tcMar>
+          </w:tcPr>
+          <w:p>
+            <w:pPr>
+              <w:jc w:val="left"/>
+              <w:spacing w:line="240" w:lineRule="auto" w:before="50" w:after="50"/>
+            </w:pPr>
+            <w:r>
+              <w:rPr>
+                <w:b/>
+                <w:sz w:val="20"/>
+              </w:rPr>
+              <w:t>6.238325</w:t>
+            </w:r>
+          </w:p>
+        </w:tc>
+        <w:tc>
+          <w:tcPr>
+            <w:tcW w:type="dxa" w:w="2160"/>
+            <w:vAlign w:val="center"/>
+            <w:tcBorders>
+              <w:top w:val="single" w:sz="6" w:space="0" w:color="CCCCCC"/>
+              <w:bottom w:val="single" w:sz="6" w:space="0" w:color="CCCCCC"/>
+              <w:left w:val="single" w:sz="6" w:space="0" w:color="CCCCCC"/>
+              <w:right w:val="single" w:sz="6" w:space="0" w:color="CCCCCC"/>
+            </w:tcBorders>
+            <w:tcMar>
+              <w:top w:w="96" w:type="dxa"/>
+              <w:bottom w:w="96" w:type="dxa"/>
+              <w:left w:w="144" w:type="dxa"/>
+              <w:right w:w="144" w:type="dxa"/>
+            </w:tcMar>
+          </w:tcPr>
+          <w:p>
+            <w:pPr>
+              <w:jc w:val="left"/>
+              <w:spacing w:line="240" w:lineRule="auto" w:before="50" w:after="50"/>
+            </w:pPr>
+            <w:r>
+              <w:rPr>
+                <w:sz w:val="20"/>
+              </w:rPr>
+              <w:t>4.81%</w:t>
+            </w:r>
+          </w:p>
+        </w:tc>
+        <w:tc>
+          <w:tcPr>
+            <w:tcW w:type="dxa" w:w="2160"/>
+            <w:vAlign w:val="center"/>
+            <w:tcBorders>
+              <w:top w:val="single" w:sz="6" w:space="0" w:color="CCCCCC"/>
+              <w:bottom w:val="single" w:sz="6" w:space="0" w:color="CCCCCC"/>
+              <w:left w:val="single" w:sz="6" w:space="0" w:color="CCCCCC"/>
+              <w:right w:val="single" w:sz="6" w:space="0" w:color="CCCCCC"/>
+            </w:tcBorders>
+            <w:tcMar>
+              <w:top w:w="96" w:type="dxa"/>
+              <w:bottom w:w="96" w:type="dxa"/>
+              <w:left w:w="144" w:type="dxa"/>
+              <w:right w:w="144" w:type="dxa"/>
+            </w:tcMar>
+          </w:tcPr>
+          <w:p>
+            <w:pPr>
+              <w:jc w:val="left"/>
+              <w:spacing w:line="240" w:lineRule="auto" w:before="50" w:after="50"/>
+            </w:pPr>
+            <w:r>
+              <w:rPr>
+                <w:sz w:val="20"/>
+              </w:rPr>
+              <w:t>1 ns</w:t>
+            </w:r>
+          </w:p>
+        </w:tc>
+      </w:tr>
+      <w:tr>
+        <w:tc>
+          <w:tcPr>
+            <w:tcW w:type="dxa" w:w="2160"/>
+            <w:vAlign w:val="center"/>
+            <w:tcBorders>
+              <w:top w:val="single" w:sz="6" w:space="0" w:color="CCCCCC"/>
+              <w:bottom w:val="single" w:sz="6" w:space="0" w:color="CCCCCC"/>
+              <w:left w:val="single" w:sz="6" w:space="0" w:color="CCCCCC"/>
+              <w:right w:val="single" w:sz="6" w:space="0" w:color="CCCCCC"/>
+            </w:tcBorders>
+            <w:tcMar>
+              <w:top w:w="96" w:type="dxa"/>
+              <w:bottom w:w="96" w:type="dxa"/>
+              <w:left w:w="144" w:type="dxa"/>
+              <w:right w:w="144" w:type="dxa"/>
+            </w:tcMar>
+          </w:tcPr>
+          <w:p>
+            <w:pPr>
+              <w:jc w:val="left"/>
+              <w:spacing w:line="240" w:lineRule="auto" w:before="50" w:after="50"/>
+            </w:pPr>
+            <w:r>
+              <w:rPr>
+                <w:b/>
+                <w:sz w:val="20"/>
+              </w:rPr>
+              <w:t>SAR 转换</w:t>
+            </w:r>
+            <w:r>
+              <w:rPr>
+                <w:sz w:val="20"/>
+              </w:rPr>
+              <w:t xml:space="preserve"> （ </w:t>
+            </w:r>
+            <w:r>
+              <w:rPr>
+                <w:rFonts w:ascii="Courier" w:hAnsi="Courier"/>
+                <w:sz w:val="20"/>
+              </w:rPr>
+              <w:t>t_clk</w:t>
+            </w:r>
+            <w:r>
+              <w:rPr>
+                <w:sz w:val="20"/>
+              </w:rPr>
+              <w:t xml:space="preserve"> </w:t>
+            </w:r>
+            <w:r>
+              <w:rPr>
+                <w:sz w:val="20"/>
+              </w:rPr>
+              <w:t xml:space="preserve"> 10.2373 ns × 9 </w:t>
+            </w:r>
+            <w:r>
+              <w:rPr>
+                <w:sz w:val="20"/>
+              </w:rPr>
+              <w:t xml:space="preserve"> </w:t>
+            </w:r>
+            <w:r>
+              <w:rPr>
+                <w:sz w:val="20"/>
+              </w:rPr>
+              <w:t>拍）</w:t>
+            </w:r>
+          </w:p>
+        </w:tc>
+        <w:tc>
+          <w:tcPr>
+            <w:tcW w:type="dxa" w:w="2160"/>
+            <w:vAlign w:val="center"/>
+            <w:tcBorders>
+              <w:top w:val="single" w:sz="6" w:space="0" w:color="CCCCCC"/>
+              <w:bottom w:val="single" w:sz="6" w:space="0" w:color="CCCCCC"/>
+              <w:left w:val="single" w:sz="6" w:space="0" w:color="CCCCCC"/>
+              <w:right w:val="single" w:sz="6" w:space="0" w:color="CCCCCC"/>
+            </w:tcBorders>
+            <w:tcMar>
+              <w:top w:w="96" w:type="dxa"/>
+              <w:bottom w:w="96" w:type="dxa"/>
+              <w:left w:w="144" w:type="dxa"/>
+              <w:right w:w="144" w:type="dxa"/>
+            </w:tcMar>
+          </w:tcPr>
+          <w:p>
+            <w:pPr>
+              <w:jc w:val="left"/>
+              <w:spacing w:line="240" w:lineRule="auto" w:before="50" w:after="50"/>
+            </w:pPr>
+            <w:r>
+              <w:rPr>
+                <w:b/>
+                <w:sz w:val="20"/>
+              </w:rPr>
+              <w:t>92.135256</w:t>
+            </w:r>
+          </w:p>
+        </w:tc>
+        <w:tc>
+          <w:tcPr>
+            <w:tcW w:type="dxa" w:w="2160"/>
+            <w:vAlign w:val="center"/>
+            <w:tcBorders>
+              <w:top w:val="single" w:sz="6" w:space="0" w:color="CCCCCC"/>
+              <w:bottom w:val="single" w:sz="6" w:space="0" w:color="CCCCCC"/>
+              <w:left w:val="single" w:sz="6" w:space="0" w:color="CCCCCC"/>
+              <w:right w:val="single" w:sz="6" w:space="0" w:color="CCCCCC"/>
+            </w:tcBorders>
+            <w:tcMar>
+              <w:top w:w="96" w:type="dxa"/>
+              <w:bottom w:w="96" w:type="dxa"/>
+              <w:left w:w="144" w:type="dxa"/>
+              <w:right w:w="144" w:type="dxa"/>
+            </w:tcMar>
+          </w:tcPr>
+          <w:p>
+            <w:pPr>
+              <w:jc w:val="left"/>
+              <w:spacing w:line="240" w:lineRule="auto" w:before="50" w:after="50"/>
+            </w:pPr>
+            <w:r>
+              <w:rPr>
+                <w:b/>
+                <w:sz w:val="20"/>
+              </w:rPr>
+              <w:t>71.11%</w:t>
+            </w:r>
+          </w:p>
+        </w:tc>
+        <w:tc>
+          <w:tcPr>
+            <w:tcW w:type="dxa" w:w="2160"/>
+            <w:vAlign w:val="center"/>
+            <w:tcBorders>
+              <w:top w:val="single" w:sz="6" w:space="0" w:color="CCCCCC"/>
+              <w:bottom w:val="single" w:sz="6" w:space="0" w:color="CCCCCC"/>
+              <w:left w:val="single" w:sz="6" w:space="0" w:color="CCCCCC"/>
+              <w:right w:val="single" w:sz="6" w:space="0" w:color="CCCCCC"/>
+            </w:tcBorders>
+            <w:tcMar>
+              <w:top w:w="96" w:type="dxa"/>
+              <w:bottom w:w="96" w:type="dxa"/>
+              <w:left w:w="144" w:type="dxa"/>
+              <w:right w:w="144" w:type="dxa"/>
+            </w:tcMar>
+          </w:tcPr>
+          <w:p>
+            <w:pPr>
+              <w:jc w:val="left"/>
+              <w:spacing w:line="240" w:lineRule="auto" w:before="50" w:after="50"/>
+            </w:pPr>
+            <w:r>
+              <w:rPr>
+                <w:sz w:val="20"/>
+              </w:rPr>
+              <w:t>—</w:t>
+            </w:r>
+          </w:p>
+        </w:tc>
+      </w:tr>
+      <w:tr>
+        <w:tc>
+          <w:tcPr>
+            <w:tcW w:type="dxa" w:w="2160"/>
+            <w:vAlign w:val="center"/>
+            <w:tcBorders>
+              <w:top w:val="single" w:sz="6" w:space="0" w:color="CCCCCC"/>
+              <w:bottom w:val="single" w:sz="6" w:space="0" w:color="CCCCCC"/>
+              <w:left w:val="single" w:sz="6" w:space="0" w:color="CCCCCC"/>
+              <w:right w:val="single" w:sz="6" w:space="0" w:color="CCCCCC"/>
+            </w:tcBorders>
+            <w:tcMar>
+              <w:top w:w="96" w:type="dxa"/>
+              <w:bottom w:w="96" w:type="dxa"/>
+              <w:left w:w="144" w:type="dxa"/>
+              <w:right w:w="144" w:type="dxa"/>
+            </w:tcMar>
+          </w:tcPr>
+          <w:p>
+            <w:pPr>
+              <w:jc w:val="left"/>
+              <w:spacing w:line="240" w:lineRule="auto" w:before="50" w:after="50"/>
+            </w:pPr>
+            <w:r>
+              <w:rPr>
+                <w:sz w:val="20"/>
+              </w:rPr>
+              <w:t xml:space="preserve">DAC </w:t>
+            </w:r>
+            <w:r>
+              <w:rPr>
+                <w:sz w:val="20"/>
+              </w:rPr>
+              <w:t xml:space="preserve"> </w:t>
+            </w:r>
+            <w:r>
+              <w:rPr>
+                <w:sz w:val="20"/>
+              </w:rPr>
+              <w:t>建立（节点电容为</w:t>
+            </w:r>
+            <w:r>
+              <w:rPr>
+                <w:sz w:val="20"/>
+              </w:rPr>
+              <w:t xml:space="preserve"> </w:t>
+            </w:r>
+            <w:r>
+              <w:rPr>
+                <w:b/>
+                <w:sz w:val="20"/>
+              </w:rPr>
+              <w:t>显式占位</w:t>
+            </w:r>
+            <w:r>
+              <w:rPr>
+                <w:sz w:val="20"/>
+              </w:rPr>
+              <w:t xml:space="preserve"> ）</w:t>
+            </w:r>
+          </w:p>
+        </w:tc>
+        <w:tc>
+          <w:tcPr>
+            <w:tcW w:type="dxa" w:w="2160"/>
+            <w:vAlign w:val="center"/>
+            <w:tcBorders>
+              <w:top w:val="single" w:sz="6" w:space="0" w:color="CCCCCC"/>
+              <w:bottom w:val="single" w:sz="6" w:space="0" w:color="CCCCCC"/>
+              <w:left w:val="single" w:sz="6" w:space="0" w:color="CCCCCC"/>
+              <w:right w:val="single" w:sz="6" w:space="0" w:color="CCCCCC"/>
+            </w:tcBorders>
+            <w:tcMar>
+              <w:top w:w="96" w:type="dxa"/>
+              <w:bottom w:w="96" w:type="dxa"/>
+              <w:left w:w="144" w:type="dxa"/>
+              <w:right w:w="144" w:type="dxa"/>
+            </w:tcMar>
+          </w:tcPr>
+          <w:p>
+            <w:pPr>
+              <w:jc w:val="left"/>
+              <w:spacing w:line="240" w:lineRule="auto" w:before="50" w:after="50"/>
+            </w:pPr>
+            <w:r>
+              <w:rPr>
+                <w:b/>
+                <w:sz w:val="20"/>
+              </w:rPr>
+              <w:t>31.191620</w:t>
+            </w:r>
+          </w:p>
+        </w:tc>
+        <w:tc>
+          <w:tcPr>
+            <w:tcW w:type="dxa" w:w="2160"/>
+            <w:vAlign w:val="center"/>
+            <w:tcBorders>
+              <w:top w:val="single" w:sz="6" w:space="0" w:color="CCCCCC"/>
+              <w:bottom w:val="single" w:sz="6" w:space="0" w:color="CCCCCC"/>
+              <w:left w:val="single" w:sz="6" w:space="0" w:color="CCCCCC"/>
+              <w:right w:val="single" w:sz="6" w:space="0" w:color="CCCCCC"/>
+            </w:tcBorders>
+            <w:tcMar>
+              <w:top w:w="96" w:type="dxa"/>
+              <w:bottom w:w="96" w:type="dxa"/>
+              <w:left w:w="144" w:type="dxa"/>
+              <w:right w:w="144" w:type="dxa"/>
+            </w:tcMar>
+          </w:tcPr>
+          <w:p>
+            <w:pPr>
+              <w:jc w:val="left"/>
+              <w:spacing w:line="240" w:lineRule="auto" w:before="50" w:after="50"/>
+            </w:pPr>
+            <w:r>
+              <w:rPr>
+                <w:sz w:val="20"/>
+              </w:rPr>
+              <w:t>24.07%</w:t>
+            </w:r>
+          </w:p>
+        </w:tc>
+        <w:tc>
+          <w:tcPr>
+            <w:tcW w:type="dxa" w:w="2160"/>
+            <w:vAlign w:val="center"/>
+            <w:tcBorders>
+              <w:top w:val="single" w:sz="6" w:space="0" w:color="CCCCCC"/>
+              <w:bottom w:val="single" w:sz="6" w:space="0" w:color="CCCCCC"/>
+              <w:left w:val="single" w:sz="6" w:space="0" w:color="CCCCCC"/>
+              <w:right w:val="single" w:sz="6" w:space="0" w:color="CCCCCC"/>
+            </w:tcBorders>
+            <w:tcMar>
+              <w:top w:w="96" w:type="dxa"/>
+              <w:bottom w:w="96" w:type="dxa"/>
+              <w:left w:w="144" w:type="dxa"/>
+              <w:right w:w="144" w:type="dxa"/>
+            </w:tcMar>
+          </w:tcPr>
+          <w:p>
+            <w:pPr>
+              <w:jc w:val="left"/>
+              <w:spacing w:line="240" w:lineRule="auto" w:before="50" w:after="50"/>
+            </w:pPr>
+            <w:r>
+              <w:rPr>
+                <w:sz w:val="20"/>
+              </w:rPr>
+              <w:t>5 ns</w:t>
+            </w:r>
+          </w:p>
+        </w:tc>
+      </w:tr>
+      <w:tr>
+        <w:tc>
+          <w:tcPr>
+            <w:tcW w:type="dxa" w:w="2160"/>
+            <w:vAlign w:val="center"/>
+            <w:tcBorders>
+              <w:top w:val="single" w:sz="6" w:space="0" w:color="CCCCCC"/>
+              <w:bottom w:val="single" w:sz="6" w:space="0" w:color="CCCCCC"/>
+              <w:left w:val="single" w:sz="6" w:space="0" w:color="CCCCCC"/>
+              <w:right w:val="single" w:sz="6" w:space="0" w:color="CCCCCC"/>
+            </w:tcBorders>
+            <w:tcMar>
+              <w:top w:w="96" w:type="dxa"/>
+              <w:bottom w:w="96" w:type="dxa"/>
+              <w:left w:w="144" w:type="dxa"/>
+              <w:right w:w="144" w:type="dxa"/>
+            </w:tcMar>
+          </w:tcPr>
+          <w:p>
+            <w:pPr>
+              <w:jc w:val="left"/>
+              <w:spacing w:line="240" w:lineRule="auto" w:before="50" w:after="50"/>
+            </w:pPr>
+            <w:r>
+              <w:rPr>
+                <w:b/>
+                <w:sz w:val="20"/>
+              </w:rPr>
+              <w:t>合计（串行）</w:t>
+            </w:r>
+          </w:p>
+        </w:tc>
+        <w:tc>
+          <w:tcPr>
+            <w:tcW w:type="dxa" w:w="2160"/>
+            <w:vAlign w:val="center"/>
+            <w:tcBorders>
+              <w:top w:val="single" w:sz="6" w:space="0" w:color="CCCCCC"/>
+              <w:bottom w:val="single" w:sz="6" w:space="0" w:color="CCCCCC"/>
+              <w:left w:val="single" w:sz="6" w:space="0" w:color="CCCCCC"/>
+              <w:right w:val="single" w:sz="6" w:space="0" w:color="CCCCCC"/>
+            </w:tcBorders>
+            <w:tcMar>
+              <w:top w:w="96" w:type="dxa"/>
+              <w:bottom w:w="96" w:type="dxa"/>
+              <w:left w:w="144" w:type="dxa"/>
+              <w:right w:w="144" w:type="dxa"/>
+            </w:tcMar>
+          </w:tcPr>
+          <w:p>
+            <w:pPr>
+              <w:jc w:val="left"/>
+              <w:spacing w:line="240" w:lineRule="auto" w:before="50" w:after="50"/>
+            </w:pPr>
+            <w:r>
+              <w:rPr>
+                <w:b/>
+                <w:sz w:val="20"/>
+              </w:rPr>
+              <w:t>129.565246</w:t>
+            </w:r>
+          </w:p>
+        </w:tc>
+        <w:tc>
+          <w:tcPr>
+            <w:tcW w:type="dxa" w:w="2160"/>
+            <w:vAlign w:val="center"/>
+            <w:tcBorders>
+              <w:top w:val="single" w:sz="6" w:space="0" w:color="CCCCCC"/>
+              <w:bottom w:val="single" w:sz="6" w:space="0" w:color="CCCCCC"/>
+              <w:left w:val="single" w:sz="6" w:space="0" w:color="CCCCCC"/>
+              <w:right w:val="single" w:sz="6" w:space="0" w:color="CCCCCC"/>
+            </w:tcBorders>
+            <w:tcMar>
+              <w:top w:w="96" w:type="dxa"/>
+              <w:bottom w:w="96" w:type="dxa"/>
+              <w:left w:w="144" w:type="dxa"/>
+              <w:right w:w="144" w:type="dxa"/>
+            </w:tcMar>
+          </w:tcPr>
+          <w:p>
+            <w:pPr>
+              <w:jc w:val="left"/>
+              <w:spacing w:line="240" w:lineRule="auto" w:before="50" w:after="50"/>
+            </w:pPr>
+            <w:r>
+              <w:rPr>
+                <w:sz w:val="20"/>
+              </w:rPr>
+              <w:t>100%</w:t>
+            </w:r>
+          </w:p>
+        </w:tc>
+        <w:tc>
+          <w:tcPr>
+            <w:tcW w:type="dxa" w:w="2160"/>
+            <w:vAlign w:val="center"/>
+            <w:tcBorders>
+              <w:top w:val="single" w:sz="6" w:space="0" w:color="CCCCCC"/>
+              <w:bottom w:val="single" w:sz="6" w:space="0" w:color="CCCCCC"/>
+              <w:left w:val="single" w:sz="6" w:space="0" w:color="CCCCCC"/>
+              <w:right w:val="single" w:sz="6" w:space="0" w:color="CCCCCC"/>
+            </w:tcBorders>
+            <w:tcMar>
+              <w:top w:w="96" w:type="dxa"/>
+              <w:bottom w:w="96" w:type="dxa"/>
+              <w:left w:w="144" w:type="dxa"/>
+              <w:right w:w="144" w:type="dxa"/>
+            </w:tcMar>
+          </w:tcPr>
+          <w:p>
+            <w:pPr>
+              <w:jc w:val="left"/>
+              <w:spacing w:line="240" w:lineRule="auto" w:before="50" w:after="50"/>
+            </w:pPr>
+            <w:r>
+              <w:rPr>
+                <w:sz w:val="20"/>
+              </w:rPr>
+              <w:t xml:space="preserve">⇒ </w:t>
+            </w:r>
+            <w:r>
+              <w:rPr>
+                <w:b/>
+                <w:sz w:val="20"/>
+              </w:rPr>
+              <w:t>7.7181 MSa/s</w:t>
+            </w:r>
+          </w:p>
+        </w:tc>
+      </w:tr>
+      <w:tr>
+        <w:tc>
+          <w:tcPr>
+            <w:tcW w:type="dxa" w:w="2160"/>
+            <w:vAlign w:val="center"/>
+            <w:tcBorders>
+              <w:top w:val="single" w:sz="6" w:space="0" w:color="CCCCCC"/>
+              <w:bottom w:val="single" w:sz="6" w:space="0" w:color="CCCCCC"/>
+              <w:left w:val="single" w:sz="6" w:space="0" w:color="CCCCCC"/>
+              <w:right w:val="single" w:sz="6" w:space="0" w:color="CCCCCC"/>
+            </w:tcBorders>
+            <w:tcMar>
+              <w:top w:w="96" w:type="dxa"/>
+              <w:bottom w:w="96" w:type="dxa"/>
+              <w:left w:w="144" w:type="dxa"/>
+              <w:right w:w="144" w:type="dxa"/>
+            </w:tcMar>
+          </w:tcPr>
+          <w:p>
+            <w:pPr>
+              <w:jc w:val="left"/>
+              <w:spacing w:line="240" w:lineRule="auto" w:before="50" w:after="50"/>
+            </w:pPr>
+            <w:r>
+              <w:rPr>
+                <w:sz w:val="20"/>
+              </w:rPr>
+              <w:t>流水线稳态周期</w:t>
+            </w:r>
+            <w:r>
+              <w:rPr>
+                <w:sz w:val="20"/>
+              </w:rPr>
+              <w:t xml:space="preserve"> </w:t>
+            </w:r>
+            <w:r>
+              <w:rPr>
+                <w:sz w:val="20"/>
+              </w:rPr>
+              <w:t xml:space="preserve"> / </w:t>
+            </w:r>
+            <w:r>
+              <w:rPr>
+                <w:sz w:val="20"/>
+              </w:rPr>
+              <w:t xml:space="preserve"> </w:t>
+            </w:r>
+            <w:r>
+              <w:rPr>
+                <w:sz w:val="20"/>
+              </w:rPr>
+              <w:t>首样本延迟</w:t>
+            </w:r>
+          </w:p>
+        </w:tc>
+        <w:tc>
+          <w:tcPr>
+            <w:tcW w:type="dxa" w:w="2160"/>
+            <w:vAlign w:val="center"/>
+            <w:tcBorders>
+              <w:top w:val="single" w:sz="6" w:space="0" w:color="CCCCCC"/>
+              <w:bottom w:val="single" w:sz="6" w:space="0" w:color="CCCCCC"/>
+              <w:left w:val="single" w:sz="6" w:space="0" w:color="CCCCCC"/>
+              <w:right w:val="single" w:sz="6" w:space="0" w:color="CCCCCC"/>
+            </w:tcBorders>
+            <w:tcMar>
+              <w:top w:w="96" w:type="dxa"/>
+              <w:bottom w:w="96" w:type="dxa"/>
+              <w:left w:w="144" w:type="dxa"/>
+              <w:right w:w="144" w:type="dxa"/>
+            </w:tcMar>
+          </w:tcPr>
+          <w:p>
+            <w:pPr>
+              <w:jc w:val="left"/>
+              <w:spacing w:line="240" w:lineRule="auto" w:before="50" w:after="50"/>
+            </w:pPr>
+            <w:r>
+              <w:rPr>
+                <w:sz w:val="20"/>
+              </w:rPr>
+              <w:t>92.135256 / 129.565246</w:t>
+            </w:r>
+          </w:p>
+        </w:tc>
+        <w:tc>
+          <w:tcPr>
+            <w:tcW w:type="dxa" w:w="2160"/>
+            <w:vAlign w:val="center"/>
+            <w:tcBorders>
+              <w:top w:val="single" w:sz="6" w:space="0" w:color="CCCCCC"/>
+              <w:bottom w:val="single" w:sz="6" w:space="0" w:color="CCCCCC"/>
+              <w:left w:val="single" w:sz="6" w:space="0" w:color="CCCCCC"/>
+              <w:right w:val="single" w:sz="6" w:space="0" w:color="CCCCCC"/>
+            </w:tcBorders>
+            <w:tcMar>
+              <w:top w:w="96" w:type="dxa"/>
+              <w:bottom w:w="96" w:type="dxa"/>
+              <w:left w:w="144" w:type="dxa"/>
+              <w:right w:w="144" w:type="dxa"/>
+            </w:tcMar>
+          </w:tcPr>
+          <w:p>
+            <w:pPr>
+              <w:jc w:val="left"/>
+              <w:spacing w:line="240" w:lineRule="auto" w:before="50" w:after="50"/>
+            </w:pPr>
+            <w:r>
+              <w:rPr>
+                <w:sz w:val="20"/>
+              </w:rPr>
+              <w:t>—</w:t>
+            </w:r>
+          </w:p>
+        </w:tc>
+        <w:tc>
+          <w:tcPr>
+            <w:tcW w:type="dxa" w:w="2160"/>
+            <w:vAlign w:val="center"/>
+            <w:tcBorders>
+              <w:top w:val="single" w:sz="6" w:space="0" w:color="CCCCCC"/>
+              <w:bottom w:val="single" w:sz="6" w:space="0" w:color="CCCCCC"/>
+              <w:left w:val="single" w:sz="6" w:space="0" w:color="CCCCCC"/>
+              <w:right w:val="single" w:sz="6" w:space="0" w:color="CCCCCC"/>
+            </w:tcBorders>
+            <w:tcMar>
+              <w:top w:w="96" w:type="dxa"/>
+              <w:bottom w:w="96" w:type="dxa"/>
+              <w:left w:w="144" w:type="dxa"/>
+              <w:right w:w="144" w:type="dxa"/>
+            </w:tcMar>
+          </w:tcPr>
+          <w:p>
+            <w:pPr>
+              <w:jc w:val="left"/>
+              <w:spacing w:line="240" w:lineRule="auto" w:before="50" w:after="50"/>
+            </w:pPr>
+            <w:r>
+              <w:rPr>
+                <w:sz w:val="20"/>
+              </w:rPr>
+              <w:t xml:space="preserve">收益 </w:t>
+            </w:r>
+            <w:r>
+              <w:rPr>
+                <w:b/>
+                <w:sz w:val="20"/>
+              </w:rPr>
+              <w:t>0.28889</w:t>
+            </w:r>
+          </w:p>
+        </w:tc>
+      </w:tr>
+    </w:tbl>
+    <w:p>
+      <w:pPr>
+        <w:spacing w:after="192"/>
+      </w:pPr>
+      <w:r>
+        <w:t xml:space="preserve">🔴 </w:t>
+      </w:r>
+      <w:r>
+        <w:rPr>
+          <w:rFonts w:ascii="宋体" w:eastAsia="宋体" w:hAnsi="宋体" w:cs="宋体" w:hint="eastAsia"/>
+          <w:b/>
+          <w:lang w:eastAsia="zh-CN"/>
+        </w:rPr>
+        <w:t>时间合成律对照</w:t>
+      </w:r>
+      <w:r>
+        <w:rPr>
+          <w:rFonts w:ascii="宋体" w:eastAsia="宋体" w:hAnsi="宋体" w:cs="宋体" w:hint="eastAsia"/>
+          <w:lang w:eastAsia="zh-CN"/>
+        </w:rPr>
+        <w:t xml:space="preserve">：串行 </w:t>
+      </w:r>
+      <w:r>
+        <w:rPr>
+          <w:rFonts w:ascii="Courier" w:hAnsi="Courier"/>
+        </w:rPr>
+        <w:t>Σ t_i</w:t>
+      </w:r>
+      <w:r>
+        <w:t xml:space="preserve"> · </w:t>
+      </w:r>
+      <w:r>
+        <w:rPr>
+          <w:rFonts w:ascii="宋体" w:eastAsia="宋体" w:hAnsi="宋体" w:cs="宋体" w:hint="eastAsia"/>
+          <w:lang w:eastAsia="zh-CN"/>
+        </w:rPr>
+        <w:t>流水线稳态</w:t>
+      </w:r>
+      <w:r>
+        <w:t xml:space="preserve"> </w:t>
+      </w:r>
+      <w:r>
+        <w:rPr>
+          <w:rFonts w:ascii="Courier" w:hAnsi="Courier"/>
+        </w:rPr>
+        <w:t>max t_i</w:t>
+      </w:r>
+      <w:r>
+        <w:t xml:space="preserve"> ·</w:t>
+      </w:r>
+      <w:r>
+        <w:rPr>
+          <w:rFonts w:ascii="宋体" w:eastAsia="宋体" w:hAnsi="宋体" w:cs="宋体" w:hint="eastAsia"/>
+          <w:lang w:eastAsia="zh-CN"/>
+        </w:rPr>
+        <w:t>首样本延迟</w:t>
+      </w:r>
+      <w:r>
+        <w:t xml:space="preserve"> </w:t>
+      </w:r>
+      <w:r>
+        <w:rPr>
+          <w:rFonts w:ascii="Courier" w:hAnsi="Courier"/>
+        </w:rPr>
+        <w:t>Σ t_i</w:t>
+      </w:r>
+      <w:r>
+        <w:rPr>
+          <w:rFonts w:ascii="宋体" w:eastAsia="宋体" w:hAnsi="宋体" w:cs="宋体" w:hint="eastAsia"/>
+          <w:lang w:eastAsia="zh-CN"/>
+        </w:rPr>
+        <w:t>；</w:t>
+      </w:r>
+      <w:r>
+        <w:rPr>
+          <w:rFonts w:ascii="宋体" w:eastAsia="宋体" w:hAnsi="宋体" w:cs="宋体" w:hint="eastAsia"/>
+          <w:b/>
+          <w:lang w:eastAsia="zh-CN"/>
+        </w:rPr>
+        <w:t xml:space="preserve">（错法）RSS </w:t>
+      </w:r>
+      <w:r>
+        <w:rPr>
+          <w:rFonts w:ascii="Courier" w:hAnsi="Courier"/>
+          <w:b/>
+        </w:rPr>
+        <w:t>√Σt²</w:t>
+      </w:r>
+      <w:r>
+        <w:t xml:space="preserve"> —— </w:t>
+      </w:r>
+      <w:r>
+        <w:rPr>
+          <w:rFonts w:ascii="宋体" w:eastAsia="宋体" w:hAnsi="宋体" w:cs="宋体" w:hint="eastAsia"/>
+          <w:lang w:eastAsia="zh-CN"/>
+        </w:rPr>
+        <w:t>门禁</w:t>
+      </w:r>
+      <w:r>
+        <w:t xml:space="preserve"> </w:t>
+      </w:r>
+      <w:r>
+        <w:rPr>
+          <w:b/>
+        </w:rPr>
+        <w:t>B5</w:t>
+      </w:r>
+      <w:r>
+        <w:rPr>
+          <w:rFonts w:ascii="宋体" w:eastAsia="宋体" w:hAnsi="宋体" w:cs="宋体" w:hint="eastAsia"/>
+          <w:lang w:eastAsia="zh-CN"/>
+        </w:rPr>
+        <w:t xml:space="preserve"> 特意断言 「</w:t>
+      </w:r>
+      <w:r>
+        <w:rPr>
+          <w:rFonts w:ascii="宋体" w:eastAsia="宋体" w:hAnsi="宋体" w:cs="宋体" w:hint="eastAsia"/>
+          <w:b/>
+          <w:lang w:eastAsia="zh-CN"/>
+        </w:rPr>
+        <w:t>对时间取 RSS 会给出不同值</w:t>
+      </w:r>
+      <w:r>
+        <w:rPr>
+          <w:rFonts w:ascii="宋体" w:eastAsia="宋体" w:hAnsi="宋体" w:cs="宋体" w:hint="eastAsia"/>
+          <w:lang w:eastAsia="zh-CN"/>
+        </w:rPr>
+        <w:t>」（</w:t>
+      </w:r>
+      <w:r>
+        <w:t xml:space="preserve">3/7/11 ns ⇒ </w:t>
+      </w:r>
+      <w:r>
+        <w:rPr>
+          <w:b/>
+        </w:rPr>
+        <w:t>13.38 ⟷ 21.0 ns</w:t>
+      </w:r>
+      <w:r>
+        <w:rPr>
+          <w:rFonts w:ascii="宋体" w:eastAsia="宋体" w:hAnsi="宋体" w:cs="宋体" w:hint="eastAsia"/>
+          <w:lang w:eastAsia="zh-CN"/>
+        </w:rPr>
+        <w:t>）， 否则「两套合成律」只是口号。</w:t>
       </w:r>
     </w:p>
     <w:tbl>
@@ -27743,6 +29395,2965 @@
                 <w:b/>
                 <w:sz w:val="20"/>
               </w:rPr>
+              <w:t>量</w:t>
+            </w:r>
+          </w:p>
+        </w:tc>
+        <w:tc>
+          <w:tcPr>
+            <w:tcW w:type="dxa" w:w="2880"/>
+            <w:vAlign w:val="center"/>
+            <w:tcBorders>
+              <w:top w:val="single" w:sz="6" w:space="0" w:color="CCCCCC"/>
+              <w:bottom w:val="single" w:sz="6" w:space="0" w:color="CCCCCC"/>
+              <w:left w:val="single" w:sz="6" w:space="0" w:color="CCCCCC"/>
+              <w:right w:val="single" w:sz="6" w:space="0" w:color="CCCCCC"/>
+            </w:tcBorders>
+            <w:shd w:val="clear" w:color="auto" w:fill="F5F7FA"/>
+            <w:tcMar>
+              <w:top w:w="96" w:type="dxa"/>
+              <w:bottom w:w="96" w:type="dxa"/>
+              <w:left w:w="144" w:type="dxa"/>
+              <w:right w:w="144" w:type="dxa"/>
+            </w:tcMar>
+          </w:tcPr>
+          <w:p>
+            <w:pPr>
+              <w:jc w:val="left"/>
+              <w:spacing w:line="240" w:lineRule="auto" w:before="50" w:after="50"/>
+            </w:pPr>
+            <w:r>
+              <w:rPr>
+                <w:rFonts w:ascii="黑体" w:hAnsi="黑体" w:eastAsia="黑体" w:hint="eastAsia"/>
+                <w:b/>
+                <w:sz w:val="20"/>
+              </w:rPr>
+              <w:t>结论</w:t>
+            </w:r>
+          </w:p>
+        </w:tc>
+      </w:tr>
+      <w:tr>
+        <w:tc>
+          <w:tcPr>
+            <w:tcW w:type="dxa" w:w="2880"/>
+            <w:vAlign w:val="center"/>
+            <w:tcBorders>
+              <w:top w:val="single" w:sz="6" w:space="0" w:color="CCCCCC"/>
+              <w:bottom w:val="single" w:sz="6" w:space="0" w:color="CCCCCC"/>
+              <w:left w:val="single" w:sz="6" w:space="0" w:color="CCCCCC"/>
+              <w:right w:val="single" w:sz="6" w:space="0" w:color="CCCCCC"/>
+            </w:tcBorders>
+            <w:tcMar>
+              <w:top w:w="96" w:type="dxa"/>
+              <w:bottom w:w="96" w:type="dxa"/>
+              <w:left w:w="144" w:type="dxa"/>
+              <w:right w:w="144" w:type="dxa"/>
+            </w:tcMar>
+          </w:tcPr>
+          <w:p>
+            <w:pPr>
+              <w:jc w:val="left"/>
+              <w:spacing w:line="240" w:lineRule="auto" w:before="50" w:after="50"/>
+            </w:pPr>
+            <w:r>
+              <w:rPr>
+                <w:b/>
+                <w:sz w:val="20"/>
+              </w:rPr>
+              <w:t>规模 × 时间</w:t>
+            </w:r>
+          </w:p>
+        </w:tc>
+        <w:tc>
+          <w:tcPr>
+            <w:tcW w:type="dxa" w:w="2880"/>
+            <w:vAlign w:val="center"/>
+            <w:tcBorders>
+              <w:top w:val="single" w:sz="6" w:space="0" w:color="CCCCCC"/>
+              <w:bottom w:val="single" w:sz="6" w:space="0" w:color="CCCCCC"/>
+              <w:left w:val="single" w:sz="6" w:space="0" w:color="CCCCCC"/>
+              <w:right w:val="single" w:sz="6" w:space="0" w:color="CCCCCC"/>
+            </w:tcBorders>
+            <w:tcMar>
+              <w:top w:w="96" w:type="dxa"/>
+              <w:bottom w:w="96" w:type="dxa"/>
+              <w:left w:w="144" w:type="dxa"/>
+              <w:right w:w="144" w:type="dxa"/>
+            </w:tcMar>
+          </w:tcPr>
+          <w:p>
+            <w:pPr>
+              <w:jc w:val="left"/>
+              <w:spacing w:line="240" w:lineRule="auto" w:before="50" w:after="50"/>
+            </w:pPr>
+            <w:r>
+              <w:rPr>
+                <w:sz w:val="20"/>
+              </w:rPr>
+              <w:t>N 8 → 1024</w:t>
+            </w:r>
+          </w:p>
+        </w:tc>
+        <w:tc>
+          <w:tcPr>
+            <w:tcW w:type="dxa" w:w="2880"/>
+            <w:vAlign w:val="center"/>
+            <w:tcBorders>
+              <w:top w:val="single" w:sz="6" w:space="0" w:color="CCCCCC"/>
+              <w:bottom w:val="single" w:sz="6" w:space="0" w:color="CCCCCC"/>
+              <w:left w:val="single" w:sz="6" w:space="0" w:color="CCCCCC"/>
+              <w:right w:val="single" w:sz="6" w:space="0" w:color="CCCCCC"/>
+            </w:tcBorders>
+            <w:tcMar>
+              <w:top w:w="96" w:type="dxa"/>
+              <w:bottom w:w="96" w:type="dxa"/>
+              <w:left w:w="144" w:type="dxa"/>
+              <w:right w:w="144" w:type="dxa"/>
+            </w:tcMar>
+          </w:tcPr>
+          <w:p>
+            <w:pPr>
+              <w:jc w:val="left"/>
+              <w:spacing w:line="240" w:lineRule="auto" w:before="50" w:after="50"/>
+            </w:pPr>
+            <w:r>
+              <w:rPr>
+                <w:sz w:val="20"/>
+              </w:rPr>
+              <w:t xml:space="preserve">阵列 </w:t>
+            </w:r>
+            <w:r>
+              <w:rPr>
+                <w:rFonts w:ascii="Courier" w:hAnsi="Courier"/>
+                <w:sz w:val="20"/>
+              </w:rPr>
+              <w:t>τ_row</w:t>
+            </w:r>
+            <w:r>
+              <w:rPr>
+                <w:sz w:val="20"/>
+              </w:rPr>
+              <w:t xml:space="preserve"> 跨 </w:t>
+            </w:r>
+            <w:r>
+              <w:rPr>
+                <w:b/>
+                <w:sz w:val="20"/>
+              </w:rPr>
+              <w:t>12556.5×</w:t>
+            </w:r>
+            <w:r>
+              <w:rPr>
+                <w:sz w:val="20"/>
+              </w:rPr>
+              <w:t xml:space="preserve"> </w:t>
+            </w:r>
+            <w:r>
+              <w:rPr>
+                <w:sz w:val="20"/>
+              </w:rPr>
+              <w:t>（</w:t>
+            </w:r>
+            <w:r>
+              <w:rPr>
+                <w:sz w:val="20"/>
+              </w:rPr>
+              <w:t xml:space="preserve"> </w:t>
+            </w:r>
+            <w:r>
+              <w:rPr>
+                <w:sz w:val="20"/>
+              </w:rPr>
+              <w:t>∝N²</w:t>
+            </w:r>
+            <w:r>
+              <w:rPr>
+                <w:sz w:val="20"/>
+              </w:rPr>
+              <w:t xml:space="preserve"> </w:t>
+            </w:r>
+            <w:r>
+              <w:rPr>
+                <w:sz w:val="20"/>
+              </w:rPr>
+              <w:t>）而</w:t>
+            </w:r>
+            <w:r>
+              <w:rPr>
+                <w:sz w:val="20"/>
+              </w:rPr>
+              <w:t xml:space="preserve"> </w:t>
+            </w:r>
+            <w:r>
+              <w:rPr>
+                <w:b/>
+                <w:sz w:val="20"/>
+              </w:rPr>
+              <w:t>每样本耗时只跨 1.00469×</w:t>
+            </w:r>
+            <w:r>
+              <w:rPr>
+                <w:sz w:val="20"/>
+              </w:rPr>
+              <w:t xml:space="preserve"> </w:t>
+            </w:r>
+            <w:r>
+              <w:rPr>
+                <w:sz w:val="20"/>
+              </w:rPr>
+            </w:r>
+            <w:r>
+              <w:rPr>
+                <w:sz w:val="20"/>
+              </w:rPr>
+              <w:t xml:space="preserve"> </w:t>
+            </w:r>
+            <w:r>
+              <w:rPr>
+                <w:sz w:val="20"/>
+              </w:rPr>
+              <w:t>（</w:t>
+            </w:r>
+            <w:r>
+              <w:rPr>
+                <w:sz w:val="20"/>
+              </w:rPr>
+              <w:t xml:space="preserve"> </w:t>
+            </w:r>
+            <w:r>
+              <w:rPr>
+                <w:sz w:val="20"/>
+              </w:rPr>
+              <w:t>129.5652 → 130.1732 ns</w:t>
+            </w:r>
+            <w:r>
+              <w:rPr>
+                <w:sz w:val="20"/>
+              </w:rPr>
+              <w:t xml:space="preserve"> </w:t>
+            </w:r>
+            <w:r>
+              <w:rPr>
+                <w:sz w:val="20"/>
+              </w:rPr>
+              <w:t>）</w:t>
+            </w:r>
+          </w:p>
+        </w:tc>
+      </w:tr>
+      <w:tr>
+        <w:tc>
+          <w:tcPr>
+            <w:tcW w:type="dxa" w:w="2880"/>
+            <w:vAlign w:val="center"/>
+            <w:tcBorders>
+              <w:top w:val="single" w:sz="6" w:space="0" w:color="CCCCCC"/>
+              <w:bottom w:val="single" w:sz="6" w:space="0" w:color="CCCCCC"/>
+              <w:left w:val="single" w:sz="6" w:space="0" w:color="CCCCCC"/>
+              <w:right w:val="single" w:sz="6" w:space="0" w:color="CCCCCC"/>
+            </w:tcBorders>
+            <w:tcMar>
+              <w:top w:w="96" w:type="dxa"/>
+              <w:bottom w:w="96" w:type="dxa"/>
+              <w:left w:w="144" w:type="dxa"/>
+              <w:right w:w="144" w:type="dxa"/>
+            </w:tcMar>
+          </w:tcPr>
+          <w:p>
+            <w:pPr>
+              <w:jc w:val="left"/>
+              <w:spacing w:line="240" w:lineRule="auto" w:before="50" w:after="50"/>
+            </w:pPr>
+            <w:r>
+              <w:rPr>
+                <w:b/>
+                <w:sz w:val="20"/>
+              </w:rPr>
+              <w:t>🔴 核心结论</w:t>
+            </w:r>
+          </w:p>
+        </w:tc>
+        <w:tc>
+          <w:tcPr>
+            <w:tcW w:type="dxa" w:w="2880"/>
+            <w:vAlign w:val="center"/>
+            <w:tcBorders>
+              <w:top w:val="single" w:sz="6" w:space="0" w:color="CCCCCC"/>
+              <w:bottom w:val="single" w:sz="6" w:space="0" w:color="CCCCCC"/>
+              <w:left w:val="single" w:sz="6" w:space="0" w:color="CCCCCC"/>
+              <w:right w:val="single" w:sz="6" w:space="0" w:color="CCCCCC"/>
+            </w:tcBorders>
+            <w:tcMar>
+              <w:top w:w="96" w:type="dxa"/>
+              <w:bottom w:w="96" w:type="dxa"/>
+              <w:left w:w="144" w:type="dxa"/>
+              <w:right w:w="144" w:type="dxa"/>
+            </w:tcMar>
+          </w:tcPr>
+          <w:p>
+            <w:pPr>
+              <w:jc w:val="left"/>
+              <w:spacing w:line="240" w:lineRule="auto" w:before="50" w:after="50"/>
+            </w:pPr>
+            <w:r>
+              <w:rPr>
+                <w:sz w:val="20"/>
+              </w:rPr>
+              <w:t>—</w:t>
+            </w:r>
+          </w:p>
+        </w:tc>
+        <w:tc>
+          <w:tcPr>
+            <w:tcW w:type="dxa" w:w="2880"/>
+            <w:vAlign w:val="center"/>
+            <w:tcBorders>
+              <w:top w:val="single" w:sz="6" w:space="0" w:color="CCCCCC"/>
+              <w:bottom w:val="single" w:sz="6" w:space="0" w:color="CCCCCC"/>
+              <w:left w:val="single" w:sz="6" w:space="0" w:color="CCCCCC"/>
+              <w:right w:val="single" w:sz="6" w:space="0" w:color="CCCCCC"/>
+            </w:tcBorders>
+            <w:tcMar>
+              <w:top w:w="96" w:type="dxa"/>
+              <w:bottom w:w="96" w:type="dxa"/>
+              <w:left w:w="144" w:type="dxa"/>
+              <w:right w:w="144" w:type="dxa"/>
+            </w:tcMar>
+          </w:tcPr>
+          <w:p>
+            <w:pPr>
+              <w:jc w:val="left"/>
+              <w:spacing w:line="240" w:lineRule="auto" w:before="50" w:after="50"/>
+            </w:pPr>
+            <w:r>
+              <w:rPr>
+                <w:b/>
+                <w:sz w:val="20"/>
+              </w:rPr>
+              <w:t>规模墙是「精度墙」（E15：IR drop ∝N²、5% 预算只到 N≤12）不是「速度墙」</w:t>
+            </w:r>
+            <w:r>
+              <w:rPr>
+                <w:sz w:val="20"/>
+              </w:rPr>
+              <w:t xml:space="preserve"> ： 加行列 </w:t>
+            </w:r>
+            <w:r>
+              <w:rPr>
+                <w:b/>
+                <w:sz w:val="20"/>
+              </w:rPr>
+              <w:t>不拖慢采样率</w:t>
+            </w:r>
+            <w:r>
+              <w:rPr>
+                <w:sz w:val="20"/>
+              </w:rPr>
+              <w:t xml:space="preserve"> ，但 </w:t>
+            </w:r>
+            <w:r>
+              <w:rPr>
+                <w:b/>
+                <w:sz w:val="20"/>
+              </w:rPr>
+              <w:t>会毁掉有效位数</w:t>
+            </w:r>
+          </w:p>
+        </w:tc>
+      </w:tr>
+      <w:tr>
+        <w:tc>
+          <w:tcPr>
+            <w:tcW w:type="dxa" w:w="2880"/>
+            <w:vAlign w:val="center"/>
+            <w:tcBorders>
+              <w:top w:val="single" w:sz="6" w:space="0" w:color="CCCCCC"/>
+              <w:bottom w:val="single" w:sz="6" w:space="0" w:color="CCCCCC"/>
+              <w:left w:val="single" w:sz="6" w:space="0" w:color="CCCCCC"/>
+              <w:right w:val="single" w:sz="6" w:space="0" w:color="CCCCCC"/>
+            </w:tcBorders>
+            <w:tcMar>
+              <w:top w:w="96" w:type="dxa"/>
+              <w:bottom w:w="96" w:type="dxa"/>
+              <w:left w:w="144" w:type="dxa"/>
+              <w:right w:w="144" w:type="dxa"/>
+            </w:tcMar>
+          </w:tcPr>
+          <w:p>
+            <w:pPr>
+              <w:jc w:val="left"/>
+              <w:spacing w:line="240" w:lineRule="auto" w:before="50" w:after="50"/>
+            </w:pPr>
+            <w:r>
+              <w:rPr>
+                <w:sz w:val="20"/>
+              </w:rPr>
+              <w:t>阵列</w:t>
+            </w:r>
+            <w:r>
+              <w:rPr>
+                <w:sz w:val="20"/>
+              </w:rPr>
+              <w:t xml:space="preserve"> </w:t>
+            </w:r>
+            <w:r>
+              <w:rPr>
+                <w:sz w:val="20"/>
+              </w:rPr>
+              <w:t xml:space="preserve"> RC </w:t>
+            </w:r>
+            <w:r>
+              <w:rPr>
+                <w:sz w:val="20"/>
+              </w:rPr>
+              <w:t xml:space="preserve"> </w:t>
+            </w:r>
+            <w:r>
+              <w:rPr>
+                <w:sz w:val="20"/>
+              </w:rPr>
+              <w:t>交叉点</w:t>
+            </w:r>
+          </w:p>
+        </w:tc>
+        <w:tc>
+          <w:tcPr>
+            <w:tcW w:type="dxa" w:w="2880"/>
+            <w:vAlign w:val="center"/>
+            <w:tcBorders>
+              <w:top w:val="single" w:sz="6" w:space="0" w:color="CCCCCC"/>
+              <w:bottom w:val="single" w:sz="6" w:space="0" w:color="CCCCCC"/>
+              <w:left w:val="single" w:sz="6" w:space="0" w:color="CCCCCC"/>
+              <w:right w:val="single" w:sz="6" w:space="0" w:color="CCCCCC"/>
+            </w:tcBorders>
+            <w:tcMar>
+              <w:top w:w="96" w:type="dxa"/>
+              <w:bottom w:w="96" w:type="dxa"/>
+              <w:left w:w="144" w:type="dxa"/>
+              <w:right w:w="144" w:type="dxa"/>
+            </w:tcMar>
+          </w:tcPr>
+          <w:p>
+            <w:pPr>
+              <w:jc w:val="left"/>
+              <w:spacing w:line="240" w:lineRule="auto" w:before="50" w:after="50"/>
+            </w:pPr>
+            <w:r>
+              <w:rPr>
+                <w:sz w:val="20"/>
+              </w:rPr>
+              <w:t>1 ps / 100 ps / 1 ns</w:t>
+            </w:r>
+          </w:p>
+        </w:tc>
+        <w:tc>
+          <w:tcPr>
+            <w:tcW w:type="dxa" w:w="2880"/>
+            <w:vAlign w:val="center"/>
+            <w:tcBorders>
+              <w:top w:val="single" w:sz="6" w:space="0" w:color="CCCCCC"/>
+              <w:bottom w:val="single" w:sz="6" w:space="0" w:color="CCCCCC"/>
+              <w:left w:val="single" w:sz="6" w:space="0" w:color="CCCCCC"/>
+              <w:right w:val="single" w:sz="6" w:space="0" w:color="CCCCCC"/>
+            </w:tcBorders>
+            <w:tcMar>
+              <w:top w:w="96" w:type="dxa"/>
+              <w:bottom w:w="96" w:type="dxa"/>
+              <w:left w:w="144" w:type="dxa"/>
+              <w:right w:w="144" w:type="dxa"/>
+            </w:tcMar>
+          </w:tcPr>
+          <w:p>
+            <w:pPr>
+              <w:jc w:val="left"/>
+              <w:spacing w:line="240" w:lineRule="auto" w:before="50" w:after="50"/>
+            </w:pPr>
+            <w:r>
+              <w:rPr>
+                <w:sz w:val="20"/>
+              </w:rPr>
+              <w:t xml:space="preserve">N ≈ </w:t>
+            </w:r>
+            <w:r>
+              <w:rPr>
+                <w:b/>
+                <w:sz w:val="20"/>
+              </w:rPr>
+              <w:t>135</w:t>
+            </w:r>
+            <w:r>
+              <w:rPr>
+                <w:sz w:val="20"/>
+              </w:rPr>
+              <w:t xml:space="preserve"> / </w:t>
+            </w:r>
+            <w:r>
+              <w:rPr>
+                <w:b/>
+                <w:sz w:val="20"/>
+              </w:rPr>
+              <w:t>1341</w:t>
+            </w:r>
+            <w:r>
+              <w:rPr>
+                <w:sz w:val="20"/>
+              </w:rPr>
+              <w:t xml:space="preserve"> / </w:t>
+            </w:r>
+            <w:r>
+              <w:rPr>
+                <w:b/>
+                <w:sz w:val="20"/>
+              </w:rPr>
+              <w:t>4238</w:t>
+            </w:r>
+            <w:r>
+              <w:rPr>
+                <w:sz w:val="20"/>
+              </w:rPr>
+              <w:t xml:space="preserve"> </w:t>
+            </w:r>
+            <w:r>
+              <w:rPr>
+                <w:sz w:val="20"/>
+              </w:rPr>
+              <w:t>（解析</w:t>
+            </w:r>
+            <w:r>
+              <w:rPr>
+                <w:sz w:val="20"/>
+              </w:rPr>
+              <w:t xml:space="preserve"> </w:t>
+            </w:r>
+            <w:r>
+              <w:rPr>
+                <w:sz w:val="20"/>
+              </w:rPr>
+              <w:t xml:space="preserve"> 4245.8 ⟷ </w:t>
+            </w:r>
+            <w:r>
+              <w:rPr>
+                <w:sz w:val="20"/>
+              </w:rPr>
+              <w:t xml:space="preserve"> </w:t>
+            </w:r>
+            <w:r>
+              <w:rPr>
+                <w:sz w:val="20"/>
+              </w:rPr>
+              <w:t>二分</w:t>
+            </w:r>
+            <w:r>
+              <w:rPr>
+                <w:sz w:val="20"/>
+              </w:rPr>
+              <w:t xml:space="preserve"> </w:t>
+            </w:r>
+            <w:r>
+              <w:rPr>
+                <w:sz w:val="20"/>
+              </w:rPr>
+              <w:t xml:space="preserve"> 4238 · rel 0.184%</w:t>
+            </w:r>
+            <w:r>
+              <w:rPr>
+                <w:sz w:val="20"/>
+              </w:rPr>
+              <w:t xml:space="preserve"> </w:t>
+            </w:r>
+            <w:r>
+              <w:rPr>
+                <w:sz w:val="20"/>
+              </w:rPr>
+              <w:t>）</w:t>
+            </w:r>
+            <w:r>
+              <w:rPr>
+                <w:sz w:val="20"/>
+              </w:rPr>
+              <w:t xml:space="preserve"> </w:t>
+            </w:r>
+            <w:r>
+              <w:rPr>
+                <w:sz w:val="20"/>
+              </w:rPr>
+              <w:t xml:space="preserve">⇒ </w:t>
+            </w:r>
+            <w:r>
+              <w:rPr>
+                <w:sz w:val="20"/>
+              </w:rPr>
+              <w:t xml:space="preserve"> </w:t>
+            </w:r>
+            <w:r>
+              <w:rPr>
+                <w:sz w:val="20"/>
+              </w:rPr>
+              <w:t>远超</w:t>
+            </w:r>
+            <w:r>
+              <w:rPr>
+                <w:sz w:val="20"/>
+              </w:rPr>
+              <w:t xml:space="preserve"> </w:t>
+            </w:r>
+            <w:r>
+              <w:rPr>
+                <w:sz w:val="20"/>
+              </w:rPr>
+              <w:t xml:space="preserve"> E15 </w:t>
+            </w:r>
+            <w:r>
+              <w:rPr>
+                <w:sz w:val="20"/>
+              </w:rPr>
+              <w:t xml:space="preserve"> </w:t>
+            </w:r>
+            <w:r>
+              <w:rPr>
+                <w:sz w:val="20"/>
+              </w:rPr>
+              <w:t>可及规模</w:t>
+            </w:r>
+            <w:r>
+              <w:rPr>
+                <w:sz w:val="20"/>
+              </w:rPr>
+              <w:t xml:space="preserve"> </w:t>
+            </w:r>
+            <w:r>
+              <w:rPr>
+                <w:sz w:val="20"/>
+              </w:rPr>
+              <w:t xml:space="preserve"> ⇒ </w:t>
+            </w:r>
+            <w:r>
+              <w:rPr>
+                <w:sz w:val="20"/>
+              </w:rPr>
+              <w:t xml:space="preserve"> </w:t>
+            </w:r>
+            <w:r>
+              <w:rPr>
+                <w:b/>
+                <w:sz w:val="20"/>
+              </w:rPr>
+              <w:t>在可达规模内阵列 RC 永不是时间瓶颈</w:t>
+            </w:r>
+          </w:p>
+        </w:tc>
+      </w:tr>
+      <w:tr>
+        <w:tc>
+          <w:tcPr>
+            <w:tcW w:type="dxa" w:w="2880"/>
+            <w:vAlign w:val="center"/>
+            <w:tcBorders>
+              <w:top w:val="single" w:sz="6" w:space="0" w:color="CCCCCC"/>
+              <w:bottom w:val="single" w:sz="6" w:space="0" w:color="CCCCCC"/>
+              <w:left w:val="single" w:sz="6" w:space="0" w:color="CCCCCC"/>
+              <w:right w:val="single" w:sz="6" w:space="0" w:color="CCCCCC"/>
+            </w:tcBorders>
+            <w:tcMar>
+              <w:top w:w="96" w:type="dxa"/>
+              <w:bottom w:w="96" w:type="dxa"/>
+              <w:left w:w="144" w:type="dxa"/>
+              <w:right w:w="144" w:type="dxa"/>
+            </w:tcMar>
+          </w:tcPr>
+          <w:p>
+            <w:pPr>
+              <w:jc w:val="left"/>
+              <w:spacing w:line="240" w:lineRule="auto" w:before="50" w:after="50"/>
+            </w:pPr>
+            <w:r>
+              <w:rPr>
+                <w:b/>
+                <w:sz w:val="20"/>
+              </w:rPr>
+              <w:t>主导项位数交叉</w:t>
+            </w:r>
+          </w:p>
+        </w:tc>
+        <w:tc>
+          <w:tcPr>
+            <w:tcW w:type="dxa" w:w="2880"/>
+            <w:vAlign w:val="center"/>
+            <w:tcBorders>
+              <w:top w:val="single" w:sz="6" w:space="0" w:color="CCCCCC"/>
+              <w:bottom w:val="single" w:sz="6" w:space="0" w:color="CCCCCC"/>
+              <w:left w:val="single" w:sz="6" w:space="0" w:color="CCCCCC"/>
+              <w:right w:val="single" w:sz="6" w:space="0" w:color="CCCCCC"/>
+            </w:tcBorders>
+            <w:tcMar>
+              <w:top w:w="96" w:type="dxa"/>
+              <w:bottom w:w="96" w:type="dxa"/>
+              <w:left w:w="144" w:type="dxa"/>
+              <w:right w:w="144" w:type="dxa"/>
+            </w:tcMar>
+          </w:tcPr>
+          <w:p>
+            <w:pPr>
+              <w:jc w:val="left"/>
+              <w:spacing w:line="240" w:lineRule="auto" w:before="50" w:after="50"/>
+            </w:pPr>
+            <w:r>
+              <w:rPr>
+                <w:sz w:val="20"/>
+              </w:rPr>
+              <w:t>4 / 6 / 8 / 10 / 12 bit</w:t>
+            </w:r>
+          </w:p>
+        </w:tc>
+        <w:tc>
+          <w:tcPr>
+            <w:tcW w:type="dxa" w:w="2880"/>
+            <w:vAlign w:val="center"/>
+            <w:tcBorders>
+              <w:top w:val="single" w:sz="6" w:space="0" w:color="CCCCCC"/>
+              <w:bottom w:val="single" w:sz="6" w:space="0" w:color="CCCCCC"/>
+              <w:left w:val="single" w:sz="6" w:space="0" w:color="CCCCCC"/>
+              <w:right w:val="single" w:sz="6" w:space="0" w:color="CCCCCC"/>
+            </w:tcBorders>
+            <w:tcMar>
+              <w:top w:w="96" w:type="dxa"/>
+              <w:bottom w:w="96" w:type="dxa"/>
+              <w:left w:w="144" w:type="dxa"/>
+              <w:right w:w="144" w:type="dxa"/>
+            </w:tcMar>
+          </w:tcPr>
+          <w:p>
+            <w:pPr>
+              <w:jc w:val="left"/>
+              <w:spacing w:line="240" w:lineRule="auto" w:before="50" w:after="50"/>
+            </w:pPr>
+            <w:r>
+              <w:rPr>
+                <w:sz w:val="20"/>
+              </w:rPr>
+              <w:t xml:space="preserve">每样本 </w:t>
+            </w:r>
+            <w:r>
+              <w:rPr>
+                <w:b/>
+                <w:sz w:val="20"/>
+              </w:rPr>
+              <w:t>22.57 / 43.05 / 129.57 / 596.28 / 3129.79</w:t>
+            </w:r>
+            <w:r>
+              <w:rPr>
+                <w:sz w:val="20"/>
+              </w:rPr>
+              <w:t xml:space="preserve"> ns · 4/6 bit ⇒ </w:t>
+            </w:r>
+            <w:r>
+              <w:rPr>
+                <w:b/>
+                <w:sz w:val="20"/>
+              </w:rPr>
+              <w:t>DAC 建立</w:t>
+            </w:r>
+            <w:r>
+              <w:rPr>
+                <w:sz w:val="20"/>
+              </w:rPr>
+              <w:t xml:space="preserve"> </w:t>
+            </w:r>
+            <w:r>
+              <w:rPr>
+                <w:sz w:val="20"/>
+              </w:rPr>
+              <w:t>（</w:t>
+            </w:r>
+            <w:r>
+              <w:rPr>
+                <w:sz w:val="20"/>
+              </w:rPr>
+              <w:t xml:space="preserve"> </w:t>
+            </w:r>
+            <w:r>
+              <w:rPr>
+                <w:sz w:val="20"/>
+              </w:rPr>
+              <w:t>76.8% / 56.4%</w:t>
+            </w:r>
+            <w:r>
+              <w:rPr>
+                <w:sz w:val="20"/>
+              </w:rPr>
+              <w:t xml:space="preserve"> </w:t>
+            </w:r>
+            <w:r>
+              <w:rPr>
+                <w:sz w:val="20"/>
+              </w:rPr>
+              <w:t>）；</w:t>
+            </w:r>
+            <w:r>
+              <w:rPr>
+                <w:sz w:val="20"/>
+              </w:rPr>
+              <w:t xml:space="preserve"> </w:t>
+            </w:r>
+            <w:r>
+              <w:rPr>
+                <w:sz w:val="20"/>
+              </w:rPr>
+              <w:t xml:space="preserve">8/10/12 bit ⇒ </w:t>
+            </w:r>
+            <w:r>
+              <w:rPr>
+                <w:sz w:val="20"/>
+              </w:rPr>
+              <w:t xml:space="preserve"> </w:t>
+            </w:r>
+            <w:r>
+              <w:rPr>
+                <w:b/>
+                <w:sz w:val="20"/>
+              </w:rPr>
+              <w:t>SAR</w:t>
+            </w:r>
+            <w:r>
+              <w:rPr>
+                <w:sz w:val="20"/>
+              </w:rPr>
+              <w:t xml:space="preserve"> </w:t>
+            </w:r>
+            <w:r>
+              <w:rPr>
+                <w:sz w:val="20"/>
+              </w:rPr>
+              <w:t>（</w:t>
+            </w:r>
+            <w:r>
+              <w:rPr>
+                <w:sz w:val="20"/>
+              </w:rPr>
+              <w:t xml:space="preserve"> </w:t>
+            </w:r>
+            <w:r>
+              <w:rPr>
+                <w:sz w:val="20"/>
+              </w:rPr>
+              <w:t>71.1% / 92.3% / 98.3%</w:t>
+            </w:r>
+            <w:r>
+              <w:rPr>
+                <w:sz w:val="20"/>
+              </w:rPr>
+              <w:t xml:space="preserve"> </w:t>
+            </w:r>
+            <w:r>
+              <w:rPr>
+                <w:sz w:val="20"/>
+              </w:rPr>
+              <w:t>）</w:t>
+            </w:r>
+            <w:r>
+              <w:rPr>
+                <w:sz w:val="20"/>
+              </w:rPr>
+              <w:t xml:space="preserve"> </w:t>
+            </w:r>
+            <w:r>
+              <w:rPr>
+                <w:sz w:val="20"/>
+              </w:rPr>
+              <w:t xml:space="preserve">—— </w:t>
+            </w:r>
+            <w:r>
+              <w:rPr>
+                <w:sz w:val="20"/>
+              </w:rPr>
+              <w:t xml:space="preserve"> </w:t>
+            </w:r>
+            <w:r>
+              <w:rPr>
+                <w:b/>
+                <w:sz w:val="20"/>
+              </w:rPr>
+              <w:t>SAR ∝ (bits+1)²</w:t>
+            </w:r>
+            <w:r>
+              <w:rPr>
+                <w:sz w:val="20"/>
+              </w:rPr>
+              <w:t xml:space="preserve"> 而 </w:t>
+            </w:r>
+            <w:r>
+              <w:rPr>
+                <w:b/>
+                <w:sz w:val="20"/>
+              </w:rPr>
+              <w:t>DAC ∝ (bits+1)</w:t>
+            </w:r>
+            <w:r>
+              <w:rPr>
+                <w:sz w:val="20"/>
+              </w:rPr>
+              <w:t xml:space="preserve"> ⇒ </w:t>
+            </w:r>
+            <w:r>
+              <w:rPr>
+                <w:b/>
+                <w:sz w:val="20"/>
+              </w:rPr>
+              <w:t>必然交叉</w:t>
+            </w:r>
+          </w:p>
+        </w:tc>
+      </w:tr>
+      <w:tr>
+        <w:tc>
+          <w:tcPr>
+            <w:tcW w:type="dxa" w:w="2880"/>
+            <w:vAlign w:val="center"/>
+            <w:tcBorders>
+              <w:top w:val="single" w:sz="6" w:space="0" w:color="CCCCCC"/>
+              <w:bottom w:val="single" w:sz="6" w:space="0" w:color="CCCCCC"/>
+              <w:left w:val="single" w:sz="6" w:space="0" w:color="CCCCCC"/>
+              <w:right w:val="single" w:sz="6" w:space="0" w:color="CCCCCC"/>
+            </w:tcBorders>
+            <w:tcMar>
+              <w:top w:w="96" w:type="dxa"/>
+              <w:bottom w:w="96" w:type="dxa"/>
+              <w:left w:w="144" w:type="dxa"/>
+              <w:right w:w="144" w:type="dxa"/>
+            </w:tcMar>
+          </w:tcPr>
+          <w:p>
+            <w:pPr>
+              <w:jc w:val="left"/>
+              <w:spacing w:line="240" w:lineRule="auto" w:before="50" w:after="50"/>
+            </w:pPr>
+            <w:r>
+              <w:rPr>
+                <w:sz w:val="20"/>
+              </w:rPr>
+              <w:t>时钟预算</w:t>
+            </w:r>
+          </w:p>
+        </w:tc>
+        <w:tc>
+          <w:tcPr>
+            <w:tcW w:type="dxa" w:w="2880"/>
+            <w:vAlign w:val="center"/>
+            <w:tcBorders>
+              <w:top w:val="single" w:sz="6" w:space="0" w:color="CCCCCC"/>
+              <w:bottom w:val="single" w:sz="6" w:space="0" w:color="CCCCCC"/>
+              <w:left w:val="single" w:sz="6" w:space="0" w:color="CCCCCC"/>
+              <w:right w:val="single" w:sz="6" w:space="0" w:color="CCCCCC"/>
+            </w:tcBorders>
+            <w:tcMar>
+              <w:top w:w="96" w:type="dxa"/>
+              <w:bottom w:w="96" w:type="dxa"/>
+              <w:left w:w="144" w:type="dxa"/>
+              <w:right w:w="144" w:type="dxa"/>
+            </w:tcMar>
+          </w:tcPr>
+          <w:p>
+            <w:pPr>
+              <w:jc w:val="left"/>
+              <w:spacing w:line="240" w:lineRule="auto" w:before="50" w:after="50"/>
+            </w:pPr>
+            <w:r>
+              <w:rPr>
+                <w:sz w:val="20"/>
+              </w:rPr>
+              <w:t>目标</w:t>
+            </w:r>
+            <w:r>
+              <w:rPr>
+                <w:sz w:val="20"/>
+              </w:rPr>
+              <w:t xml:space="preserve"> </w:t>
+            </w:r>
+            <w:r>
+              <w:rPr>
+                <w:sz w:val="20"/>
+              </w:rPr>
+              <w:t xml:space="preserve"> 160 ns</w:t>
+            </w:r>
+          </w:p>
+        </w:tc>
+        <w:tc>
+          <w:tcPr>
+            <w:tcW w:type="dxa" w:w="2880"/>
+            <w:vAlign w:val="center"/>
+            <w:tcBorders>
+              <w:top w:val="single" w:sz="6" w:space="0" w:color="CCCCCC"/>
+              <w:bottom w:val="single" w:sz="6" w:space="0" w:color="CCCCCC"/>
+              <w:left w:val="single" w:sz="6" w:space="0" w:color="CCCCCC"/>
+              <w:right w:val="single" w:sz="6" w:space="0" w:color="CCCCCC"/>
+            </w:tcBorders>
+            <w:tcMar>
+              <w:top w:w="96" w:type="dxa"/>
+              <w:bottom w:w="96" w:type="dxa"/>
+              <w:left w:w="144" w:type="dxa"/>
+              <w:right w:w="144" w:type="dxa"/>
+            </w:tcMar>
+          </w:tcPr>
+          <w:p>
+            <w:pPr>
+              <w:jc w:val="left"/>
+              <w:spacing w:line="240" w:lineRule="auto" w:before="50" w:after="50"/>
+            </w:pPr>
+            <w:r>
+              <w:rPr>
+                <w:sz w:val="20"/>
+              </w:rPr>
+              <w:t>除</w:t>
+            </w:r>
+            <w:r>
+              <w:rPr>
+                <w:sz w:val="20"/>
+              </w:rPr>
+              <w:t xml:space="preserve"> </w:t>
+            </w:r>
+            <w:r>
+              <w:rPr>
+                <w:sz w:val="20"/>
+              </w:rPr>
+              <w:t xml:space="preserve"> SAR </w:t>
+            </w:r>
+            <w:r>
+              <w:rPr>
+                <w:sz w:val="20"/>
+              </w:rPr>
+              <w:t xml:space="preserve"> </w:t>
+            </w:r>
+            <w:r>
+              <w:rPr>
+                <w:sz w:val="20"/>
+              </w:rPr>
+              <w:t>外固定开销</w:t>
+            </w:r>
+            <w:r>
+              <w:rPr>
+                <w:sz w:val="20"/>
+              </w:rPr>
+              <w:t xml:space="preserve"> </w:t>
+            </w:r>
+            <w:r>
+              <w:rPr>
+                <w:sz w:val="20"/>
+              </w:rPr>
+              <w:t xml:space="preserve"> </w:t>
+            </w:r>
+            <w:r>
+              <w:rPr>
+                <w:sz w:val="20"/>
+              </w:rPr>
+              <w:t xml:space="preserve"> </w:t>
+            </w:r>
+            <w:r>
+              <w:rPr>
+                <w:b/>
+                <w:sz w:val="20"/>
+              </w:rPr>
+              <w:t>37.43 ns</w:t>
+            </w:r>
+            <w:r>
+              <w:rPr>
+                <w:sz w:val="20"/>
+              </w:rPr>
+              <w:t xml:space="preserve"> ⇒ </w:t>
+            </w:r>
+            <w:r>
+              <w:rPr>
+                <w:rFonts w:ascii="Courier" w:hAnsi="Courier"/>
+                <w:sz w:val="20"/>
+              </w:rPr>
+              <w:t>t_clk_max</w:t>
+            </w:r>
+            <w:r>
+              <w:rPr>
+                <w:sz w:val="20"/>
+              </w:rPr>
+              <w:t xml:space="preserve"> </w:t>
+            </w:r>
+            <w:r>
+              <w:rPr>
+                <w:b/>
+                <w:sz w:val="20"/>
+              </w:rPr>
+              <w:t>13.6189 ns</w:t>
+            </w:r>
+            <w:r>
+              <w:rPr>
+                <w:sz w:val="20"/>
+              </w:rPr>
+              <w:t xml:space="preserve">（ </w:t>
+            </w:r>
+            <w:r>
+              <w:rPr>
+                <w:b/>
+                <w:sz w:val="20"/>
+              </w:rPr>
+              <w:t>代回残差 0.00e+00</w:t>
+            </w:r>
+            <w:r>
+              <w:rPr>
+                <w:sz w:val="20"/>
+              </w:rPr>
+              <w:t xml:space="preserve"> </w:t>
+            </w:r>
+            <w:r>
+              <w:rPr>
+                <w:sz w:val="20"/>
+              </w:rPr>
+              <w:t>；</w:t>
+            </w:r>
+            <w:r>
+              <w:rPr>
+                <w:sz w:val="20"/>
+              </w:rPr>
+              <w:t xml:space="preserve"> </w:t>
+            </w:r>
+            <w:r>
+              <w:rPr>
+                <w:sz w:val="20"/>
+              </w:rPr>
+              <w:t xml:space="preserve">CDAC </w:t>
+            </w:r>
+            <w:r>
+              <w:rPr>
+                <w:sz w:val="20"/>
+              </w:rPr>
+              <w:t xml:space="preserve"> </w:t>
+            </w:r>
+            <w:r>
+              <w:rPr>
+                <w:sz w:val="20"/>
+              </w:rPr>
+              <w:t>物理推导</w:t>
+            </w:r>
+            <w:r>
+              <w:rPr>
+                <w:sz w:val="20"/>
+              </w:rPr>
+              <w:t xml:space="preserve"> </w:t>
+            </w:r>
+            <w:r>
+              <w:rPr>
+                <w:sz w:val="20"/>
+              </w:rPr>
+              <w:t xml:space="preserve"> </w:t>
+            </w:r>
+            <w:r>
+              <w:rPr>
+                <w:sz w:val="20"/>
+              </w:rPr>
+              <w:t xml:space="preserve"> </w:t>
+            </w:r>
+            <w:r>
+              <w:rPr>
+                <w:rFonts w:ascii="Courier" w:hAnsi="Courier"/>
+                <w:sz w:val="20"/>
+              </w:rPr>
+              <w:t>t_clk</w:t>
+            </w:r>
+            <w:r>
+              <w:rPr>
+                <w:sz w:val="20"/>
+              </w:rPr>
+              <w:t xml:space="preserve"> </w:t>
+            </w:r>
+            <w:r>
+              <w:rPr>
+                <w:sz w:val="20"/>
+              </w:rPr>
+              <w:t xml:space="preserve"> = 10.2373 ns</w:t>
+            </w:r>
+            <w:r>
+              <w:rPr>
+                <w:sz w:val="20"/>
+              </w:rPr>
+              <w:t xml:space="preserve"> </w:t>
+            </w:r>
+            <w:r>
+              <w:rPr>
+                <w:sz w:val="20"/>
+              </w:rPr>
+              <w:t>）</w:t>
+            </w:r>
+          </w:p>
+        </w:tc>
+      </w:tr>
+      <w:tr>
+        <w:tc>
+          <w:tcPr>
+            <w:tcW w:type="dxa" w:w="2880"/>
+            <w:vAlign w:val="center"/>
+            <w:tcBorders>
+              <w:top w:val="single" w:sz="6" w:space="0" w:color="CCCCCC"/>
+              <w:bottom w:val="single" w:sz="6" w:space="0" w:color="CCCCCC"/>
+              <w:left w:val="single" w:sz="6" w:space="0" w:color="CCCCCC"/>
+              <w:right w:val="single" w:sz="6" w:space="0" w:color="CCCCCC"/>
+            </w:tcBorders>
+            <w:tcMar>
+              <w:top w:w="96" w:type="dxa"/>
+              <w:bottom w:w="96" w:type="dxa"/>
+              <w:left w:w="144" w:type="dxa"/>
+              <w:right w:w="144" w:type="dxa"/>
+            </w:tcMar>
+          </w:tcPr>
+          <w:p>
+            <w:pPr>
+              <w:jc w:val="left"/>
+              <w:spacing w:line="240" w:lineRule="auto" w:before="50" w:after="50"/>
+            </w:pPr>
+            <w:r>
+              <w:rPr>
+                <w:sz w:val="20"/>
+              </w:rPr>
+              <w:t xml:space="preserve">R_oc </w:t>
+            </w:r>
+            <w:r>
+              <w:rPr>
+                <w:sz w:val="20"/>
+              </w:rPr>
+              <w:t xml:space="preserve"> </w:t>
+            </w:r>
+            <w:r>
+              <w:rPr>
+                <w:sz w:val="20"/>
+              </w:rPr>
+              <w:t>敏感性</w:t>
+            </w:r>
+          </w:p>
+        </w:tc>
+        <w:tc>
+          <w:tcPr>
+            <w:tcW w:type="dxa" w:w="2880"/>
+            <w:vAlign w:val="center"/>
+            <w:tcBorders>
+              <w:top w:val="single" w:sz="6" w:space="0" w:color="CCCCCC"/>
+              <w:bottom w:val="single" w:sz="6" w:space="0" w:color="CCCCCC"/>
+              <w:left w:val="single" w:sz="6" w:space="0" w:color="CCCCCC"/>
+              <w:right w:val="single" w:sz="6" w:space="0" w:color="CCCCCC"/>
+            </w:tcBorders>
+            <w:tcMar>
+              <w:top w:w="96" w:type="dxa"/>
+              <w:bottom w:w="96" w:type="dxa"/>
+              <w:left w:w="144" w:type="dxa"/>
+              <w:right w:w="144" w:type="dxa"/>
+            </w:tcMar>
+          </w:tcPr>
+          <w:p>
+            <w:pPr>
+              <w:jc w:val="left"/>
+              <w:spacing w:line="240" w:lineRule="auto" w:before="50" w:after="50"/>
+            </w:pPr>
+            <w:r>
+              <w:rPr>
+                <w:sz w:val="20"/>
+              </w:rPr>
+              <w:t>0 → 100 Ω</w:t>
+            </w:r>
+          </w:p>
+        </w:tc>
+        <w:tc>
+          <w:tcPr>
+            <w:tcW w:type="dxa" w:w="2880"/>
+            <w:vAlign w:val="center"/>
+            <w:tcBorders>
+              <w:top w:val="single" w:sz="6" w:space="0" w:color="CCCCCC"/>
+              <w:bottom w:val="single" w:sz="6" w:space="0" w:color="CCCCCC"/>
+              <w:left w:val="single" w:sz="6" w:space="0" w:color="CCCCCC"/>
+              <w:right w:val="single" w:sz="6" w:space="0" w:color="CCCCCC"/>
+            </w:tcBorders>
+            <w:tcMar>
+              <w:top w:w="96" w:type="dxa"/>
+              <w:bottom w:w="96" w:type="dxa"/>
+              <w:left w:w="144" w:type="dxa"/>
+              <w:right w:w="144" w:type="dxa"/>
+            </w:tcMar>
+          </w:tcPr>
+          <w:p>
+            <w:pPr>
+              <w:jc w:val="left"/>
+              <w:spacing w:line="240" w:lineRule="auto" w:before="50" w:after="50"/>
+            </w:pPr>
+            <w:r>
+              <w:rPr>
+                <w:sz w:val="20"/>
+              </w:rPr>
+              <w:t>行线阶段涨</w:t>
+            </w:r>
+            <w:r>
+              <w:rPr>
+                <w:sz w:val="20"/>
+              </w:rPr>
+              <w:t xml:space="preserve"> </w:t>
+            </w:r>
+            <w:r>
+              <w:rPr>
+                <w:sz w:val="20"/>
+              </w:rPr>
+              <w:t xml:space="preserve"> 50×</w:t>
+            </w:r>
+            <w:r>
+              <w:rPr>
+                <w:sz w:val="20"/>
+              </w:rPr>
+              <w:t xml:space="preserve"> </w:t>
+            </w:r>
+            <w:r>
+              <w:rPr>
+                <w:sz w:val="20"/>
+              </w:rPr>
+              <w:t>（</w:t>
+            </w:r>
+            <w:r>
+              <w:rPr>
+                <w:sz w:val="20"/>
+              </w:rPr>
+              <w:t xml:space="preserve"> </w:t>
+            </w:r>
+            <w:r>
+              <w:rPr>
+                <w:sz w:val="20"/>
+              </w:rPr>
+              <w:t>1.9e-5 → 9.85e-4 ns</w:t>
+            </w:r>
+            <w:r>
+              <w:rPr>
+                <w:sz w:val="20"/>
+              </w:rPr>
+              <w:t xml:space="preserve"> </w:t>
+            </w:r>
+            <w:r>
+              <w:rPr>
+                <w:sz w:val="20"/>
+              </w:rPr>
+              <w:t>），而</w:t>
+            </w:r>
+            <w:r>
+              <w:rPr>
+                <w:sz w:val="20"/>
+              </w:rPr>
+              <w:t xml:space="preserve"> </w:t>
+            </w:r>
+            <w:r>
+              <w:rPr>
+                <w:b/>
+                <w:sz w:val="20"/>
+              </w:rPr>
+              <w:t>每样本耗时相对增幅仅 7.7e-6 %</w:t>
+            </w:r>
+            <w:r>
+              <w:rPr>
+                <w:sz w:val="20"/>
+              </w:rPr>
+              <w:t xml:space="preserve">⇒ </w:t>
+            </w:r>
+            <w:r>
+              <w:rPr>
+                <w:b/>
+                <w:sz w:val="20"/>
+              </w:rPr>
+              <w:t>R_oc 伤精度（E14 上界收缩），不伤速度</w:t>
+            </w:r>
+          </w:p>
+        </w:tc>
+      </w:tr>
+    </w:tbl>
+    <w:p>
+      <w:pPr>
+        <w:spacing w:after="192"/>
+      </w:pPr>
+      <w:r>
+        <w:t xml:space="preserve">🔴 </w:t>
+      </w:r>
+      <w:r>
+        <w:rPr>
+          <w:rFonts w:ascii="宋体" w:eastAsia="宋体" w:hAnsi="宋体" w:cs="宋体" w:hint="eastAsia"/>
+          <w:b/>
+          <w:lang w:eastAsia="zh-CN"/>
+        </w:rPr>
+        <w:t>设计指令</w:t>
+      </w:r>
+      <w:r>
+        <w:rPr>
+          <w:rFonts w:ascii="宋体" w:eastAsia="宋体" w:hAnsi="宋体" w:cs="宋体" w:hint="eastAsia"/>
+          <w:lang w:eastAsia="zh-CN"/>
+        </w:rPr>
+        <w:t>：</w:t>
+      </w:r>
+      <w:r>
+        <w:t xml:space="preserve">① </w:t>
+      </w:r>
+      <w:r>
+        <w:rPr>
+          <w:rFonts w:ascii="宋体" w:eastAsia="宋体" w:hAnsi="宋体" w:cs="宋体" w:hint="eastAsia"/>
+          <w:lang w:eastAsia="zh-CN"/>
+        </w:rPr>
+        <w:t>低位数优化</w:t>
+      </w:r>
+      <w:r>
+        <w:t xml:space="preserve"> </w:t>
+      </w:r>
+      <w:r>
+        <w:rPr>
+          <w:rFonts w:ascii="宋体" w:eastAsia="宋体" w:hAnsi="宋体" w:cs="宋体" w:hint="eastAsia"/>
+          <w:b/>
+          <w:lang w:eastAsia="zh-CN"/>
+        </w:rPr>
+        <w:t>DAC 建立</w:t>
+      </w:r>
+      <w:r>
+        <w:rPr>
+          <w:rFonts w:ascii="宋体" w:eastAsia="宋体" w:hAnsi="宋体" w:cs="宋体" w:hint="eastAsia"/>
+          <w:lang w:eastAsia="zh-CN"/>
+        </w:rPr>
+        <w:t xml:space="preserve">（降 </w:t>
+      </w:r>
+      <w:r>
+        <w:rPr>
+          <w:rFonts w:ascii="Courier" w:hAnsi="Courier"/>
+        </w:rPr>
+        <w:t>r_unit</w:t>
+      </w:r>
+      <w:r>
+        <w:rPr>
+          <w:rFonts w:ascii="宋体" w:eastAsia="宋体" w:hAnsi="宋体" w:cs="宋体" w:hint="eastAsia"/>
+          <w:lang w:eastAsia="zh-CN"/>
+        </w:rPr>
+        <w:t xml:space="preserve"> 或节点电容）； 高位数</w:t>
+      </w:r>
+      <w:r>
+        <w:rPr>
+          <w:rFonts w:ascii="宋体" w:eastAsia="宋体" w:hAnsi="宋体" w:cs="宋体" w:hint="eastAsia"/>
+          <w:b/>
+          <w:lang w:eastAsia="zh-CN"/>
+        </w:rPr>
+        <w:t>只能优化 SAR</w:t>
+      </w:r>
+      <w:r>
+        <w:rPr>
+          <w:rFonts w:ascii="宋体" w:eastAsia="宋体" w:hAnsi="宋体" w:cs="宋体" w:hint="eastAsia"/>
+          <w:lang w:eastAsia="zh-CN"/>
+        </w:rPr>
+        <w:t xml:space="preserve">（降 </w:t>
+      </w:r>
+      <w:r>
+        <w:rPr>
+          <w:rFonts w:ascii="Courier" w:hAnsi="Courier"/>
+        </w:rPr>
+        <w:t>C_u</w:t>
+      </w:r>
+      <w:r>
+        <w:t xml:space="preserve"> / </w:t>
+      </w:r>
+      <w:r>
+        <w:rPr>
+          <w:rFonts w:ascii="宋体" w:eastAsia="宋体" w:hAnsi="宋体" w:cs="宋体" w:hint="eastAsia"/>
+          <w:lang w:eastAsia="zh-CN"/>
+        </w:rPr>
+        <w:t>更高</w:t>
+      </w:r>
+      <w:r>
+        <w:t xml:space="preserve"> W/L </w:t>
+      </w:r>
+      <w:r>
+        <w:rPr>
+          <w:rFonts w:ascii="宋体" w:eastAsia="宋体" w:hAnsi="宋体" w:cs="宋体" w:hint="eastAsia"/>
+          <w:lang w:eastAsia="zh-CN"/>
+        </w:rPr>
+        <w:t>开关</w:t>
+      </w:r>
+      <w:r>
+        <w:t xml:space="preserve"> / </w:t>
+      </w:r>
+      <w:r>
+        <w:rPr>
+          <w:rFonts w:ascii="宋体" w:eastAsia="宋体" w:hAnsi="宋体" w:cs="宋体" w:hint="eastAsia"/>
+          <w:lang w:eastAsia="zh-CN"/>
+        </w:rPr>
+        <w:t>分段</w:t>
+      </w:r>
+      <w:r>
+        <w:t xml:space="preserve"> CDAC</w:t>
+      </w:r>
+      <w:r>
+        <w:rPr>
+          <w:rFonts w:ascii="宋体" w:eastAsia="宋体" w:hAnsi="宋体" w:cs="宋体" w:hint="eastAsia"/>
+          <w:lang w:eastAsia="zh-CN"/>
+        </w:rPr>
+        <w:t>）；</w:t>
+      </w:r>
+      <w:r>
+        <w:t xml:space="preserve">② </w:t>
+      </w:r>
+      <w:r>
+        <w:rPr>
+          <w:rFonts w:ascii="宋体" w:eastAsia="宋体" w:hAnsi="宋体" w:cs="宋体" w:hint="eastAsia"/>
+          <w:b/>
+          <w:lang w:eastAsia="zh-CN"/>
+        </w:rPr>
+        <w:t>流水线收益仅 0.289</w:t>
+      </w:r>
+      <w:r>
+        <w:rPr>
+          <w:rFonts w:ascii="宋体" w:eastAsia="宋体" w:hAnsi="宋体" w:cs="宋体" w:hint="eastAsia"/>
+          <w:lang w:eastAsia="zh-CN"/>
+        </w:rPr>
+        <w:t>（最慢级独占预算）</w:t>
+      </w:r>
+      <w:r>
+        <w:t xml:space="preserve">⇒ </w:t>
+      </w:r>
+      <w:r>
+        <w:rPr>
+          <w:rFonts w:ascii="宋体" w:eastAsia="宋体" w:hAnsi="宋体" w:cs="宋体" w:hint="eastAsia"/>
+          <w:b/>
+          <w:lang w:eastAsia="zh-CN"/>
+        </w:rPr>
+        <w:t>提吞吐必须并行复制瓶颈级，而非加深流水线</w:t>
+      </w:r>
+      <w:r>
+        <w:rPr>
+          <w:rFonts w:ascii="宋体" w:eastAsia="宋体" w:hAnsi="宋体" w:cs="宋体" w:hint="eastAsia"/>
+          <w:lang w:eastAsia="zh-CN"/>
+        </w:rPr>
+        <w:t>。</w:t>
+      </w:r>
+    </w:p>
+    <w:p>
+      <w:pPr>
+        <w:spacing w:after="192"/>
+      </w:pPr>
+      <w:r>
+        <w:t xml:space="preserve">🔴 </w:t>
+      </w:r>
+      <w:r>
+        <w:rPr>
+          <w:rFonts w:ascii="宋体" w:eastAsia="宋体" w:hAnsi="宋体" w:cs="宋体" w:hint="eastAsia"/>
+          <w:b/>
+          <w:lang w:eastAsia="zh-CN"/>
+        </w:rPr>
+        <w:t>保护性约束</w:t>
+      </w:r>
+      <w:r>
+        <w:rPr>
+          <w:rFonts w:ascii="宋体" w:eastAsia="宋体" w:hAnsi="宋体" w:cs="宋体" w:hint="eastAsia"/>
+          <w:lang w:eastAsia="zh-CN"/>
+        </w:rPr>
+        <w:t>：只读消费</w:t>
+      </w:r>
+      <w:r>
+        <w:t xml:space="preserve"> E7/E14 · </w:t>
+      </w:r>
+      <w:r>
+        <w:rPr>
+          <w:rFonts w:ascii="宋体" w:eastAsia="宋体" w:hAnsi="宋体" w:cs="宋体" w:hint="eastAsia"/>
+          <w:b/>
+          <w:lang w:eastAsia="zh-CN"/>
+        </w:rPr>
+        <w:t>不给</w:t>
+      </w:r>
+      <w:r>
+        <w:t xml:space="preserve"> </w:t>
+      </w:r>
+      <w:r>
+        <w:rPr>
+          <w:rFonts w:ascii="Courier" w:hAnsi="Courier"/>
+        </w:rPr>
+        <w:t>PERIPHERY_PROCESS</w:t>
+      </w:r>
+      <w:r>
+        <w:t xml:space="preserve"> </w:t>
+      </w:r>
+      <w:r>
+        <w:rPr>
+          <w:rFonts w:ascii="宋体" w:eastAsia="宋体" w:hAnsi="宋体" w:cs="宋体" w:hint="eastAsia"/>
+          <w:lang w:eastAsia="zh-CN"/>
+        </w:rPr>
+        <w:t>加时间键</w:t>
+      </w:r>
+      <w:r/>
+      <w:r>
+        <w:rPr>
+          <w:rFonts w:ascii="宋体" w:eastAsia="宋体" w:hAnsi="宋体" w:cs="宋体" w:hint="eastAsia"/>
+          <w:lang w:eastAsia="zh-CN"/>
+        </w:rPr>
+        <w:t>（</w:t>
+      </w:r>
+      <w:r>
+        <w:t xml:space="preserve">E14 </w:t>
+      </w:r>
+      <w:r>
+        <w:rPr>
+          <w:rFonts w:ascii="宋体" w:eastAsia="宋体" w:hAnsi="宋体" w:cs="宋体" w:hint="eastAsia"/>
+          <w:lang w:eastAsia="zh-CN"/>
+        </w:rPr>
+        <w:t>行驱动保持原样）</w:t>
+      </w:r>
+      <w:r>
+        <w:t xml:space="preserve">⇒ </w:t>
+      </w:r>
+      <w:r>
+        <w:rPr>
+          <w:rFonts w:ascii="宋体" w:eastAsia="宋体" w:hAnsi="宋体" w:cs="宋体" w:hint="eastAsia"/>
+          <w:b/>
+          <w:lang w:eastAsia="zh-CN"/>
+        </w:rPr>
+        <w:t>E15/E16 已发布数字逐位不变</w:t>
+      </w:r>
+      <w:r>
+        <w:rPr>
+          <w:rFonts w:ascii="宋体" w:eastAsia="宋体" w:hAnsi="宋体" w:cs="宋体" w:hint="eastAsia"/>
+          <w:lang w:eastAsia="zh-CN"/>
+        </w:rPr>
+        <w:t>（门禁</w:t>
+      </w:r>
+      <w:r>
+        <w:t xml:space="preserve"> B15/B16 </w:t>
+      </w:r>
+      <w:r>
+        <w:rPr>
+          <w:rFonts w:ascii="宋体" w:eastAsia="宋体" w:hAnsi="宋体" w:cs="宋体" w:hint="eastAsia"/>
+          <w:lang w:eastAsia="zh-CN"/>
+        </w:rPr>
+        <w:t>守着）。</w:t>
+      </w:r>
+    </w:p>
+    <w:p>
+      <w:pPr>
+        <w:spacing w:after="192"/>
+      </w:pPr>
+      <w:r>
+        <w:t xml:space="preserve">🔴 </w:t>
+      </w:r>
+      <w:r>
+        <w:rPr>
+          <w:rFonts w:ascii="宋体" w:eastAsia="宋体" w:hAnsi="宋体" w:cs="宋体" w:hint="eastAsia"/>
+          <w:b/>
+          <w:lang w:eastAsia="zh-CN"/>
+        </w:rPr>
+        <w:t>诚实边界</w:t>
+      </w:r>
+      <w:r>
+        <w:rPr>
+          <w:rFonts w:ascii="宋体" w:eastAsia="宋体" w:hAnsi="宋体" w:cs="宋体" w:hint="eastAsia"/>
+          <w:lang w:eastAsia="zh-CN"/>
+        </w:rPr>
+        <w:t>：</w:t>
+      </w:r>
+      <w:r>
+        <w:rPr>
+          <w:rFonts w:ascii="宋体" w:eastAsia="宋体" w:hAnsi="宋体" w:cs="宋体" w:hint="eastAsia"/>
+          <w:b/>
+          <w:lang w:eastAsia="zh-CN"/>
+        </w:rPr>
+        <w:t>只报「每样本耗时（ns）」与相对量 · 绝不报 TOPS / TOPS-W / fJ/op</w:t>
+      </w:r>
+      <w:r>
+        <w:rPr>
+          <w:rFonts w:ascii="宋体" w:eastAsia="宋体" w:hAnsi="宋体" w:cs="宋体" w:hint="eastAsia"/>
+          <w:lang w:eastAsia="zh-CN"/>
+        </w:rPr>
+        <w:t>（既无功耗模型、也无实测硅）；五阶段为</w:t>
+      </w:r>
+      <w:r>
+        <w:rPr>
+          <w:rFonts w:ascii="宋体" w:eastAsia="宋体" w:hAnsi="宋体" w:cs="宋体" w:hint="eastAsia"/>
+          <w:b/>
+          <w:lang w:eastAsia="zh-CN"/>
+        </w:rPr>
+        <w:t>宏模型级</w:t>
+      </w:r>
+      <w:r>
+        <w:rPr>
+          <w:rFonts w:ascii="宋体" w:eastAsia="宋体" w:hAnsi="宋体" w:cs="宋体" w:hint="eastAsia"/>
+          <w:lang w:eastAsia="zh-CN"/>
+        </w:rPr>
+        <w:t>估算（行驱动仍</w:t>
+      </w:r>
+      <w:r>
+        <w:t xml:space="preserve"> VCVS + </w:t>
+      </w:r>
+      <w:r>
+        <w:rPr>
+          <w:rFonts w:ascii="宋体" w:eastAsia="宋体" w:hAnsi="宋体" w:cs="宋体" w:hint="eastAsia"/>
+          <w:lang w:eastAsia="zh-CN"/>
+        </w:rPr>
+        <w:t>开环输出电阻宏模型</w:t>
+      </w:r>
+      <w:r>
+        <w:t xml:space="preserve"> ·</w:t>
+      </w:r>
+      <w:r>
+        <w:rPr>
+          <w:rFonts w:ascii="宋体" w:eastAsia="宋体" w:hAnsi="宋体" w:cs="宋体" w:hint="eastAsia"/>
+          <w:lang w:eastAsia="zh-CN"/>
+        </w:rPr>
+        <w:t>无真实</w:t>
+      </w:r>
+      <w:r>
+        <w:t xml:space="preserve"> GBW / </w:t>
+      </w:r>
+      <w:r>
+        <w:rPr>
+          <w:rFonts w:ascii="宋体" w:eastAsia="宋体" w:hAnsi="宋体" w:cs="宋体" w:hint="eastAsia"/>
+          <w:lang w:eastAsia="zh-CN"/>
+        </w:rPr>
+        <w:t>摆率</w:t>
+      </w:r>
+      <w:r>
+        <w:t xml:space="preserve"> · </w:t>
+      </w:r>
+      <w:r>
+        <w:rPr>
+          <w:rFonts w:ascii="宋体" w:eastAsia="宋体" w:hAnsi="宋体" w:cs="宋体" w:hint="eastAsia"/>
+          <w:lang w:eastAsia="zh-CN"/>
+        </w:rPr>
+        <w:t>比较器延时</w:t>
+      </w:r>
+      <w:r>
+        <w:t xml:space="preserve"> / </w:t>
+      </w:r>
+      <w:r>
+        <w:rPr>
+          <w:rFonts w:ascii="宋体" w:eastAsia="宋体" w:hAnsi="宋体" w:cs="宋体" w:hint="eastAsia"/>
+          <w:lang w:eastAsia="zh-CN"/>
+        </w:rPr>
+        <w:t>时钟树</w:t>
+      </w:r>
+      <w:r>
+        <w:t xml:space="preserve"> / </w:t>
+      </w:r>
+      <w:r>
+        <w:rPr>
+          <w:rFonts w:ascii="宋体" w:eastAsia="宋体" w:hAnsi="宋体" w:cs="宋体" w:hint="eastAsia"/>
+          <w:lang w:eastAsia="zh-CN"/>
+        </w:rPr>
+        <w:t>抖动</w:t>
+      </w:r>
+      <w:r>
+        <w:rPr>
+          <w:rFonts w:ascii="宋体" w:eastAsia="宋体" w:hAnsi="宋体" w:cs="宋体" w:hint="eastAsia"/>
+          <w:b/>
+          <w:lang w:eastAsia="zh-CN"/>
+        </w:rPr>
+        <w:t>未建模</w:t>
+      </w:r>
+      <w:r>
+        <w:t xml:space="preserve"> · R-2R </w:t>
+      </w:r>
+      <w:r>
+        <w:rPr>
+          <w:rFonts w:ascii="宋体" w:eastAsia="宋体" w:hAnsi="宋体" w:cs="宋体" w:hint="eastAsia"/>
+          <w:lang w:eastAsia="zh-CN"/>
+        </w:rPr>
+        <w:t>节点电容为</w:t>
+      </w:r>
+      <w:r>
+        <w:rPr>
+          <w:rFonts w:ascii="宋体" w:eastAsia="宋体" w:hAnsi="宋体" w:cs="宋体" w:hint="eastAsia"/>
+          <w:b/>
+          <w:lang w:eastAsia="zh-CN"/>
+        </w:rPr>
+        <w:t>显式占位</w:t>
+      </w:r>
+      <w:r>
+        <w:rPr>
+          <w:rFonts w:ascii="宋体" w:eastAsia="宋体" w:hAnsi="宋体" w:cs="宋体" w:hint="eastAsia"/>
+          <w:lang w:eastAsia="zh-CN"/>
+        </w:rPr>
+        <w:t>）；</w:t>
+      </w:r>
+      <w:r>
+        <w:rPr>
+          <w:rFonts w:ascii="宋体" w:eastAsia="宋体" w:hAnsi="宋体" w:cs="宋体" w:hint="eastAsia"/>
+          <w:b/>
+          <w:lang w:eastAsia="zh-CN"/>
+        </w:rPr>
+        <w:t>只覆盖静态 + 一阶 RC 建立</w:t>
+      </w:r>
+      <w:r>
+        <w:rPr>
+          <w:rFonts w:ascii="宋体" w:eastAsia="宋体" w:hAnsi="宋体" w:cs="宋体" w:hint="eastAsia"/>
+          <w:lang w:eastAsia="zh-CN"/>
+        </w:rPr>
+        <w:t>（不含摆率</w:t>
+      </w:r>
+      <w:r>
+        <w:t xml:space="preserve"> / </w:t>
+      </w:r>
+      <w:r>
+        <w:rPr>
+          <w:rFonts w:ascii="宋体" w:eastAsia="宋体" w:hAnsi="宋体" w:cs="宋体" w:hint="eastAsia"/>
+          <w:lang w:eastAsia="zh-CN"/>
+        </w:rPr>
+        <w:t>时钟偏斜与抖动</w:t>
+      </w:r>
+      <w:r>
+        <w:t xml:space="preserve"> / </w:t>
+      </w:r>
+      <w:r>
+        <w:rPr>
+          <w:rFonts w:ascii="宋体" w:eastAsia="宋体" w:hAnsi="宋体" w:cs="宋体" w:hint="eastAsia"/>
+          <w:lang w:eastAsia="zh-CN"/>
+        </w:rPr>
+        <w:t>供电噪声</w:t>
+      </w:r>
+      <w:r>
+        <w:t xml:space="preserve"> / </w:t>
+      </w:r>
+      <w:r>
+        <w:rPr>
+          <w:rFonts w:ascii="宋体" w:eastAsia="宋体" w:hAnsi="宋体" w:cs="宋体" w:hint="eastAsia"/>
+          <w:lang w:eastAsia="zh-CN"/>
+        </w:rPr>
+        <w:t>温度梯度</w:t>
+      </w:r>
+      <w:r>
+        <w:t xml:space="preserve"> / </w:t>
+      </w:r>
+      <w:r>
+        <w:rPr>
+          <w:rFonts w:ascii="宋体" w:eastAsia="宋体" w:hAnsi="宋体" w:cs="宋体" w:hint="eastAsia"/>
+          <w:lang w:eastAsia="zh-CN"/>
+        </w:rPr>
+        <w:t>老化</w:t>
+      </w:r>
+      <w:r>
+        <w:t xml:space="preserve"> / </w:t>
+      </w:r>
+      <w:r>
+        <w:rPr>
+          <w:rFonts w:ascii="宋体" w:eastAsia="宋体" w:hAnsi="宋体" w:cs="宋体" w:hint="eastAsia"/>
+          <w:lang w:eastAsia="zh-CN"/>
+        </w:rPr>
+        <w:t>工艺角）；</w:t>
+      </w:r>
+      <w:r/>
+      <w:r>
+        <w:rPr>
+          <w:rFonts w:ascii="宋体" w:eastAsia="宋体" w:hAnsi="宋体" w:cs="宋体" w:hint="eastAsia"/>
+          <w:b/>
+          <w:lang w:eastAsia="zh-CN"/>
+        </w:rPr>
+        <w:t>不做能量与功耗估算</w:t>
+      </w:r>
+      <w:r>
+        <w:rPr>
+          <w:rFonts w:ascii="宋体" w:eastAsia="宋体" w:hAnsi="宋体" w:cs="宋体" w:hint="eastAsia"/>
+          <w:lang w:eastAsia="zh-CN"/>
+        </w:rPr>
+        <w:t>；参数</w:t>
+      </w:r>
+      <w:r>
+        <w:rPr>
+          <w:rFonts w:ascii="宋体" w:eastAsia="宋体" w:hAnsi="宋体" w:cs="宋体" w:hint="eastAsia"/>
+          <w:b/>
+          <w:lang w:eastAsia="zh-CN"/>
+        </w:rPr>
+        <w:t>非 PDK</w:t>
+      </w:r>
+      <w:r>
+        <w:t xml:space="preserve"> ⇒ </w:t>
+      </w:r>
+      <w:r>
+        <w:rPr>
+          <w:rFonts w:ascii="宋体" w:eastAsia="宋体" w:hAnsi="宋体" w:cs="宋体" w:hint="eastAsia"/>
+          <w:lang w:eastAsia="zh-CN"/>
+        </w:rPr>
+        <w:t>结论随参数变。</w:t>
+      </w:r>
+    </w:p>
+    <w:p>
+      <w:bookmarkStart w:id="19" w:name="_Toc_section_9"/>
+      <w:bookmarkStart w:id="8" w:name="section-9"/>
+      <w:pPr>
+        <w:pStyle w:val="Heading2"/>
+        <w:spacing w:line="312" w:lineRule="auto" w:before="720" w:after="288"/>
+      </w:pPr>
+      <w:bookmarkEnd w:id="8"/>
+      <w:r>
+        <w:rPr>
+          <w:rFonts w:ascii="宋体" w:hAnsi="宋体" w:eastAsia="宋体" w:cs="宋体" w:hint="eastAsia"/>
+          <w:b/>
+          <w:sz w:val="36"/>
+          <w:lang w:eastAsia="zh-CN"/>
+        </w:rPr>
+        <w:t>九、关键结论</w:t>
+      </w:r>
+      <w:bookmarkEnd w:id="19"/>
+    </w:p>
+    <w:p>
+      <w:pPr>
+        <w:pStyle w:val="ListBullet"/>
+        <w:spacing w:after="72"/>
+      </w:pPr>
+      <w:r>
+        <w:rPr>
+          <w:rFonts w:ascii="宋体" w:eastAsia="宋体" w:hAnsi="宋体" w:cs="宋体" w:hint="eastAsia"/>
+          <w:b/>
+          <w:lang w:eastAsia="zh-CN"/>
+        </w:rPr>
+        <w:t>补上最大平台缺口（E6）</w:t>
+      </w:r>
+      <w:r>
+        <w:rPr>
+          <w:rFonts w:ascii="宋体" w:eastAsia="宋体" w:hAnsi="宋体" w:cs="宋体" w:hint="eastAsia"/>
+          <w:lang w:eastAsia="zh-CN"/>
+        </w:rPr>
+        <w:t>：此前</w:t>
+      </w:r>
+      <w:r>
+        <w:t xml:space="preserve"> ecore </w:t>
+      </w:r>
+      <w:r>
+        <w:rPr>
+          <w:rFonts w:ascii="宋体" w:eastAsia="宋体" w:hAnsi="宋体" w:cs="宋体" w:hint="eastAsia"/>
+          <w:lang w:eastAsia="zh-CN"/>
+        </w:rPr>
+        <w:t>一条版图链都没有；现打通「电路模型</w:t>
+      </w:r>
+      <w:r>
+        <w:t xml:space="preserve"> → </w:t>
+      </w:r>
+      <w:r>
+        <w:rPr>
+          <w:rFonts w:ascii="宋体" w:eastAsia="宋体" w:hAnsi="宋体" w:cs="宋体" w:hint="eastAsia"/>
+          <w:lang w:eastAsia="zh-CN"/>
+        </w:rPr>
+        <w:t>可签核版图</w:t>
+      </w:r>
+      <w:r>
+        <w:t xml:space="preserve"> → GDS</w:t>
+      </w:r>
+      <w:r>
+        <w:rPr>
+          <w:rFonts w:ascii="宋体" w:eastAsia="宋体" w:hAnsi="宋体" w:cs="宋体" w:hint="eastAsia"/>
+          <w:lang w:eastAsia="zh-CN"/>
+        </w:rPr>
+        <w:t>」。</w:t>
+      </w:r>
+    </w:p>
+    <w:p>
+      <w:pPr>
+        <w:pStyle w:val="ListBullet"/>
+        <w:spacing w:after="72"/>
+      </w:pPr>
+      <w:r>
+        <w:rPr>
+          <w:rFonts w:ascii="宋体" w:eastAsia="宋体" w:hAnsi="宋体" w:cs="宋体" w:hint="eastAsia"/>
+          <w:b/>
+          <w:lang w:eastAsia="zh-CN"/>
+        </w:rPr>
+        <w:t>IR drop 是模拟 MVM 的第一号规模墙（E7）</w:t>
+      </w:r>
+      <w:r>
+        <w:rPr>
+          <w:rFonts w:ascii="宋体" w:eastAsia="宋体" w:hAnsi="宋体" w:cs="宋体" w:hint="eastAsia"/>
+          <w:lang w:eastAsia="zh-CN"/>
+        </w:rPr>
+        <w:t>：</w:t>
+      </w:r>
+      <w:r>
+        <w:t xml:space="preserve">∝N² </w:t>
+      </w:r>
+      <w:r>
+        <w:rPr>
+          <w:rFonts w:ascii="宋体" w:eastAsia="宋体" w:hAnsi="宋体" w:cs="宋体" w:hint="eastAsia"/>
+          <w:lang w:eastAsia="zh-CN"/>
+        </w:rPr>
+        <w:t>超线性</w:t>
+      </w:r>
+      <w:r>
+        <w:t xml:space="preserve"> ⇒ </w:t>
+      </w:r>
+      <w:r>
+        <w:rPr>
+          <w:rFonts w:ascii="宋体" w:eastAsia="宋体" w:hAnsi="宋体" w:cs="宋体" w:hint="eastAsia"/>
+          <w:lang w:eastAsia="zh-CN"/>
+        </w:rPr>
+        <w:t>被动单端驱动不能只靠加行列扩规模（须分段</w:t>
+      </w:r>
+      <w:r>
+        <w:t>/</w:t>
+      </w:r>
+      <w:r>
+        <w:rPr>
+          <w:rFonts w:ascii="宋体" w:eastAsia="宋体" w:hAnsi="宋体" w:cs="宋体" w:hint="eastAsia"/>
+          <w:lang w:eastAsia="zh-CN"/>
+        </w:rPr>
+        <w:t>双侧驱动、加宽加厚金属、降单元电导、分块</w:t>
+      </w:r>
+      <w:r>
+        <w:t xml:space="preserve"> tiling</w:t>
+      </w:r>
+      <w:r>
+        <w:rPr>
+          <w:rFonts w:ascii="宋体" w:eastAsia="宋体" w:hAnsi="宋体" w:cs="宋体" w:hint="eastAsia"/>
+          <w:lang w:eastAsia="zh-CN"/>
+        </w:rPr>
+        <w:t>）。</w:t>
+      </w:r>
+    </w:p>
+    <w:p>
+      <w:pPr>
+        <w:pStyle w:val="ListBullet"/>
+        <w:spacing w:after="72"/>
+      </w:pPr>
+      <w:r>
+        <w:rPr>
+          <w:rFonts w:ascii="宋体" w:eastAsia="宋体" w:hAnsi="宋体" w:cs="宋体" w:hint="eastAsia"/>
+          <w:b/>
+          <w:lang w:eastAsia="zh-CN"/>
+        </w:rPr>
+        <w:t>sneak 是拓扑效应（E7）</w:t>
+      </w:r>
+      <w:r>
+        <w:rPr>
+          <w:rFonts w:ascii="宋体" w:eastAsia="宋体" w:hAnsi="宋体" w:cs="宋体" w:hint="eastAsia"/>
+          <w:lang w:eastAsia="zh-CN"/>
+        </w:rPr>
+        <w:t>：与</w:t>
+      </w:r>
+      <w:r>
+        <w:t xml:space="preserve"> IR drop </w:t>
+      </w:r>
+      <w:r>
+        <w:rPr>
+          <w:rFonts w:ascii="宋体" w:eastAsia="宋体" w:hAnsi="宋体" w:cs="宋体" w:hint="eastAsia"/>
+          <w:lang w:eastAsia="zh-CN"/>
+        </w:rPr>
+        <w:t>解耦（</w:t>
+      </w:r>
+      <w:r>
+        <w:t xml:space="preserve">R=0 </w:t>
+      </w:r>
+      <w:r>
+        <w:rPr>
+          <w:rFonts w:ascii="宋体" w:eastAsia="宋体" w:hAnsi="宋体" w:cs="宋体" w:hint="eastAsia"/>
+          <w:lang w:eastAsia="zh-CN"/>
+        </w:rPr>
+        <w:t>时仍存在）</w:t>
+      </w:r>
+      <w:r>
+        <w:t xml:space="preserve">⇒ </w:t>
+      </w:r>
+      <w:r>
+        <w:rPr>
+          <w:rFonts w:ascii="宋体" w:eastAsia="宋体" w:hAnsi="宋体" w:cs="宋体" w:hint="eastAsia"/>
+          <w:lang w:eastAsia="zh-CN"/>
+        </w:rPr>
+        <w:t>需正规选通方案。</w:t>
+      </w:r>
+    </w:p>
+    <w:p>
+      <w:pPr>
+        <w:pStyle w:val="ListBullet"/>
+        <w:spacing w:after="72"/>
+      </w:pPr>
+      <w:r>
+        <w:rPr>
+          <w:rFonts w:ascii="宋体" w:eastAsia="宋体" w:hAnsi="宋体" w:cs="宋体" w:hint="eastAsia"/>
+          <w:b/>
+          <w:lang w:eastAsia="zh-CN"/>
+        </w:rPr>
+        <w:t>失配的两半（E8）</w:t>
+      </w:r>
+      <w:r>
+        <w:rPr>
+          <w:rFonts w:ascii="宋体" w:eastAsia="宋体" w:hAnsi="宋体" w:cs="宋体" w:hint="eastAsia"/>
+          <w:lang w:eastAsia="zh-CN"/>
+        </w:rPr>
+        <w:t>：随机项按</w:t>
+      </w:r>
+      <w:r>
+        <w:t xml:space="preserve"> 1/√N </w:t>
+      </w:r>
+      <w:r>
+        <w:rPr>
+          <w:rFonts w:ascii="宋体" w:eastAsia="宋体" w:hAnsi="宋体" w:cs="宋体" w:hint="eastAsia"/>
+          <w:lang w:eastAsia="zh-CN"/>
+        </w:rPr>
+        <w:t>被平均掉、系统项不会</w:t>
+      </w:r>
+      <w:r>
+        <w:t xml:space="preserve"> ⇒ </w:t>
+      </w:r>
+      <w:r>
+        <w:rPr>
+          <w:rFonts w:ascii="宋体" w:eastAsia="宋体" w:hAnsi="宋体" w:cs="宋体" w:hint="eastAsia"/>
+          <w:lang w:eastAsia="zh-CN"/>
+        </w:rPr>
+        <w:t>分层校准；校准精度决定有效位数上限。</w:t>
+      </w:r>
+    </w:p>
+    <w:p>
+      <w:pPr>
+        <w:pStyle w:val="ListBullet"/>
+        <w:spacing w:after="72"/>
+      </w:pPr>
+      <w:r>
+        <w:rPr>
+          <w:rFonts w:ascii="宋体" w:eastAsia="宋体" w:hAnsi="宋体" w:cs="宋体" w:hint="eastAsia"/>
+          <w:b/>
+          <w:lang w:eastAsia="zh-CN"/>
+        </w:rPr>
+        <w:t>规模由 IR drop 主导（E9）</w:t>
+      </w:r>
+      <w:r>
+        <w:rPr>
+          <w:rFonts w:ascii="宋体" w:eastAsia="宋体" w:hAnsi="宋体" w:cs="宋体" w:hint="eastAsia"/>
+          <w:lang w:eastAsia="zh-CN"/>
+        </w:rPr>
+        <w:t>：</w:t>
+      </w:r>
+      <w:r>
+        <w:t xml:space="preserve">5% </w:t>
+      </w:r>
+      <w:r>
+        <w:rPr>
+          <w:rFonts w:ascii="宋体" w:eastAsia="宋体" w:hAnsi="宋体" w:cs="宋体" w:hint="eastAsia"/>
+          <w:lang w:eastAsia="zh-CN"/>
+        </w:rPr>
+        <w:t>输出误差预算只支持</w:t>
+      </w:r>
+      <w:r>
+        <w:t xml:space="preserve"> ~18 </w:t>
+      </w:r>
+      <w:r>
+        <w:rPr>
+          <w:rFonts w:ascii="宋体" w:eastAsia="宋体" w:hAnsi="宋体" w:cs="宋体" w:hint="eastAsia"/>
+          <w:lang w:eastAsia="zh-CN"/>
+        </w:rPr>
+        <w:t>行，千级阵列在被动驱动下不可达。</w:t>
+      </w:r>
+    </w:p>
+    <w:p>
+      <w:pPr>
+        <w:pStyle w:val="ListBullet"/>
+        <w:spacing w:after="72"/>
+      </w:pPr>
+      <w:r>
+        <w:rPr>
+          <w:rFonts w:ascii="宋体" w:eastAsia="宋体" w:hAnsi="宋体" w:cs="宋体" w:hint="eastAsia"/>
+          <w:b/>
+          <w:lang w:eastAsia="zh-CN"/>
+        </w:rPr>
+        <w:t>架构族同构</w:t>
+      </w:r>
+      <w:r>
+        <w:rPr>
+          <w:rFonts w:ascii="宋体" w:eastAsia="宋体" w:hAnsi="宋体" w:cs="宋体" w:hint="eastAsia"/>
+          <w:lang w:eastAsia="zh-CN"/>
+        </w:rPr>
+        <w:t>：模拟</w:t>
+      </w:r>
+      <w:r>
+        <w:t xml:space="preserve"> MVM </w:t>
+      </w:r>
+      <w:r>
+        <w:rPr>
+          <w:rFonts w:ascii="宋体" w:eastAsia="宋体" w:hAnsi="宋体" w:cs="宋体" w:hint="eastAsia"/>
+          <w:lang w:eastAsia="zh-CN"/>
+        </w:rPr>
+        <w:t>交叉阵列</w:t>
+      </w:r>
+      <w:r>
+        <w:t xml:space="preserve"> = </w:t>
+      </w:r>
+      <w:r>
+        <w:rPr>
+          <w:rFonts w:ascii="宋体" w:eastAsia="宋体" w:hAnsi="宋体" w:cs="宋体" w:hint="eastAsia"/>
+          <w:lang w:eastAsia="zh-CN"/>
+        </w:rPr>
+        <w:t>电子域矩阵</w:t>
+      </w:r>
+      <w:r>
+        <w:t>-</w:t>
+      </w:r>
+      <w:r>
+        <w:rPr>
+          <w:rFonts w:ascii="宋体" w:eastAsia="宋体" w:hAnsi="宋体" w:cs="宋体" w:hint="eastAsia"/>
+          <w:lang w:eastAsia="zh-CN"/>
+        </w:rPr>
+        <w:t>向量乘，与光子</w:t>
+      </w:r>
+      <w:r>
+        <w:t xml:space="preserve"> MZI mesh</w:t>
+      </w:r>
+      <w:r>
+        <w:rPr>
+          <w:rFonts w:ascii="宋体" w:eastAsia="宋体" w:hAnsi="宋体" w:cs="宋体" w:hint="eastAsia"/>
+          <w:lang w:eastAsia="zh-CN"/>
+        </w:rPr>
+        <w:t>、商业模拟</w:t>
+      </w:r>
+      <w:r>
+        <w:t xml:space="preserve"> AI </w:t>
+      </w:r>
+      <w:r>
+        <w:rPr>
+          <w:rFonts w:ascii="宋体" w:eastAsia="宋体" w:hAnsi="宋体" w:cs="宋体" w:hint="eastAsia"/>
+          <w:lang w:eastAsia="zh-CN"/>
+        </w:rPr>
+        <w:t>加速器同族。</w:t>
+      </w:r>
+    </w:p>
+    <w:p>
+      <w:pPr>
+        <w:pStyle w:val="ListBullet"/>
+        <w:spacing w:after="72"/>
+      </w:pPr>
+      <w:r>
+        <w:rPr>
+          <w:rFonts w:ascii="宋体" w:eastAsia="宋体" w:hAnsi="宋体" w:cs="宋体" w:hint="eastAsia"/>
+          <w:b/>
+          <w:lang w:eastAsia="zh-CN"/>
+        </w:rPr>
+        <w:t>方法学独立</w:t>
+      </w:r>
+      <w:r>
+        <w:rPr>
+          <w:rFonts w:ascii="宋体" w:eastAsia="宋体" w:hAnsi="宋体" w:cs="宋体" w:hint="eastAsia"/>
+          <w:lang w:eastAsia="zh-CN"/>
+        </w:rPr>
+        <w:t>：判决全为死标量比对（闭式物理律</w:t>
+      </w:r>
+      <w:r>
+        <w:t xml:space="preserve"> golden</w:t>
+      </w:r>
+      <w:r>
+        <w:rPr>
+          <w:rFonts w:ascii="宋体" w:eastAsia="宋体" w:hAnsi="宋体" w:cs="宋体" w:hint="eastAsia"/>
+          <w:lang w:eastAsia="zh-CN"/>
+        </w:rPr>
+        <w:t>），</w:t>
+      </w:r>
+      <w:r>
+        <w:t xml:space="preserve">LLM </w:t>
+      </w:r>
+      <w:r>
+        <w:rPr>
+          <w:rFonts w:ascii="宋体" w:eastAsia="宋体" w:hAnsi="宋体" w:cs="宋体" w:hint="eastAsia"/>
+          <w:lang w:eastAsia="zh-CN"/>
+        </w:rPr>
+        <w:t>不进判决路径，零外部</w:t>
+      </w:r>
+      <w:r>
+        <w:t xml:space="preserve"> SPICE / </w:t>
+      </w:r>
+      <w:r>
+        <w:rPr>
+          <w:rFonts w:ascii="宋体" w:eastAsia="宋体" w:hAnsi="宋体" w:cs="宋体" w:hint="eastAsia"/>
+          <w:lang w:eastAsia="zh-CN"/>
+        </w:rPr>
+        <w:t>商业</w:t>
+      </w:r>
+      <w:r>
+        <w:t xml:space="preserve"> EDA </w:t>
+      </w:r>
+      <w:r>
+        <w:rPr>
+          <w:rFonts w:ascii="宋体" w:eastAsia="宋体" w:hAnsi="宋体" w:cs="宋体" w:hint="eastAsia"/>
+          <w:lang w:eastAsia="zh-CN"/>
+        </w:rPr>
+        <w:t>引擎。</w:t>
+      </w:r>
+    </w:p>
+    <w:p>
+      <w:pPr>
+        <w:pStyle w:val="ListBullet"/>
+        <w:spacing w:after="72"/>
+      </w:pPr>
+      <w:r>
+        <w:rPr>
+          <w:rFonts w:ascii="宋体" w:eastAsia="宋体" w:hAnsi="宋体" w:cs="宋体" w:hint="eastAsia"/>
+          <w:b/>
+          <w:lang w:eastAsia="zh-CN"/>
+        </w:rPr>
+        <w:t>带符号权重</w:t>
+      </w:r>
+      <w:r>
+        <w:rPr>
+          <w:rFonts w:ascii="宋体" w:eastAsia="宋体" w:hAnsi="宋体" w:cs="宋体" w:hint="eastAsia"/>
+          <w:lang w:eastAsia="zh-CN"/>
+        </w:rPr>
+        <w:t>：参考列法（</w:t>
+      </w:r>
+      <w:r>
+        <w:rPr>
+          <w:rFonts w:ascii="Courier" w:hAnsi="Courier"/>
+        </w:rPr>
+        <w:t>g_ij = g_base + s·W_ij</w:t>
+      </w:r>
+      <w:r>
+        <w:rPr>
+          <w:rFonts w:ascii="宋体" w:eastAsia="宋体" w:hAnsi="宋体" w:cs="宋体" w:hint="eastAsia"/>
+          <w:lang w:eastAsia="zh-CN"/>
+        </w:rPr>
+        <w:t>，数据列减参考列）。</w:t>
+      </w:r>
+    </w:p>
+    <w:p>
+      <w:pPr>
+        <w:pStyle w:val="ListBullet"/>
+        <w:spacing w:after="72"/>
+      </w:pPr>
+      <w:r>
+        <w:rPr>
+          <w:rFonts w:ascii="宋体" w:eastAsia="宋体" w:hAnsi="宋体" w:cs="宋体" w:hint="eastAsia"/>
+          <w:b/>
+          <w:lang w:eastAsia="zh-CN"/>
+        </w:rPr>
+        <w:t>器件级内核验证（E11-c）</w:t>
+      </w:r>
+      <w:r>
+        <w:rPr>
+          <w:rFonts w:ascii="宋体" w:eastAsia="宋体" w:hAnsi="宋体" w:cs="宋体" w:hint="eastAsia"/>
+          <w:lang w:eastAsia="zh-CN"/>
+        </w:rPr>
+        <w:t>：新增</w:t>
+      </w:r>
+      <w:r>
+        <w:t xml:space="preserve"> MOSCAP 1D </w:t>
+      </w:r>
+      <w:r>
+        <w:rPr>
+          <w:rFonts w:ascii="宋体" w:eastAsia="宋体" w:hAnsi="宋体" w:cs="宋体" w:hint="eastAsia"/>
+          <w:lang w:eastAsia="zh-CN"/>
+        </w:rPr>
+        <w:t>自洽泊松，使本包首次拥有「教科书闭式</w:t>
+      </w:r>
+      <w:r>
+        <w:t xml:space="preserve"> ⟷ </w:t>
+      </w:r>
+      <w:r>
+        <w:rPr>
+          <w:rFonts w:ascii="宋体" w:eastAsia="宋体" w:hAnsi="宋体" w:cs="宋体" w:hint="eastAsia"/>
+          <w:lang w:eastAsia="zh-CN"/>
+        </w:rPr>
+        <w:t>器件级</w:t>
+      </w:r>
+      <w:r>
+        <w:t xml:space="preserve"> PDE</w:t>
+      </w:r>
+      <w:r>
+        <w:rPr>
+          <w:rFonts w:ascii="宋体" w:eastAsia="宋体" w:hAnsi="宋体" w:cs="宋体" w:hint="eastAsia"/>
+          <w:lang w:eastAsia="zh-CN"/>
+        </w:rPr>
+        <w:t>」这条独立交叉验证路径（</w:t>
+      </w:r>
+      <w:r>
+        <w:t xml:space="preserve">V_th </w:t>
+      </w:r>
+      <w:r>
+        <w:rPr>
+          <w:rFonts w:ascii="宋体" w:eastAsia="宋体" w:hAnsi="宋体" w:cs="宋体" w:hint="eastAsia"/>
+          <w:lang w:eastAsia="zh-CN"/>
+        </w:rPr>
+        <w:t>一致到</w:t>
+      </w:r>
+      <w:r>
+        <w:t xml:space="preserve"> 2e-4%</w:t>
+      </w:r>
+      <w:r>
+        <w:rPr>
+          <w:rFonts w:ascii="宋体" w:eastAsia="宋体" w:hAnsi="宋体" w:cs="宋体" w:hint="eastAsia"/>
+          <w:lang w:eastAsia="zh-CN"/>
+        </w:rPr>
+        <w:t>）；此前器件模型只与</w:t>
+      </w:r>
+      <w:r>
+        <w:rPr>
+          <w:rFonts w:ascii="宋体" w:eastAsia="宋体" w:hAnsi="宋体" w:cs="宋体" w:hint="eastAsia"/>
+          <w:b/>
+          <w:lang w:eastAsia="zh-CN"/>
+        </w:rPr>
+        <w:t>自身闭式</w:t>
+      </w:r>
+      <w:r>
+        <w:rPr>
+          <w:rFonts w:ascii="宋体" w:eastAsia="宋体" w:hAnsi="宋体" w:cs="宋体" w:hint="eastAsia"/>
+          <w:lang w:eastAsia="zh-CN"/>
+        </w:rPr>
+        <w:t>自洽。</w:t>
+      </w:r>
+    </w:p>
+    <w:p>
+      <w:pPr>
+        <w:pStyle w:val="ListBullet"/>
+        <w:spacing w:after="72"/>
+      </w:pPr>
+      <w:r>
+        <w:rPr>
+          <w:rFonts w:ascii="宋体" w:eastAsia="宋体" w:hAnsi="宋体" w:cs="宋体" w:hint="eastAsia"/>
+          <w:b/>
+          <w:lang w:eastAsia="zh-CN"/>
+        </w:rPr>
+        <w:t>失效边界（E11-d）</w:t>
+      </w:r>
+      <w:r>
+        <w:rPr>
+          <w:rFonts w:ascii="宋体" w:eastAsia="宋体" w:hAnsi="宋体" w:cs="宋体" w:hint="eastAsia"/>
+          <w:lang w:eastAsia="zh-CN"/>
+        </w:rPr>
+        <w:t>：数值窗口（随网格变）与物理窗口（</w:t>
+      </w:r>
+      <w:r>
+        <w:rPr>
+          <w:rFonts w:ascii="宋体" w:eastAsia="宋体" w:hAnsi="宋体" w:cs="宋体" w:hint="eastAsia"/>
+          <w:b/>
+          <w:lang w:eastAsia="zh-CN"/>
+        </w:rPr>
+        <w:t>与网格无关</w:t>
+      </w:r>
+      <w:r>
+        <w:rPr>
+          <w:rFonts w:ascii="宋体" w:eastAsia="宋体" w:hAnsi="宋体" w:cs="宋体" w:hint="eastAsia"/>
+          <w:lang w:eastAsia="zh-CN"/>
+        </w:rPr>
+        <w:t>）严格分离</w:t>
+      </w:r>
+      <w:r>
+        <w:t xml:space="preserve"> ⇒ </w:t>
+      </w:r>
+      <w:r>
+        <w:rPr>
+          <w:rFonts w:ascii="宋体" w:eastAsia="宋体" w:hAnsi="宋体" w:cs="宋体" w:hint="eastAsia"/>
+          <w:lang w:eastAsia="zh-CN"/>
+        </w:rPr>
+        <w:t>半宽比</w:t>
+      </w:r>
+      <w:r>
+        <w:t xml:space="preserve"> </w:t>
+      </w:r>
+      <w:r>
+        <w:rPr>
+          <w:b/>
+        </w:rPr>
+        <w:t>0.835</w:t>
+      </w:r>
+      <w:r>
+        <w:t xml:space="preserve"> ⇒ </w:t>
+      </w:r>
+      <w:r>
+        <w:rPr>
+          <w:rFonts w:ascii="宋体" w:eastAsia="宋体" w:hAnsi="宋体" w:cs="宋体" w:hint="eastAsia"/>
+          <w:b/>
+          <w:lang w:eastAsia="zh-CN"/>
+        </w:rPr>
+        <w:t>物理模型先失效、数值后崩</w:t>
+      </w:r>
+      <w:r>
+        <w:rPr>
+          <w:rFonts w:ascii="宋体" w:eastAsia="宋体" w:hAnsi="宋体" w:cs="宋体" w:hint="eastAsia"/>
+          <w:lang w:eastAsia="zh-CN"/>
+        </w:rPr>
+        <w:t>；文献缺口量化：</w:t>
+      </w:r>
+      <w:r>
+        <w:t xml:space="preserve">L=65 nm </w:t>
+      </w:r>
+      <w:r>
+        <w:rPr>
+          <w:rFonts w:ascii="宋体" w:eastAsia="宋体" w:hAnsi="宋体" w:cs="宋体" w:hint="eastAsia"/>
+          <w:lang w:eastAsia="zh-CN"/>
+        </w:rPr>
+        <w:t>时</w:t>
+      </w:r>
+      <w:r>
+        <w:t xml:space="preserve"> roll-off </w:t>
+      </w:r>
+      <w:r>
+        <w:rPr>
+          <w:rFonts w:ascii="宋体" w:eastAsia="宋体" w:hAnsi="宋体" w:cs="宋体" w:hint="eastAsia"/>
+          <w:lang w:eastAsia="zh-CN"/>
+        </w:rPr>
+        <w:t>占</w:t>
+      </w:r>
+      <w:r>
+        <w:t xml:space="preserve"> V_th 37.9%</w:t>
+      </w:r>
+      <w:r>
+        <w:rPr>
+          <w:rFonts w:ascii="宋体" w:eastAsia="宋体" w:hAnsi="宋体" w:cs="宋体" w:hint="eastAsia"/>
+          <w:lang w:eastAsia="zh-CN"/>
+        </w:rPr>
+        <w:t>（</w:t>
+      </w:r>
+      <w:r>
+        <w:rPr>
+          <w:rFonts w:ascii="宋体" w:eastAsia="宋体" w:hAnsi="宋体" w:cs="宋体" w:hint="eastAsia"/>
+          <w:b/>
+          <w:lang w:eastAsia="zh-CN"/>
+        </w:rPr>
+        <w:t>非 LDA 计算结果</w:t>
+      </w:r>
+      <w:r>
+        <w:rPr>
+          <w:rFonts w:ascii="宋体" w:eastAsia="宋体" w:hAnsi="宋体" w:cs="宋体" w:hint="eastAsia"/>
+          <w:lang w:eastAsia="zh-CN"/>
+        </w:rPr>
+        <w:t>）。</w:t>
+      </w:r>
+    </w:p>
+    <w:p>
+      <w:pPr>
+        <w:pStyle w:val="ListBullet"/>
+        <w:spacing w:after="72"/>
+      </w:pPr>
+      <w:r>
+        <w:rPr>
+          <w:rFonts w:ascii="宋体" w:eastAsia="宋体" w:hAnsi="宋体" w:cs="宋体" w:hint="eastAsia"/>
+          <w:b/>
+          <w:lang w:eastAsia="zh-CN"/>
+        </w:rPr>
+        <w:t>短沟道效应由 2D 解自然涌现（E12）</w:t>
+      </w:r>
+      <w:r>
+        <w:rPr>
+          <w:rFonts w:ascii="宋体" w:eastAsia="宋体" w:hAnsi="宋体" w:cs="宋体" w:hint="eastAsia"/>
+          <w:lang w:eastAsia="zh-CN"/>
+        </w:rPr>
+        <w:t>：</w:t>
+      </w:r>
+      <w:r>
+        <w:t xml:space="preserve">E11-d </w:t>
+      </w:r>
+      <w:r>
+        <w:rPr>
+          <w:rFonts w:ascii="宋体" w:eastAsia="宋体" w:hAnsi="宋体" w:cs="宋体" w:hint="eastAsia"/>
+          <w:lang w:eastAsia="zh-CN"/>
+        </w:rPr>
+        <w:t>曾登记「平台算不了」；</w:t>
+      </w:r>
+      <w:r>
+        <w:t xml:space="preserve">E12 </w:t>
+      </w:r>
+      <w:r>
+        <w:rPr>
+          <w:rFonts w:ascii="宋体" w:eastAsia="宋体" w:hAnsi="宋体" w:cs="宋体" w:hint="eastAsia"/>
+          <w:lang w:eastAsia="zh-CN"/>
+        </w:rPr>
+        <w:t>补上四端</w:t>
+      </w:r>
+      <w:r>
+        <w:t xml:space="preserve"> 2D </w:t>
+      </w:r>
+      <w:r>
+        <w:rPr>
+          <w:rFonts w:ascii="宋体" w:eastAsia="宋体" w:hAnsi="宋体" w:cs="宋体" w:hint="eastAsia"/>
+          <w:lang w:eastAsia="zh-CN"/>
+        </w:rPr>
+        <w:t>自洽泊松后，</w:t>
+      </w:r>
+      <w:r>
+        <w:t xml:space="preserve">roll-off / DIBL </w:t>
+      </w:r>
+      <w:r>
+        <w:rPr>
+          <w:rFonts w:ascii="宋体" w:eastAsia="宋体" w:hAnsi="宋体" w:cs="宋体" w:hint="eastAsia"/>
+          <w:lang w:eastAsia="zh-CN"/>
+        </w:rPr>
+        <w:t>不再靠文献式代入</w:t>
+      </w:r>
+      <w:r>
+        <w:t>——</w:t>
+      </w:r>
+      <w:r>
+        <w:rPr>
+          <w:rFonts w:ascii="宋体" w:eastAsia="宋体" w:hAnsi="宋体" w:cs="宋体" w:hint="eastAsia"/>
+          <w:b/>
+          <w:lang w:eastAsia="zh-CN"/>
+        </w:rPr>
+        <w:t>DIBL 153.6 mV/V 且满足 ln(DIBL)–L 指数衰减律（R² 0.9986 · ℓ_eff 68.9 nm）</w:t>
+      </w:r>
+      <w:r>
+        <w:rPr>
+          <w:rFonts w:ascii="宋体" w:eastAsia="宋体" w:hAnsi="宋体" w:cs="宋体" w:hint="eastAsia"/>
+          <w:lang w:eastAsia="zh-CN"/>
+        </w:rPr>
+        <w:t>，这是该能力「真做出来了」的决定性证据。</w:t>
+      </w:r>
+    </w:p>
+    <w:p>
+      <w:pPr>
+        <w:pStyle w:val="ListBullet"/>
+        <w:spacing w:after="72"/>
+      </w:pPr>
+      <w:r>
+        <w:rPr>
+          <w:rFonts w:ascii="宋体" w:eastAsia="宋体" w:hAnsi="宋体" w:cs="宋体" w:hint="eastAsia"/>
+          <w:b/>
+          <w:lang w:eastAsia="zh-CN"/>
+        </w:rPr>
+        <w:t>亚阈值摆幅：60 mV/dec 是硬下限，不是目标（E13）</w:t>
+      </w:r>
+      <w:r>
+        <w:rPr>
+          <w:rFonts w:ascii="宋体" w:eastAsia="宋体" w:hAnsi="宋体" w:cs="宋体" w:hint="eastAsia"/>
+          <w:lang w:eastAsia="zh-CN"/>
+        </w:rPr>
+        <w:t>：</w:t>
+      </w:r>
+      <w:r>
+        <w:t xml:space="preserve">E12 </w:t>
+      </w:r>
+      <w:r>
+        <w:rPr>
+          <w:rFonts w:ascii="宋体" w:eastAsia="宋体" w:hAnsi="宋体" w:cs="宋体" w:hint="eastAsia"/>
+          <w:lang w:eastAsia="zh-CN"/>
+        </w:rPr>
+        <w:t>的「不产</w:t>
+      </w:r>
+      <w:r>
+        <w:t xml:space="preserve"> I-V</w:t>
+      </w:r>
+      <w:r>
+        <w:rPr>
+          <w:rFonts w:ascii="宋体" w:eastAsia="宋体" w:hAnsi="宋体" w:cs="宋体" w:hint="eastAsia"/>
+          <w:lang w:eastAsia="zh-CN"/>
+        </w:rPr>
+        <w:t>」缺口由</w:t>
+      </w:r>
+      <w:r>
+        <w:t xml:space="preserve"> E13 </w:t>
+      </w:r>
+      <w:r>
+        <w:rPr>
+          <w:rFonts w:ascii="宋体" w:eastAsia="宋体" w:hAnsi="宋体" w:cs="宋体" w:hint="eastAsia"/>
+          <w:lang w:eastAsia="zh-CN"/>
+        </w:rPr>
+        <w:t>的稳态漂移扩散输运关掉。</w:t>
+      </w:r>
+      <w:r>
+        <w:rPr>
+          <w:rFonts w:ascii="宋体" w:eastAsia="宋体" w:hAnsi="宋体" w:cs="宋体" w:hint="eastAsia"/>
+          <w:b/>
+          <w:lang w:eastAsia="zh-CN"/>
+        </w:rPr>
+        <w:t>「SS → 60」是错的目标</w:t>
+      </w:r>
+      <w:r>
+        <w:t xml:space="preserve"> —— </w:t>
+      </w:r>
+      <w:r>
+        <w:rPr>
+          <w:rFonts w:ascii="宋体" w:eastAsia="宋体" w:hAnsi="宋体" w:cs="宋体" w:hint="eastAsia"/>
+          <w:lang w:eastAsia="zh-CN"/>
+        </w:rPr>
+        <w:t>体硅器件因体效应收敛到</w:t>
+      </w:r>
+      <w:r>
+        <w:t xml:space="preserve"> </w:t>
+      </w:r>
+      <w:r>
+        <w:rPr>
+          <w:rFonts w:ascii="Courier" w:hAnsi="Courier"/>
+        </w:rPr>
+        <w:t>60·(1+Cd/Cox)</w:t>
+      </w:r>
+      <w:r>
+        <w:t xml:space="preserve"> </w:t>
+      </w:r>
+      <w:r>
+        <w:rPr>
+          <w:rFonts w:ascii="宋体" w:eastAsia="宋体" w:hAnsi="宋体" w:cs="宋体" w:hint="eastAsia"/>
+          <w:lang w:eastAsia="zh-CN"/>
+        </w:rPr>
+        <w:t>的平台（本例</w:t>
+      </w:r>
+      <w:r>
+        <w:t xml:space="preserve"> ≈ </w:t>
+      </w:r>
+      <w:r>
+        <w:rPr>
+          <w:b/>
+        </w:rPr>
+        <w:t>66.4</w:t>
+      </w:r>
+      <w:r>
+        <w:rPr>
+          <w:rFonts w:ascii="宋体" w:eastAsia="宋体" w:hAnsi="宋体" w:cs="宋体" w:hint="eastAsia"/>
+          <w:lang w:eastAsia="zh-CN"/>
+        </w:rPr>
+        <w:t>）</w:t>
+      </w:r>
+      <w:r>
+        <w:t xml:space="preserve">⇒ 60 </w:t>
+      </w:r>
+      <w:r>
+        <w:rPr>
+          <w:rFonts w:ascii="宋体" w:eastAsia="宋体" w:hAnsi="宋体" w:cs="宋体" w:hint="eastAsia"/>
+          <w:lang w:eastAsia="zh-CN"/>
+        </w:rPr>
+        <w:t>的角色是</w:t>
+      </w:r>
+      <w:r>
+        <w:rPr>
+          <w:rFonts w:ascii="宋体" w:eastAsia="宋体" w:hAnsi="宋体" w:cs="宋体" w:hint="eastAsia"/>
+          <w:b/>
+          <w:lang w:eastAsia="zh-CN"/>
+        </w:rPr>
+        <w:t>物理定律硬下限（不等式）</w:t>
+      </w:r>
+      <w:r>
+        <w:rPr>
+          <w:rFonts w:ascii="宋体" w:eastAsia="宋体" w:hAnsi="宋体" w:cs="宋体" w:hint="eastAsia"/>
+          <w:lang w:eastAsia="zh-CN"/>
+        </w:rPr>
+        <w:t>，不是渐近目标。实测长沟道</w:t>
+      </w:r>
+      <w:r>
+        <w:t xml:space="preserve"> 2D </w:t>
+      </w:r>
+      <w:r>
+        <w:rPr>
+          <w:b/>
+        </w:rPr>
+        <w:t>68.08</w:t>
+      </w:r>
+      <w:r>
+        <w:t xml:space="preserve"> ⟷ </w:t>
+      </w:r>
+      <w:r>
+        <w:rPr>
+          <w:rFonts w:ascii="宋体" w:eastAsia="宋体" w:hAnsi="宋体" w:cs="宋体" w:hint="eastAsia"/>
+          <w:lang w:eastAsia="zh-CN"/>
+        </w:rPr>
+        <w:t>闭式</w:t>
+      </w:r>
+      <w:r>
+        <w:t xml:space="preserve"> </w:t>
+      </w:r>
+      <w:r>
+        <w:rPr>
+          <w:b/>
+        </w:rPr>
+        <w:t>66.41</w:t>
+      </w:r>
+      <w:r>
+        <w:rPr>
+          <w:rFonts w:ascii="宋体" w:eastAsia="宋体" w:hAnsi="宋体" w:cs="宋体" w:hint="eastAsia"/>
+          <w:lang w:eastAsia="zh-CN"/>
+        </w:rPr>
+        <w:t>（</w:t>
+      </w:r>
+      <w:r>
+        <w:t>rel 2.52%</w:t>
+      </w:r>
+      <w:r>
+        <w:rPr>
+          <w:rFonts w:ascii="宋体" w:eastAsia="宋体" w:hAnsi="宋体" w:cs="宋体" w:hint="eastAsia"/>
+          <w:lang w:eastAsia="zh-CN"/>
+        </w:rPr>
+        <w:t>）；短沟道退化</w:t>
+      </w:r>
+      <w:r>
+        <w:t xml:space="preserve"> </w:t>
+      </w:r>
+      <w:r>
+        <w:rPr>
+          <w:b/>
+        </w:rPr>
+        <w:t>65 nm → 226.9 mV/dec</w:t>
+      </w:r>
+      <w:r>
+        <w:rPr>
+          <w:rFonts w:ascii="宋体" w:eastAsia="宋体" w:hAnsi="宋体" w:cs="宋体" w:hint="eastAsia"/>
+          <w:lang w:eastAsia="zh-CN"/>
+        </w:rPr>
+        <w:t>（与</w:t>
+      </w:r>
+      <w:r>
+        <w:t xml:space="preserve"> E12 </w:t>
+      </w:r>
+      <w:r>
+        <w:rPr>
+          <w:rFonts w:ascii="宋体" w:eastAsia="宋体" w:hAnsi="宋体" w:cs="宋体" w:hint="eastAsia"/>
+          <w:lang w:eastAsia="zh-CN"/>
+        </w:rPr>
+        <w:t>的</w:t>
+      </w:r>
+      <w:r>
+        <w:t xml:space="preserve"> roll-off / DIBL </w:t>
+      </w:r>
+      <w:r>
+        <w:rPr>
+          <w:rFonts w:ascii="宋体" w:eastAsia="宋体" w:hAnsi="宋体" w:cs="宋体" w:hint="eastAsia"/>
+          <w:b/>
+          <w:lang w:eastAsia="zh-CN"/>
+        </w:rPr>
+        <w:t>同向</w:t>
+      </w:r>
+      <w:r>
+        <w:rPr>
+          <w:rFonts w:ascii="宋体" w:eastAsia="宋体" w:hAnsi="宋体" w:cs="宋体" w:hint="eastAsia"/>
+          <w:lang w:eastAsia="zh-CN"/>
+        </w:rPr>
+        <w:t>，两条独立路径互证）。</w:t>
+      </w:r>
+      <w:r>
+        <w:t xml:space="preserve">🔴 </w:t>
+      </w:r>
+      <w:r>
+        <w:rPr>
+          <w:rFonts w:ascii="宋体" w:eastAsia="宋体" w:hAnsi="宋体" w:cs="宋体" w:hint="eastAsia"/>
+          <w:b/>
+          <w:lang w:eastAsia="zh-CN"/>
+        </w:rPr>
+        <w:t>仍是 DD 框架</w:t>
+      </w:r>
+      <w:r>
+        <w:t xml:space="preserve"> ⇒ </w:t>
+      </w:r>
+      <w:r>
+        <w:rPr>
+          <w:rFonts w:ascii="Courier" w:hAnsi="Courier"/>
+        </w:rPr>
+        <w:t>I_on</w:t>
+      </w:r>
+      <w:r>
+        <w:rPr>
+          <w:rFonts w:ascii="宋体" w:eastAsia="宋体" w:hAnsi="宋体" w:cs="宋体" w:hint="eastAsia"/>
+          <w:lang w:eastAsia="zh-CN"/>
+        </w:rPr>
+        <w:t xml:space="preserve"> 绝对值不可当器件性能。</w:t>
+      </w:r>
+    </w:p>
+    <w:p>
+      <w:bookmarkStart w:id="20" w:name="_Toc_section_10"/>
+      <w:bookmarkStart w:id="9" w:name="section-10"/>
+      <w:pPr>
+        <w:pStyle w:val="Heading2"/>
+        <w:spacing w:line="312" w:lineRule="auto" w:before="720" w:after="288"/>
+      </w:pPr>
+      <w:bookmarkEnd w:id="9"/>
+      <w:r>
+        <w:rPr>
+          <w:rFonts w:ascii="宋体" w:hAnsi="宋体" w:eastAsia="宋体" w:cs="宋体" w:hint="eastAsia"/>
+          <w:b/>
+          <w:sz w:val="36"/>
+          <w:lang w:eastAsia="zh-CN"/>
+        </w:rPr>
+        <w:t>十、先进性定位</w:t>
+      </w:r>
+      <w:bookmarkEnd w:id="20"/>
+    </w:p>
+    <w:p>
+      <w:pPr>
+        <w:spacing w:after="192"/>
+      </w:pPr>
+      <w:r>
+        <w:rPr>
+          <w:rFonts w:ascii="宋体" w:eastAsia="宋体" w:hAnsi="宋体" w:cs="宋体" w:hint="eastAsia"/>
+          <w:lang w:eastAsia="zh-CN"/>
+        </w:rPr>
+        <w:t>公开</w:t>
+      </w:r>
+      <w:r>
+        <w:t xml:space="preserve"> landmark </w:t>
+      </w:r>
+      <w:r>
+        <w:rPr>
+          <w:rFonts w:ascii="宋体" w:eastAsia="宋体" w:hAnsi="宋体" w:cs="宋体" w:hint="eastAsia"/>
+          <w:lang w:eastAsia="zh-CN"/>
+        </w:rPr>
+        <w:t>仅作背景坐标，与本案例</w:t>
+      </w:r>
+      <w:r>
+        <w:rPr>
+          <w:rFonts w:ascii="宋体" w:eastAsia="宋体" w:hAnsi="宋体" w:cs="宋体" w:hint="eastAsia"/>
+          <w:b/>
+          <w:lang w:eastAsia="zh-CN"/>
+        </w:rPr>
+        <w:t>不同台比较</w:t>
+      </w:r>
+      <w:r>
+        <w:rPr>
+          <w:rFonts w:ascii="宋体" w:eastAsia="宋体" w:hAnsi="宋体" w:cs="宋体" w:hint="eastAsia"/>
+          <w:lang w:eastAsia="zh-CN"/>
+        </w:rPr>
+        <w:t>。</w:t>
+      </w:r>
+    </w:p>
+    <w:tbl>
+      <w:tblPr>
+        <w:tblW w:type="pct" w:w="5000"/>
+        <w:tblLook w:firstColumn="1" w:firstRow="1" w:lastColumn="0" w:lastRow="0" w:noHBand="0" w:noVBand="1" w:val="04A0"/>
+        <w:tblLayout w:type="autofit"/>
+      </w:tblPr>
+      <w:tblGrid>
+        <w:gridCol w:w="2880"/>
+        <w:gridCol w:w="2880"/>
+        <w:gridCol w:w="2880"/>
+      </w:tblGrid>
+      <w:tr>
+        <w:tc>
+          <w:tcPr>
+            <w:tcW w:type="dxa" w:w="2880"/>
+            <w:vAlign w:val="center"/>
+            <w:tcBorders>
+              <w:top w:val="single" w:sz="6" w:space="0" w:color="CCCCCC"/>
+              <w:bottom w:val="single" w:sz="6" w:space="0" w:color="CCCCCC"/>
+              <w:left w:val="single" w:sz="6" w:space="0" w:color="CCCCCC"/>
+              <w:right w:val="single" w:sz="6" w:space="0" w:color="CCCCCC"/>
+            </w:tcBorders>
+            <w:shd w:val="clear" w:color="auto" w:fill="F5F7FA"/>
+            <w:tcMar>
+              <w:top w:w="96" w:type="dxa"/>
+              <w:bottom w:w="96" w:type="dxa"/>
+              <w:left w:w="144" w:type="dxa"/>
+              <w:right w:w="144" w:type="dxa"/>
+            </w:tcMar>
+          </w:tcPr>
+          <w:p>
+            <w:pPr>
+              <w:jc w:val="left"/>
+              <w:spacing w:line="240" w:lineRule="auto" w:before="50" w:after="50"/>
+            </w:pPr>
+            <w:r>
+              <w:rPr>
+                <w:rFonts w:ascii="黑体" w:hAnsi="黑体" w:eastAsia="黑体" w:hint="eastAsia"/>
+                <w:b/>
+                <w:sz w:val="20"/>
+              </w:rPr>
+              <w:t>维度</w:t>
+            </w:r>
+          </w:p>
+        </w:tc>
+        <w:tc>
+          <w:tcPr>
+            <w:tcW w:type="dxa" w:w="2880"/>
+            <w:vAlign w:val="center"/>
+            <w:tcBorders>
+              <w:top w:val="single" w:sz="6" w:space="0" w:color="CCCCCC"/>
+              <w:bottom w:val="single" w:sz="6" w:space="0" w:color="CCCCCC"/>
+              <w:left w:val="single" w:sz="6" w:space="0" w:color="CCCCCC"/>
+              <w:right w:val="single" w:sz="6" w:space="0" w:color="CCCCCC"/>
+            </w:tcBorders>
+            <w:shd w:val="clear" w:color="auto" w:fill="F5F7FA"/>
+            <w:tcMar>
+              <w:top w:w="96" w:type="dxa"/>
+              <w:bottom w:w="96" w:type="dxa"/>
+              <w:left w:w="144" w:type="dxa"/>
+              <w:right w:w="144" w:type="dxa"/>
+            </w:tcMar>
+          </w:tcPr>
+          <w:p>
+            <w:pPr>
+              <w:jc w:val="left"/>
+              <w:spacing w:line="240" w:lineRule="auto" w:before="50" w:after="50"/>
+            </w:pPr>
+            <w:r>
+              <w:rPr>
+                <w:rFonts w:ascii="黑体" w:hAnsi="黑体" w:eastAsia="黑体" w:hint="eastAsia"/>
+                <w:b/>
+                <w:sz w:val="20"/>
+              </w:rPr>
               <w:t>产业界</w:t>
             </w:r>
             <w:r>
@@ -30905,7 +35516,7 @@
         <w:rPr>
           <w:sz w:val="20"/>
         </w:rPr>
-        <w:t xml:space="preserve"> E1–E16</w:t>
+        <w:t xml:space="preserve"> E1–E17</w:t>
       </w:r>
       <w:r>
         <w:rPr>
@@ -30919,7 +35530,7 @@
         <w:rPr>
           <w:sz w:val="20"/>
         </w:rPr>
-        <w:t>D-150…D-183</w:t>
+        <w:t>D-150…D-187</w:t>
       </w:r>
       <w:r>
         <w:rPr>
